--- a/BiztvillCRM.Web/wwwroot/sablonok/VBF_KIF_MINTA.docx
+++ b/BiztvillCRM.Web/wwwroot/sablonok/VBF_KIF_MINTA.docx
@@ -944,16 +944,7 @@
                 <w:rFonts w:cs="Tahoma"/>
                 <w:lang w:val="hu-HU"/>
               </w:rPr>
-              <w:t>VIZSG_UZE</w:t>
-            </w:r>
-            <w:bookmarkStart w:id="0" w:name="_GoBack"/>
-            <w:bookmarkEnd w:id="0"/>
-            <w:r>
-              <w:rPr>
-                <w:rFonts w:cs="Tahoma"/>
-                <w:lang w:val="hu-HU"/>
-              </w:rPr>
-              <w:t>MI_KISERO</w:t>
+              <w:t>VIZSG_UZEMI_KISERO</w:t>
             </w:r>
             <w:r>
               <w:rPr>
@@ -2697,7 +2688,13 @@
               <w:rPr>
                 <w:rFonts w:eastAsia="Verdana"/>
               </w:rPr>
-              <w:t xml:space="preserve"> 1/2</w:t>
+              <w:t xml:space="preserve"> </w:t>
+            </w:r>
+            <w:r>
+              <w:rPr>
+                <w:rFonts w:eastAsia="Verdana"/>
+              </w:rPr>
+              <w:t>½</w:t>
             </w:r>
           </w:p>
         </w:tc>
@@ -4838,34 +4835,25 @@
                 <w:szCs w:val="24"/>
               </w:rPr>
             </w:pPr>
-            <w:sdt>
-              <w:sdtPr>
-                <w:rPr>
-                  <w:rFonts w:eastAsia="Verdana"/>
-                  <w:b/>
-                  <w:sz w:val="24"/>
-                  <w:szCs w:val="24"/>
-                </w:rPr>
-                <w:id w:val="-398049070"/>
-                <w14:checkbox>
-                  <w14:checked w14:val="1"/>
-                  <w14:checkedState w14:val="2612" w14:font="MS Gothic"/>
-                  <w14:uncheckedState w14:val="2610" w14:font="MS Gothic"/>
-                </w14:checkbox>
-              </w:sdtPr>
-              <w:sdtEndPr/>
-              <w:sdtContent>
-                <w:r>
-                  <w:rPr>
-                    <w:rFonts w:ascii="MS Gothic" w:eastAsia="MS Gothic" w:hAnsi="MS Gothic" w:hint="eastAsia"/>
-                    <w:b/>
-                    <w:sz w:val="24"/>
-                    <w:szCs w:val="24"/>
-                  </w:rPr>
-                  <w:t>☒</w:t>
-                </w:r>
-              </w:sdtContent>
-            </w:sdt>
+            <w:r>
+              <w:rPr>
+                <w:rFonts w:ascii="Segoe UI" w:hAnsi="Segoe UI" w:cs="Segoe UI"/>
+                <w:b/>
+                <w:sz w:val="24"/>
+                <w:szCs w:val="24"/>
+              </w:rPr>
+              <w:t>{{MF_X}</w:t>
+            </w:r>
+            <w:proofErr w:type="gramStart"/>
+            <w:r>
+              <w:rPr>
+                <w:rFonts w:ascii="Segoe UI" w:hAnsi="Segoe UI" w:cs="Segoe UI"/>
+                <w:b/>
+                <w:sz w:val="24"/>
+                <w:szCs w:val="24"/>
+              </w:rPr>
+              <w:t>}</w:t>
+            </w:r>
             <w:r>
               <w:rPr>
                 <w:rFonts w:cstheme="minorHAnsi"/>
@@ -4882,8 +4870,27 @@
                 <w:sz w:val="24"/>
                 <w:szCs w:val="24"/>
               </w:rPr>
+              <w:t xml:space="preserve">   </w:t>
+            </w:r>
+            <w:r>
+              <w:rPr>
+                <w:rFonts w:cstheme="minorHAnsi"/>
+                <w:b/>
+                <w:sz w:val="24"/>
+                <w:szCs w:val="24"/>
+              </w:rPr>
               <w:t>MEGFELEL</w:t>
             </w:r>
+            <w:r>
+              <w:rPr>
+                <w:rFonts w:cstheme="minorHAnsi"/>
+                <w:b/>
+                <w:sz w:val="24"/>
+                <w:szCs w:val="24"/>
+              </w:rPr>
+              <w:t>T</w:t>
+            </w:r>
+            <w:proofErr w:type="gramEnd"/>
           </w:p>
         </w:tc>
         <w:tc>
@@ -4909,34 +4916,15 @@
                 <w:szCs w:val="24"/>
               </w:rPr>
             </w:pPr>
-            <w:sdt>
-              <w:sdtPr>
-                <w:rPr>
-                  <w:rFonts w:eastAsia="Verdana"/>
-                  <w:b/>
-                  <w:sz w:val="24"/>
-                  <w:szCs w:val="24"/>
-                </w:rPr>
-                <w:id w:val="-443149791"/>
-                <w14:checkbox>
-                  <w14:checked w14:val="0"/>
-                  <w14:checkedState w14:val="2612" w14:font="MS Gothic"/>
-                  <w14:uncheckedState w14:val="2610" w14:font="MS Gothic"/>
-                </w14:checkbox>
-              </w:sdtPr>
-              <w:sdtEndPr/>
-              <w:sdtContent>
-                <w:r>
-                  <w:rPr>
-                    <w:rFonts w:ascii="MS Gothic" w:eastAsia="MS Gothic" w:hAnsi="MS Gothic" w:hint="eastAsia"/>
-                    <w:b/>
-                    <w:sz w:val="24"/>
-                    <w:szCs w:val="24"/>
-                  </w:rPr>
-                  <w:t>☐</w:t>
-                </w:r>
-              </w:sdtContent>
-            </w:sdt>
+            <w:r>
+              <w:rPr>
+                <w:rFonts w:ascii="Segoe UI" w:hAnsi="Segoe UI" w:cs="Segoe UI"/>
+                <w:b/>
+                <w:sz w:val="24"/>
+                <w:szCs w:val="24"/>
+              </w:rPr>
+              <w:t>{{NMF_X}}</w:t>
+            </w:r>
             <w:r>
               <w:rPr>
                 <w:rFonts w:cstheme="minorHAnsi"/>
@@ -4944,7 +4932,43 @@
                 <w:sz w:val="24"/>
                 <w:szCs w:val="24"/>
               </w:rPr>
-              <w:t xml:space="preserve"> NEM FELEL MEG</w:t>
+              <w:t xml:space="preserve"> </w:t>
+            </w:r>
+            <w:r>
+              <w:rPr>
+                <w:rFonts w:cstheme="minorHAnsi"/>
+                <w:b/>
+                <w:sz w:val="24"/>
+                <w:szCs w:val="24"/>
+              </w:rPr>
+              <w:t xml:space="preserve">   </w:t>
+            </w:r>
+            <w:r>
+              <w:rPr>
+                <w:rFonts w:cstheme="minorHAnsi"/>
+                <w:b/>
+                <w:sz w:val="24"/>
+                <w:szCs w:val="24"/>
+              </w:rPr>
+              <w:t>NEM FELEL</w:t>
+            </w:r>
+            <w:r>
+              <w:rPr>
+                <w:rFonts w:cstheme="minorHAnsi"/>
+                <w:b/>
+                <w:sz w:val="24"/>
+                <w:szCs w:val="24"/>
+              </w:rPr>
+              <w:t>T</w:t>
+            </w:r>
+            <w:r>
+              <w:rPr>
+                <w:rFonts w:cstheme="minorHAnsi"/>
+                <w:b/>
+                <w:sz w:val="24"/>
+                <w:szCs w:val="24"/>
+              </w:rPr>
+              <w:t xml:space="preserve"> MEG</w:t>
             </w:r>
           </w:p>
         </w:tc>
@@ -5056,19 +5080,38 @@
           </w:tcPr>
           <w:p>
             <w:pPr>
-              <w:spacing w:line="276" w:lineRule="auto"/>
-              <w:ind w:left="126" w:right="563"/>
+              <w:pStyle w:val="HTML-kntformzott"/>
+              <w:rPr>
+                <w:rFonts w:ascii="Cascadia Mono" w:hAnsi="Cascadia Mono"/>
+                <w:color w:val="000000"/>
+                <w:sz w:val="18"/>
+                <w:szCs w:val="18"/>
+              </w:rPr>
+            </w:pPr>
+            <w:r>
               <w:rPr>
                 <w:rFonts w:eastAsia="Arial"/>
                 <w:sz w:val="24"/>
               </w:rPr>
-            </w:pPr>
-            <w:r>
-              <w:rPr>
-                <w:rFonts w:eastAsia="Arial"/>
-                <w:sz w:val="24"/>
-              </w:rPr>
-              <w:t>-</w:t>
+              <w:t>{{</w:t>
+            </w:r>
+            <w:r>
+              <w:rPr>
+                <w:rFonts w:ascii="Cascadia Mono" w:hAnsi="Cascadia Mono"/>
+                <w:color w:val="000000"/>
+                <w:sz w:val="18"/>
+                <w:szCs w:val="18"/>
+              </w:rPr>
+              <w:t>HIBAK_B</w:t>
+            </w:r>
+            <w:r>
+              <w:rPr>
+                <w:rFonts w:ascii="Cascadia Mono" w:hAnsi="Cascadia Mono"/>
+                <w:color w:val="000000"/>
+                <w:sz w:val="18"/>
+                <w:szCs w:val="18"/>
+              </w:rPr>
+              <w:t>}}</w:t>
             </w:r>
           </w:p>
         </w:tc>
@@ -5191,11 +5234,28 @@
             </w:pPr>
             <w:r>
               <w:rPr>
-                <w:rFonts w:eastAsia="Arial" w:cs="Segoe UI"/>
-                <w:sz w:val="24"/>
-                <w:szCs w:val="22"/>
-              </w:rPr>
-              <w:t>-</w:t>
+                <w:rFonts w:eastAsia="Arial"/>
+                <w:sz w:val="24"/>
+              </w:rPr>
+              <w:t>{{</w:t>
+            </w:r>
+            <w:r>
+              <w:rPr>
+                <w:rFonts w:ascii="Cascadia Mono" w:hAnsi="Cascadia Mono"/>
+                <w:color w:val="000000"/>
+                <w:sz w:val="18"/>
+                <w:szCs w:val="18"/>
+              </w:rPr>
+              <w:t>HIBAK_C</w:t>
+            </w:r>
+            <w:r>
+              <w:rPr>
+                <w:rFonts w:ascii="Cascadia Mono" w:hAnsi="Cascadia Mono"/>
+                <w:color w:val="000000"/>
+                <w:sz w:val="18"/>
+                <w:szCs w:val="18"/>
+              </w:rPr>
+              <w:t>}}</w:t>
             </w:r>
           </w:p>
         </w:tc>
@@ -5344,10 +5404,28 @@
             </w:pPr>
             <w:r>
               <w:rPr>
-                <w:rFonts w:eastAsia="Arial" w:cs="Segoe UI"/>
-                <w:szCs w:val="22"/>
-              </w:rPr>
-              <w:t>{{SCAN}}</w:t>
+                <w:rFonts w:eastAsia="Arial"/>
+                <w:sz w:val="24"/>
+              </w:rPr>
+              <w:t>{{</w:t>
+            </w:r>
+            <w:r>
+              <w:rPr>
+                <w:rFonts w:ascii="Cascadia Mono" w:hAnsi="Cascadia Mono"/>
+                <w:color w:val="000000"/>
+                <w:sz w:val="18"/>
+                <w:szCs w:val="18"/>
+              </w:rPr>
+              <w:t>HIBAK_</w:t>
+            </w:r>
+            <w:r>
+              <w:rPr>
+                <w:rFonts w:ascii="Cascadia Mono" w:hAnsi="Cascadia Mono"/>
+                <w:color w:val="000000"/>
+                <w:sz w:val="18"/>
+                <w:szCs w:val="18"/>
+              </w:rPr>
+              <w:t>D}}</w:t>
             </w:r>
           </w:p>
         </w:tc>
@@ -6033,10 +6111,28 @@
             </w:pPr>
             <w:r>
               <w:rPr>
-                <w:rFonts w:eastAsia="Arial" w:cs="Segoe UI"/>
-                <w:szCs w:val="22"/>
-              </w:rPr>
-              <w:t>-</w:t>
+                <w:rFonts w:eastAsia="Arial"/>
+                <w:sz w:val="24"/>
+              </w:rPr>
+              <w:t>{{</w:t>
+            </w:r>
+            <w:r>
+              <w:rPr>
+                <w:rFonts w:ascii="Cascadia Mono" w:hAnsi="Cascadia Mono"/>
+                <w:color w:val="000000"/>
+                <w:sz w:val="18"/>
+                <w:szCs w:val="18"/>
+              </w:rPr>
+              <w:t>HIBAK_</w:t>
+            </w:r>
+            <w:r>
+              <w:rPr>
+                <w:rFonts w:ascii="Cascadia Mono" w:hAnsi="Cascadia Mono"/>
+                <w:color w:val="000000"/>
+                <w:sz w:val="18"/>
+                <w:szCs w:val="18"/>
+              </w:rPr>
+              <w:t>E}}</w:t>
             </w:r>
           </w:p>
         </w:tc>
@@ -7307,38 +7403,39 @@
                 <w:szCs w:val="32"/>
               </w:rPr>
             </w:pPr>
-            <w:sdt>
-              <w:sdtPr>
-                <w:rPr>
-                  <w:rFonts w:eastAsia="Verdana"/>
-                  <w:b/>
-                  <w:sz w:val="24"/>
-                </w:rPr>
-                <w:id w:val="-20936567"/>
-                <w14:checkbox>
-                  <w14:checked w14:val="1"/>
-                  <w14:checkedState w14:val="2612" w14:font="MS Gothic"/>
-                  <w14:uncheckedState w14:val="2610" w14:font="MS Gothic"/>
-                </w14:checkbox>
-              </w:sdtPr>
-              <w:sdtEndPr/>
-              <w:sdtContent>
-                <w:r>
-                  <w:rPr>
-                    <w:rFonts w:ascii="MS Gothic" w:eastAsia="MS Gothic" w:hAnsi="MS Gothic" w:hint="eastAsia"/>
-                    <w:b/>
-                    <w:sz w:val="24"/>
-                  </w:rPr>
-                  <w:t>☒</w:t>
-                </w:r>
-              </w:sdtContent>
-            </w:sdt>
-            <w:r>
-              <w:rPr>
-                <w:rFonts w:cstheme="minorHAnsi"/>
-                <w:b/>
-                <w:sz w:val="24"/>
-                <w:szCs w:val="16"/>
+            <w:r>
+              <w:rPr>
+                <w:rFonts w:ascii="Segoe UI" w:hAnsi="Segoe UI" w:cs="Segoe UI"/>
+                <w:b/>
+                <w:sz w:val="24"/>
+                <w:szCs w:val="24"/>
+              </w:rPr>
+              <w:t>{{</w:t>
+            </w:r>
+            <w:r>
+              <w:rPr>
+                <w:rFonts w:ascii="Segoe UI" w:hAnsi="Segoe UI" w:cs="Segoe UI"/>
+                <w:b/>
+                <w:sz w:val="24"/>
+                <w:szCs w:val="24"/>
+              </w:rPr>
+              <w:t>V</w:t>
+            </w:r>
+            <w:r>
+              <w:rPr>
+                <w:rFonts w:ascii="Segoe UI" w:hAnsi="Segoe UI" w:cs="Segoe UI"/>
+                <w:b/>
+                <w:sz w:val="24"/>
+                <w:szCs w:val="24"/>
+              </w:rPr>
+              <w:t>MF_X}}</w:t>
+            </w:r>
+            <w:r>
+              <w:rPr>
+                <w:rFonts w:ascii="Segoe UI" w:hAnsi="Segoe UI" w:cs="Segoe UI"/>
+                <w:b/>
+                <w:sz w:val="24"/>
+                <w:szCs w:val="24"/>
               </w:rPr>
               <w:t xml:space="preserve"> </w:t>
             </w:r>
@@ -7374,38 +7471,39 @@
                 <w:szCs w:val="32"/>
               </w:rPr>
             </w:pPr>
-            <w:sdt>
-              <w:sdtPr>
-                <w:rPr>
-                  <w:rFonts w:eastAsia="Verdana"/>
-                  <w:b/>
-                  <w:sz w:val="24"/>
-                </w:rPr>
-                <w:id w:val="1647081672"/>
-                <w14:checkbox>
-                  <w14:checked w14:val="0"/>
-                  <w14:checkedState w14:val="2612" w14:font="MS Gothic"/>
-                  <w14:uncheckedState w14:val="2610" w14:font="MS Gothic"/>
-                </w14:checkbox>
-              </w:sdtPr>
-              <w:sdtEndPr/>
-              <w:sdtContent>
-                <w:r>
-                  <w:rPr>
-                    <w:rFonts w:ascii="MS Gothic" w:eastAsia="MS Gothic" w:hAnsi="MS Gothic" w:hint="eastAsia"/>
-                    <w:b/>
-                    <w:sz w:val="24"/>
-                  </w:rPr>
-                  <w:t>☐</w:t>
-                </w:r>
-              </w:sdtContent>
-            </w:sdt>
-            <w:r>
-              <w:rPr>
-                <w:rFonts w:cstheme="minorHAnsi"/>
-                <w:b/>
-                <w:sz w:val="24"/>
-                <w:szCs w:val="16"/>
+            <w:r>
+              <w:rPr>
+                <w:rFonts w:ascii="Segoe UI" w:hAnsi="Segoe UI" w:cs="Segoe UI"/>
+                <w:b/>
+                <w:sz w:val="24"/>
+                <w:szCs w:val="24"/>
+              </w:rPr>
+              <w:t>{{</w:t>
+            </w:r>
+            <w:r>
+              <w:rPr>
+                <w:rFonts w:ascii="Segoe UI" w:hAnsi="Segoe UI" w:cs="Segoe UI"/>
+                <w:b/>
+                <w:sz w:val="24"/>
+                <w:szCs w:val="24"/>
+              </w:rPr>
+              <w:t>V</w:t>
+            </w:r>
+            <w:r>
+              <w:rPr>
+                <w:rFonts w:ascii="Segoe UI" w:hAnsi="Segoe UI" w:cs="Segoe UI"/>
+                <w:b/>
+                <w:sz w:val="24"/>
+                <w:szCs w:val="24"/>
+              </w:rPr>
+              <w:t>NMF_X}}</w:t>
+            </w:r>
+            <w:r>
+              <w:rPr>
+                <w:rFonts w:ascii="Segoe UI" w:hAnsi="Segoe UI" w:cs="Segoe UI"/>
+                <w:b/>
+                <w:sz w:val="24"/>
+                <w:szCs w:val="24"/>
               </w:rPr>
               <w:t xml:space="preserve"> </w:t>
             </w:r>
@@ -7642,8 +7740,9 @@
                 <w:sz w:val="24"/>
                 <w:szCs w:val="22"/>
               </w:rPr>
-              <w:t xml:space="preserve">Mellékletek száma: </w:t>
-            </w:r>
+              <w:t>Mellékletek száma</w:t>
+            </w:r>
+            <w:proofErr w:type="gramStart"/>
             <w:r>
               <w:rPr>
                 <w:rFonts w:eastAsia="Arial" w:cs="Segoe UI"/>
@@ -7652,7 +7751,7 @@
                 <w:sz w:val="24"/>
                 <w:szCs w:val="22"/>
               </w:rPr>
-              <w:t>2</w:t>
+              <w:t xml:space="preserve">: </w:t>
             </w:r>
             <w:r>
               <w:rPr>
@@ -7663,6 +7762,49 @@
                 <w:szCs w:val="22"/>
               </w:rPr>
               <w:t xml:space="preserve"> </w:t>
+            </w:r>
+            <w:r>
+              <w:rPr>
+                <w:rFonts w:eastAsia="Arial" w:cs="Segoe UI"/>
+                <w:i/>
+                <w:spacing w:val="-3"/>
+                <w:sz w:val="24"/>
+                <w:szCs w:val="22"/>
+              </w:rPr>
+              <w:t>{</w:t>
+            </w:r>
+            <w:proofErr w:type="gramEnd"/>
+            <w:r>
+              <w:rPr>
+                <w:rFonts w:eastAsia="Arial" w:cs="Segoe UI"/>
+                <w:i/>
+                <w:spacing w:val="-3"/>
+                <w:sz w:val="24"/>
+                <w:szCs w:val="22"/>
+              </w:rPr>
+              <w:t>{</w:t>
+            </w:r>
+            <w:proofErr w:type="spellStart"/>
+            <w:r>
+              <w:rPr>
+                <w:rFonts w:eastAsia="Arial" w:cs="Segoe UI"/>
+                <w:i/>
+                <w:spacing w:val="-3"/>
+                <w:sz w:val="24"/>
+                <w:szCs w:val="22"/>
+              </w:rPr>
+              <w:t>Melleklet_db</w:t>
+            </w:r>
+            <w:proofErr w:type="spellEnd"/>
+            <w:r>
+              <w:rPr>
+                <w:rFonts w:eastAsia="Arial" w:cs="Segoe UI"/>
+                <w:i/>
+                <w:spacing w:val="-3"/>
+                <w:sz w:val="24"/>
+                <w:szCs w:val="22"/>
+              </w:rPr>
+              <w:t xml:space="preserve">}} </w:t>
             </w:r>
             <w:r>
               <w:rPr>
@@ -7707,9 +7849,8 @@
                 <w:sz w:val="24"/>
                 <w:szCs w:val="22"/>
               </w:rPr>
-              <w:t xml:space="preserve">Hibavédelmi </w:t>
-            </w:r>
-            <w:proofErr w:type="spellStart"/>
+              <w:t>{{H</w:t>
+            </w:r>
             <w:r>
               <w:rPr>
                 <w:rFonts w:eastAsia="Arial" w:cs="Segoe UI"/>
@@ -7718,9 +7859,8 @@
                 <w:sz w:val="24"/>
                 <w:szCs w:val="22"/>
               </w:rPr>
-              <w:t>jgyk</w:t>
-            </w:r>
-            <w:proofErr w:type="spellEnd"/>
+              <w:t>IBAVED_JKV</w:t>
+            </w:r>
             <w:r>
               <w:rPr>
                 <w:rFonts w:eastAsia="Arial" w:cs="Segoe UI"/>
@@ -7729,7 +7869,17 @@
                 <w:sz w:val="24"/>
                 <w:szCs w:val="22"/>
               </w:rPr>
-              <w:t>.</w:t>
+              <w:t>}</w:t>
+            </w:r>
+            <w:r>
+              <w:rPr>
+                <w:rFonts w:eastAsia="Arial" w:cs="Segoe UI"/>
+                <w:i/>
+                <w:spacing w:val="-3"/>
+                <w:sz w:val="24"/>
+                <w:szCs w:val="22"/>
+              </w:rPr>
+              <w:t>}</w:t>
             </w:r>
           </w:p>
         </w:tc>
@@ -7763,7 +7913,27 @@
                 <w:sz w:val="24"/>
                 <w:szCs w:val="22"/>
               </w:rPr>
-              <w:t>ÁVK jegyzőkönyv</w:t>
+              <w:t>{{A</w:t>
+            </w:r>
+            <w:r>
+              <w:rPr>
+                <w:rFonts w:eastAsia="Arial" w:cs="Segoe UI"/>
+                <w:i/>
+                <w:spacing w:val="-3"/>
+                <w:sz w:val="24"/>
+                <w:szCs w:val="22"/>
+              </w:rPr>
+              <w:t>VK_JEGYZOKONYV</w:t>
+            </w:r>
+            <w:r>
+              <w:rPr>
+                <w:rFonts w:eastAsia="Arial" w:cs="Segoe UI"/>
+                <w:i/>
+                <w:spacing w:val="-3"/>
+                <w:sz w:val="24"/>
+                <w:szCs w:val="22"/>
+              </w:rPr>
+              <w:t>}}</w:t>
             </w:r>
           </w:p>
         </w:tc>
@@ -9152,8 +9322,10 @@
                 <w:rFonts w:eastAsia="Arial"/>
                 <w:b/>
               </w:rPr>
-              <w:t>6</w:t>
-            </w:r>
+              <w:t>3</w:t>
+            </w:r>
+            <w:bookmarkStart w:id="0" w:name="_GoBack"/>
+            <w:bookmarkEnd w:id="0"/>
             <w:r>
               <w:rPr>
                 <w:rFonts w:eastAsia="Arial"/>
@@ -33016,6 +33188,49 @@
       <w:lang w:val="en-US" w:eastAsia="en-US"/>
     </w:rPr>
   </w:style>
+  <w:style w:type="paragraph" w:styleId="HTML-kntformzott">
+    <w:name w:val="HTML Preformatted"/>
+    <w:basedOn w:val="Norml"/>
+    <w:link w:val="HTML-kntformzottChar"/>
+    <w:uiPriority w:val="99"/>
+    <w:unhideWhenUsed/>
+    <w:rsid w:val="00B63356"/>
+    <w:pPr>
+      <w:tabs>
+        <w:tab w:val="left" w:pos="916"/>
+        <w:tab w:val="left" w:pos="1832"/>
+        <w:tab w:val="left" w:pos="2748"/>
+        <w:tab w:val="left" w:pos="3664"/>
+        <w:tab w:val="left" w:pos="4580"/>
+        <w:tab w:val="left" w:pos="5496"/>
+        <w:tab w:val="left" w:pos="6412"/>
+        <w:tab w:val="left" w:pos="7328"/>
+        <w:tab w:val="left" w:pos="8244"/>
+        <w:tab w:val="left" w:pos="9160"/>
+        <w:tab w:val="left" w:pos="10076"/>
+        <w:tab w:val="left" w:pos="10992"/>
+        <w:tab w:val="left" w:pos="11908"/>
+        <w:tab w:val="left" w:pos="12824"/>
+        <w:tab w:val="left" w:pos="13740"/>
+        <w:tab w:val="left" w:pos="14656"/>
+      </w:tabs>
+    </w:pPr>
+    <w:rPr>
+      <w:rFonts w:ascii="Courier New" w:hAnsi="Courier New" w:cs="Courier New"/>
+      <w:sz w:val="20"/>
+      <w:lang w:eastAsia="hu-HU"/>
+    </w:rPr>
+  </w:style>
+  <w:style w:type="character" w:customStyle="1" w:styleId="HTML-kntformzottChar">
+    <w:name w:val="HTML-ként formázott Char"/>
+    <w:basedOn w:val="Bekezdsalapbettpusa"/>
+    <w:link w:val="HTML-kntformzott"/>
+    <w:uiPriority w:val="99"/>
+    <w:rsid w:val="00B63356"/>
+    <w:rPr>
+      <w:rFonts w:ascii="Courier New" w:eastAsia="Times New Roman" w:hAnsi="Courier New" w:cs="Courier New"/>
+    </w:rPr>
+  </w:style>
 </w:styles>
 </file>
 

--- a/BiztvillCRM.Web/wwwroot/sablonok/VBF_KIF_MINTA.docx
+++ b/BiztvillCRM.Web/wwwroot/sablonok/VBF_KIF_MINTA.docx
@@ -8138,9 +8138,8 @@
         <w:tblLook w:val="01E0" w:firstRow="1" w:lastRow="1" w:firstColumn="1" w:lastColumn="1" w:noHBand="0" w:noVBand="0"/>
       </w:tblPr>
       <w:tblGrid>
-        <w:gridCol w:w="534"/>
-        <w:gridCol w:w="497"/>
-        <w:gridCol w:w="9175"/>
+        <w:gridCol w:w="1134"/>
+        <w:gridCol w:w="9072"/>
       </w:tblGrid>
       <w:tr>
         <w:trPr>
@@ -8149,7 +8148,7 @@
         <w:tc>
           <w:tcPr>
             <w:tcW w:w="10206" w:type="dxa"/>
-            <w:gridSpan w:val="3"/>
+            <w:gridSpan w:val="2"/>
             <w:tcBorders>
               <w:top w:val="single" w:sz="12" w:space="0" w:color="auto"/>
               <w:left w:val="single" w:sz="12" w:space="0" w:color="000000"/>
@@ -8175,7 +8174,7 @@
         <w:tc>
           <w:tcPr>
             <w:tcW w:w="10206" w:type="dxa"/>
-            <w:gridSpan w:val="3"/>
+            <w:gridSpan w:val="2"/>
             <w:tcBorders>
               <w:left w:val="single" w:sz="12" w:space="0" w:color="000000"/>
               <w:bottom w:val="single" w:sz="12" w:space="0" w:color="auto"/>
@@ -8200,7 +8199,7 @@
         <w:tc>
           <w:tcPr>
             <w:tcW w:w="10206" w:type="dxa"/>
-            <w:gridSpan w:val="3"/>
+            <w:gridSpan w:val="2"/>
             <w:tcBorders>
               <w:top w:val="single" w:sz="12" w:space="0" w:color="auto"/>
               <w:left w:val="single" w:sz="12" w:space="0" w:color="000000"/>
@@ -8267,48 +8266,6 @@
               </w:rPr>
               <w:t xml:space="preserve"> 2/2</w:t>
             </w:r>
-          </w:p>
-        </w:tc>
-      </w:tr>
-      <w:tr>
-        <w:trPr>
-          <w:trHeight w:hRule="exact" w:val="510"/>
-        </w:trPr>
-        <w:tc>
-          <w:tcPr>
-            <w:tcW w:w="534" w:type="dxa"/>
-            <w:tcBorders>
-              <w:top w:val="single" w:sz="4" w:space="0" w:color="auto"/>
-              <w:left w:val="single" w:sz="12" w:space="0" w:color="000000"/>
-              <w:right w:val="nil"/>
-            </w:tcBorders>
-            <w:vAlign w:val="center"/>
-          </w:tcPr>
-          <w:p>
-            <w:pPr>
-              <w:rPr>
-                <w:rFonts w:eastAsia="Verdana"/>
-              </w:rPr>
-            </w:pPr>
-          </w:p>
-        </w:tc>
-        <w:tc>
-          <w:tcPr>
-            <w:tcW w:w="9672" w:type="dxa"/>
-            <w:gridSpan w:val="2"/>
-            <w:tcBorders>
-              <w:top w:val="single" w:sz="4" w:space="0" w:color="auto"/>
-              <w:left w:val="nil"/>
-              <w:right w:val="single" w:sz="12" w:space="0" w:color="000000"/>
-            </w:tcBorders>
-            <w:vAlign w:val="center"/>
-          </w:tcPr>
-          <w:p>
-            <w:pPr>
-              <w:rPr>
-                <w:rFonts w:eastAsia="Verdana"/>
-              </w:rPr>
-            </w:pPr>
           </w:p>
         </w:tc>
       </w:tr>
@@ -8318,10 +8275,10 @@
         </w:trPr>
         <w:tc>
           <w:tcPr>
-            <w:tcW w:w="534" w:type="dxa"/>
+            <w:tcW w:w="1134" w:type="dxa"/>
             <w:tcBorders>
               <w:left w:val="single" w:sz="12" w:space="0" w:color="000000"/>
-              <w:right w:val="nil"/>
+              <w:right w:val="single" w:sz="4" w:space="0" w:color="auto"/>
             </w:tcBorders>
             <w:vAlign w:val="center"/>
           </w:tcPr>
@@ -8335,10 +8292,9 @@
         </w:tc>
         <w:tc>
           <w:tcPr>
-            <w:tcW w:w="9672" w:type="dxa"/>
-            <w:gridSpan w:val="2"/>
-            <w:tcBorders>
-              <w:left w:val="nil"/>
+            <w:tcW w:w="9072" w:type="dxa"/>
+            <w:tcBorders>
+              <w:left w:val="single" w:sz="4" w:space="0" w:color="auto"/>
               <w:right w:val="single" w:sz="12" w:space="0" w:color="000000"/>
             </w:tcBorders>
             <w:vAlign w:val="center"/>
@@ -8362,14 +8318,14 @@
       </w:tr>
       <w:tr>
         <w:trPr>
-          <w:trHeight w:hRule="exact" w:val="1701"/>
+          <w:trHeight w:hRule="exact" w:val="1177"/>
         </w:trPr>
         <w:tc>
           <w:tcPr>
-            <w:tcW w:w="534" w:type="dxa"/>
+            <w:tcW w:w="1134" w:type="dxa"/>
             <w:tcBorders>
               <w:left w:val="single" w:sz="12" w:space="0" w:color="000000"/>
-              <w:right w:val="nil"/>
+              <w:right w:val="single" w:sz="4" w:space="0" w:color="auto"/>
             </w:tcBorders>
             <w:vAlign w:val="center"/>
           </w:tcPr>
@@ -8383,10 +8339,9 @@
         </w:tc>
         <w:tc>
           <w:tcPr>
-            <w:tcW w:w="9672" w:type="dxa"/>
-            <w:gridSpan w:val="2"/>
-            <w:tcBorders>
-              <w:left w:val="nil"/>
+            <w:tcW w:w="9072" w:type="dxa"/>
+            <w:tcBorders>
+              <w:left w:val="single" w:sz="4" w:space="0" w:color="auto"/>
               <w:right w:val="single" w:sz="12" w:space="0" w:color="000000"/>
             </w:tcBorders>
           </w:tcPr>
@@ -8401,24 +8356,29 @@
               <w:ind w:right="550"/>
               <w:jc w:val="both"/>
               <w:rPr>
+                <w:rFonts w:ascii="Segoe UI" w:hAnsi="Segoe UI" w:cs="Segoe UI"/>
+                <w:sz w:val="18"/>
                 <w:u w:val="single"/>
               </w:rPr>
             </w:pPr>
             <w:r>
               <w:rPr>
-                <w:rFonts w:eastAsia="Verdana"/>
+                <w:rFonts w:ascii="Segoe UI" w:eastAsia="Verdana" w:hAnsi="Segoe UI" w:cs="Segoe UI"/>
+                <w:sz w:val="18"/>
               </w:rPr>
               <w:t xml:space="preserve">A vizsgálat kizárólag a </w:t>
             </w:r>
             <w:r>
               <w:rPr>
-                <w:rFonts w:eastAsia="Verdana"/>
+                <w:rFonts w:ascii="Segoe UI" w:eastAsia="Verdana" w:hAnsi="Segoe UI" w:cs="Segoe UI"/>
+                <w:sz w:val="18"/>
               </w:rPr>
               <w:t xml:space="preserve">megrendelésben részletezett, a </w:t>
             </w:r>
             <w:r>
               <w:rPr>
-                <w:rFonts w:eastAsia="Verdana"/>
+                <w:rFonts w:ascii="Segoe UI" w:eastAsia="Verdana" w:hAnsi="Segoe UI" w:cs="Segoe UI"/>
+                <w:sz w:val="18"/>
               </w:rPr>
               <w:t>kísérő által bemutatott villamos szerkezetekre terjedt ki.</w:t>
             </w:r>
@@ -8434,24 +8394,38 @@
               <w:ind w:right="550"/>
               <w:jc w:val="both"/>
               <w:rPr>
+                <w:rFonts w:ascii="Segoe UI" w:hAnsi="Segoe UI" w:cs="Segoe UI"/>
+                <w:sz w:val="18"/>
                 <w:u w:val="single"/>
               </w:rPr>
             </w:pPr>
             <w:r>
+              <w:rPr>
+                <w:rFonts w:ascii="Segoe UI" w:hAnsi="Segoe UI" w:cs="Segoe UI"/>
+                <w:sz w:val="18"/>
+              </w:rPr>
               <w:t xml:space="preserve">A </w:t>
             </w:r>
             <w:r>
               <w:rPr>
-                <w:b/>
+                <w:rFonts w:ascii="Segoe UI" w:hAnsi="Segoe UI" w:cs="Segoe UI"/>
+                <w:b/>
+                <w:sz w:val="18"/>
               </w:rPr>
               <w:t>felhasználói belső szabályzat</w:t>
             </w:r>
             <w:r>
+              <w:rPr>
+                <w:rFonts w:ascii="Segoe UI" w:hAnsi="Segoe UI" w:cs="Segoe UI"/>
+                <w:sz w:val="18"/>
+              </w:rPr>
               <w:t xml:space="preserve">ban részletezett </w:t>
             </w:r>
             <w:r>
               <w:rPr>
-                <w:b/>
+                <w:rFonts w:ascii="Segoe UI" w:hAnsi="Segoe UI" w:cs="Segoe UI"/>
+                <w:b/>
+                <w:sz w:val="18"/>
               </w:rPr>
               <w:t>rendeltetésszerű használat.</w:t>
             </w:r>
@@ -8467,84 +8441,81 @@
               <w:ind w:right="550"/>
               <w:jc w:val="both"/>
               <w:rPr>
+                <w:rFonts w:ascii="Segoe UI" w:hAnsi="Segoe UI" w:cs="Segoe UI"/>
+                <w:sz w:val="18"/>
                 <w:u w:val="single"/>
               </w:rPr>
             </w:pPr>
             <w:r>
               <w:rPr>
-                <w:rFonts w:eastAsia="Verdana"/>
+                <w:rFonts w:ascii="Segoe UI" w:eastAsia="Verdana" w:hAnsi="Segoe UI" w:cs="Segoe UI"/>
+                <w:sz w:val="18"/>
               </w:rPr>
               <w:t xml:space="preserve">Jelen minősítő irat érvényes </w:t>
             </w:r>
             <w:r>
               <w:rPr>
-                <w:rFonts w:eastAsia="Verdana"/>
-                <w:b/>
-              </w:rPr>
-              <w:t>2</w:t>
-            </w:r>
-            <w:r>
-              <w:rPr>
-                <w:rFonts w:eastAsia="Verdana"/>
-                <w:b/>
+                <w:rFonts w:ascii="Segoe UI" w:eastAsia="Verdana" w:hAnsi="Segoe UI" w:cs="Segoe UI"/>
+                <w:b/>
+                <w:sz w:val="18"/>
+              </w:rPr>
+              <w:t>202</w:t>
+            </w:r>
+            <w:r>
+              <w:rPr>
+                <w:rFonts w:ascii="Segoe UI" w:eastAsia="Verdana" w:hAnsi="Segoe UI" w:cs="Segoe UI"/>
+                <w:b/>
+                <w:sz w:val="18"/>
+              </w:rPr>
+              <w:t>9</w:t>
+            </w:r>
+            <w:r>
+              <w:rPr>
+                <w:rFonts w:ascii="Segoe UI" w:eastAsia="Verdana" w:hAnsi="Segoe UI" w:cs="Segoe UI"/>
+                <w:b/>
+                <w:sz w:val="18"/>
+              </w:rPr>
+              <w:t>.</w:t>
+            </w:r>
+            <w:r>
+              <w:rPr>
+                <w:rFonts w:ascii="Segoe UI" w:eastAsia="Verdana" w:hAnsi="Segoe UI" w:cs="Segoe UI"/>
+                <w:b/>
+                <w:sz w:val="18"/>
               </w:rPr>
               <w:t>02</w:t>
             </w:r>
             <w:r>
               <w:rPr>
-                <w:rFonts w:eastAsia="Verdana"/>
-                <w:b/>
-              </w:rPr>
-              <w:t>9</w:t>
-            </w:r>
-            <w:r>
-              <w:rPr>
-                <w:rFonts w:eastAsia="Verdana"/>
-                <w:b/>
+                <w:rFonts w:ascii="Segoe UI" w:eastAsia="Verdana" w:hAnsi="Segoe UI" w:cs="Segoe UI"/>
+                <w:b/>
+                <w:sz w:val="18"/>
               </w:rPr>
               <w:t>.</w:t>
             </w:r>
             <w:r>
               <w:rPr>
-                <w:rFonts w:eastAsia="Verdana"/>
-                <w:b/>
-              </w:rPr>
-              <w:t>02</w:t>
-            </w:r>
-            <w:r>
-              <w:rPr>
-                <w:rFonts w:eastAsia="Verdana"/>
-                <w:b/>
-              </w:rPr>
-              <w:t>.</w:t>
-            </w:r>
-            <w:r>
-              <w:rPr>
-                <w:rFonts w:eastAsia="Verdana"/>
-                <w:b/>
+                <w:rFonts w:ascii="Segoe UI" w:eastAsia="Verdana" w:hAnsi="Segoe UI" w:cs="Segoe UI"/>
+                <w:b/>
+                <w:sz w:val="18"/>
               </w:rPr>
               <w:t>26</w:t>
             </w:r>
             <w:r>
               <w:rPr>
-                <w:rFonts w:eastAsia="Verdana"/>
-                <w:b/>
+                <w:rFonts w:ascii="Segoe UI" w:eastAsia="Verdana" w:hAnsi="Segoe UI" w:cs="Segoe UI"/>
+                <w:b/>
+                <w:sz w:val="18"/>
               </w:rPr>
               <w:t>-</w:t>
             </w:r>
             <w:r>
               <w:rPr>
-                <w:rFonts w:eastAsia="Verdana"/>
-                <w:b/>
-              </w:rPr>
-              <w:t>ig</w:t>
-            </w:r>
-            <w:r>
-              <w:rPr>
-                <w:rFonts w:eastAsia="Verdana"/>
-                <w:b/>
-              </w:rPr>
-              <w:t>, vagy a berendezésen történt első beavatkozásig!</w:t>
+                <w:rFonts w:ascii="Segoe UI" w:eastAsia="Verdana" w:hAnsi="Segoe UI" w:cs="Segoe UI"/>
+                <w:b/>
+                <w:sz w:val="18"/>
+              </w:rPr>
+              <w:t>ig, vagy a berendezésen történt első beavatkozásig!</w:t>
             </w:r>
           </w:p>
         </w:tc>
@@ -8555,10 +8526,10 @@
         </w:trPr>
         <w:tc>
           <w:tcPr>
-            <w:tcW w:w="534" w:type="dxa"/>
+            <w:tcW w:w="1134" w:type="dxa"/>
             <w:tcBorders>
               <w:left w:val="single" w:sz="12" w:space="0" w:color="000000"/>
-              <w:right w:val="nil"/>
+              <w:right w:val="single" w:sz="4" w:space="0" w:color="auto"/>
             </w:tcBorders>
             <w:vAlign w:val="center"/>
           </w:tcPr>
@@ -8572,10 +8543,9 @@
         </w:tc>
         <w:tc>
           <w:tcPr>
-            <w:tcW w:w="9672" w:type="dxa"/>
-            <w:gridSpan w:val="2"/>
-            <w:tcBorders>
-              <w:left w:val="nil"/>
+            <w:tcW w:w="9072" w:type="dxa"/>
+            <w:tcBorders>
+              <w:left w:val="single" w:sz="4" w:space="0" w:color="auto"/>
               <w:right w:val="single" w:sz="12" w:space="0" w:color="000000"/>
             </w:tcBorders>
             <w:vAlign w:val="center"/>
@@ -8605,10 +8575,10 @@
         </w:trPr>
         <w:tc>
           <w:tcPr>
-            <w:tcW w:w="534" w:type="dxa"/>
+            <w:tcW w:w="1134" w:type="dxa"/>
             <w:tcBorders>
               <w:left w:val="single" w:sz="12" w:space="0" w:color="000000"/>
-              <w:right w:val="nil"/>
+              <w:right w:val="single" w:sz="4" w:space="0" w:color="auto"/>
             </w:tcBorders>
             <w:vAlign w:val="center"/>
           </w:tcPr>
@@ -8618,55 +8588,34 @@
                 <w:rFonts w:eastAsia="Verdana"/>
               </w:rPr>
             </w:pPr>
-          </w:p>
-        </w:tc>
-        <w:sdt>
-          <w:sdtPr>
-            <w:rPr>
-              <w:rFonts w:eastAsia="Verdana"/>
-              <w:b/>
-            </w:rPr>
-            <w:id w:val="-383486440"/>
-            <w14:checkbox>
-              <w14:checked w14:val="0"/>
-              <w14:checkedState w14:val="2612" w14:font="MS Gothic"/>
-              <w14:uncheckedState w14:val="2610" w14:font="MS Gothic"/>
-            </w14:checkbox>
-          </w:sdtPr>
-          <w:sdtEndPr/>
-          <w:sdtContent>
-            <w:tc>
-              <w:tcPr>
-                <w:tcW w:w="497" w:type="dxa"/>
-                <w:tcBorders>
-                  <w:left w:val="nil"/>
-                  <w:right w:val="nil"/>
-                </w:tcBorders>
-                <w:shd w:val="clear" w:color="auto" w:fill="auto"/>
-                <w:vAlign w:val="center"/>
-              </w:tcPr>
-              <w:p>
-                <w:pPr>
-                  <w:jc w:val="center"/>
-                  <w:rPr>
-                    <w:rFonts w:eastAsia="Verdana"/>
-                    <w:b/>
-                  </w:rPr>
-                </w:pPr>
-                <w:r>
-                  <w:rPr>
-                    <w:rFonts w:ascii="MS Gothic" w:eastAsia="MS Gothic" w:hAnsi="MS Gothic" w:hint="eastAsia"/>
-                    <w:b/>
-                  </w:rPr>
-                  <w:t>☐</w:t>
-                </w:r>
-              </w:p>
-            </w:tc>
-          </w:sdtContent>
-        </w:sdt>
-        <w:tc>
-          <w:tcPr>
-            <w:tcW w:w="9175" w:type="dxa"/>
+            <w:r>
+              <w:rPr>
+                <w:rFonts w:eastAsia="Verdana"/>
+                <w:b/>
+              </w:rPr>
+              <w:t>{{</w:t>
+            </w:r>
+            <w:r>
+              <w:rPr>
+                <w:rFonts w:ascii="Cascadia Mono" w:hAnsi="Cascadia Mono"/>
+                <w:color w:val="A31515"/>
+                <w:sz w:val="18"/>
+                <w:szCs w:val="18"/>
+              </w:rPr>
+              <w:t>301</w:t>
+            </w:r>
+            <w:r>
+              <w:rPr>
+                <w:rFonts w:eastAsia="Verdana"/>
+                <w:b/>
+              </w:rPr>
+              <w:t>}}</w:t>
+            </w:r>
+          </w:p>
+        </w:tc>
+        <w:tc>
+          <w:tcPr>
+            <w:tcW w:w="9072" w:type="dxa"/>
             <w:tcBorders>
               <w:left w:val="nil"/>
               <w:right w:val="single" w:sz="12" w:space="0" w:color="000000"/>
@@ -8676,7 +8625,7 @@
           </w:tcPr>
           <w:p>
             <w:pPr>
-              <w:ind w:left="108" w:right="550"/>
+              <w:ind w:left="142" w:right="550"/>
               <w:jc w:val="both"/>
               <w:rPr>
                 <w:rFonts w:eastAsia="Verdana"/>
@@ -8724,10 +8673,10 @@
         </w:trPr>
         <w:tc>
           <w:tcPr>
-            <w:tcW w:w="534" w:type="dxa"/>
+            <w:tcW w:w="1134" w:type="dxa"/>
             <w:tcBorders>
               <w:left w:val="single" w:sz="12" w:space="0" w:color="000000"/>
-              <w:right w:val="nil"/>
+              <w:right w:val="single" w:sz="4" w:space="0" w:color="auto"/>
             </w:tcBorders>
             <w:vAlign w:val="center"/>
           </w:tcPr>
@@ -8737,55 +8686,34 @@
                 <w:rFonts w:eastAsia="Verdana"/>
               </w:rPr>
             </w:pPr>
-          </w:p>
-        </w:tc>
-        <w:sdt>
-          <w:sdtPr>
-            <w:rPr>
-              <w:rFonts w:eastAsia="Verdana"/>
-              <w:b/>
-            </w:rPr>
-            <w:id w:val="1028074331"/>
-            <w14:checkbox>
-              <w14:checked w14:val="0"/>
-              <w14:checkedState w14:val="2612" w14:font="MS Gothic"/>
-              <w14:uncheckedState w14:val="2610" w14:font="MS Gothic"/>
-            </w14:checkbox>
-          </w:sdtPr>
-          <w:sdtEndPr/>
-          <w:sdtContent>
-            <w:tc>
-              <w:tcPr>
-                <w:tcW w:w="497" w:type="dxa"/>
-                <w:tcBorders>
-                  <w:left w:val="nil"/>
-                  <w:right w:val="nil"/>
-                </w:tcBorders>
-                <w:shd w:val="clear" w:color="auto" w:fill="auto"/>
-                <w:vAlign w:val="center"/>
-              </w:tcPr>
-              <w:p>
-                <w:pPr>
-                  <w:jc w:val="center"/>
-                  <w:rPr>
-                    <w:rFonts w:eastAsia="Verdana"/>
-                    <w:b/>
-                  </w:rPr>
-                </w:pPr>
-                <w:r>
-                  <w:rPr>
-                    <w:rFonts w:eastAsia="MS Gothic"/>
-                    <w:b/>
-                  </w:rPr>
-                  <w:t>☐</w:t>
-                </w:r>
-              </w:p>
-            </w:tc>
-          </w:sdtContent>
-        </w:sdt>
-        <w:tc>
-          <w:tcPr>
-            <w:tcW w:w="9175" w:type="dxa"/>
+            <w:r>
+              <w:rPr>
+                <w:rFonts w:eastAsia="Verdana"/>
+                <w:b/>
+              </w:rPr>
+              <w:t>{{</w:t>
+            </w:r>
+            <w:r>
+              <w:rPr>
+                <w:rFonts w:ascii="Cascadia Mono" w:hAnsi="Cascadia Mono"/>
+                <w:color w:val="A31515"/>
+                <w:sz w:val="18"/>
+                <w:szCs w:val="18"/>
+              </w:rPr>
+              <w:t>302</w:t>
+            </w:r>
+            <w:r>
+              <w:rPr>
+                <w:rFonts w:eastAsia="Verdana"/>
+                <w:b/>
+              </w:rPr>
+              <w:t>}}</w:t>
+            </w:r>
+          </w:p>
+        </w:tc>
+        <w:tc>
+          <w:tcPr>
+            <w:tcW w:w="9072" w:type="dxa"/>
             <w:tcBorders>
               <w:left w:val="nil"/>
               <w:right w:val="single" w:sz="12" w:space="0" w:color="000000"/>
@@ -8795,7 +8723,7 @@
           </w:tcPr>
           <w:p>
             <w:pPr>
-              <w:ind w:left="108" w:right="550"/>
+              <w:ind w:left="142" w:right="550"/>
               <w:jc w:val="both"/>
               <w:rPr>
                 <w:rFonts w:eastAsia="Verdana"/>
@@ -8832,27 +8760,19 @@
               <w:rPr>
                 <w:rFonts w:eastAsia="Verdana"/>
               </w:rPr>
-              <w:t xml:space="preserve"> nagyobb névleges áramerősségű </w:t>
-            </w:r>
-            <w:proofErr w:type="spellStart"/>
+              <w:t xml:space="preserve"> nagyobb névleges áramerősségű túláram</w:t>
+            </w:r>
             <w:r>
               <w:rPr>
                 <w:rFonts w:eastAsia="Verdana"/>
               </w:rPr>
-              <w:t>túláramvédelemmel</w:t>
-            </w:r>
-            <w:proofErr w:type="spellEnd"/>
+              <w:t xml:space="preserve"> </w:t>
+            </w:r>
             <w:r>
               <w:rPr>
                 <w:rFonts w:eastAsia="Verdana"/>
               </w:rPr>
-              <w:t xml:space="preserve"> korlátozott villamos berendezésen</w:t>
-            </w:r>
-            <w:r>
-              <w:rPr>
-                <w:rFonts w:eastAsia="Verdana"/>
-              </w:rPr>
-              <w:t>,</w:t>
+              <w:t>védelemmel korlátozott villamos berendezésen,</w:t>
             </w:r>
           </w:p>
         </w:tc>
@@ -8863,68 +8783,46 @@
         </w:trPr>
         <w:tc>
           <w:tcPr>
-            <w:tcW w:w="534" w:type="dxa"/>
+            <w:tcW w:w="1134" w:type="dxa"/>
             <w:tcBorders>
               <w:left w:val="single" w:sz="12" w:space="0" w:color="000000"/>
-              <w:right w:val="nil"/>
-            </w:tcBorders>
-            <w:vAlign w:val="center"/>
-          </w:tcPr>
-          <w:p>
-            <w:pPr>
+              <w:right w:val="single" w:sz="4" w:space="0" w:color="auto"/>
+            </w:tcBorders>
+            <w:vAlign w:val="center"/>
+          </w:tcPr>
+          <w:p>
+            <w:pPr>
+              <w:pStyle w:val="HTML-kntformzott"/>
               <w:rPr>
                 <w:rFonts w:eastAsia="Verdana"/>
               </w:rPr>
             </w:pPr>
-          </w:p>
-        </w:tc>
-        <w:sdt>
-          <w:sdtPr>
-            <w:rPr>
-              <w:rFonts w:eastAsia="Verdana"/>
-              <w:b/>
-            </w:rPr>
-            <w:id w:val="165836042"/>
-            <w14:checkbox>
-              <w14:checked w14:val="1"/>
-              <w14:checkedState w14:val="2612" w14:font="MS Gothic"/>
-              <w14:uncheckedState w14:val="2610" w14:font="MS Gothic"/>
-            </w14:checkbox>
-          </w:sdtPr>
-          <w:sdtEndPr/>
-          <w:sdtContent>
-            <w:tc>
-              <w:tcPr>
-                <w:tcW w:w="497" w:type="dxa"/>
-                <w:tcBorders>
-                  <w:left w:val="nil"/>
-                  <w:right w:val="nil"/>
-                </w:tcBorders>
-                <w:shd w:val="clear" w:color="auto" w:fill="auto"/>
-                <w:vAlign w:val="center"/>
-              </w:tcPr>
-              <w:p>
-                <w:pPr>
-                  <w:jc w:val="center"/>
-                  <w:rPr>
-                    <w:rFonts w:eastAsia="Verdana"/>
-                    <w:b/>
-                  </w:rPr>
-                </w:pPr>
-                <w:r>
-                  <w:rPr>
-                    <w:rFonts w:ascii="MS Gothic" w:eastAsia="MS Gothic" w:hAnsi="MS Gothic" w:hint="eastAsia"/>
-                    <w:b/>
-                  </w:rPr>
-                  <w:t>☒</w:t>
-                </w:r>
-              </w:p>
-            </w:tc>
-          </w:sdtContent>
-        </w:sdt>
-        <w:tc>
-          <w:tcPr>
-            <w:tcW w:w="9175" w:type="dxa"/>
+            <w:r>
+              <w:rPr>
+                <w:rFonts w:eastAsia="Verdana"/>
+              </w:rPr>
+              <w:t>{{</w:t>
+            </w:r>
+            <w:r>
+              <w:rPr>
+                <w:rFonts w:ascii="Cascadia Mono" w:hAnsi="Cascadia Mono"/>
+                <w:color w:val="A31515"/>
+                <w:sz w:val="18"/>
+                <w:szCs w:val="18"/>
+              </w:rPr>
+              <w:t>303</w:t>
+            </w:r>
+            <w:r>
+              <w:rPr>
+                <w:rFonts w:eastAsia="Verdana"/>
+              </w:rPr>
+              <w:t>}}</w:t>
+            </w:r>
+          </w:p>
+        </w:tc>
+        <w:tc>
+          <w:tcPr>
+            <w:tcW w:w="9072" w:type="dxa"/>
             <w:tcBorders>
               <w:left w:val="nil"/>
               <w:right w:val="single" w:sz="12" w:space="0" w:color="000000"/>
@@ -8934,7 +8832,7 @@
           </w:tcPr>
           <w:p>
             <w:pPr>
-              <w:ind w:left="108" w:right="550"/>
+              <w:ind w:left="142" w:right="550"/>
               <w:jc w:val="both"/>
               <w:rPr>
                 <w:rFonts w:eastAsia="Verdana"/>
@@ -8971,13 +8869,7 @@
               <w:rPr>
                 <w:rFonts w:eastAsia="Verdana"/>
               </w:rPr>
-              <w:t xml:space="preserve"> épület, valamint egyéb épület villamos berendezésén, ha az munkahelynek minősül</w:t>
-            </w:r>
-            <w:r>
-              <w:rPr>
-                <w:rFonts w:eastAsia="Verdana"/>
-              </w:rPr>
-              <w:t>,</w:t>
+              <w:t xml:space="preserve"> épület, valamint egyéb épület villamos berendezésén, ha az munkahelynek minősül,</w:t>
             </w:r>
           </w:p>
         </w:tc>
@@ -8988,68 +8880,46 @@
         </w:trPr>
         <w:tc>
           <w:tcPr>
-            <w:tcW w:w="534" w:type="dxa"/>
+            <w:tcW w:w="1134" w:type="dxa"/>
             <w:tcBorders>
               <w:left w:val="single" w:sz="12" w:space="0" w:color="000000"/>
-              <w:right w:val="nil"/>
-            </w:tcBorders>
-            <w:vAlign w:val="center"/>
-          </w:tcPr>
-          <w:p>
-            <w:pPr>
+              <w:right w:val="single" w:sz="4" w:space="0" w:color="auto"/>
+            </w:tcBorders>
+            <w:vAlign w:val="center"/>
+          </w:tcPr>
+          <w:p>
+            <w:pPr>
+              <w:pStyle w:val="HTML-kntformzott"/>
               <w:rPr>
                 <w:rFonts w:eastAsia="Verdana"/>
               </w:rPr>
             </w:pPr>
-          </w:p>
-        </w:tc>
-        <w:sdt>
-          <w:sdtPr>
-            <w:rPr>
-              <w:rFonts w:eastAsia="Verdana"/>
-              <w:b/>
-            </w:rPr>
-            <w:id w:val="-371765643"/>
-            <w14:checkbox>
-              <w14:checked w14:val="0"/>
-              <w14:checkedState w14:val="2612" w14:font="MS Gothic"/>
-              <w14:uncheckedState w14:val="2610" w14:font="MS Gothic"/>
-            </w14:checkbox>
-          </w:sdtPr>
-          <w:sdtEndPr/>
-          <w:sdtContent>
-            <w:tc>
-              <w:tcPr>
-                <w:tcW w:w="497" w:type="dxa"/>
-                <w:tcBorders>
-                  <w:left w:val="nil"/>
-                  <w:right w:val="nil"/>
-                </w:tcBorders>
-                <w:shd w:val="clear" w:color="auto" w:fill="auto"/>
-                <w:vAlign w:val="center"/>
-              </w:tcPr>
-              <w:p>
-                <w:pPr>
-                  <w:jc w:val="center"/>
-                  <w:rPr>
-                    <w:rFonts w:eastAsia="Verdana"/>
-                    <w:b/>
-                  </w:rPr>
-                </w:pPr>
-                <w:r>
-                  <w:rPr>
-                    <w:rFonts w:eastAsia="MS Gothic"/>
-                    <w:b/>
-                  </w:rPr>
-                  <w:t>☐</w:t>
-                </w:r>
-              </w:p>
-            </w:tc>
-          </w:sdtContent>
-        </w:sdt>
-        <w:tc>
-          <w:tcPr>
-            <w:tcW w:w="9175" w:type="dxa"/>
+            <w:r>
+              <w:rPr>
+                <w:rFonts w:eastAsia="Verdana"/>
+              </w:rPr>
+              <w:t>{{</w:t>
+            </w:r>
+            <w:r>
+              <w:rPr>
+                <w:rFonts w:ascii="Cascadia Mono" w:hAnsi="Cascadia Mono"/>
+                <w:color w:val="A31515"/>
+                <w:sz w:val="18"/>
+                <w:szCs w:val="18"/>
+              </w:rPr>
+              <w:t>304</w:t>
+            </w:r>
+            <w:r>
+              <w:rPr>
+                <w:rFonts w:eastAsia="Verdana"/>
+              </w:rPr>
+              <w:t>}}</w:t>
+            </w:r>
+          </w:p>
+        </w:tc>
+        <w:tc>
+          <w:tcPr>
+            <w:tcW w:w="9072" w:type="dxa"/>
             <w:tcBorders>
               <w:left w:val="nil"/>
               <w:right w:val="single" w:sz="12" w:space="0" w:color="000000"/>
@@ -9059,7 +8929,7 @@
           </w:tcPr>
           <w:p>
             <w:pPr>
-              <w:ind w:left="108" w:right="550"/>
+              <w:ind w:left="142" w:right="550"/>
               <w:jc w:val="both"/>
               <w:rPr>
                 <w:rFonts w:eastAsia="Verdana"/>
@@ -9098,51 +8968,169 @@
               <w:rPr>
                 <w:rFonts w:eastAsia="Verdana"/>
               </w:rPr>
-              <w:t xml:space="preserve"> osztályú anyagot tartalmazó helyiségekben és</w:t>
+              <w:t xml:space="preserve"> osztályú anyagot tartalmazó helyiségekben és szabadtéren (korábban: </w:t>
             </w:r>
             <w:r>
               <w:rPr>
                 <w:rFonts w:eastAsia="Verdana"/>
-              </w:rPr>
-              <w:t xml:space="preserve"> </w:t>
+                <w:b/>
+              </w:rPr>
+              <w:t>A</w:t>
             </w:r>
             <w:r>
               <w:rPr>
                 <w:rFonts w:eastAsia="Verdana"/>
               </w:rPr>
-              <w:t xml:space="preserve">szabadtéren (korábban: </w:t>
+              <w:t xml:space="preserve"> és </w:t>
             </w:r>
             <w:r>
               <w:rPr>
                 <w:rFonts w:eastAsia="Verdana"/>
                 <w:b/>
               </w:rPr>
-              <w:t>A</w:t>
+              <w:t>B</w:t>
             </w:r>
             <w:r>
               <w:rPr>
                 <w:rFonts w:eastAsia="Verdana"/>
               </w:rPr>
+              <w:t xml:space="preserve"> osztályú helyiségek),</w:t>
+            </w:r>
+          </w:p>
+        </w:tc>
+      </w:tr>
+      <w:tr>
+        <w:trPr>
+          <w:trHeight w:val="624"/>
+        </w:trPr>
+        <w:tc>
+          <w:tcPr>
+            <w:tcW w:w="1134" w:type="dxa"/>
+            <w:tcBorders>
+              <w:left w:val="single" w:sz="12" w:space="0" w:color="000000"/>
+              <w:right w:val="single" w:sz="4" w:space="0" w:color="auto"/>
+            </w:tcBorders>
+            <w:vAlign w:val="center"/>
+          </w:tcPr>
+          <w:p>
+            <w:pPr>
+              <w:pStyle w:val="HTML-kntformzott"/>
+              <w:rPr>
+                <w:rFonts w:eastAsia="Verdana"/>
+              </w:rPr>
+            </w:pPr>
+            <w:r>
+              <w:rPr>
+                <w:rFonts w:eastAsia="Verdana"/>
+              </w:rPr>
+              <w:t>{{</w:t>
+            </w:r>
+            <w:r>
+              <w:rPr>
+                <w:rFonts w:ascii="Cascadia Mono" w:hAnsi="Cascadia Mono"/>
+                <w:color w:val="A31515"/>
+                <w:sz w:val="18"/>
+                <w:szCs w:val="18"/>
+              </w:rPr>
+              <w:t>305</w:t>
+            </w:r>
+            <w:r>
+              <w:rPr>
+                <w:rFonts w:eastAsia="Verdana"/>
+              </w:rPr>
+              <w:t>}}</w:t>
+            </w:r>
+          </w:p>
+        </w:tc>
+        <w:tc>
+          <w:tcPr>
+            <w:tcW w:w="9072" w:type="dxa"/>
+            <w:tcBorders>
+              <w:left w:val="nil"/>
+              <w:right w:val="single" w:sz="12" w:space="0" w:color="000000"/>
+            </w:tcBorders>
+            <w:shd w:val="clear" w:color="auto" w:fill="auto"/>
+            <w:vAlign w:val="center"/>
+          </w:tcPr>
+          <w:p>
+            <w:pPr>
+              <w:ind w:left="142" w:right="550"/>
+              <w:jc w:val="both"/>
+              <w:rPr>
+                <w:rFonts w:eastAsia="Verdana"/>
+                <w:b/>
+              </w:rPr>
+            </w:pPr>
+            <w:r>
+              <w:rPr>
+                <w:rFonts w:eastAsia="Arial"/>
+              </w:rPr>
+              <w:t>egyéb (robbanásveszélyes /</w:t>
+            </w:r>
+            <w:r>
+              <w:rPr>
+                <w:rFonts w:eastAsia="Arial"/>
+                <w:b/>
+              </w:rPr>
+              <w:t>RV</w:t>
+            </w:r>
+            <w:r>
+              <w:rPr>
+                <w:rFonts w:eastAsia="Arial"/>
+              </w:rPr>
+              <w:t xml:space="preserve">/ osztályú anyagot </w:t>
+            </w:r>
+            <w:r>
+              <w:rPr>
+                <w:rFonts w:eastAsia="Arial"/>
+                <w:b/>
+              </w:rPr>
+              <w:t>NEM</w:t>
+            </w:r>
+            <w:r>
+              <w:rPr>
+                <w:rFonts w:eastAsia="Arial"/>
+              </w:rPr>
+              <w:t xml:space="preserve"> tartalmazó) helyiségekben és térségekben (korábban: </w:t>
+            </w:r>
+            <w:r>
+              <w:rPr>
+                <w:rFonts w:eastAsia="Arial"/>
+                <w:b/>
+              </w:rPr>
+              <w:t>C</w:t>
+            </w:r>
+            <w:r>
+              <w:rPr>
+                <w:rFonts w:eastAsia="Arial"/>
+              </w:rPr>
+              <w:t xml:space="preserve">, </w:t>
+            </w:r>
+            <w:r>
+              <w:rPr>
+                <w:rFonts w:eastAsia="Arial"/>
+                <w:b/>
+              </w:rPr>
+              <w:t>D</w:t>
+            </w:r>
+            <w:r>
+              <w:rPr>
+                <w:rFonts w:eastAsia="Arial"/>
+              </w:rPr>
               <w:t xml:space="preserve"> és </w:t>
             </w:r>
             <w:r>
               <w:rPr>
-                <w:rFonts w:eastAsia="Verdana"/>
-                <w:b/>
-              </w:rPr>
-              <w:t>B</w:t>
-            </w:r>
-            <w:r>
-              <w:rPr>
-                <w:rFonts w:eastAsia="Verdana"/>
+                <w:rFonts w:eastAsia="Arial"/>
+                <w:b/>
+              </w:rPr>
+              <w:t>E</w:t>
+            </w:r>
+            <w:r>
+              <w:rPr>
+                <w:rFonts w:eastAsia="Arial"/>
               </w:rPr>
               <w:t xml:space="preserve"> osztályú helyiségek)</w:t>
-            </w:r>
-            <w:r>
-              <w:rPr>
-                <w:rFonts w:eastAsia="Verdana"/>
-              </w:rPr>
-              <w:t>,</w:t>
             </w:r>
           </w:p>
         </w:tc>
@@ -9153,68 +9141,76 @@
         </w:trPr>
         <w:tc>
           <w:tcPr>
-            <w:tcW w:w="534" w:type="dxa"/>
+            <w:tcW w:w="1134" w:type="dxa"/>
             <w:tcBorders>
               <w:left w:val="single" w:sz="12" w:space="0" w:color="000000"/>
-              <w:right w:val="nil"/>
-            </w:tcBorders>
-            <w:vAlign w:val="center"/>
-          </w:tcPr>
-          <w:p>
-            <w:pPr>
-              <w:rPr>
-                <w:rFonts w:eastAsia="Verdana"/>
-              </w:rPr>
-            </w:pPr>
-          </w:p>
-        </w:tc>
-        <w:sdt>
-          <w:sdtPr>
-            <w:rPr>
-              <w:rFonts w:eastAsia="Verdana"/>
-              <w:b/>
-            </w:rPr>
-            <w:id w:val="1781522068"/>
-            <w14:checkbox>
-              <w14:checked w14:val="1"/>
-              <w14:checkedState w14:val="2612" w14:font="MS Gothic"/>
-              <w14:uncheckedState w14:val="2610" w14:font="MS Gothic"/>
-            </w14:checkbox>
-          </w:sdtPr>
-          <w:sdtEndPr/>
-          <w:sdtContent>
-            <w:tc>
-              <w:tcPr>
-                <w:tcW w:w="497" w:type="dxa"/>
-                <w:tcBorders>
-                  <w:left w:val="nil"/>
-                  <w:right w:val="nil"/>
-                </w:tcBorders>
-                <w:shd w:val="clear" w:color="auto" w:fill="auto"/>
-                <w:vAlign w:val="center"/>
-              </w:tcPr>
-              <w:p>
-                <w:pPr>
-                  <w:jc w:val="center"/>
-                  <w:rPr>
-                    <w:rFonts w:eastAsia="Verdana"/>
-                    <w:b/>
-                  </w:rPr>
-                </w:pPr>
-                <w:r>
-                  <w:rPr>
-                    <w:rFonts w:ascii="MS Gothic" w:eastAsia="MS Gothic" w:hAnsi="MS Gothic" w:hint="eastAsia"/>
-                    <w:b/>
-                  </w:rPr>
-                  <w:t>☒</w:t>
-                </w:r>
-              </w:p>
-            </w:tc>
-          </w:sdtContent>
-        </w:sdt>
-        <w:tc>
-          <w:tcPr>
-            <w:tcW w:w="9175" w:type="dxa"/>
+              <w:right w:val="single" w:sz="4" w:space="0" w:color="auto"/>
+            </w:tcBorders>
+            <w:vAlign w:val="center"/>
+          </w:tcPr>
+          <w:p>
+            <w:pPr>
+              <w:tabs>
+                <w:tab w:val="left" w:pos="916"/>
+                <w:tab w:val="left" w:pos="1832"/>
+                <w:tab w:val="left" w:pos="2748"/>
+                <w:tab w:val="left" w:pos="3664"/>
+                <w:tab w:val="left" w:pos="4580"/>
+                <w:tab w:val="left" w:pos="5496"/>
+                <w:tab w:val="left" w:pos="6412"/>
+                <w:tab w:val="left" w:pos="7328"/>
+                <w:tab w:val="left" w:pos="8244"/>
+                <w:tab w:val="left" w:pos="9160"/>
+                <w:tab w:val="left" w:pos="10076"/>
+                <w:tab w:val="left" w:pos="10992"/>
+                <w:tab w:val="left" w:pos="11908"/>
+                <w:tab w:val="left" w:pos="12824"/>
+                <w:tab w:val="left" w:pos="13740"/>
+                <w:tab w:val="left" w:pos="14656"/>
+              </w:tabs>
+              <w:rPr>
+                <w:rFonts w:ascii="Cascadia Mono" w:hAnsi="Cascadia Mono" w:cs="Courier New"/>
+                <w:color w:val="000000"/>
+                <w:sz w:val="18"/>
+                <w:szCs w:val="18"/>
+                <w:lang w:eastAsia="hu-HU"/>
+              </w:rPr>
+            </w:pPr>
+            <w:r>
+              <w:rPr>
+                <w:rFonts w:ascii="Cascadia Mono" w:hAnsi="Cascadia Mono" w:cs="Courier New"/>
+                <w:color w:val="A31515"/>
+                <w:sz w:val="18"/>
+                <w:szCs w:val="18"/>
+                <w:lang w:eastAsia="hu-HU"/>
+              </w:rPr>
+              <w:t>{{</w:t>
+            </w:r>
+            <w:r>
+              <w:rPr>
+                <w:rFonts w:ascii="Cascadia Mono" w:hAnsi="Cascadia Mono" w:cs="Courier New"/>
+                <w:color w:val="A31515"/>
+                <w:sz w:val="18"/>
+                <w:szCs w:val="18"/>
+                <w:lang w:eastAsia="hu-HU"/>
+              </w:rPr>
+              <w:t>306</w:t>
+            </w:r>
+            <w:r>
+              <w:rPr>
+                <w:rFonts w:ascii="Cascadia Mono" w:hAnsi="Cascadia Mono" w:cs="Courier New"/>
+                <w:color w:val="000000"/>
+                <w:sz w:val="18"/>
+                <w:szCs w:val="18"/>
+                <w:lang w:eastAsia="hu-HU"/>
+              </w:rPr>
+              <w:t>}}</w:t>
+            </w:r>
+          </w:p>
+        </w:tc>
+        <w:tc>
+          <w:tcPr>
+            <w:tcW w:w="9072" w:type="dxa"/>
             <w:tcBorders>
               <w:left w:val="nil"/>
               <w:right w:val="single" w:sz="12" w:space="0" w:color="000000"/>
@@ -9224,8 +9220,8 @@
           </w:tcPr>
           <w:p>
             <w:pPr>
-              <w:ind w:left="108" w:right="550"/>
-              <w:jc w:val="both"/>
+              <w:pStyle w:val="HTML-kntformzott"/>
+              <w:ind w:left="142"/>
               <w:rPr>
                 <w:rFonts w:eastAsia="Verdana"/>
               </w:rPr>
@@ -9248,7 +9244,22 @@
               <w:rPr>
                 <w:rFonts w:eastAsia="Verdana"/>
               </w:rPr>
-              <w:t>,</w:t>
+              <w:t>: {{</w:t>
+            </w:r>
+            <w:r>
+              <w:rPr>
+                <w:rFonts w:ascii="Cascadia Mono" w:hAnsi="Cascadia Mono"/>
+                <w:color w:val="A31515"/>
+                <w:sz w:val="18"/>
+                <w:szCs w:val="18"/>
+              </w:rPr>
+              <w:t>KOV_EGYEB1_SZOVEG</w:t>
+            </w:r>
+            <w:r>
+              <w:rPr>
+                <w:rFonts w:eastAsia="Verdana"/>
+              </w:rPr>
+              <w:t>}}</w:t>
             </w:r>
           </w:p>
         </w:tc>
@@ -9259,27 +9270,74 @@
         </w:trPr>
         <w:tc>
           <w:tcPr>
-            <w:tcW w:w="534" w:type="dxa"/>
+            <w:tcW w:w="1134" w:type="dxa"/>
             <w:tcBorders>
               <w:left w:val="single" w:sz="12" w:space="0" w:color="000000"/>
-              <w:right w:val="nil"/>
-            </w:tcBorders>
-            <w:vAlign w:val="center"/>
-          </w:tcPr>
-          <w:p>
-            <w:pPr>
+              <w:right w:val="single" w:sz="4" w:space="0" w:color="auto"/>
+            </w:tcBorders>
+            <w:vAlign w:val="center"/>
+          </w:tcPr>
+          <w:p>
+            <w:pPr>
+              <w:tabs>
+                <w:tab w:val="left" w:pos="916"/>
+                <w:tab w:val="left" w:pos="1832"/>
+                <w:tab w:val="left" w:pos="2748"/>
+                <w:tab w:val="left" w:pos="3664"/>
+                <w:tab w:val="left" w:pos="4580"/>
+                <w:tab w:val="left" w:pos="5496"/>
+                <w:tab w:val="left" w:pos="6412"/>
+                <w:tab w:val="left" w:pos="7328"/>
+                <w:tab w:val="left" w:pos="8244"/>
+                <w:tab w:val="left" w:pos="9160"/>
+                <w:tab w:val="left" w:pos="10076"/>
+                <w:tab w:val="left" w:pos="10992"/>
+                <w:tab w:val="left" w:pos="11908"/>
+                <w:tab w:val="left" w:pos="12824"/>
+                <w:tab w:val="left" w:pos="13740"/>
+                <w:tab w:val="left" w:pos="14656"/>
+              </w:tabs>
+              <w:rPr>
+                <w:rFonts w:ascii="Cascadia Mono" w:hAnsi="Cascadia Mono" w:cs="Courier New"/>
+                <w:color w:val="000000"/>
+                <w:sz w:val="18"/>
+                <w:szCs w:val="18"/>
+                <w:lang w:eastAsia="hu-HU"/>
+              </w:rPr>
+            </w:pPr>
+            <w:r>
+              <w:rPr>
+                <w:rFonts w:ascii="Cascadia Mono" w:hAnsi="Cascadia Mono" w:cs="Courier New"/>
+                <w:color w:val="A31515"/>
+                <w:sz w:val="18"/>
+                <w:szCs w:val="18"/>
+                <w:lang w:eastAsia="hu-HU"/>
+              </w:rPr>
+              <w:t>{{</w:t>
+            </w:r>
+            <w:r>
+              <w:rPr>
+                <w:rFonts w:ascii="Cascadia Mono" w:hAnsi="Cascadia Mono" w:cs="Courier New"/>
+                <w:color w:val="A31515"/>
+                <w:sz w:val="18"/>
+                <w:szCs w:val="18"/>
+                <w:lang w:eastAsia="hu-HU"/>
+              </w:rPr>
+              <w:t>307</w:t>
+            </w:r>
+            <w:r>
               <w:rPr>
                 <w:rFonts w:eastAsia="Verdana"/>
               </w:rPr>
-            </w:pPr>
-          </w:p>
-        </w:tc>
-        <w:tc>
-          <w:tcPr>
-            <w:tcW w:w="9672" w:type="dxa"/>
-            <w:gridSpan w:val="2"/>
-            <w:tcBorders>
-              <w:left w:val="nil"/>
+              <w:t>}}</w:t>
+            </w:r>
+          </w:p>
+        </w:tc>
+        <w:tc>
+          <w:tcPr>
+            <w:tcW w:w="9072" w:type="dxa"/>
+            <w:tcBorders>
+              <w:left w:val="single" w:sz="4" w:space="0" w:color="auto"/>
               <w:right w:val="single" w:sz="12" w:space="0" w:color="000000"/>
             </w:tcBorders>
             <w:shd w:val="clear" w:color="auto" w:fill="auto"/>
@@ -9287,11 +9345,13 @@
           </w:tcPr>
           <w:p>
             <w:pPr>
-              <w:ind w:left="179" w:right="550"/>
-              <w:jc w:val="both"/>
-              <w:rPr>
-                <w:rFonts w:eastAsia="Verdana"/>
-                <w:b/>
+              <w:pStyle w:val="HTML-kntformzott"/>
+              <w:ind w:left="140"/>
+              <w:rPr>
+                <w:rFonts w:ascii="Cascadia Mono" w:hAnsi="Cascadia Mono"/>
+                <w:color w:val="000000"/>
+                <w:sz w:val="18"/>
+                <w:szCs w:val="18"/>
               </w:rPr>
             </w:pPr>
             <w:r>
@@ -9315,30 +9375,37 @@
                 <w:rFonts w:eastAsia="Arial"/>
                 <w:b/>
               </w:rPr>
-              <w:t xml:space="preserve"> számított </w:t>
+              <w:t xml:space="preserve"> számított 3</w:t>
             </w:r>
             <w:r>
               <w:rPr>
                 <w:rFonts w:eastAsia="Arial"/>
                 <w:b/>
               </w:rPr>
-              <w:t>3</w:t>
-            </w:r>
-            <w:bookmarkStart w:id="0" w:name="_GoBack"/>
-            <w:bookmarkEnd w:id="0"/>
+              <w:t xml:space="preserve"> éven belül, legkésőbb: </w:t>
+            </w:r>
             <w:r>
               <w:rPr>
                 <w:rFonts w:eastAsia="Arial"/>
                 <w:b/>
               </w:rPr>
-              <w:t xml:space="preserve"> éven belül, legkésőbb: </w:t>
+              <w:t>{{</w:t>
+            </w:r>
+            <w:r>
+              <w:rPr>
+                <w:rFonts w:ascii="Cascadia Mono" w:hAnsi="Cascadia Mono"/>
+                <w:color w:val="A31515"/>
+                <w:sz w:val="18"/>
+                <w:szCs w:val="18"/>
+              </w:rPr>
+              <w:t>HAT_3EV_DATUM</w:t>
             </w:r>
             <w:r>
               <w:rPr>
                 <w:rFonts w:eastAsia="Arial"/>
                 <w:b/>
               </w:rPr>
-              <w:t>…………………</w:t>
+              <w:t>}}</w:t>
             </w:r>
             <w:r>
               <w:rPr>
@@ -9372,10 +9439,10 @@
         </w:trPr>
         <w:tc>
           <w:tcPr>
-            <w:tcW w:w="534" w:type="dxa"/>
+            <w:tcW w:w="1134" w:type="dxa"/>
             <w:tcBorders>
               <w:left w:val="single" w:sz="12" w:space="0" w:color="000000"/>
-              <w:right w:val="nil"/>
+              <w:right w:val="single" w:sz="4" w:space="0" w:color="auto"/>
             </w:tcBorders>
             <w:vAlign w:val="center"/>
           </w:tcPr>
@@ -9387,55 +9454,11 @@
             </w:pPr>
           </w:p>
         </w:tc>
-        <w:sdt>
-          <w:sdtPr>
-            <w:rPr>
-              <w:rFonts w:eastAsia="Verdana"/>
-              <w:b/>
-            </w:rPr>
-            <w:id w:val="-1518083401"/>
-            <w14:checkbox>
-              <w14:checked w14:val="0"/>
-              <w14:checkedState w14:val="2612" w14:font="MS Gothic"/>
-              <w14:uncheckedState w14:val="2610" w14:font="MS Gothic"/>
-            </w14:checkbox>
-          </w:sdtPr>
-          <w:sdtEndPr/>
-          <w:sdtContent>
-            <w:tc>
-              <w:tcPr>
-                <w:tcW w:w="497" w:type="dxa"/>
-                <w:tcBorders>
-                  <w:left w:val="nil"/>
-                  <w:right w:val="nil"/>
-                </w:tcBorders>
-                <w:shd w:val="clear" w:color="auto" w:fill="auto"/>
-                <w:vAlign w:val="center"/>
-              </w:tcPr>
-              <w:p>
-                <w:pPr>
-                  <w:jc w:val="center"/>
-                  <w:rPr>
-                    <w:rFonts w:eastAsia="Verdana"/>
-                    <w:b/>
-                  </w:rPr>
-                </w:pPr>
-                <w:r>
-                  <w:rPr>
-                    <w:rFonts w:eastAsia="MS Gothic"/>
-                    <w:b/>
-                  </w:rPr>
-                  <w:t>☐</w:t>
-                </w:r>
-              </w:p>
-            </w:tc>
-          </w:sdtContent>
-        </w:sdt>
-        <w:tc>
-          <w:tcPr>
-            <w:tcW w:w="9175" w:type="dxa"/>
-            <w:tcBorders>
-              <w:left w:val="nil"/>
+        <w:tc>
+          <w:tcPr>
+            <w:tcW w:w="9072" w:type="dxa"/>
+            <w:tcBorders>
+              <w:left w:val="single" w:sz="4" w:space="0" w:color="auto"/>
               <w:right w:val="single" w:sz="12" w:space="0" w:color="000000"/>
             </w:tcBorders>
             <w:shd w:val="clear" w:color="auto" w:fill="auto"/>
@@ -9443,243 +9466,74 @@
           </w:tcPr>
           <w:p>
             <w:pPr>
-              <w:ind w:left="108" w:right="550"/>
-              <w:jc w:val="both"/>
+              <w:pStyle w:val="HTML-kntformzott"/>
+              <w:ind w:left="140"/>
               <w:rPr>
                 <w:rFonts w:eastAsia="Arial"/>
-              </w:rPr>
-            </w:pPr>
-            <w:r>
-              <w:rPr>
-                <w:rFonts w:eastAsia="Arial"/>
-              </w:rPr>
-              <w:t xml:space="preserve">a lakóépületek villamos berendezésén (kivéve: lakások, ha </w:t>
+                <w:b/>
+              </w:rPr>
+            </w:pPr>
+            <w:r>
+              <w:rPr>
+                <w:rFonts w:eastAsia="Verdana"/>
+                <w:b/>
+              </w:rPr>
+              <w:t xml:space="preserve">a kiadási </w:t>
+            </w:r>
+            <w:proofErr w:type="gramStart"/>
+            <w:r>
+              <w:rPr>
+                <w:rFonts w:eastAsia="Verdana"/>
+                <w:b/>
+              </w:rPr>
+              <w:t>dátumtól</w:t>
+            </w:r>
+            <w:proofErr w:type="gramEnd"/>
+            <w:r>
+              <w:rPr>
+                <w:rFonts w:eastAsia="Verdana"/>
+                <w:b/>
+              </w:rPr>
+              <w:t xml:space="preserve"> számított 6 éven belül, legkésőbb </w:t>
+            </w:r>
+            <w:r>
+              <w:rPr>
+                <w:rFonts w:eastAsia="Verdana"/>
+                <w:b/>
+              </w:rPr>
+              <w:t>{{</w:t>
+            </w:r>
+            <w:r>
+              <w:rPr>
+                <w:rFonts w:ascii="Cascadia Mono" w:hAnsi="Cascadia Mono"/>
+                <w:color w:val="A31515"/>
+                <w:sz w:val="18"/>
+                <w:szCs w:val="18"/>
+              </w:rPr>
+              <w:t>HAT_6EV_DATUM</w:t>
+            </w:r>
+            <w:r>
+              <w:rPr>
+                <w:rFonts w:eastAsia="Verdana"/>
+                <w:b/>
+              </w:rPr>
+              <w:t>}}-</w:t>
             </w:r>
             <w:proofErr w:type="spellStart"/>
             <w:r>
               <w:rPr>
-                <w:rFonts w:eastAsia="Arial"/>
-                <w:b/>
-              </w:rPr>
-              <w:t>I</w:t>
-            </w:r>
-            <w:r>
-              <w:rPr>
-                <w:rFonts w:eastAsia="Arial"/>
-                <w:b/>
-                <w:vertAlign w:val="subscript"/>
-              </w:rPr>
-              <w:t>b</w:t>
+                <w:rFonts w:eastAsia="Verdana"/>
+                <w:b/>
+              </w:rPr>
+              <w:t>ig</w:t>
             </w:r>
             <w:proofErr w:type="spellEnd"/>
             <w:r>
               <w:rPr>
-                <w:rFonts w:eastAsia="Arial"/>
-                <w:b/>
-              </w:rPr>
-              <w:t xml:space="preserve"> ≤ 32 </w:t>
-            </w:r>
-            <w:proofErr w:type="gramStart"/>
-            <w:r>
-              <w:rPr>
-                <w:rFonts w:eastAsia="Arial"/>
-                <w:b/>
-              </w:rPr>
-              <w:t>A</w:t>
-            </w:r>
-            <w:proofErr w:type="gramEnd"/>
-            <w:r>
-              <w:rPr>
-                <w:rFonts w:eastAsia="Arial"/>
-              </w:rPr>
-              <w:t xml:space="preserve"> és </w:t>
-            </w:r>
-            <w:proofErr w:type="spellStart"/>
-            <w:r>
-              <w:rPr>
-                <w:rFonts w:eastAsia="Arial"/>
-                <w:b/>
-              </w:rPr>
-              <w:t>I</w:t>
-            </w:r>
-            <w:r>
-              <w:rPr>
-                <w:rFonts w:eastAsia="Arial"/>
-                <w:b/>
-                <w:vertAlign w:val="subscript"/>
-              </w:rPr>
-              <w:t>Δn</w:t>
-            </w:r>
-            <w:proofErr w:type="spellEnd"/>
-            <w:r>
-              <w:rPr>
-                <w:rFonts w:eastAsia="Arial"/>
-                <w:b/>
-              </w:rPr>
-              <w:t xml:space="preserve"> ≤ 30 mA</w:t>
-            </w:r>
-            <w:r>
-              <w:rPr>
-                <w:rFonts w:eastAsia="Arial"/>
-              </w:rPr>
-              <w:t>)</w:t>
-            </w:r>
-          </w:p>
-        </w:tc>
-      </w:tr>
-      <w:tr>
-        <w:trPr>
-          <w:trHeight w:val="624"/>
-        </w:trPr>
-        <w:tc>
-          <w:tcPr>
-            <w:tcW w:w="534" w:type="dxa"/>
-            <w:tcBorders>
-              <w:left w:val="single" w:sz="12" w:space="0" w:color="000000"/>
-              <w:right w:val="nil"/>
-            </w:tcBorders>
-            <w:vAlign w:val="center"/>
-          </w:tcPr>
-          <w:p>
-            <w:pPr>
-              <w:rPr>
                 <w:rFonts w:eastAsia="Verdana"/>
-              </w:rPr>
-            </w:pPr>
-          </w:p>
-        </w:tc>
-        <w:sdt>
-          <w:sdtPr>
-            <w:rPr>
-              <w:rFonts w:eastAsia="Verdana"/>
-              <w:b/>
-            </w:rPr>
-            <w:id w:val="657734040"/>
-            <w14:checkbox>
-              <w14:checked w14:val="0"/>
-              <w14:checkedState w14:val="2612" w14:font="MS Gothic"/>
-              <w14:uncheckedState w14:val="2610" w14:font="MS Gothic"/>
-            </w14:checkbox>
-          </w:sdtPr>
-          <w:sdtEndPr/>
-          <w:sdtContent>
-            <w:tc>
-              <w:tcPr>
-                <w:tcW w:w="497" w:type="dxa"/>
-                <w:tcBorders>
-                  <w:left w:val="nil"/>
-                  <w:right w:val="nil"/>
-                </w:tcBorders>
-                <w:shd w:val="clear" w:color="auto" w:fill="auto"/>
-                <w:vAlign w:val="center"/>
-              </w:tcPr>
-              <w:p>
-                <w:pPr>
-                  <w:jc w:val="center"/>
-                  <w:rPr>
-                    <w:rFonts w:eastAsia="Verdana"/>
-                    <w:b/>
-                  </w:rPr>
-                </w:pPr>
-                <w:r>
-                  <w:rPr>
-                    <w:rFonts w:ascii="MS Gothic" w:eastAsia="MS Gothic" w:hAnsi="MS Gothic" w:hint="eastAsia"/>
-                    <w:b/>
-                  </w:rPr>
-                  <w:t>☐</w:t>
-                </w:r>
-              </w:p>
-            </w:tc>
-          </w:sdtContent>
-        </w:sdt>
-        <w:tc>
-          <w:tcPr>
-            <w:tcW w:w="9175" w:type="dxa"/>
-            <w:tcBorders>
-              <w:left w:val="nil"/>
-              <w:right w:val="single" w:sz="12" w:space="0" w:color="000000"/>
-            </w:tcBorders>
-            <w:shd w:val="clear" w:color="auto" w:fill="auto"/>
-            <w:vAlign w:val="center"/>
-          </w:tcPr>
-          <w:p>
-            <w:pPr>
-              <w:ind w:left="108" w:right="550"/>
-              <w:jc w:val="both"/>
-              <w:rPr>
-                <w:rFonts w:eastAsia="Arial"/>
-              </w:rPr>
-            </w:pPr>
-            <w:r>
-              <w:rPr>
-                <w:rFonts w:eastAsia="Arial"/>
-              </w:rPr>
-              <w:t>egyéb (robbanásveszélyes /</w:t>
-            </w:r>
-            <w:r>
-              <w:rPr>
-                <w:rFonts w:eastAsia="Arial"/>
-                <w:b/>
-              </w:rPr>
-              <w:t>RV</w:t>
-            </w:r>
-            <w:r>
-              <w:rPr>
-                <w:rFonts w:eastAsia="Arial"/>
-              </w:rPr>
-              <w:t xml:space="preserve">/ osztályú anyagot </w:t>
-            </w:r>
-            <w:r>
-              <w:rPr>
-                <w:rFonts w:eastAsia="Arial"/>
-                <w:b/>
-              </w:rPr>
-              <w:t>NEM</w:t>
-            </w:r>
-            <w:r>
-              <w:rPr>
-                <w:rFonts w:eastAsia="Arial"/>
-              </w:rPr>
-              <w:t xml:space="preserve"> tartalmazó) helyiségekben és térségekben (korábban: </w:t>
-            </w:r>
-            <w:r>
-              <w:rPr>
-                <w:rFonts w:eastAsia="Arial"/>
-                <w:b/>
-              </w:rPr>
-              <w:t>C</w:t>
-            </w:r>
-            <w:r>
-              <w:rPr>
-                <w:rFonts w:eastAsia="Arial"/>
-              </w:rPr>
-              <w:t xml:space="preserve">, </w:t>
-            </w:r>
-            <w:r>
-              <w:rPr>
-                <w:rFonts w:eastAsia="Arial"/>
-                <w:b/>
-              </w:rPr>
-              <w:t>D</w:t>
-            </w:r>
-            <w:r>
-              <w:rPr>
-                <w:rFonts w:eastAsia="Arial"/>
-              </w:rPr>
-              <w:t xml:space="preserve"> és </w:t>
-            </w:r>
-            <w:r>
-              <w:rPr>
-                <w:rFonts w:eastAsia="Arial"/>
-                <w:b/>
-              </w:rPr>
-              <w:t>E</w:t>
-            </w:r>
-            <w:r>
-              <w:rPr>
-                <w:rFonts w:eastAsia="Arial"/>
-              </w:rPr>
-              <w:t xml:space="preserve"> osztályú helyiségek)</w:t>
+                <w:b/>
+              </w:rPr>
+              <w:t xml:space="preserve"> kell elvégezni.</w:t>
             </w:r>
           </w:p>
         </w:tc>
@@ -9690,68 +9544,46 @@
         </w:trPr>
         <w:tc>
           <w:tcPr>
-            <w:tcW w:w="534" w:type="dxa"/>
+            <w:tcW w:w="1134" w:type="dxa"/>
             <w:tcBorders>
               <w:left w:val="single" w:sz="12" w:space="0" w:color="000000"/>
-              <w:right w:val="nil"/>
-            </w:tcBorders>
-            <w:vAlign w:val="center"/>
-          </w:tcPr>
-          <w:p>
-            <w:pPr>
+              <w:right w:val="single" w:sz="4" w:space="0" w:color="auto"/>
+            </w:tcBorders>
+            <w:vAlign w:val="center"/>
+          </w:tcPr>
+          <w:p>
+            <w:pPr>
+              <w:pStyle w:val="HTML-kntformzott"/>
               <w:rPr>
                 <w:rFonts w:eastAsia="Verdana"/>
               </w:rPr>
             </w:pPr>
-          </w:p>
-        </w:tc>
-        <w:sdt>
-          <w:sdtPr>
-            <w:rPr>
-              <w:rFonts w:eastAsia="Verdana"/>
-              <w:b/>
-            </w:rPr>
-            <w:id w:val="1074862857"/>
-            <w14:checkbox>
-              <w14:checked w14:val="0"/>
-              <w14:checkedState w14:val="2612" w14:font="MS Gothic"/>
-              <w14:uncheckedState w14:val="2610" w14:font="MS Gothic"/>
-            </w14:checkbox>
-          </w:sdtPr>
-          <w:sdtEndPr/>
-          <w:sdtContent>
-            <w:tc>
-              <w:tcPr>
-                <w:tcW w:w="497" w:type="dxa"/>
-                <w:tcBorders>
-                  <w:left w:val="nil"/>
-                  <w:right w:val="nil"/>
-                </w:tcBorders>
-                <w:shd w:val="clear" w:color="auto" w:fill="auto"/>
-                <w:vAlign w:val="center"/>
-              </w:tcPr>
-              <w:p>
-                <w:pPr>
-                  <w:jc w:val="center"/>
-                  <w:rPr>
-                    <w:rFonts w:eastAsia="Verdana"/>
-                    <w:b/>
-                  </w:rPr>
-                </w:pPr>
-                <w:r>
-                  <w:rPr>
-                    <w:rFonts w:eastAsia="MS Gothic"/>
-                    <w:b/>
-                  </w:rPr>
-                  <w:t>☐</w:t>
-                </w:r>
-              </w:p>
-            </w:tc>
-          </w:sdtContent>
-        </w:sdt>
-        <w:tc>
-          <w:tcPr>
-            <w:tcW w:w="9175" w:type="dxa"/>
+            <w:r>
+              <w:rPr>
+                <w:rFonts w:eastAsia="Verdana"/>
+              </w:rPr>
+              <w:t>{{</w:t>
+            </w:r>
+            <w:r>
+              <w:rPr>
+                <w:rFonts w:ascii="Cascadia Mono" w:hAnsi="Cascadia Mono"/>
+                <w:color w:val="A31515"/>
+                <w:sz w:val="18"/>
+                <w:szCs w:val="18"/>
+              </w:rPr>
+              <w:t>308</w:t>
+            </w:r>
+            <w:r>
+              <w:rPr>
+                <w:rFonts w:eastAsia="Verdana"/>
+              </w:rPr>
+              <w:t>}}</w:t>
+            </w:r>
+          </w:p>
+        </w:tc>
+        <w:tc>
+          <w:tcPr>
+            <w:tcW w:w="9072" w:type="dxa"/>
             <w:tcBorders>
               <w:left w:val="nil"/>
               <w:right w:val="single" w:sz="12" w:space="0" w:color="000000"/>
@@ -9769,18 +9601,79 @@
             </w:pPr>
             <w:r>
               <w:rPr>
-                <w:rFonts w:eastAsia="Verdana"/>
-              </w:rPr>
-              <w:t xml:space="preserve">egyéb, itt nem </w:t>
+                <w:rFonts w:eastAsia="Arial"/>
+              </w:rPr>
+              <w:t xml:space="preserve">a lakóépületek villamos berendezésén (kivéve: lakások, ha </w:t>
+            </w:r>
+            <w:proofErr w:type="spellStart"/>
+            <w:r>
+              <w:rPr>
+                <w:rFonts w:eastAsia="Arial"/>
+                <w:b/>
+              </w:rPr>
+              <w:t>I</w:t>
+            </w:r>
+            <w:r>
+              <w:rPr>
+                <w:rFonts w:eastAsia="Arial"/>
+                <w:b/>
+                <w:vertAlign w:val="subscript"/>
+              </w:rPr>
+              <w:t>b</w:t>
+            </w:r>
+            <w:proofErr w:type="spellEnd"/>
+            <w:r>
+              <w:rPr>
+                <w:rFonts w:eastAsia="Arial"/>
+                <w:b/>
+              </w:rPr>
+              <w:t xml:space="preserve"> ≤ 32 </w:t>
             </w:r>
             <w:proofErr w:type="gramStart"/>
             <w:r>
               <w:rPr>
-                <w:rFonts w:eastAsia="Verdana"/>
-              </w:rPr>
-              <w:t>szereplő esetekben</w:t>
+                <w:rFonts w:eastAsia="Arial"/>
+                <w:b/>
+              </w:rPr>
+              <w:t>A</w:t>
             </w:r>
             <w:proofErr w:type="gramEnd"/>
+            <w:r>
+              <w:rPr>
+                <w:rFonts w:eastAsia="Arial"/>
+              </w:rPr>
+              <w:t xml:space="preserve"> és </w:t>
+            </w:r>
+            <w:proofErr w:type="spellStart"/>
+            <w:r>
+              <w:rPr>
+                <w:rFonts w:eastAsia="Arial"/>
+                <w:b/>
+              </w:rPr>
+              <w:t>I</w:t>
+            </w:r>
+            <w:r>
+              <w:rPr>
+                <w:rFonts w:eastAsia="Arial"/>
+                <w:b/>
+                <w:vertAlign w:val="subscript"/>
+              </w:rPr>
+              <w:t>Δn</w:t>
+            </w:r>
+            <w:proofErr w:type="spellEnd"/>
+            <w:r>
+              <w:rPr>
+                <w:rFonts w:eastAsia="Arial"/>
+                <w:b/>
+              </w:rPr>
+              <w:t xml:space="preserve"> ≤ 30 mA</w:t>
+            </w:r>
+            <w:r>
+              <w:rPr>
+                <w:rFonts w:eastAsia="Arial"/>
+              </w:rPr>
+              <w:t>)</w:t>
+            </w:r>
           </w:p>
         </w:tc>
       </w:tr>
@@ -9790,25 +9683,72 @@
         </w:trPr>
         <w:tc>
           <w:tcPr>
-            <w:tcW w:w="534" w:type="dxa"/>
+            <w:tcW w:w="1134" w:type="dxa"/>
             <w:tcBorders>
               <w:left w:val="single" w:sz="12" w:space="0" w:color="000000"/>
-              <w:right w:val="nil"/>
-            </w:tcBorders>
-            <w:vAlign w:val="center"/>
-          </w:tcPr>
-          <w:p>
-            <w:pPr>
+              <w:right w:val="single" w:sz="4" w:space="0" w:color="auto"/>
+            </w:tcBorders>
+            <w:vAlign w:val="center"/>
+          </w:tcPr>
+          <w:p>
+            <w:pPr>
+              <w:tabs>
+                <w:tab w:val="left" w:pos="916"/>
+                <w:tab w:val="left" w:pos="1832"/>
+                <w:tab w:val="left" w:pos="2748"/>
+                <w:tab w:val="left" w:pos="3664"/>
+                <w:tab w:val="left" w:pos="4580"/>
+                <w:tab w:val="left" w:pos="5496"/>
+                <w:tab w:val="left" w:pos="6412"/>
+                <w:tab w:val="left" w:pos="7328"/>
+                <w:tab w:val="left" w:pos="8244"/>
+                <w:tab w:val="left" w:pos="9160"/>
+                <w:tab w:val="left" w:pos="10076"/>
+                <w:tab w:val="left" w:pos="10992"/>
+                <w:tab w:val="left" w:pos="11908"/>
+                <w:tab w:val="left" w:pos="12824"/>
+                <w:tab w:val="left" w:pos="13740"/>
+                <w:tab w:val="left" w:pos="14656"/>
+              </w:tabs>
               <w:rPr>
                 <w:rFonts w:eastAsia="Verdana"/>
               </w:rPr>
             </w:pPr>
-          </w:p>
-        </w:tc>
-        <w:tc>
-          <w:tcPr>
-            <w:tcW w:w="9672" w:type="dxa"/>
-            <w:gridSpan w:val="2"/>
+            <w:r>
+              <w:rPr>
+                <w:rFonts w:ascii="Cascadia Mono" w:hAnsi="Cascadia Mono" w:cs="Courier New"/>
+                <w:color w:val="A31515"/>
+                <w:sz w:val="18"/>
+                <w:szCs w:val="18"/>
+                <w:lang w:eastAsia="hu-HU"/>
+              </w:rPr>
+              <w:t>{{</w:t>
+            </w:r>
+            <w:r>
+              <w:rPr>
+                <w:rFonts w:ascii="Cascadia Mono" w:hAnsi="Cascadia Mono" w:cs="Courier New"/>
+                <w:color w:val="A31515"/>
+                <w:sz w:val="18"/>
+                <w:szCs w:val="18"/>
+                <w:lang w:eastAsia="hu-HU"/>
+              </w:rPr>
+              <w:t>309</w:t>
+            </w:r>
+            <w:r>
+              <w:rPr>
+                <w:rFonts w:ascii="Cascadia Mono" w:hAnsi="Cascadia Mono" w:cs="Courier New"/>
+                <w:color w:val="A31515"/>
+                <w:sz w:val="18"/>
+                <w:szCs w:val="18"/>
+                <w:lang w:eastAsia="hu-HU"/>
+              </w:rPr>
+              <w:t>}}</w:t>
+            </w:r>
+          </w:p>
+        </w:tc>
+        <w:tc>
+          <w:tcPr>
+            <w:tcW w:w="9072" w:type="dxa"/>
             <w:tcBorders>
               <w:left w:val="nil"/>
               <w:right w:val="single" w:sz="12" w:space="0" w:color="000000"/>
@@ -9821,71 +9761,23 @@
               <w:ind w:left="108" w:right="550"/>
               <w:jc w:val="both"/>
               <w:rPr>
+                <w:rFonts w:eastAsia="Arial"/>
+              </w:rPr>
+            </w:pPr>
+            <w:r>
+              <w:rPr>
                 <w:rFonts w:eastAsia="Verdana"/>
-                <w:b/>
-                <w:highlight w:val="yellow"/>
-              </w:rPr>
-            </w:pPr>
+              </w:rPr>
+              <w:t xml:space="preserve">egyéb, itt nem </w:t>
+            </w:r>
+            <w:proofErr w:type="gramStart"/>
             <w:r>
               <w:rPr>
                 <w:rFonts w:eastAsia="Verdana"/>
-                <w:b/>
-              </w:rPr>
-              <w:t xml:space="preserve">a kiadási </w:t>
-            </w:r>
-            <w:proofErr w:type="gramStart"/>
-            <w:r>
-              <w:rPr>
-                <w:rFonts w:eastAsia="Verdana"/>
-                <w:b/>
-              </w:rPr>
-              <w:t>dátumtól</w:t>
+              </w:rPr>
+              <w:t>szereplő esetekben</w:t>
             </w:r>
             <w:proofErr w:type="gramEnd"/>
-            <w:r>
-              <w:rPr>
-                <w:rFonts w:eastAsia="Verdana"/>
-                <w:b/>
-              </w:rPr>
-              <w:t xml:space="preserve"> számított 6 éven belül, legkésőbb</w:t>
-            </w:r>
-            <w:r>
-              <w:rPr>
-                <w:rFonts w:eastAsia="Verdana"/>
-                <w:b/>
-              </w:rPr>
-              <w:t xml:space="preserve"> </w:t>
-            </w:r>
-            <w:r>
-              <w:rPr>
-                <w:rFonts w:eastAsia="Verdana"/>
-                <w:b/>
-              </w:rPr>
-              <w:t>…………………………</w:t>
-            </w:r>
-            <w:r>
-              <w:rPr>
-                <w:rFonts w:eastAsia="Verdana"/>
-                <w:b/>
-              </w:rPr>
-              <w:t>-</w:t>
-            </w:r>
-            <w:proofErr w:type="spellStart"/>
-            <w:r>
-              <w:rPr>
-                <w:rFonts w:eastAsia="Verdana"/>
-                <w:b/>
-              </w:rPr>
-              <w:t>ig</w:t>
-            </w:r>
-            <w:proofErr w:type="spellEnd"/>
-            <w:r>
-              <w:rPr>
-                <w:rFonts w:eastAsia="Verdana"/>
-                <w:b/>
-              </w:rPr>
-              <w:t xml:space="preserve"> kell elvégezni.</w:t>
-            </w:r>
           </w:p>
         </w:tc>
       </w:tr>
@@ -9895,10 +9787,11 @@
         </w:trPr>
         <w:tc>
           <w:tcPr>
-            <w:tcW w:w="534" w:type="dxa"/>
+            <w:tcW w:w="1134" w:type="dxa"/>
             <w:tcBorders>
               <w:left w:val="single" w:sz="12" w:space="0" w:color="000000"/>
-              <w:right w:val="nil"/>
+              <w:bottom w:val="single" w:sz="4" w:space="0" w:color="auto"/>
+              <w:right w:val="single" w:sz="4" w:space="0" w:color="auto"/>
             </w:tcBorders>
             <w:vAlign w:val="center"/>
           </w:tcPr>
@@ -9912,10 +9805,10 @@
         </w:tc>
         <w:tc>
           <w:tcPr>
-            <w:tcW w:w="9672" w:type="dxa"/>
-            <w:gridSpan w:val="2"/>
-            <w:tcBorders>
-              <w:left w:val="nil"/>
+            <w:tcW w:w="9072" w:type="dxa"/>
+            <w:tcBorders>
+              <w:left w:val="single" w:sz="4" w:space="0" w:color="auto"/>
+              <w:bottom w:val="single" w:sz="4" w:space="0" w:color="auto"/>
               <w:right w:val="single" w:sz="12" w:space="0" w:color="000000"/>
             </w:tcBorders>
             <w:vAlign w:val="center"/>
@@ -9937,71 +9830,8 @@
           </w:p>
         </w:tc>
       </w:tr>
-      <w:tr>
-        <w:trPr>
-          <w:trHeight w:val="2786"/>
-        </w:trPr>
-        <w:tc>
-          <w:tcPr>
-            <w:tcW w:w="534" w:type="dxa"/>
-            <w:tcBorders>
-              <w:left w:val="single" w:sz="12" w:space="0" w:color="000000"/>
-              <w:bottom w:val="single" w:sz="12" w:space="0" w:color="auto"/>
-              <w:right w:val="nil"/>
-            </w:tcBorders>
-            <w:vAlign w:val="center"/>
-          </w:tcPr>
-          <w:p>
-            <w:pPr>
-              <w:rPr>
-                <w:rFonts w:eastAsia="Verdana"/>
-              </w:rPr>
-            </w:pPr>
-          </w:p>
-        </w:tc>
-        <w:tc>
-          <w:tcPr>
-            <w:tcW w:w="9672" w:type="dxa"/>
-            <w:gridSpan w:val="2"/>
-            <w:tcBorders>
-              <w:left w:val="nil"/>
-              <w:bottom w:val="single" w:sz="12" w:space="0" w:color="auto"/>
-              <w:right w:val="single" w:sz="12" w:space="0" w:color="000000"/>
-            </w:tcBorders>
-          </w:tcPr>
-          <w:p>
-            <w:pPr>
-              <w:ind w:left="108" w:right="550"/>
-              <w:rPr>
-                <w:rFonts w:eastAsia="Verdana"/>
-                <w:color w:val="FF0000"/>
-              </w:rPr>
-            </w:pPr>
-            <w:r>
-              <w:rPr>
-                <w:rFonts w:eastAsia="Verdana"/>
-                <w:color w:val="FF0000"/>
-              </w:rPr>
-              <w:t>J</w:t>
-            </w:r>
-            <w:r>
-              <w:rPr>
-                <w:rFonts w:eastAsia="Verdana"/>
-                <w:color w:val="FF0000"/>
-              </w:rPr>
-              <w:t xml:space="preserve">elen felülvizsgálat kizárólag az újonnan felszerelt </w:t>
-            </w:r>
-            <w:r>
-              <w:rPr>
-                <w:rFonts w:eastAsia="Verdana"/>
-                <w:color w:val="FF0000"/>
-              </w:rPr>
-              <w:t>kútoszlopra terjed ki.</w:t>
-            </w:r>
-          </w:p>
-        </w:tc>
-      </w:tr>
     </w:tbl>
+    <w:p/>
     <w:p>
       <w:r>
         <w:br w:type="page"/>
@@ -10009,7 +9839,7 @@
     </w:p>
     <w:tbl>
       <w:tblPr>
-        <w:tblW w:w="10206" w:type="dxa"/>
+        <w:tblW w:w="10226" w:type="dxa"/>
         <w:tblInd w:w="-582" w:type="dxa"/>
         <w:tblLayout w:type="fixed"/>
         <w:tblCellMar>
@@ -10019,29 +9849,30 @@
         <w:tblLook w:val="01E0" w:firstRow="1" w:lastRow="1" w:firstColumn="1" w:lastColumn="1" w:noHBand="0" w:noVBand="0"/>
       </w:tblPr>
       <w:tblGrid>
-        <w:gridCol w:w="567"/>
-        <w:gridCol w:w="142"/>
+        <w:gridCol w:w="709"/>
+        <w:gridCol w:w="20"/>
+        <w:gridCol w:w="2390"/>
+        <w:gridCol w:w="709"/>
+        <w:gridCol w:w="20"/>
+        <w:gridCol w:w="1397"/>
         <w:gridCol w:w="284"/>
-        <w:gridCol w:w="850"/>
-        <w:gridCol w:w="567"/>
-        <w:gridCol w:w="1134"/>
-        <w:gridCol w:w="284"/>
-        <w:gridCol w:w="141"/>
-        <w:gridCol w:w="993"/>
-        <w:gridCol w:w="283"/>
-        <w:gridCol w:w="1276"/>
-        <w:gridCol w:w="709"/>
-        <w:gridCol w:w="2551"/>
-        <w:gridCol w:w="425"/>
+        <w:gridCol w:w="1701"/>
+        <w:gridCol w:w="20"/>
+        <w:gridCol w:w="2531"/>
+        <w:gridCol w:w="20"/>
+        <w:gridCol w:w="405"/>
+        <w:gridCol w:w="20"/>
       </w:tblGrid>
       <w:tr>
         <w:trPr>
+          <w:gridAfter w:val="1"/>
+          <w:wAfter w:w="20" w:type="dxa"/>
           <w:trHeight w:hRule="exact" w:val="510"/>
         </w:trPr>
         <w:tc>
           <w:tcPr>
             <w:tcW w:w="10206" w:type="dxa"/>
-            <w:gridSpan w:val="14"/>
+            <w:gridSpan w:val="12"/>
             <w:tcBorders>
               <w:top w:val="single" w:sz="12" w:space="0" w:color="auto"/>
               <w:left w:val="single" w:sz="12" w:space="0" w:color="000000"/>
@@ -10062,12 +9893,14 @@
       </w:tr>
       <w:tr>
         <w:trPr>
+          <w:gridAfter w:val="1"/>
+          <w:wAfter w:w="20" w:type="dxa"/>
           <w:trHeight w:hRule="exact" w:val="510"/>
         </w:trPr>
         <w:tc>
           <w:tcPr>
             <w:tcW w:w="10206" w:type="dxa"/>
-            <w:gridSpan w:val="14"/>
+            <w:gridSpan w:val="12"/>
             <w:tcBorders>
               <w:left w:val="single" w:sz="12" w:space="0" w:color="000000"/>
               <w:right w:val="single" w:sz="12" w:space="0" w:color="000000"/>
@@ -10086,12 +9919,14 @@
       </w:tr>
       <w:tr>
         <w:trPr>
+          <w:gridAfter w:val="1"/>
+          <w:wAfter w:w="20" w:type="dxa"/>
           <w:trHeight w:hRule="exact" w:val="510"/>
         </w:trPr>
         <w:tc>
           <w:tcPr>
             <w:tcW w:w="10206" w:type="dxa"/>
-            <w:gridSpan w:val="14"/>
+            <w:gridSpan w:val="12"/>
             <w:tcBorders>
               <w:top w:val="single" w:sz="4" w:space="0" w:color="auto"/>
               <w:left w:val="single" w:sz="12" w:space="0" w:color="000000"/>
@@ -10218,12 +10053,14 @@
       </w:tr>
       <w:tr>
         <w:trPr>
+          <w:gridAfter w:val="1"/>
+          <w:wAfter w:w="20" w:type="dxa"/>
           <w:trHeight w:hRule="exact" w:val="283"/>
         </w:trPr>
         <w:tc>
           <w:tcPr>
             <w:tcW w:w="10206" w:type="dxa"/>
-            <w:gridSpan w:val="14"/>
+            <w:gridSpan w:val="12"/>
             <w:tcBorders>
               <w:top w:val="single" w:sz="6" w:space="0" w:color="000000"/>
               <w:left w:val="single" w:sz="12" w:space="0" w:color="000000"/>
@@ -10243,11 +10080,13 @@
       </w:tr>
       <w:tr>
         <w:trPr>
+          <w:gridAfter w:val="1"/>
+          <w:wAfter w:w="20" w:type="dxa"/>
           <w:trHeight w:val="340"/>
         </w:trPr>
         <w:tc>
           <w:tcPr>
-            <w:tcW w:w="567" w:type="dxa"/>
+            <w:tcW w:w="709" w:type="dxa"/>
             <w:tcBorders>
               <w:left w:val="single" w:sz="12" w:space="0" w:color="000000"/>
               <w:right w:val="nil"/>
@@ -10267,8 +10106,8 @@
         </w:tc>
         <w:tc>
           <w:tcPr>
-            <w:tcW w:w="4395" w:type="dxa"/>
-            <w:gridSpan w:val="8"/>
+            <w:tcW w:w="4820" w:type="dxa"/>
+            <w:gridSpan w:val="6"/>
             <w:tcBorders>
               <w:left w:val="nil"/>
             </w:tcBorders>
@@ -10514,8 +10353,8 @@
         </w:tc>
         <w:tc>
           <w:tcPr>
-            <w:tcW w:w="4819" w:type="dxa"/>
-            <w:gridSpan w:val="4"/>
+            <w:tcW w:w="4252" w:type="dxa"/>
+            <w:gridSpan w:val="3"/>
             <w:tcBorders>
               <w:left w:val="nil"/>
               <w:bottom w:val="dotted" w:sz="4" w:space="0" w:color="auto"/>
@@ -10536,13 +10375,28 @@
                 <w:rFonts w:eastAsia="Arial" w:cs="Segoe UI"/>
                 <w:szCs w:val="22"/>
               </w:rPr>
-              <w:t>{{SCAN}}</w:t>
+              <w:t>{{</w:t>
+            </w:r>
+            <w:r>
+              <w:rPr>
+                <w:rFonts w:eastAsia="Arial" w:cs="Segoe UI"/>
+                <w:szCs w:val="22"/>
+              </w:rPr>
+              <w:t>401</w:t>
+            </w:r>
+            <w:r>
+              <w:rPr>
+                <w:rFonts w:eastAsia="Arial" w:cs="Segoe UI"/>
+                <w:szCs w:val="22"/>
+              </w:rPr>
+              <w:t>}}</w:t>
             </w:r>
           </w:p>
         </w:tc>
         <w:tc>
           <w:tcPr>
             <w:tcW w:w="425" w:type="dxa"/>
+            <w:gridSpan w:val="2"/>
             <w:tcBorders>
               <w:right w:val="single" w:sz="12" w:space="0" w:color="000000"/>
             </w:tcBorders>
@@ -10562,11 +10416,13 @@
       </w:tr>
       <w:tr>
         <w:trPr>
+          <w:gridAfter w:val="1"/>
+          <w:wAfter w:w="20" w:type="dxa"/>
           <w:trHeight w:val="340"/>
         </w:trPr>
         <w:tc>
           <w:tcPr>
-            <w:tcW w:w="567" w:type="dxa"/>
+            <w:tcW w:w="709" w:type="dxa"/>
             <w:tcBorders>
               <w:left w:val="single" w:sz="12" w:space="0" w:color="000000"/>
               <w:right w:val="nil"/>
@@ -10586,8 +10442,8 @@
         </w:tc>
         <w:tc>
           <w:tcPr>
-            <w:tcW w:w="3402" w:type="dxa"/>
-            <w:gridSpan w:val="7"/>
+            <w:tcW w:w="4820" w:type="dxa"/>
+            <w:gridSpan w:val="6"/>
             <w:tcBorders>
               <w:left w:val="nil"/>
             </w:tcBorders>
@@ -10764,8 +10620,8 @@
         </w:tc>
         <w:tc>
           <w:tcPr>
-            <w:tcW w:w="5812" w:type="dxa"/>
-            <w:gridSpan w:val="5"/>
+            <w:tcW w:w="4252" w:type="dxa"/>
+            <w:gridSpan w:val="3"/>
             <w:tcBorders>
               <w:left w:val="nil"/>
               <w:bottom w:val="dotted" w:sz="4" w:space="0" w:color="auto"/>
@@ -10786,13 +10642,21 @@
                 <w:rFonts w:eastAsia="Arial" w:cs="Segoe UI"/>
                 <w:szCs w:val="22"/>
               </w:rPr>
-              <w:t>{{SCAN}}</w:t>
+              <w:t>{{402</w:t>
+            </w:r>
+            <w:r>
+              <w:rPr>
+                <w:rFonts w:eastAsia="Arial" w:cs="Segoe UI"/>
+                <w:szCs w:val="22"/>
+              </w:rPr>
+              <w:t>}}</w:t>
             </w:r>
           </w:p>
         </w:tc>
         <w:tc>
           <w:tcPr>
             <w:tcW w:w="425" w:type="dxa"/>
+            <w:gridSpan w:val="2"/>
             <w:tcBorders>
               <w:right w:val="single" w:sz="12" w:space="0" w:color="000000"/>
             </w:tcBorders>
@@ -10812,11 +10676,13 @@
       </w:tr>
       <w:tr>
         <w:trPr>
+          <w:gridAfter w:val="1"/>
+          <w:wAfter w:w="20" w:type="dxa"/>
           <w:trHeight w:val="340"/>
         </w:trPr>
         <w:tc>
           <w:tcPr>
-            <w:tcW w:w="567" w:type="dxa"/>
+            <w:tcW w:w="709" w:type="dxa"/>
             <w:tcBorders>
               <w:left w:val="single" w:sz="12" w:space="0" w:color="000000"/>
               <w:right w:val="nil"/>
@@ -10836,8 +10702,8 @@
         </w:tc>
         <w:tc>
           <w:tcPr>
-            <w:tcW w:w="2977" w:type="dxa"/>
-            <w:gridSpan w:val="5"/>
+            <w:tcW w:w="4820" w:type="dxa"/>
+            <w:gridSpan w:val="6"/>
             <w:tcBorders>
               <w:left w:val="nil"/>
             </w:tcBorders>
@@ -11013,8 +10879,8 @@
         </w:tc>
         <w:tc>
           <w:tcPr>
-            <w:tcW w:w="6237" w:type="dxa"/>
-            <w:gridSpan w:val="7"/>
+            <w:tcW w:w="4252" w:type="dxa"/>
+            <w:gridSpan w:val="3"/>
             <w:tcBorders>
               <w:left w:val="nil"/>
               <w:bottom w:val="dotted" w:sz="4" w:space="0" w:color="auto"/>
@@ -11035,13 +10901,21 @@
                 <w:rFonts w:eastAsia="Arial" w:cs="Segoe UI"/>
                 <w:szCs w:val="22"/>
               </w:rPr>
-              <w:t>{{SCAN}}</w:t>
+              <w:t>{{403</w:t>
+            </w:r>
+            <w:r>
+              <w:rPr>
+                <w:rFonts w:eastAsia="Arial" w:cs="Segoe UI"/>
+                <w:szCs w:val="22"/>
+              </w:rPr>
+              <w:t>}}</w:t>
             </w:r>
           </w:p>
         </w:tc>
         <w:tc>
           <w:tcPr>
             <w:tcW w:w="425" w:type="dxa"/>
+            <w:gridSpan w:val="2"/>
             <w:tcBorders>
               <w:right w:val="single" w:sz="12" w:space="0" w:color="000000"/>
             </w:tcBorders>
@@ -11061,11 +10935,13 @@
       </w:tr>
       <w:tr>
         <w:trPr>
+          <w:gridAfter w:val="1"/>
+          <w:wAfter w:w="20" w:type="dxa"/>
           <w:trHeight w:val="340"/>
         </w:trPr>
         <w:tc>
           <w:tcPr>
-            <w:tcW w:w="567" w:type="dxa"/>
+            <w:tcW w:w="709" w:type="dxa"/>
             <w:tcBorders>
               <w:left w:val="single" w:sz="12" w:space="0" w:color="000000"/>
               <w:right w:val="nil"/>
@@ -11085,8 +10961,8 @@
         </w:tc>
         <w:tc>
           <w:tcPr>
-            <w:tcW w:w="9639" w:type="dxa"/>
-            <w:gridSpan w:val="13"/>
+            <w:tcW w:w="9497" w:type="dxa"/>
+            <w:gridSpan w:val="11"/>
             <w:tcBorders>
               <w:left w:val="nil"/>
               <w:right w:val="single" w:sz="12" w:space="0" w:color="000000"/>
@@ -11510,11 +11386,13 @@
       </w:tr>
       <w:tr>
         <w:trPr>
+          <w:gridAfter w:val="1"/>
+          <w:wAfter w:w="20" w:type="dxa"/>
           <w:trHeight w:val="340"/>
         </w:trPr>
         <w:tc>
           <w:tcPr>
-            <w:tcW w:w="567" w:type="dxa"/>
+            <w:tcW w:w="709" w:type="dxa"/>
             <w:tcBorders>
               <w:left w:val="single" w:sz="12" w:space="0" w:color="000000"/>
               <w:right w:val="nil"/>
@@ -11530,56 +11408,18 @@
                 <w:szCs w:val="22"/>
               </w:rPr>
             </w:pPr>
-          </w:p>
-        </w:tc>
-        <w:sdt>
-          <w:sdtPr>
-            <w:rPr>
-              <w:rFonts w:eastAsia="Verdana"/>
-              <w:b/>
-            </w:rPr>
-            <w:id w:val="-643125873"/>
-            <w14:checkbox>
-              <w14:checked w14:val="1"/>
-              <w14:checkedState w14:val="2612" w14:font="MS Gothic"/>
-              <w14:uncheckedState w14:val="2610" w14:font="MS Gothic"/>
-            </w14:checkbox>
-          </w:sdtPr>
-          <w:sdtEndPr/>
-          <w:sdtContent>
-            <w:tc>
-              <w:tcPr>
-                <w:tcW w:w="426" w:type="dxa"/>
-                <w:gridSpan w:val="2"/>
-                <w:tcBorders>
-                  <w:left w:val="nil"/>
-                  <w:right w:val="nil"/>
-                </w:tcBorders>
-                <w:shd w:val="clear" w:color="auto" w:fill="auto"/>
-                <w:vAlign w:val="center"/>
-              </w:tcPr>
-              <w:p>
-                <w:pPr>
-                  <w:ind w:left="140" w:right="-17"/>
-                  <w:rPr>
-                    <w:rFonts w:eastAsia="Arial" w:cs="Arial"/>
-                    <w:szCs w:val="22"/>
-                  </w:rPr>
-                </w:pPr>
-                <w:r>
-                  <w:rPr>
-                    <w:rFonts w:ascii="MS Gothic" w:eastAsia="MS Gothic" w:hAnsi="MS Gothic" w:hint="eastAsia"/>
-                    <w:b/>
-                  </w:rPr>
-                  <w:t>☒</w:t>
-                </w:r>
-              </w:p>
-            </w:tc>
-          </w:sdtContent>
-        </w:sdt>
-        <w:tc>
-          <w:tcPr>
-            <w:tcW w:w="9213" w:type="dxa"/>
+            <w:r>
+              <w:rPr>
+                <w:rFonts w:eastAsia="Verdana" w:cs="Verdana"/>
+                <w:szCs w:val="22"/>
+              </w:rPr>
+              <w:t>{{404}}</w:t>
+            </w:r>
+          </w:p>
+        </w:tc>
+        <w:tc>
+          <w:tcPr>
+            <w:tcW w:w="9497" w:type="dxa"/>
             <w:gridSpan w:val="11"/>
             <w:tcBorders>
               <w:left w:val="nil"/>
@@ -11604,7 +11444,6 @@
             <w:r>
               <w:rPr>
                 <w:rFonts w:eastAsia="Verdana"/>
-                <w:u w:val="single"/>
               </w:rPr>
               <w:t>TN</w:t>
             </w:r>
@@ -11619,11 +11458,13 @@
       </w:tr>
       <w:tr>
         <w:trPr>
+          <w:gridAfter w:val="1"/>
+          <w:wAfter w:w="20" w:type="dxa"/>
           <w:trHeight w:val="340"/>
         </w:trPr>
         <w:tc>
           <w:tcPr>
-            <w:tcW w:w="567" w:type="dxa"/>
+            <w:tcW w:w="709" w:type="dxa"/>
             <w:tcBorders>
               <w:left w:val="single" w:sz="12" w:space="0" w:color="000000"/>
               <w:right w:val="nil"/>
@@ -11639,56 +11480,18 @@
                 <w:szCs w:val="22"/>
               </w:rPr>
             </w:pPr>
-          </w:p>
-        </w:tc>
-        <w:sdt>
-          <w:sdtPr>
-            <w:rPr>
-              <w:rFonts w:eastAsia="Verdana"/>
-              <w:b/>
-            </w:rPr>
-            <w:id w:val="-2038891568"/>
-            <w14:checkbox>
-              <w14:checked w14:val="0"/>
-              <w14:checkedState w14:val="2612" w14:font="MS Gothic"/>
-              <w14:uncheckedState w14:val="2610" w14:font="MS Gothic"/>
-            </w14:checkbox>
-          </w:sdtPr>
-          <w:sdtEndPr/>
-          <w:sdtContent>
-            <w:tc>
-              <w:tcPr>
-                <w:tcW w:w="426" w:type="dxa"/>
-                <w:gridSpan w:val="2"/>
-                <w:tcBorders>
-                  <w:left w:val="nil"/>
-                  <w:right w:val="nil"/>
-                </w:tcBorders>
-                <w:shd w:val="clear" w:color="auto" w:fill="auto"/>
-                <w:vAlign w:val="center"/>
-              </w:tcPr>
-              <w:p>
-                <w:pPr>
-                  <w:ind w:left="140" w:right="-17"/>
-                  <w:rPr>
-                    <w:rFonts w:eastAsia="Arial" w:cs="Arial"/>
-                    <w:szCs w:val="22"/>
-                  </w:rPr>
-                </w:pPr>
-                <w:r>
-                  <w:rPr>
-                    <w:rFonts w:ascii="MS Gothic" w:eastAsia="MS Gothic" w:hAnsi="MS Gothic" w:hint="eastAsia"/>
-                    <w:b/>
-                  </w:rPr>
-                  <w:t>☐</w:t>
-                </w:r>
-              </w:p>
-            </w:tc>
-          </w:sdtContent>
-        </w:sdt>
-        <w:tc>
-          <w:tcPr>
-            <w:tcW w:w="9213" w:type="dxa"/>
+            <w:r>
+              <w:rPr>
+                <w:rFonts w:eastAsia="Verdana" w:cs="Verdana"/>
+                <w:szCs w:val="22"/>
+              </w:rPr>
+              <w:t>{{405}}</w:t>
+            </w:r>
+          </w:p>
+        </w:tc>
+        <w:tc>
+          <w:tcPr>
+            <w:tcW w:w="9497" w:type="dxa"/>
             <w:gridSpan w:val="11"/>
             <w:tcBorders>
               <w:left w:val="nil"/>
@@ -11716,11 +11519,13 @@
       </w:tr>
       <w:tr>
         <w:trPr>
+          <w:gridAfter w:val="1"/>
+          <w:wAfter w:w="20" w:type="dxa"/>
           <w:trHeight w:val="340"/>
         </w:trPr>
         <w:tc>
           <w:tcPr>
-            <w:tcW w:w="567" w:type="dxa"/>
+            <w:tcW w:w="709" w:type="dxa"/>
             <w:tcBorders>
               <w:left w:val="single" w:sz="12" w:space="0" w:color="000000"/>
               <w:right w:val="nil"/>
@@ -11736,56 +11541,18 @@
                 <w:szCs w:val="22"/>
               </w:rPr>
             </w:pPr>
-          </w:p>
-        </w:tc>
-        <w:sdt>
-          <w:sdtPr>
-            <w:rPr>
-              <w:rFonts w:eastAsia="Verdana"/>
-              <w:b/>
-            </w:rPr>
-            <w:id w:val="-1036425088"/>
-            <w14:checkbox>
-              <w14:checked w14:val="0"/>
-              <w14:checkedState w14:val="2612" w14:font="MS Gothic"/>
-              <w14:uncheckedState w14:val="2610" w14:font="MS Gothic"/>
-            </w14:checkbox>
-          </w:sdtPr>
-          <w:sdtEndPr/>
-          <w:sdtContent>
-            <w:tc>
-              <w:tcPr>
-                <w:tcW w:w="426" w:type="dxa"/>
-                <w:gridSpan w:val="2"/>
-                <w:tcBorders>
-                  <w:left w:val="nil"/>
-                  <w:right w:val="nil"/>
-                </w:tcBorders>
-                <w:shd w:val="clear" w:color="auto" w:fill="auto"/>
-                <w:vAlign w:val="center"/>
-              </w:tcPr>
-              <w:p>
-                <w:pPr>
-                  <w:ind w:left="140" w:right="-17"/>
-                  <w:rPr>
-                    <w:rFonts w:eastAsia="Arial" w:cs="Arial"/>
-                    <w:szCs w:val="22"/>
-                  </w:rPr>
-                </w:pPr>
-                <w:r>
-                  <w:rPr>
-                    <w:rFonts w:ascii="MS Gothic" w:eastAsia="MS Gothic" w:hAnsi="MS Gothic" w:hint="eastAsia"/>
-                    <w:b/>
-                  </w:rPr>
-                  <w:t>☐</w:t>
-                </w:r>
-              </w:p>
-            </w:tc>
-          </w:sdtContent>
-        </w:sdt>
-        <w:tc>
-          <w:tcPr>
-            <w:tcW w:w="9213" w:type="dxa"/>
+            <w:r>
+              <w:rPr>
+                <w:rFonts w:eastAsia="Verdana" w:cs="Verdana"/>
+                <w:szCs w:val="22"/>
+              </w:rPr>
+              <w:t>{{406}}</w:t>
+            </w:r>
+          </w:p>
+        </w:tc>
+        <w:tc>
+          <w:tcPr>
+            <w:tcW w:w="9497" w:type="dxa"/>
             <w:gridSpan w:val="11"/>
             <w:tcBorders>
               <w:left w:val="nil"/>
@@ -11812,11 +11579,13 @@
       </w:tr>
       <w:tr>
         <w:trPr>
+          <w:gridAfter w:val="1"/>
+          <w:wAfter w:w="20" w:type="dxa"/>
           <w:trHeight w:val="340"/>
         </w:trPr>
         <w:tc>
           <w:tcPr>
-            <w:tcW w:w="567" w:type="dxa"/>
+            <w:tcW w:w="709" w:type="dxa"/>
             <w:tcBorders>
               <w:left w:val="single" w:sz="12" w:space="0" w:color="000000"/>
               <w:right w:val="nil"/>
@@ -11832,56 +11601,32 @@
                 <w:szCs w:val="22"/>
               </w:rPr>
             </w:pPr>
-          </w:p>
-        </w:tc>
-        <w:sdt>
-          <w:sdtPr>
-            <w:rPr>
-              <w:rFonts w:eastAsia="Verdana"/>
-              <w:b/>
-            </w:rPr>
-            <w:id w:val="1063296006"/>
-            <w14:checkbox>
-              <w14:checked w14:val="0"/>
-              <w14:checkedState w14:val="2612" w14:font="MS Gothic"/>
-              <w14:uncheckedState w14:val="2610" w14:font="MS Gothic"/>
-            </w14:checkbox>
-          </w:sdtPr>
-          <w:sdtEndPr/>
-          <w:sdtContent>
-            <w:tc>
-              <w:tcPr>
-                <w:tcW w:w="426" w:type="dxa"/>
-                <w:gridSpan w:val="2"/>
-                <w:tcBorders>
-                  <w:left w:val="nil"/>
-                  <w:right w:val="nil"/>
-                </w:tcBorders>
-                <w:shd w:val="clear" w:color="auto" w:fill="auto"/>
-                <w:vAlign w:val="center"/>
-              </w:tcPr>
-              <w:p>
-                <w:pPr>
-                  <w:ind w:left="140" w:right="-17"/>
-                  <w:rPr>
-                    <w:rFonts w:eastAsia="Arial" w:cs="Arial"/>
-                    <w:szCs w:val="22"/>
-                  </w:rPr>
-                </w:pPr>
-                <w:r>
-                  <w:rPr>
-                    <w:rFonts w:eastAsia="MS Gothic"/>
-                    <w:b/>
-                  </w:rPr>
-                  <w:t>☐</w:t>
-                </w:r>
-              </w:p>
-            </w:tc>
-          </w:sdtContent>
-        </w:sdt>
-        <w:tc>
-          <w:tcPr>
-            <w:tcW w:w="9213" w:type="dxa"/>
+            <w:r>
+              <w:rPr>
+                <w:rFonts w:eastAsia="Verdana" w:cs="Verdana"/>
+                <w:szCs w:val="22"/>
+              </w:rPr>
+              <w:t>{{40</w:t>
+            </w:r>
+            <w:r>
+              <w:rPr>
+                <w:rFonts w:eastAsia="Verdana" w:cs="Verdana"/>
+                <w:szCs w:val="22"/>
+              </w:rPr>
+              <w:t>7</w:t>
+            </w:r>
+            <w:r>
+              <w:rPr>
+                <w:rFonts w:eastAsia="Verdana" w:cs="Verdana"/>
+                <w:szCs w:val="22"/>
+              </w:rPr>
+              <w:t>}}</w:t>
+            </w:r>
+          </w:p>
+        </w:tc>
+        <w:tc>
+          <w:tcPr>
+            <w:tcW w:w="9497" w:type="dxa"/>
             <w:gridSpan w:val="11"/>
             <w:tcBorders>
               <w:left w:val="nil"/>
@@ -11908,11 +11653,13 @@
       </w:tr>
       <w:tr>
         <w:trPr>
+          <w:gridAfter w:val="1"/>
+          <w:wAfter w:w="20" w:type="dxa"/>
           <w:trHeight w:val="340"/>
         </w:trPr>
         <w:tc>
           <w:tcPr>
-            <w:tcW w:w="567" w:type="dxa"/>
+            <w:tcW w:w="709" w:type="dxa"/>
             <w:tcBorders>
               <w:left w:val="single" w:sz="12" w:space="0" w:color="000000"/>
               <w:right w:val="nil"/>
@@ -11928,56 +11675,32 @@
                 <w:szCs w:val="22"/>
               </w:rPr>
             </w:pPr>
-          </w:p>
-        </w:tc>
-        <w:sdt>
-          <w:sdtPr>
-            <w:rPr>
-              <w:rFonts w:eastAsia="Verdana"/>
-              <w:b/>
-            </w:rPr>
-            <w:id w:val="-420108558"/>
-            <w14:checkbox>
-              <w14:checked w14:val="1"/>
-              <w14:checkedState w14:val="2612" w14:font="MS Gothic"/>
-              <w14:uncheckedState w14:val="2610" w14:font="MS Gothic"/>
-            </w14:checkbox>
-          </w:sdtPr>
-          <w:sdtEndPr/>
-          <w:sdtContent>
-            <w:tc>
-              <w:tcPr>
-                <w:tcW w:w="426" w:type="dxa"/>
-                <w:gridSpan w:val="2"/>
-                <w:tcBorders>
-                  <w:left w:val="nil"/>
-                  <w:right w:val="nil"/>
-                </w:tcBorders>
-                <w:shd w:val="clear" w:color="auto" w:fill="auto"/>
-                <w:vAlign w:val="center"/>
-              </w:tcPr>
-              <w:p>
-                <w:pPr>
-                  <w:ind w:left="140" w:right="-17"/>
-                  <w:rPr>
-                    <w:rFonts w:eastAsia="Arial" w:cs="Arial"/>
-                    <w:szCs w:val="22"/>
-                  </w:rPr>
-                </w:pPr>
-                <w:r>
-                  <w:rPr>
-                    <w:rFonts w:ascii="MS Gothic" w:eastAsia="MS Gothic" w:hAnsi="MS Gothic" w:hint="eastAsia"/>
-                    <w:b/>
-                  </w:rPr>
-                  <w:t>☒</w:t>
-                </w:r>
-              </w:p>
-            </w:tc>
-          </w:sdtContent>
-        </w:sdt>
-        <w:tc>
-          <w:tcPr>
-            <w:tcW w:w="9213" w:type="dxa"/>
+            <w:r>
+              <w:rPr>
+                <w:rFonts w:eastAsia="Verdana" w:cs="Verdana"/>
+                <w:szCs w:val="22"/>
+              </w:rPr>
+              <w:t>{{40</w:t>
+            </w:r>
+            <w:r>
+              <w:rPr>
+                <w:rFonts w:eastAsia="Verdana" w:cs="Verdana"/>
+                <w:szCs w:val="22"/>
+              </w:rPr>
+              <w:t>8</w:t>
+            </w:r>
+            <w:r>
+              <w:rPr>
+                <w:rFonts w:eastAsia="Verdana" w:cs="Verdana"/>
+                <w:szCs w:val="22"/>
+              </w:rPr>
+              <w:t>}}</w:t>
+            </w:r>
+          </w:p>
+        </w:tc>
+        <w:tc>
+          <w:tcPr>
+            <w:tcW w:w="9497" w:type="dxa"/>
             <w:gridSpan w:val="11"/>
             <w:tcBorders>
               <w:left w:val="nil"/>
@@ -12004,11 +11727,13 @@
       </w:tr>
       <w:tr>
         <w:trPr>
+          <w:gridAfter w:val="1"/>
+          <w:wAfter w:w="20" w:type="dxa"/>
           <w:trHeight w:val="340"/>
         </w:trPr>
         <w:tc>
           <w:tcPr>
-            <w:tcW w:w="567" w:type="dxa"/>
+            <w:tcW w:w="709" w:type="dxa"/>
             <w:tcBorders>
               <w:left w:val="single" w:sz="12" w:space="0" w:color="000000"/>
               <w:right w:val="nil"/>
@@ -12024,53 +11749,32 @@
                 <w:szCs w:val="22"/>
               </w:rPr>
             </w:pPr>
-          </w:p>
-        </w:tc>
-        <w:sdt>
-          <w:sdtPr>
-            <w:rPr>
-              <w:rFonts w:eastAsia="Verdana"/>
-            </w:rPr>
-            <w:id w:val="1757553020"/>
-            <w14:checkbox>
-              <w14:checked w14:val="0"/>
-              <w14:checkedState w14:val="2612" w14:font="MS Gothic"/>
-              <w14:uncheckedState w14:val="2610" w14:font="MS Gothic"/>
-            </w14:checkbox>
-          </w:sdtPr>
-          <w:sdtEndPr/>
-          <w:sdtContent>
-            <w:tc>
-              <w:tcPr>
-                <w:tcW w:w="426" w:type="dxa"/>
-                <w:gridSpan w:val="2"/>
-                <w:tcBorders>
-                  <w:left w:val="nil"/>
-                  <w:right w:val="nil"/>
-                </w:tcBorders>
-                <w:shd w:val="clear" w:color="auto" w:fill="auto"/>
-                <w:vAlign w:val="center"/>
-              </w:tcPr>
-              <w:p>
-                <w:pPr>
-                  <w:ind w:left="140" w:right="-17"/>
-                  <w:rPr>
-                    <w:rFonts w:eastAsia="Verdana"/>
-                  </w:rPr>
-                </w:pPr>
-                <w:r>
-                  <w:rPr>
-                    <w:rFonts w:eastAsia="MS Gothic"/>
-                  </w:rPr>
-                  <w:t>☐</w:t>
-                </w:r>
-              </w:p>
-            </w:tc>
-          </w:sdtContent>
-        </w:sdt>
-        <w:tc>
-          <w:tcPr>
-            <w:tcW w:w="9213" w:type="dxa"/>
+            <w:r>
+              <w:rPr>
+                <w:rFonts w:eastAsia="Verdana" w:cs="Verdana"/>
+                <w:szCs w:val="22"/>
+              </w:rPr>
+              <w:t>{{40</w:t>
+            </w:r>
+            <w:r>
+              <w:rPr>
+                <w:rFonts w:eastAsia="Verdana" w:cs="Verdana"/>
+                <w:szCs w:val="22"/>
+              </w:rPr>
+              <w:t>9</w:t>
+            </w:r>
+            <w:r>
+              <w:rPr>
+                <w:rFonts w:eastAsia="Verdana" w:cs="Verdana"/>
+                <w:szCs w:val="22"/>
+              </w:rPr>
+              <w:t>}}</w:t>
+            </w:r>
+          </w:p>
+        </w:tc>
+        <w:tc>
+          <w:tcPr>
+            <w:tcW w:w="9497" w:type="dxa"/>
             <w:gridSpan w:val="11"/>
             <w:tcBorders>
               <w:left w:val="nil"/>
@@ -12110,11 +11814,13 @@
       </w:tr>
       <w:tr>
         <w:trPr>
+          <w:gridAfter w:val="1"/>
+          <w:wAfter w:w="20" w:type="dxa"/>
           <w:trHeight w:val="340"/>
         </w:trPr>
         <w:tc>
           <w:tcPr>
-            <w:tcW w:w="567" w:type="dxa"/>
+            <w:tcW w:w="709" w:type="dxa"/>
             <w:tcBorders>
               <w:left w:val="single" w:sz="12" w:space="0" w:color="000000"/>
               <w:right w:val="nil"/>
@@ -12134,8 +11840,8 @@
         </w:tc>
         <w:tc>
           <w:tcPr>
-            <w:tcW w:w="1276" w:type="dxa"/>
-            <w:gridSpan w:val="3"/>
+            <w:tcW w:w="2410" w:type="dxa"/>
+            <w:gridSpan w:val="2"/>
             <w:tcBorders>
               <w:left w:val="nil"/>
               <w:right w:val="nil"/>
@@ -12159,8 +11865,8 @@
         </w:tc>
         <w:tc>
           <w:tcPr>
-            <w:tcW w:w="7938" w:type="dxa"/>
-            <w:gridSpan w:val="9"/>
+            <w:tcW w:w="6662" w:type="dxa"/>
+            <w:gridSpan w:val="7"/>
             <w:tcBorders>
               <w:left w:val="nil"/>
               <w:bottom w:val="dotted" w:sz="4" w:space="0" w:color="auto"/>
@@ -12179,19 +11885,14 @@
               <w:rPr>
                 <w:rFonts w:eastAsia="Verdana"/>
               </w:rPr>
-              <w:t>T1</w:t>
-            </w:r>
-            <w:r>
-              <w:rPr>
-                <w:rFonts w:eastAsia="Verdana"/>
-              </w:rPr>
-              <w:t xml:space="preserve"> elosztóból</w:t>
+              <w:t>{{410}}</w:t>
             </w:r>
           </w:p>
         </w:tc>
         <w:tc>
           <w:tcPr>
             <w:tcW w:w="425" w:type="dxa"/>
+            <w:gridSpan w:val="2"/>
             <w:tcBorders>
               <w:left w:val="nil"/>
               <w:right w:val="single" w:sz="12" w:space="0" w:color="000000"/>
@@ -12211,11 +11912,13 @@
       </w:tr>
       <w:tr>
         <w:trPr>
+          <w:gridAfter w:val="1"/>
+          <w:wAfter w:w="20" w:type="dxa"/>
           <w:trHeight w:val="340"/>
         </w:trPr>
         <w:tc>
           <w:tcPr>
-            <w:tcW w:w="567" w:type="dxa"/>
+            <w:tcW w:w="709" w:type="dxa"/>
             <w:tcBorders>
               <w:left w:val="single" w:sz="12" w:space="0" w:color="000000"/>
               <w:right w:val="nil"/>
@@ -12235,8 +11938,8 @@
         </w:tc>
         <w:tc>
           <w:tcPr>
-            <w:tcW w:w="1843" w:type="dxa"/>
-            <w:gridSpan w:val="4"/>
+            <w:tcW w:w="2410" w:type="dxa"/>
+            <w:gridSpan w:val="2"/>
             <w:tcBorders>
               <w:left w:val="nil"/>
               <w:right w:val="nil"/>
@@ -12260,8 +11963,8 @@
         </w:tc>
         <w:tc>
           <w:tcPr>
-            <w:tcW w:w="7371" w:type="dxa"/>
-            <w:gridSpan w:val="8"/>
+            <w:tcW w:w="6662" w:type="dxa"/>
+            <w:gridSpan w:val="7"/>
             <w:tcBorders>
               <w:left w:val="nil"/>
               <w:bottom w:val="dotted" w:sz="4" w:space="0" w:color="auto"/>
@@ -12280,13 +11983,14 @@
               <w:rPr>
                 <w:rFonts w:eastAsia="Verdana"/>
               </w:rPr>
-              <w:t>Nincs</w:t>
+              <w:t>{{411}}</w:t>
             </w:r>
           </w:p>
         </w:tc>
         <w:tc>
           <w:tcPr>
             <w:tcW w:w="425" w:type="dxa"/>
+            <w:gridSpan w:val="2"/>
             <w:tcBorders>
               <w:left w:val="nil"/>
               <w:right w:val="single" w:sz="12" w:space="0" w:color="000000"/>
@@ -12306,11 +12010,13 @@
       </w:tr>
       <w:tr>
         <w:trPr>
+          <w:gridAfter w:val="1"/>
+          <w:wAfter w:w="20" w:type="dxa"/>
           <w:trHeight w:val="340"/>
         </w:trPr>
         <w:tc>
           <w:tcPr>
-            <w:tcW w:w="567" w:type="dxa"/>
+            <w:tcW w:w="709" w:type="dxa"/>
             <w:tcBorders>
               <w:left w:val="single" w:sz="12" w:space="0" w:color="000000"/>
               <w:right w:val="nil"/>
@@ -12330,8 +12036,8 @@
         </w:tc>
         <w:tc>
           <w:tcPr>
-            <w:tcW w:w="5954" w:type="dxa"/>
-            <w:gridSpan w:val="10"/>
+            <w:tcW w:w="6521" w:type="dxa"/>
+            <w:gridSpan w:val="7"/>
             <w:tcBorders>
               <w:left w:val="nil"/>
               <w:right w:val="nil"/>
@@ -12699,7 +12405,7 @@
         </w:tc>
         <w:tc>
           <w:tcPr>
-            <w:tcW w:w="3260" w:type="dxa"/>
+            <w:tcW w:w="2551" w:type="dxa"/>
             <w:gridSpan w:val="2"/>
             <w:tcBorders>
               <w:top w:val="dotted" w:sz="4" w:space="0" w:color="auto"/>
@@ -12720,25 +12426,14 @@
               <w:rPr>
                 <w:rFonts w:eastAsia="Verdana"/>
               </w:rPr>
-              <w:t>202</w:t>
-            </w:r>
-            <w:r>
-              <w:rPr>
-                <w:rFonts w:eastAsia="Verdana"/>
-              </w:rPr>
-              <w:t>6</w:t>
-            </w:r>
-            <w:r>
-              <w:rPr>
-                <w:rFonts w:eastAsia="Verdana"/>
-              </w:rPr>
-              <w:t>.</w:t>
+              <w:t>{{412}}</w:t>
             </w:r>
           </w:p>
         </w:tc>
         <w:tc>
           <w:tcPr>
             <w:tcW w:w="425" w:type="dxa"/>
+            <w:gridSpan w:val="2"/>
             <w:tcBorders>
               <w:left w:val="nil"/>
               <w:right w:val="single" w:sz="12" w:space="0" w:color="000000"/>
@@ -12758,11 +12453,13 @@
       </w:tr>
       <w:tr>
         <w:trPr>
+          <w:gridAfter w:val="1"/>
+          <w:wAfter w:w="20" w:type="dxa"/>
           <w:trHeight w:val="340"/>
         </w:trPr>
         <w:tc>
           <w:tcPr>
-            <w:tcW w:w="567" w:type="dxa"/>
+            <w:tcW w:w="709" w:type="dxa"/>
             <w:tcBorders>
               <w:left w:val="single" w:sz="12" w:space="0" w:color="000000"/>
               <w:right w:val="nil"/>
@@ -12782,8 +12479,8 @@
         </w:tc>
         <w:tc>
           <w:tcPr>
-            <w:tcW w:w="4678" w:type="dxa"/>
-            <w:gridSpan w:val="9"/>
+            <w:tcW w:w="4536" w:type="dxa"/>
+            <w:gridSpan w:val="5"/>
             <w:tcBorders>
               <w:left w:val="nil"/>
             </w:tcBorders>
@@ -12808,7 +12505,7 @@
         <w:tc>
           <w:tcPr>
             <w:tcW w:w="4536" w:type="dxa"/>
-            <w:gridSpan w:val="3"/>
+            <w:gridSpan w:val="4"/>
             <w:tcBorders>
               <w:left w:val="nil"/>
               <w:bottom w:val="dotted" w:sz="4" w:space="0" w:color="auto"/>
@@ -12827,13 +12524,14 @@
               <w:rPr>
                 <w:rFonts w:eastAsia="Verdana"/>
               </w:rPr>
-              <w:t>Gyártói dokumentációs csomag</w:t>
+              <w:t>{{413}}</w:t>
             </w:r>
           </w:p>
         </w:tc>
         <w:tc>
           <w:tcPr>
             <w:tcW w:w="425" w:type="dxa"/>
+            <w:gridSpan w:val="2"/>
             <w:tcBorders>
               <w:right w:val="single" w:sz="12" w:space="0" w:color="000000"/>
             </w:tcBorders>
@@ -12853,11 +12551,13 @@
       </w:tr>
       <w:tr>
         <w:trPr>
+          <w:gridAfter w:val="1"/>
+          <w:wAfter w:w="20" w:type="dxa"/>
           <w:trHeight w:hRule="exact" w:val="340"/>
         </w:trPr>
         <w:tc>
           <w:tcPr>
-            <w:tcW w:w="567" w:type="dxa"/>
+            <w:tcW w:w="709" w:type="dxa"/>
             <w:tcBorders>
               <w:left w:val="single" w:sz="12" w:space="0" w:color="000000"/>
               <w:right w:val="nil"/>
@@ -12877,8 +12577,8 @@
         </w:tc>
         <w:tc>
           <w:tcPr>
-            <w:tcW w:w="9639" w:type="dxa"/>
-            <w:gridSpan w:val="13"/>
+            <w:tcW w:w="9497" w:type="dxa"/>
+            <w:gridSpan w:val="11"/>
             <w:tcBorders>
               <w:left w:val="nil"/>
               <w:right w:val="single" w:sz="12" w:space="0" w:color="000000"/>
@@ -12928,6 +12628,127 @@
               </w:rPr>
               <w:t>:</w:t>
             </w:r>
+          </w:p>
+        </w:tc>
+      </w:tr>
+      <w:tr>
+        <w:trPr>
+          <w:gridAfter w:val="1"/>
+          <w:wAfter w:w="20" w:type="dxa"/>
+          <w:trHeight w:val="283"/>
+        </w:trPr>
+        <w:tc>
+          <w:tcPr>
+            <w:tcW w:w="709" w:type="dxa"/>
+            <w:tcBorders>
+              <w:left w:val="single" w:sz="12" w:space="0" w:color="000000"/>
+              <w:right w:val="nil"/>
+            </w:tcBorders>
+            <w:vAlign w:val="center"/>
+          </w:tcPr>
+          <w:p>
+            <w:pPr>
+              <w:ind w:right="-17"/>
+              <w:jc w:val="center"/>
+              <w:rPr>
+                <w:rFonts w:eastAsia="Verdana" w:cs="Verdana"/>
+                <w:szCs w:val="22"/>
+              </w:rPr>
+            </w:pPr>
+          </w:p>
+        </w:tc>
+        <w:tc>
+          <w:tcPr>
+            <w:tcW w:w="3119" w:type="dxa"/>
+            <w:gridSpan w:val="3"/>
+            <w:tcBorders>
+              <w:left w:val="nil"/>
+              <w:right w:val="single" w:sz="4" w:space="0" w:color="auto"/>
+            </w:tcBorders>
+            <w:vAlign w:val="center"/>
+          </w:tcPr>
+          <w:p>
+            <w:pPr>
+              <w:ind w:left="284" w:right="141"/>
+              <w:rPr>
+                <w:rFonts w:eastAsia="Verdana"/>
+                <w:i/>
+                <w:sz w:val="20"/>
+              </w:rPr>
+            </w:pPr>
+            <w:r>
+              <w:rPr>
+                <w:rFonts w:eastAsia="Verdana"/>
+                <w:i/>
+                <w:sz w:val="20"/>
+              </w:rPr>
+              <w:t>Jogszabályok:</w:t>
+            </w:r>
+          </w:p>
+        </w:tc>
+        <w:tc>
+          <w:tcPr>
+            <w:tcW w:w="1701" w:type="dxa"/>
+            <w:gridSpan w:val="3"/>
+            <w:tcBorders>
+              <w:top w:val="single" w:sz="4" w:space="0" w:color="auto"/>
+              <w:left w:val="single" w:sz="4" w:space="0" w:color="auto"/>
+            </w:tcBorders>
+            <w:vAlign w:val="center"/>
+          </w:tcPr>
+          <w:p>
+            <w:pPr>
+              <w:ind w:left="140" w:right="-17"/>
+              <w:rPr>
+                <w:rFonts w:eastAsia="Verdana"/>
+                <w:i/>
+                <w:sz w:val="20"/>
+              </w:rPr>
+            </w:pPr>
+          </w:p>
+        </w:tc>
+        <w:tc>
+          <w:tcPr>
+            <w:tcW w:w="4252" w:type="dxa"/>
+            <w:gridSpan w:val="3"/>
+            <w:tcBorders>
+              <w:top w:val="single" w:sz="4" w:space="0" w:color="auto"/>
+              <w:right w:val="single" w:sz="4" w:space="0" w:color="auto"/>
+            </w:tcBorders>
+            <w:shd w:val="clear" w:color="auto" w:fill="auto"/>
+            <w:vAlign w:val="center"/>
+          </w:tcPr>
+          <w:p>
+            <w:pPr>
+              <w:ind w:right="-17"/>
+              <w:rPr>
+                <w:rFonts w:eastAsia="Verdana"/>
+                <w:i/>
+                <w:sz w:val="20"/>
+              </w:rPr>
+            </w:pPr>
+          </w:p>
+        </w:tc>
+        <w:tc>
+          <w:tcPr>
+            <w:tcW w:w="425" w:type="dxa"/>
+            <w:gridSpan w:val="2"/>
+            <w:tcBorders>
+              <w:left w:val="single" w:sz="4" w:space="0" w:color="auto"/>
+              <w:right w:val="single" w:sz="12" w:space="0" w:color="000000"/>
+            </w:tcBorders>
+            <w:shd w:val="clear" w:color="auto" w:fill="auto"/>
+            <w:vAlign w:val="center"/>
+          </w:tcPr>
+          <w:p>
+            <w:pPr>
+              <w:ind w:right="-17"/>
+              <w:rPr>
+                <w:rFonts w:eastAsia="Verdana"/>
+                <w:i/>
+                <w:sz w:val="20"/>
+              </w:rPr>
+            </w:pPr>
           </w:p>
         </w:tc>
       </w:tr>
@@ -12937,7 +12758,7 @@
         </w:trPr>
         <w:tc>
           <w:tcPr>
-            <w:tcW w:w="567" w:type="dxa"/>
+            <w:tcW w:w="709" w:type="dxa"/>
             <w:tcBorders>
               <w:left w:val="single" w:sz="12" w:space="0" w:color="000000"/>
               <w:right w:val="nil"/>
@@ -12957,38 +12778,50 @@
         </w:tc>
         <w:tc>
           <w:tcPr>
-            <w:tcW w:w="3261" w:type="dxa"/>
-            <w:gridSpan w:val="6"/>
+            <w:tcW w:w="20" w:type="dxa"/>
             <w:tcBorders>
               <w:left w:val="nil"/>
-              <w:right w:val="single" w:sz="4" w:space="0" w:color="auto"/>
-            </w:tcBorders>
-            <w:vAlign w:val="center"/>
-          </w:tcPr>
-          <w:p>
-            <w:pPr>
-              <w:ind w:left="284" w:right="141"/>
+            </w:tcBorders>
+            <w:vAlign w:val="center"/>
+          </w:tcPr>
+          <w:p>
+            <w:pPr>
+              <w:ind w:left="140" w:right="141"/>
               <w:rPr>
                 <w:rFonts w:eastAsia="Verdana"/>
                 <w:i/>
                 <w:sz w:val="20"/>
               </w:rPr>
             </w:pPr>
-            <w:r>
+          </w:p>
+        </w:tc>
+        <w:tc>
+          <w:tcPr>
+            <w:tcW w:w="3119" w:type="dxa"/>
+            <w:gridSpan w:val="3"/>
+            <w:tcBorders>
+              <w:top w:val="single" w:sz="4" w:space="0" w:color="auto"/>
+              <w:left w:val="nil"/>
+              <w:right w:val="single" w:sz="4" w:space="0" w:color="auto"/>
+            </w:tcBorders>
+            <w:vAlign w:val="center"/>
+          </w:tcPr>
+          <w:p>
+            <w:pPr>
+              <w:ind w:left="140" w:right="141"/>
               <w:rPr>
                 <w:rFonts w:eastAsia="Verdana"/>
                 <w:i/>
                 <w:sz w:val="20"/>
               </w:rPr>
-              <w:t>Jogszabályok:</w:t>
-            </w:r>
-          </w:p>
-        </w:tc>
-        <w:tc>
-          <w:tcPr>
-            <w:tcW w:w="141" w:type="dxa"/>
-            <w:tcBorders>
-              <w:top w:val="single" w:sz="4" w:space="0" w:color="auto"/>
+            </w:pPr>
+          </w:p>
+        </w:tc>
+        <w:tc>
+          <w:tcPr>
+            <w:tcW w:w="1681" w:type="dxa"/>
+            <w:gridSpan w:val="2"/>
+            <w:tcBorders>
               <w:left w:val="single" w:sz="4" w:space="0" w:color="auto"/>
             </w:tcBorders>
             <w:vAlign w:val="center"/>
@@ -13006,10 +12839,9 @@
         </w:tc>
         <w:tc>
           <w:tcPr>
-            <w:tcW w:w="5812" w:type="dxa"/>
-            <w:gridSpan w:val="5"/>
-            <w:tcBorders>
-              <w:top w:val="single" w:sz="4" w:space="0" w:color="auto"/>
+            <w:tcW w:w="4272" w:type="dxa"/>
+            <w:gridSpan w:val="4"/>
+            <w:tcBorders>
               <w:right w:val="single" w:sz="4" w:space="0" w:color="auto"/>
             </w:tcBorders>
             <w:shd w:val="clear" w:color="auto" w:fill="auto"/>
@@ -13024,19 +12856,450 @@
                 <w:sz w:val="20"/>
               </w:rPr>
             </w:pPr>
-            <w:r>
+          </w:p>
+        </w:tc>
+        <w:tc>
+          <w:tcPr>
+            <w:tcW w:w="425" w:type="dxa"/>
+            <w:gridSpan w:val="2"/>
+            <w:tcBorders>
+              <w:left w:val="single" w:sz="4" w:space="0" w:color="auto"/>
+              <w:right w:val="single" w:sz="12" w:space="0" w:color="000000"/>
+            </w:tcBorders>
+            <w:shd w:val="clear" w:color="auto" w:fill="auto"/>
+            <w:vAlign w:val="center"/>
+          </w:tcPr>
+          <w:p>
+            <w:pPr>
+              <w:ind w:right="-17"/>
               <w:rPr>
                 <w:rFonts w:eastAsia="Verdana"/>
                 <w:i/>
                 <w:sz w:val="20"/>
               </w:rPr>
-              <w:t>1993. évi XCIII. munkavédelmi törvény,</w:t>
-            </w:r>
+            </w:pPr>
+          </w:p>
+        </w:tc>
+      </w:tr>
+      <w:tr>
+        <w:trPr>
+          <w:gridAfter w:val="1"/>
+          <w:wAfter w:w="20" w:type="dxa"/>
+          <w:trHeight w:val="283"/>
+        </w:trPr>
+        <w:tc>
+          <w:tcPr>
+            <w:tcW w:w="709" w:type="dxa"/>
+            <w:tcBorders>
+              <w:left w:val="single" w:sz="12" w:space="0" w:color="000000"/>
+              <w:right w:val="nil"/>
+            </w:tcBorders>
+            <w:vAlign w:val="center"/>
+          </w:tcPr>
+          <w:p>
+            <w:pPr>
+              <w:ind w:right="-17"/>
+              <w:jc w:val="center"/>
+              <w:rPr>
+                <w:rFonts w:eastAsia="Verdana" w:cs="Verdana"/>
+                <w:szCs w:val="22"/>
+              </w:rPr>
+            </w:pPr>
+          </w:p>
+        </w:tc>
+        <w:tc>
+          <w:tcPr>
+            <w:tcW w:w="9072" w:type="dxa"/>
+            <w:gridSpan w:val="9"/>
+            <w:tcBorders>
+              <w:left w:val="nil"/>
+              <w:right w:val="single" w:sz="4" w:space="0" w:color="auto"/>
+            </w:tcBorders>
+            <w:vAlign w:val="center"/>
+          </w:tcPr>
+          <w:p>
+            <w:pPr>
+              <w:ind w:right="-17"/>
+              <w:rPr>
+                <w:rFonts w:eastAsia="Verdana"/>
+                <w:sz w:val="20"/>
+                <w:highlight w:val="yellow"/>
+              </w:rPr>
+            </w:pPr>
+            <w:r>
+              <w:rPr>
+                <w:rFonts w:eastAsia="Verdana"/>
+                <w:sz w:val="20"/>
+              </w:rPr>
+              <w:t>{{</w:t>
+            </w:r>
+            <w:proofErr w:type="spellStart"/>
+            <w:r>
+              <w:rPr>
+                <w:rFonts w:eastAsia="Verdana"/>
+                <w:sz w:val="20"/>
+              </w:rPr>
+              <w:t>jogyszabályok</w:t>
+            </w:r>
+            <w:proofErr w:type="gramStart"/>
+            <w:r>
+              <w:rPr>
+                <w:rFonts w:eastAsia="Verdana"/>
+                <w:sz w:val="20"/>
+              </w:rPr>
+              <w:t>.jogyszabaly</w:t>
+            </w:r>
+            <w:proofErr w:type="gramEnd"/>
+            <w:r>
+              <w:rPr>
+                <w:rFonts w:eastAsia="Verdana"/>
+                <w:sz w:val="20"/>
+              </w:rPr>
+              <w:t>_szam</w:t>
+            </w:r>
+            <w:proofErr w:type="spellEnd"/>
+            <w:r>
+              <w:rPr>
+                <w:rFonts w:eastAsia="Verdana"/>
+                <w:sz w:val="20"/>
+              </w:rPr>
+              <w:t>}}</w:t>
+            </w:r>
+            <w:bookmarkStart w:id="0" w:name="_GoBack"/>
+            <w:bookmarkEnd w:id="0"/>
           </w:p>
         </w:tc>
         <w:tc>
           <w:tcPr>
             <w:tcW w:w="425" w:type="dxa"/>
+            <w:gridSpan w:val="2"/>
+            <w:tcBorders>
+              <w:left w:val="single" w:sz="4" w:space="0" w:color="auto"/>
+              <w:right w:val="single" w:sz="12" w:space="0" w:color="000000"/>
+            </w:tcBorders>
+            <w:shd w:val="clear" w:color="auto" w:fill="auto"/>
+            <w:vAlign w:val="center"/>
+          </w:tcPr>
+          <w:p>
+            <w:pPr>
+              <w:ind w:right="-17"/>
+              <w:rPr>
+                <w:rFonts w:eastAsia="Verdana"/>
+                <w:i/>
+                <w:sz w:val="20"/>
+                <w:highlight w:val="yellow"/>
+              </w:rPr>
+            </w:pPr>
+          </w:p>
+        </w:tc>
+      </w:tr>
+      <w:tr>
+        <w:trPr>
+          <w:gridAfter w:val="1"/>
+          <w:wAfter w:w="20" w:type="dxa"/>
+          <w:trHeight w:val="57"/>
+        </w:trPr>
+        <w:tc>
+          <w:tcPr>
+            <w:tcW w:w="709" w:type="dxa"/>
+            <w:tcBorders>
+              <w:left w:val="single" w:sz="12" w:space="0" w:color="000000"/>
+              <w:right w:val="nil"/>
+            </w:tcBorders>
+            <w:vAlign w:val="center"/>
+          </w:tcPr>
+          <w:p>
+            <w:pPr>
+              <w:ind w:right="-17"/>
+              <w:jc w:val="center"/>
+              <w:rPr>
+                <w:rFonts w:eastAsia="Verdana" w:cs="Verdana"/>
+                <w:sz w:val="8"/>
+                <w:szCs w:val="22"/>
+              </w:rPr>
+            </w:pPr>
+          </w:p>
+        </w:tc>
+        <w:tc>
+          <w:tcPr>
+            <w:tcW w:w="3119" w:type="dxa"/>
+            <w:gridSpan w:val="3"/>
+            <w:tcBorders>
+              <w:left w:val="nil"/>
+            </w:tcBorders>
+            <w:vAlign w:val="center"/>
+          </w:tcPr>
+          <w:p>
+            <w:pPr>
+              <w:ind w:left="140" w:right="141"/>
+              <w:rPr>
+                <w:rFonts w:eastAsia="Verdana"/>
+                <w:i/>
+                <w:sz w:val="8"/>
+              </w:rPr>
+            </w:pPr>
+          </w:p>
+        </w:tc>
+        <w:tc>
+          <w:tcPr>
+            <w:tcW w:w="6378" w:type="dxa"/>
+            <w:gridSpan w:val="8"/>
+            <w:tcBorders>
+              <w:right w:val="single" w:sz="12" w:space="0" w:color="000000"/>
+            </w:tcBorders>
+            <w:shd w:val="clear" w:color="auto" w:fill="auto"/>
+            <w:vAlign w:val="center"/>
+          </w:tcPr>
+          <w:p>
+            <w:pPr>
+              <w:ind w:left="140" w:right="-17"/>
+              <w:rPr>
+                <w:rFonts w:eastAsia="Verdana"/>
+                <w:i/>
+                <w:sz w:val="8"/>
+              </w:rPr>
+            </w:pPr>
+          </w:p>
+        </w:tc>
+      </w:tr>
+      <w:tr>
+        <w:trPr>
+          <w:gridAfter w:val="1"/>
+          <w:wAfter w:w="20" w:type="dxa"/>
+          <w:trHeight w:val="283"/>
+        </w:trPr>
+        <w:tc>
+          <w:tcPr>
+            <w:tcW w:w="709" w:type="dxa"/>
+            <w:tcBorders>
+              <w:left w:val="single" w:sz="12" w:space="0" w:color="000000"/>
+              <w:right w:val="nil"/>
+            </w:tcBorders>
+            <w:vAlign w:val="center"/>
+          </w:tcPr>
+          <w:p>
+            <w:pPr>
+              <w:ind w:right="-17"/>
+              <w:jc w:val="center"/>
+              <w:rPr>
+                <w:rFonts w:eastAsia="Verdana" w:cs="Verdana"/>
+                <w:szCs w:val="22"/>
+              </w:rPr>
+            </w:pPr>
+          </w:p>
+        </w:tc>
+        <w:tc>
+          <w:tcPr>
+            <w:tcW w:w="3119" w:type="dxa"/>
+            <w:gridSpan w:val="3"/>
+            <w:tcBorders>
+              <w:left w:val="nil"/>
+              <w:right w:val="single" w:sz="4" w:space="0" w:color="auto"/>
+            </w:tcBorders>
+            <w:vAlign w:val="center"/>
+          </w:tcPr>
+          <w:p>
+            <w:pPr>
+              <w:ind w:left="284" w:right="141"/>
+              <w:rPr>
+                <w:rFonts w:eastAsia="Verdana"/>
+                <w:i/>
+                <w:sz w:val="20"/>
+              </w:rPr>
+            </w:pPr>
+            <w:r>
+              <w:rPr>
+                <w:rFonts w:eastAsia="Verdana"/>
+                <w:i/>
+                <w:sz w:val="20"/>
+              </w:rPr>
+              <w:t>Tűzvédelmi Műszaki Irányelvek:</w:t>
+            </w:r>
+          </w:p>
+        </w:tc>
+        <w:tc>
+          <w:tcPr>
+            <w:tcW w:w="1701" w:type="dxa"/>
+            <w:gridSpan w:val="3"/>
+            <w:tcBorders>
+              <w:top w:val="single" w:sz="4" w:space="0" w:color="auto"/>
+              <w:left w:val="single" w:sz="4" w:space="0" w:color="auto"/>
+            </w:tcBorders>
+            <w:vAlign w:val="center"/>
+          </w:tcPr>
+          <w:p>
+            <w:pPr>
+              <w:ind w:left="140" w:right="-17"/>
+              <w:rPr>
+                <w:rFonts w:eastAsia="Verdana"/>
+                <w:i/>
+                <w:sz w:val="20"/>
+              </w:rPr>
+            </w:pPr>
+          </w:p>
+        </w:tc>
+        <w:tc>
+          <w:tcPr>
+            <w:tcW w:w="4252" w:type="dxa"/>
+            <w:gridSpan w:val="3"/>
+            <w:tcBorders>
+              <w:top w:val="single" w:sz="4" w:space="0" w:color="auto"/>
+              <w:right w:val="single" w:sz="4" w:space="0" w:color="auto"/>
+            </w:tcBorders>
+            <w:shd w:val="clear" w:color="auto" w:fill="auto"/>
+            <w:vAlign w:val="center"/>
+          </w:tcPr>
+          <w:p>
+            <w:pPr>
+              <w:ind w:right="-17"/>
+              <w:rPr>
+                <w:rFonts w:eastAsia="Verdana"/>
+                <w:i/>
+                <w:sz w:val="20"/>
+              </w:rPr>
+            </w:pPr>
+            <w:proofErr w:type="spellStart"/>
+            <w:r>
+              <w:rPr>
+                <w:rFonts w:eastAsia="Verdana"/>
+                <w:i/>
+                <w:sz w:val="20"/>
+              </w:rPr>
+              <w:t>TvMI</w:t>
+            </w:r>
+            <w:proofErr w:type="spellEnd"/>
+            <w:r>
+              <w:rPr>
+                <w:rFonts w:eastAsia="Verdana"/>
+                <w:i/>
+                <w:sz w:val="20"/>
+              </w:rPr>
+              <w:t xml:space="preserve"> 7.5:2022.06.13.</w:t>
+            </w:r>
+            <w:r>
+              <w:rPr>
+                <w:rFonts w:eastAsia="Verdana"/>
+                <w:i/>
+                <w:sz w:val="20"/>
+              </w:rPr>
+              <w:t xml:space="preserve"> (</w:t>
+            </w:r>
+            <w:proofErr w:type="spellStart"/>
+            <w:r>
+              <w:rPr>
+                <w:rFonts w:eastAsia="Verdana"/>
+                <w:i/>
+                <w:sz w:val="20"/>
+              </w:rPr>
+              <w:t>vill</w:t>
+            </w:r>
+            <w:proofErr w:type="spellEnd"/>
+            <w:r>
+              <w:rPr>
+                <w:rFonts w:eastAsia="Verdana"/>
+                <w:i/>
+                <w:sz w:val="20"/>
+              </w:rPr>
+              <w:t xml:space="preserve">. </w:t>
+            </w:r>
+            <w:proofErr w:type="spellStart"/>
+            <w:r>
+              <w:rPr>
+                <w:rFonts w:eastAsia="Verdana"/>
+                <w:i/>
+                <w:sz w:val="20"/>
+              </w:rPr>
+              <w:t>ber</w:t>
+            </w:r>
+            <w:proofErr w:type="spellEnd"/>
+            <w:proofErr w:type="gramStart"/>
+            <w:r>
+              <w:rPr>
+                <w:rFonts w:eastAsia="Verdana"/>
+                <w:i/>
+                <w:sz w:val="20"/>
+              </w:rPr>
+              <w:t>.,</w:t>
+            </w:r>
+            <w:proofErr w:type="gramEnd"/>
+            <w:r>
+              <w:rPr>
+                <w:rFonts w:eastAsia="Verdana"/>
+                <w:i/>
+                <w:sz w:val="20"/>
+              </w:rPr>
+              <w:t xml:space="preserve"> villámvédelem, elektrosztatika)</w:t>
+            </w:r>
+          </w:p>
+          <w:p>
+            <w:pPr>
+              <w:ind w:right="-17"/>
+              <w:rPr>
+                <w:rFonts w:eastAsia="Verdana"/>
+                <w:i/>
+                <w:sz w:val="20"/>
+              </w:rPr>
+            </w:pPr>
+            <w:proofErr w:type="spellStart"/>
+            <w:r>
+              <w:rPr>
+                <w:rFonts w:eastAsia="Verdana"/>
+                <w:i/>
+                <w:sz w:val="20"/>
+              </w:rPr>
+              <w:t>TvMI</w:t>
+            </w:r>
+            <w:proofErr w:type="spellEnd"/>
+            <w:r>
+              <w:rPr>
+                <w:rFonts w:eastAsia="Verdana"/>
+                <w:i/>
+                <w:sz w:val="20"/>
+              </w:rPr>
+              <w:t xml:space="preserve"> 7.6:2024.02.01. (</w:t>
+            </w:r>
+            <w:proofErr w:type="spellStart"/>
+            <w:r>
+              <w:rPr>
+                <w:rFonts w:eastAsia="Verdana"/>
+                <w:i/>
+                <w:sz w:val="20"/>
+              </w:rPr>
+              <w:t>vill</w:t>
+            </w:r>
+            <w:proofErr w:type="spellEnd"/>
+            <w:r>
+              <w:rPr>
+                <w:rFonts w:eastAsia="Verdana"/>
+                <w:i/>
+                <w:sz w:val="20"/>
+              </w:rPr>
+              <w:t xml:space="preserve">. </w:t>
+            </w:r>
+            <w:proofErr w:type="spellStart"/>
+            <w:r>
+              <w:rPr>
+                <w:rFonts w:eastAsia="Verdana"/>
+                <w:i/>
+                <w:sz w:val="20"/>
+              </w:rPr>
+              <w:t>ber</w:t>
+            </w:r>
+            <w:proofErr w:type="spellEnd"/>
+            <w:r>
+              <w:rPr>
+                <w:rFonts w:eastAsia="Verdana"/>
+                <w:i/>
+                <w:sz w:val="20"/>
+              </w:rPr>
+              <w:t>, villámvédelem, elektrosztatika)</w:t>
+            </w:r>
+          </w:p>
+        </w:tc>
+        <w:tc>
+          <w:tcPr>
+            <w:tcW w:w="425" w:type="dxa"/>
+            <w:gridSpan w:val="2"/>
             <w:tcBorders>
               <w:left w:val="single" w:sz="4" w:space="0" w:color="auto"/>
               <w:right w:val="single" w:sz="12" w:space="0" w:color="000000"/>
@@ -13062,7 +13325,7 @@
         </w:trPr>
         <w:tc>
           <w:tcPr>
-            <w:tcW w:w="567" w:type="dxa"/>
+            <w:tcW w:w="709" w:type="dxa"/>
             <w:tcBorders>
               <w:left w:val="single" w:sz="12" w:space="0" w:color="000000"/>
               <w:right w:val="nil"/>
@@ -13082,7 +13345,7 @@
         </w:tc>
         <w:tc>
           <w:tcPr>
-            <w:tcW w:w="142" w:type="dxa"/>
+            <w:tcW w:w="20" w:type="dxa"/>
             <w:tcBorders>
               <w:left w:val="nil"/>
             </w:tcBorders>
@@ -13102,7 +13365,7 @@
         <w:tc>
           <w:tcPr>
             <w:tcW w:w="3119" w:type="dxa"/>
-            <w:gridSpan w:val="5"/>
+            <w:gridSpan w:val="3"/>
             <w:tcBorders>
               <w:top w:val="single" w:sz="4" w:space="0" w:color="auto"/>
               <w:left w:val="nil"/>
@@ -13123,7 +13386,8 @@
         </w:tc>
         <w:tc>
           <w:tcPr>
-            <w:tcW w:w="141" w:type="dxa"/>
+            <w:tcW w:w="1681" w:type="dxa"/>
+            <w:gridSpan w:val="2"/>
             <w:tcBorders>
               <w:left w:val="single" w:sz="4" w:space="0" w:color="auto"/>
             </w:tcBorders>
@@ -13142,8 +13406,8 @@
         </w:tc>
         <w:tc>
           <w:tcPr>
-            <w:tcW w:w="5812" w:type="dxa"/>
-            <w:gridSpan w:val="5"/>
+            <w:tcW w:w="4272" w:type="dxa"/>
+            <w:gridSpan w:val="4"/>
             <w:tcBorders>
               <w:right w:val="single" w:sz="4" w:space="0" w:color="auto"/>
             </w:tcBorders>
@@ -13159,19 +13423,38 @@
                 <w:sz w:val="20"/>
               </w:rPr>
             </w:pPr>
+            <w:proofErr w:type="spellStart"/>
             <w:r>
               <w:rPr>
                 <w:rFonts w:eastAsia="Verdana"/>
                 <w:i/>
                 <w:sz w:val="20"/>
               </w:rPr>
-              <w:t>191/2009. (IX.15.) Korm. rendelet,</w:t>
+              <w:t>TvMI</w:t>
+            </w:r>
+            <w:proofErr w:type="spellEnd"/>
+            <w:r>
+              <w:rPr>
+                <w:rFonts w:eastAsia="Verdana"/>
+                <w:i/>
+                <w:sz w:val="20"/>
+              </w:rPr>
+              <w:t xml:space="preserve"> 12.5:2022.06.13.</w:t>
+            </w:r>
+            <w:r>
+              <w:rPr>
+                <w:rFonts w:eastAsia="Verdana"/>
+                <w:i/>
+                <w:sz w:val="20"/>
+              </w:rPr>
+              <w:t xml:space="preserve"> (ellenőrzés, felülvizsgálat és karbantartás)</w:t>
             </w:r>
           </w:p>
         </w:tc>
         <w:tc>
           <w:tcPr>
             <w:tcW w:w="425" w:type="dxa"/>
+            <w:gridSpan w:val="2"/>
             <w:tcBorders>
               <w:left w:val="single" w:sz="4" w:space="0" w:color="auto"/>
               <w:right w:val="single" w:sz="12" w:space="0" w:color="000000"/>
@@ -13182,6 +13465,639 @@
           <w:p>
             <w:pPr>
               <w:ind w:right="-17"/>
+              <w:rPr>
+                <w:rFonts w:eastAsia="Verdana"/>
+                <w:i/>
+                <w:sz w:val="20"/>
+              </w:rPr>
+            </w:pPr>
+          </w:p>
+        </w:tc>
+      </w:tr>
+      <w:tr>
+        <w:trPr>
+          <w:gridAfter w:val="1"/>
+          <w:wAfter w:w="20" w:type="dxa"/>
+          <w:trHeight w:val="283"/>
+        </w:trPr>
+        <w:tc>
+          <w:tcPr>
+            <w:tcW w:w="709" w:type="dxa"/>
+            <w:tcBorders>
+              <w:left w:val="single" w:sz="12" w:space="0" w:color="000000"/>
+              <w:right w:val="nil"/>
+            </w:tcBorders>
+            <w:vAlign w:val="center"/>
+          </w:tcPr>
+          <w:p>
+            <w:pPr>
+              <w:ind w:right="-17"/>
+              <w:jc w:val="center"/>
+              <w:rPr>
+                <w:rFonts w:eastAsia="Verdana" w:cs="Verdana"/>
+                <w:szCs w:val="22"/>
+              </w:rPr>
+            </w:pPr>
+          </w:p>
+        </w:tc>
+        <w:tc>
+          <w:tcPr>
+            <w:tcW w:w="3119" w:type="dxa"/>
+            <w:gridSpan w:val="3"/>
+            <w:tcBorders>
+              <w:left w:val="nil"/>
+              <w:right w:val="single" w:sz="4" w:space="0" w:color="auto"/>
+            </w:tcBorders>
+            <w:vAlign w:val="center"/>
+          </w:tcPr>
+          <w:p>
+            <w:pPr>
+              <w:ind w:left="140" w:right="141"/>
+              <w:rPr>
+                <w:rFonts w:eastAsia="Verdana"/>
+                <w:i/>
+                <w:sz w:val="20"/>
+              </w:rPr>
+            </w:pPr>
+          </w:p>
+        </w:tc>
+        <w:tc>
+          <w:tcPr>
+            <w:tcW w:w="1701" w:type="dxa"/>
+            <w:gridSpan w:val="3"/>
+            <w:tcBorders>
+              <w:left w:val="single" w:sz="4" w:space="0" w:color="auto"/>
+              <w:bottom w:val="single" w:sz="4" w:space="0" w:color="auto"/>
+            </w:tcBorders>
+            <w:vAlign w:val="center"/>
+          </w:tcPr>
+          <w:p>
+            <w:pPr>
+              <w:ind w:left="140" w:right="-17"/>
+              <w:rPr>
+                <w:rFonts w:eastAsia="Verdana"/>
+                <w:i/>
+                <w:sz w:val="20"/>
+              </w:rPr>
+            </w:pPr>
+          </w:p>
+        </w:tc>
+        <w:tc>
+          <w:tcPr>
+            <w:tcW w:w="4252" w:type="dxa"/>
+            <w:gridSpan w:val="3"/>
+            <w:tcBorders>
+              <w:bottom w:val="single" w:sz="4" w:space="0" w:color="auto"/>
+              <w:right w:val="single" w:sz="4" w:space="0" w:color="auto"/>
+            </w:tcBorders>
+            <w:shd w:val="clear" w:color="auto" w:fill="auto"/>
+            <w:vAlign w:val="center"/>
+          </w:tcPr>
+          <w:p>
+            <w:pPr>
+              <w:ind w:right="-17"/>
+              <w:rPr>
+                <w:rFonts w:eastAsia="Verdana"/>
+                <w:i/>
+                <w:sz w:val="20"/>
+              </w:rPr>
+            </w:pPr>
+            <w:proofErr w:type="spellStart"/>
+            <w:r>
+              <w:rPr>
+                <w:rFonts w:eastAsia="Verdana"/>
+                <w:i/>
+                <w:sz w:val="20"/>
+              </w:rPr>
+              <w:t>TvMI</w:t>
+            </w:r>
+            <w:proofErr w:type="spellEnd"/>
+            <w:r>
+              <w:rPr>
+                <w:rFonts w:eastAsia="Verdana"/>
+                <w:i/>
+                <w:sz w:val="20"/>
+              </w:rPr>
+              <w:t xml:space="preserve"> 14.2:2022.06.13.</w:t>
+            </w:r>
+            <w:r>
+              <w:rPr>
+                <w:rFonts w:eastAsia="Verdana"/>
+                <w:i/>
+                <w:sz w:val="20"/>
+              </w:rPr>
+              <w:t xml:space="preserve"> (kockázati osztályba sorolás)</w:t>
+            </w:r>
+          </w:p>
+        </w:tc>
+        <w:tc>
+          <w:tcPr>
+            <w:tcW w:w="425" w:type="dxa"/>
+            <w:gridSpan w:val="2"/>
+            <w:tcBorders>
+              <w:left w:val="single" w:sz="4" w:space="0" w:color="auto"/>
+              <w:right w:val="single" w:sz="12" w:space="0" w:color="000000"/>
+            </w:tcBorders>
+            <w:shd w:val="clear" w:color="auto" w:fill="auto"/>
+            <w:vAlign w:val="center"/>
+          </w:tcPr>
+          <w:p>
+            <w:pPr>
+              <w:ind w:right="-17"/>
+              <w:rPr>
+                <w:rFonts w:eastAsia="Verdana"/>
+                <w:i/>
+                <w:sz w:val="20"/>
+              </w:rPr>
+            </w:pPr>
+          </w:p>
+        </w:tc>
+      </w:tr>
+      <w:tr>
+        <w:trPr>
+          <w:gridAfter w:val="1"/>
+          <w:wAfter w:w="20" w:type="dxa"/>
+          <w:trHeight w:val="57"/>
+        </w:trPr>
+        <w:tc>
+          <w:tcPr>
+            <w:tcW w:w="709" w:type="dxa"/>
+            <w:tcBorders>
+              <w:left w:val="single" w:sz="12" w:space="0" w:color="000000"/>
+              <w:right w:val="nil"/>
+            </w:tcBorders>
+            <w:vAlign w:val="center"/>
+          </w:tcPr>
+          <w:p>
+            <w:pPr>
+              <w:ind w:right="-17"/>
+              <w:jc w:val="center"/>
+              <w:rPr>
+                <w:rFonts w:eastAsia="Verdana" w:cs="Verdana"/>
+                <w:sz w:val="8"/>
+                <w:szCs w:val="16"/>
+              </w:rPr>
+            </w:pPr>
+          </w:p>
+        </w:tc>
+        <w:tc>
+          <w:tcPr>
+            <w:tcW w:w="3119" w:type="dxa"/>
+            <w:gridSpan w:val="3"/>
+            <w:tcBorders>
+              <w:left w:val="nil"/>
+            </w:tcBorders>
+            <w:vAlign w:val="center"/>
+          </w:tcPr>
+          <w:p>
+            <w:pPr>
+              <w:ind w:left="140" w:right="141"/>
+              <w:rPr>
+                <w:rFonts w:eastAsia="Verdana"/>
+                <w:i/>
+                <w:sz w:val="8"/>
+                <w:szCs w:val="16"/>
+              </w:rPr>
+            </w:pPr>
+          </w:p>
+        </w:tc>
+        <w:tc>
+          <w:tcPr>
+            <w:tcW w:w="1701" w:type="dxa"/>
+            <w:gridSpan w:val="3"/>
+            <w:tcBorders>
+              <w:bottom w:val="single" w:sz="4" w:space="0" w:color="auto"/>
+            </w:tcBorders>
+            <w:vAlign w:val="center"/>
+          </w:tcPr>
+          <w:p>
+            <w:pPr>
+              <w:ind w:left="140" w:right="-17"/>
+              <w:rPr>
+                <w:rFonts w:eastAsia="Verdana"/>
+                <w:i/>
+                <w:sz w:val="8"/>
+                <w:szCs w:val="16"/>
+              </w:rPr>
+            </w:pPr>
+          </w:p>
+        </w:tc>
+        <w:tc>
+          <w:tcPr>
+            <w:tcW w:w="4677" w:type="dxa"/>
+            <w:gridSpan w:val="5"/>
+            <w:tcBorders>
+              <w:right w:val="single" w:sz="12" w:space="0" w:color="000000"/>
+            </w:tcBorders>
+            <w:shd w:val="clear" w:color="auto" w:fill="auto"/>
+            <w:vAlign w:val="center"/>
+          </w:tcPr>
+          <w:p>
+            <w:pPr>
+              <w:ind w:left="140" w:right="-17"/>
+              <w:rPr>
+                <w:rFonts w:eastAsia="Verdana"/>
+                <w:i/>
+                <w:sz w:val="8"/>
+                <w:szCs w:val="16"/>
+              </w:rPr>
+            </w:pPr>
+          </w:p>
+        </w:tc>
+      </w:tr>
+      <w:tr>
+        <w:trPr>
+          <w:gridAfter w:val="1"/>
+          <w:wAfter w:w="20" w:type="dxa"/>
+          <w:trHeight w:val="283"/>
+        </w:trPr>
+        <w:tc>
+          <w:tcPr>
+            <w:tcW w:w="709" w:type="dxa"/>
+            <w:tcBorders>
+              <w:left w:val="single" w:sz="12" w:space="0" w:color="000000"/>
+              <w:right w:val="nil"/>
+            </w:tcBorders>
+            <w:vAlign w:val="center"/>
+          </w:tcPr>
+          <w:p>
+            <w:pPr>
+              <w:ind w:right="-17"/>
+              <w:jc w:val="center"/>
+              <w:rPr>
+                <w:rFonts w:eastAsia="Verdana" w:cs="Verdana"/>
+                <w:szCs w:val="22"/>
+              </w:rPr>
+            </w:pPr>
+          </w:p>
+        </w:tc>
+        <w:tc>
+          <w:tcPr>
+            <w:tcW w:w="3119" w:type="dxa"/>
+            <w:gridSpan w:val="3"/>
+            <w:tcBorders>
+              <w:left w:val="nil"/>
+              <w:right w:val="single" w:sz="4" w:space="0" w:color="auto"/>
+            </w:tcBorders>
+            <w:vAlign w:val="center"/>
+          </w:tcPr>
+          <w:p>
+            <w:pPr>
+              <w:ind w:left="284" w:right="141"/>
+              <w:rPr>
+                <w:rFonts w:eastAsia="Verdana"/>
+                <w:i/>
+                <w:sz w:val="20"/>
+              </w:rPr>
+            </w:pPr>
+            <w:r>
+              <w:rPr>
+                <w:rFonts w:eastAsia="Verdana"/>
+                <w:i/>
+                <w:sz w:val="20"/>
+              </w:rPr>
+              <w:t>Szakági Műszaki Előírások:</w:t>
+            </w:r>
+          </w:p>
+        </w:tc>
+        <w:tc>
+          <w:tcPr>
+            <w:tcW w:w="1701" w:type="dxa"/>
+            <w:gridSpan w:val="3"/>
+            <w:tcBorders>
+              <w:top w:val="single" w:sz="4" w:space="0" w:color="auto"/>
+              <w:left w:val="single" w:sz="4" w:space="0" w:color="auto"/>
+              <w:bottom w:val="single" w:sz="4" w:space="0" w:color="auto"/>
+            </w:tcBorders>
+            <w:vAlign w:val="center"/>
+          </w:tcPr>
+          <w:p>
+            <w:pPr>
+              <w:ind w:left="140" w:right="-17"/>
+              <w:rPr>
+                <w:rFonts w:eastAsia="Verdana"/>
+                <w:i/>
+                <w:sz w:val="20"/>
+              </w:rPr>
+            </w:pPr>
+          </w:p>
+        </w:tc>
+        <w:tc>
+          <w:tcPr>
+            <w:tcW w:w="4252" w:type="dxa"/>
+            <w:gridSpan w:val="3"/>
+            <w:tcBorders>
+              <w:top w:val="single" w:sz="4" w:space="0" w:color="auto"/>
+              <w:bottom w:val="single" w:sz="4" w:space="0" w:color="auto"/>
+              <w:right w:val="single" w:sz="4" w:space="0" w:color="auto"/>
+            </w:tcBorders>
+            <w:shd w:val="clear" w:color="auto" w:fill="auto"/>
+            <w:vAlign w:val="center"/>
+          </w:tcPr>
+          <w:p>
+            <w:pPr>
+              <w:ind w:left="2" w:right="-17"/>
+              <w:rPr>
+                <w:rFonts w:eastAsia="Verdana"/>
+                <w:i/>
+                <w:sz w:val="20"/>
+              </w:rPr>
+            </w:pPr>
+            <w:r>
+              <w:rPr>
+                <w:rFonts w:eastAsia="Verdana"/>
+                <w:i/>
+                <w:sz w:val="20"/>
+              </w:rPr>
+              <w:t>SZME-VB 2021.06.09.</w:t>
+            </w:r>
+          </w:p>
+        </w:tc>
+        <w:tc>
+          <w:tcPr>
+            <w:tcW w:w="425" w:type="dxa"/>
+            <w:gridSpan w:val="2"/>
+            <w:tcBorders>
+              <w:left w:val="single" w:sz="4" w:space="0" w:color="auto"/>
+              <w:right w:val="single" w:sz="12" w:space="0" w:color="000000"/>
+            </w:tcBorders>
+            <w:shd w:val="clear" w:color="auto" w:fill="auto"/>
+            <w:vAlign w:val="center"/>
+          </w:tcPr>
+          <w:p>
+            <w:pPr>
+              <w:ind w:left="2" w:right="-17"/>
+              <w:rPr>
+                <w:rFonts w:eastAsia="Verdana"/>
+                <w:i/>
+                <w:sz w:val="20"/>
+              </w:rPr>
+            </w:pPr>
+          </w:p>
+        </w:tc>
+      </w:tr>
+      <w:tr>
+        <w:trPr>
+          <w:trHeight w:val="57"/>
+        </w:trPr>
+        <w:tc>
+          <w:tcPr>
+            <w:tcW w:w="709" w:type="dxa"/>
+            <w:tcBorders>
+              <w:left w:val="single" w:sz="12" w:space="0" w:color="000000"/>
+              <w:right w:val="nil"/>
+            </w:tcBorders>
+            <w:vAlign w:val="center"/>
+          </w:tcPr>
+          <w:p>
+            <w:pPr>
+              <w:ind w:right="-17"/>
+              <w:jc w:val="center"/>
+              <w:rPr>
+                <w:rFonts w:eastAsia="Verdana" w:cs="Verdana"/>
+                <w:sz w:val="8"/>
+                <w:szCs w:val="16"/>
+              </w:rPr>
+            </w:pPr>
+          </w:p>
+        </w:tc>
+        <w:tc>
+          <w:tcPr>
+            <w:tcW w:w="20" w:type="dxa"/>
+            <w:tcBorders>
+              <w:left w:val="nil"/>
+            </w:tcBorders>
+            <w:vAlign w:val="center"/>
+          </w:tcPr>
+          <w:p>
+            <w:pPr>
+              <w:ind w:left="140" w:right="141"/>
+              <w:rPr>
+                <w:rFonts w:eastAsia="Verdana"/>
+                <w:i/>
+                <w:sz w:val="8"/>
+                <w:szCs w:val="16"/>
+              </w:rPr>
+            </w:pPr>
+          </w:p>
+        </w:tc>
+        <w:tc>
+          <w:tcPr>
+            <w:tcW w:w="3119" w:type="dxa"/>
+            <w:gridSpan w:val="3"/>
+            <w:tcBorders>
+              <w:top w:val="single" w:sz="4" w:space="0" w:color="auto"/>
+              <w:left w:val="nil"/>
+            </w:tcBorders>
+            <w:vAlign w:val="center"/>
+          </w:tcPr>
+          <w:p>
+            <w:pPr>
+              <w:ind w:left="140" w:right="141"/>
+              <w:rPr>
+                <w:rFonts w:eastAsia="Verdana"/>
+                <w:i/>
+                <w:sz w:val="8"/>
+                <w:szCs w:val="16"/>
+              </w:rPr>
+            </w:pPr>
+          </w:p>
+        </w:tc>
+        <w:tc>
+          <w:tcPr>
+            <w:tcW w:w="1681" w:type="dxa"/>
+            <w:gridSpan w:val="2"/>
+            <w:tcBorders>
+              <w:left w:val="nil"/>
+              <w:bottom w:val="single" w:sz="4" w:space="0" w:color="auto"/>
+            </w:tcBorders>
+            <w:vAlign w:val="center"/>
+          </w:tcPr>
+          <w:p>
+            <w:pPr>
+              <w:ind w:left="140" w:right="-17"/>
+              <w:rPr>
+                <w:rFonts w:eastAsia="Verdana"/>
+                <w:i/>
+                <w:sz w:val="8"/>
+                <w:szCs w:val="16"/>
+              </w:rPr>
+            </w:pPr>
+          </w:p>
+        </w:tc>
+        <w:tc>
+          <w:tcPr>
+            <w:tcW w:w="4697" w:type="dxa"/>
+            <w:gridSpan w:val="6"/>
+            <w:tcBorders>
+              <w:right w:val="single" w:sz="12" w:space="0" w:color="000000"/>
+            </w:tcBorders>
+            <w:shd w:val="clear" w:color="auto" w:fill="auto"/>
+            <w:vAlign w:val="center"/>
+          </w:tcPr>
+          <w:p>
+            <w:pPr>
+              <w:ind w:left="2" w:right="-17"/>
+              <w:rPr>
+                <w:rFonts w:eastAsia="Verdana"/>
+                <w:i/>
+                <w:sz w:val="8"/>
+                <w:szCs w:val="16"/>
+              </w:rPr>
+            </w:pPr>
+          </w:p>
+        </w:tc>
+      </w:tr>
+      <w:tr>
+        <w:trPr>
+          <w:gridAfter w:val="1"/>
+          <w:wAfter w:w="20" w:type="dxa"/>
+          <w:trHeight w:val="283"/>
+        </w:trPr>
+        <w:tc>
+          <w:tcPr>
+            <w:tcW w:w="709" w:type="dxa"/>
+            <w:tcBorders>
+              <w:left w:val="single" w:sz="12" w:space="0" w:color="000000"/>
+              <w:right w:val="nil"/>
+            </w:tcBorders>
+            <w:vAlign w:val="center"/>
+          </w:tcPr>
+          <w:p>
+            <w:pPr>
+              <w:ind w:right="-17"/>
+              <w:jc w:val="center"/>
+              <w:rPr>
+                <w:rFonts w:eastAsia="Verdana" w:cs="Verdana"/>
+                <w:szCs w:val="22"/>
+              </w:rPr>
+            </w:pPr>
+          </w:p>
+        </w:tc>
+        <w:tc>
+          <w:tcPr>
+            <w:tcW w:w="3119" w:type="dxa"/>
+            <w:gridSpan w:val="3"/>
+            <w:tcBorders>
+              <w:left w:val="nil"/>
+              <w:right w:val="single" w:sz="4" w:space="0" w:color="auto"/>
+            </w:tcBorders>
+            <w:vAlign w:val="center"/>
+          </w:tcPr>
+          <w:p>
+            <w:pPr>
+              <w:ind w:left="284" w:right="141"/>
+              <w:rPr>
+                <w:rFonts w:eastAsia="Verdana"/>
+                <w:i/>
+                <w:sz w:val="20"/>
+              </w:rPr>
+            </w:pPr>
+            <w:r>
+              <w:rPr>
+                <w:rFonts w:eastAsia="Verdana"/>
+                <w:i/>
+                <w:sz w:val="20"/>
+              </w:rPr>
+              <w:t>Szabványok:</w:t>
+            </w:r>
+          </w:p>
+        </w:tc>
+        <w:tc>
+          <w:tcPr>
+            <w:tcW w:w="1701" w:type="dxa"/>
+            <w:gridSpan w:val="3"/>
+            <w:tcBorders>
+              <w:top w:val="single" w:sz="4" w:space="0" w:color="auto"/>
+              <w:left w:val="single" w:sz="4" w:space="0" w:color="auto"/>
+            </w:tcBorders>
+            <w:vAlign w:val="center"/>
+          </w:tcPr>
+          <w:p>
+            <w:pPr>
+              <w:ind w:left="140" w:right="-17"/>
+              <w:rPr>
+                <w:rFonts w:eastAsia="Verdana"/>
+                <w:i/>
+                <w:sz w:val="20"/>
+              </w:rPr>
+            </w:pPr>
+          </w:p>
+        </w:tc>
+        <w:tc>
+          <w:tcPr>
+            <w:tcW w:w="1701" w:type="dxa"/>
+            <w:tcBorders>
+              <w:top w:val="single" w:sz="4" w:space="0" w:color="auto"/>
+              <w:right w:val="single" w:sz="4" w:space="0" w:color="auto"/>
+            </w:tcBorders>
+            <w:shd w:val="clear" w:color="auto" w:fill="auto"/>
+            <w:vAlign w:val="center"/>
+          </w:tcPr>
+          <w:p>
+            <w:pPr>
+              <w:ind w:left="2" w:right="-17"/>
+              <w:rPr>
+                <w:rFonts w:eastAsia="Verdana"/>
+                <w:i/>
+                <w:sz w:val="20"/>
+              </w:rPr>
+            </w:pPr>
+            <w:r>
+              <w:rPr>
+                <w:rFonts w:eastAsia="Verdana"/>
+                <w:i/>
+                <w:sz w:val="20"/>
+              </w:rPr>
+              <w:t>MSZ HD 60364-4-41:2017/A12:2019</w:t>
+            </w:r>
+          </w:p>
+        </w:tc>
+        <w:tc>
+          <w:tcPr>
+            <w:tcW w:w="2551" w:type="dxa"/>
+            <w:gridSpan w:val="2"/>
+            <w:tcBorders>
+              <w:top w:val="single" w:sz="4" w:space="0" w:color="auto"/>
+              <w:left w:val="single" w:sz="4" w:space="0" w:color="auto"/>
+              <w:right w:val="single" w:sz="4" w:space="0" w:color="auto"/>
+            </w:tcBorders>
+            <w:shd w:val="clear" w:color="auto" w:fill="auto"/>
+            <w:vAlign w:val="center"/>
+          </w:tcPr>
+          <w:p>
+            <w:pPr>
+              <w:ind w:left="140" w:right="-17"/>
+              <w:rPr>
+                <w:rFonts w:eastAsia="Verdana"/>
+                <w:i/>
+                <w:sz w:val="20"/>
+              </w:rPr>
+            </w:pPr>
+            <w:r>
+              <w:rPr>
+                <w:rFonts w:eastAsia="Verdana"/>
+                <w:i/>
+                <w:sz w:val="20"/>
+              </w:rPr>
+              <w:t>MSZ HD 60364-7-710:2012</w:t>
+            </w:r>
+          </w:p>
+        </w:tc>
+        <w:tc>
+          <w:tcPr>
+            <w:tcW w:w="425" w:type="dxa"/>
+            <w:gridSpan w:val="2"/>
+            <w:tcBorders>
+              <w:left w:val="single" w:sz="4" w:space="0" w:color="auto"/>
+              <w:right w:val="single" w:sz="12" w:space="0" w:color="000000"/>
+            </w:tcBorders>
+            <w:shd w:val="clear" w:color="auto" w:fill="auto"/>
+            <w:vAlign w:val="center"/>
+          </w:tcPr>
+          <w:p>
+            <w:pPr>
+              <w:ind w:left="140" w:right="-17"/>
               <w:rPr>
                 <w:rFonts w:eastAsia="Verdana"/>
                 <w:i/>
@@ -13197,7 +14113,7 @@
         </w:trPr>
         <w:tc>
           <w:tcPr>
-            <w:tcW w:w="567" w:type="dxa"/>
+            <w:tcW w:w="709" w:type="dxa"/>
             <w:tcBorders>
               <w:left w:val="single" w:sz="12" w:space="0" w:color="000000"/>
               <w:right w:val="nil"/>
@@ -13217,11 +14133,9 @@
         </w:tc>
         <w:tc>
           <w:tcPr>
-            <w:tcW w:w="3261" w:type="dxa"/>
-            <w:gridSpan w:val="6"/>
+            <w:tcW w:w="20" w:type="dxa"/>
             <w:tcBorders>
               <w:left w:val="nil"/>
-              <w:right w:val="single" w:sz="4" w:space="0" w:color="auto"/>
             </w:tcBorders>
             <w:vAlign w:val="center"/>
           </w:tcPr>
@@ -13238,15 +14152,17 @@
         </w:tc>
         <w:tc>
           <w:tcPr>
-            <w:tcW w:w="141" w:type="dxa"/>
-            <w:tcBorders>
-              <w:left w:val="single" w:sz="4" w:space="0" w:color="auto"/>
-            </w:tcBorders>
-            <w:vAlign w:val="center"/>
-          </w:tcPr>
-          <w:p>
-            <w:pPr>
-              <w:ind w:left="140" w:right="-17"/>
+            <w:tcW w:w="3119" w:type="dxa"/>
+            <w:gridSpan w:val="3"/>
+            <w:tcBorders>
+              <w:top w:val="single" w:sz="4" w:space="0" w:color="auto"/>
+              <w:right w:val="single" w:sz="4" w:space="0" w:color="auto"/>
+            </w:tcBorders>
+            <w:vAlign w:val="center"/>
+          </w:tcPr>
+          <w:p>
+            <w:pPr>
+              <w:ind w:left="140" w:right="141"/>
               <w:rPr>
                 <w:rFonts w:eastAsia="Verdana"/>
                 <w:i/>
@@ -13257,39 +14173,81 @@
         </w:tc>
         <w:tc>
           <w:tcPr>
-            <w:tcW w:w="5812" w:type="dxa"/>
-            <w:gridSpan w:val="5"/>
-            <w:tcBorders>
-              <w:right w:val="single" w:sz="4" w:space="0" w:color="auto"/>
-            </w:tcBorders>
-            <w:shd w:val="clear" w:color="auto" w:fill="auto"/>
-            <w:vAlign w:val="center"/>
-          </w:tcPr>
-          <w:p>
-            <w:pPr>
-              <w:ind w:right="-17"/>
+            <w:tcW w:w="1681" w:type="dxa"/>
+            <w:gridSpan w:val="2"/>
+            <w:tcBorders>
+              <w:left w:val="single" w:sz="4" w:space="0" w:color="auto"/>
+            </w:tcBorders>
+            <w:vAlign w:val="center"/>
+          </w:tcPr>
+          <w:p>
+            <w:pPr>
+              <w:ind w:left="140" w:right="-17"/>
               <w:rPr>
                 <w:rFonts w:eastAsia="Verdana"/>
                 <w:i/>
                 <w:strike/>
                 <w:sz w:val="20"/>
-                <w:highlight w:val="yellow"/>
-              </w:rPr>
-            </w:pPr>
-            <w:r>
+              </w:rPr>
+            </w:pPr>
+          </w:p>
+        </w:tc>
+        <w:tc>
+          <w:tcPr>
+            <w:tcW w:w="1721" w:type="dxa"/>
+            <w:gridSpan w:val="2"/>
+            <w:tcBorders>
+              <w:right w:val="single" w:sz="4" w:space="0" w:color="auto"/>
+            </w:tcBorders>
+            <w:shd w:val="clear" w:color="auto" w:fill="auto"/>
+            <w:vAlign w:val="center"/>
+          </w:tcPr>
+          <w:p>
+            <w:pPr>
+              <w:ind w:left="2" w:right="-17"/>
+              <w:rPr>
+                <w:rFonts w:eastAsia="Verdana"/>
+                <w:i/>
+                <w:sz w:val="20"/>
+              </w:rPr>
+            </w:pPr>
+            <w:r>
+              <w:rPr>
+                <w:rFonts w:eastAsia="Verdana"/>
+                <w:i/>
+                <w:sz w:val="20"/>
+              </w:rPr>
+              <w:t>MSZ HD 60364-7-722:2019</w:t>
+            </w:r>
+          </w:p>
+        </w:tc>
+        <w:tc>
+          <w:tcPr>
+            <w:tcW w:w="2551" w:type="dxa"/>
+            <w:gridSpan w:val="2"/>
+            <w:tcBorders>
+              <w:left w:val="single" w:sz="4" w:space="0" w:color="auto"/>
+              <w:right w:val="single" w:sz="4" w:space="0" w:color="auto"/>
+            </w:tcBorders>
+            <w:shd w:val="clear" w:color="auto" w:fill="auto"/>
+            <w:vAlign w:val="center"/>
+          </w:tcPr>
+          <w:p>
+            <w:pPr>
+              <w:ind w:left="140" w:right="-17"/>
               <w:rPr>
                 <w:rFonts w:eastAsia="Verdana"/>
                 <w:i/>
                 <w:strike/>
                 <w:sz w:val="20"/>
               </w:rPr>
-              <w:t>28/2011. (IX.6.) BM rendelet (régi, hatálytalan OTSZ, ha szükséges),</w:t>
-            </w:r>
+            </w:pPr>
           </w:p>
         </w:tc>
         <w:tc>
           <w:tcPr>
             <w:tcW w:w="425" w:type="dxa"/>
+            <w:gridSpan w:val="2"/>
             <w:tcBorders>
               <w:left w:val="single" w:sz="4" w:space="0" w:color="auto"/>
               <w:right w:val="single" w:sz="12" w:space="0" w:color="000000"/>
@@ -13299,94 +14257,7 @@
           </w:tcPr>
           <w:p>
             <w:pPr>
-              <w:ind w:right="-17"/>
-              <w:rPr>
-                <w:rFonts w:eastAsia="Verdana"/>
-                <w:i/>
-                <w:sz w:val="20"/>
-                <w:highlight w:val="yellow"/>
-              </w:rPr>
-            </w:pPr>
-          </w:p>
-        </w:tc>
-      </w:tr>
-      <w:tr>
-        <w:trPr>
-          <w:trHeight w:val="283"/>
-        </w:trPr>
-        <w:tc>
-          <w:tcPr>
-            <w:tcW w:w="567" w:type="dxa"/>
-            <w:tcBorders>
-              <w:left w:val="single" w:sz="12" w:space="0" w:color="000000"/>
-              <w:right w:val="nil"/>
-            </w:tcBorders>
-            <w:vAlign w:val="center"/>
-          </w:tcPr>
-          <w:p>
-            <w:pPr>
-              <w:ind w:right="-17"/>
-              <w:jc w:val="center"/>
-              <w:rPr>
-                <w:rFonts w:eastAsia="Verdana" w:cs="Verdana"/>
-                <w:szCs w:val="22"/>
-              </w:rPr>
-            </w:pPr>
-          </w:p>
-        </w:tc>
-        <w:tc>
-          <w:tcPr>
-            <w:tcW w:w="3261" w:type="dxa"/>
-            <w:gridSpan w:val="6"/>
-            <w:tcBorders>
-              <w:left w:val="nil"/>
-              <w:right w:val="single" w:sz="4" w:space="0" w:color="auto"/>
-            </w:tcBorders>
-            <w:vAlign w:val="center"/>
-          </w:tcPr>
-          <w:p>
-            <w:pPr>
-              <w:ind w:left="140" w:right="141"/>
-              <w:rPr>
-                <w:rFonts w:eastAsia="Verdana"/>
-                <w:i/>
-                <w:sz w:val="20"/>
-              </w:rPr>
-            </w:pPr>
-          </w:p>
-        </w:tc>
-        <w:tc>
-          <w:tcPr>
-            <w:tcW w:w="141" w:type="dxa"/>
-            <w:tcBorders>
-              <w:left w:val="single" w:sz="4" w:space="0" w:color="auto"/>
-            </w:tcBorders>
-            <w:vAlign w:val="center"/>
-          </w:tcPr>
-          <w:p>
-            <w:pPr>
               <w:ind w:left="140" w:right="-17"/>
-              <w:rPr>
-                <w:rFonts w:eastAsia="Verdana"/>
-                <w:i/>
-                <w:sz w:val="20"/>
-              </w:rPr>
-            </w:pPr>
-          </w:p>
-        </w:tc>
-        <w:tc>
-          <w:tcPr>
-            <w:tcW w:w="5812" w:type="dxa"/>
-            <w:gridSpan w:val="5"/>
-            <w:tcBorders>
-              <w:right w:val="single" w:sz="4" w:space="0" w:color="auto"/>
-            </w:tcBorders>
-            <w:shd w:val="clear" w:color="auto" w:fill="auto"/>
-            <w:vAlign w:val="center"/>
-          </w:tcPr>
-          <w:p>
-            <w:pPr>
-              <w:ind w:right="-17"/>
               <w:rPr>
                 <w:rFonts w:eastAsia="Verdana"/>
                 <w:i/>
@@ -13394,29 +14265,68 @@
                 <w:sz w:val="20"/>
               </w:rPr>
             </w:pPr>
-            <w:r>
+          </w:p>
+        </w:tc>
+      </w:tr>
+      <w:tr>
+        <w:trPr>
+          <w:gridAfter w:val="1"/>
+          <w:wAfter w:w="20" w:type="dxa"/>
+          <w:trHeight w:val="283"/>
+        </w:trPr>
+        <w:tc>
+          <w:tcPr>
+            <w:tcW w:w="709" w:type="dxa"/>
+            <w:tcBorders>
+              <w:left w:val="single" w:sz="12" w:space="0" w:color="000000"/>
+              <w:right w:val="nil"/>
+            </w:tcBorders>
+            <w:vAlign w:val="center"/>
+          </w:tcPr>
+          <w:p>
+            <w:pPr>
+              <w:ind w:right="-17"/>
+              <w:jc w:val="center"/>
+              <w:rPr>
+                <w:rFonts w:eastAsia="Verdana" w:cs="Verdana"/>
+                <w:szCs w:val="22"/>
+              </w:rPr>
+            </w:pPr>
+          </w:p>
+        </w:tc>
+        <w:tc>
+          <w:tcPr>
+            <w:tcW w:w="3119" w:type="dxa"/>
+            <w:gridSpan w:val="3"/>
+            <w:tcBorders>
+              <w:left w:val="nil"/>
+              <w:right w:val="single" w:sz="4" w:space="0" w:color="auto"/>
+            </w:tcBorders>
+            <w:vAlign w:val="center"/>
+          </w:tcPr>
+          <w:p>
+            <w:pPr>
+              <w:ind w:left="140" w:right="141"/>
               <w:rPr>
                 <w:rFonts w:eastAsia="Verdana"/>
                 <w:i/>
                 <w:sz w:val="20"/>
               </w:rPr>
-              <w:t>54/2014. (XII.5.) BM rendelet (OTSZ 5.2),</w:t>
-            </w:r>
-          </w:p>
-        </w:tc>
-        <w:tc>
-          <w:tcPr>
-            <w:tcW w:w="425" w:type="dxa"/>
+            </w:pPr>
+          </w:p>
+        </w:tc>
+        <w:tc>
+          <w:tcPr>
+            <w:tcW w:w="1701" w:type="dxa"/>
+            <w:gridSpan w:val="3"/>
             <w:tcBorders>
               <w:left w:val="single" w:sz="4" w:space="0" w:color="auto"/>
-              <w:right w:val="single" w:sz="12" w:space="0" w:color="000000"/>
-            </w:tcBorders>
-            <w:shd w:val="clear" w:color="auto" w:fill="auto"/>
-            <w:vAlign w:val="center"/>
-          </w:tcPr>
-          <w:p>
-            <w:pPr>
-              <w:ind w:right="-17"/>
+            </w:tcBorders>
+            <w:vAlign w:val="center"/>
+          </w:tcPr>
+          <w:p>
+            <w:pPr>
+              <w:ind w:left="140" w:right="-17"/>
               <w:rPr>
                 <w:rFonts w:eastAsia="Verdana"/>
                 <w:i/>
@@ -13426,1629 +14336,43 @@
             </w:pPr>
           </w:p>
         </w:tc>
-      </w:tr>
-      <w:tr>
-        <w:trPr>
-          <w:trHeight w:val="283"/>
-        </w:trPr>
-        <w:tc>
-          <w:tcPr>
-            <w:tcW w:w="567" w:type="dxa"/>
-            <w:tcBorders>
-              <w:left w:val="single" w:sz="12" w:space="0" w:color="000000"/>
-              <w:right w:val="nil"/>
-            </w:tcBorders>
-            <w:vAlign w:val="center"/>
-          </w:tcPr>
-          <w:p>
-            <w:pPr>
-              <w:ind w:right="-17"/>
-              <w:jc w:val="center"/>
-              <w:rPr>
-                <w:rFonts w:eastAsia="Verdana" w:cs="Verdana"/>
-                <w:szCs w:val="22"/>
-              </w:rPr>
-            </w:pPr>
-          </w:p>
-        </w:tc>
-        <w:tc>
-          <w:tcPr>
-            <w:tcW w:w="3261" w:type="dxa"/>
-            <w:gridSpan w:val="6"/>
-            <w:tcBorders>
-              <w:left w:val="nil"/>
+        <w:tc>
+          <w:tcPr>
+            <w:tcW w:w="1701" w:type="dxa"/>
+            <w:tcBorders>
               <w:right w:val="single" w:sz="4" w:space="0" w:color="auto"/>
             </w:tcBorders>
-            <w:vAlign w:val="center"/>
-          </w:tcPr>
-          <w:p>
-            <w:pPr>
-              <w:ind w:left="140" w:right="141"/>
+            <w:shd w:val="clear" w:color="auto" w:fill="auto"/>
+            <w:vAlign w:val="center"/>
+          </w:tcPr>
+          <w:p>
+            <w:pPr>
+              <w:ind w:left="2" w:right="-17"/>
               <w:rPr>
                 <w:rFonts w:eastAsia="Verdana"/>
                 <w:i/>
                 <w:sz w:val="20"/>
               </w:rPr>
             </w:pPr>
-          </w:p>
-        </w:tc>
-        <w:tc>
-          <w:tcPr>
-            <w:tcW w:w="141" w:type="dxa"/>
-            <w:tcBorders>
-              <w:left w:val="single" w:sz="4" w:space="0" w:color="auto"/>
-            </w:tcBorders>
-            <w:vAlign w:val="center"/>
-          </w:tcPr>
-          <w:p>
-            <w:pPr>
-              <w:ind w:left="140" w:right="-17"/>
+            <w:r>
               <w:rPr>
                 <w:rFonts w:eastAsia="Verdana"/>
                 <w:i/>
                 <w:sz w:val="20"/>
               </w:rPr>
-            </w:pPr>
-          </w:p>
-        </w:tc>
-        <w:tc>
-          <w:tcPr>
-            <w:tcW w:w="5812" w:type="dxa"/>
-            <w:gridSpan w:val="5"/>
-            <w:tcBorders>
-              <w:right w:val="single" w:sz="4" w:space="0" w:color="auto"/>
-            </w:tcBorders>
-            <w:shd w:val="clear" w:color="auto" w:fill="auto"/>
-            <w:vAlign w:val="center"/>
-          </w:tcPr>
-          <w:p>
-            <w:pPr>
-              <w:ind w:right="-17"/>
-              <w:rPr>
-                <w:rFonts w:eastAsia="Verdana"/>
-                <w:i/>
-                <w:sz w:val="20"/>
-              </w:rPr>
-            </w:pPr>
-            <w:r>
-              <w:rPr>
-                <w:rFonts w:eastAsia="Verdana"/>
-                <w:i/>
-                <w:sz w:val="20"/>
-              </w:rPr>
-              <w:t>10/2016. (IV.5.) NGM rendelet</w:t>
-            </w:r>
-          </w:p>
-        </w:tc>
-        <w:tc>
-          <w:tcPr>
-            <w:tcW w:w="425" w:type="dxa"/>
-            <w:tcBorders>
-              <w:left w:val="single" w:sz="4" w:space="0" w:color="auto"/>
-              <w:right w:val="single" w:sz="12" w:space="0" w:color="000000"/>
-            </w:tcBorders>
-            <w:shd w:val="clear" w:color="auto" w:fill="auto"/>
-            <w:vAlign w:val="center"/>
-          </w:tcPr>
-          <w:p>
-            <w:pPr>
-              <w:ind w:right="-17"/>
-              <w:rPr>
-                <w:rFonts w:eastAsia="Verdana"/>
-                <w:i/>
-                <w:sz w:val="20"/>
-              </w:rPr>
-            </w:pPr>
-          </w:p>
-        </w:tc>
-      </w:tr>
-      <w:tr>
-        <w:trPr>
-          <w:trHeight w:val="283"/>
-        </w:trPr>
-        <w:tc>
-          <w:tcPr>
-            <w:tcW w:w="567" w:type="dxa"/>
-            <w:tcBorders>
-              <w:left w:val="single" w:sz="12" w:space="0" w:color="000000"/>
-              <w:right w:val="nil"/>
-            </w:tcBorders>
-            <w:vAlign w:val="center"/>
-          </w:tcPr>
-          <w:p>
-            <w:pPr>
-              <w:ind w:right="-17"/>
-              <w:jc w:val="center"/>
-              <w:rPr>
-                <w:rFonts w:eastAsia="Verdana" w:cs="Verdana"/>
-                <w:szCs w:val="22"/>
-              </w:rPr>
-            </w:pPr>
-          </w:p>
-        </w:tc>
-        <w:tc>
-          <w:tcPr>
-            <w:tcW w:w="3261" w:type="dxa"/>
-            <w:gridSpan w:val="6"/>
-            <w:tcBorders>
-              <w:left w:val="nil"/>
-              <w:right w:val="single" w:sz="4" w:space="0" w:color="auto"/>
-            </w:tcBorders>
-            <w:vAlign w:val="center"/>
-          </w:tcPr>
-          <w:p>
-            <w:pPr>
-              <w:ind w:left="140" w:right="141"/>
-              <w:rPr>
-                <w:rFonts w:eastAsia="Verdana"/>
-                <w:i/>
-                <w:sz w:val="20"/>
-              </w:rPr>
-            </w:pPr>
-          </w:p>
-        </w:tc>
-        <w:tc>
-          <w:tcPr>
-            <w:tcW w:w="141" w:type="dxa"/>
-            <w:tcBorders>
-              <w:left w:val="single" w:sz="4" w:space="0" w:color="auto"/>
-            </w:tcBorders>
-            <w:vAlign w:val="center"/>
-          </w:tcPr>
-          <w:p>
-            <w:pPr>
-              <w:ind w:left="140" w:right="-17"/>
-              <w:rPr>
-                <w:rFonts w:eastAsia="Verdana"/>
-                <w:i/>
-                <w:sz w:val="20"/>
-              </w:rPr>
-            </w:pPr>
-          </w:p>
-        </w:tc>
-        <w:tc>
-          <w:tcPr>
-            <w:tcW w:w="5812" w:type="dxa"/>
-            <w:gridSpan w:val="5"/>
-            <w:tcBorders>
-              <w:right w:val="single" w:sz="4" w:space="0" w:color="auto"/>
-            </w:tcBorders>
-            <w:shd w:val="clear" w:color="auto" w:fill="auto"/>
-            <w:vAlign w:val="center"/>
-          </w:tcPr>
-          <w:p>
-            <w:pPr>
-              <w:ind w:right="-17"/>
-              <w:rPr>
-                <w:rFonts w:eastAsia="Verdana"/>
-                <w:i/>
-                <w:sz w:val="20"/>
-              </w:rPr>
-            </w:pPr>
-            <w:r>
-              <w:rPr>
-                <w:rFonts w:eastAsia="Verdana"/>
-                <w:i/>
-                <w:sz w:val="20"/>
-              </w:rPr>
-              <w:t>40/2017.(XII.4.) NGM rendelet (VMBSZ) módosított</w:t>
-            </w:r>
-          </w:p>
-        </w:tc>
-        <w:tc>
-          <w:tcPr>
-            <w:tcW w:w="425" w:type="dxa"/>
-            <w:tcBorders>
-              <w:left w:val="single" w:sz="4" w:space="0" w:color="auto"/>
-              <w:right w:val="single" w:sz="12" w:space="0" w:color="000000"/>
-            </w:tcBorders>
-            <w:shd w:val="clear" w:color="auto" w:fill="auto"/>
-            <w:vAlign w:val="center"/>
-          </w:tcPr>
-          <w:p>
-            <w:pPr>
-              <w:ind w:right="-17"/>
-              <w:rPr>
-                <w:rFonts w:eastAsia="Verdana"/>
-                <w:i/>
-                <w:sz w:val="20"/>
-              </w:rPr>
-            </w:pPr>
-          </w:p>
-        </w:tc>
-      </w:tr>
-      <w:tr>
-        <w:trPr>
-          <w:trHeight w:val="283"/>
-        </w:trPr>
-        <w:tc>
-          <w:tcPr>
-            <w:tcW w:w="567" w:type="dxa"/>
-            <w:tcBorders>
-              <w:left w:val="single" w:sz="12" w:space="0" w:color="000000"/>
-              <w:right w:val="nil"/>
-            </w:tcBorders>
-            <w:vAlign w:val="center"/>
-          </w:tcPr>
-          <w:p>
-            <w:pPr>
-              <w:ind w:right="-17"/>
-              <w:jc w:val="center"/>
-              <w:rPr>
-                <w:rFonts w:eastAsia="Verdana" w:cs="Verdana"/>
-                <w:szCs w:val="22"/>
-              </w:rPr>
-            </w:pPr>
-          </w:p>
-        </w:tc>
-        <w:tc>
-          <w:tcPr>
-            <w:tcW w:w="3261" w:type="dxa"/>
-            <w:gridSpan w:val="6"/>
-            <w:tcBorders>
-              <w:left w:val="nil"/>
-              <w:right w:val="single" w:sz="4" w:space="0" w:color="auto"/>
-            </w:tcBorders>
-            <w:vAlign w:val="center"/>
-          </w:tcPr>
-          <w:p>
-            <w:pPr>
-              <w:ind w:left="140" w:right="141"/>
-              <w:rPr>
-                <w:rFonts w:eastAsia="Verdana"/>
-                <w:i/>
-                <w:sz w:val="20"/>
-              </w:rPr>
-            </w:pPr>
-          </w:p>
-        </w:tc>
-        <w:tc>
-          <w:tcPr>
-            <w:tcW w:w="141" w:type="dxa"/>
-            <w:tcBorders>
-              <w:left w:val="single" w:sz="4" w:space="0" w:color="auto"/>
-            </w:tcBorders>
-            <w:vAlign w:val="center"/>
-          </w:tcPr>
-          <w:p>
-            <w:pPr>
-              <w:ind w:left="140" w:right="-17"/>
-              <w:rPr>
-                <w:rFonts w:eastAsia="Verdana"/>
-                <w:i/>
-                <w:sz w:val="20"/>
-              </w:rPr>
-            </w:pPr>
-          </w:p>
-        </w:tc>
-        <w:tc>
-          <w:tcPr>
-            <w:tcW w:w="5812" w:type="dxa"/>
-            <w:gridSpan w:val="5"/>
-            <w:tcBorders>
-              <w:right w:val="single" w:sz="4" w:space="0" w:color="auto"/>
-            </w:tcBorders>
-            <w:shd w:val="clear" w:color="auto" w:fill="auto"/>
-            <w:vAlign w:val="center"/>
-          </w:tcPr>
-          <w:p>
-            <w:pPr>
-              <w:ind w:right="-17"/>
-              <w:rPr>
-                <w:rFonts w:eastAsia="Verdana"/>
-                <w:i/>
-                <w:sz w:val="20"/>
-              </w:rPr>
-            </w:pPr>
-            <w:r>
-              <w:rPr>
-                <w:rFonts w:eastAsia="Verdana"/>
-                <w:i/>
-                <w:sz w:val="20"/>
-              </w:rPr>
-              <w:t>34/2021 (VII.26.) ITM rendelet</w:t>
-            </w:r>
-          </w:p>
-        </w:tc>
-        <w:tc>
-          <w:tcPr>
-            <w:tcW w:w="425" w:type="dxa"/>
-            <w:tcBorders>
-              <w:left w:val="single" w:sz="4" w:space="0" w:color="auto"/>
-              <w:right w:val="single" w:sz="12" w:space="0" w:color="000000"/>
-            </w:tcBorders>
-            <w:shd w:val="clear" w:color="auto" w:fill="auto"/>
-            <w:vAlign w:val="center"/>
-          </w:tcPr>
-          <w:p>
-            <w:pPr>
-              <w:ind w:right="-17"/>
-              <w:rPr>
-                <w:rFonts w:eastAsia="Verdana"/>
-                <w:i/>
-                <w:sz w:val="20"/>
-              </w:rPr>
-            </w:pPr>
-          </w:p>
-        </w:tc>
-      </w:tr>
-      <w:tr>
-        <w:trPr>
-          <w:trHeight w:val="283"/>
-        </w:trPr>
-        <w:tc>
-          <w:tcPr>
-            <w:tcW w:w="567" w:type="dxa"/>
-            <w:tcBorders>
-              <w:left w:val="single" w:sz="12" w:space="0" w:color="000000"/>
-              <w:right w:val="nil"/>
-            </w:tcBorders>
-            <w:vAlign w:val="center"/>
-          </w:tcPr>
-          <w:p>
-            <w:pPr>
-              <w:ind w:right="-17"/>
-              <w:jc w:val="center"/>
-              <w:rPr>
-                <w:rFonts w:eastAsia="Verdana" w:cs="Verdana"/>
-                <w:szCs w:val="22"/>
-              </w:rPr>
-            </w:pPr>
-          </w:p>
-        </w:tc>
-        <w:tc>
-          <w:tcPr>
-            <w:tcW w:w="3261" w:type="dxa"/>
-            <w:gridSpan w:val="6"/>
-            <w:tcBorders>
-              <w:left w:val="nil"/>
-              <w:right w:val="single" w:sz="4" w:space="0" w:color="auto"/>
-            </w:tcBorders>
-            <w:vAlign w:val="center"/>
-          </w:tcPr>
-          <w:p>
-            <w:pPr>
-              <w:ind w:left="140" w:right="141"/>
-              <w:rPr>
-                <w:rFonts w:eastAsia="Verdana"/>
-                <w:i/>
-                <w:sz w:val="20"/>
-              </w:rPr>
-            </w:pPr>
-          </w:p>
-        </w:tc>
-        <w:tc>
-          <w:tcPr>
-            <w:tcW w:w="141" w:type="dxa"/>
-            <w:tcBorders>
-              <w:left w:val="single" w:sz="4" w:space="0" w:color="auto"/>
-              <w:bottom w:val="single" w:sz="4" w:space="0" w:color="auto"/>
-            </w:tcBorders>
-            <w:vAlign w:val="center"/>
-          </w:tcPr>
-          <w:p>
-            <w:pPr>
-              <w:ind w:left="140" w:right="-17"/>
-              <w:rPr>
-                <w:rFonts w:eastAsia="Verdana"/>
-                <w:i/>
-                <w:sz w:val="20"/>
-              </w:rPr>
-            </w:pPr>
-          </w:p>
-        </w:tc>
-        <w:tc>
-          <w:tcPr>
-            <w:tcW w:w="5812" w:type="dxa"/>
-            <w:gridSpan w:val="5"/>
-            <w:tcBorders>
-              <w:bottom w:val="single" w:sz="4" w:space="0" w:color="auto"/>
-              <w:right w:val="single" w:sz="4" w:space="0" w:color="auto"/>
-            </w:tcBorders>
-            <w:shd w:val="clear" w:color="auto" w:fill="auto"/>
-            <w:vAlign w:val="center"/>
-          </w:tcPr>
-          <w:p>
-            <w:pPr>
-              <w:ind w:right="-17"/>
-              <w:rPr>
-                <w:rFonts w:eastAsia="Verdana"/>
-                <w:i/>
-                <w:sz w:val="20"/>
-              </w:rPr>
-            </w:pPr>
-            <w:r>
-              <w:rPr>
-                <w:rFonts w:eastAsia="Verdana"/>
-                <w:i/>
-                <w:sz w:val="20"/>
-              </w:rPr>
-              <w:t>23/2016 (VII.7) NGM rendelet</w:t>
-            </w:r>
-          </w:p>
-        </w:tc>
-        <w:tc>
-          <w:tcPr>
-            <w:tcW w:w="425" w:type="dxa"/>
-            <w:tcBorders>
-              <w:left w:val="single" w:sz="4" w:space="0" w:color="auto"/>
-              <w:right w:val="single" w:sz="12" w:space="0" w:color="000000"/>
-            </w:tcBorders>
-            <w:shd w:val="clear" w:color="auto" w:fill="auto"/>
-            <w:vAlign w:val="center"/>
-          </w:tcPr>
-          <w:p>
-            <w:pPr>
-              <w:ind w:right="-17"/>
-              <w:rPr>
-                <w:rFonts w:eastAsia="Verdana"/>
-                <w:i/>
-                <w:sz w:val="20"/>
-              </w:rPr>
-            </w:pPr>
-          </w:p>
-        </w:tc>
-      </w:tr>
-      <w:tr>
-        <w:trPr>
-          <w:trHeight w:val="57"/>
-        </w:trPr>
-        <w:tc>
-          <w:tcPr>
-            <w:tcW w:w="567" w:type="dxa"/>
-            <w:tcBorders>
-              <w:left w:val="single" w:sz="12" w:space="0" w:color="000000"/>
-              <w:right w:val="nil"/>
-            </w:tcBorders>
-            <w:vAlign w:val="center"/>
-          </w:tcPr>
-          <w:p>
-            <w:pPr>
-              <w:ind w:right="-17"/>
-              <w:jc w:val="center"/>
-              <w:rPr>
-                <w:rFonts w:eastAsia="Verdana" w:cs="Verdana"/>
-                <w:sz w:val="8"/>
-                <w:szCs w:val="22"/>
-              </w:rPr>
-            </w:pPr>
-          </w:p>
-        </w:tc>
-        <w:tc>
-          <w:tcPr>
-            <w:tcW w:w="3261" w:type="dxa"/>
-            <w:gridSpan w:val="6"/>
-            <w:tcBorders>
-              <w:left w:val="nil"/>
-            </w:tcBorders>
-            <w:vAlign w:val="center"/>
-          </w:tcPr>
-          <w:p>
-            <w:pPr>
-              <w:ind w:left="140" w:right="141"/>
-              <w:rPr>
-                <w:rFonts w:eastAsia="Verdana"/>
-                <w:i/>
-                <w:sz w:val="8"/>
-              </w:rPr>
-            </w:pPr>
-          </w:p>
-        </w:tc>
-        <w:tc>
-          <w:tcPr>
-            <w:tcW w:w="6378" w:type="dxa"/>
-            <w:gridSpan w:val="7"/>
-            <w:tcBorders>
-              <w:right w:val="single" w:sz="12" w:space="0" w:color="000000"/>
-            </w:tcBorders>
-            <w:shd w:val="clear" w:color="auto" w:fill="auto"/>
-            <w:vAlign w:val="center"/>
-          </w:tcPr>
-          <w:p>
-            <w:pPr>
-              <w:ind w:left="140" w:right="-17"/>
-              <w:rPr>
-                <w:rFonts w:eastAsia="Verdana"/>
-                <w:i/>
-                <w:sz w:val="8"/>
-              </w:rPr>
-            </w:pPr>
-          </w:p>
-        </w:tc>
-      </w:tr>
-      <w:tr>
-        <w:trPr>
-          <w:trHeight w:val="283"/>
-        </w:trPr>
-        <w:tc>
-          <w:tcPr>
-            <w:tcW w:w="567" w:type="dxa"/>
-            <w:tcBorders>
-              <w:left w:val="single" w:sz="12" w:space="0" w:color="000000"/>
-              <w:right w:val="nil"/>
-            </w:tcBorders>
-            <w:vAlign w:val="center"/>
-          </w:tcPr>
-          <w:p>
-            <w:pPr>
-              <w:ind w:right="-17"/>
-              <w:jc w:val="center"/>
-              <w:rPr>
-                <w:rFonts w:eastAsia="Verdana" w:cs="Verdana"/>
-                <w:szCs w:val="22"/>
-              </w:rPr>
-            </w:pPr>
-          </w:p>
-        </w:tc>
-        <w:tc>
-          <w:tcPr>
-            <w:tcW w:w="3261" w:type="dxa"/>
-            <w:gridSpan w:val="6"/>
-            <w:tcBorders>
-              <w:left w:val="nil"/>
-              <w:right w:val="single" w:sz="4" w:space="0" w:color="auto"/>
-            </w:tcBorders>
-            <w:vAlign w:val="center"/>
-          </w:tcPr>
-          <w:p>
-            <w:pPr>
-              <w:ind w:left="284" w:right="141"/>
-              <w:rPr>
-                <w:rFonts w:eastAsia="Verdana"/>
-                <w:i/>
-                <w:sz w:val="20"/>
-              </w:rPr>
-            </w:pPr>
-            <w:r>
-              <w:rPr>
-                <w:rFonts w:eastAsia="Verdana"/>
-                <w:i/>
-                <w:sz w:val="20"/>
-              </w:rPr>
-              <w:t>Tűzvédelmi Műszaki Irányelvek:</w:t>
-            </w:r>
-          </w:p>
-        </w:tc>
-        <w:tc>
-          <w:tcPr>
-            <w:tcW w:w="141" w:type="dxa"/>
-            <w:tcBorders>
-              <w:top w:val="single" w:sz="4" w:space="0" w:color="auto"/>
-              <w:left w:val="single" w:sz="4" w:space="0" w:color="auto"/>
-            </w:tcBorders>
-            <w:vAlign w:val="center"/>
-          </w:tcPr>
-          <w:p>
-            <w:pPr>
-              <w:ind w:left="140" w:right="-17"/>
-              <w:rPr>
-                <w:rFonts w:eastAsia="Verdana"/>
-                <w:i/>
-                <w:sz w:val="20"/>
-              </w:rPr>
-            </w:pPr>
-          </w:p>
-        </w:tc>
-        <w:tc>
-          <w:tcPr>
-            <w:tcW w:w="5812" w:type="dxa"/>
-            <w:gridSpan w:val="5"/>
-            <w:tcBorders>
-              <w:top w:val="single" w:sz="4" w:space="0" w:color="auto"/>
-              <w:right w:val="single" w:sz="4" w:space="0" w:color="auto"/>
-            </w:tcBorders>
-            <w:shd w:val="clear" w:color="auto" w:fill="auto"/>
-            <w:vAlign w:val="center"/>
-          </w:tcPr>
-          <w:p>
-            <w:pPr>
-              <w:ind w:right="-17"/>
-              <w:rPr>
-                <w:rFonts w:eastAsia="Verdana"/>
-                <w:i/>
-                <w:sz w:val="20"/>
-              </w:rPr>
-            </w:pPr>
-            <w:proofErr w:type="spellStart"/>
-            <w:r>
-              <w:rPr>
-                <w:rFonts w:eastAsia="Verdana"/>
-                <w:i/>
-                <w:sz w:val="20"/>
-              </w:rPr>
-              <w:t>TvMI</w:t>
-            </w:r>
-            <w:proofErr w:type="spellEnd"/>
-            <w:r>
-              <w:rPr>
-                <w:rFonts w:eastAsia="Verdana"/>
-                <w:i/>
-                <w:sz w:val="20"/>
-              </w:rPr>
-              <w:t xml:space="preserve"> 7.5:2022.06.13.</w:t>
-            </w:r>
-            <w:r>
-              <w:rPr>
-                <w:rFonts w:eastAsia="Verdana"/>
-                <w:i/>
-                <w:sz w:val="20"/>
-              </w:rPr>
-              <w:t xml:space="preserve"> (</w:t>
-            </w:r>
-            <w:proofErr w:type="spellStart"/>
-            <w:r>
-              <w:rPr>
-                <w:rFonts w:eastAsia="Verdana"/>
-                <w:i/>
-                <w:sz w:val="20"/>
-              </w:rPr>
-              <w:t>vill</w:t>
-            </w:r>
-            <w:proofErr w:type="spellEnd"/>
-            <w:r>
-              <w:rPr>
-                <w:rFonts w:eastAsia="Verdana"/>
-                <w:i/>
-                <w:sz w:val="20"/>
-              </w:rPr>
-              <w:t xml:space="preserve">. </w:t>
-            </w:r>
-            <w:proofErr w:type="spellStart"/>
-            <w:r>
-              <w:rPr>
-                <w:rFonts w:eastAsia="Verdana"/>
-                <w:i/>
-                <w:sz w:val="20"/>
-              </w:rPr>
-              <w:t>ber</w:t>
-            </w:r>
-            <w:proofErr w:type="spellEnd"/>
-            <w:proofErr w:type="gramStart"/>
-            <w:r>
-              <w:rPr>
-                <w:rFonts w:eastAsia="Verdana"/>
-                <w:i/>
-                <w:sz w:val="20"/>
-              </w:rPr>
-              <w:t>.,</w:t>
-            </w:r>
-            <w:proofErr w:type="gramEnd"/>
-            <w:r>
-              <w:rPr>
-                <w:rFonts w:eastAsia="Verdana"/>
-                <w:i/>
-                <w:sz w:val="20"/>
-              </w:rPr>
-              <w:t xml:space="preserve"> villámvédelem, elektrosztatika)</w:t>
-            </w:r>
-          </w:p>
-          <w:p>
-            <w:pPr>
-              <w:ind w:right="-17"/>
-              <w:rPr>
-                <w:rFonts w:eastAsia="Verdana"/>
-                <w:i/>
-                <w:sz w:val="20"/>
-              </w:rPr>
-            </w:pPr>
-            <w:proofErr w:type="spellStart"/>
-            <w:r>
-              <w:rPr>
-                <w:rFonts w:eastAsia="Verdana"/>
-                <w:i/>
-                <w:sz w:val="20"/>
-              </w:rPr>
-              <w:t>TvMI</w:t>
-            </w:r>
-            <w:proofErr w:type="spellEnd"/>
-            <w:r>
-              <w:rPr>
-                <w:rFonts w:eastAsia="Verdana"/>
-                <w:i/>
-                <w:sz w:val="20"/>
-              </w:rPr>
-              <w:t xml:space="preserve"> 7.6:2024.02.01. (</w:t>
-            </w:r>
-            <w:proofErr w:type="spellStart"/>
-            <w:r>
-              <w:rPr>
-                <w:rFonts w:eastAsia="Verdana"/>
-                <w:i/>
-                <w:sz w:val="20"/>
-              </w:rPr>
-              <w:t>vill</w:t>
-            </w:r>
-            <w:proofErr w:type="spellEnd"/>
-            <w:r>
-              <w:rPr>
-                <w:rFonts w:eastAsia="Verdana"/>
-                <w:i/>
-                <w:sz w:val="20"/>
-              </w:rPr>
-              <w:t xml:space="preserve">. </w:t>
-            </w:r>
-            <w:proofErr w:type="spellStart"/>
-            <w:r>
-              <w:rPr>
-                <w:rFonts w:eastAsia="Verdana"/>
-                <w:i/>
-                <w:sz w:val="20"/>
-              </w:rPr>
-              <w:t>ber</w:t>
-            </w:r>
-            <w:proofErr w:type="spellEnd"/>
-            <w:r>
-              <w:rPr>
-                <w:rFonts w:eastAsia="Verdana"/>
-                <w:i/>
-                <w:sz w:val="20"/>
-              </w:rPr>
-              <w:t>, villámvédelem, elektrosztatika)</w:t>
-            </w:r>
-          </w:p>
-        </w:tc>
-        <w:tc>
-          <w:tcPr>
-            <w:tcW w:w="425" w:type="dxa"/>
-            <w:tcBorders>
-              <w:left w:val="single" w:sz="4" w:space="0" w:color="auto"/>
-              <w:right w:val="single" w:sz="12" w:space="0" w:color="000000"/>
-            </w:tcBorders>
-            <w:shd w:val="clear" w:color="auto" w:fill="auto"/>
-            <w:vAlign w:val="center"/>
-          </w:tcPr>
-          <w:p>
-            <w:pPr>
-              <w:ind w:right="-17"/>
-              <w:rPr>
-                <w:rFonts w:eastAsia="Verdana"/>
-                <w:i/>
-                <w:sz w:val="20"/>
-              </w:rPr>
-            </w:pPr>
-          </w:p>
-        </w:tc>
-      </w:tr>
-      <w:tr>
-        <w:trPr>
-          <w:trHeight w:val="283"/>
-        </w:trPr>
-        <w:tc>
-          <w:tcPr>
-            <w:tcW w:w="567" w:type="dxa"/>
-            <w:tcBorders>
-              <w:left w:val="single" w:sz="12" w:space="0" w:color="000000"/>
-              <w:right w:val="nil"/>
-            </w:tcBorders>
-            <w:vAlign w:val="center"/>
-          </w:tcPr>
-          <w:p>
-            <w:pPr>
-              <w:ind w:right="-17"/>
-              <w:jc w:val="center"/>
-              <w:rPr>
-                <w:rFonts w:eastAsia="Verdana" w:cs="Verdana"/>
-                <w:szCs w:val="22"/>
-              </w:rPr>
-            </w:pPr>
-          </w:p>
-        </w:tc>
-        <w:tc>
-          <w:tcPr>
-            <w:tcW w:w="142" w:type="dxa"/>
-            <w:tcBorders>
-              <w:left w:val="nil"/>
-            </w:tcBorders>
-            <w:vAlign w:val="center"/>
-          </w:tcPr>
-          <w:p>
-            <w:pPr>
-              <w:ind w:left="140" w:right="141"/>
-              <w:rPr>
-                <w:rFonts w:eastAsia="Verdana"/>
-                <w:i/>
-                <w:sz w:val="20"/>
-              </w:rPr>
-            </w:pPr>
-          </w:p>
-        </w:tc>
-        <w:tc>
-          <w:tcPr>
-            <w:tcW w:w="3119" w:type="dxa"/>
-            <w:gridSpan w:val="5"/>
-            <w:tcBorders>
-              <w:top w:val="single" w:sz="4" w:space="0" w:color="auto"/>
-              <w:left w:val="nil"/>
-              <w:right w:val="single" w:sz="4" w:space="0" w:color="auto"/>
-            </w:tcBorders>
-            <w:vAlign w:val="center"/>
-          </w:tcPr>
-          <w:p>
-            <w:pPr>
-              <w:ind w:left="140" w:right="141"/>
-              <w:rPr>
-                <w:rFonts w:eastAsia="Verdana"/>
-                <w:i/>
-                <w:sz w:val="20"/>
-              </w:rPr>
-            </w:pPr>
-          </w:p>
-        </w:tc>
-        <w:tc>
-          <w:tcPr>
-            <w:tcW w:w="141" w:type="dxa"/>
-            <w:tcBorders>
-              <w:left w:val="single" w:sz="4" w:space="0" w:color="auto"/>
-            </w:tcBorders>
-            <w:vAlign w:val="center"/>
-          </w:tcPr>
-          <w:p>
-            <w:pPr>
-              <w:ind w:left="140" w:right="-17"/>
-              <w:rPr>
-                <w:rFonts w:eastAsia="Verdana"/>
-                <w:i/>
-                <w:sz w:val="20"/>
-              </w:rPr>
-            </w:pPr>
-          </w:p>
-        </w:tc>
-        <w:tc>
-          <w:tcPr>
-            <w:tcW w:w="5812" w:type="dxa"/>
-            <w:gridSpan w:val="5"/>
-            <w:tcBorders>
-              <w:right w:val="single" w:sz="4" w:space="0" w:color="auto"/>
-            </w:tcBorders>
-            <w:shd w:val="clear" w:color="auto" w:fill="auto"/>
-            <w:vAlign w:val="center"/>
-          </w:tcPr>
-          <w:p>
-            <w:pPr>
-              <w:ind w:right="-17"/>
-              <w:rPr>
-                <w:rFonts w:eastAsia="Verdana"/>
-                <w:i/>
-                <w:sz w:val="20"/>
-              </w:rPr>
-            </w:pPr>
-            <w:proofErr w:type="spellStart"/>
-            <w:r>
-              <w:rPr>
-                <w:rFonts w:eastAsia="Verdana"/>
-                <w:i/>
-                <w:sz w:val="20"/>
-              </w:rPr>
-              <w:t>TvMI</w:t>
-            </w:r>
-            <w:proofErr w:type="spellEnd"/>
-            <w:r>
-              <w:rPr>
-                <w:rFonts w:eastAsia="Verdana"/>
-                <w:i/>
-                <w:sz w:val="20"/>
-              </w:rPr>
-              <w:t xml:space="preserve"> 12.5:2022.06.13.</w:t>
-            </w:r>
-            <w:r>
-              <w:rPr>
-                <w:rFonts w:eastAsia="Verdana"/>
-                <w:i/>
-                <w:sz w:val="20"/>
-              </w:rPr>
-              <w:t xml:space="preserve"> (ellenőrzés, felülvizsgálat és karbantartás)</w:t>
-            </w:r>
-          </w:p>
-        </w:tc>
-        <w:tc>
-          <w:tcPr>
-            <w:tcW w:w="425" w:type="dxa"/>
-            <w:tcBorders>
-              <w:left w:val="single" w:sz="4" w:space="0" w:color="auto"/>
-              <w:right w:val="single" w:sz="12" w:space="0" w:color="000000"/>
-            </w:tcBorders>
-            <w:shd w:val="clear" w:color="auto" w:fill="auto"/>
-            <w:vAlign w:val="center"/>
-          </w:tcPr>
-          <w:p>
-            <w:pPr>
-              <w:ind w:right="-17"/>
-              <w:rPr>
-                <w:rFonts w:eastAsia="Verdana"/>
-                <w:i/>
-                <w:sz w:val="20"/>
-              </w:rPr>
-            </w:pPr>
-          </w:p>
-        </w:tc>
-      </w:tr>
-      <w:tr>
-        <w:trPr>
-          <w:trHeight w:val="283"/>
-        </w:trPr>
-        <w:tc>
-          <w:tcPr>
-            <w:tcW w:w="567" w:type="dxa"/>
-            <w:tcBorders>
-              <w:left w:val="single" w:sz="12" w:space="0" w:color="000000"/>
-              <w:right w:val="nil"/>
-            </w:tcBorders>
-            <w:vAlign w:val="center"/>
-          </w:tcPr>
-          <w:p>
-            <w:pPr>
-              <w:ind w:right="-17"/>
-              <w:jc w:val="center"/>
-              <w:rPr>
-                <w:rFonts w:eastAsia="Verdana" w:cs="Verdana"/>
-                <w:szCs w:val="22"/>
-              </w:rPr>
-            </w:pPr>
-          </w:p>
-        </w:tc>
-        <w:tc>
-          <w:tcPr>
-            <w:tcW w:w="3261" w:type="dxa"/>
-            <w:gridSpan w:val="6"/>
-            <w:tcBorders>
-              <w:left w:val="nil"/>
-              <w:right w:val="single" w:sz="4" w:space="0" w:color="auto"/>
-            </w:tcBorders>
-            <w:vAlign w:val="center"/>
-          </w:tcPr>
-          <w:p>
-            <w:pPr>
-              <w:ind w:left="140" w:right="141"/>
-              <w:rPr>
-                <w:rFonts w:eastAsia="Verdana"/>
-                <w:i/>
-                <w:sz w:val="20"/>
-              </w:rPr>
-            </w:pPr>
-          </w:p>
-        </w:tc>
-        <w:tc>
-          <w:tcPr>
-            <w:tcW w:w="141" w:type="dxa"/>
-            <w:tcBorders>
-              <w:left w:val="single" w:sz="4" w:space="0" w:color="auto"/>
-              <w:bottom w:val="single" w:sz="4" w:space="0" w:color="auto"/>
-            </w:tcBorders>
-            <w:vAlign w:val="center"/>
-          </w:tcPr>
-          <w:p>
-            <w:pPr>
-              <w:ind w:left="140" w:right="-17"/>
-              <w:rPr>
-                <w:rFonts w:eastAsia="Verdana"/>
-                <w:i/>
-                <w:sz w:val="20"/>
-              </w:rPr>
-            </w:pPr>
-          </w:p>
-        </w:tc>
-        <w:tc>
-          <w:tcPr>
-            <w:tcW w:w="5812" w:type="dxa"/>
-            <w:gridSpan w:val="5"/>
-            <w:tcBorders>
-              <w:bottom w:val="single" w:sz="4" w:space="0" w:color="auto"/>
-              <w:right w:val="single" w:sz="4" w:space="0" w:color="auto"/>
-            </w:tcBorders>
-            <w:shd w:val="clear" w:color="auto" w:fill="auto"/>
-            <w:vAlign w:val="center"/>
-          </w:tcPr>
-          <w:p>
-            <w:pPr>
-              <w:ind w:right="-17"/>
-              <w:rPr>
-                <w:rFonts w:eastAsia="Verdana"/>
-                <w:i/>
-                <w:sz w:val="20"/>
-              </w:rPr>
-            </w:pPr>
-            <w:proofErr w:type="spellStart"/>
-            <w:r>
-              <w:rPr>
-                <w:rFonts w:eastAsia="Verdana"/>
-                <w:i/>
-                <w:sz w:val="20"/>
-              </w:rPr>
-              <w:t>TvMI</w:t>
-            </w:r>
-            <w:proofErr w:type="spellEnd"/>
-            <w:r>
-              <w:rPr>
-                <w:rFonts w:eastAsia="Verdana"/>
-                <w:i/>
-                <w:sz w:val="20"/>
-              </w:rPr>
-              <w:t xml:space="preserve"> 14.2:2022.06.13.</w:t>
-            </w:r>
-            <w:r>
-              <w:rPr>
-                <w:rFonts w:eastAsia="Verdana"/>
-                <w:i/>
-                <w:sz w:val="20"/>
-              </w:rPr>
-              <w:t xml:space="preserve"> (kockázati osztályba sorolás)</w:t>
-            </w:r>
-          </w:p>
-        </w:tc>
-        <w:tc>
-          <w:tcPr>
-            <w:tcW w:w="425" w:type="dxa"/>
-            <w:tcBorders>
-              <w:left w:val="single" w:sz="4" w:space="0" w:color="auto"/>
-              <w:right w:val="single" w:sz="12" w:space="0" w:color="000000"/>
-            </w:tcBorders>
-            <w:shd w:val="clear" w:color="auto" w:fill="auto"/>
-            <w:vAlign w:val="center"/>
-          </w:tcPr>
-          <w:p>
-            <w:pPr>
-              <w:ind w:right="-17"/>
-              <w:rPr>
-                <w:rFonts w:eastAsia="Verdana"/>
-                <w:i/>
-                <w:sz w:val="20"/>
-              </w:rPr>
-            </w:pPr>
-          </w:p>
-        </w:tc>
-      </w:tr>
-      <w:tr>
-        <w:trPr>
-          <w:trHeight w:val="57"/>
-        </w:trPr>
-        <w:tc>
-          <w:tcPr>
-            <w:tcW w:w="567" w:type="dxa"/>
-            <w:tcBorders>
-              <w:left w:val="single" w:sz="12" w:space="0" w:color="000000"/>
-              <w:right w:val="nil"/>
-            </w:tcBorders>
-            <w:vAlign w:val="center"/>
-          </w:tcPr>
-          <w:p>
-            <w:pPr>
-              <w:ind w:right="-17"/>
-              <w:jc w:val="center"/>
-              <w:rPr>
-                <w:rFonts w:eastAsia="Verdana" w:cs="Verdana"/>
-                <w:sz w:val="8"/>
-                <w:szCs w:val="16"/>
-              </w:rPr>
-            </w:pPr>
-          </w:p>
-        </w:tc>
-        <w:tc>
-          <w:tcPr>
-            <w:tcW w:w="3261" w:type="dxa"/>
-            <w:gridSpan w:val="6"/>
-            <w:tcBorders>
-              <w:left w:val="nil"/>
-            </w:tcBorders>
-            <w:vAlign w:val="center"/>
-          </w:tcPr>
-          <w:p>
-            <w:pPr>
-              <w:ind w:left="140" w:right="141"/>
-              <w:rPr>
-                <w:rFonts w:eastAsia="Verdana"/>
-                <w:i/>
-                <w:sz w:val="8"/>
-                <w:szCs w:val="16"/>
-              </w:rPr>
-            </w:pPr>
-          </w:p>
-        </w:tc>
-        <w:tc>
-          <w:tcPr>
-            <w:tcW w:w="141" w:type="dxa"/>
-            <w:tcBorders>
-              <w:bottom w:val="single" w:sz="4" w:space="0" w:color="auto"/>
-            </w:tcBorders>
-            <w:vAlign w:val="center"/>
-          </w:tcPr>
-          <w:p>
-            <w:pPr>
-              <w:ind w:left="140" w:right="-17"/>
-              <w:rPr>
-                <w:rFonts w:eastAsia="Verdana"/>
-                <w:i/>
-                <w:sz w:val="8"/>
-                <w:szCs w:val="16"/>
-              </w:rPr>
-            </w:pPr>
-          </w:p>
-        </w:tc>
-        <w:tc>
-          <w:tcPr>
-            <w:tcW w:w="6237" w:type="dxa"/>
-            <w:gridSpan w:val="6"/>
-            <w:tcBorders>
-              <w:right w:val="single" w:sz="12" w:space="0" w:color="000000"/>
-            </w:tcBorders>
-            <w:shd w:val="clear" w:color="auto" w:fill="auto"/>
-            <w:vAlign w:val="center"/>
-          </w:tcPr>
-          <w:p>
-            <w:pPr>
-              <w:ind w:left="140" w:right="-17"/>
-              <w:rPr>
-                <w:rFonts w:eastAsia="Verdana"/>
-                <w:i/>
-                <w:sz w:val="8"/>
-                <w:szCs w:val="16"/>
-              </w:rPr>
-            </w:pPr>
-          </w:p>
-        </w:tc>
-      </w:tr>
-      <w:tr>
-        <w:trPr>
-          <w:trHeight w:val="283"/>
-        </w:trPr>
-        <w:tc>
-          <w:tcPr>
-            <w:tcW w:w="567" w:type="dxa"/>
-            <w:tcBorders>
-              <w:left w:val="single" w:sz="12" w:space="0" w:color="000000"/>
-              <w:right w:val="nil"/>
-            </w:tcBorders>
-            <w:vAlign w:val="center"/>
-          </w:tcPr>
-          <w:p>
-            <w:pPr>
-              <w:ind w:right="-17"/>
-              <w:jc w:val="center"/>
-              <w:rPr>
-                <w:rFonts w:eastAsia="Verdana" w:cs="Verdana"/>
-                <w:szCs w:val="22"/>
-              </w:rPr>
-            </w:pPr>
-          </w:p>
-        </w:tc>
-        <w:tc>
-          <w:tcPr>
-            <w:tcW w:w="3261" w:type="dxa"/>
-            <w:gridSpan w:val="6"/>
-            <w:tcBorders>
-              <w:left w:val="nil"/>
-              <w:right w:val="single" w:sz="4" w:space="0" w:color="auto"/>
-            </w:tcBorders>
-            <w:vAlign w:val="center"/>
-          </w:tcPr>
-          <w:p>
-            <w:pPr>
-              <w:ind w:left="284" w:right="141"/>
-              <w:rPr>
-                <w:rFonts w:eastAsia="Verdana"/>
-                <w:i/>
-                <w:sz w:val="20"/>
-              </w:rPr>
-            </w:pPr>
-            <w:r>
-              <w:rPr>
-                <w:rFonts w:eastAsia="Verdana"/>
-                <w:i/>
-                <w:sz w:val="20"/>
-              </w:rPr>
-              <w:t>Szakági Műszaki Előírások:</w:t>
-            </w:r>
-          </w:p>
-        </w:tc>
-        <w:tc>
-          <w:tcPr>
-            <w:tcW w:w="141" w:type="dxa"/>
-            <w:tcBorders>
-              <w:top w:val="single" w:sz="4" w:space="0" w:color="auto"/>
-              <w:left w:val="single" w:sz="4" w:space="0" w:color="auto"/>
-              <w:bottom w:val="single" w:sz="4" w:space="0" w:color="auto"/>
-            </w:tcBorders>
-            <w:vAlign w:val="center"/>
-          </w:tcPr>
-          <w:p>
-            <w:pPr>
-              <w:ind w:left="140" w:right="-17"/>
-              <w:rPr>
-                <w:rFonts w:eastAsia="Verdana"/>
-                <w:i/>
-                <w:sz w:val="20"/>
-              </w:rPr>
-            </w:pPr>
-          </w:p>
-        </w:tc>
-        <w:tc>
-          <w:tcPr>
-            <w:tcW w:w="5812" w:type="dxa"/>
-            <w:gridSpan w:val="5"/>
-            <w:tcBorders>
-              <w:top w:val="single" w:sz="4" w:space="0" w:color="auto"/>
-              <w:bottom w:val="single" w:sz="4" w:space="0" w:color="auto"/>
-              <w:right w:val="single" w:sz="4" w:space="0" w:color="auto"/>
-            </w:tcBorders>
-            <w:shd w:val="clear" w:color="auto" w:fill="auto"/>
-            <w:vAlign w:val="center"/>
-          </w:tcPr>
-          <w:p>
-            <w:pPr>
-              <w:ind w:left="2" w:right="-17"/>
-              <w:rPr>
-                <w:rFonts w:eastAsia="Verdana"/>
-                <w:i/>
-                <w:sz w:val="20"/>
-              </w:rPr>
-            </w:pPr>
-            <w:r>
-              <w:rPr>
-                <w:rFonts w:eastAsia="Verdana"/>
-                <w:i/>
-                <w:sz w:val="20"/>
-              </w:rPr>
-              <w:t>SZME-VB 2021.06.09.</w:t>
-            </w:r>
-          </w:p>
-        </w:tc>
-        <w:tc>
-          <w:tcPr>
-            <w:tcW w:w="425" w:type="dxa"/>
-            <w:tcBorders>
-              <w:left w:val="single" w:sz="4" w:space="0" w:color="auto"/>
-              <w:right w:val="single" w:sz="12" w:space="0" w:color="000000"/>
-            </w:tcBorders>
-            <w:shd w:val="clear" w:color="auto" w:fill="auto"/>
-            <w:vAlign w:val="center"/>
-          </w:tcPr>
-          <w:p>
-            <w:pPr>
-              <w:ind w:left="2" w:right="-17"/>
-              <w:rPr>
-                <w:rFonts w:eastAsia="Verdana"/>
-                <w:i/>
-                <w:sz w:val="20"/>
-              </w:rPr>
-            </w:pPr>
-          </w:p>
-        </w:tc>
-      </w:tr>
-      <w:tr>
-        <w:trPr>
-          <w:trHeight w:val="57"/>
-        </w:trPr>
-        <w:tc>
-          <w:tcPr>
-            <w:tcW w:w="567" w:type="dxa"/>
-            <w:tcBorders>
-              <w:left w:val="single" w:sz="12" w:space="0" w:color="000000"/>
-              <w:right w:val="nil"/>
-            </w:tcBorders>
-            <w:vAlign w:val="center"/>
-          </w:tcPr>
-          <w:p>
-            <w:pPr>
-              <w:ind w:right="-17"/>
-              <w:jc w:val="center"/>
-              <w:rPr>
-                <w:rFonts w:eastAsia="Verdana" w:cs="Verdana"/>
-                <w:sz w:val="8"/>
-                <w:szCs w:val="16"/>
-              </w:rPr>
-            </w:pPr>
-          </w:p>
-        </w:tc>
-        <w:tc>
-          <w:tcPr>
-            <w:tcW w:w="142" w:type="dxa"/>
-            <w:tcBorders>
-              <w:left w:val="nil"/>
-            </w:tcBorders>
-            <w:vAlign w:val="center"/>
-          </w:tcPr>
-          <w:p>
-            <w:pPr>
-              <w:ind w:left="140" w:right="141"/>
-              <w:rPr>
-                <w:rFonts w:eastAsia="Verdana"/>
-                <w:i/>
-                <w:sz w:val="8"/>
-                <w:szCs w:val="16"/>
-              </w:rPr>
-            </w:pPr>
-          </w:p>
-        </w:tc>
-        <w:tc>
-          <w:tcPr>
-            <w:tcW w:w="3119" w:type="dxa"/>
-            <w:gridSpan w:val="5"/>
-            <w:tcBorders>
-              <w:top w:val="single" w:sz="4" w:space="0" w:color="auto"/>
-              <w:left w:val="nil"/>
-            </w:tcBorders>
-            <w:vAlign w:val="center"/>
-          </w:tcPr>
-          <w:p>
-            <w:pPr>
-              <w:ind w:left="140" w:right="141"/>
-              <w:rPr>
-                <w:rFonts w:eastAsia="Verdana"/>
-                <w:i/>
-                <w:sz w:val="8"/>
-                <w:szCs w:val="16"/>
-              </w:rPr>
-            </w:pPr>
-          </w:p>
-        </w:tc>
-        <w:tc>
-          <w:tcPr>
-            <w:tcW w:w="141" w:type="dxa"/>
-            <w:tcBorders>
-              <w:left w:val="nil"/>
-              <w:bottom w:val="single" w:sz="4" w:space="0" w:color="auto"/>
-            </w:tcBorders>
-            <w:vAlign w:val="center"/>
-          </w:tcPr>
-          <w:p>
-            <w:pPr>
-              <w:ind w:left="140" w:right="-17"/>
-              <w:rPr>
-                <w:rFonts w:eastAsia="Verdana"/>
-                <w:i/>
-                <w:sz w:val="8"/>
-                <w:szCs w:val="16"/>
-              </w:rPr>
-            </w:pPr>
-          </w:p>
-        </w:tc>
-        <w:tc>
-          <w:tcPr>
-            <w:tcW w:w="6237" w:type="dxa"/>
-            <w:gridSpan w:val="6"/>
-            <w:tcBorders>
-              <w:right w:val="single" w:sz="12" w:space="0" w:color="000000"/>
-            </w:tcBorders>
-            <w:shd w:val="clear" w:color="auto" w:fill="auto"/>
-            <w:vAlign w:val="center"/>
-          </w:tcPr>
-          <w:p>
-            <w:pPr>
-              <w:ind w:left="2" w:right="-17"/>
-              <w:rPr>
-                <w:rFonts w:eastAsia="Verdana"/>
-                <w:i/>
-                <w:sz w:val="8"/>
-                <w:szCs w:val="16"/>
-              </w:rPr>
-            </w:pPr>
-          </w:p>
-        </w:tc>
-      </w:tr>
-      <w:tr>
-        <w:trPr>
-          <w:trHeight w:val="283"/>
-        </w:trPr>
-        <w:tc>
-          <w:tcPr>
-            <w:tcW w:w="567" w:type="dxa"/>
-            <w:tcBorders>
-              <w:left w:val="single" w:sz="12" w:space="0" w:color="000000"/>
-              <w:right w:val="nil"/>
-            </w:tcBorders>
-            <w:vAlign w:val="center"/>
-          </w:tcPr>
-          <w:p>
-            <w:pPr>
-              <w:ind w:right="-17"/>
-              <w:jc w:val="center"/>
-              <w:rPr>
-                <w:rFonts w:eastAsia="Verdana" w:cs="Verdana"/>
-                <w:szCs w:val="22"/>
-              </w:rPr>
-            </w:pPr>
-          </w:p>
-        </w:tc>
-        <w:tc>
-          <w:tcPr>
-            <w:tcW w:w="3261" w:type="dxa"/>
-            <w:gridSpan w:val="6"/>
-            <w:tcBorders>
-              <w:left w:val="nil"/>
-              <w:right w:val="single" w:sz="4" w:space="0" w:color="auto"/>
-            </w:tcBorders>
-            <w:vAlign w:val="center"/>
-          </w:tcPr>
-          <w:p>
-            <w:pPr>
-              <w:ind w:left="284" w:right="141"/>
-              <w:rPr>
-                <w:rFonts w:eastAsia="Verdana"/>
-                <w:i/>
-                <w:sz w:val="20"/>
-              </w:rPr>
-            </w:pPr>
-            <w:r>
-              <w:rPr>
-                <w:rFonts w:eastAsia="Verdana"/>
-                <w:i/>
-                <w:sz w:val="20"/>
-              </w:rPr>
-              <w:t>Szabványok:</w:t>
-            </w:r>
-          </w:p>
-        </w:tc>
-        <w:tc>
-          <w:tcPr>
-            <w:tcW w:w="141" w:type="dxa"/>
-            <w:tcBorders>
-              <w:top w:val="single" w:sz="4" w:space="0" w:color="auto"/>
-              <w:left w:val="single" w:sz="4" w:space="0" w:color="auto"/>
-            </w:tcBorders>
-            <w:vAlign w:val="center"/>
-          </w:tcPr>
-          <w:p>
-            <w:pPr>
-              <w:ind w:left="140" w:right="-17"/>
-              <w:rPr>
-                <w:rFonts w:eastAsia="Verdana"/>
-                <w:i/>
-                <w:sz w:val="20"/>
-              </w:rPr>
-            </w:pPr>
-          </w:p>
-        </w:tc>
-        <w:tc>
-          <w:tcPr>
-            <w:tcW w:w="3261" w:type="dxa"/>
-            <w:gridSpan w:val="4"/>
-            <w:tcBorders>
-              <w:top w:val="single" w:sz="4" w:space="0" w:color="auto"/>
-              <w:right w:val="single" w:sz="4" w:space="0" w:color="auto"/>
-            </w:tcBorders>
-            <w:shd w:val="clear" w:color="auto" w:fill="auto"/>
-            <w:vAlign w:val="center"/>
-          </w:tcPr>
-          <w:p>
-            <w:pPr>
-              <w:ind w:left="2" w:right="-17"/>
-              <w:rPr>
-                <w:rFonts w:eastAsia="Verdana"/>
-                <w:i/>
-                <w:sz w:val="20"/>
-              </w:rPr>
-            </w:pPr>
-            <w:r>
-              <w:rPr>
-                <w:rFonts w:eastAsia="Verdana"/>
-                <w:i/>
-                <w:sz w:val="20"/>
-              </w:rPr>
-              <w:t>MSZ HD 60364-4-41:2017/A12:2019</w:t>
+              <w:t>MSZ HD 60364-5-52:2011/A12:2023</w:t>
             </w:r>
           </w:p>
         </w:tc>
         <w:tc>
           <w:tcPr>
             <w:tcW w:w="2551" w:type="dxa"/>
-            <w:tcBorders>
-              <w:top w:val="single" w:sz="4" w:space="0" w:color="auto"/>
+            <w:gridSpan w:val="2"/>
+            <w:tcBorders>
               <w:left w:val="single" w:sz="4" w:space="0" w:color="auto"/>
               <w:right w:val="single" w:sz="4" w:space="0" w:color="auto"/>
             </w:tcBorders>
             <w:shd w:val="clear" w:color="auto" w:fill="auto"/>
-            <w:vAlign w:val="center"/>
-          </w:tcPr>
-          <w:p>
-            <w:pPr>
-              <w:ind w:left="140" w:right="-17"/>
-              <w:rPr>
-                <w:rFonts w:eastAsia="Verdana"/>
-                <w:i/>
-                <w:sz w:val="20"/>
-              </w:rPr>
-            </w:pPr>
-            <w:r>
-              <w:rPr>
-                <w:rFonts w:eastAsia="Verdana"/>
-                <w:i/>
-                <w:sz w:val="20"/>
-              </w:rPr>
-              <w:t>MSZ HD 60364-7-710:2012</w:t>
-            </w:r>
-          </w:p>
-        </w:tc>
-        <w:tc>
-          <w:tcPr>
-            <w:tcW w:w="425" w:type="dxa"/>
-            <w:tcBorders>
-              <w:left w:val="single" w:sz="4" w:space="0" w:color="auto"/>
-              <w:right w:val="single" w:sz="12" w:space="0" w:color="000000"/>
-            </w:tcBorders>
-            <w:shd w:val="clear" w:color="auto" w:fill="auto"/>
-            <w:vAlign w:val="center"/>
-          </w:tcPr>
-          <w:p>
-            <w:pPr>
-              <w:ind w:left="140" w:right="-17"/>
-              <w:rPr>
-                <w:rFonts w:eastAsia="Verdana"/>
-                <w:i/>
-                <w:sz w:val="20"/>
-              </w:rPr>
-            </w:pPr>
-          </w:p>
-        </w:tc>
-      </w:tr>
-      <w:tr>
-        <w:trPr>
-          <w:trHeight w:val="283"/>
-        </w:trPr>
-        <w:tc>
-          <w:tcPr>
-            <w:tcW w:w="567" w:type="dxa"/>
-            <w:tcBorders>
-              <w:left w:val="single" w:sz="12" w:space="0" w:color="000000"/>
-              <w:right w:val="nil"/>
-            </w:tcBorders>
-            <w:vAlign w:val="center"/>
-          </w:tcPr>
-          <w:p>
-            <w:pPr>
-              <w:ind w:right="-17"/>
-              <w:jc w:val="center"/>
-              <w:rPr>
-                <w:rFonts w:eastAsia="Verdana" w:cs="Verdana"/>
-                <w:szCs w:val="22"/>
-              </w:rPr>
-            </w:pPr>
-          </w:p>
-        </w:tc>
-        <w:tc>
-          <w:tcPr>
-            <w:tcW w:w="142" w:type="dxa"/>
-            <w:tcBorders>
-              <w:left w:val="nil"/>
-            </w:tcBorders>
-            <w:vAlign w:val="center"/>
-          </w:tcPr>
-          <w:p>
-            <w:pPr>
-              <w:ind w:left="140" w:right="141"/>
-              <w:rPr>
-                <w:rFonts w:eastAsia="Verdana"/>
-                <w:i/>
-                <w:sz w:val="20"/>
-              </w:rPr>
-            </w:pPr>
-          </w:p>
-        </w:tc>
-        <w:tc>
-          <w:tcPr>
-            <w:tcW w:w="3119" w:type="dxa"/>
-            <w:gridSpan w:val="5"/>
-            <w:tcBorders>
-              <w:top w:val="single" w:sz="4" w:space="0" w:color="auto"/>
-              <w:right w:val="single" w:sz="4" w:space="0" w:color="auto"/>
-            </w:tcBorders>
-            <w:vAlign w:val="center"/>
-          </w:tcPr>
-          <w:p>
-            <w:pPr>
-              <w:ind w:left="140" w:right="141"/>
-              <w:rPr>
-                <w:rFonts w:eastAsia="Verdana"/>
-                <w:i/>
-                <w:sz w:val="20"/>
-              </w:rPr>
-            </w:pPr>
-          </w:p>
-        </w:tc>
-        <w:tc>
-          <w:tcPr>
-            <w:tcW w:w="141" w:type="dxa"/>
-            <w:tcBorders>
-              <w:left w:val="single" w:sz="4" w:space="0" w:color="auto"/>
-            </w:tcBorders>
             <w:vAlign w:val="center"/>
           </w:tcPr>
           <w:p>
@@ -15061,43 +14385,31 @@
                 <w:sz w:val="20"/>
               </w:rPr>
             </w:pPr>
-          </w:p>
-        </w:tc>
-        <w:tc>
-          <w:tcPr>
-            <w:tcW w:w="3261" w:type="dxa"/>
-            <w:gridSpan w:val="4"/>
-            <w:tcBorders>
-              <w:right w:val="single" w:sz="4" w:space="0" w:color="auto"/>
-            </w:tcBorders>
-            <w:shd w:val="clear" w:color="auto" w:fill="auto"/>
-            <w:vAlign w:val="center"/>
-          </w:tcPr>
-          <w:p>
-            <w:pPr>
-              <w:ind w:left="2" w:right="-17"/>
+            <w:r>
               <w:rPr>
                 <w:rFonts w:eastAsia="Verdana"/>
                 <w:i/>
                 <w:sz w:val="20"/>
               </w:rPr>
-            </w:pPr>
+              <w:t>MSZ 10900</w:t>
+            </w:r>
             <w:r>
               <w:rPr>
                 <w:rFonts w:eastAsia="Verdana"/>
                 <w:i/>
                 <w:sz w:val="20"/>
               </w:rPr>
-              <w:t>MSZ HD 60364-7-722:2019</w:t>
-            </w:r>
-          </w:p>
-        </w:tc>
-        <w:tc>
-          <w:tcPr>
-            <w:tcW w:w="2551" w:type="dxa"/>
+              <w:t>:2009</w:t>
+            </w:r>
+          </w:p>
+        </w:tc>
+        <w:tc>
+          <w:tcPr>
+            <w:tcW w:w="425" w:type="dxa"/>
+            <w:gridSpan w:val="2"/>
             <w:tcBorders>
               <w:left w:val="single" w:sz="4" w:space="0" w:color="auto"/>
-              <w:right w:val="single" w:sz="4" w:space="0" w:color="auto"/>
+              <w:right w:val="single" w:sz="12" w:space="0" w:color="000000"/>
             </w:tcBorders>
             <w:shd w:val="clear" w:color="auto" w:fill="auto"/>
             <w:vAlign w:val="center"/>
@@ -15114,14 +14426,61 @@
             </w:pPr>
           </w:p>
         </w:tc>
-        <w:tc>
-          <w:tcPr>
-            <w:tcW w:w="425" w:type="dxa"/>
+      </w:tr>
+      <w:tr>
+        <w:trPr>
+          <w:gridAfter w:val="1"/>
+          <w:wAfter w:w="20" w:type="dxa"/>
+          <w:trHeight w:val="283"/>
+        </w:trPr>
+        <w:tc>
+          <w:tcPr>
+            <w:tcW w:w="709" w:type="dxa"/>
+            <w:tcBorders>
+              <w:left w:val="single" w:sz="12" w:space="0" w:color="000000"/>
+              <w:right w:val="nil"/>
+            </w:tcBorders>
+            <w:vAlign w:val="center"/>
+          </w:tcPr>
+          <w:p>
+            <w:pPr>
+              <w:ind w:right="-17"/>
+              <w:jc w:val="center"/>
+              <w:rPr>
+                <w:rFonts w:eastAsia="Verdana" w:cs="Verdana"/>
+                <w:szCs w:val="22"/>
+              </w:rPr>
+            </w:pPr>
+          </w:p>
+        </w:tc>
+        <w:tc>
+          <w:tcPr>
+            <w:tcW w:w="3119" w:type="dxa"/>
+            <w:gridSpan w:val="3"/>
+            <w:tcBorders>
+              <w:left w:val="nil"/>
+              <w:right w:val="single" w:sz="4" w:space="0" w:color="auto"/>
+            </w:tcBorders>
+            <w:vAlign w:val="center"/>
+          </w:tcPr>
+          <w:p>
+            <w:pPr>
+              <w:ind w:left="140" w:right="141"/>
+              <w:rPr>
+                <w:rFonts w:eastAsia="Verdana"/>
+                <w:i/>
+                <w:sz w:val="20"/>
+              </w:rPr>
+            </w:pPr>
+          </w:p>
+        </w:tc>
+        <w:tc>
+          <w:tcPr>
+            <w:tcW w:w="1701" w:type="dxa"/>
+            <w:gridSpan w:val="3"/>
             <w:tcBorders>
               <w:left w:val="single" w:sz="4" w:space="0" w:color="auto"/>
-              <w:right w:val="single" w:sz="12" w:space="0" w:color="000000"/>
-            </w:tcBorders>
-            <w:shd w:val="clear" w:color="auto" w:fill="auto"/>
+            </w:tcBorders>
             <w:vAlign w:val="center"/>
           </w:tcPr>
           <w:p>
@@ -15136,58 +14495,43 @@
             </w:pPr>
           </w:p>
         </w:tc>
-      </w:tr>
-      <w:tr>
-        <w:trPr>
-          <w:trHeight w:val="283"/>
-        </w:trPr>
-        <w:tc>
-          <w:tcPr>
-            <w:tcW w:w="567" w:type="dxa"/>
-            <w:tcBorders>
-              <w:left w:val="single" w:sz="12" w:space="0" w:color="000000"/>
-              <w:right w:val="nil"/>
-            </w:tcBorders>
-            <w:vAlign w:val="center"/>
-          </w:tcPr>
-          <w:p>
-            <w:pPr>
-              <w:ind w:right="-17"/>
-              <w:jc w:val="center"/>
-              <w:rPr>
-                <w:rFonts w:eastAsia="Verdana" w:cs="Verdana"/>
-                <w:szCs w:val="22"/>
-              </w:rPr>
-            </w:pPr>
-          </w:p>
-        </w:tc>
-        <w:tc>
-          <w:tcPr>
-            <w:tcW w:w="3261" w:type="dxa"/>
-            <w:gridSpan w:val="6"/>
-            <w:tcBorders>
-              <w:left w:val="nil"/>
+        <w:tc>
+          <w:tcPr>
+            <w:tcW w:w="1701" w:type="dxa"/>
+            <w:tcBorders>
               <w:right w:val="single" w:sz="4" w:space="0" w:color="auto"/>
             </w:tcBorders>
-            <w:vAlign w:val="center"/>
-          </w:tcPr>
-          <w:p>
-            <w:pPr>
-              <w:ind w:left="140" w:right="141"/>
+            <w:shd w:val="clear" w:color="auto" w:fill="auto"/>
+            <w:vAlign w:val="center"/>
+          </w:tcPr>
+          <w:p>
+            <w:pPr>
+              <w:ind w:left="2" w:right="-17"/>
               <w:rPr>
                 <w:rFonts w:eastAsia="Verdana"/>
                 <w:i/>
                 <w:sz w:val="20"/>
               </w:rPr>
             </w:pPr>
-          </w:p>
-        </w:tc>
-        <w:tc>
-          <w:tcPr>
-            <w:tcW w:w="141" w:type="dxa"/>
+            <w:r>
+              <w:rPr>
+                <w:rFonts w:eastAsia="Verdana"/>
+                <w:i/>
+                <w:sz w:val="20"/>
+              </w:rPr>
+              <w:t>MSZ HD 60364-5-53:2022</w:t>
+            </w:r>
+          </w:p>
+        </w:tc>
+        <w:tc>
+          <w:tcPr>
+            <w:tcW w:w="2551" w:type="dxa"/>
+            <w:gridSpan w:val="2"/>
             <w:tcBorders>
               <w:left w:val="single" w:sz="4" w:space="0" w:color="auto"/>
-            </w:tcBorders>
+              <w:right w:val="single" w:sz="4" w:space="0" w:color="auto"/>
+            </w:tcBorders>
+            <w:shd w:val="clear" w:color="auto" w:fill="auto"/>
             <w:vAlign w:val="center"/>
           </w:tcPr>
           <w:p>
@@ -15200,43 +14544,23 @@
                 <w:sz w:val="20"/>
               </w:rPr>
             </w:pPr>
-          </w:p>
-        </w:tc>
-        <w:tc>
-          <w:tcPr>
-            <w:tcW w:w="3261" w:type="dxa"/>
-            <w:gridSpan w:val="4"/>
-            <w:tcBorders>
-              <w:right w:val="single" w:sz="4" w:space="0" w:color="auto"/>
-            </w:tcBorders>
-            <w:shd w:val="clear" w:color="auto" w:fill="auto"/>
-            <w:vAlign w:val="center"/>
-          </w:tcPr>
-          <w:p>
-            <w:pPr>
-              <w:ind w:left="2" w:right="-17"/>
+            <w:r>
               <w:rPr>
                 <w:rFonts w:eastAsia="Verdana"/>
                 <w:i/>
                 <w:sz w:val="20"/>
               </w:rPr>
-            </w:pPr>
-            <w:r>
-              <w:rPr>
-                <w:rFonts w:eastAsia="Verdana"/>
-                <w:i/>
-                <w:sz w:val="20"/>
-              </w:rPr>
-              <w:t>MSZ HD 60364-5-52:2011/A12:2023</w:t>
-            </w:r>
-          </w:p>
-        </w:tc>
-        <w:tc>
-          <w:tcPr>
-            <w:tcW w:w="2551" w:type="dxa"/>
+              <w:t>MSZ 453:1987</w:t>
+            </w:r>
+          </w:p>
+        </w:tc>
+        <w:tc>
+          <w:tcPr>
+            <w:tcW w:w="425" w:type="dxa"/>
+            <w:gridSpan w:val="2"/>
             <w:tcBorders>
               <w:left w:val="single" w:sz="4" w:space="0" w:color="auto"/>
-              <w:right w:val="single" w:sz="4" w:space="0" w:color="auto"/>
+              <w:right w:val="single" w:sz="12" w:space="0" w:color="000000"/>
             </w:tcBorders>
             <w:shd w:val="clear" w:color="auto" w:fill="auto"/>
             <w:vAlign w:val="center"/>
@@ -15251,32 +14575,211 @@
                 <w:sz w:val="20"/>
               </w:rPr>
             </w:pPr>
-            <w:r>
+          </w:p>
+        </w:tc>
+      </w:tr>
+      <w:tr>
+        <w:trPr>
+          <w:gridAfter w:val="1"/>
+          <w:wAfter w:w="20" w:type="dxa"/>
+          <w:trHeight w:val="283"/>
+        </w:trPr>
+        <w:tc>
+          <w:tcPr>
+            <w:tcW w:w="709" w:type="dxa"/>
+            <w:tcBorders>
+              <w:left w:val="single" w:sz="12" w:space="0" w:color="000000"/>
+              <w:right w:val="nil"/>
+            </w:tcBorders>
+            <w:vAlign w:val="center"/>
+          </w:tcPr>
+          <w:p>
+            <w:pPr>
+              <w:ind w:right="-17"/>
+              <w:jc w:val="center"/>
+              <w:rPr>
+                <w:rFonts w:eastAsia="Verdana" w:cs="Verdana"/>
+                <w:szCs w:val="22"/>
+              </w:rPr>
+            </w:pPr>
+          </w:p>
+        </w:tc>
+        <w:tc>
+          <w:tcPr>
+            <w:tcW w:w="3119" w:type="dxa"/>
+            <w:gridSpan w:val="3"/>
+            <w:tcBorders>
+              <w:left w:val="nil"/>
+              <w:right w:val="single" w:sz="4" w:space="0" w:color="auto"/>
+            </w:tcBorders>
+            <w:vAlign w:val="center"/>
+          </w:tcPr>
+          <w:p>
+            <w:pPr>
+              <w:ind w:left="140" w:right="141"/>
               <w:rPr>
                 <w:rFonts w:eastAsia="Verdana"/>
                 <w:i/>
                 <w:sz w:val="20"/>
               </w:rPr>
-              <w:t>MSZ 10900</w:t>
-            </w:r>
-            <w:r>
+            </w:pPr>
+          </w:p>
+        </w:tc>
+        <w:tc>
+          <w:tcPr>
+            <w:tcW w:w="1701" w:type="dxa"/>
+            <w:gridSpan w:val="3"/>
+            <w:tcBorders>
+              <w:left w:val="single" w:sz="4" w:space="0" w:color="auto"/>
+            </w:tcBorders>
+            <w:vAlign w:val="center"/>
+          </w:tcPr>
+          <w:p>
+            <w:pPr>
+              <w:ind w:left="140" w:right="-17"/>
               <w:rPr>
                 <w:rFonts w:eastAsia="Verdana"/>
                 <w:i/>
                 <w:sz w:val="20"/>
               </w:rPr>
-              <w:t>:2009</w:t>
+            </w:pPr>
+          </w:p>
+        </w:tc>
+        <w:tc>
+          <w:tcPr>
+            <w:tcW w:w="1701" w:type="dxa"/>
+            <w:tcBorders>
+              <w:right w:val="single" w:sz="4" w:space="0" w:color="auto"/>
+            </w:tcBorders>
+            <w:shd w:val="clear" w:color="auto" w:fill="auto"/>
+            <w:vAlign w:val="center"/>
+          </w:tcPr>
+          <w:p>
+            <w:pPr>
+              <w:ind w:left="2" w:right="-17"/>
+              <w:rPr>
+                <w:rFonts w:eastAsia="Verdana"/>
+                <w:i/>
+                <w:sz w:val="20"/>
+              </w:rPr>
+            </w:pPr>
+            <w:r>
+              <w:rPr>
+                <w:rFonts w:eastAsia="Verdana"/>
+                <w:i/>
+                <w:sz w:val="20"/>
+              </w:rPr>
+              <w:t>MSZ HD 60364-5-54:2011/A1:2023</w:t>
+            </w:r>
+          </w:p>
+        </w:tc>
+        <w:tc>
+          <w:tcPr>
+            <w:tcW w:w="2551" w:type="dxa"/>
+            <w:gridSpan w:val="2"/>
+            <w:tcBorders>
+              <w:left w:val="single" w:sz="4" w:space="0" w:color="auto"/>
+              <w:right w:val="single" w:sz="4" w:space="0" w:color="auto"/>
+            </w:tcBorders>
+            <w:shd w:val="clear" w:color="auto" w:fill="auto"/>
+            <w:vAlign w:val="center"/>
+          </w:tcPr>
+          <w:p>
+            <w:pPr>
+              <w:ind w:left="140" w:right="-17"/>
+              <w:rPr>
+                <w:rFonts w:eastAsia="Verdana"/>
+                <w:i/>
+                <w:sz w:val="20"/>
+              </w:rPr>
+            </w:pPr>
+            <w:r>
+              <w:rPr>
+                <w:rFonts w:eastAsia="Verdana"/>
+                <w:i/>
+                <w:sz w:val="20"/>
+              </w:rPr>
+              <w:t>MSZ 447:2019</w:t>
             </w:r>
           </w:p>
         </w:tc>
         <w:tc>
           <w:tcPr>
             <w:tcW w:w="425" w:type="dxa"/>
+            <w:gridSpan w:val="2"/>
             <w:tcBorders>
               <w:left w:val="single" w:sz="4" w:space="0" w:color="auto"/>
               <w:right w:val="single" w:sz="12" w:space="0" w:color="000000"/>
             </w:tcBorders>
             <w:shd w:val="clear" w:color="auto" w:fill="auto"/>
+            <w:vAlign w:val="center"/>
+          </w:tcPr>
+          <w:p>
+            <w:pPr>
+              <w:ind w:left="140" w:right="-17"/>
+              <w:rPr>
+                <w:rFonts w:eastAsia="Verdana"/>
+                <w:i/>
+                <w:sz w:val="20"/>
+              </w:rPr>
+            </w:pPr>
+          </w:p>
+        </w:tc>
+      </w:tr>
+      <w:tr>
+        <w:trPr>
+          <w:gridAfter w:val="1"/>
+          <w:wAfter w:w="20" w:type="dxa"/>
+          <w:trHeight w:val="283"/>
+        </w:trPr>
+        <w:tc>
+          <w:tcPr>
+            <w:tcW w:w="709" w:type="dxa"/>
+            <w:tcBorders>
+              <w:left w:val="single" w:sz="12" w:space="0" w:color="000000"/>
+              <w:right w:val="nil"/>
+            </w:tcBorders>
+            <w:vAlign w:val="center"/>
+          </w:tcPr>
+          <w:p>
+            <w:pPr>
+              <w:ind w:right="-17"/>
+              <w:jc w:val="center"/>
+              <w:rPr>
+                <w:rFonts w:eastAsia="Verdana" w:cs="Verdana"/>
+                <w:szCs w:val="22"/>
+              </w:rPr>
+            </w:pPr>
+          </w:p>
+        </w:tc>
+        <w:tc>
+          <w:tcPr>
+            <w:tcW w:w="3119" w:type="dxa"/>
+            <w:gridSpan w:val="3"/>
+            <w:tcBorders>
+              <w:left w:val="nil"/>
+              <w:right w:val="single" w:sz="4" w:space="0" w:color="auto"/>
+            </w:tcBorders>
+            <w:vAlign w:val="center"/>
+          </w:tcPr>
+          <w:p>
+            <w:pPr>
+              <w:ind w:left="140" w:right="141"/>
+              <w:rPr>
+                <w:rFonts w:eastAsia="Verdana"/>
+                <w:i/>
+                <w:sz w:val="20"/>
+              </w:rPr>
+            </w:pPr>
+          </w:p>
+        </w:tc>
+        <w:tc>
+          <w:tcPr>
+            <w:tcW w:w="1701" w:type="dxa"/>
+            <w:gridSpan w:val="3"/>
+            <w:tcBorders>
+              <w:left w:val="single" w:sz="4" w:space="0" w:color="auto"/>
+            </w:tcBorders>
             <w:vAlign w:val="center"/>
           </w:tcPr>
           <w:p>
@@ -15291,58 +14794,43 @@
             </w:pPr>
           </w:p>
         </w:tc>
-      </w:tr>
-      <w:tr>
-        <w:trPr>
-          <w:trHeight w:val="283"/>
-        </w:trPr>
-        <w:tc>
-          <w:tcPr>
-            <w:tcW w:w="567" w:type="dxa"/>
-            <w:tcBorders>
-              <w:left w:val="single" w:sz="12" w:space="0" w:color="000000"/>
-              <w:right w:val="nil"/>
-            </w:tcBorders>
+        <w:tc>
+          <w:tcPr>
+            <w:tcW w:w="1701" w:type="dxa"/>
+            <w:tcBorders>
+              <w:right w:val="single" w:sz="4" w:space="0" w:color="auto"/>
+            </w:tcBorders>
+            <w:shd w:val="clear" w:color="auto" w:fill="auto"/>
             <w:vAlign w:val="center"/>
           </w:tcPr>
           <w:p>
             <w:pPr>
               <w:ind w:right="-17"/>
-              <w:jc w:val="center"/>
-              <w:rPr>
-                <w:rFonts w:eastAsia="Verdana" w:cs="Verdana"/>
-                <w:szCs w:val="22"/>
-              </w:rPr>
-            </w:pPr>
-          </w:p>
-        </w:tc>
-        <w:tc>
-          <w:tcPr>
-            <w:tcW w:w="3261" w:type="dxa"/>
-            <w:gridSpan w:val="6"/>
-            <w:tcBorders>
-              <w:left w:val="nil"/>
-              <w:right w:val="single" w:sz="4" w:space="0" w:color="auto"/>
-            </w:tcBorders>
-            <w:vAlign w:val="center"/>
-          </w:tcPr>
-          <w:p>
-            <w:pPr>
-              <w:ind w:left="140" w:right="141"/>
               <w:rPr>
                 <w:rFonts w:eastAsia="Verdana"/>
                 <w:i/>
                 <w:sz w:val="20"/>
               </w:rPr>
             </w:pPr>
-          </w:p>
-        </w:tc>
-        <w:tc>
-          <w:tcPr>
-            <w:tcW w:w="141" w:type="dxa"/>
+            <w:r>
+              <w:rPr>
+                <w:rFonts w:eastAsia="Verdana"/>
+                <w:i/>
+                <w:sz w:val="20"/>
+              </w:rPr>
+              <w:t>MSZ HD 60364-5-56:2019</w:t>
+            </w:r>
+          </w:p>
+        </w:tc>
+        <w:tc>
+          <w:tcPr>
+            <w:tcW w:w="2551" w:type="dxa"/>
+            <w:gridSpan w:val="2"/>
             <w:tcBorders>
               <w:left w:val="single" w:sz="4" w:space="0" w:color="auto"/>
-            </w:tcBorders>
+              <w:right w:val="single" w:sz="4" w:space="0" w:color="auto"/>
+            </w:tcBorders>
+            <w:shd w:val="clear" w:color="auto" w:fill="auto"/>
             <w:vAlign w:val="center"/>
           </w:tcPr>
           <w:p>
@@ -15355,43 +14843,23 @@
                 <w:sz w:val="20"/>
               </w:rPr>
             </w:pPr>
-          </w:p>
-        </w:tc>
-        <w:tc>
-          <w:tcPr>
-            <w:tcW w:w="3261" w:type="dxa"/>
-            <w:gridSpan w:val="4"/>
-            <w:tcBorders>
-              <w:right w:val="single" w:sz="4" w:space="0" w:color="auto"/>
-            </w:tcBorders>
-            <w:shd w:val="clear" w:color="auto" w:fill="auto"/>
-            <w:vAlign w:val="center"/>
-          </w:tcPr>
-          <w:p>
-            <w:pPr>
-              <w:ind w:left="2" w:right="-17"/>
+            <w:r>
               <w:rPr>
                 <w:rFonts w:eastAsia="Verdana"/>
                 <w:i/>
                 <w:sz w:val="20"/>
               </w:rPr>
-            </w:pPr>
-            <w:r>
-              <w:rPr>
-                <w:rFonts w:eastAsia="Verdana"/>
-                <w:i/>
-                <w:sz w:val="20"/>
-              </w:rPr>
-              <w:t>MSZ HD 60364-5-53:2022</w:t>
-            </w:r>
-          </w:p>
-        </w:tc>
-        <w:tc>
-          <w:tcPr>
-            <w:tcW w:w="2551" w:type="dxa"/>
+              <w:t>MSZ 1585:2016</w:t>
+            </w:r>
+          </w:p>
+        </w:tc>
+        <w:tc>
+          <w:tcPr>
+            <w:tcW w:w="425" w:type="dxa"/>
+            <w:gridSpan w:val="2"/>
             <w:tcBorders>
               <w:left w:val="single" w:sz="4" w:space="0" w:color="auto"/>
-              <w:right w:val="single" w:sz="4" w:space="0" w:color="auto"/>
+              <w:right w:val="single" w:sz="12" w:space="0" w:color="000000"/>
             </w:tcBorders>
             <w:shd w:val="clear" w:color="auto" w:fill="auto"/>
             <w:vAlign w:val="center"/>
@@ -15406,19 +14874,139 @@
                 <w:sz w:val="20"/>
               </w:rPr>
             </w:pPr>
-            <w:r>
+          </w:p>
+        </w:tc>
+      </w:tr>
+      <w:tr>
+        <w:trPr>
+          <w:gridAfter w:val="1"/>
+          <w:wAfter w:w="20" w:type="dxa"/>
+          <w:trHeight w:val="407"/>
+        </w:trPr>
+        <w:tc>
+          <w:tcPr>
+            <w:tcW w:w="709" w:type="dxa"/>
+            <w:tcBorders>
+              <w:left w:val="single" w:sz="12" w:space="0" w:color="000000"/>
+              <w:right w:val="nil"/>
+            </w:tcBorders>
+            <w:vAlign w:val="center"/>
+          </w:tcPr>
+          <w:p>
+            <w:pPr>
+              <w:ind w:right="-17"/>
+              <w:jc w:val="center"/>
+              <w:rPr>
+                <w:rFonts w:eastAsia="Verdana" w:cs="Verdana"/>
+                <w:szCs w:val="22"/>
+              </w:rPr>
+            </w:pPr>
+          </w:p>
+        </w:tc>
+        <w:tc>
+          <w:tcPr>
+            <w:tcW w:w="3119" w:type="dxa"/>
+            <w:gridSpan w:val="3"/>
+            <w:tcBorders>
+              <w:left w:val="nil"/>
+              <w:right w:val="single" w:sz="4" w:space="0" w:color="auto"/>
+            </w:tcBorders>
+            <w:vAlign w:val="center"/>
+          </w:tcPr>
+          <w:p>
+            <w:pPr>
+              <w:ind w:left="140" w:right="141"/>
               <w:rPr>
                 <w:rFonts w:eastAsia="Verdana"/>
                 <w:i/>
                 <w:sz w:val="20"/>
               </w:rPr>
-              <w:t>MSZ 453:1987</w:t>
+            </w:pPr>
+          </w:p>
+        </w:tc>
+        <w:tc>
+          <w:tcPr>
+            <w:tcW w:w="1701" w:type="dxa"/>
+            <w:gridSpan w:val="3"/>
+            <w:tcBorders>
+              <w:left w:val="single" w:sz="4" w:space="0" w:color="auto"/>
+            </w:tcBorders>
+            <w:vAlign w:val="center"/>
+          </w:tcPr>
+          <w:p>
+            <w:pPr>
+              <w:ind w:left="140" w:right="-17"/>
+              <w:rPr>
+                <w:rFonts w:eastAsia="Verdana"/>
+                <w:i/>
+                <w:sz w:val="20"/>
+              </w:rPr>
+            </w:pPr>
+          </w:p>
+        </w:tc>
+        <w:tc>
+          <w:tcPr>
+            <w:tcW w:w="1701" w:type="dxa"/>
+            <w:tcBorders>
+              <w:left w:val="nil"/>
+              <w:right w:val="single" w:sz="4" w:space="0" w:color="auto"/>
+            </w:tcBorders>
+            <w:shd w:val="clear" w:color="auto" w:fill="auto"/>
+            <w:vAlign w:val="center"/>
+          </w:tcPr>
+          <w:p>
+            <w:pPr>
+              <w:ind w:right="-17"/>
+              <w:rPr>
+                <w:rFonts w:eastAsia="Verdana"/>
+                <w:i/>
+                <w:sz w:val="20"/>
+              </w:rPr>
+            </w:pPr>
+            <w:r>
+              <w:rPr>
+                <w:rFonts w:eastAsia="Verdana"/>
+                <w:i/>
+                <w:sz w:val="20"/>
+              </w:rPr>
+              <w:t>MSZ HD 60364-6:2017</w:t>
+            </w:r>
+          </w:p>
+        </w:tc>
+        <w:tc>
+          <w:tcPr>
+            <w:tcW w:w="2551" w:type="dxa"/>
+            <w:gridSpan w:val="2"/>
+            <w:tcBorders>
+              <w:left w:val="single" w:sz="4" w:space="0" w:color="auto"/>
+              <w:right w:val="single" w:sz="4" w:space="0" w:color="auto"/>
+            </w:tcBorders>
+            <w:shd w:val="clear" w:color="auto" w:fill="auto"/>
+            <w:vAlign w:val="center"/>
+          </w:tcPr>
+          <w:p>
+            <w:pPr>
+              <w:ind w:left="140" w:right="-17"/>
+              <w:rPr>
+                <w:rFonts w:eastAsia="Verdana"/>
+                <w:i/>
+                <w:sz w:val="20"/>
+              </w:rPr>
+            </w:pPr>
+            <w:r>
+              <w:rPr>
+                <w:rFonts w:eastAsia="Verdana"/>
+                <w:i/>
+                <w:sz w:val="20"/>
+              </w:rPr>
+              <w:t>MSZ EN IEC 61439-1:2021</w:t>
             </w:r>
           </w:p>
         </w:tc>
         <w:tc>
           <w:tcPr>
             <w:tcW w:w="425" w:type="dxa"/>
+            <w:gridSpan w:val="2"/>
             <w:tcBorders>
               <w:left w:val="single" w:sz="4" w:space="0" w:color="auto"/>
               <w:right w:val="single" w:sz="12" w:space="0" w:color="000000"/>
@@ -15432,7 +15020,6 @@
               <w:rPr>
                 <w:rFonts w:eastAsia="Verdana"/>
                 <w:i/>
-                <w:strike/>
                 <w:sz w:val="20"/>
               </w:rPr>
             </w:pPr>
@@ -15441,11 +15028,13 @@
       </w:tr>
       <w:tr>
         <w:trPr>
-          <w:trHeight w:val="283"/>
+          <w:gridAfter w:val="1"/>
+          <w:wAfter w:w="20" w:type="dxa"/>
+          <w:trHeight w:val="215"/>
         </w:trPr>
         <w:tc>
           <w:tcPr>
-            <w:tcW w:w="567" w:type="dxa"/>
+            <w:tcW w:w="709" w:type="dxa"/>
             <w:tcBorders>
               <w:left w:val="single" w:sz="12" w:space="0" w:color="000000"/>
               <w:right w:val="nil"/>
@@ -15465,8 +15054,8 @@
         </w:tc>
         <w:tc>
           <w:tcPr>
-            <w:tcW w:w="3261" w:type="dxa"/>
-            <w:gridSpan w:val="6"/>
+            <w:tcW w:w="3119" w:type="dxa"/>
+            <w:gridSpan w:val="3"/>
             <w:tcBorders>
               <w:left w:val="nil"/>
               <w:right w:val="single" w:sz="4" w:space="0" w:color="auto"/>
@@ -15486,7 +15075,8 @@
         </w:tc>
         <w:tc>
           <w:tcPr>
-            <w:tcW w:w="141" w:type="dxa"/>
+            <w:tcW w:w="1701" w:type="dxa"/>
+            <w:gridSpan w:val="3"/>
             <w:tcBorders>
               <w:left w:val="single" w:sz="4" w:space="0" w:color="auto"/>
             </w:tcBorders>
@@ -15505,9 +15095,9 @@
         </w:tc>
         <w:tc>
           <w:tcPr>
-            <w:tcW w:w="3261" w:type="dxa"/>
-            <w:gridSpan w:val="4"/>
-            <w:tcBorders>
+            <w:tcW w:w="1701" w:type="dxa"/>
+            <w:tcBorders>
+              <w:left w:val="nil"/>
               <w:right w:val="single" w:sz="4" w:space="0" w:color="auto"/>
             </w:tcBorders>
             <w:shd w:val="clear" w:color="auto" w:fill="auto"/>
@@ -15515,7 +15105,7 @@
           </w:tcPr>
           <w:p>
             <w:pPr>
-              <w:ind w:left="2" w:right="-17"/>
+              <w:ind w:right="-17"/>
               <w:rPr>
                 <w:rFonts w:eastAsia="Verdana"/>
                 <w:i/>
@@ -15528,13 +15118,14 @@
                 <w:i/>
                 <w:sz w:val="20"/>
               </w:rPr>
-              <w:t>MSZ HD 60364-5-54:2011/A1:2023</w:t>
+              <w:t>MSZ 4852:1977</w:t>
             </w:r>
           </w:p>
         </w:tc>
         <w:tc>
           <w:tcPr>
             <w:tcW w:w="2551" w:type="dxa"/>
+            <w:gridSpan w:val="2"/>
             <w:tcBorders>
               <w:left w:val="single" w:sz="4" w:space="0" w:color="auto"/>
               <w:right w:val="single" w:sz="4" w:space="0" w:color="auto"/>
@@ -15551,475 +15142,41 @@
                 <w:sz w:val="20"/>
               </w:rPr>
             </w:pPr>
-            <w:r>
+          </w:p>
+        </w:tc>
+        <w:tc>
+          <w:tcPr>
+            <w:tcW w:w="425" w:type="dxa"/>
+            <w:gridSpan w:val="2"/>
+            <w:tcBorders>
+              <w:left w:val="single" w:sz="4" w:space="0" w:color="auto"/>
+              <w:right w:val="single" w:sz="12" w:space="0" w:color="000000"/>
+            </w:tcBorders>
+            <w:shd w:val="clear" w:color="auto" w:fill="auto"/>
+            <w:vAlign w:val="center"/>
+          </w:tcPr>
+          <w:p>
+            <w:pPr>
+              <w:ind w:left="140" w:right="-17"/>
               <w:rPr>
                 <w:rFonts w:eastAsia="Verdana"/>
                 <w:i/>
                 <w:sz w:val="20"/>
               </w:rPr>
-              <w:t>MSZ 447:2019</w:t>
-            </w:r>
-          </w:p>
-        </w:tc>
-        <w:tc>
-          <w:tcPr>
-            <w:tcW w:w="425" w:type="dxa"/>
-            <w:tcBorders>
-              <w:left w:val="single" w:sz="4" w:space="0" w:color="auto"/>
-              <w:right w:val="single" w:sz="12" w:space="0" w:color="000000"/>
-            </w:tcBorders>
-            <w:shd w:val="clear" w:color="auto" w:fill="auto"/>
-            <w:vAlign w:val="center"/>
-          </w:tcPr>
-          <w:p>
-            <w:pPr>
-              <w:ind w:left="140" w:right="-17"/>
-              <w:rPr>
-                <w:rFonts w:eastAsia="Verdana"/>
-                <w:i/>
-                <w:sz w:val="20"/>
-              </w:rPr>
             </w:pPr>
           </w:p>
         </w:tc>
       </w:tr>
       <w:tr>
         <w:trPr>
-          <w:trHeight w:val="283"/>
-        </w:trPr>
-        <w:tc>
-          <w:tcPr>
-            <w:tcW w:w="567" w:type="dxa"/>
-            <w:tcBorders>
-              <w:left w:val="single" w:sz="12" w:space="0" w:color="000000"/>
-              <w:right w:val="nil"/>
-            </w:tcBorders>
-            <w:vAlign w:val="center"/>
-          </w:tcPr>
-          <w:p>
-            <w:pPr>
-              <w:ind w:right="-17"/>
-              <w:jc w:val="center"/>
-              <w:rPr>
-                <w:rFonts w:eastAsia="Verdana" w:cs="Verdana"/>
-                <w:szCs w:val="22"/>
-              </w:rPr>
-            </w:pPr>
-          </w:p>
-        </w:tc>
-        <w:tc>
-          <w:tcPr>
-            <w:tcW w:w="3261" w:type="dxa"/>
-            <w:gridSpan w:val="6"/>
-            <w:tcBorders>
-              <w:left w:val="nil"/>
-              <w:right w:val="single" w:sz="4" w:space="0" w:color="auto"/>
-            </w:tcBorders>
-            <w:vAlign w:val="center"/>
-          </w:tcPr>
-          <w:p>
-            <w:pPr>
-              <w:ind w:left="140" w:right="141"/>
-              <w:rPr>
-                <w:rFonts w:eastAsia="Verdana"/>
-                <w:i/>
-                <w:sz w:val="20"/>
-              </w:rPr>
-            </w:pPr>
-          </w:p>
-        </w:tc>
-        <w:tc>
-          <w:tcPr>
-            <w:tcW w:w="141" w:type="dxa"/>
-            <w:tcBorders>
-              <w:left w:val="single" w:sz="4" w:space="0" w:color="auto"/>
-            </w:tcBorders>
-            <w:vAlign w:val="center"/>
-          </w:tcPr>
-          <w:p>
-            <w:pPr>
-              <w:ind w:left="140" w:right="-17"/>
-              <w:rPr>
-                <w:rFonts w:eastAsia="Verdana"/>
-                <w:i/>
-                <w:strike/>
-                <w:sz w:val="20"/>
-              </w:rPr>
-            </w:pPr>
-          </w:p>
-        </w:tc>
-        <w:tc>
-          <w:tcPr>
-            <w:tcW w:w="3261" w:type="dxa"/>
-            <w:gridSpan w:val="4"/>
-            <w:tcBorders>
-              <w:right w:val="single" w:sz="4" w:space="0" w:color="auto"/>
-            </w:tcBorders>
-            <w:shd w:val="clear" w:color="auto" w:fill="auto"/>
-            <w:vAlign w:val="center"/>
-          </w:tcPr>
-          <w:p>
-            <w:pPr>
-              <w:ind w:right="-17"/>
-              <w:rPr>
-                <w:rFonts w:eastAsia="Verdana"/>
-                <w:i/>
-                <w:sz w:val="20"/>
-              </w:rPr>
-            </w:pPr>
-            <w:r>
-              <w:rPr>
-                <w:rFonts w:eastAsia="Verdana"/>
-                <w:i/>
-                <w:sz w:val="20"/>
-              </w:rPr>
-              <w:t>MSZ HD 60364-5-56:2019</w:t>
-            </w:r>
-          </w:p>
-        </w:tc>
-        <w:tc>
-          <w:tcPr>
-            <w:tcW w:w="2551" w:type="dxa"/>
-            <w:tcBorders>
-              <w:left w:val="single" w:sz="4" w:space="0" w:color="auto"/>
-              <w:right w:val="single" w:sz="4" w:space="0" w:color="auto"/>
-            </w:tcBorders>
-            <w:shd w:val="clear" w:color="auto" w:fill="auto"/>
-            <w:vAlign w:val="center"/>
-          </w:tcPr>
-          <w:p>
-            <w:pPr>
-              <w:ind w:left="140" w:right="-17"/>
-              <w:rPr>
-                <w:rFonts w:eastAsia="Verdana"/>
-                <w:i/>
-                <w:strike/>
-                <w:sz w:val="20"/>
-              </w:rPr>
-            </w:pPr>
-            <w:r>
-              <w:rPr>
-                <w:rFonts w:eastAsia="Verdana"/>
-                <w:i/>
-                <w:sz w:val="20"/>
-              </w:rPr>
-              <w:t>MSZ 1585:2016</w:t>
-            </w:r>
-          </w:p>
-        </w:tc>
-        <w:tc>
-          <w:tcPr>
-            <w:tcW w:w="425" w:type="dxa"/>
-            <w:tcBorders>
-              <w:left w:val="single" w:sz="4" w:space="0" w:color="auto"/>
-              <w:right w:val="single" w:sz="12" w:space="0" w:color="000000"/>
-            </w:tcBorders>
-            <w:shd w:val="clear" w:color="auto" w:fill="auto"/>
-            <w:vAlign w:val="center"/>
-          </w:tcPr>
-          <w:p>
-            <w:pPr>
-              <w:ind w:left="140" w:right="-17"/>
-              <w:rPr>
-                <w:rFonts w:eastAsia="Verdana"/>
-                <w:i/>
-                <w:strike/>
-                <w:sz w:val="20"/>
-              </w:rPr>
-            </w:pPr>
-          </w:p>
-        </w:tc>
-      </w:tr>
-      <w:tr>
-        <w:trPr>
-          <w:trHeight w:val="407"/>
-        </w:trPr>
-        <w:tc>
-          <w:tcPr>
-            <w:tcW w:w="567" w:type="dxa"/>
-            <w:tcBorders>
-              <w:left w:val="single" w:sz="12" w:space="0" w:color="000000"/>
-              <w:right w:val="nil"/>
-            </w:tcBorders>
-            <w:vAlign w:val="center"/>
-          </w:tcPr>
-          <w:p>
-            <w:pPr>
-              <w:ind w:right="-17"/>
-              <w:jc w:val="center"/>
-              <w:rPr>
-                <w:rFonts w:eastAsia="Verdana" w:cs="Verdana"/>
-                <w:szCs w:val="22"/>
-              </w:rPr>
-            </w:pPr>
-          </w:p>
-        </w:tc>
-        <w:tc>
-          <w:tcPr>
-            <w:tcW w:w="3261" w:type="dxa"/>
-            <w:gridSpan w:val="6"/>
-            <w:tcBorders>
-              <w:left w:val="nil"/>
-              <w:right w:val="single" w:sz="4" w:space="0" w:color="auto"/>
-            </w:tcBorders>
-            <w:vAlign w:val="center"/>
-          </w:tcPr>
-          <w:p>
-            <w:pPr>
-              <w:ind w:left="140" w:right="141"/>
-              <w:rPr>
-                <w:rFonts w:eastAsia="Verdana"/>
-                <w:i/>
-                <w:sz w:val="20"/>
-              </w:rPr>
-            </w:pPr>
-          </w:p>
-        </w:tc>
-        <w:tc>
-          <w:tcPr>
-            <w:tcW w:w="141" w:type="dxa"/>
-            <w:tcBorders>
-              <w:left w:val="single" w:sz="4" w:space="0" w:color="auto"/>
-            </w:tcBorders>
-            <w:vAlign w:val="center"/>
-          </w:tcPr>
-          <w:p>
-            <w:pPr>
-              <w:ind w:left="140" w:right="-17"/>
-              <w:rPr>
-                <w:rFonts w:eastAsia="Verdana"/>
-                <w:i/>
-                <w:sz w:val="20"/>
-              </w:rPr>
-            </w:pPr>
-          </w:p>
-        </w:tc>
-        <w:tc>
-          <w:tcPr>
-            <w:tcW w:w="3261" w:type="dxa"/>
-            <w:gridSpan w:val="4"/>
-            <w:tcBorders>
-              <w:left w:val="nil"/>
-              <w:right w:val="single" w:sz="4" w:space="0" w:color="auto"/>
-            </w:tcBorders>
-            <w:shd w:val="clear" w:color="auto" w:fill="auto"/>
-            <w:vAlign w:val="center"/>
-          </w:tcPr>
-          <w:p>
-            <w:pPr>
-              <w:ind w:right="-17"/>
-              <w:rPr>
-                <w:rFonts w:eastAsia="Verdana"/>
-                <w:i/>
-                <w:sz w:val="20"/>
-              </w:rPr>
-            </w:pPr>
-            <w:r>
-              <w:rPr>
-                <w:rFonts w:eastAsia="Verdana"/>
-                <w:i/>
-                <w:sz w:val="20"/>
-              </w:rPr>
-              <w:t>MSZ HD 60364-6:2017</w:t>
-            </w:r>
-          </w:p>
-        </w:tc>
-        <w:tc>
-          <w:tcPr>
-            <w:tcW w:w="2551" w:type="dxa"/>
-            <w:tcBorders>
-              <w:left w:val="single" w:sz="4" w:space="0" w:color="auto"/>
-              <w:right w:val="single" w:sz="4" w:space="0" w:color="auto"/>
-            </w:tcBorders>
-            <w:shd w:val="clear" w:color="auto" w:fill="auto"/>
-            <w:vAlign w:val="center"/>
-          </w:tcPr>
-          <w:p>
-            <w:pPr>
-              <w:ind w:left="140" w:right="-17"/>
-              <w:rPr>
-                <w:rFonts w:eastAsia="Verdana"/>
-                <w:i/>
-                <w:sz w:val="20"/>
-              </w:rPr>
-            </w:pPr>
-            <w:r>
-              <w:rPr>
-                <w:rFonts w:eastAsia="Verdana"/>
-                <w:i/>
-                <w:sz w:val="20"/>
-              </w:rPr>
-              <w:t>MSZ EN IEC 61439-1:2021</w:t>
-            </w:r>
-          </w:p>
-        </w:tc>
-        <w:tc>
-          <w:tcPr>
-            <w:tcW w:w="425" w:type="dxa"/>
-            <w:tcBorders>
-              <w:left w:val="single" w:sz="4" w:space="0" w:color="auto"/>
-              <w:right w:val="single" w:sz="12" w:space="0" w:color="000000"/>
-            </w:tcBorders>
-            <w:shd w:val="clear" w:color="auto" w:fill="auto"/>
-            <w:vAlign w:val="center"/>
-          </w:tcPr>
-          <w:p>
-            <w:pPr>
-              <w:ind w:left="140" w:right="-17"/>
-              <w:rPr>
-                <w:rFonts w:eastAsia="Verdana"/>
-                <w:i/>
-                <w:sz w:val="20"/>
-              </w:rPr>
-            </w:pPr>
-          </w:p>
-        </w:tc>
-      </w:tr>
-      <w:tr>
-        <w:trPr>
-          <w:trHeight w:val="215"/>
-        </w:trPr>
-        <w:tc>
-          <w:tcPr>
-            <w:tcW w:w="567" w:type="dxa"/>
-            <w:tcBorders>
-              <w:left w:val="single" w:sz="12" w:space="0" w:color="000000"/>
-              <w:right w:val="nil"/>
-            </w:tcBorders>
-            <w:vAlign w:val="center"/>
-          </w:tcPr>
-          <w:p>
-            <w:pPr>
-              <w:ind w:right="-17"/>
-              <w:jc w:val="center"/>
-              <w:rPr>
-                <w:rFonts w:eastAsia="Verdana" w:cs="Verdana"/>
-                <w:szCs w:val="22"/>
-              </w:rPr>
-            </w:pPr>
-          </w:p>
-        </w:tc>
-        <w:tc>
-          <w:tcPr>
-            <w:tcW w:w="3261" w:type="dxa"/>
-            <w:gridSpan w:val="6"/>
-            <w:tcBorders>
-              <w:left w:val="nil"/>
-              <w:right w:val="single" w:sz="4" w:space="0" w:color="auto"/>
-            </w:tcBorders>
-            <w:vAlign w:val="center"/>
-          </w:tcPr>
-          <w:p>
-            <w:pPr>
-              <w:ind w:left="140" w:right="141"/>
-              <w:rPr>
-                <w:rFonts w:eastAsia="Verdana"/>
-                <w:i/>
-                <w:sz w:val="20"/>
-              </w:rPr>
-            </w:pPr>
-          </w:p>
-        </w:tc>
-        <w:tc>
-          <w:tcPr>
-            <w:tcW w:w="141" w:type="dxa"/>
-            <w:tcBorders>
-              <w:left w:val="single" w:sz="4" w:space="0" w:color="auto"/>
-            </w:tcBorders>
-            <w:vAlign w:val="center"/>
-          </w:tcPr>
-          <w:p>
-            <w:pPr>
-              <w:ind w:left="140" w:right="-17"/>
-              <w:rPr>
-                <w:rFonts w:eastAsia="Verdana"/>
-                <w:i/>
-                <w:sz w:val="20"/>
-              </w:rPr>
-            </w:pPr>
-          </w:p>
-        </w:tc>
-        <w:tc>
-          <w:tcPr>
-            <w:tcW w:w="3261" w:type="dxa"/>
-            <w:gridSpan w:val="4"/>
-            <w:tcBorders>
-              <w:left w:val="nil"/>
-              <w:right w:val="single" w:sz="4" w:space="0" w:color="auto"/>
-            </w:tcBorders>
-            <w:shd w:val="clear" w:color="auto" w:fill="auto"/>
-            <w:vAlign w:val="center"/>
-          </w:tcPr>
-          <w:p>
-            <w:pPr>
-              <w:ind w:right="-17"/>
-              <w:rPr>
-                <w:rFonts w:eastAsia="Verdana"/>
-                <w:i/>
-                <w:sz w:val="20"/>
-              </w:rPr>
-            </w:pPr>
-            <w:r>
-              <w:rPr>
-                <w:rFonts w:eastAsia="Verdana"/>
-                <w:i/>
-                <w:sz w:val="20"/>
-              </w:rPr>
-              <w:t>MSZ 4852:1977</w:t>
-            </w:r>
-          </w:p>
-        </w:tc>
-        <w:tc>
-          <w:tcPr>
-            <w:tcW w:w="2551" w:type="dxa"/>
-            <w:tcBorders>
-              <w:left w:val="single" w:sz="4" w:space="0" w:color="auto"/>
-              <w:right w:val="single" w:sz="4" w:space="0" w:color="auto"/>
-            </w:tcBorders>
-            <w:shd w:val="clear" w:color="auto" w:fill="auto"/>
-            <w:vAlign w:val="center"/>
-          </w:tcPr>
-          <w:p>
-            <w:pPr>
-              <w:ind w:left="140" w:right="-17"/>
-              <w:rPr>
-                <w:rFonts w:eastAsia="Verdana"/>
-                <w:i/>
-                <w:sz w:val="20"/>
-              </w:rPr>
-            </w:pPr>
-          </w:p>
-        </w:tc>
-        <w:tc>
-          <w:tcPr>
-            <w:tcW w:w="425" w:type="dxa"/>
-            <w:tcBorders>
-              <w:left w:val="single" w:sz="4" w:space="0" w:color="auto"/>
-              <w:right w:val="single" w:sz="12" w:space="0" w:color="000000"/>
-            </w:tcBorders>
-            <w:shd w:val="clear" w:color="auto" w:fill="auto"/>
-            <w:vAlign w:val="center"/>
-          </w:tcPr>
-          <w:p>
-            <w:pPr>
-              <w:ind w:left="140" w:right="-17"/>
-              <w:rPr>
-                <w:rFonts w:eastAsia="Verdana"/>
-                <w:i/>
-                <w:sz w:val="20"/>
-              </w:rPr>
-            </w:pPr>
-          </w:p>
-        </w:tc>
-      </w:tr>
-      <w:tr>
-        <w:trPr>
+          <w:gridAfter w:val="1"/>
+          <w:wAfter w:w="20" w:type="dxa"/>
           <w:trHeight w:val="57"/>
         </w:trPr>
         <w:tc>
           <w:tcPr>
             <w:tcW w:w="10206" w:type="dxa"/>
-            <w:gridSpan w:val="14"/>
+            <w:gridSpan w:val="12"/>
             <w:tcBorders>
               <w:left w:val="single" w:sz="12" w:space="0" w:color="000000"/>
               <w:bottom w:val="single" w:sz="12" w:space="0" w:color="auto"/>
@@ -16040,6 +15197,21 @@
         </w:tc>
       </w:tr>
     </w:tbl>
+    <w:p>
+      <w:pPr>
+        <w:pStyle w:val="Cm"/>
+        <w:sectPr>
+          <w:headerReference w:type="even" r:id="rId7"/>
+          <w:footerReference w:type="default" r:id="rId8"/>
+          <w:headerReference w:type="first" r:id="rId9"/>
+          <w:pgSz w:w="11906" w:h="16838"/>
+          <w:pgMar w:top="993" w:right="1417" w:bottom="1135" w:left="1417" w:header="567" w:footer="567" w:gutter="0"/>
+          <w:cols w:space="708"/>
+          <w:docGrid w:linePitch="360"/>
+        </w:sectPr>
+      </w:pPr>
+      <w:bookmarkStart w:id="1" w:name="_Hlk117583256"/>
+    </w:p>
     <w:tbl>
       <w:tblPr>
         <w:tblStyle w:val="TableNormal"/>
@@ -16087,7 +15259,6 @@
                 <w:lang w:val="hu-HU"/>
               </w:rPr>
             </w:pPr>
-            <w:bookmarkStart w:id="1" w:name="_Hlk117583256"/>
             <w:r>
               <w:rPr>
                 <w:lang w:val="hu-HU"/>
@@ -31083,9 +30254,6 @@
       </w:pPr>
     </w:p>
     <w:sectPr>
-      <w:headerReference w:type="even" r:id="rId7"/>
-      <w:footerReference w:type="default" r:id="rId8"/>
-      <w:headerReference w:type="first" r:id="rId9"/>
       <w:pgSz w:w="11906" w:h="16838"/>
       <w:pgMar w:top="993" w:right="1417" w:bottom="1135" w:left="1417" w:header="567" w:footer="567" w:gutter="0"/>
       <w:cols w:space="708"/>

--- a/BiztvillCRM.Web/wwwroot/sablonok/VBF_KIF_MINTA.docx
+++ b/BiztvillCRM.Web/wwwroot/sablonok/VBF_KIF_MINTA.docx
@@ -4598,7 +4598,6 @@
               </w:rPr>
               <w:t xml:space="preserve"> </w:t>
             </w:r>
-            <w:proofErr w:type="gramStart"/>
             <w:r>
               <w:rPr>
                 <w:rFonts w:eastAsia="Arial" w:cs="Segoe UI"/>
@@ -4607,7 +4606,6 @@
               </w:rPr>
               <w:t>A</w:t>
             </w:r>
-            <w:proofErr w:type="gramEnd"/>
             <w:r>
               <w:rPr>
                 <w:rFonts w:eastAsia="Arial" w:cs="Segoe UI"/>
@@ -4842,17 +4840,16 @@
                 <w:sz w:val="24"/>
                 <w:szCs w:val="24"/>
               </w:rPr>
-              <w:t>{{MF_X}</w:t>
-            </w:r>
-            <w:proofErr w:type="gramStart"/>
-            <w:r>
-              <w:rPr>
-                <w:rFonts w:ascii="Segoe UI" w:hAnsi="Segoe UI" w:cs="Segoe UI"/>
+              <w:t>{{MF_X}}</w:t>
+            </w:r>
+            <w:r>
+              <w:rPr>
+                <w:rFonts w:cstheme="minorHAnsi"/>
                 <w:b/>
                 <w:sz w:val="24"/>
                 <w:szCs w:val="24"/>
               </w:rPr>
-              <w:t>}</w:t>
+              <w:t xml:space="preserve"> </w:t>
             </w:r>
             <w:r>
               <w:rPr>
@@ -4861,7 +4858,7 @@
                 <w:sz w:val="24"/>
                 <w:szCs w:val="24"/>
               </w:rPr>
-              <w:t xml:space="preserve"> </w:t>
+              <w:t xml:space="preserve">   </w:t>
             </w:r>
             <w:r>
               <w:rPr>
@@ -4870,7 +4867,7 @@
                 <w:sz w:val="24"/>
                 <w:szCs w:val="24"/>
               </w:rPr>
-              <w:t xml:space="preserve">   </w:t>
+              <w:t>MEGFELEL</w:t>
             </w:r>
             <w:r>
               <w:rPr>
@@ -4879,18 +4876,8 @@
                 <w:sz w:val="24"/>
                 <w:szCs w:val="24"/>
               </w:rPr>
-              <w:t>MEGFELEL</w:t>
-            </w:r>
-            <w:r>
-              <w:rPr>
-                <w:rFonts w:cstheme="minorHAnsi"/>
-                <w:b/>
-                <w:sz w:val="24"/>
-                <w:szCs w:val="24"/>
-              </w:rPr>
               <w:t>T</w:t>
             </w:r>
-            <w:proofErr w:type="gramEnd"/>
           </w:p>
         </w:tc>
         <w:tc>
@@ -5332,25 +5319,7 @@
                 <w:sz w:val="24"/>
                 <w:szCs w:val="22"/>
               </w:rPr>
-              <w:t xml:space="preserve"> </w:t>
-            </w:r>
-            <w:proofErr w:type="gramStart"/>
-            <w:r>
-              <w:rPr>
-                <w:rFonts w:eastAsia="Arial" w:cs="Segoe UI"/>
-                <w:sz w:val="24"/>
-                <w:szCs w:val="22"/>
-              </w:rPr>
-              <w:t>A</w:t>
-            </w:r>
-            <w:proofErr w:type="gramEnd"/>
-            <w:r>
-              <w:rPr>
-                <w:rFonts w:eastAsia="Arial" w:cs="Segoe UI"/>
-                <w:sz w:val="24"/>
-                <w:szCs w:val="22"/>
-              </w:rPr>
-              <w:t xml:space="preserve"> szokásos karbantartások során célszerű a következő hibákat kijavítani:</w:t>
+              <w:t xml:space="preserve"> A szokásos karbantartások során célszerű a következő hibákat kijavítani:</w:t>
             </w:r>
           </w:p>
         </w:tc>
@@ -7740,9 +7709,8 @@
                 <w:sz w:val="24"/>
                 <w:szCs w:val="22"/>
               </w:rPr>
-              <w:t>Mellékletek száma</w:t>
-            </w:r>
-            <w:proofErr w:type="gramStart"/>
+              <w:t xml:space="preserve">Mellékletek száma: </w:t>
+            </w:r>
             <w:r>
               <w:rPr>
                 <w:rFonts w:eastAsia="Arial" w:cs="Segoe UI"/>
@@ -7751,7 +7719,7 @@
                 <w:sz w:val="24"/>
                 <w:szCs w:val="22"/>
               </w:rPr>
-              <w:t xml:space="preserve">: </w:t>
+              <w:t xml:space="preserve"> </w:t>
             </w:r>
             <w:r>
               <w:rPr>
@@ -7761,41 +7729,8 @@
                 <w:sz w:val="24"/>
                 <w:szCs w:val="22"/>
               </w:rPr>
-              <w:t xml:space="preserve"> </w:t>
-            </w:r>
-            <w:r>
-              <w:rPr>
-                <w:rFonts w:eastAsia="Arial" w:cs="Segoe UI"/>
-                <w:i/>
-                <w:spacing w:val="-3"/>
-                <w:sz w:val="24"/>
-                <w:szCs w:val="22"/>
-              </w:rPr>
-              <w:t>{</w:t>
-            </w:r>
-            <w:proofErr w:type="gramEnd"/>
-            <w:r>
-              <w:rPr>
-                <w:rFonts w:eastAsia="Arial" w:cs="Segoe UI"/>
-                <w:i/>
-                <w:spacing w:val="-3"/>
-                <w:sz w:val="24"/>
-                <w:szCs w:val="22"/>
-              </w:rPr>
-              <w:t>{</w:t>
-            </w:r>
-            <w:proofErr w:type="spellStart"/>
-            <w:r>
-              <w:rPr>
-                <w:rFonts w:eastAsia="Arial" w:cs="Segoe UI"/>
-                <w:i/>
-                <w:spacing w:val="-3"/>
-                <w:sz w:val="24"/>
-                <w:szCs w:val="22"/>
-              </w:rPr>
-              <w:t>Melleklet_db</w:t>
-            </w:r>
-            <w:proofErr w:type="spellEnd"/>
+              <w:t>{{Melleklet_db</w:t>
+            </w:r>
             <w:r>
               <w:rPr>
                 <w:rFonts w:eastAsia="Arial" w:cs="Segoe UI"/>
@@ -7987,8 +7922,6 @@
                 <w:szCs w:val="22"/>
               </w:rPr>
             </w:pPr>
-            <w:proofErr w:type="spellStart"/>
-            <w:proofErr w:type="gramStart"/>
             <w:r>
               <w:rPr>
                 <w:rFonts w:eastAsia="Arial" w:cs="Segoe UI"/>
@@ -7997,29 +7930,7 @@
                 <w:sz w:val="24"/>
                 <w:szCs w:val="22"/>
               </w:rPr>
-              <w:t>Azonosítói</w:t>
-            </w:r>
-            <w:proofErr w:type="spellEnd"/>
-            <w:r>
-              <w:rPr>
-                <w:rFonts w:eastAsia="Arial" w:cs="Segoe UI"/>
-                <w:i/>
-                <w:spacing w:val="-3"/>
-                <w:sz w:val="24"/>
-                <w:szCs w:val="22"/>
-              </w:rPr>
-              <w:t>(</w:t>
-            </w:r>
-            <w:proofErr w:type="gramEnd"/>
-            <w:r>
-              <w:rPr>
-                <w:rFonts w:eastAsia="Arial" w:cs="Segoe UI"/>
-                <w:i/>
-                <w:spacing w:val="-3"/>
-                <w:sz w:val="24"/>
-                <w:szCs w:val="22"/>
-              </w:rPr>
-              <w:t>k):</w:t>
+              <w:t>Azonosítói(k):</w:t>
             </w:r>
           </w:p>
         </w:tc>
@@ -8648,21 +8559,7 @@
               <w:rPr>
                 <w:rFonts w:eastAsia="Verdana"/>
               </w:rPr>
-              <w:t>-</w:t>
-            </w:r>
-            <w:proofErr w:type="spellStart"/>
-            <w:r>
-              <w:rPr>
-                <w:rFonts w:eastAsia="Verdana"/>
-              </w:rPr>
-              <w:t>ot</w:t>
-            </w:r>
-            <w:proofErr w:type="spellEnd"/>
-            <w:r>
-              <w:rPr>
-                <w:rFonts w:eastAsia="Verdana"/>
-              </w:rPr>
-              <w:t xml:space="preserve"> meghaladó csatlakozási teljesítményű villamos berendezésén,</w:t>
+              <w:t>-ot meghaladó csatlakozási teljesítményű villamos berendezésén,</w:t>
             </w:r>
           </w:p>
         </w:tc>
@@ -8746,21 +8643,7 @@
               <w:rPr>
                 <w:rFonts w:eastAsia="Verdana"/>
               </w:rPr>
-              <w:t>-</w:t>
-            </w:r>
-            <w:proofErr w:type="spellStart"/>
-            <w:r>
-              <w:rPr>
-                <w:rFonts w:eastAsia="Verdana"/>
-              </w:rPr>
-              <w:t>nél</w:t>
-            </w:r>
-            <w:proofErr w:type="spellEnd"/>
-            <w:r>
-              <w:rPr>
-                <w:rFonts w:eastAsia="Verdana"/>
-              </w:rPr>
-              <w:t xml:space="preserve"> nagyobb névleges áramerősségű túláram</w:t>
+              <w:t>-nél nagyobb névleges áramerősségű túláram</w:t>
             </w:r>
             <w:r>
               <w:rPr>
@@ -8855,21 +8738,7 @@
               <w:rPr>
                 <w:rFonts w:eastAsia="Verdana"/>
               </w:rPr>
-              <w:t xml:space="preserve"> szerint lakóépület, </w:t>
-            </w:r>
-            <w:proofErr w:type="gramStart"/>
-            <w:r>
-              <w:rPr>
-                <w:rFonts w:eastAsia="Verdana"/>
-              </w:rPr>
-              <w:t>kommunális</w:t>
-            </w:r>
-            <w:proofErr w:type="gramEnd"/>
-            <w:r>
-              <w:rPr>
-                <w:rFonts w:eastAsia="Verdana"/>
-              </w:rPr>
-              <w:t xml:space="preserve"> épület, valamint egyéb épület villamos berendezésén, ha az munkahelynek minősül,</w:t>
+              <w:t xml:space="preserve"> szerint lakóépület, kommunális épület, valamint egyéb épület villamos berendezésén, ha az munkahelynek minősül,</w:t>
             </w:r>
           </w:p>
         </w:tc>
@@ -8935,21 +8804,12 @@
                 <w:rFonts w:eastAsia="Verdana"/>
               </w:rPr>
             </w:pPr>
-            <w:proofErr w:type="gramStart"/>
             <w:r>
               <w:rPr>
                 <w:rFonts w:eastAsia="Verdana"/>
                 <w:b/>
               </w:rPr>
-              <w:t>&gt;</w:t>
-            </w:r>
-            <w:proofErr w:type="gramEnd"/>
-            <w:r>
-              <w:rPr>
-                <w:rFonts w:eastAsia="Verdana"/>
-                <w:b/>
-              </w:rPr>
-              <w:t>300 kg/l</w:t>
+              <w:t>&gt;300 kg/l</w:t>
             </w:r>
             <w:r>
               <w:rPr>
@@ -9230,16 +9090,8 @@
               <w:rPr>
                 <w:rFonts w:eastAsia="Verdana"/>
               </w:rPr>
-              <w:t xml:space="preserve">egyéb, itt nem </w:t>
-            </w:r>
-            <w:proofErr w:type="gramStart"/>
-            <w:r>
-              <w:rPr>
-                <w:rFonts w:eastAsia="Verdana"/>
-              </w:rPr>
-              <w:t>szereplő esetekben</w:t>
-            </w:r>
-            <w:proofErr w:type="gramEnd"/>
+              <w:t>egyéb, itt nem szereplő esetekben</w:t>
+            </w:r>
             <w:r>
               <w:rPr>
                 <w:rFonts w:eastAsia="Verdana"/>
@@ -9359,23 +9211,7 @@
                 <w:rFonts w:eastAsia="Arial"/>
                 <w:b/>
               </w:rPr>
-              <w:t xml:space="preserve">a kiadási </w:t>
-            </w:r>
-            <w:proofErr w:type="gramStart"/>
-            <w:r>
-              <w:rPr>
-                <w:rFonts w:eastAsia="Arial"/>
-                <w:b/>
-              </w:rPr>
-              <w:t>dátumtól</w:t>
-            </w:r>
-            <w:proofErr w:type="gramEnd"/>
-            <w:r>
-              <w:rPr>
-                <w:rFonts w:eastAsia="Arial"/>
-                <w:b/>
-              </w:rPr>
-              <w:t xml:space="preserve"> számított 3</w:t>
+              <w:t>a kiadási dátumtól számított 3</w:t>
             </w:r>
             <w:r>
               <w:rPr>
@@ -9412,23 +9248,7 @@
                 <w:rFonts w:eastAsia="Arial"/>
                 <w:b/>
               </w:rPr>
-              <w:t>-</w:t>
-            </w:r>
-            <w:proofErr w:type="spellStart"/>
-            <w:r>
-              <w:rPr>
-                <w:rFonts w:eastAsia="Arial"/>
-                <w:b/>
-              </w:rPr>
-              <w:t>ig</w:t>
-            </w:r>
-            <w:proofErr w:type="spellEnd"/>
-            <w:r>
-              <w:rPr>
-                <w:rFonts w:eastAsia="Arial"/>
-                <w:b/>
-              </w:rPr>
-              <w:t xml:space="preserve"> kell elvégezni.</w:t>
+              <w:t>-ig kell elvégezni.</w:t>
             </w:r>
           </w:p>
         </w:tc>
@@ -9452,6 +9272,12 @@
                 <w:rFonts w:eastAsia="Verdana"/>
               </w:rPr>
             </w:pPr>
+            <w:r>
+              <w:rPr>
+                <w:rFonts w:eastAsia="Verdana"/>
+              </w:rPr>
+              <w:t>{{3071}}</w:t>
+            </w:r>
           </w:p>
         </w:tc>
         <w:tc>
@@ -9478,23 +9304,7 @@
                 <w:rFonts w:eastAsia="Verdana"/>
                 <w:b/>
               </w:rPr>
-              <w:t xml:space="preserve">a kiadási </w:t>
-            </w:r>
-            <w:proofErr w:type="gramStart"/>
-            <w:r>
-              <w:rPr>
-                <w:rFonts w:eastAsia="Verdana"/>
-                <w:b/>
-              </w:rPr>
-              <w:t>dátumtól</w:t>
-            </w:r>
-            <w:proofErr w:type="gramEnd"/>
-            <w:r>
-              <w:rPr>
-                <w:rFonts w:eastAsia="Verdana"/>
-                <w:b/>
-              </w:rPr>
-              <w:t xml:space="preserve"> számított 6 éven belül, legkésőbb </w:t>
+              <w:t xml:space="preserve">a kiadási dátumtól számított 6 éven belül, legkésőbb </w:t>
             </w:r>
             <w:r>
               <w:rPr>
@@ -9519,21 +9329,12 @@
               </w:rPr>
               <w:t>}}-</w:t>
             </w:r>
-            <w:proofErr w:type="spellStart"/>
             <w:r>
               <w:rPr>
                 <w:rFonts w:eastAsia="Verdana"/>
                 <w:b/>
               </w:rPr>
-              <w:t>ig</w:t>
-            </w:r>
-            <w:proofErr w:type="spellEnd"/>
-            <w:r>
-              <w:rPr>
-                <w:rFonts w:eastAsia="Verdana"/>
-                <w:b/>
-              </w:rPr>
-              <w:t xml:space="preserve"> kell elvégezni.</w:t>
+              <w:t>ig kell elvégezni.</w:t>
             </w:r>
           </w:p>
         </w:tc>
@@ -9605,7 +9406,6 @@
               </w:rPr>
               <w:t xml:space="preserve">a lakóépületek villamos berendezésén (kivéve: lakások, ha </w:t>
             </w:r>
-            <w:proofErr w:type="spellStart"/>
             <w:r>
               <w:rPr>
                 <w:rFonts w:eastAsia="Arial"/>
@@ -9621,46 +9421,34 @@
               </w:rPr>
               <w:t>b</w:t>
             </w:r>
-            <w:proofErr w:type="spellEnd"/>
             <w:r>
               <w:rPr>
                 <w:rFonts w:eastAsia="Arial"/>
                 <w:b/>
               </w:rPr>
-              <w:t xml:space="preserve"> ≤ 32 </w:t>
-            </w:r>
-            <w:proofErr w:type="gramStart"/>
+              <w:t xml:space="preserve"> ≤ 32 A</w:t>
+            </w:r>
             <w:r>
               <w:rPr>
                 <w:rFonts w:eastAsia="Arial"/>
-                <w:b/>
-              </w:rPr>
-              <w:t>A</w:t>
-            </w:r>
-            <w:proofErr w:type="gramEnd"/>
+              </w:rPr>
+              <w:t xml:space="preserve"> és </w:t>
+            </w:r>
             <w:r>
               <w:rPr>
                 <w:rFonts w:eastAsia="Arial"/>
-              </w:rPr>
-              <w:t xml:space="preserve"> és </w:t>
-            </w:r>
-            <w:proofErr w:type="spellStart"/>
+                <w:b/>
+              </w:rPr>
+              <w:t>I</w:t>
+            </w:r>
             <w:r>
               <w:rPr>
                 <w:rFonts w:eastAsia="Arial"/>
                 <w:b/>
-              </w:rPr>
-              <w:t>I</w:t>
-            </w:r>
-            <w:r>
-              <w:rPr>
-                <w:rFonts w:eastAsia="Arial"/>
-                <w:b/>
                 <w:vertAlign w:val="subscript"/>
               </w:rPr>
               <w:t>Δn</w:t>
             </w:r>
-            <w:proofErr w:type="spellEnd"/>
             <w:r>
               <w:rPr>
                 <w:rFonts w:eastAsia="Arial"/>
@@ -9768,16 +9556,8 @@
               <w:rPr>
                 <w:rFonts w:eastAsia="Verdana"/>
               </w:rPr>
-              <w:t xml:space="preserve">egyéb, itt nem </w:t>
-            </w:r>
-            <w:proofErr w:type="gramStart"/>
-            <w:r>
-              <w:rPr>
-                <w:rFonts w:eastAsia="Verdana"/>
-              </w:rPr>
-              <w:t>szereplő esetekben</w:t>
-            </w:r>
-            <w:proofErr w:type="gramEnd"/>
+              <w:t>egyéb, itt nem szereplő esetekben</w:t>
+            </w:r>
           </w:p>
         </w:tc>
       </w:tr>
@@ -11606,21 +11386,7 @@
                 <w:rFonts w:eastAsia="Verdana" w:cs="Verdana"/>
                 <w:szCs w:val="22"/>
               </w:rPr>
-              <w:t>{{40</w:t>
-            </w:r>
-            <w:r>
-              <w:rPr>
-                <w:rFonts w:eastAsia="Verdana" w:cs="Verdana"/>
-                <w:szCs w:val="22"/>
-              </w:rPr>
-              <w:t>7</w:t>
-            </w:r>
-            <w:r>
-              <w:rPr>
-                <w:rFonts w:eastAsia="Verdana" w:cs="Verdana"/>
-                <w:szCs w:val="22"/>
-              </w:rPr>
-              <w:t>}}</w:t>
+              <w:t>{{407}}</w:t>
             </w:r>
           </w:p>
         </w:tc>
@@ -11680,21 +11446,7 @@
                 <w:rFonts w:eastAsia="Verdana" w:cs="Verdana"/>
                 <w:szCs w:val="22"/>
               </w:rPr>
-              <w:t>{{40</w:t>
-            </w:r>
-            <w:r>
-              <w:rPr>
-                <w:rFonts w:eastAsia="Verdana" w:cs="Verdana"/>
-                <w:szCs w:val="22"/>
-              </w:rPr>
-              <w:t>8</w:t>
-            </w:r>
-            <w:r>
-              <w:rPr>
-                <w:rFonts w:eastAsia="Verdana" w:cs="Verdana"/>
-                <w:szCs w:val="22"/>
-              </w:rPr>
-              <w:t>}}</w:t>
+              <w:t>{{408}}</w:t>
             </w:r>
           </w:p>
         </w:tc>
@@ -11754,21 +11506,16 @@
                 <w:rFonts w:eastAsia="Verdana" w:cs="Verdana"/>
                 <w:szCs w:val="22"/>
               </w:rPr>
-              <w:t>{{40</w:t>
-            </w:r>
+              <w:t>{{409}</w:t>
+            </w:r>
+            <w:bookmarkStart w:id="0" w:name="_GoBack"/>
+            <w:bookmarkEnd w:id="0"/>
             <w:r>
               <w:rPr>
                 <w:rFonts w:eastAsia="Verdana" w:cs="Verdana"/>
                 <w:szCs w:val="22"/>
               </w:rPr>
-              <w:t>9</w:t>
-            </w:r>
-            <w:r>
-              <w:rPr>
-                <w:rFonts w:eastAsia="Verdana" w:cs="Verdana"/>
-                <w:szCs w:val="22"/>
-              </w:rPr>
-              <w:t>}}</w:t>
+              <w:t>}</w:t>
             </w:r>
           </w:p>
         </w:tc>
@@ -11793,21 +11540,7 @@
               <w:rPr>
                 <w:rFonts w:eastAsia="Verdana"/>
               </w:rPr>
-              <w:t xml:space="preserve">Védelem </w:t>
-            </w:r>
-            <w:proofErr w:type="spellStart"/>
-            <w:r>
-              <w:rPr>
-                <w:rFonts w:eastAsia="Verdana"/>
-              </w:rPr>
-              <w:t>földeletlen</w:t>
-            </w:r>
-            <w:proofErr w:type="spellEnd"/>
-            <w:r>
-              <w:rPr>
-                <w:rFonts w:eastAsia="Verdana"/>
-              </w:rPr>
-              <w:t xml:space="preserve"> helyi egyenpotenciálú összekötéssel</w:t>
+              <w:t>Védelem földeletlen helyi egyenpotenciálú összekötéssel</w:t>
             </w:r>
           </w:p>
         </w:tc>
@@ -12931,42 +12664,8 @@
                 <w:rFonts w:eastAsia="Verdana"/>
                 <w:sz w:val="20"/>
               </w:rPr>
-              <w:t>{{</w:t>
-            </w:r>
-            <w:proofErr w:type="spellStart"/>
-            <w:r>
-              <w:rPr>
-                <w:rFonts w:eastAsia="Verdana"/>
-                <w:sz w:val="20"/>
-              </w:rPr>
-              <w:t>jogyszabályok</w:t>
-            </w:r>
-            <w:proofErr w:type="gramStart"/>
-            <w:r>
-              <w:rPr>
-                <w:rFonts w:eastAsia="Verdana"/>
-                <w:sz w:val="20"/>
-              </w:rPr>
-              <w:t>.jogyszabaly</w:t>
-            </w:r>
-            <w:proofErr w:type="gramEnd"/>
-            <w:r>
-              <w:rPr>
-                <w:rFonts w:eastAsia="Verdana"/>
-                <w:sz w:val="20"/>
-              </w:rPr>
-              <w:t>_szam</w:t>
-            </w:r>
-            <w:proofErr w:type="spellEnd"/>
-            <w:r>
-              <w:rPr>
-                <w:rFonts w:eastAsia="Verdana"/>
-                <w:sz w:val="20"/>
-              </w:rPr>
-              <w:t>}}</w:t>
-            </w:r>
-            <w:bookmarkStart w:id="0" w:name="_GoBack"/>
-            <w:bookmarkEnd w:id="0"/>
+              <w:t>{{jogyszabályok.jogyszabaly_szam}}</w:t>
+            </w:r>
           </w:p>
         </w:tc>
         <w:tc>
@@ -13158,141 +12857,39 @@
                 <w:sz w:val="20"/>
               </w:rPr>
             </w:pPr>
-            <w:proofErr w:type="spellStart"/>
             <w:r>
               <w:rPr>
                 <w:rFonts w:eastAsia="Verdana"/>
                 <w:i/>
                 <w:sz w:val="20"/>
               </w:rPr>
-              <w:t>TvMI</w:t>
-            </w:r>
-            <w:proofErr w:type="spellEnd"/>
+              <w:t>TvMI 7.5:2022.06.13.</w:t>
+            </w:r>
             <w:r>
               <w:rPr>
                 <w:rFonts w:eastAsia="Verdana"/>
                 <w:i/>
                 <w:sz w:val="20"/>
               </w:rPr>
-              <w:t xml:space="preserve"> 7.5:2022.06.13.</w:t>
-            </w:r>
-            <w:r>
+              <w:t xml:space="preserve"> (vill. ber., villámvédelem, elektrosztatika)</w:t>
+            </w:r>
+          </w:p>
+          <w:p>
+            <w:pPr>
+              <w:ind w:right="-17"/>
               <w:rPr>
                 <w:rFonts w:eastAsia="Verdana"/>
                 <w:i/>
                 <w:sz w:val="20"/>
               </w:rPr>
-              <w:t xml:space="preserve"> (</w:t>
-            </w:r>
-            <w:proofErr w:type="spellStart"/>
+            </w:pPr>
             <w:r>
               <w:rPr>
                 <w:rFonts w:eastAsia="Verdana"/>
                 <w:i/>
                 <w:sz w:val="20"/>
               </w:rPr>
-              <w:t>vill</w:t>
-            </w:r>
-            <w:proofErr w:type="spellEnd"/>
-            <w:r>
-              <w:rPr>
-                <w:rFonts w:eastAsia="Verdana"/>
-                <w:i/>
-                <w:sz w:val="20"/>
-              </w:rPr>
-              <w:t xml:space="preserve">. </w:t>
-            </w:r>
-            <w:proofErr w:type="spellStart"/>
-            <w:r>
-              <w:rPr>
-                <w:rFonts w:eastAsia="Verdana"/>
-                <w:i/>
-                <w:sz w:val="20"/>
-              </w:rPr>
-              <w:t>ber</w:t>
-            </w:r>
-            <w:proofErr w:type="spellEnd"/>
-            <w:proofErr w:type="gramStart"/>
-            <w:r>
-              <w:rPr>
-                <w:rFonts w:eastAsia="Verdana"/>
-                <w:i/>
-                <w:sz w:val="20"/>
-              </w:rPr>
-              <w:t>.,</w:t>
-            </w:r>
-            <w:proofErr w:type="gramEnd"/>
-            <w:r>
-              <w:rPr>
-                <w:rFonts w:eastAsia="Verdana"/>
-                <w:i/>
-                <w:sz w:val="20"/>
-              </w:rPr>
-              <w:t xml:space="preserve"> villámvédelem, elektrosztatika)</w:t>
-            </w:r>
-          </w:p>
-          <w:p>
-            <w:pPr>
-              <w:ind w:right="-17"/>
-              <w:rPr>
-                <w:rFonts w:eastAsia="Verdana"/>
-                <w:i/>
-                <w:sz w:val="20"/>
-              </w:rPr>
-            </w:pPr>
-            <w:proofErr w:type="spellStart"/>
-            <w:r>
-              <w:rPr>
-                <w:rFonts w:eastAsia="Verdana"/>
-                <w:i/>
-                <w:sz w:val="20"/>
-              </w:rPr>
-              <w:t>TvMI</w:t>
-            </w:r>
-            <w:proofErr w:type="spellEnd"/>
-            <w:r>
-              <w:rPr>
-                <w:rFonts w:eastAsia="Verdana"/>
-                <w:i/>
-                <w:sz w:val="20"/>
-              </w:rPr>
-              <w:t xml:space="preserve"> 7.6:2024.02.01. (</w:t>
-            </w:r>
-            <w:proofErr w:type="spellStart"/>
-            <w:r>
-              <w:rPr>
-                <w:rFonts w:eastAsia="Verdana"/>
-                <w:i/>
-                <w:sz w:val="20"/>
-              </w:rPr>
-              <w:t>vill</w:t>
-            </w:r>
-            <w:proofErr w:type="spellEnd"/>
-            <w:r>
-              <w:rPr>
-                <w:rFonts w:eastAsia="Verdana"/>
-                <w:i/>
-                <w:sz w:val="20"/>
-              </w:rPr>
-              <w:t xml:space="preserve">. </w:t>
-            </w:r>
-            <w:proofErr w:type="spellStart"/>
-            <w:r>
-              <w:rPr>
-                <w:rFonts w:eastAsia="Verdana"/>
-                <w:i/>
-                <w:sz w:val="20"/>
-              </w:rPr>
-              <w:t>ber</w:t>
-            </w:r>
-            <w:proofErr w:type="spellEnd"/>
-            <w:r>
-              <w:rPr>
-                <w:rFonts w:eastAsia="Verdana"/>
-                <w:i/>
-                <w:sz w:val="20"/>
-              </w:rPr>
-              <w:t>, villámvédelem, elektrosztatika)</w:t>
+              <w:t>TvMI 7.6:2024.02.01. (vill. ber, villámvédelem, elektrosztatika)</w:t>
             </w:r>
           </w:p>
         </w:tc>
@@ -13423,23 +13020,13 @@
                 <w:sz w:val="20"/>
               </w:rPr>
             </w:pPr>
-            <w:proofErr w:type="spellStart"/>
             <w:r>
               <w:rPr>
                 <w:rFonts w:eastAsia="Verdana"/>
                 <w:i/>
                 <w:sz w:val="20"/>
               </w:rPr>
-              <w:t>TvMI</w:t>
-            </w:r>
-            <w:proofErr w:type="spellEnd"/>
-            <w:r>
-              <w:rPr>
-                <w:rFonts w:eastAsia="Verdana"/>
-                <w:i/>
-                <w:sz w:val="20"/>
-              </w:rPr>
-              <w:t xml:space="preserve"> 12.5:2022.06.13.</w:t>
+              <w:t>TvMI 12.5:2022.06.13.</w:t>
             </w:r>
             <w:r>
               <w:rPr>
@@ -13562,23 +13149,13 @@
                 <w:sz w:val="20"/>
               </w:rPr>
             </w:pPr>
-            <w:proofErr w:type="spellStart"/>
             <w:r>
               <w:rPr>
                 <w:rFonts w:eastAsia="Verdana"/>
                 <w:i/>
                 <w:sz w:val="20"/>
               </w:rPr>
-              <w:t>TvMI</w:t>
-            </w:r>
-            <w:proofErr w:type="spellEnd"/>
-            <w:r>
-              <w:rPr>
-                <w:rFonts w:eastAsia="Verdana"/>
-                <w:i/>
-                <w:sz w:val="20"/>
-              </w:rPr>
-              <w:t xml:space="preserve"> 14.2:2022.06.13.</w:t>
+              <w:t>TvMI 14.2:2022.06.13.</w:t>
             </w:r>
             <w:r>
               <w:rPr>
@@ -15948,19 +15525,8 @@
                 <w:szCs w:val="16"/>
                 <w:lang w:val="hu-HU"/>
               </w:rPr>
-              <w:t xml:space="preserve">tanúsítványok és gyártói </w:t>
-            </w:r>
-            <w:proofErr w:type="gramStart"/>
-            <w:r>
-              <w:rPr>
-                <w:rFonts w:ascii="Aptos" w:hAnsi="Aptos"/>
-                <w:sz w:val="16"/>
-                <w:szCs w:val="16"/>
-                <w:lang w:val="hu-HU"/>
-              </w:rPr>
-              <w:t>információk</w:t>
-            </w:r>
-            <w:proofErr w:type="gramEnd"/>
+              <w:t>tanúsítványok és gyártói információk</w:t>
+            </w:r>
             <w:r>
               <w:rPr>
                 <w:rFonts w:ascii="Aptos" w:hAnsi="Aptos"/>
@@ -18885,27 +18451,7 @@
                 <w:szCs w:val="16"/>
                 <w:lang w:val="hu-HU"/>
               </w:rPr>
-              <w:t xml:space="preserve">p) vezetékek, </w:t>
-            </w:r>
-            <w:proofErr w:type="spellStart"/>
-            <w:r>
-              <w:rPr>
-                <w:rFonts w:ascii="Aptos" w:hAnsi="Aptos"/>
-                <w:sz w:val="16"/>
-                <w:szCs w:val="16"/>
-                <w:lang w:val="hu-HU"/>
-              </w:rPr>
-              <w:t>huzalozás</w:t>
-            </w:r>
-            <w:proofErr w:type="spellEnd"/>
-            <w:r>
-              <w:rPr>
-                <w:rFonts w:ascii="Aptos" w:hAnsi="Aptos"/>
-                <w:sz w:val="16"/>
-                <w:szCs w:val="16"/>
-                <w:lang w:val="hu-HU"/>
-              </w:rPr>
-              <w:t xml:space="preserve"> (MSZ HD 60364-5-52 sz.521.,522. f. alapján)</w:t>
+              <w:t>p) vezetékek, huzalozás (MSZ HD 60364-5-52 sz.521.,522. f. alapján)</w:t>
             </w:r>
           </w:p>
         </w:tc>
@@ -20490,23 +20036,7 @@
                 <w:rFonts w:ascii="Aptos" w:hAnsi="Aptos"/>
                 <w:lang w:val="hu-HU"/>
               </w:rPr>
-              <w:t xml:space="preserve"> üzemszerű </w:t>
-            </w:r>
-            <w:proofErr w:type="gramStart"/>
-            <w:r>
-              <w:rPr>
-                <w:rFonts w:ascii="Aptos" w:hAnsi="Aptos"/>
-                <w:lang w:val="hu-HU"/>
-              </w:rPr>
-              <w:t>funkciók</w:t>
-            </w:r>
-            <w:proofErr w:type="gramEnd"/>
-            <w:r>
-              <w:rPr>
-                <w:rFonts w:ascii="Aptos" w:hAnsi="Aptos"/>
-                <w:lang w:val="hu-HU"/>
-              </w:rPr>
-              <w:t xml:space="preserve"> és működés ellenőrzése (6.4.3.10. szakasz)</w:t>
+              <w:t xml:space="preserve"> üzemszerű funkciók és működés ellenőrzése (6.4.3.10. szakasz)</w:t>
             </w:r>
           </w:p>
         </w:tc>
@@ -21932,27 +21462,7 @@
                 <w:szCs w:val="20"/>
                 <w:lang w:val="hu-HU"/>
               </w:rPr>
-              <w:t>1</w:t>
-            </w:r>
-            <w:proofErr w:type="gramStart"/>
-            <w:r>
-              <w:rPr>
-                <w:rFonts w:ascii="Aptos" w:hAnsi="Aptos"/>
-                <w:sz w:val="18"/>
-                <w:szCs w:val="20"/>
-                <w:lang w:val="hu-HU"/>
-              </w:rPr>
-              <w:t>)c</w:t>
-            </w:r>
-            <w:proofErr w:type="gramEnd"/>
-            <w:r>
-              <w:rPr>
-                <w:rFonts w:ascii="Aptos" w:hAnsi="Aptos"/>
-                <w:sz w:val="18"/>
-                <w:szCs w:val="20"/>
-                <w:lang w:val="hu-HU"/>
-              </w:rPr>
-              <w:t xml:space="preserve">, </w:t>
+              <w:t xml:space="preserve">1)c, </w:t>
             </w:r>
             <w:r>
               <w:rPr>
@@ -22434,27 +21944,7 @@
                 <w:szCs w:val="20"/>
                 <w:lang w:val="hu-HU"/>
               </w:rPr>
-              <w:t xml:space="preserve">Alagutak és felszín alatti vasutak </w:t>
-            </w:r>
-            <w:proofErr w:type="gramStart"/>
-            <w:r>
-              <w:rPr>
-                <w:rFonts w:ascii="Aptos" w:hAnsi="Aptos"/>
-                <w:sz w:val="18"/>
-                <w:szCs w:val="20"/>
-                <w:lang w:val="hu-HU"/>
-              </w:rPr>
-              <w:t>speciális</w:t>
-            </w:r>
-            <w:proofErr w:type="gramEnd"/>
-            <w:r>
-              <w:rPr>
-                <w:rFonts w:ascii="Aptos" w:hAnsi="Aptos"/>
-                <w:sz w:val="18"/>
-                <w:szCs w:val="20"/>
-                <w:lang w:val="hu-HU"/>
-              </w:rPr>
-              <w:t xml:space="preserve"> előírásait teljesítették-e? </w:t>
+              <w:t xml:space="preserve">Alagutak és felszín alatti vasutak speciális előírásait teljesítették-e? </w:t>
             </w:r>
             <w:r>
               <w:rPr>
@@ -22662,27 +22152,7 @@
                 <w:szCs w:val="20"/>
                 <w:lang w:val="hu-HU"/>
               </w:rPr>
-              <w:t xml:space="preserve">Központi, ill. </w:t>
-            </w:r>
-            <w:proofErr w:type="spellStart"/>
-            <w:r>
-              <w:rPr>
-                <w:rFonts w:ascii="Aptos" w:hAnsi="Aptos"/>
-                <w:sz w:val="18"/>
-                <w:szCs w:val="20"/>
-                <w:lang w:val="hu-HU"/>
-              </w:rPr>
-              <w:t>részegységenkénti</w:t>
-            </w:r>
-            <w:proofErr w:type="spellEnd"/>
-            <w:r>
-              <w:rPr>
-                <w:rFonts w:ascii="Aptos" w:hAnsi="Aptos"/>
-                <w:sz w:val="18"/>
-                <w:szCs w:val="20"/>
-                <w:lang w:val="hu-HU"/>
-              </w:rPr>
-              <w:t xml:space="preserve"> tűzeseti lekapcsolás </w:t>
+              <w:t xml:space="preserve">Központi, ill. részegységenkénti tűzeseti lekapcsolás </w:t>
             </w:r>
             <w:r>
               <w:rPr>
@@ -22860,27 +22330,7 @@
                 <w:szCs w:val="20"/>
                 <w:lang w:val="hu-HU"/>
               </w:rPr>
-              <w:t>o. épületek követelményei (lekapcsolás, száraz</w:t>
-            </w:r>
-            <w:proofErr w:type="gramStart"/>
-            <w:r>
-              <w:rPr>
-                <w:rFonts w:ascii="Aptos" w:hAnsi="Aptos"/>
-                <w:sz w:val="18"/>
-                <w:szCs w:val="20"/>
-                <w:lang w:val="hu-HU"/>
-              </w:rPr>
-              <w:t>transzformátor</w:t>
-            </w:r>
-            <w:proofErr w:type="gramEnd"/>
-            <w:r>
-              <w:rPr>
-                <w:rFonts w:ascii="Aptos" w:hAnsi="Aptos"/>
-                <w:sz w:val="18"/>
-                <w:szCs w:val="20"/>
-                <w:lang w:val="hu-HU"/>
-              </w:rPr>
-              <w:t xml:space="preserve">) </w:t>
+              <w:t xml:space="preserve">o. épületek követelményei (lekapcsolás, száraztranszformátor) </w:t>
             </w:r>
             <w:r>
               <w:rPr>
@@ -23858,7 +23308,6 @@
               </w:rPr>
               <w:t xml:space="preserve"> </w:t>
             </w:r>
-            <w:proofErr w:type="gramStart"/>
             <w:r>
               <w:rPr>
                 <w:rFonts w:ascii="Aptos" w:hAnsi="Aptos"/>
@@ -23866,17 +23315,7 @@
                 <w:szCs w:val="20"/>
                 <w:lang w:val="hu-HU"/>
               </w:rPr>
-              <w:t>A</w:t>
-            </w:r>
-            <w:proofErr w:type="gramEnd"/>
-            <w:r>
-              <w:rPr>
-                <w:rFonts w:ascii="Aptos" w:hAnsi="Aptos"/>
-                <w:sz w:val="18"/>
-                <w:szCs w:val="20"/>
-                <w:lang w:val="hu-HU"/>
-              </w:rPr>
-              <w:t xml:space="preserve"> villamos berendezés nem </w:t>
+              <w:t xml:space="preserve">A villamos berendezés nem </w:t>
             </w:r>
             <w:r>
               <w:rPr>
@@ -24384,7 +23823,6 @@
               </w:rPr>
               <w:t xml:space="preserve"> </w:t>
             </w:r>
-            <w:proofErr w:type="gramStart"/>
             <w:r>
               <w:rPr>
                 <w:rFonts w:ascii="Aptos" w:hAnsi="Aptos"/>
@@ -24394,19 +23832,7 @@
                 <w:szCs w:val="20"/>
                 <w:lang w:val="hu-HU"/>
               </w:rPr>
-              <w:t>A</w:t>
-            </w:r>
-            <w:proofErr w:type="gramEnd"/>
-            <w:r>
-              <w:rPr>
-                <w:rFonts w:ascii="Aptos" w:hAnsi="Aptos"/>
-                <w:i/>
-                <w:iCs/>
-                <w:sz w:val="20"/>
-                <w:szCs w:val="20"/>
-                <w:lang w:val="hu-HU"/>
-              </w:rPr>
-              <w:t xml:space="preserve"> beépített tűzjelző és tűzoltó berendezések részletes ellenőrzése nem feladata a felülvizsgálónak, csak ezek erősáramú betáplálása, a kábelrendszerek tűzállósági követelményeinek teljesülésének ellenőrzése!</w:t>
+              <w:t>A beépített tűzjelző és tűzoltó berendezések részletes ellenőrzése nem feladata a felülvizsgálónak, csak ezek erősáramú betáplálása, a kábelrendszerek tűzállósági követelményeinek teljesülésének ellenőrzése!</w:t>
             </w:r>
           </w:p>
         </w:tc>
@@ -24446,29 +23872,7 @@
                 <w:szCs w:val="20"/>
                 <w:lang w:val="hu-HU"/>
               </w:rPr>
-              <w:t xml:space="preserve">Megjegyzések a </w:t>
-            </w:r>
-            <w:proofErr w:type="spellStart"/>
-            <w:r>
-              <w:rPr>
-                <w:rFonts w:ascii="Aptos" w:hAnsi="Aptos"/>
-                <w:b/>
-                <w:sz w:val="20"/>
-                <w:szCs w:val="20"/>
-                <w:lang w:val="hu-HU"/>
-              </w:rPr>
-              <w:t>TvMI</w:t>
-            </w:r>
-            <w:proofErr w:type="spellEnd"/>
-            <w:r>
-              <w:rPr>
-                <w:rFonts w:ascii="Aptos" w:hAnsi="Aptos"/>
-                <w:b/>
-                <w:sz w:val="20"/>
-                <w:szCs w:val="20"/>
-                <w:lang w:val="hu-HU"/>
-              </w:rPr>
-              <w:t>-k alapján:</w:t>
+              <w:t>Megjegyzések a TvMI-k alapján:</w:t>
             </w:r>
           </w:p>
         </w:tc>
@@ -29490,23 +28894,7 @@
                 <w:rFonts w:eastAsia="Verdana"/>
                 <w:lang w:val="hu-HU"/>
               </w:rPr>
-              <w:t xml:space="preserve">ÚTMUTATÓ </w:t>
-            </w:r>
-            <w:proofErr w:type="gramStart"/>
-            <w:r>
-              <w:rPr>
-                <w:rFonts w:eastAsia="Verdana"/>
-                <w:lang w:val="hu-HU"/>
-              </w:rPr>
-              <w:t>A</w:t>
-            </w:r>
-            <w:proofErr w:type="gramEnd"/>
-            <w:r>
-              <w:rPr>
-                <w:rFonts w:eastAsia="Verdana"/>
-                <w:lang w:val="hu-HU"/>
-              </w:rPr>
-              <w:t xml:space="preserve"> MEGRENDELŐNEK</w:t>
+              <w:t>ÚTMUTATÓ A MEGRENDELŐNEK</w:t>
             </w:r>
           </w:p>
         </w:tc>
@@ -29539,23 +28927,7 @@
                 <w:b/>
                 <w:lang w:val="hu-HU"/>
               </w:rPr>
-              <w:t xml:space="preserve">E dokumentáció fontos és értékes </w:t>
-            </w:r>
-            <w:proofErr w:type="gramStart"/>
-            <w:r>
-              <w:rPr>
-                <w:b/>
-                <w:lang w:val="hu-HU"/>
-              </w:rPr>
-              <w:t>dokumentum</w:t>
-            </w:r>
-            <w:proofErr w:type="gramEnd"/>
-            <w:r>
-              <w:rPr>
-                <w:b/>
-                <w:lang w:val="hu-HU"/>
-              </w:rPr>
-              <w:t>, amelyet meg kell őrizni.</w:t>
+              <w:t>E dokumentáció fontos és értékes dokumentum, amelyet meg kell őrizni.</w:t>
             </w:r>
           </w:p>
         </w:tc>
@@ -29756,21 +29128,7 @@
               <w:rPr>
                 <w:lang w:val="hu-HU"/>
               </w:rPr>
-              <w:t xml:space="preserve">Az eredeti dokumentációt biztonságos helyen meg kell őrizni, és minden olyan személynek a rendelkezésére kell bocsátani, aki a jövőben a villamos berendezést </w:t>
-            </w:r>
-            <w:proofErr w:type="gramStart"/>
-            <w:r>
-              <w:rPr>
-                <w:lang w:val="hu-HU"/>
-              </w:rPr>
-              <w:t>felülvizsgálja</w:t>
-            </w:r>
-            <w:proofErr w:type="gramEnd"/>
-            <w:r>
-              <w:rPr>
-                <w:lang w:val="hu-HU"/>
-              </w:rPr>
-              <w:t xml:space="preserve"> vagy azon munkát végez. Ha az ingatlan megüresedik, akkor ezt a dokumentációt az új tulajdonossal/bérlővel meg kell ismertetni a villamos berendezésnek a dokumentáció készítésének idején érvényes állapotának részleteivel együtt.</w:t>
+              <w:t>Az eredeti dokumentációt biztonságos helyen meg kell őrizni, és minden olyan személynek a rendelkezésére kell bocsátani, aki a jövőben a villamos berendezést felülvizsgálja vagy azon munkát végez. Ha az ingatlan megüresedik, akkor ezt a dokumentációt az új tulajdonossal/bérlővel meg kell ismertetni a villamos berendezésnek a dokumentáció készítésének idején érvényes állapotának részleteivel együtt.</w:t>
             </w:r>
           </w:p>
         </w:tc>
@@ -29993,21 +29351,7 @@
               <w:rPr>
                 <w:lang w:val="hu-HU"/>
               </w:rPr>
-              <w:t xml:space="preserve">, és javasolt, hogy </w:t>
-            </w:r>
-            <w:proofErr w:type="gramStart"/>
-            <w:r>
-              <w:rPr>
-                <w:lang w:val="hu-HU"/>
-              </w:rPr>
-              <w:t>kompetens</w:t>
-            </w:r>
-            <w:proofErr w:type="gramEnd"/>
-            <w:r>
-              <w:rPr>
-                <w:lang w:val="hu-HU"/>
-              </w:rPr>
-              <w:t xml:space="preserve"> személy azonnal elvégezze a hibajavítást.</w:t>
+              <w:t>, és javasolt, hogy kompetens személy azonnal elvégezze a hibajavítást.</w:t>
             </w:r>
           </w:p>
         </w:tc>
@@ -30076,21 +29420,7 @@
               <w:rPr>
                 <w:lang w:val="hu-HU"/>
               </w:rPr>
-              <w:t xml:space="preserve">, és javasolt, hogy </w:t>
-            </w:r>
-            <w:proofErr w:type="gramStart"/>
-            <w:r>
-              <w:rPr>
-                <w:lang w:val="hu-HU"/>
-              </w:rPr>
-              <w:t>kompetens</w:t>
-            </w:r>
-            <w:proofErr w:type="gramEnd"/>
-            <w:r>
-              <w:rPr>
-                <w:lang w:val="hu-HU"/>
-              </w:rPr>
-              <w:t xml:space="preserve"> személy sürgősen végezze el a hibajavítást.</w:t>
+              <w:t>, és javasolt, hogy kompetens személy sürgősen végezze el a hibajavítást.</w:t>
             </w:r>
           </w:p>
         </w:tc>
@@ -30202,21 +29532,7 @@
               <w:rPr>
                 <w:lang w:val="hu-HU"/>
               </w:rPr>
-              <w:t xml:space="preserve">Biztonsági okokból a villamos berendezést megfelelő időközönként </w:t>
-            </w:r>
-            <w:proofErr w:type="gramStart"/>
-            <w:r>
-              <w:rPr>
-                <w:lang w:val="hu-HU"/>
-              </w:rPr>
-              <w:t>kompetens</w:t>
-            </w:r>
-            <w:proofErr w:type="gramEnd"/>
-            <w:r>
-              <w:rPr>
-                <w:lang w:val="hu-HU"/>
-              </w:rPr>
-              <w:t xml:space="preserve"> személynek ismételten felül kell vizsgálnia. A következő felülvizsgálat javasolt időpontja a dokumentációban fel van tüntetve.</w:t>
+              <w:t>Biztonsági okokból a villamos berendezést megfelelő időközönként kompetens személynek ismételten felül kell vizsgálnia. A következő felülvizsgálat javasolt időpontja a dokumentációban fel van tüntetve.</w:t>
             </w:r>
           </w:p>
         </w:tc>
@@ -30315,7 +29631,7 @@
         <w:noProof/>
         <w:szCs w:val="22"/>
       </w:rPr>
-      <w:t>11</w:t>
+      <w:t>2</w:t>
     </w:r>
     <w:r>
       <w:rPr>

--- a/BiztvillCRM.Web/wwwroot/sablonok/VBF_KIF_MINTA.docx
+++ b/BiztvillCRM.Web/wwwroot/sablonok/VBF_KIF_MINTA.docx
@@ -8138,8 +8138,9 @@
         <w:tblLook w:val="01E0" w:firstRow="1" w:lastRow="1" w:firstColumn="1" w:lastColumn="1" w:noHBand="0" w:noVBand="0"/>
       </w:tblPr>
       <w:tblGrid>
-        <w:gridCol w:w="1134"/>
-        <w:gridCol w:w="9072"/>
+        <w:gridCol w:w="534"/>
+        <w:gridCol w:w="497"/>
+        <w:gridCol w:w="9175"/>
       </w:tblGrid>
       <w:tr>
         <w:trPr>
@@ -8148,7 +8149,7 @@
         <w:tc>
           <w:tcPr>
             <w:tcW w:w="10206" w:type="dxa"/>
-            <w:gridSpan w:val="2"/>
+            <w:gridSpan w:val="3"/>
             <w:tcBorders>
               <w:top w:val="single" w:sz="12" w:space="0" w:color="auto"/>
               <w:left w:val="single" w:sz="12" w:space="0" w:color="000000"/>
@@ -8174,7 +8175,7 @@
         <w:tc>
           <w:tcPr>
             <w:tcW w:w="10206" w:type="dxa"/>
-            <w:gridSpan w:val="2"/>
+            <w:gridSpan w:val="3"/>
             <w:tcBorders>
               <w:left w:val="single" w:sz="12" w:space="0" w:color="000000"/>
               <w:bottom w:val="single" w:sz="12" w:space="0" w:color="auto"/>
@@ -8199,7 +8200,7 @@
         <w:tc>
           <w:tcPr>
             <w:tcW w:w="10206" w:type="dxa"/>
-            <w:gridSpan w:val="2"/>
+            <w:gridSpan w:val="3"/>
             <w:tcBorders>
               <w:top w:val="single" w:sz="12" w:space="0" w:color="auto"/>
               <w:left w:val="single" w:sz="12" w:space="0" w:color="000000"/>
@@ -8266,6 +8267,48 @@
               </w:rPr>
               <w:t xml:space="preserve"> 2/2</w:t>
             </w:r>
+          </w:p>
+        </w:tc>
+      </w:tr>
+      <w:tr>
+        <w:trPr>
+          <w:trHeight w:hRule="exact" w:val="510"/>
+        </w:trPr>
+        <w:tc>
+          <w:tcPr>
+            <w:tcW w:w="534" w:type="dxa"/>
+            <w:tcBorders>
+              <w:top w:val="single" w:sz="4" w:space="0" w:color="auto"/>
+              <w:left w:val="single" w:sz="12" w:space="0" w:color="000000"/>
+              <w:right w:val="nil"/>
+            </w:tcBorders>
+            <w:vAlign w:val="center"/>
+          </w:tcPr>
+          <w:p>
+            <w:pPr>
+              <w:rPr>
+                <w:rFonts w:eastAsia="Verdana"/>
+              </w:rPr>
+            </w:pPr>
+          </w:p>
+        </w:tc>
+        <w:tc>
+          <w:tcPr>
+            <w:tcW w:w="9672" w:type="dxa"/>
+            <w:gridSpan w:val="2"/>
+            <w:tcBorders>
+              <w:top w:val="single" w:sz="4" w:space="0" w:color="auto"/>
+              <w:left w:val="nil"/>
+              <w:right w:val="single" w:sz="12" w:space="0" w:color="000000"/>
+            </w:tcBorders>
+            <w:vAlign w:val="center"/>
+          </w:tcPr>
+          <w:p>
+            <w:pPr>
+              <w:rPr>
+                <w:rFonts w:eastAsia="Verdana"/>
+              </w:rPr>
+            </w:pPr>
           </w:p>
         </w:tc>
       </w:tr>
@@ -8275,10 +8318,10 @@
         </w:trPr>
         <w:tc>
           <w:tcPr>
-            <w:tcW w:w="1134" w:type="dxa"/>
+            <w:tcW w:w="534" w:type="dxa"/>
             <w:tcBorders>
               <w:left w:val="single" w:sz="12" w:space="0" w:color="000000"/>
-              <w:right w:val="single" w:sz="4" w:space="0" w:color="auto"/>
+              <w:right w:val="nil"/>
             </w:tcBorders>
             <w:vAlign w:val="center"/>
           </w:tcPr>
@@ -8292,9 +8335,10 @@
         </w:tc>
         <w:tc>
           <w:tcPr>
-            <w:tcW w:w="9072" w:type="dxa"/>
-            <w:tcBorders>
-              <w:left w:val="single" w:sz="4" w:space="0" w:color="auto"/>
+            <w:tcW w:w="9672" w:type="dxa"/>
+            <w:gridSpan w:val="2"/>
+            <w:tcBorders>
+              <w:left w:val="nil"/>
               <w:right w:val="single" w:sz="12" w:space="0" w:color="000000"/>
             </w:tcBorders>
             <w:vAlign w:val="center"/>
@@ -8318,14 +8362,14 @@
       </w:tr>
       <w:tr>
         <w:trPr>
-          <w:trHeight w:hRule="exact" w:val="1177"/>
+          <w:trHeight w:hRule="exact" w:val="1701"/>
         </w:trPr>
         <w:tc>
           <w:tcPr>
-            <w:tcW w:w="1134" w:type="dxa"/>
+            <w:tcW w:w="534" w:type="dxa"/>
             <w:tcBorders>
               <w:left w:val="single" w:sz="12" w:space="0" w:color="000000"/>
-              <w:right w:val="single" w:sz="4" w:space="0" w:color="auto"/>
+              <w:right w:val="nil"/>
             </w:tcBorders>
             <w:vAlign w:val="center"/>
           </w:tcPr>
@@ -8339,9 +8383,10 @@
         </w:tc>
         <w:tc>
           <w:tcPr>
-            <w:tcW w:w="9072" w:type="dxa"/>
-            <w:tcBorders>
-              <w:left w:val="single" w:sz="4" w:space="0" w:color="auto"/>
+            <w:tcW w:w="9672" w:type="dxa"/>
+            <w:gridSpan w:val="2"/>
+            <w:tcBorders>
+              <w:left w:val="nil"/>
               <w:right w:val="single" w:sz="12" w:space="0" w:color="000000"/>
             </w:tcBorders>
           </w:tcPr>
@@ -8356,29 +8401,24 @@
               <w:ind w:right="550"/>
               <w:jc w:val="both"/>
               <w:rPr>
-                <w:rFonts w:ascii="Segoe UI" w:hAnsi="Segoe UI" w:cs="Segoe UI"/>
-                <w:sz w:val="18"/>
                 <w:u w:val="single"/>
               </w:rPr>
             </w:pPr>
             <w:r>
               <w:rPr>
-                <w:rFonts w:ascii="Segoe UI" w:eastAsia="Verdana" w:hAnsi="Segoe UI" w:cs="Segoe UI"/>
-                <w:sz w:val="18"/>
+                <w:rFonts w:eastAsia="Verdana"/>
               </w:rPr>
               <w:t xml:space="preserve">A vizsgálat kizárólag a </w:t>
             </w:r>
             <w:r>
               <w:rPr>
-                <w:rFonts w:ascii="Segoe UI" w:eastAsia="Verdana" w:hAnsi="Segoe UI" w:cs="Segoe UI"/>
-                <w:sz w:val="18"/>
+                <w:rFonts w:eastAsia="Verdana"/>
               </w:rPr>
               <w:t xml:space="preserve">megrendelésben részletezett, a </w:t>
             </w:r>
             <w:r>
               <w:rPr>
-                <w:rFonts w:ascii="Segoe UI" w:eastAsia="Verdana" w:hAnsi="Segoe UI" w:cs="Segoe UI"/>
-                <w:sz w:val="18"/>
+                <w:rFonts w:eastAsia="Verdana"/>
               </w:rPr>
               <w:t>kísérő által bemutatott villamos szerkezetekre terjedt ki.</w:t>
             </w:r>
@@ -8394,38 +8434,24 @@
               <w:ind w:right="550"/>
               <w:jc w:val="both"/>
               <w:rPr>
-                <w:rFonts w:ascii="Segoe UI" w:hAnsi="Segoe UI" w:cs="Segoe UI"/>
-                <w:sz w:val="18"/>
                 <w:u w:val="single"/>
               </w:rPr>
             </w:pPr>
             <w:r>
-              <w:rPr>
-                <w:rFonts w:ascii="Segoe UI" w:hAnsi="Segoe UI" w:cs="Segoe UI"/>
-                <w:sz w:val="18"/>
-              </w:rPr>
               <w:t xml:space="preserve">A </w:t>
             </w:r>
             <w:r>
               <w:rPr>
-                <w:rFonts w:ascii="Segoe UI" w:hAnsi="Segoe UI" w:cs="Segoe UI"/>
-                <w:b/>
-                <w:sz w:val="18"/>
+                <w:b/>
               </w:rPr>
               <w:t>felhasználói belső szabályzat</w:t>
             </w:r>
             <w:r>
-              <w:rPr>
-                <w:rFonts w:ascii="Segoe UI" w:hAnsi="Segoe UI" w:cs="Segoe UI"/>
-                <w:sz w:val="18"/>
-              </w:rPr>
               <w:t xml:space="preserve">ban részletezett </w:t>
             </w:r>
             <w:r>
               <w:rPr>
-                <w:rFonts w:ascii="Segoe UI" w:hAnsi="Segoe UI" w:cs="Segoe UI"/>
-                <w:b/>
-                <w:sz w:val="18"/>
+                <w:b/>
               </w:rPr>
               <w:t>rendeltetésszerű használat.</w:t>
             </w:r>
@@ -8441,81 +8467,84 @@
               <w:ind w:right="550"/>
               <w:jc w:val="both"/>
               <w:rPr>
-                <w:rFonts w:ascii="Segoe UI" w:hAnsi="Segoe UI" w:cs="Segoe UI"/>
-                <w:sz w:val="18"/>
                 <w:u w:val="single"/>
               </w:rPr>
             </w:pPr>
             <w:r>
               <w:rPr>
-                <w:rFonts w:ascii="Segoe UI" w:eastAsia="Verdana" w:hAnsi="Segoe UI" w:cs="Segoe UI"/>
-                <w:sz w:val="18"/>
+                <w:rFonts w:eastAsia="Verdana"/>
               </w:rPr>
               <w:t xml:space="preserve">Jelen minősítő irat érvényes </w:t>
             </w:r>
             <w:r>
               <w:rPr>
-                <w:rFonts w:ascii="Segoe UI" w:eastAsia="Verdana" w:hAnsi="Segoe UI" w:cs="Segoe UI"/>
-                <w:b/>
-                <w:sz w:val="18"/>
-              </w:rPr>
-              <w:t>202</w:t>
-            </w:r>
-            <w:r>
-              <w:rPr>
-                <w:rFonts w:ascii="Segoe UI" w:eastAsia="Verdana" w:hAnsi="Segoe UI" w:cs="Segoe UI"/>
-                <w:b/>
-                <w:sz w:val="18"/>
+                <w:rFonts w:eastAsia="Verdana"/>
+                <w:b/>
+              </w:rPr>
+              <w:t>2</w:t>
+            </w:r>
+            <w:r>
+              <w:rPr>
+                <w:rFonts w:eastAsia="Verdana"/>
+                <w:b/>
+              </w:rPr>
+              <w:t>02</w:t>
+            </w:r>
+            <w:r>
+              <w:rPr>
+                <w:rFonts w:eastAsia="Verdana"/>
+                <w:b/>
               </w:rPr>
               <w:t>9</w:t>
             </w:r>
             <w:r>
               <w:rPr>
-                <w:rFonts w:ascii="Segoe UI" w:eastAsia="Verdana" w:hAnsi="Segoe UI" w:cs="Segoe UI"/>
-                <w:b/>
-                <w:sz w:val="18"/>
+                <w:rFonts w:eastAsia="Verdana"/>
+                <w:b/>
               </w:rPr>
               <w:t>.</w:t>
             </w:r>
             <w:r>
               <w:rPr>
-                <w:rFonts w:ascii="Segoe UI" w:eastAsia="Verdana" w:hAnsi="Segoe UI" w:cs="Segoe UI"/>
-                <w:b/>
-                <w:sz w:val="18"/>
+                <w:rFonts w:eastAsia="Verdana"/>
+                <w:b/>
               </w:rPr>
               <w:t>02</w:t>
             </w:r>
             <w:r>
               <w:rPr>
-                <w:rFonts w:ascii="Segoe UI" w:eastAsia="Verdana" w:hAnsi="Segoe UI" w:cs="Segoe UI"/>
-                <w:b/>
-                <w:sz w:val="18"/>
+                <w:rFonts w:eastAsia="Verdana"/>
+                <w:b/>
               </w:rPr>
               <w:t>.</w:t>
             </w:r>
             <w:r>
               <w:rPr>
-                <w:rFonts w:ascii="Segoe UI" w:eastAsia="Verdana" w:hAnsi="Segoe UI" w:cs="Segoe UI"/>
-                <w:b/>
-                <w:sz w:val="18"/>
+                <w:rFonts w:eastAsia="Verdana"/>
+                <w:b/>
               </w:rPr>
               <w:t>26</w:t>
             </w:r>
             <w:r>
               <w:rPr>
-                <w:rFonts w:ascii="Segoe UI" w:eastAsia="Verdana" w:hAnsi="Segoe UI" w:cs="Segoe UI"/>
-                <w:b/>
-                <w:sz w:val="18"/>
+                <w:rFonts w:eastAsia="Verdana"/>
+                <w:b/>
               </w:rPr>
               <w:t>-</w:t>
             </w:r>
             <w:r>
               <w:rPr>
-                <w:rFonts w:ascii="Segoe UI" w:eastAsia="Verdana" w:hAnsi="Segoe UI" w:cs="Segoe UI"/>
-                <w:b/>
-                <w:sz w:val="18"/>
-              </w:rPr>
-              <w:t>ig, vagy a berendezésen történt első beavatkozásig!</w:t>
+                <w:rFonts w:eastAsia="Verdana"/>
+                <w:b/>
+              </w:rPr>
+              <w:t>ig</w:t>
+            </w:r>
+            <w:r>
+              <w:rPr>
+                <w:rFonts w:eastAsia="Verdana"/>
+                <w:b/>
+              </w:rPr>
+              <w:t>, vagy a berendezésen történt első beavatkozásig!</w:t>
             </w:r>
           </w:p>
         </w:tc>
@@ -8526,10 +8555,10 @@
         </w:trPr>
         <w:tc>
           <w:tcPr>
-            <w:tcW w:w="1134" w:type="dxa"/>
+            <w:tcW w:w="534" w:type="dxa"/>
             <w:tcBorders>
               <w:left w:val="single" w:sz="12" w:space="0" w:color="000000"/>
-              <w:right w:val="single" w:sz="4" w:space="0" w:color="auto"/>
+              <w:right w:val="nil"/>
             </w:tcBorders>
             <w:vAlign w:val="center"/>
           </w:tcPr>
@@ -8543,9 +8572,10 @@
         </w:tc>
         <w:tc>
           <w:tcPr>
-            <w:tcW w:w="9072" w:type="dxa"/>
-            <w:tcBorders>
-              <w:left w:val="single" w:sz="4" w:space="0" w:color="auto"/>
+            <w:tcW w:w="9672" w:type="dxa"/>
+            <w:gridSpan w:val="2"/>
+            <w:tcBorders>
+              <w:left w:val="nil"/>
               <w:right w:val="single" w:sz="12" w:space="0" w:color="000000"/>
             </w:tcBorders>
             <w:vAlign w:val="center"/>
@@ -8575,10 +8605,10 @@
         </w:trPr>
         <w:tc>
           <w:tcPr>
-            <w:tcW w:w="1134" w:type="dxa"/>
+            <w:tcW w:w="534" w:type="dxa"/>
             <w:tcBorders>
               <w:left w:val="single" w:sz="12" w:space="0" w:color="000000"/>
-              <w:right w:val="single" w:sz="4" w:space="0" w:color="auto"/>
+              <w:right w:val="nil"/>
             </w:tcBorders>
             <w:vAlign w:val="center"/>
           </w:tcPr>
@@ -8588,34 +8618,55 @@
                 <w:rFonts w:eastAsia="Verdana"/>
               </w:rPr>
             </w:pPr>
-            <w:r>
-              <w:rPr>
-                <w:rFonts w:eastAsia="Verdana"/>
-                <w:b/>
-              </w:rPr>
-              <w:t>{{</w:t>
-            </w:r>
-            <w:r>
-              <w:rPr>
-                <w:rFonts w:ascii="Cascadia Mono" w:hAnsi="Cascadia Mono"/>
-                <w:color w:val="A31515"/>
-                <w:sz w:val="18"/>
-                <w:szCs w:val="18"/>
-              </w:rPr>
-              <w:t>301</w:t>
-            </w:r>
-            <w:r>
-              <w:rPr>
-                <w:rFonts w:eastAsia="Verdana"/>
-                <w:b/>
-              </w:rPr>
-              <w:t>}}</w:t>
-            </w:r>
-          </w:p>
-        </w:tc>
-        <w:tc>
-          <w:tcPr>
-            <w:tcW w:w="9072" w:type="dxa"/>
+          </w:p>
+        </w:tc>
+        <w:sdt>
+          <w:sdtPr>
+            <w:rPr>
+              <w:rFonts w:eastAsia="Verdana"/>
+              <w:b/>
+            </w:rPr>
+            <w:id w:val="-383486440"/>
+            <w14:checkbox>
+              <w14:checked w14:val="0"/>
+              <w14:checkedState w14:val="2612" w14:font="MS Gothic"/>
+              <w14:uncheckedState w14:val="2610" w14:font="MS Gothic"/>
+            </w14:checkbox>
+          </w:sdtPr>
+          <w:sdtEndPr/>
+          <w:sdtContent>
+            <w:tc>
+              <w:tcPr>
+                <w:tcW w:w="497" w:type="dxa"/>
+                <w:tcBorders>
+                  <w:left w:val="nil"/>
+                  <w:right w:val="nil"/>
+                </w:tcBorders>
+                <w:shd w:val="clear" w:color="auto" w:fill="auto"/>
+                <w:vAlign w:val="center"/>
+              </w:tcPr>
+              <w:p>
+                <w:pPr>
+                  <w:jc w:val="center"/>
+                  <w:rPr>
+                    <w:rFonts w:eastAsia="Verdana"/>
+                    <w:b/>
+                  </w:rPr>
+                </w:pPr>
+                <w:r>
+                  <w:rPr>
+                    <w:rFonts w:ascii="MS Gothic" w:eastAsia="MS Gothic" w:hAnsi="MS Gothic" w:hint="eastAsia"/>
+                    <w:b/>
+                  </w:rPr>
+                  <w:t>☐</w:t>
+                </w:r>
+              </w:p>
+            </w:tc>
+          </w:sdtContent>
+        </w:sdt>
+        <w:tc>
+          <w:tcPr>
+            <w:tcW w:w="9175" w:type="dxa"/>
             <w:tcBorders>
               <w:left w:val="nil"/>
               <w:right w:val="single" w:sz="12" w:space="0" w:color="000000"/>
@@ -8625,7 +8676,7 @@
           </w:tcPr>
           <w:p>
             <w:pPr>
-              <w:ind w:left="142" w:right="550"/>
+              <w:ind w:left="108" w:right="550"/>
               <w:jc w:val="both"/>
               <w:rPr>
                 <w:rFonts w:eastAsia="Verdana"/>
@@ -8673,10 +8724,10 @@
         </w:trPr>
         <w:tc>
           <w:tcPr>
-            <w:tcW w:w="1134" w:type="dxa"/>
+            <w:tcW w:w="534" w:type="dxa"/>
             <w:tcBorders>
               <w:left w:val="single" w:sz="12" w:space="0" w:color="000000"/>
-              <w:right w:val="single" w:sz="4" w:space="0" w:color="auto"/>
+              <w:right w:val="nil"/>
             </w:tcBorders>
             <w:vAlign w:val="center"/>
           </w:tcPr>
@@ -8686,34 +8737,55 @@
                 <w:rFonts w:eastAsia="Verdana"/>
               </w:rPr>
             </w:pPr>
-            <w:r>
-              <w:rPr>
-                <w:rFonts w:eastAsia="Verdana"/>
-                <w:b/>
-              </w:rPr>
-              <w:t>{{</w:t>
-            </w:r>
-            <w:r>
-              <w:rPr>
-                <w:rFonts w:ascii="Cascadia Mono" w:hAnsi="Cascadia Mono"/>
-                <w:color w:val="A31515"/>
-                <w:sz w:val="18"/>
-                <w:szCs w:val="18"/>
-              </w:rPr>
-              <w:t>302</w:t>
-            </w:r>
-            <w:r>
-              <w:rPr>
-                <w:rFonts w:eastAsia="Verdana"/>
-                <w:b/>
-              </w:rPr>
-              <w:t>}}</w:t>
-            </w:r>
-          </w:p>
-        </w:tc>
-        <w:tc>
-          <w:tcPr>
-            <w:tcW w:w="9072" w:type="dxa"/>
+          </w:p>
+        </w:tc>
+        <w:sdt>
+          <w:sdtPr>
+            <w:rPr>
+              <w:rFonts w:eastAsia="Verdana"/>
+              <w:b/>
+            </w:rPr>
+            <w:id w:val="1028074331"/>
+            <w14:checkbox>
+              <w14:checked w14:val="0"/>
+              <w14:checkedState w14:val="2612" w14:font="MS Gothic"/>
+              <w14:uncheckedState w14:val="2610" w14:font="MS Gothic"/>
+            </w14:checkbox>
+          </w:sdtPr>
+          <w:sdtEndPr/>
+          <w:sdtContent>
+            <w:tc>
+              <w:tcPr>
+                <w:tcW w:w="497" w:type="dxa"/>
+                <w:tcBorders>
+                  <w:left w:val="nil"/>
+                  <w:right w:val="nil"/>
+                </w:tcBorders>
+                <w:shd w:val="clear" w:color="auto" w:fill="auto"/>
+                <w:vAlign w:val="center"/>
+              </w:tcPr>
+              <w:p>
+                <w:pPr>
+                  <w:jc w:val="center"/>
+                  <w:rPr>
+                    <w:rFonts w:eastAsia="Verdana"/>
+                    <w:b/>
+                  </w:rPr>
+                </w:pPr>
+                <w:r>
+                  <w:rPr>
+                    <w:rFonts w:eastAsia="MS Gothic"/>
+                    <w:b/>
+                  </w:rPr>
+                  <w:t>☐</w:t>
+                </w:r>
+              </w:p>
+            </w:tc>
+          </w:sdtContent>
+        </w:sdt>
+        <w:tc>
+          <w:tcPr>
+            <w:tcW w:w="9175" w:type="dxa"/>
             <w:tcBorders>
               <w:left w:val="nil"/>
               <w:right w:val="single" w:sz="12" w:space="0" w:color="000000"/>
@@ -8723,7 +8795,7 @@
           </w:tcPr>
           <w:p>
             <w:pPr>
-              <w:ind w:left="142" w:right="550"/>
+              <w:ind w:left="108" w:right="550"/>
               <w:jc w:val="both"/>
               <w:rPr>
                 <w:rFonts w:eastAsia="Verdana"/>
@@ -8760,19 +8832,27 @@
               <w:rPr>
                 <w:rFonts w:eastAsia="Verdana"/>
               </w:rPr>
-              <w:t xml:space="preserve"> nagyobb névleges áramerősségű túláram</w:t>
-            </w:r>
+              <w:t xml:space="preserve"> nagyobb névleges áramerősségű </w:t>
+            </w:r>
+            <w:proofErr w:type="spellStart"/>
             <w:r>
               <w:rPr>
                 <w:rFonts w:eastAsia="Verdana"/>
               </w:rPr>
-              <w:t xml:space="preserve"> </w:t>
-            </w:r>
+              <w:t>túláramvédelemmel</w:t>
+            </w:r>
+            <w:proofErr w:type="spellEnd"/>
             <w:r>
               <w:rPr>
                 <w:rFonts w:eastAsia="Verdana"/>
               </w:rPr>
-              <w:t>védelemmel korlátozott villamos berendezésen,</w:t>
+              <w:t xml:space="preserve"> korlátozott villamos berendezésen</w:t>
+            </w:r>
+            <w:r>
+              <w:rPr>
+                <w:rFonts w:eastAsia="Verdana"/>
+              </w:rPr>
+              <w:t>,</w:t>
             </w:r>
           </w:p>
         </w:tc>
@@ -8783,46 +8863,68 @@
         </w:trPr>
         <w:tc>
           <w:tcPr>
-            <w:tcW w:w="1134" w:type="dxa"/>
+            <w:tcW w:w="534" w:type="dxa"/>
             <w:tcBorders>
               <w:left w:val="single" w:sz="12" w:space="0" w:color="000000"/>
-              <w:right w:val="single" w:sz="4" w:space="0" w:color="auto"/>
-            </w:tcBorders>
-            <w:vAlign w:val="center"/>
-          </w:tcPr>
-          <w:p>
-            <w:pPr>
-              <w:pStyle w:val="HTML-kntformzott"/>
+              <w:right w:val="nil"/>
+            </w:tcBorders>
+            <w:vAlign w:val="center"/>
+          </w:tcPr>
+          <w:p>
+            <w:pPr>
               <w:rPr>
                 <w:rFonts w:eastAsia="Verdana"/>
               </w:rPr>
             </w:pPr>
-            <w:r>
-              <w:rPr>
-                <w:rFonts w:eastAsia="Verdana"/>
-              </w:rPr>
-              <w:t>{{</w:t>
-            </w:r>
-            <w:r>
-              <w:rPr>
-                <w:rFonts w:ascii="Cascadia Mono" w:hAnsi="Cascadia Mono"/>
-                <w:color w:val="A31515"/>
-                <w:sz w:val="18"/>
-                <w:szCs w:val="18"/>
-              </w:rPr>
-              <w:t>303</w:t>
-            </w:r>
-            <w:r>
-              <w:rPr>
-                <w:rFonts w:eastAsia="Verdana"/>
-              </w:rPr>
-              <w:t>}}</w:t>
-            </w:r>
-          </w:p>
-        </w:tc>
-        <w:tc>
-          <w:tcPr>
-            <w:tcW w:w="9072" w:type="dxa"/>
+          </w:p>
+        </w:tc>
+        <w:sdt>
+          <w:sdtPr>
+            <w:rPr>
+              <w:rFonts w:eastAsia="Verdana"/>
+              <w:b/>
+            </w:rPr>
+            <w:id w:val="165836042"/>
+            <w14:checkbox>
+              <w14:checked w14:val="1"/>
+              <w14:checkedState w14:val="2612" w14:font="MS Gothic"/>
+              <w14:uncheckedState w14:val="2610" w14:font="MS Gothic"/>
+            </w14:checkbox>
+          </w:sdtPr>
+          <w:sdtEndPr/>
+          <w:sdtContent>
+            <w:tc>
+              <w:tcPr>
+                <w:tcW w:w="497" w:type="dxa"/>
+                <w:tcBorders>
+                  <w:left w:val="nil"/>
+                  <w:right w:val="nil"/>
+                </w:tcBorders>
+                <w:shd w:val="clear" w:color="auto" w:fill="auto"/>
+                <w:vAlign w:val="center"/>
+              </w:tcPr>
+              <w:p>
+                <w:pPr>
+                  <w:jc w:val="center"/>
+                  <w:rPr>
+                    <w:rFonts w:eastAsia="Verdana"/>
+                    <w:b/>
+                  </w:rPr>
+                </w:pPr>
+                <w:r>
+                  <w:rPr>
+                    <w:rFonts w:ascii="MS Gothic" w:eastAsia="MS Gothic" w:hAnsi="MS Gothic" w:hint="eastAsia"/>
+                    <w:b/>
+                  </w:rPr>
+                  <w:t>☒</w:t>
+                </w:r>
+              </w:p>
+            </w:tc>
+          </w:sdtContent>
+        </w:sdt>
+        <w:tc>
+          <w:tcPr>
+            <w:tcW w:w="9175" w:type="dxa"/>
             <w:tcBorders>
               <w:left w:val="nil"/>
               <w:right w:val="single" w:sz="12" w:space="0" w:color="000000"/>
@@ -8832,7 +8934,7 @@
           </w:tcPr>
           <w:p>
             <w:pPr>
-              <w:ind w:left="142" w:right="550"/>
+              <w:ind w:left="108" w:right="550"/>
               <w:jc w:val="both"/>
               <w:rPr>
                 <w:rFonts w:eastAsia="Verdana"/>
@@ -8869,7 +8971,13 @@
               <w:rPr>
                 <w:rFonts w:eastAsia="Verdana"/>
               </w:rPr>
-              <w:t xml:space="preserve"> épület, valamint egyéb épület villamos berendezésén, ha az munkahelynek minősül,</w:t>
+              <w:t xml:space="preserve"> épület, valamint egyéb épület villamos berendezésén, ha az munkahelynek minősül</w:t>
+            </w:r>
+            <w:r>
+              <w:rPr>
+                <w:rFonts w:eastAsia="Verdana"/>
+              </w:rPr>
+              <w:t>,</w:t>
             </w:r>
           </w:p>
         </w:tc>
@@ -8880,46 +8988,68 @@
         </w:trPr>
         <w:tc>
           <w:tcPr>
-            <w:tcW w:w="1134" w:type="dxa"/>
+            <w:tcW w:w="534" w:type="dxa"/>
             <w:tcBorders>
               <w:left w:val="single" w:sz="12" w:space="0" w:color="000000"/>
-              <w:right w:val="single" w:sz="4" w:space="0" w:color="auto"/>
-            </w:tcBorders>
-            <w:vAlign w:val="center"/>
-          </w:tcPr>
-          <w:p>
-            <w:pPr>
-              <w:pStyle w:val="HTML-kntformzott"/>
+              <w:right w:val="nil"/>
+            </w:tcBorders>
+            <w:vAlign w:val="center"/>
+          </w:tcPr>
+          <w:p>
+            <w:pPr>
               <w:rPr>
                 <w:rFonts w:eastAsia="Verdana"/>
               </w:rPr>
             </w:pPr>
-            <w:r>
-              <w:rPr>
-                <w:rFonts w:eastAsia="Verdana"/>
-              </w:rPr>
-              <w:t>{{</w:t>
-            </w:r>
-            <w:r>
-              <w:rPr>
-                <w:rFonts w:ascii="Cascadia Mono" w:hAnsi="Cascadia Mono"/>
-                <w:color w:val="A31515"/>
-                <w:sz w:val="18"/>
-                <w:szCs w:val="18"/>
-              </w:rPr>
-              <w:t>304</w:t>
-            </w:r>
-            <w:r>
-              <w:rPr>
-                <w:rFonts w:eastAsia="Verdana"/>
-              </w:rPr>
-              <w:t>}}</w:t>
-            </w:r>
-          </w:p>
-        </w:tc>
-        <w:tc>
-          <w:tcPr>
-            <w:tcW w:w="9072" w:type="dxa"/>
+          </w:p>
+        </w:tc>
+        <w:sdt>
+          <w:sdtPr>
+            <w:rPr>
+              <w:rFonts w:eastAsia="Verdana"/>
+              <w:b/>
+            </w:rPr>
+            <w:id w:val="-371765643"/>
+            <w14:checkbox>
+              <w14:checked w14:val="0"/>
+              <w14:checkedState w14:val="2612" w14:font="MS Gothic"/>
+              <w14:uncheckedState w14:val="2610" w14:font="MS Gothic"/>
+            </w14:checkbox>
+          </w:sdtPr>
+          <w:sdtEndPr/>
+          <w:sdtContent>
+            <w:tc>
+              <w:tcPr>
+                <w:tcW w:w="497" w:type="dxa"/>
+                <w:tcBorders>
+                  <w:left w:val="nil"/>
+                  <w:right w:val="nil"/>
+                </w:tcBorders>
+                <w:shd w:val="clear" w:color="auto" w:fill="auto"/>
+                <w:vAlign w:val="center"/>
+              </w:tcPr>
+              <w:p>
+                <w:pPr>
+                  <w:jc w:val="center"/>
+                  <w:rPr>
+                    <w:rFonts w:eastAsia="Verdana"/>
+                    <w:b/>
+                  </w:rPr>
+                </w:pPr>
+                <w:r>
+                  <w:rPr>
+                    <w:rFonts w:eastAsia="MS Gothic"/>
+                    <w:b/>
+                  </w:rPr>
+                  <w:t>☐</w:t>
+                </w:r>
+              </w:p>
+            </w:tc>
+          </w:sdtContent>
+        </w:sdt>
+        <w:tc>
+          <w:tcPr>
+            <w:tcW w:w="9175" w:type="dxa"/>
             <w:tcBorders>
               <w:left w:val="nil"/>
               <w:right w:val="single" w:sz="12" w:space="0" w:color="000000"/>
@@ -8929,7 +9059,7 @@
           </w:tcPr>
           <w:p>
             <w:pPr>
-              <w:ind w:left="142" w:right="550"/>
+              <w:ind w:left="108" w:right="550"/>
               <w:jc w:val="both"/>
               <w:rPr>
                 <w:rFonts w:eastAsia="Verdana"/>
@@ -8968,11 +9098,23 @@
               <w:rPr>
                 <w:rFonts w:eastAsia="Verdana"/>
               </w:rPr>
-              <w:t xml:space="preserve"> osztályú anyagot tartalmazó helyiségekben és szabadtéren (korábban: </w:t>
+              <w:t xml:space="preserve"> osztályú anyagot tartalmazó helyiségekben és</w:t>
             </w:r>
             <w:r>
               <w:rPr>
                 <w:rFonts w:eastAsia="Verdana"/>
+              </w:rPr>
+              <w:t xml:space="preserve"> </w:t>
+            </w:r>
+            <w:r>
+              <w:rPr>
+                <w:rFonts w:eastAsia="Verdana"/>
+              </w:rPr>
+              <w:t xml:space="preserve">szabadtéren (korábban: </w:t>
+            </w:r>
+            <w:r>
+              <w:rPr>
+                <w:rFonts w:eastAsia="Verdana"/>
                 <w:b/>
               </w:rPr>
               <w:t>A</w:t>
@@ -8994,7 +9136,393 @@
               <w:rPr>
                 <w:rFonts w:eastAsia="Verdana"/>
               </w:rPr>
-              <w:t xml:space="preserve"> osztályú helyiségek),</w:t>
+              <w:t xml:space="preserve"> osztályú helyiségek)</w:t>
+            </w:r>
+            <w:r>
+              <w:rPr>
+                <w:rFonts w:eastAsia="Verdana"/>
+              </w:rPr>
+              <w:t>,</w:t>
+            </w:r>
+          </w:p>
+        </w:tc>
+      </w:tr>
+      <w:tr>
+        <w:trPr>
+          <w:trHeight w:val="567"/>
+        </w:trPr>
+        <w:tc>
+          <w:tcPr>
+            <w:tcW w:w="534" w:type="dxa"/>
+            <w:tcBorders>
+              <w:left w:val="single" w:sz="12" w:space="0" w:color="000000"/>
+              <w:right w:val="nil"/>
+            </w:tcBorders>
+            <w:vAlign w:val="center"/>
+          </w:tcPr>
+          <w:p>
+            <w:pPr>
+              <w:rPr>
+                <w:rFonts w:eastAsia="Verdana"/>
+              </w:rPr>
+            </w:pPr>
+          </w:p>
+        </w:tc>
+        <w:sdt>
+          <w:sdtPr>
+            <w:rPr>
+              <w:rFonts w:eastAsia="Verdana"/>
+              <w:b/>
+            </w:rPr>
+            <w:id w:val="1781522068"/>
+            <w14:checkbox>
+              <w14:checked w14:val="1"/>
+              <w14:checkedState w14:val="2612" w14:font="MS Gothic"/>
+              <w14:uncheckedState w14:val="2610" w14:font="MS Gothic"/>
+            </w14:checkbox>
+          </w:sdtPr>
+          <w:sdtEndPr/>
+          <w:sdtContent>
+            <w:tc>
+              <w:tcPr>
+                <w:tcW w:w="497" w:type="dxa"/>
+                <w:tcBorders>
+                  <w:left w:val="nil"/>
+                  <w:right w:val="nil"/>
+                </w:tcBorders>
+                <w:shd w:val="clear" w:color="auto" w:fill="auto"/>
+                <w:vAlign w:val="center"/>
+              </w:tcPr>
+              <w:p>
+                <w:pPr>
+                  <w:jc w:val="center"/>
+                  <w:rPr>
+                    <w:rFonts w:eastAsia="Verdana"/>
+                    <w:b/>
+                  </w:rPr>
+                </w:pPr>
+                <w:r>
+                  <w:rPr>
+                    <w:rFonts w:ascii="MS Gothic" w:eastAsia="MS Gothic" w:hAnsi="MS Gothic" w:hint="eastAsia"/>
+                    <w:b/>
+                  </w:rPr>
+                  <w:t>☒</w:t>
+                </w:r>
+              </w:p>
+            </w:tc>
+          </w:sdtContent>
+        </w:sdt>
+        <w:tc>
+          <w:tcPr>
+            <w:tcW w:w="9175" w:type="dxa"/>
+            <w:tcBorders>
+              <w:left w:val="nil"/>
+              <w:right w:val="single" w:sz="12" w:space="0" w:color="000000"/>
+            </w:tcBorders>
+            <w:shd w:val="clear" w:color="auto" w:fill="auto"/>
+            <w:vAlign w:val="center"/>
+          </w:tcPr>
+          <w:p>
+            <w:pPr>
+              <w:ind w:left="108" w:right="550"/>
+              <w:jc w:val="both"/>
+              <w:rPr>
+                <w:rFonts w:eastAsia="Verdana"/>
+              </w:rPr>
+            </w:pPr>
+            <w:r>
+              <w:rPr>
+                <w:rFonts w:eastAsia="Verdana"/>
+              </w:rPr>
+              <w:t xml:space="preserve">egyéb, itt nem </w:t>
+            </w:r>
+            <w:proofErr w:type="gramStart"/>
+            <w:r>
+              <w:rPr>
+                <w:rFonts w:eastAsia="Verdana"/>
+              </w:rPr>
+              <w:t>szereplő esetekben</w:t>
+            </w:r>
+            <w:proofErr w:type="gramEnd"/>
+            <w:r>
+              <w:rPr>
+                <w:rFonts w:eastAsia="Verdana"/>
+              </w:rPr>
+              <w:t>,</w:t>
+            </w:r>
+          </w:p>
+        </w:tc>
+      </w:tr>
+      <w:tr>
+        <w:trPr>
+          <w:trHeight w:val="567"/>
+        </w:trPr>
+        <w:tc>
+          <w:tcPr>
+            <w:tcW w:w="534" w:type="dxa"/>
+            <w:tcBorders>
+              <w:left w:val="single" w:sz="12" w:space="0" w:color="000000"/>
+              <w:right w:val="nil"/>
+            </w:tcBorders>
+            <w:vAlign w:val="center"/>
+          </w:tcPr>
+          <w:p>
+            <w:pPr>
+              <w:rPr>
+                <w:rFonts w:eastAsia="Verdana"/>
+              </w:rPr>
+            </w:pPr>
+          </w:p>
+        </w:tc>
+        <w:tc>
+          <w:tcPr>
+            <w:tcW w:w="9672" w:type="dxa"/>
+            <w:gridSpan w:val="2"/>
+            <w:tcBorders>
+              <w:left w:val="nil"/>
+              <w:right w:val="single" w:sz="12" w:space="0" w:color="000000"/>
+            </w:tcBorders>
+            <w:shd w:val="clear" w:color="auto" w:fill="auto"/>
+            <w:vAlign w:val="center"/>
+          </w:tcPr>
+          <w:p>
+            <w:pPr>
+              <w:ind w:left="179" w:right="550"/>
+              <w:jc w:val="both"/>
+              <w:rPr>
+                <w:rFonts w:eastAsia="Verdana"/>
+                <w:b/>
+              </w:rPr>
+            </w:pPr>
+            <w:r>
+              <w:rPr>
+                <w:rFonts w:eastAsia="Arial"/>
+                <w:b/>
+              </w:rPr>
+              <w:t xml:space="preserve">a kiadási </w:t>
+            </w:r>
+            <w:proofErr w:type="gramStart"/>
+            <w:r>
+              <w:rPr>
+                <w:rFonts w:eastAsia="Arial"/>
+                <w:b/>
+              </w:rPr>
+              <w:t>dátumtól</w:t>
+            </w:r>
+            <w:proofErr w:type="gramEnd"/>
+            <w:r>
+              <w:rPr>
+                <w:rFonts w:eastAsia="Arial"/>
+                <w:b/>
+              </w:rPr>
+              <w:t xml:space="preserve"> számított </w:t>
+            </w:r>
+            <w:r>
+              <w:rPr>
+                <w:rFonts w:eastAsia="Arial"/>
+                <w:b/>
+              </w:rPr>
+              <w:t>3</w:t>
+            </w:r>
+            <w:bookmarkStart w:id="0" w:name="_GoBack"/>
+            <w:bookmarkEnd w:id="0"/>
+            <w:r>
+              <w:rPr>
+                <w:rFonts w:eastAsia="Arial"/>
+                <w:b/>
+              </w:rPr>
+              <w:t xml:space="preserve"> éven belül, legkésőbb: </w:t>
+            </w:r>
+            <w:r>
+              <w:rPr>
+                <w:rFonts w:eastAsia="Arial"/>
+                <w:b/>
+              </w:rPr>
+              <w:t>…………………</w:t>
+            </w:r>
+            <w:r>
+              <w:rPr>
+                <w:rFonts w:eastAsia="Arial"/>
+                <w:b/>
+              </w:rPr>
+              <w:t>-</w:t>
+            </w:r>
+            <w:proofErr w:type="spellStart"/>
+            <w:r>
+              <w:rPr>
+                <w:rFonts w:eastAsia="Arial"/>
+                <w:b/>
+              </w:rPr>
+              <w:t>ig</w:t>
+            </w:r>
+            <w:proofErr w:type="spellEnd"/>
+            <w:r>
+              <w:rPr>
+                <w:rFonts w:eastAsia="Arial"/>
+                <w:b/>
+              </w:rPr>
+              <w:t xml:space="preserve"> kell elvégezni.</w:t>
+            </w:r>
+          </w:p>
+        </w:tc>
+      </w:tr>
+      <w:tr>
+        <w:trPr>
+          <w:trHeight w:val="567"/>
+        </w:trPr>
+        <w:tc>
+          <w:tcPr>
+            <w:tcW w:w="534" w:type="dxa"/>
+            <w:tcBorders>
+              <w:left w:val="single" w:sz="12" w:space="0" w:color="000000"/>
+              <w:right w:val="nil"/>
+            </w:tcBorders>
+            <w:vAlign w:val="center"/>
+          </w:tcPr>
+          <w:p>
+            <w:pPr>
+              <w:rPr>
+                <w:rFonts w:eastAsia="Verdana"/>
+              </w:rPr>
+            </w:pPr>
+          </w:p>
+        </w:tc>
+        <w:sdt>
+          <w:sdtPr>
+            <w:rPr>
+              <w:rFonts w:eastAsia="Verdana"/>
+              <w:b/>
+            </w:rPr>
+            <w:id w:val="-1518083401"/>
+            <w14:checkbox>
+              <w14:checked w14:val="0"/>
+              <w14:checkedState w14:val="2612" w14:font="MS Gothic"/>
+              <w14:uncheckedState w14:val="2610" w14:font="MS Gothic"/>
+            </w14:checkbox>
+          </w:sdtPr>
+          <w:sdtEndPr/>
+          <w:sdtContent>
+            <w:tc>
+              <w:tcPr>
+                <w:tcW w:w="497" w:type="dxa"/>
+                <w:tcBorders>
+                  <w:left w:val="nil"/>
+                  <w:right w:val="nil"/>
+                </w:tcBorders>
+                <w:shd w:val="clear" w:color="auto" w:fill="auto"/>
+                <w:vAlign w:val="center"/>
+              </w:tcPr>
+              <w:p>
+                <w:pPr>
+                  <w:jc w:val="center"/>
+                  <w:rPr>
+                    <w:rFonts w:eastAsia="Verdana"/>
+                    <w:b/>
+                  </w:rPr>
+                </w:pPr>
+                <w:r>
+                  <w:rPr>
+                    <w:rFonts w:eastAsia="MS Gothic"/>
+                    <w:b/>
+                  </w:rPr>
+                  <w:t>☐</w:t>
+                </w:r>
+              </w:p>
+            </w:tc>
+          </w:sdtContent>
+        </w:sdt>
+        <w:tc>
+          <w:tcPr>
+            <w:tcW w:w="9175" w:type="dxa"/>
+            <w:tcBorders>
+              <w:left w:val="nil"/>
+              <w:right w:val="single" w:sz="12" w:space="0" w:color="000000"/>
+            </w:tcBorders>
+            <w:shd w:val="clear" w:color="auto" w:fill="auto"/>
+            <w:vAlign w:val="center"/>
+          </w:tcPr>
+          <w:p>
+            <w:pPr>
+              <w:ind w:left="108" w:right="550"/>
+              <w:jc w:val="both"/>
+              <w:rPr>
+                <w:rFonts w:eastAsia="Arial"/>
+              </w:rPr>
+            </w:pPr>
+            <w:r>
+              <w:rPr>
+                <w:rFonts w:eastAsia="Arial"/>
+              </w:rPr>
+              <w:t xml:space="preserve">a lakóépületek villamos berendezésén (kivéve: lakások, ha </w:t>
+            </w:r>
+            <w:proofErr w:type="spellStart"/>
+            <w:r>
+              <w:rPr>
+                <w:rFonts w:eastAsia="Arial"/>
+                <w:b/>
+              </w:rPr>
+              <w:t>I</w:t>
+            </w:r>
+            <w:r>
+              <w:rPr>
+                <w:rFonts w:eastAsia="Arial"/>
+                <w:b/>
+                <w:vertAlign w:val="subscript"/>
+              </w:rPr>
+              <w:t>b</w:t>
+            </w:r>
+            <w:proofErr w:type="spellEnd"/>
+            <w:r>
+              <w:rPr>
+                <w:rFonts w:eastAsia="Arial"/>
+                <w:b/>
+              </w:rPr>
+              <w:t xml:space="preserve"> ≤ 32 </w:t>
+            </w:r>
+            <w:proofErr w:type="gramStart"/>
+            <w:r>
+              <w:rPr>
+                <w:rFonts w:eastAsia="Arial"/>
+                <w:b/>
+              </w:rPr>
+              <w:t>A</w:t>
+            </w:r>
+            <w:proofErr w:type="gramEnd"/>
+            <w:r>
+              <w:rPr>
+                <w:rFonts w:eastAsia="Arial"/>
+              </w:rPr>
+              <w:t xml:space="preserve"> és </w:t>
+            </w:r>
+            <w:proofErr w:type="spellStart"/>
+            <w:r>
+              <w:rPr>
+                <w:rFonts w:eastAsia="Arial"/>
+                <w:b/>
+              </w:rPr>
+              <w:t>I</w:t>
+            </w:r>
+            <w:r>
+              <w:rPr>
+                <w:rFonts w:eastAsia="Arial"/>
+                <w:b/>
+                <w:vertAlign w:val="subscript"/>
+              </w:rPr>
+              <w:t>Δn</w:t>
+            </w:r>
+            <w:proofErr w:type="spellEnd"/>
+            <w:r>
+              <w:rPr>
+                <w:rFonts w:eastAsia="Arial"/>
+                <w:b/>
+              </w:rPr>
+              <w:t xml:space="preserve"> ≤ 30 mA</w:t>
+            </w:r>
+            <w:r>
+              <w:rPr>
+                <w:rFonts w:eastAsia="Arial"/>
+              </w:rPr>
+              <w:t>)</w:t>
             </w:r>
           </w:p>
         </w:tc>
@@ -9005,46 +9533,68 @@
         </w:trPr>
         <w:tc>
           <w:tcPr>
-            <w:tcW w:w="1134" w:type="dxa"/>
+            <w:tcW w:w="534" w:type="dxa"/>
             <w:tcBorders>
               <w:left w:val="single" w:sz="12" w:space="0" w:color="000000"/>
-              <w:right w:val="single" w:sz="4" w:space="0" w:color="auto"/>
-            </w:tcBorders>
-            <w:vAlign w:val="center"/>
-          </w:tcPr>
-          <w:p>
-            <w:pPr>
-              <w:pStyle w:val="HTML-kntformzott"/>
+              <w:right w:val="nil"/>
+            </w:tcBorders>
+            <w:vAlign w:val="center"/>
+          </w:tcPr>
+          <w:p>
+            <w:pPr>
               <w:rPr>
                 <w:rFonts w:eastAsia="Verdana"/>
               </w:rPr>
             </w:pPr>
-            <w:r>
-              <w:rPr>
-                <w:rFonts w:eastAsia="Verdana"/>
-              </w:rPr>
-              <w:t>{{</w:t>
-            </w:r>
-            <w:r>
-              <w:rPr>
-                <w:rFonts w:ascii="Cascadia Mono" w:hAnsi="Cascadia Mono"/>
-                <w:color w:val="A31515"/>
-                <w:sz w:val="18"/>
-                <w:szCs w:val="18"/>
-              </w:rPr>
-              <w:t>305</w:t>
-            </w:r>
-            <w:r>
-              <w:rPr>
-                <w:rFonts w:eastAsia="Verdana"/>
-              </w:rPr>
-              <w:t>}}</w:t>
-            </w:r>
-          </w:p>
-        </w:tc>
-        <w:tc>
-          <w:tcPr>
-            <w:tcW w:w="9072" w:type="dxa"/>
+          </w:p>
+        </w:tc>
+        <w:sdt>
+          <w:sdtPr>
+            <w:rPr>
+              <w:rFonts w:eastAsia="Verdana"/>
+              <w:b/>
+            </w:rPr>
+            <w:id w:val="657734040"/>
+            <w14:checkbox>
+              <w14:checked w14:val="0"/>
+              <w14:checkedState w14:val="2612" w14:font="MS Gothic"/>
+              <w14:uncheckedState w14:val="2610" w14:font="MS Gothic"/>
+            </w14:checkbox>
+          </w:sdtPr>
+          <w:sdtEndPr/>
+          <w:sdtContent>
+            <w:tc>
+              <w:tcPr>
+                <w:tcW w:w="497" w:type="dxa"/>
+                <w:tcBorders>
+                  <w:left w:val="nil"/>
+                  <w:right w:val="nil"/>
+                </w:tcBorders>
+                <w:shd w:val="clear" w:color="auto" w:fill="auto"/>
+                <w:vAlign w:val="center"/>
+              </w:tcPr>
+              <w:p>
+                <w:pPr>
+                  <w:jc w:val="center"/>
+                  <w:rPr>
+                    <w:rFonts w:eastAsia="Verdana"/>
+                    <w:b/>
+                  </w:rPr>
+                </w:pPr>
+                <w:r>
+                  <w:rPr>
+                    <w:rFonts w:ascii="MS Gothic" w:eastAsia="MS Gothic" w:hAnsi="MS Gothic" w:hint="eastAsia"/>
+                    <w:b/>
+                  </w:rPr>
+                  <w:t>☐</w:t>
+                </w:r>
+              </w:p>
+            </w:tc>
+          </w:sdtContent>
+        </w:sdt>
+        <w:tc>
+          <w:tcPr>
+            <w:tcW w:w="9175" w:type="dxa"/>
             <w:tcBorders>
               <w:left w:val="nil"/>
               <w:right w:val="single" w:sz="12" w:space="0" w:color="000000"/>
@@ -9054,11 +9604,10 @@
           </w:tcPr>
           <w:p>
             <w:pPr>
-              <w:ind w:left="142" w:right="550"/>
+              <w:ind w:left="108" w:right="550"/>
               <w:jc w:val="both"/>
               <w:rPr>
-                <w:rFonts w:eastAsia="Verdana"/>
-                <w:b/>
+                <w:rFonts w:eastAsia="Arial"/>
               </w:rPr>
             </w:pPr>
             <w:r>
@@ -9141,76 +9690,68 @@
         </w:trPr>
         <w:tc>
           <w:tcPr>
-            <w:tcW w:w="1134" w:type="dxa"/>
+            <w:tcW w:w="534" w:type="dxa"/>
             <w:tcBorders>
               <w:left w:val="single" w:sz="12" w:space="0" w:color="000000"/>
-              <w:right w:val="single" w:sz="4" w:space="0" w:color="auto"/>
-            </w:tcBorders>
-            <w:vAlign w:val="center"/>
-          </w:tcPr>
-          <w:p>
-            <w:pPr>
-              <w:tabs>
-                <w:tab w:val="left" w:pos="916"/>
-                <w:tab w:val="left" w:pos="1832"/>
-                <w:tab w:val="left" w:pos="2748"/>
-                <w:tab w:val="left" w:pos="3664"/>
-                <w:tab w:val="left" w:pos="4580"/>
-                <w:tab w:val="left" w:pos="5496"/>
-                <w:tab w:val="left" w:pos="6412"/>
-                <w:tab w:val="left" w:pos="7328"/>
-                <w:tab w:val="left" w:pos="8244"/>
-                <w:tab w:val="left" w:pos="9160"/>
-                <w:tab w:val="left" w:pos="10076"/>
-                <w:tab w:val="left" w:pos="10992"/>
-                <w:tab w:val="left" w:pos="11908"/>
-                <w:tab w:val="left" w:pos="12824"/>
-                <w:tab w:val="left" w:pos="13740"/>
-                <w:tab w:val="left" w:pos="14656"/>
-              </w:tabs>
-              <w:rPr>
-                <w:rFonts w:ascii="Cascadia Mono" w:hAnsi="Cascadia Mono" w:cs="Courier New"/>
-                <w:color w:val="000000"/>
-                <w:sz w:val="18"/>
-                <w:szCs w:val="18"/>
-                <w:lang w:eastAsia="hu-HU"/>
-              </w:rPr>
-            </w:pPr>
-            <w:r>
-              <w:rPr>
-                <w:rFonts w:ascii="Cascadia Mono" w:hAnsi="Cascadia Mono" w:cs="Courier New"/>
-                <w:color w:val="A31515"/>
-                <w:sz w:val="18"/>
-                <w:szCs w:val="18"/>
-                <w:lang w:eastAsia="hu-HU"/>
-              </w:rPr>
-              <w:t>{{</w:t>
-            </w:r>
-            <w:r>
-              <w:rPr>
-                <w:rFonts w:ascii="Cascadia Mono" w:hAnsi="Cascadia Mono" w:cs="Courier New"/>
-                <w:color w:val="A31515"/>
-                <w:sz w:val="18"/>
-                <w:szCs w:val="18"/>
-                <w:lang w:eastAsia="hu-HU"/>
-              </w:rPr>
-              <w:t>306</w:t>
-            </w:r>
-            <w:r>
-              <w:rPr>
-                <w:rFonts w:ascii="Cascadia Mono" w:hAnsi="Cascadia Mono" w:cs="Courier New"/>
-                <w:color w:val="000000"/>
-                <w:sz w:val="18"/>
-                <w:szCs w:val="18"/>
-                <w:lang w:eastAsia="hu-HU"/>
-              </w:rPr>
-              <w:t>}}</w:t>
-            </w:r>
-          </w:p>
-        </w:tc>
-        <w:tc>
-          <w:tcPr>
-            <w:tcW w:w="9072" w:type="dxa"/>
+              <w:right w:val="nil"/>
+            </w:tcBorders>
+            <w:vAlign w:val="center"/>
+          </w:tcPr>
+          <w:p>
+            <w:pPr>
+              <w:rPr>
+                <w:rFonts w:eastAsia="Verdana"/>
+              </w:rPr>
+            </w:pPr>
+          </w:p>
+        </w:tc>
+        <w:sdt>
+          <w:sdtPr>
+            <w:rPr>
+              <w:rFonts w:eastAsia="Verdana"/>
+              <w:b/>
+            </w:rPr>
+            <w:id w:val="1074862857"/>
+            <w14:checkbox>
+              <w14:checked w14:val="0"/>
+              <w14:checkedState w14:val="2612" w14:font="MS Gothic"/>
+              <w14:uncheckedState w14:val="2610" w14:font="MS Gothic"/>
+            </w14:checkbox>
+          </w:sdtPr>
+          <w:sdtEndPr/>
+          <w:sdtContent>
+            <w:tc>
+              <w:tcPr>
+                <w:tcW w:w="497" w:type="dxa"/>
+                <w:tcBorders>
+                  <w:left w:val="nil"/>
+                  <w:right w:val="nil"/>
+                </w:tcBorders>
+                <w:shd w:val="clear" w:color="auto" w:fill="auto"/>
+                <w:vAlign w:val="center"/>
+              </w:tcPr>
+              <w:p>
+                <w:pPr>
+                  <w:jc w:val="center"/>
+                  <w:rPr>
+                    <w:rFonts w:eastAsia="Verdana"/>
+                    <w:b/>
+                  </w:rPr>
+                </w:pPr>
+                <w:r>
+                  <w:rPr>
+                    <w:rFonts w:eastAsia="MS Gothic"/>
+                    <w:b/>
+                  </w:rPr>
+                  <w:t>☐</w:t>
+                </w:r>
+              </w:p>
+            </w:tc>
+          </w:sdtContent>
+        </w:sdt>
+        <w:tc>
+          <w:tcPr>
+            <w:tcW w:w="9175" w:type="dxa"/>
             <w:tcBorders>
               <w:left w:val="nil"/>
               <w:right w:val="single" w:sz="12" w:space="0" w:color="000000"/>
@@ -9220,47 +9761,26 @@
           </w:tcPr>
           <w:p>
             <w:pPr>
-              <w:pStyle w:val="HTML-kntformzott"/>
-              <w:ind w:left="142"/>
+              <w:ind w:left="108" w:right="550"/>
+              <w:jc w:val="both"/>
+              <w:rPr>
+                <w:rFonts w:eastAsia="Arial"/>
+              </w:rPr>
+            </w:pPr>
+            <w:r>
               <w:rPr>
                 <w:rFonts w:eastAsia="Verdana"/>
               </w:rPr>
-            </w:pPr>
+              <w:t xml:space="preserve">egyéb, itt nem </w:t>
+            </w:r>
+            <w:proofErr w:type="gramStart"/>
             <w:r>
               <w:rPr>
                 <w:rFonts w:eastAsia="Verdana"/>
               </w:rPr>
-              <w:t xml:space="preserve">egyéb, itt nem </w:t>
-            </w:r>
-            <w:proofErr w:type="gramStart"/>
-            <w:r>
-              <w:rPr>
-                <w:rFonts w:eastAsia="Verdana"/>
-              </w:rPr>
               <w:t>szereplő esetekben</w:t>
             </w:r>
             <w:proofErr w:type="gramEnd"/>
-            <w:r>
-              <w:rPr>
-                <w:rFonts w:eastAsia="Verdana"/>
-              </w:rPr>
-              <w:t>: {{</w:t>
-            </w:r>
-            <w:r>
-              <w:rPr>
-                <w:rFonts w:ascii="Cascadia Mono" w:hAnsi="Cascadia Mono"/>
-                <w:color w:val="A31515"/>
-                <w:sz w:val="18"/>
-                <w:szCs w:val="18"/>
-              </w:rPr>
-              <w:t>KOV_EGYEB1_SZOVEG</w:t>
-            </w:r>
-            <w:r>
-              <w:rPr>
-                <w:rFonts w:eastAsia="Verdana"/>
-              </w:rPr>
-              <w:t>}}</w:t>
-            </w:r>
           </w:p>
         </w:tc>
       </w:tr>
@@ -9270,74 +9790,27 @@
         </w:trPr>
         <w:tc>
           <w:tcPr>
-            <w:tcW w:w="1134" w:type="dxa"/>
+            <w:tcW w:w="534" w:type="dxa"/>
             <w:tcBorders>
               <w:left w:val="single" w:sz="12" w:space="0" w:color="000000"/>
-              <w:right w:val="single" w:sz="4" w:space="0" w:color="auto"/>
-            </w:tcBorders>
-            <w:vAlign w:val="center"/>
-          </w:tcPr>
-          <w:p>
-            <w:pPr>
-              <w:tabs>
-                <w:tab w:val="left" w:pos="916"/>
-                <w:tab w:val="left" w:pos="1832"/>
-                <w:tab w:val="left" w:pos="2748"/>
-                <w:tab w:val="left" w:pos="3664"/>
-                <w:tab w:val="left" w:pos="4580"/>
-                <w:tab w:val="left" w:pos="5496"/>
-                <w:tab w:val="left" w:pos="6412"/>
-                <w:tab w:val="left" w:pos="7328"/>
-                <w:tab w:val="left" w:pos="8244"/>
-                <w:tab w:val="left" w:pos="9160"/>
-                <w:tab w:val="left" w:pos="10076"/>
-                <w:tab w:val="left" w:pos="10992"/>
-                <w:tab w:val="left" w:pos="11908"/>
-                <w:tab w:val="left" w:pos="12824"/>
-                <w:tab w:val="left" w:pos="13740"/>
-                <w:tab w:val="left" w:pos="14656"/>
-              </w:tabs>
-              <w:rPr>
-                <w:rFonts w:ascii="Cascadia Mono" w:hAnsi="Cascadia Mono" w:cs="Courier New"/>
-                <w:color w:val="000000"/>
-                <w:sz w:val="18"/>
-                <w:szCs w:val="18"/>
-                <w:lang w:eastAsia="hu-HU"/>
-              </w:rPr>
-            </w:pPr>
-            <w:r>
-              <w:rPr>
-                <w:rFonts w:ascii="Cascadia Mono" w:hAnsi="Cascadia Mono" w:cs="Courier New"/>
-                <w:color w:val="A31515"/>
-                <w:sz w:val="18"/>
-                <w:szCs w:val="18"/>
-                <w:lang w:eastAsia="hu-HU"/>
-              </w:rPr>
-              <w:t>{{</w:t>
-            </w:r>
-            <w:r>
-              <w:rPr>
-                <w:rFonts w:ascii="Cascadia Mono" w:hAnsi="Cascadia Mono" w:cs="Courier New"/>
-                <w:color w:val="A31515"/>
-                <w:sz w:val="18"/>
-                <w:szCs w:val="18"/>
-                <w:lang w:eastAsia="hu-HU"/>
-              </w:rPr>
-              <w:t>307</w:t>
-            </w:r>
-            <w:r>
+              <w:right w:val="nil"/>
+            </w:tcBorders>
+            <w:vAlign w:val="center"/>
+          </w:tcPr>
+          <w:p>
+            <w:pPr>
               <w:rPr>
                 <w:rFonts w:eastAsia="Verdana"/>
               </w:rPr>
-              <w:t>}}</w:t>
-            </w:r>
-          </w:p>
-        </w:tc>
-        <w:tc>
-          <w:tcPr>
-            <w:tcW w:w="9072" w:type="dxa"/>
-            <w:tcBorders>
-              <w:left w:val="single" w:sz="4" w:space="0" w:color="auto"/>
+            </w:pPr>
+          </w:p>
+        </w:tc>
+        <w:tc>
+          <w:tcPr>
+            <w:tcW w:w="9672" w:type="dxa"/>
+            <w:gridSpan w:val="2"/>
+            <w:tcBorders>
+              <w:left w:val="nil"/>
               <w:right w:val="single" w:sz="12" w:space="0" w:color="000000"/>
             </w:tcBorders>
             <w:shd w:val="clear" w:color="auto" w:fill="auto"/>
@@ -9345,18 +9818,17 @@
           </w:tcPr>
           <w:p>
             <w:pPr>
-              <w:pStyle w:val="HTML-kntformzott"/>
-              <w:ind w:left="140"/>
-              <w:rPr>
-                <w:rFonts w:ascii="Cascadia Mono" w:hAnsi="Cascadia Mono"/>
-                <w:color w:val="000000"/>
-                <w:sz w:val="18"/>
-                <w:szCs w:val="18"/>
-              </w:rPr>
-            </w:pPr>
-            <w:r>
-              <w:rPr>
-                <w:rFonts w:eastAsia="Arial"/>
+              <w:ind w:left="108" w:right="550"/>
+              <w:jc w:val="both"/>
+              <w:rPr>
+                <w:rFonts w:eastAsia="Verdana"/>
+                <w:b/>
+                <w:highlight w:val="yellow"/>
+              </w:rPr>
+            </w:pPr>
+            <w:r>
+              <w:rPr>
+                <w:rFonts w:eastAsia="Verdana"/>
                 <w:b/>
               </w:rPr>
               <w:t xml:space="preserve">a kiadási </w:t>
@@ -9364,7 +9836,7 @@
             <w:proofErr w:type="gramStart"/>
             <w:r>
               <w:rPr>
-                <w:rFonts w:eastAsia="Arial"/>
+                <w:rFonts w:eastAsia="Verdana"/>
                 <w:b/>
               </w:rPr>
               <w:t>dátumtól</w:t>
@@ -9372,44 +9844,28 @@
             <w:proofErr w:type="gramEnd"/>
             <w:r>
               <w:rPr>
-                <w:rFonts w:eastAsia="Arial"/>
-                <w:b/>
-              </w:rPr>
-              <w:t xml:space="preserve"> számított 3</w:t>
-            </w:r>
-            <w:r>
-              <w:rPr>
-                <w:rFonts w:eastAsia="Arial"/>
-                <w:b/>
-              </w:rPr>
-              <w:t xml:space="preserve"> éven belül, legkésőbb: </w:t>
-            </w:r>
-            <w:r>
-              <w:rPr>
-                <w:rFonts w:eastAsia="Arial"/>
-                <w:b/>
-              </w:rPr>
-              <w:t>{{</w:t>
-            </w:r>
-            <w:r>
-              <w:rPr>
-                <w:rFonts w:ascii="Cascadia Mono" w:hAnsi="Cascadia Mono"/>
-                <w:color w:val="A31515"/>
-                <w:sz w:val="18"/>
-                <w:szCs w:val="18"/>
-              </w:rPr>
-              <w:t>HAT_3EV_DATUM</w:t>
-            </w:r>
-            <w:r>
-              <w:rPr>
-                <w:rFonts w:eastAsia="Arial"/>
-                <w:b/>
-              </w:rPr>
-              <w:t>}}</w:t>
-            </w:r>
-            <w:r>
-              <w:rPr>
-                <w:rFonts w:eastAsia="Arial"/>
+                <w:rFonts w:eastAsia="Verdana"/>
+                <w:b/>
+              </w:rPr>
+              <w:t xml:space="preserve"> számított 6 éven belül, legkésőbb</w:t>
+            </w:r>
+            <w:r>
+              <w:rPr>
+                <w:rFonts w:eastAsia="Verdana"/>
+                <w:b/>
+              </w:rPr>
+              <w:t xml:space="preserve"> </w:t>
+            </w:r>
+            <w:r>
+              <w:rPr>
+                <w:rFonts w:eastAsia="Verdana"/>
+                <w:b/>
+              </w:rPr>
+              <w:t>…………………………</w:t>
+            </w:r>
+            <w:r>
+              <w:rPr>
+                <w:rFonts w:eastAsia="Verdana"/>
                 <w:b/>
               </w:rPr>
               <w:t>-</w:t>
@@ -9417,7 +9873,7 @@
             <w:proofErr w:type="spellStart"/>
             <w:r>
               <w:rPr>
-                <w:rFonts w:eastAsia="Arial"/>
+                <w:rFonts w:eastAsia="Verdana"/>
                 <w:b/>
               </w:rPr>
               <w:t>ig</w:t>
@@ -9425,7 +9881,7 @@
             <w:proofErr w:type="spellEnd"/>
             <w:r>
               <w:rPr>
-                <w:rFonts w:eastAsia="Arial"/>
+                <w:rFonts w:eastAsia="Verdana"/>
                 <w:b/>
               </w:rPr>
               <w:t xml:space="preserve"> kell elvégezni.</w:t>
@@ -9439,10 +9895,10 @@
         </w:trPr>
         <w:tc>
           <w:tcPr>
-            <w:tcW w:w="1134" w:type="dxa"/>
+            <w:tcW w:w="534" w:type="dxa"/>
             <w:tcBorders>
               <w:left w:val="single" w:sz="12" w:space="0" w:color="000000"/>
-              <w:right w:val="single" w:sz="4" w:space="0" w:color="auto"/>
+              <w:right w:val="nil"/>
             </w:tcBorders>
             <w:vAlign w:val="center"/>
           </w:tcPr>
@@ -9456,382 +9912,96 @@
         </w:tc>
         <w:tc>
           <w:tcPr>
-            <w:tcW w:w="9072" w:type="dxa"/>
-            <w:tcBorders>
-              <w:left w:val="single" w:sz="4" w:space="0" w:color="auto"/>
+            <w:tcW w:w="9672" w:type="dxa"/>
+            <w:gridSpan w:val="2"/>
+            <w:tcBorders>
+              <w:left w:val="nil"/>
               <w:right w:val="single" w:sz="12" w:space="0" w:color="000000"/>
             </w:tcBorders>
-            <w:shd w:val="clear" w:color="auto" w:fill="auto"/>
-            <w:vAlign w:val="center"/>
-          </w:tcPr>
-          <w:p>
-            <w:pPr>
-              <w:pStyle w:val="HTML-kntformzott"/>
-              <w:ind w:left="140"/>
-              <w:rPr>
-                <w:rFonts w:eastAsia="Arial"/>
-                <w:b/>
-              </w:rPr>
-            </w:pPr>
-            <w:r>
+            <w:vAlign w:val="center"/>
+          </w:tcPr>
+          <w:p>
+            <w:pPr>
+              <w:ind w:left="108" w:right="550"/>
+              <w:jc w:val="both"/>
               <w:rPr>
                 <w:rFonts w:eastAsia="Verdana"/>
-                <w:b/>
-              </w:rPr>
-              <w:t xml:space="preserve">a kiadási </w:t>
-            </w:r>
-            <w:proofErr w:type="gramStart"/>
+              </w:rPr>
+            </w:pPr>
             <w:r>
               <w:rPr>
                 <w:rFonts w:eastAsia="Verdana"/>
-                <w:b/>
-              </w:rPr>
-              <w:t>dátumtól</w:t>
-            </w:r>
-            <w:proofErr w:type="gramEnd"/>
-            <w:r>
-              <w:rPr>
-                <w:rFonts w:eastAsia="Verdana"/>
-                <w:b/>
-              </w:rPr>
-              <w:t xml:space="preserve"> számított 6 éven belül, legkésőbb </w:t>
-            </w:r>
-            <w:r>
-              <w:rPr>
-                <w:rFonts w:eastAsia="Verdana"/>
-                <w:b/>
-              </w:rPr>
-              <w:t>{{</w:t>
-            </w:r>
-            <w:r>
-              <w:rPr>
-                <w:rFonts w:ascii="Cascadia Mono" w:hAnsi="Cascadia Mono"/>
-                <w:color w:val="A31515"/>
-                <w:sz w:val="18"/>
-                <w:szCs w:val="18"/>
-              </w:rPr>
-              <w:t>HAT_6EV_DATUM</w:t>
-            </w:r>
-            <w:r>
-              <w:rPr>
-                <w:rFonts w:eastAsia="Verdana"/>
-                <w:b/>
-              </w:rPr>
-              <w:t>}}-</w:t>
-            </w:r>
-            <w:proofErr w:type="spellStart"/>
-            <w:r>
-              <w:rPr>
-                <w:rFonts w:eastAsia="Verdana"/>
-                <w:b/>
-              </w:rPr>
-              <w:t>ig</w:t>
-            </w:r>
-            <w:proofErr w:type="spellEnd"/>
-            <w:r>
-              <w:rPr>
-                <w:rFonts w:eastAsia="Verdana"/>
-                <w:b/>
-              </w:rPr>
-              <w:t xml:space="preserve"> kell elvégezni.</w:t>
+              </w:rPr>
+              <w:t>Megjegyzések, észrevételek, javaslatok:</w:t>
             </w:r>
           </w:p>
         </w:tc>
       </w:tr>
       <w:tr>
         <w:trPr>
-          <w:trHeight w:val="567"/>
+          <w:trHeight w:val="2786"/>
         </w:trPr>
         <w:tc>
           <w:tcPr>
-            <w:tcW w:w="1134" w:type="dxa"/>
+            <w:tcW w:w="534" w:type="dxa"/>
             <w:tcBorders>
               <w:left w:val="single" w:sz="12" w:space="0" w:color="000000"/>
-              <w:right w:val="single" w:sz="4" w:space="0" w:color="auto"/>
-            </w:tcBorders>
-            <w:vAlign w:val="center"/>
-          </w:tcPr>
-          <w:p>
-            <w:pPr>
-              <w:pStyle w:val="HTML-kntformzott"/>
+              <w:bottom w:val="single" w:sz="12" w:space="0" w:color="auto"/>
+              <w:right w:val="nil"/>
+            </w:tcBorders>
+            <w:vAlign w:val="center"/>
+          </w:tcPr>
+          <w:p>
+            <w:pPr>
               <w:rPr>
                 <w:rFonts w:eastAsia="Verdana"/>
               </w:rPr>
             </w:pPr>
-            <w:r>
+          </w:p>
+        </w:tc>
+        <w:tc>
+          <w:tcPr>
+            <w:tcW w:w="9672" w:type="dxa"/>
+            <w:gridSpan w:val="2"/>
+            <w:tcBorders>
+              <w:left w:val="nil"/>
+              <w:bottom w:val="single" w:sz="12" w:space="0" w:color="auto"/>
+              <w:right w:val="single" w:sz="12" w:space="0" w:color="000000"/>
+            </w:tcBorders>
+          </w:tcPr>
+          <w:p>
+            <w:pPr>
+              <w:ind w:left="108" w:right="550"/>
               <w:rPr>
                 <w:rFonts w:eastAsia="Verdana"/>
-              </w:rPr>
-              <w:t>{{</w:t>
-            </w:r>
-            <w:r>
-              <w:rPr>
-                <w:rFonts w:ascii="Cascadia Mono" w:hAnsi="Cascadia Mono"/>
-                <w:color w:val="A31515"/>
-                <w:sz w:val="18"/>
-                <w:szCs w:val="18"/>
-              </w:rPr>
-              <w:t>308</w:t>
-            </w:r>
+                <w:color w:val="FF0000"/>
+              </w:rPr>
+            </w:pPr>
             <w:r>
               <w:rPr>
                 <w:rFonts w:eastAsia="Verdana"/>
-              </w:rPr>
-              <w:t>}}</w:t>
-            </w:r>
-          </w:p>
-        </w:tc>
-        <w:tc>
-          <w:tcPr>
-            <w:tcW w:w="9072" w:type="dxa"/>
-            <w:tcBorders>
-              <w:left w:val="nil"/>
-              <w:right w:val="single" w:sz="12" w:space="0" w:color="000000"/>
-            </w:tcBorders>
-            <w:shd w:val="clear" w:color="auto" w:fill="auto"/>
-            <w:vAlign w:val="center"/>
-          </w:tcPr>
-          <w:p>
-            <w:pPr>
-              <w:ind w:left="108" w:right="550"/>
-              <w:jc w:val="both"/>
-              <w:rPr>
-                <w:rFonts w:eastAsia="Arial"/>
-              </w:rPr>
-            </w:pPr>
-            <w:r>
-              <w:rPr>
-                <w:rFonts w:eastAsia="Arial"/>
-              </w:rPr>
-              <w:t xml:space="preserve">a lakóépületek villamos berendezésén (kivéve: lakások, ha </w:t>
-            </w:r>
-            <w:proofErr w:type="spellStart"/>
-            <w:r>
-              <w:rPr>
-                <w:rFonts w:eastAsia="Arial"/>
-                <w:b/>
-              </w:rPr>
-              <w:t>I</w:t>
-            </w:r>
-            <w:r>
-              <w:rPr>
-                <w:rFonts w:eastAsia="Arial"/>
-                <w:b/>
-                <w:vertAlign w:val="subscript"/>
-              </w:rPr>
-              <w:t>b</w:t>
-            </w:r>
-            <w:proofErr w:type="spellEnd"/>
-            <w:r>
-              <w:rPr>
-                <w:rFonts w:eastAsia="Arial"/>
-                <w:b/>
-              </w:rPr>
-              <w:t xml:space="preserve"> ≤ 32 </w:t>
-            </w:r>
-            <w:proofErr w:type="gramStart"/>
-            <w:r>
-              <w:rPr>
-                <w:rFonts w:eastAsia="Arial"/>
-                <w:b/>
-              </w:rPr>
-              <w:t>A</w:t>
-            </w:r>
-            <w:proofErr w:type="gramEnd"/>
-            <w:r>
-              <w:rPr>
-                <w:rFonts w:eastAsia="Arial"/>
-              </w:rPr>
-              <w:t xml:space="preserve"> és </w:t>
-            </w:r>
-            <w:proofErr w:type="spellStart"/>
-            <w:r>
-              <w:rPr>
-                <w:rFonts w:eastAsia="Arial"/>
-                <w:b/>
-              </w:rPr>
-              <w:t>I</w:t>
-            </w:r>
-            <w:r>
-              <w:rPr>
-                <w:rFonts w:eastAsia="Arial"/>
-                <w:b/>
-                <w:vertAlign w:val="subscript"/>
-              </w:rPr>
-              <w:t>Δn</w:t>
-            </w:r>
-            <w:proofErr w:type="spellEnd"/>
-            <w:r>
-              <w:rPr>
-                <w:rFonts w:eastAsia="Arial"/>
-                <w:b/>
-              </w:rPr>
-              <w:t xml:space="preserve"> ≤ 30 mA</w:t>
-            </w:r>
-            <w:r>
-              <w:rPr>
-                <w:rFonts w:eastAsia="Arial"/>
-              </w:rPr>
-              <w:t>)</w:t>
-            </w:r>
-          </w:p>
-        </w:tc>
-      </w:tr>
-      <w:tr>
-        <w:trPr>
-          <w:trHeight w:val="567"/>
-        </w:trPr>
-        <w:tc>
-          <w:tcPr>
-            <w:tcW w:w="1134" w:type="dxa"/>
-            <w:tcBorders>
-              <w:left w:val="single" w:sz="12" w:space="0" w:color="000000"/>
-              <w:right w:val="single" w:sz="4" w:space="0" w:color="auto"/>
-            </w:tcBorders>
-            <w:vAlign w:val="center"/>
-          </w:tcPr>
-          <w:p>
-            <w:pPr>
-              <w:tabs>
-                <w:tab w:val="left" w:pos="916"/>
-                <w:tab w:val="left" w:pos="1832"/>
-                <w:tab w:val="left" w:pos="2748"/>
-                <w:tab w:val="left" w:pos="3664"/>
-                <w:tab w:val="left" w:pos="4580"/>
-                <w:tab w:val="left" w:pos="5496"/>
-                <w:tab w:val="left" w:pos="6412"/>
-                <w:tab w:val="left" w:pos="7328"/>
-                <w:tab w:val="left" w:pos="8244"/>
-                <w:tab w:val="left" w:pos="9160"/>
-                <w:tab w:val="left" w:pos="10076"/>
-                <w:tab w:val="left" w:pos="10992"/>
-                <w:tab w:val="left" w:pos="11908"/>
-                <w:tab w:val="left" w:pos="12824"/>
-                <w:tab w:val="left" w:pos="13740"/>
-                <w:tab w:val="left" w:pos="14656"/>
-              </w:tabs>
+                <w:color w:val="FF0000"/>
+              </w:rPr>
+              <w:t>J</w:t>
+            </w:r>
+            <w:r>
               <w:rPr>
                 <w:rFonts w:eastAsia="Verdana"/>
-              </w:rPr>
-            </w:pPr>
-            <w:r>
-              <w:rPr>
-                <w:rFonts w:ascii="Cascadia Mono" w:hAnsi="Cascadia Mono" w:cs="Courier New"/>
-                <w:color w:val="A31515"/>
-                <w:sz w:val="18"/>
-                <w:szCs w:val="18"/>
-                <w:lang w:eastAsia="hu-HU"/>
-              </w:rPr>
-              <w:t>{{</w:t>
-            </w:r>
-            <w:r>
-              <w:rPr>
-                <w:rFonts w:ascii="Cascadia Mono" w:hAnsi="Cascadia Mono" w:cs="Courier New"/>
-                <w:color w:val="A31515"/>
-                <w:sz w:val="18"/>
-                <w:szCs w:val="18"/>
-                <w:lang w:eastAsia="hu-HU"/>
-              </w:rPr>
-              <w:t>309</w:t>
-            </w:r>
-            <w:r>
-              <w:rPr>
-                <w:rFonts w:ascii="Cascadia Mono" w:hAnsi="Cascadia Mono" w:cs="Courier New"/>
-                <w:color w:val="A31515"/>
-                <w:sz w:val="18"/>
-                <w:szCs w:val="18"/>
-                <w:lang w:eastAsia="hu-HU"/>
-              </w:rPr>
-              <w:t>}}</w:t>
-            </w:r>
-          </w:p>
-        </w:tc>
-        <w:tc>
-          <w:tcPr>
-            <w:tcW w:w="9072" w:type="dxa"/>
-            <w:tcBorders>
-              <w:left w:val="nil"/>
-              <w:right w:val="single" w:sz="12" w:space="0" w:color="000000"/>
-            </w:tcBorders>
-            <w:shd w:val="clear" w:color="auto" w:fill="auto"/>
-            <w:vAlign w:val="center"/>
-          </w:tcPr>
-          <w:p>
-            <w:pPr>
-              <w:ind w:left="108" w:right="550"/>
-              <w:jc w:val="both"/>
-              <w:rPr>
-                <w:rFonts w:eastAsia="Arial"/>
-              </w:rPr>
-            </w:pPr>
+                <w:color w:val="FF0000"/>
+              </w:rPr>
+              <w:t xml:space="preserve">elen felülvizsgálat kizárólag az újonnan felszerelt </w:t>
+            </w:r>
             <w:r>
               <w:rPr>
                 <w:rFonts w:eastAsia="Verdana"/>
-              </w:rPr>
-              <w:t xml:space="preserve">egyéb, itt nem </w:t>
-            </w:r>
-            <w:proofErr w:type="gramStart"/>
-            <w:r>
-              <w:rPr>
-                <w:rFonts w:eastAsia="Verdana"/>
-              </w:rPr>
-              <w:t>szereplő esetekben</w:t>
-            </w:r>
-            <w:proofErr w:type="gramEnd"/>
-          </w:p>
-        </w:tc>
-      </w:tr>
-      <w:tr>
-        <w:trPr>
-          <w:trHeight w:val="567"/>
-        </w:trPr>
-        <w:tc>
-          <w:tcPr>
-            <w:tcW w:w="1134" w:type="dxa"/>
-            <w:tcBorders>
-              <w:left w:val="single" w:sz="12" w:space="0" w:color="000000"/>
-              <w:bottom w:val="single" w:sz="4" w:space="0" w:color="auto"/>
-              <w:right w:val="single" w:sz="4" w:space="0" w:color="auto"/>
-            </w:tcBorders>
-            <w:vAlign w:val="center"/>
-          </w:tcPr>
-          <w:p>
-            <w:pPr>
-              <w:rPr>
-                <w:rFonts w:eastAsia="Verdana"/>
-              </w:rPr>
-            </w:pPr>
-          </w:p>
-        </w:tc>
-        <w:tc>
-          <w:tcPr>
-            <w:tcW w:w="9072" w:type="dxa"/>
-            <w:tcBorders>
-              <w:left w:val="single" w:sz="4" w:space="0" w:color="auto"/>
-              <w:bottom w:val="single" w:sz="4" w:space="0" w:color="auto"/>
-              <w:right w:val="single" w:sz="12" w:space="0" w:color="000000"/>
-            </w:tcBorders>
-            <w:vAlign w:val="center"/>
-          </w:tcPr>
-          <w:p>
-            <w:pPr>
-              <w:ind w:left="108" w:right="550"/>
-              <w:jc w:val="both"/>
-              <w:rPr>
-                <w:rFonts w:eastAsia="Verdana"/>
-              </w:rPr>
-            </w:pPr>
-            <w:r>
-              <w:rPr>
-                <w:rFonts w:eastAsia="Verdana"/>
-              </w:rPr>
-              <w:t>Megjegyzések, észrevételek, javaslatok:</w:t>
+                <w:color w:val="FF0000"/>
+              </w:rPr>
+              <w:t>kútoszlopra terjed ki.</w:t>
             </w:r>
           </w:p>
         </w:tc>
       </w:tr>
     </w:tbl>
-    <w:p/>
     <w:p>
       <w:r>
         <w:br w:type="page"/>
@@ -9839,7 +10009,7 @@
     </w:p>
     <w:tbl>
       <w:tblPr>
-        <w:tblW w:w="10226" w:type="dxa"/>
+        <w:tblW w:w="10206" w:type="dxa"/>
         <w:tblInd w:w="-582" w:type="dxa"/>
         <w:tblLayout w:type="fixed"/>
         <w:tblCellMar>
@@ -9849,30 +10019,29 @@
         <w:tblLook w:val="01E0" w:firstRow="1" w:lastRow="1" w:firstColumn="1" w:lastColumn="1" w:noHBand="0" w:noVBand="0"/>
       </w:tblPr>
       <w:tblGrid>
+        <w:gridCol w:w="567"/>
+        <w:gridCol w:w="142"/>
+        <w:gridCol w:w="284"/>
+        <w:gridCol w:w="850"/>
+        <w:gridCol w:w="567"/>
+        <w:gridCol w:w="1134"/>
+        <w:gridCol w:w="284"/>
+        <w:gridCol w:w="141"/>
+        <w:gridCol w:w="993"/>
+        <w:gridCol w:w="283"/>
+        <w:gridCol w:w="1276"/>
         <w:gridCol w:w="709"/>
-        <w:gridCol w:w="20"/>
-        <w:gridCol w:w="2390"/>
-        <w:gridCol w:w="709"/>
-        <w:gridCol w:w="20"/>
-        <w:gridCol w:w="1397"/>
-        <w:gridCol w:w="284"/>
-        <w:gridCol w:w="1701"/>
-        <w:gridCol w:w="20"/>
-        <w:gridCol w:w="2531"/>
-        <w:gridCol w:w="20"/>
-        <w:gridCol w:w="405"/>
-        <w:gridCol w:w="20"/>
+        <w:gridCol w:w="2551"/>
+        <w:gridCol w:w="425"/>
       </w:tblGrid>
       <w:tr>
         <w:trPr>
-          <w:gridAfter w:val="1"/>
-          <w:wAfter w:w="20" w:type="dxa"/>
           <w:trHeight w:hRule="exact" w:val="510"/>
         </w:trPr>
         <w:tc>
           <w:tcPr>
             <w:tcW w:w="10206" w:type="dxa"/>
-            <w:gridSpan w:val="12"/>
+            <w:gridSpan w:val="14"/>
             <w:tcBorders>
               <w:top w:val="single" w:sz="12" w:space="0" w:color="auto"/>
               <w:left w:val="single" w:sz="12" w:space="0" w:color="000000"/>
@@ -9893,14 +10062,12 @@
       </w:tr>
       <w:tr>
         <w:trPr>
-          <w:gridAfter w:val="1"/>
-          <w:wAfter w:w="20" w:type="dxa"/>
           <w:trHeight w:hRule="exact" w:val="510"/>
         </w:trPr>
         <w:tc>
           <w:tcPr>
             <w:tcW w:w="10206" w:type="dxa"/>
-            <w:gridSpan w:val="12"/>
+            <w:gridSpan w:val="14"/>
             <w:tcBorders>
               <w:left w:val="single" w:sz="12" w:space="0" w:color="000000"/>
               <w:right w:val="single" w:sz="12" w:space="0" w:color="000000"/>
@@ -9919,14 +10086,12 @@
       </w:tr>
       <w:tr>
         <w:trPr>
-          <w:gridAfter w:val="1"/>
-          <w:wAfter w:w="20" w:type="dxa"/>
           <w:trHeight w:hRule="exact" w:val="510"/>
         </w:trPr>
         <w:tc>
           <w:tcPr>
             <w:tcW w:w="10206" w:type="dxa"/>
-            <w:gridSpan w:val="12"/>
+            <w:gridSpan w:val="14"/>
             <w:tcBorders>
               <w:top w:val="single" w:sz="4" w:space="0" w:color="auto"/>
               <w:left w:val="single" w:sz="12" w:space="0" w:color="000000"/>
@@ -10053,14 +10218,12 @@
       </w:tr>
       <w:tr>
         <w:trPr>
-          <w:gridAfter w:val="1"/>
-          <w:wAfter w:w="20" w:type="dxa"/>
           <w:trHeight w:hRule="exact" w:val="283"/>
         </w:trPr>
         <w:tc>
           <w:tcPr>
             <w:tcW w:w="10206" w:type="dxa"/>
-            <w:gridSpan w:val="12"/>
+            <w:gridSpan w:val="14"/>
             <w:tcBorders>
               <w:top w:val="single" w:sz="6" w:space="0" w:color="000000"/>
               <w:left w:val="single" w:sz="12" w:space="0" w:color="000000"/>
@@ -10080,13 +10243,11 @@
       </w:tr>
       <w:tr>
         <w:trPr>
-          <w:gridAfter w:val="1"/>
-          <w:wAfter w:w="20" w:type="dxa"/>
           <w:trHeight w:val="340"/>
         </w:trPr>
         <w:tc>
           <w:tcPr>
-            <w:tcW w:w="709" w:type="dxa"/>
+            <w:tcW w:w="567" w:type="dxa"/>
             <w:tcBorders>
               <w:left w:val="single" w:sz="12" w:space="0" w:color="000000"/>
               <w:right w:val="nil"/>
@@ -10106,8 +10267,8 @@
         </w:tc>
         <w:tc>
           <w:tcPr>
-            <w:tcW w:w="4820" w:type="dxa"/>
-            <w:gridSpan w:val="6"/>
+            <w:tcW w:w="4395" w:type="dxa"/>
+            <w:gridSpan w:val="8"/>
             <w:tcBorders>
               <w:left w:val="nil"/>
             </w:tcBorders>
@@ -10353,8 +10514,8 @@
         </w:tc>
         <w:tc>
           <w:tcPr>
-            <w:tcW w:w="4252" w:type="dxa"/>
-            <w:gridSpan w:val="3"/>
+            <w:tcW w:w="4819" w:type="dxa"/>
+            <w:gridSpan w:val="4"/>
             <w:tcBorders>
               <w:left w:val="nil"/>
               <w:bottom w:val="dotted" w:sz="4" w:space="0" w:color="auto"/>
@@ -10375,28 +10536,13 @@
                 <w:rFonts w:eastAsia="Arial" w:cs="Segoe UI"/>
                 <w:szCs w:val="22"/>
               </w:rPr>
-              <w:t>{{</w:t>
-            </w:r>
-            <w:r>
-              <w:rPr>
-                <w:rFonts w:eastAsia="Arial" w:cs="Segoe UI"/>
-                <w:szCs w:val="22"/>
-              </w:rPr>
-              <w:t>401</w:t>
-            </w:r>
-            <w:r>
-              <w:rPr>
-                <w:rFonts w:eastAsia="Arial" w:cs="Segoe UI"/>
-                <w:szCs w:val="22"/>
-              </w:rPr>
-              <w:t>}}</w:t>
+              <w:t>{{SCAN}}</w:t>
             </w:r>
           </w:p>
         </w:tc>
         <w:tc>
           <w:tcPr>
             <w:tcW w:w="425" w:type="dxa"/>
-            <w:gridSpan w:val="2"/>
             <w:tcBorders>
               <w:right w:val="single" w:sz="12" w:space="0" w:color="000000"/>
             </w:tcBorders>
@@ -10416,13 +10562,11 @@
       </w:tr>
       <w:tr>
         <w:trPr>
-          <w:gridAfter w:val="1"/>
-          <w:wAfter w:w="20" w:type="dxa"/>
           <w:trHeight w:val="340"/>
         </w:trPr>
         <w:tc>
           <w:tcPr>
-            <w:tcW w:w="709" w:type="dxa"/>
+            <w:tcW w:w="567" w:type="dxa"/>
             <w:tcBorders>
               <w:left w:val="single" w:sz="12" w:space="0" w:color="000000"/>
               <w:right w:val="nil"/>
@@ -10442,8 +10586,8 @@
         </w:tc>
         <w:tc>
           <w:tcPr>
-            <w:tcW w:w="4820" w:type="dxa"/>
-            <w:gridSpan w:val="6"/>
+            <w:tcW w:w="3402" w:type="dxa"/>
+            <w:gridSpan w:val="7"/>
             <w:tcBorders>
               <w:left w:val="nil"/>
             </w:tcBorders>
@@ -10620,8 +10764,8 @@
         </w:tc>
         <w:tc>
           <w:tcPr>
-            <w:tcW w:w="4252" w:type="dxa"/>
-            <w:gridSpan w:val="3"/>
+            <w:tcW w:w="5812" w:type="dxa"/>
+            <w:gridSpan w:val="5"/>
             <w:tcBorders>
               <w:left w:val="nil"/>
               <w:bottom w:val="dotted" w:sz="4" w:space="0" w:color="auto"/>
@@ -10642,21 +10786,13 @@
                 <w:rFonts w:eastAsia="Arial" w:cs="Segoe UI"/>
                 <w:szCs w:val="22"/>
               </w:rPr>
-              <w:t>{{402</w:t>
-            </w:r>
-            <w:r>
-              <w:rPr>
-                <w:rFonts w:eastAsia="Arial" w:cs="Segoe UI"/>
-                <w:szCs w:val="22"/>
-              </w:rPr>
-              <w:t>}}</w:t>
+              <w:t>{{SCAN}}</w:t>
             </w:r>
           </w:p>
         </w:tc>
         <w:tc>
           <w:tcPr>
             <w:tcW w:w="425" w:type="dxa"/>
-            <w:gridSpan w:val="2"/>
             <w:tcBorders>
               <w:right w:val="single" w:sz="12" w:space="0" w:color="000000"/>
             </w:tcBorders>
@@ -10676,13 +10812,11 @@
       </w:tr>
       <w:tr>
         <w:trPr>
-          <w:gridAfter w:val="1"/>
-          <w:wAfter w:w="20" w:type="dxa"/>
           <w:trHeight w:val="340"/>
         </w:trPr>
         <w:tc>
           <w:tcPr>
-            <w:tcW w:w="709" w:type="dxa"/>
+            <w:tcW w:w="567" w:type="dxa"/>
             <w:tcBorders>
               <w:left w:val="single" w:sz="12" w:space="0" w:color="000000"/>
               <w:right w:val="nil"/>
@@ -10702,8 +10836,8 @@
         </w:tc>
         <w:tc>
           <w:tcPr>
-            <w:tcW w:w="4820" w:type="dxa"/>
-            <w:gridSpan w:val="6"/>
+            <w:tcW w:w="2977" w:type="dxa"/>
+            <w:gridSpan w:val="5"/>
             <w:tcBorders>
               <w:left w:val="nil"/>
             </w:tcBorders>
@@ -10879,8 +11013,8 @@
         </w:tc>
         <w:tc>
           <w:tcPr>
-            <w:tcW w:w="4252" w:type="dxa"/>
-            <w:gridSpan w:val="3"/>
+            <w:tcW w:w="6237" w:type="dxa"/>
+            <w:gridSpan w:val="7"/>
             <w:tcBorders>
               <w:left w:val="nil"/>
               <w:bottom w:val="dotted" w:sz="4" w:space="0" w:color="auto"/>
@@ -10901,21 +11035,13 @@
                 <w:rFonts w:eastAsia="Arial" w:cs="Segoe UI"/>
                 <w:szCs w:val="22"/>
               </w:rPr>
-              <w:t>{{403</w:t>
-            </w:r>
-            <w:r>
-              <w:rPr>
-                <w:rFonts w:eastAsia="Arial" w:cs="Segoe UI"/>
-                <w:szCs w:val="22"/>
-              </w:rPr>
-              <w:t>}}</w:t>
+              <w:t>{{SCAN}}</w:t>
             </w:r>
           </w:p>
         </w:tc>
         <w:tc>
           <w:tcPr>
             <w:tcW w:w="425" w:type="dxa"/>
-            <w:gridSpan w:val="2"/>
             <w:tcBorders>
               <w:right w:val="single" w:sz="12" w:space="0" w:color="000000"/>
             </w:tcBorders>
@@ -10935,13 +11061,11 @@
       </w:tr>
       <w:tr>
         <w:trPr>
-          <w:gridAfter w:val="1"/>
-          <w:wAfter w:w="20" w:type="dxa"/>
           <w:trHeight w:val="340"/>
         </w:trPr>
         <w:tc>
           <w:tcPr>
-            <w:tcW w:w="709" w:type="dxa"/>
+            <w:tcW w:w="567" w:type="dxa"/>
             <w:tcBorders>
               <w:left w:val="single" w:sz="12" w:space="0" w:color="000000"/>
               <w:right w:val="nil"/>
@@ -10961,8 +11085,8 @@
         </w:tc>
         <w:tc>
           <w:tcPr>
-            <w:tcW w:w="9497" w:type="dxa"/>
-            <w:gridSpan w:val="11"/>
+            <w:tcW w:w="9639" w:type="dxa"/>
+            <w:gridSpan w:val="13"/>
             <w:tcBorders>
               <w:left w:val="nil"/>
               <w:right w:val="single" w:sz="12" w:space="0" w:color="000000"/>
@@ -11386,13 +11510,11 @@
       </w:tr>
       <w:tr>
         <w:trPr>
-          <w:gridAfter w:val="1"/>
-          <w:wAfter w:w="20" w:type="dxa"/>
           <w:trHeight w:val="340"/>
         </w:trPr>
         <w:tc>
           <w:tcPr>
-            <w:tcW w:w="709" w:type="dxa"/>
+            <w:tcW w:w="567" w:type="dxa"/>
             <w:tcBorders>
               <w:left w:val="single" w:sz="12" w:space="0" w:color="000000"/>
               <w:right w:val="nil"/>
@@ -11408,18 +11530,56 @@
                 <w:szCs w:val="22"/>
               </w:rPr>
             </w:pPr>
-            <w:r>
-              <w:rPr>
-                <w:rFonts w:eastAsia="Verdana" w:cs="Verdana"/>
-                <w:szCs w:val="22"/>
-              </w:rPr>
-              <w:t>{{404}}</w:t>
-            </w:r>
-          </w:p>
-        </w:tc>
-        <w:tc>
-          <w:tcPr>
-            <w:tcW w:w="9497" w:type="dxa"/>
+          </w:p>
+        </w:tc>
+        <w:sdt>
+          <w:sdtPr>
+            <w:rPr>
+              <w:rFonts w:eastAsia="Verdana"/>
+              <w:b/>
+            </w:rPr>
+            <w:id w:val="-643125873"/>
+            <w14:checkbox>
+              <w14:checked w14:val="1"/>
+              <w14:checkedState w14:val="2612" w14:font="MS Gothic"/>
+              <w14:uncheckedState w14:val="2610" w14:font="MS Gothic"/>
+            </w14:checkbox>
+          </w:sdtPr>
+          <w:sdtEndPr/>
+          <w:sdtContent>
+            <w:tc>
+              <w:tcPr>
+                <w:tcW w:w="426" w:type="dxa"/>
+                <w:gridSpan w:val="2"/>
+                <w:tcBorders>
+                  <w:left w:val="nil"/>
+                  <w:right w:val="nil"/>
+                </w:tcBorders>
+                <w:shd w:val="clear" w:color="auto" w:fill="auto"/>
+                <w:vAlign w:val="center"/>
+              </w:tcPr>
+              <w:p>
+                <w:pPr>
+                  <w:ind w:left="140" w:right="-17"/>
+                  <w:rPr>
+                    <w:rFonts w:eastAsia="Arial" w:cs="Arial"/>
+                    <w:szCs w:val="22"/>
+                  </w:rPr>
+                </w:pPr>
+                <w:r>
+                  <w:rPr>
+                    <w:rFonts w:ascii="MS Gothic" w:eastAsia="MS Gothic" w:hAnsi="MS Gothic" w:hint="eastAsia"/>
+                    <w:b/>
+                  </w:rPr>
+                  <w:t>☒</w:t>
+                </w:r>
+              </w:p>
+            </w:tc>
+          </w:sdtContent>
+        </w:sdt>
+        <w:tc>
+          <w:tcPr>
+            <w:tcW w:w="9213" w:type="dxa"/>
             <w:gridSpan w:val="11"/>
             <w:tcBorders>
               <w:left w:val="nil"/>
@@ -11444,6 +11604,7 @@
             <w:r>
               <w:rPr>
                 <w:rFonts w:eastAsia="Verdana"/>
+                <w:u w:val="single"/>
               </w:rPr>
               <w:t>TN</w:t>
             </w:r>
@@ -11458,13 +11619,11 @@
       </w:tr>
       <w:tr>
         <w:trPr>
-          <w:gridAfter w:val="1"/>
-          <w:wAfter w:w="20" w:type="dxa"/>
           <w:trHeight w:val="340"/>
         </w:trPr>
         <w:tc>
           <w:tcPr>
-            <w:tcW w:w="709" w:type="dxa"/>
+            <w:tcW w:w="567" w:type="dxa"/>
             <w:tcBorders>
               <w:left w:val="single" w:sz="12" w:space="0" w:color="000000"/>
               <w:right w:val="nil"/>
@@ -11480,18 +11639,56 @@
                 <w:szCs w:val="22"/>
               </w:rPr>
             </w:pPr>
-            <w:r>
-              <w:rPr>
-                <w:rFonts w:eastAsia="Verdana" w:cs="Verdana"/>
-                <w:szCs w:val="22"/>
-              </w:rPr>
-              <w:t>{{405}}</w:t>
-            </w:r>
-          </w:p>
-        </w:tc>
-        <w:tc>
-          <w:tcPr>
-            <w:tcW w:w="9497" w:type="dxa"/>
+          </w:p>
+        </w:tc>
+        <w:sdt>
+          <w:sdtPr>
+            <w:rPr>
+              <w:rFonts w:eastAsia="Verdana"/>
+              <w:b/>
+            </w:rPr>
+            <w:id w:val="-2038891568"/>
+            <w14:checkbox>
+              <w14:checked w14:val="0"/>
+              <w14:checkedState w14:val="2612" w14:font="MS Gothic"/>
+              <w14:uncheckedState w14:val="2610" w14:font="MS Gothic"/>
+            </w14:checkbox>
+          </w:sdtPr>
+          <w:sdtEndPr/>
+          <w:sdtContent>
+            <w:tc>
+              <w:tcPr>
+                <w:tcW w:w="426" w:type="dxa"/>
+                <w:gridSpan w:val="2"/>
+                <w:tcBorders>
+                  <w:left w:val="nil"/>
+                  <w:right w:val="nil"/>
+                </w:tcBorders>
+                <w:shd w:val="clear" w:color="auto" w:fill="auto"/>
+                <w:vAlign w:val="center"/>
+              </w:tcPr>
+              <w:p>
+                <w:pPr>
+                  <w:ind w:left="140" w:right="-17"/>
+                  <w:rPr>
+                    <w:rFonts w:eastAsia="Arial" w:cs="Arial"/>
+                    <w:szCs w:val="22"/>
+                  </w:rPr>
+                </w:pPr>
+                <w:r>
+                  <w:rPr>
+                    <w:rFonts w:ascii="MS Gothic" w:eastAsia="MS Gothic" w:hAnsi="MS Gothic" w:hint="eastAsia"/>
+                    <w:b/>
+                  </w:rPr>
+                  <w:t>☐</w:t>
+                </w:r>
+              </w:p>
+            </w:tc>
+          </w:sdtContent>
+        </w:sdt>
+        <w:tc>
+          <w:tcPr>
+            <w:tcW w:w="9213" w:type="dxa"/>
             <w:gridSpan w:val="11"/>
             <w:tcBorders>
               <w:left w:val="nil"/>
@@ -11519,13 +11716,11 @@
       </w:tr>
       <w:tr>
         <w:trPr>
-          <w:gridAfter w:val="1"/>
-          <w:wAfter w:w="20" w:type="dxa"/>
           <w:trHeight w:val="340"/>
         </w:trPr>
         <w:tc>
           <w:tcPr>
-            <w:tcW w:w="709" w:type="dxa"/>
+            <w:tcW w:w="567" w:type="dxa"/>
             <w:tcBorders>
               <w:left w:val="single" w:sz="12" w:space="0" w:color="000000"/>
               <w:right w:val="nil"/>
@@ -11541,18 +11736,56 @@
                 <w:szCs w:val="22"/>
               </w:rPr>
             </w:pPr>
-            <w:r>
-              <w:rPr>
-                <w:rFonts w:eastAsia="Verdana" w:cs="Verdana"/>
-                <w:szCs w:val="22"/>
-              </w:rPr>
-              <w:t>{{406}}</w:t>
-            </w:r>
-          </w:p>
-        </w:tc>
-        <w:tc>
-          <w:tcPr>
-            <w:tcW w:w="9497" w:type="dxa"/>
+          </w:p>
+        </w:tc>
+        <w:sdt>
+          <w:sdtPr>
+            <w:rPr>
+              <w:rFonts w:eastAsia="Verdana"/>
+              <w:b/>
+            </w:rPr>
+            <w:id w:val="-1036425088"/>
+            <w14:checkbox>
+              <w14:checked w14:val="0"/>
+              <w14:checkedState w14:val="2612" w14:font="MS Gothic"/>
+              <w14:uncheckedState w14:val="2610" w14:font="MS Gothic"/>
+            </w14:checkbox>
+          </w:sdtPr>
+          <w:sdtEndPr/>
+          <w:sdtContent>
+            <w:tc>
+              <w:tcPr>
+                <w:tcW w:w="426" w:type="dxa"/>
+                <w:gridSpan w:val="2"/>
+                <w:tcBorders>
+                  <w:left w:val="nil"/>
+                  <w:right w:val="nil"/>
+                </w:tcBorders>
+                <w:shd w:val="clear" w:color="auto" w:fill="auto"/>
+                <w:vAlign w:val="center"/>
+              </w:tcPr>
+              <w:p>
+                <w:pPr>
+                  <w:ind w:left="140" w:right="-17"/>
+                  <w:rPr>
+                    <w:rFonts w:eastAsia="Arial" w:cs="Arial"/>
+                    <w:szCs w:val="22"/>
+                  </w:rPr>
+                </w:pPr>
+                <w:r>
+                  <w:rPr>
+                    <w:rFonts w:ascii="MS Gothic" w:eastAsia="MS Gothic" w:hAnsi="MS Gothic" w:hint="eastAsia"/>
+                    <w:b/>
+                  </w:rPr>
+                  <w:t>☐</w:t>
+                </w:r>
+              </w:p>
+            </w:tc>
+          </w:sdtContent>
+        </w:sdt>
+        <w:tc>
+          <w:tcPr>
+            <w:tcW w:w="9213" w:type="dxa"/>
             <w:gridSpan w:val="11"/>
             <w:tcBorders>
               <w:left w:val="nil"/>
@@ -11579,13 +11812,11 @@
       </w:tr>
       <w:tr>
         <w:trPr>
-          <w:gridAfter w:val="1"/>
-          <w:wAfter w:w="20" w:type="dxa"/>
           <w:trHeight w:val="340"/>
         </w:trPr>
         <w:tc>
           <w:tcPr>
-            <w:tcW w:w="709" w:type="dxa"/>
+            <w:tcW w:w="567" w:type="dxa"/>
             <w:tcBorders>
               <w:left w:val="single" w:sz="12" w:space="0" w:color="000000"/>
               <w:right w:val="nil"/>
@@ -11601,32 +11832,56 @@
                 <w:szCs w:val="22"/>
               </w:rPr>
             </w:pPr>
-            <w:r>
-              <w:rPr>
-                <w:rFonts w:eastAsia="Verdana" w:cs="Verdana"/>
-                <w:szCs w:val="22"/>
-              </w:rPr>
-              <w:t>{{40</w:t>
-            </w:r>
-            <w:r>
-              <w:rPr>
-                <w:rFonts w:eastAsia="Verdana" w:cs="Verdana"/>
-                <w:szCs w:val="22"/>
-              </w:rPr>
-              <w:t>7</w:t>
-            </w:r>
-            <w:r>
-              <w:rPr>
-                <w:rFonts w:eastAsia="Verdana" w:cs="Verdana"/>
-                <w:szCs w:val="22"/>
-              </w:rPr>
-              <w:t>}}</w:t>
-            </w:r>
-          </w:p>
-        </w:tc>
-        <w:tc>
-          <w:tcPr>
-            <w:tcW w:w="9497" w:type="dxa"/>
+          </w:p>
+        </w:tc>
+        <w:sdt>
+          <w:sdtPr>
+            <w:rPr>
+              <w:rFonts w:eastAsia="Verdana"/>
+              <w:b/>
+            </w:rPr>
+            <w:id w:val="1063296006"/>
+            <w14:checkbox>
+              <w14:checked w14:val="0"/>
+              <w14:checkedState w14:val="2612" w14:font="MS Gothic"/>
+              <w14:uncheckedState w14:val="2610" w14:font="MS Gothic"/>
+            </w14:checkbox>
+          </w:sdtPr>
+          <w:sdtEndPr/>
+          <w:sdtContent>
+            <w:tc>
+              <w:tcPr>
+                <w:tcW w:w="426" w:type="dxa"/>
+                <w:gridSpan w:val="2"/>
+                <w:tcBorders>
+                  <w:left w:val="nil"/>
+                  <w:right w:val="nil"/>
+                </w:tcBorders>
+                <w:shd w:val="clear" w:color="auto" w:fill="auto"/>
+                <w:vAlign w:val="center"/>
+              </w:tcPr>
+              <w:p>
+                <w:pPr>
+                  <w:ind w:left="140" w:right="-17"/>
+                  <w:rPr>
+                    <w:rFonts w:eastAsia="Arial" w:cs="Arial"/>
+                    <w:szCs w:val="22"/>
+                  </w:rPr>
+                </w:pPr>
+                <w:r>
+                  <w:rPr>
+                    <w:rFonts w:eastAsia="MS Gothic"/>
+                    <w:b/>
+                  </w:rPr>
+                  <w:t>☐</w:t>
+                </w:r>
+              </w:p>
+            </w:tc>
+          </w:sdtContent>
+        </w:sdt>
+        <w:tc>
+          <w:tcPr>
+            <w:tcW w:w="9213" w:type="dxa"/>
             <w:gridSpan w:val="11"/>
             <w:tcBorders>
               <w:left w:val="nil"/>
@@ -11653,13 +11908,11 @@
       </w:tr>
       <w:tr>
         <w:trPr>
-          <w:gridAfter w:val="1"/>
-          <w:wAfter w:w="20" w:type="dxa"/>
           <w:trHeight w:val="340"/>
         </w:trPr>
         <w:tc>
           <w:tcPr>
-            <w:tcW w:w="709" w:type="dxa"/>
+            <w:tcW w:w="567" w:type="dxa"/>
             <w:tcBorders>
               <w:left w:val="single" w:sz="12" w:space="0" w:color="000000"/>
               <w:right w:val="nil"/>
@@ -11675,32 +11928,56 @@
                 <w:szCs w:val="22"/>
               </w:rPr>
             </w:pPr>
-            <w:r>
-              <w:rPr>
-                <w:rFonts w:eastAsia="Verdana" w:cs="Verdana"/>
-                <w:szCs w:val="22"/>
-              </w:rPr>
-              <w:t>{{40</w:t>
-            </w:r>
-            <w:r>
-              <w:rPr>
-                <w:rFonts w:eastAsia="Verdana" w:cs="Verdana"/>
-                <w:szCs w:val="22"/>
-              </w:rPr>
-              <w:t>8</w:t>
-            </w:r>
-            <w:r>
-              <w:rPr>
-                <w:rFonts w:eastAsia="Verdana" w:cs="Verdana"/>
-                <w:szCs w:val="22"/>
-              </w:rPr>
-              <w:t>}}</w:t>
-            </w:r>
-          </w:p>
-        </w:tc>
-        <w:tc>
-          <w:tcPr>
-            <w:tcW w:w="9497" w:type="dxa"/>
+          </w:p>
+        </w:tc>
+        <w:sdt>
+          <w:sdtPr>
+            <w:rPr>
+              <w:rFonts w:eastAsia="Verdana"/>
+              <w:b/>
+            </w:rPr>
+            <w:id w:val="-420108558"/>
+            <w14:checkbox>
+              <w14:checked w14:val="1"/>
+              <w14:checkedState w14:val="2612" w14:font="MS Gothic"/>
+              <w14:uncheckedState w14:val="2610" w14:font="MS Gothic"/>
+            </w14:checkbox>
+          </w:sdtPr>
+          <w:sdtEndPr/>
+          <w:sdtContent>
+            <w:tc>
+              <w:tcPr>
+                <w:tcW w:w="426" w:type="dxa"/>
+                <w:gridSpan w:val="2"/>
+                <w:tcBorders>
+                  <w:left w:val="nil"/>
+                  <w:right w:val="nil"/>
+                </w:tcBorders>
+                <w:shd w:val="clear" w:color="auto" w:fill="auto"/>
+                <w:vAlign w:val="center"/>
+              </w:tcPr>
+              <w:p>
+                <w:pPr>
+                  <w:ind w:left="140" w:right="-17"/>
+                  <w:rPr>
+                    <w:rFonts w:eastAsia="Arial" w:cs="Arial"/>
+                    <w:szCs w:val="22"/>
+                  </w:rPr>
+                </w:pPr>
+                <w:r>
+                  <w:rPr>
+                    <w:rFonts w:ascii="MS Gothic" w:eastAsia="MS Gothic" w:hAnsi="MS Gothic" w:hint="eastAsia"/>
+                    <w:b/>
+                  </w:rPr>
+                  <w:t>☒</w:t>
+                </w:r>
+              </w:p>
+            </w:tc>
+          </w:sdtContent>
+        </w:sdt>
+        <w:tc>
+          <w:tcPr>
+            <w:tcW w:w="9213" w:type="dxa"/>
             <w:gridSpan w:val="11"/>
             <w:tcBorders>
               <w:left w:val="nil"/>
@@ -11727,13 +12004,11 @@
       </w:tr>
       <w:tr>
         <w:trPr>
-          <w:gridAfter w:val="1"/>
-          <w:wAfter w:w="20" w:type="dxa"/>
           <w:trHeight w:val="340"/>
         </w:trPr>
         <w:tc>
           <w:tcPr>
-            <w:tcW w:w="709" w:type="dxa"/>
+            <w:tcW w:w="567" w:type="dxa"/>
             <w:tcBorders>
               <w:left w:val="single" w:sz="12" w:space="0" w:color="000000"/>
               <w:right w:val="nil"/>
@@ -11749,32 +12024,53 @@
                 <w:szCs w:val="22"/>
               </w:rPr>
             </w:pPr>
-            <w:r>
-              <w:rPr>
-                <w:rFonts w:eastAsia="Verdana" w:cs="Verdana"/>
-                <w:szCs w:val="22"/>
-              </w:rPr>
-              <w:t>{{40</w:t>
-            </w:r>
-            <w:r>
-              <w:rPr>
-                <w:rFonts w:eastAsia="Verdana" w:cs="Verdana"/>
-                <w:szCs w:val="22"/>
-              </w:rPr>
-              <w:t>9</w:t>
-            </w:r>
-            <w:r>
-              <w:rPr>
-                <w:rFonts w:eastAsia="Verdana" w:cs="Verdana"/>
-                <w:szCs w:val="22"/>
-              </w:rPr>
-              <w:t>}}</w:t>
-            </w:r>
-          </w:p>
-        </w:tc>
-        <w:tc>
-          <w:tcPr>
-            <w:tcW w:w="9497" w:type="dxa"/>
+          </w:p>
+        </w:tc>
+        <w:sdt>
+          <w:sdtPr>
+            <w:rPr>
+              <w:rFonts w:eastAsia="Verdana"/>
+            </w:rPr>
+            <w:id w:val="1757553020"/>
+            <w14:checkbox>
+              <w14:checked w14:val="0"/>
+              <w14:checkedState w14:val="2612" w14:font="MS Gothic"/>
+              <w14:uncheckedState w14:val="2610" w14:font="MS Gothic"/>
+            </w14:checkbox>
+          </w:sdtPr>
+          <w:sdtEndPr/>
+          <w:sdtContent>
+            <w:tc>
+              <w:tcPr>
+                <w:tcW w:w="426" w:type="dxa"/>
+                <w:gridSpan w:val="2"/>
+                <w:tcBorders>
+                  <w:left w:val="nil"/>
+                  <w:right w:val="nil"/>
+                </w:tcBorders>
+                <w:shd w:val="clear" w:color="auto" w:fill="auto"/>
+                <w:vAlign w:val="center"/>
+              </w:tcPr>
+              <w:p>
+                <w:pPr>
+                  <w:ind w:left="140" w:right="-17"/>
+                  <w:rPr>
+                    <w:rFonts w:eastAsia="Verdana"/>
+                  </w:rPr>
+                </w:pPr>
+                <w:r>
+                  <w:rPr>
+                    <w:rFonts w:eastAsia="MS Gothic"/>
+                  </w:rPr>
+                  <w:t>☐</w:t>
+                </w:r>
+              </w:p>
+            </w:tc>
+          </w:sdtContent>
+        </w:sdt>
+        <w:tc>
+          <w:tcPr>
+            <w:tcW w:w="9213" w:type="dxa"/>
             <w:gridSpan w:val="11"/>
             <w:tcBorders>
               <w:left w:val="nil"/>
@@ -11814,13 +12110,11 @@
       </w:tr>
       <w:tr>
         <w:trPr>
-          <w:gridAfter w:val="1"/>
-          <w:wAfter w:w="20" w:type="dxa"/>
           <w:trHeight w:val="340"/>
         </w:trPr>
         <w:tc>
           <w:tcPr>
-            <w:tcW w:w="709" w:type="dxa"/>
+            <w:tcW w:w="567" w:type="dxa"/>
             <w:tcBorders>
               <w:left w:val="single" w:sz="12" w:space="0" w:color="000000"/>
               <w:right w:val="nil"/>
@@ -11840,8 +12134,8 @@
         </w:tc>
         <w:tc>
           <w:tcPr>
-            <w:tcW w:w="2410" w:type="dxa"/>
-            <w:gridSpan w:val="2"/>
+            <w:tcW w:w="1276" w:type="dxa"/>
+            <w:gridSpan w:val="3"/>
             <w:tcBorders>
               <w:left w:val="nil"/>
               <w:right w:val="nil"/>
@@ -11865,8 +12159,8 @@
         </w:tc>
         <w:tc>
           <w:tcPr>
-            <w:tcW w:w="6662" w:type="dxa"/>
-            <w:gridSpan w:val="7"/>
+            <w:tcW w:w="7938" w:type="dxa"/>
+            <w:gridSpan w:val="9"/>
             <w:tcBorders>
               <w:left w:val="nil"/>
               <w:bottom w:val="dotted" w:sz="4" w:space="0" w:color="auto"/>
@@ -11885,14 +12179,19 @@
               <w:rPr>
                 <w:rFonts w:eastAsia="Verdana"/>
               </w:rPr>
-              <w:t>{{410}}</w:t>
+              <w:t>T1</w:t>
+            </w:r>
+            <w:r>
+              <w:rPr>
+                <w:rFonts w:eastAsia="Verdana"/>
+              </w:rPr>
+              <w:t xml:space="preserve"> elosztóból</w:t>
             </w:r>
           </w:p>
         </w:tc>
         <w:tc>
           <w:tcPr>
             <w:tcW w:w="425" w:type="dxa"/>
-            <w:gridSpan w:val="2"/>
             <w:tcBorders>
               <w:left w:val="nil"/>
               <w:right w:val="single" w:sz="12" w:space="0" w:color="000000"/>
@@ -11912,13 +12211,11 @@
       </w:tr>
       <w:tr>
         <w:trPr>
-          <w:gridAfter w:val="1"/>
-          <w:wAfter w:w="20" w:type="dxa"/>
           <w:trHeight w:val="340"/>
         </w:trPr>
         <w:tc>
           <w:tcPr>
-            <w:tcW w:w="709" w:type="dxa"/>
+            <w:tcW w:w="567" w:type="dxa"/>
             <w:tcBorders>
               <w:left w:val="single" w:sz="12" w:space="0" w:color="000000"/>
               <w:right w:val="nil"/>
@@ -11938,8 +12235,8 @@
         </w:tc>
         <w:tc>
           <w:tcPr>
-            <w:tcW w:w="2410" w:type="dxa"/>
-            <w:gridSpan w:val="2"/>
+            <w:tcW w:w="1843" w:type="dxa"/>
+            <w:gridSpan w:val="4"/>
             <w:tcBorders>
               <w:left w:val="nil"/>
               <w:right w:val="nil"/>
@@ -11963,8 +12260,8 @@
         </w:tc>
         <w:tc>
           <w:tcPr>
-            <w:tcW w:w="6662" w:type="dxa"/>
-            <w:gridSpan w:val="7"/>
+            <w:tcW w:w="7371" w:type="dxa"/>
+            <w:gridSpan w:val="8"/>
             <w:tcBorders>
               <w:left w:val="nil"/>
               <w:bottom w:val="dotted" w:sz="4" w:space="0" w:color="auto"/>
@@ -11983,14 +12280,13 @@
               <w:rPr>
                 <w:rFonts w:eastAsia="Verdana"/>
               </w:rPr>
-              <w:t>{{411}}</w:t>
+              <w:t>Nincs</w:t>
             </w:r>
           </w:p>
         </w:tc>
         <w:tc>
           <w:tcPr>
             <w:tcW w:w="425" w:type="dxa"/>
-            <w:gridSpan w:val="2"/>
             <w:tcBorders>
               <w:left w:val="nil"/>
               <w:right w:val="single" w:sz="12" w:space="0" w:color="000000"/>
@@ -12010,13 +12306,11 @@
       </w:tr>
       <w:tr>
         <w:trPr>
-          <w:gridAfter w:val="1"/>
-          <w:wAfter w:w="20" w:type="dxa"/>
           <w:trHeight w:val="340"/>
         </w:trPr>
         <w:tc>
           <w:tcPr>
-            <w:tcW w:w="709" w:type="dxa"/>
+            <w:tcW w:w="567" w:type="dxa"/>
             <w:tcBorders>
               <w:left w:val="single" w:sz="12" w:space="0" w:color="000000"/>
               <w:right w:val="nil"/>
@@ -12036,8 +12330,8 @@
         </w:tc>
         <w:tc>
           <w:tcPr>
-            <w:tcW w:w="6521" w:type="dxa"/>
-            <w:gridSpan w:val="7"/>
+            <w:tcW w:w="5954" w:type="dxa"/>
+            <w:gridSpan w:val="10"/>
             <w:tcBorders>
               <w:left w:val="nil"/>
               <w:right w:val="nil"/>
@@ -12405,7 +12699,7 @@
         </w:tc>
         <w:tc>
           <w:tcPr>
-            <w:tcW w:w="2551" w:type="dxa"/>
+            <w:tcW w:w="3260" w:type="dxa"/>
             <w:gridSpan w:val="2"/>
             <w:tcBorders>
               <w:top w:val="dotted" w:sz="4" w:space="0" w:color="auto"/>
@@ -12426,14 +12720,25 @@
               <w:rPr>
                 <w:rFonts w:eastAsia="Verdana"/>
               </w:rPr>
-              <w:t>{{412}}</w:t>
+              <w:t>202</w:t>
+            </w:r>
+            <w:r>
+              <w:rPr>
+                <w:rFonts w:eastAsia="Verdana"/>
+              </w:rPr>
+              <w:t>6</w:t>
+            </w:r>
+            <w:r>
+              <w:rPr>
+                <w:rFonts w:eastAsia="Verdana"/>
+              </w:rPr>
+              <w:t>.</w:t>
             </w:r>
           </w:p>
         </w:tc>
         <w:tc>
           <w:tcPr>
             <w:tcW w:w="425" w:type="dxa"/>
-            <w:gridSpan w:val="2"/>
             <w:tcBorders>
               <w:left w:val="nil"/>
               <w:right w:val="single" w:sz="12" w:space="0" w:color="000000"/>
@@ -12453,13 +12758,11 @@
       </w:tr>
       <w:tr>
         <w:trPr>
-          <w:gridAfter w:val="1"/>
-          <w:wAfter w:w="20" w:type="dxa"/>
           <w:trHeight w:val="340"/>
         </w:trPr>
         <w:tc>
           <w:tcPr>
-            <w:tcW w:w="709" w:type="dxa"/>
+            <w:tcW w:w="567" w:type="dxa"/>
             <w:tcBorders>
               <w:left w:val="single" w:sz="12" w:space="0" w:color="000000"/>
               <w:right w:val="nil"/>
@@ -12479,33 +12782,33 @@
         </w:tc>
         <w:tc>
           <w:tcPr>
+            <w:tcW w:w="4678" w:type="dxa"/>
+            <w:gridSpan w:val="9"/>
+            <w:tcBorders>
+              <w:left w:val="nil"/>
+            </w:tcBorders>
+            <w:vAlign w:val="center"/>
+          </w:tcPr>
+          <w:p>
+            <w:pPr>
+              <w:ind w:left="140" w:right="-17"/>
+              <w:rPr>
+                <w:rFonts w:eastAsia="Verdana"/>
+                <w:b/>
+              </w:rPr>
+            </w:pPr>
+            <w:r>
+              <w:rPr>
+                <w:rFonts w:eastAsia="Verdana"/>
+              </w:rPr>
+              <w:t>A rendelkezésünkre bocsátott dokumentációk:</w:t>
+            </w:r>
+          </w:p>
+        </w:tc>
+        <w:tc>
+          <w:tcPr>
             <w:tcW w:w="4536" w:type="dxa"/>
-            <w:gridSpan w:val="5"/>
-            <w:tcBorders>
-              <w:left w:val="nil"/>
-            </w:tcBorders>
-            <w:vAlign w:val="center"/>
-          </w:tcPr>
-          <w:p>
-            <w:pPr>
-              <w:ind w:left="140" w:right="-17"/>
-              <w:rPr>
-                <w:rFonts w:eastAsia="Verdana"/>
-                <w:b/>
-              </w:rPr>
-            </w:pPr>
-            <w:r>
-              <w:rPr>
-                <w:rFonts w:eastAsia="Verdana"/>
-              </w:rPr>
-              <w:t>A rendelkezésünkre bocsátott dokumentációk:</w:t>
-            </w:r>
-          </w:p>
-        </w:tc>
-        <w:tc>
-          <w:tcPr>
-            <w:tcW w:w="4536" w:type="dxa"/>
-            <w:gridSpan w:val="4"/>
+            <w:gridSpan w:val="3"/>
             <w:tcBorders>
               <w:left w:val="nil"/>
               <w:bottom w:val="dotted" w:sz="4" w:space="0" w:color="auto"/>
@@ -12524,14 +12827,13 @@
               <w:rPr>
                 <w:rFonts w:eastAsia="Verdana"/>
               </w:rPr>
-              <w:t>{{413}}</w:t>
+              <w:t>Gyártói dokumentációs csomag</w:t>
             </w:r>
           </w:p>
         </w:tc>
         <w:tc>
           <w:tcPr>
             <w:tcW w:w="425" w:type="dxa"/>
-            <w:gridSpan w:val="2"/>
             <w:tcBorders>
               <w:right w:val="single" w:sz="12" w:space="0" w:color="000000"/>
             </w:tcBorders>
@@ -12551,13 +12853,11 @@
       </w:tr>
       <w:tr>
         <w:trPr>
-          <w:gridAfter w:val="1"/>
-          <w:wAfter w:w="20" w:type="dxa"/>
           <w:trHeight w:hRule="exact" w:val="340"/>
         </w:trPr>
         <w:tc>
           <w:tcPr>
-            <w:tcW w:w="709" w:type="dxa"/>
+            <w:tcW w:w="567" w:type="dxa"/>
             <w:tcBorders>
               <w:left w:val="single" w:sz="12" w:space="0" w:color="000000"/>
               <w:right w:val="nil"/>
@@ -12577,8 +12877,8 @@
         </w:tc>
         <w:tc>
           <w:tcPr>
-            <w:tcW w:w="9497" w:type="dxa"/>
-            <w:gridSpan w:val="11"/>
+            <w:tcW w:w="9639" w:type="dxa"/>
+            <w:gridSpan w:val="13"/>
             <w:tcBorders>
               <w:left w:val="nil"/>
               <w:right w:val="single" w:sz="12" w:space="0" w:color="000000"/>
@@ -12628,127 +12928,6 @@
               </w:rPr>
               <w:t>:</w:t>
             </w:r>
-          </w:p>
-        </w:tc>
-      </w:tr>
-      <w:tr>
-        <w:trPr>
-          <w:gridAfter w:val="1"/>
-          <w:wAfter w:w="20" w:type="dxa"/>
-          <w:trHeight w:val="283"/>
-        </w:trPr>
-        <w:tc>
-          <w:tcPr>
-            <w:tcW w:w="709" w:type="dxa"/>
-            <w:tcBorders>
-              <w:left w:val="single" w:sz="12" w:space="0" w:color="000000"/>
-              <w:right w:val="nil"/>
-            </w:tcBorders>
-            <w:vAlign w:val="center"/>
-          </w:tcPr>
-          <w:p>
-            <w:pPr>
-              <w:ind w:right="-17"/>
-              <w:jc w:val="center"/>
-              <w:rPr>
-                <w:rFonts w:eastAsia="Verdana" w:cs="Verdana"/>
-                <w:szCs w:val="22"/>
-              </w:rPr>
-            </w:pPr>
-          </w:p>
-        </w:tc>
-        <w:tc>
-          <w:tcPr>
-            <w:tcW w:w="3119" w:type="dxa"/>
-            <w:gridSpan w:val="3"/>
-            <w:tcBorders>
-              <w:left w:val="nil"/>
-              <w:right w:val="single" w:sz="4" w:space="0" w:color="auto"/>
-            </w:tcBorders>
-            <w:vAlign w:val="center"/>
-          </w:tcPr>
-          <w:p>
-            <w:pPr>
-              <w:ind w:left="284" w:right="141"/>
-              <w:rPr>
-                <w:rFonts w:eastAsia="Verdana"/>
-                <w:i/>
-                <w:sz w:val="20"/>
-              </w:rPr>
-            </w:pPr>
-            <w:r>
-              <w:rPr>
-                <w:rFonts w:eastAsia="Verdana"/>
-                <w:i/>
-                <w:sz w:val="20"/>
-              </w:rPr>
-              <w:t>Jogszabályok:</w:t>
-            </w:r>
-          </w:p>
-        </w:tc>
-        <w:tc>
-          <w:tcPr>
-            <w:tcW w:w="1701" w:type="dxa"/>
-            <w:gridSpan w:val="3"/>
-            <w:tcBorders>
-              <w:top w:val="single" w:sz="4" w:space="0" w:color="auto"/>
-              <w:left w:val="single" w:sz="4" w:space="0" w:color="auto"/>
-            </w:tcBorders>
-            <w:vAlign w:val="center"/>
-          </w:tcPr>
-          <w:p>
-            <w:pPr>
-              <w:ind w:left="140" w:right="-17"/>
-              <w:rPr>
-                <w:rFonts w:eastAsia="Verdana"/>
-                <w:i/>
-                <w:sz w:val="20"/>
-              </w:rPr>
-            </w:pPr>
-          </w:p>
-        </w:tc>
-        <w:tc>
-          <w:tcPr>
-            <w:tcW w:w="4252" w:type="dxa"/>
-            <w:gridSpan w:val="3"/>
-            <w:tcBorders>
-              <w:top w:val="single" w:sz="4" w:space="0" w:color="auto"/>
-              <w:right w:val="single" w:sz="4" w:space="0" w:color="auto"/>
-            </w:tcBorders>
-            <w:shd w:val="clear" w:color="auto" w:fill="auto"/>
-            <w:vAlign w:val="center"/>
-          </w:tcPr>
-          <w:p>
-            <w:pPr>
-              <w:ind w:right="-17"/>
-              <w:rPr>
-                <w:rFonts w:eastAsia="Verdana"/>
-                <w:i/>
-                <w:sz w:val="20"/>
-              </w:rPr>
-            </w:pPr>
-          </w:p>
-        </w:tc>
-        <w:tc>
-          <w:tcPr>
-            <w:tcW w:w="425" w:type="dxa"/>
-            <w:gridSpan w:val="2"/>
-            <w:tcBorders>
-              <w:left w:val="single" w:sz="4" w:space="0" w:color="auto"/>
-              <w:right w:val="single" w:sz="12" w:space="0" w:color="000000"/>
-            </w:tcBorders>
-            <w:shd w:val="clear" w:color="auto" w:fill="auto"/>
-            <w:vAlign w:val="center"/>
-          </w:tcPr>
-          <w:p>
-            <w:pPr>
-              <w:ind w:right="-17"/>
-              <w:rPr>
-                <w:rFonts w:eastAsia="Verdana"/>
-                <w:i/>
-                <w:sz w:val="20"/>
-              </w:rPr>
-            </w:pPr>
           </w:p>
         </w:tc>
       </w:tr>
@@ -12758,7 +12937,7 @@
         </w:trPr>
         <w:tc>
           <w:tcPr>
-            <w:tcW w:w="709" w:type="dxa"/>
+            <w:tcW w:w="567" w:type="dxa"/>
             <w:tcBorders>
               <w:left w:val="single" w:sz="12" w:space="0" w:color="000000"/>
               <w:right w:val="nil"/>
@@ -12778,50 +12957,38 @@
         </w:tc>
         <w:tc>
           <w:tcPr>
-            <w:tcW w:w="20" w:type="dxa"/>
+            <w:tcW w:w="3261" w:type="dxa"/>
+            <w:gridSpan w:val="6"/>
             <w:tcBorders>
               <w:left w:val="nil"/>
-            </w:tcBorders>
-            <w:vAlign w:val="center"/>
-          </w:tcPr>
-          <w:p>
-            <w:pPr>
-              <w:ind w:left="140" w:right="141"/>
+              <w:right w:val="single" w:sz="4" w:space="0" w:color="auto"/>
+            </w:tcBorders>
+            <w:vAlign w:val="center"/>
+          </w:tcPr>
+          <w:p>
+            <w:pPr>
+              <w:ind w:left="284" w:right="141"/>
               <w:rPr>
                 <w:rFonts w:eastAsia="Verdana"/>
                 <w:i/>
                 <w:sz w:val="20"/>
               </w:rPr>
             </w:pPr>
-          </w:p>
-        </w:tc>
-        <w:tc>
-          <w:tcPr>
-            <w:tcW w:w="3119" w:type="dxa"/>
-            <w:gridSpan w:val="3"/>
-            <w:tcBorders>
-              <w:top w:val="single" w:sz="4" w:space="0" w:color="auto"/>
-              <w:left w:val="nil"/>
-              <w:right w:val="single" w:sz="4" w:space="0" w:color="auto"/>
-            </w:tcBorders>
-            <w:vAlign w:val="center"/>
-          </w:tcPr>
-          <w:p>
-            <w:pPr>
-              <w:ind w:left="140" w:right="141"/>
+            <w:r>
               <w:rPr>
                 <w:rFonts w:eastAsia="Verdana"/>
                 <w:i/>
                 <w:sz w:val="20"/>
               </w:rPr>
-            </w:pPr>
-          </w:p>
-        </w:tc>
-        <w:tc>
-          <w:tcPr>
-            <w:tcW w:w="1681" w:type="dxa"/>
-            <w:gridSpan w:val="2"/>
-            <w:tcBorders>
+              <w:t>Jogszabályok:</w:t>
+            </w:r>
+          </w:p>
+        </w:tc>
+        <w:tc>
+          <w:tcPr>
+            <w:tcW w:w="141" w:type="dxa"/>
+            <w:tcBorders>
+              <w:top w:val="single" w:sz="4" w:space="0" w:color="auto"/>
               <w:left w:val="single" w:sz="4" w:space="0" w:color="auto"/>
             </w:tcBorders>
             <w:vAlign w:val="center"/>
@@ -12839,9 +13006,10 @@
         </w:tc>
         <w:tc>
           <w:tcPr>
-            <w:tcW w:w="4272" w:type="dxa"/>
-            <w:gridSpan w:val="4"/>
-            <w:tcBorders>
+            <w:tcW w:w="5812" w:type="dxa"/>
+            <w:gridSpan w:val="5"/>
+            <w:tcBorders>
+              <w:top w:val="single" w:sz="4" w:space="0" w:color="auto"/>
               <w:right w:val="single" w:sz="4" w:space="0" w:color="auto"/>
             </w:tcBorders>
             <w:shd w:val="clear" w:color="auto" w:fill="auto"/>
@@ -12856,450 +13024,19 @@
                 <w:sz w:val="20"/>
               </w:rPr>
             </w:pPr>
-          </w:p>
-        </w:tc>
-        <w:tc>
-          <w:tcPr>
-            <w:tcW w:w="425" w:type="dxa"/>
-            <w:gridSpan w:val="2"/>
-            <w:tcBorders>
-              <w:left w:val="single" w:sz="4" w:space="0" w:color="auto"/>
-              <w:right w:val="single" w:sz="12" w:space="0" w:color="000000"/>
-            </w:tcBorders>
-            <w:shd w:val="clear" w:color="auto" w:fill="auto"/>
-            <w:vAlign w:val="center"/>
-          </w:tcPr>
-          <w:p>
-            <w:pPr>
-              <w:ind w:right="-17"/>
+            <w:r>
               <w:rPr>
                 <w:rFonts w:eastAsia="Verdana"/>
                 <w:i/>
                 <w:sz w:val="20"/>
               </w:rPr>
-            </w:pPr>
-          </w:p>
-        </w:tc>
-      </w:tr>
-      <w:tr>
-        <w:trPr>
-          <w:gridAfter w:val="1"/>
-          <w:wAfter w:w="20" w:type="dxa"/>
-          <w:trHeight w:val="283"/>
-        </w:trPr>
-        <w:tc>
-          <w:tcPr>
-            <w:tcW w:w="709" w:type="dxa"/>
-            <w:tcBorders>
-              <w:left w:val="single" w:sz="12" w:space="0" w:color="000000"/>
-              <w:right w:val="nil"/>
-            </w:tcBorders>
-            <w:vAlign w:val="center"/>
-          </w:tcPr>
-          <w:p>
-            <w:pPr>
-              <w:ind w:right="-17"/>
-              <w:jc w:val="center"/>
-              <w:rPr>
-                <w:rFonts w:eastAsia="Verdana" w:cs="Verdana"/>
-                <w:szCs w:val="22"/>
-              </w:rPr>
-            </w:pPr>
-          </w:p>
-        </w:tc>
-        <w:tc>
-          <w:tcPr>
-            <w:tcW w:w="9072" w:type="dxa"/>
-            <w:gridSpan w:val="9"/>
-            <w:tcBorders>
-              <w:left w:val="nil"/>
-              <w:right w:val="single" w:sz="4" w:space="0" w:color="auto"/>
-            </w:tcBorders>
-            <w:vAlign w:val="center"/>
-          </w:tcPr>
-          <w:p>
-            <w:pPr>
-              <w:ind w:right="-17"/>
-              <w:rPr>
-                <w:rFonts w:eastAsia="Verdana"/>
-                <w:sz w:val="20"/>
-                <w:highlight w:val="yellow"/>
-              </w:rPr>
-            </w:pPr>
-            <w:r>
-              <w:rPr>
-                <w:rFonts w:eastAsia="Verdana"/>
-                <w:sz w:val="20"/>
-              </w:rPr>
-              <w:t>{{</w:t>
-            </w:r>
-            <w:proofErr w:type="spellStart"/>
-            <w:r>
-              <w:rPr>
-                <w:rFonts w:eastAsia="Verdana"/>
-                <w:sz w:val="20"/>
-              </w:rPr>
-              <w:t>jogyszabályok</w:t>
-            </w:r>
-            <w:proofErr w:type="gramStart"/>
-            <w:r>
-              <w:rPr>
-                <w:rFonts w:eastAsia="Verdana"/>
-                <w:sz w:val="20"/>
-              </w:rPr>
-              <w:t>.jogyszabaly</w:t>
-            </w:r>
-            <w:proofErr w:type="gramEnd"/>
-            <w:r>
-              <w:rPr>
-                <w:rFonts w:eastAsia="Verdana"/>
-                <w:sz w:val="20"/>
-              </w:rPr>
-              <w:t>_szam</w:t>
-            </w:r>
-            <w:proofErr w:type="spellEnd"/>
-            <w:r>
-              <w:rPr>
-                <w:rFonts w:eastAsia="Verdana"/>
-                <w:sz w:val="20"/>
-              </w:rPr>
-              <w:t>}}</w:t>
-            </w:r>
-            <w:bookmarkStart w:id="0" w:name="_GoBack"/>
-            <w:bookmarkEnd w:id="0"/>
+              <w:t>1993. évi XCIII. munkavédelmi törvény,</w:t>
+            </w:r>
           </w:p>
         </w:tc>
         <w:tc>
           <w:tcPr>
             <w:tcW w:w="425" w:type="dxa"/>
-            <w:gridSpan w:val="2"/>
-            <w:tcBorders>
-              <w:left w:val="single" w:sz="4" w:space="0" w:color="auto"/>
-              <w:right w:val="single" w:sz="12" w:space="0" w:color="000000"/>
-            </w:tcBorders>
-            <w:shd w:val="clear" w:color="auto" w:fill="auto"/>
-            <w:vAlign w:val="center"/>
-          </w:tcPr>
-          <w:p>
-            <w:pPr>
-              <w:ind w:right="-17"/>
-              <w:rPr>
-                <w:rFonts w:eastAsia="Verdana"/>
-                <w:i/>
-                <w:sz w:val="20"/>
-                <w:highlight w:val="yellow"/>
-              </w:rPr>
-            </w:pPr>
-          </w:p>
-        </w:tc>
-      </w:tr>
-      <w:tr>
-        <w:trPr>
-          <w:gridAfter w:val="1"/>
-          <w:wAfter w:w="20" w:type="dxa"/>
-          <w:trHeight w:val="57"/>
-        </w:trPr>
-        <w:tc>
-          <w:tcPr>
-            <w:tcW w:w="709" w:type="dxa"/>
-            <w:tcBorders>
-              <w:left w:val="single" w:sz="12" w:space="0" w:color="000000"/>
-              <w:right w:val="nil"/>
-            </w:tcBorders>
-            <w:vAlign w:val="center"/>
-          </w:tcPr>
-          <w:p>
-            <w:pPr>
-              <w:ind w:right="-17"/>
-              <w:jc w:val="center"/>
-              <w:rPr>
-                <w:rFonts w:eastAsia="Verdana" w:cs="Verdana"/>
-                <w:sz w:val="8"/>
-                <w:szCs w:val="22"/>
-              </w:rPr>
-            </w:pPr>
-          </w:p>
-        </w:tc>
-        <w:tc>
-          <w:tcPr>
-            <w:tcW w:w="3119" w:type="dxa"/>
-            <w:gridSpan w:val="3"/>
-            <w:tcBorders>
-              <w:left w:val="nil"/>
-            </w:tcBorders>
-            <w:vAlign w:val="center"/>
-          </w:tcPr>
-          <w:p>
-            <w:pPr>
-              <w:ind w:left="140" w:right="141"/>
-              <w:rPr>
-                <w:rFonts w:eastAsia="Verdana"/>
-                <w:i/>
-                <w:sz w:val="8"/>
-              </w:rPr>
-            </w:pPr>
-          </w:p>
-        </w:tc>
-        <w:tc>
-          <w:tcPr>
-            <w:tcW w:w="6378" w:type="dxa"/>
-            <w:gridSpan w:val="8"/>
-            <w:tcBorders>
-              <w:right w:val="single" w:sz="12" w:space="0" w:color="000000"/>
-            </w:tcBorders>
-            <w:shd w:val="clear" w:color="auto" w:fill="auto"/>
-            <w:vAlign w:val="center"/>
-          </w:tcPr>
-          <w:p>
-            <w:pPr>
-              <w:ind w:left="140" w:right="-17"/>
-              <w:rPr>
-                <w:rFonts w:eastAsia="Verdana"/>
-                <w:i/>
-                <w:sz w:val="8"/>
-              </w:rPr>
-            </w:pPr>
-          </w:p>
-        </w:tc>
-      </w:tr>
-      <w:tr>
-        <w:trPr>
-          <w:gridAfter w:val="1"/>
-          <w:wAfter w:w="20" w:type="dxa"/>
-          <w:trHeight w:val="283"/>
-        </w:trPr>
-        <w:tc>
-          <w:tcPr>
-            <w:tcW w:w="709" w:type="dxa"/>
-            <w:tcBorders>
-              <w:left w:val="single" w:sz="12" w:space="0" w:color="000000"/>
-              <w:right w:val="nil"/>
-            </w:tcBorders>
-            <w:vAlign w:val="center"/>
-          </w:tcPr>
-          <w:p>
-            <w:pPr>
-              <w:ind w:right="-17"/>
-              <w:jc w:val="center"/>
-              <w:rPr>
-                <w:rFonts w:eastAsia="Verdana" w:cs="Verdana"/>
-                <w:szCs w:val="22"/>
-              </w:rPr>
-            </w:pPr>
-          </w:p>
-        </w:tc>
-        <w:tc>
-          <w:tcPr>
-            <w:tcW w:w="3119" w:type="dxa"/>
-            <w:gridSpan w:val="3"/>
-            <w:tcBorders>
-              <w:left w:val="nil"/>
-              <w:right w:val="single" w:sz="4" w:space="0" w:color="auto"/>
-            </w:tcBorders>
-            <w:vAlign w:val="center"/>
-          </w:tcPr>
-          <w:p>
-            <w:pPr>
-              <w:ind w:left="284" w:right="141"/>
-              <w:rPr>
-                <w:rFonts w:eastAsia="Verdana"/>
-                <w:i/>
-                <w:sz w:val="20"/>
-              </w:rPr>
-            </w:pPr>
-            <w:r>
-              <w:rPr>
-                <w:rFonts w:eastAsia="Verdana"/>
-                <w:i/>
-                <w:sz w:val="20"/>
-              </w:rPr>
-              <w:t>Tűzvédelmi Műszaki Irányelvek:</w:t>
-            </w:r>
-          </w:p>
-        </w:tc>
-        <w:tc>
-          <w:tcPr>
-            <w:tcW w:w="1701" w:type="dxa"/>
-            <w:gridSpan w:val="3"/>
-            <w:tcBorders>
-              <w:top w:val="single" w:sz="4" w:space="0" w:color="auto"/>
-              <w:left w:val="single" w:sz="4" w:space="0" w:color="auto"/>
-            </w:tcBorders>
-            <w:vAlign w:val="center"/>
-          </w:tcPr>
-          <w:p>
-            <w:pPr>
-              <w:ind w:left="140" w:right="-17"/>
-              <w:rPr>
-                <w:rFonts w:eastAsia="Verdana"/>
-                <w:i/>
-                <w:sz w:val="20"/>
-              </w:rPr>
-            </w:pPr>
-          </w:p>
-        </w:tc>
-        <w:tc>
-          <w:tcPr>
-            <w:tcW w:w="4252" w:type="dxa"/>
-            <w:gridSpan w:val="3"/>
-            <w:tcBorders>
-              <w:top w:val="single" w:sz="4" w:space="0" w:color="auto"/>
-              <w:right w:val="single" w:sz="4" w:space="0" w:color="auto"/>
-            </w:tcBorders>
-            <w:shd w:val="clear" w:color="auto" w:fill="auto"/>
-            <w:vAlign w:val="center"/>
-          </w:tcPr>
-          <w:p>
-            <w:pPr>
-              <w:ind w:right="-17"/>
-              <w:rPr>
-                <w:rFonts w:eastAsia="Verdana"/>
-                <w:i/>
-                <w:sz w:val="20"/>
-              </w:rPr>
-            </w:pPr>
-            <w:proofErr w:type="spellStart"/>
-            <w:r>
-              <w:rPr>
-                <w:rFonts w:eastAsia="Verdana"/>
-                <w:i/>
-                <w:sz w:val="20"/>
-              </w:rPr>
-              <w:t>TvMI</w:t>
-            </w:r>
-            <w:proofErr w:type="spellEnd"/>
-            <w:r>
-              <w:rPr>
-                <w:rFonts w:eastAsia="Verdana"/>
-                <w:i/>
-                <w:sz w:val="20"/>
-              </w:rPr>
-              <w:t xml:space="preserve"> 7.5:2022.06.13.</w:t>
-            </w:r>
-            <w:r>
-              <w:rPr>
-                <w:rFonts w:eastAsia="Verdana"/>
-                <w:i/>
-                <w:sz w:val="20"/>
-              </w:rPr>
-              <w:t xml:space="preserve"> (</w:t>
-            </w:r>
-            <w:proofErr w:type="spellStart"/>
-            <w:r>
-              <w:rPr>
-                <w:rFonts w:eastAsia="Verdana"/>
-                <w:i/>
-                <w:sz w:val="20"/>
-              </w:rPr>
-              <w:t>vill</w:t>
-            </w:r>
-            <w:proofErr w:type="spellEnd"/>
-            <w:r>
-              <w:rPr>
-                <w:rFonts w:eastAsia="Verdana"/>
-                <w:i/>
-                <w:sz w:val="20"/>
-              </w:rPr>
-              <w:t xml:space="preserve">. </w:t>
-            </w:r>
-            <w:proofErr w:type="spellStart"/>
-            <w:r>
-              <w:rPr>
-                <w:rFonts w:eastAsia="Verdana"/>
-                <w:i/>
-                <w:sz w:val="20"/>
-              </w:rPr>
-              <w:t>ber</w:t>
-            </w:r>
-            <w:proofErr w:type="spellEnd"/>
-            <w:proofErr w:type="gramStart"/>
-            <w:r>
-              <w:rPr>
-                <w:rFonts w:eastAsia="Verdana"/>
-                <w:i/>
-                <w:sz w:val="20"/>
-              </w:rPr>
-              <w:t>.,</w:t>
-            </w:r>
-            <w:proofErr w:type="gramEnd"/>
-            <w:r>
-              <w:rPr>
-                <w:rFonts w:eastAsia="Verdana"/>
-                <w:i/>
-                <w:sz w:val="20"/>
-              </w:rPr>
-              <w:t xml:space="preserve"> villámvédelem, elektrosztatika)</w:t>
-            </w:r>
-          </w:p>
-          <w:p>
-            <w:pPr>
-              <w:ind w:right="-17"/>
-              <w:rPr>
-                <w:rFonts w:eastAsia="Verdana"/>
-                <w:i/>
-                <w:sz w:val="20"/>
-              </w:rPr>
-            </w:pPr>
-            <w:proofErr w:type="spellStart"/>
-            <w:r>
-              <w:rPr>
-                <w:rFonts w:eastAsia="Verdana"/>
-                <w:i/>
-                <w:sz w:val="20"/>
-              </w:rPr>
-              <w:t>TvMI</w:t>
-            </w:r>
-            <w:proofErr w:type="spellEnd"/>
-            <w:r>
-              <w:rPr>
-                <w:rFonts w:eastAsia="Verdana"/>
-                <w:i/>
-                <w:sz w:val="20"/>
-              </w:rPr>
-              <w:t xml:space="preserve"> 7.6:2024.02.01. (</w:t>
-            </w:r>
-            <w:proofErr w:type="spellStart"/>
-            <w:r>
-              <w:rPr>
-                <w:rFonts w:eastAsia="Verdana"/>
-                <w:i/>
-                <w:sz w:val="20"/>
-              </w:rPr>
-              <w:t>vill</w:t>
-            </w:r>
-            <w:proofErr w:type="spellEnd"/>
-            <w:r>
-              <w:rPr>
-                <w:rFonts w:eastAsia="Verdana"/>
-                <w:i/>
-                <w:sz w:val="20"/>
-              </w:rPr>
-              <w:t xml:space="preserve">. </w:t>
-            </w:r>
-            <w:proofErr w:type="spellStart"/>
-            <w:r>
-              <w:rPr>
-                <w:rFonts w:eastAsia="Verdana"/>
-                <w:i/>
-                <w:sz w:val="20"/>
-              </w:rPr>
-              <w:t>ber</w:t>
-            </w:r>
-            <w:proofErr w:type="spellEnd"/>
-            <w:r>
-              <w:rPr>
-                <w:rFonts w:eastAsia="Verdana"/>
-                <w:i/>
-                <w:sz w:val="20"/>
-              </w:rPr>
-              <w:t>, villámvédelem, elektrosztatika)</w:t>
-            </w:r>
-          </w:p>
-        </w:tc>
-        <w:tc>
-          <w:tcPr>
-            <w:tcW w:w="425" w:type="dxa"/>
-            <w:gridSpan w:val="2"/>
             <w:tcBorders>
               <w:left w:val="single" w:sz="4" w:space="0" w:color="auto"/>
               <w:right w:val="single" w:sz="12" w:space="0" w:color="000000"/>
@@ -13325,7 +13062,7 @@
         </w:trPr>
         <w:tc>
           <w:tcPr>
-            <w:tcW w:w="709" w:type="dxa"/>
+            <w:tcW w:w="567" w:type="dxa"/>
             <w:tcBorders>
               <w:left w:val="single" w:sz="12" w:space="0" w:color="000000"/>
               <w:right w:val="nil"/>
@@ -13345,7 +13082,7 @@
         </w:tc>
         <w:tc>
           <w:tcPr>
-            <w:tcW w:w="20" w:type="dxa"/>
+            <w:tcW w:w="142" w:type="dxa"/>
             <w:tcBorders>
               <w:left w:val="nil"/>
             </w:tcBorders>
@@ -13365,7 +13102,7 @@
         <w:tc>
           <w:tcPr>
             <w:tcW w:w="3119" w:type="dxa"/>
-            <w:gridSpan w:val="3"/>
+            <w:gridSpan w:val="5"/>
             <w:tcBorders>
               <w:top w:val="single" w:sz="4" w:space="0" w:color="auto"/>
               <w:left w:val="nil"/>
@@ -13386,8 +13123,7 @@
         </w:tc>
         <w:tc>
           <w:tcPr>
-            <w:tcW w:w="1681" w:type="dxa"/>
-            <w:gridSpan w:val="2"/>
+            <w:tcW w:w="141" w:type="dxa"/>
             <w:tcBorders>
               <w:left w:val="single" w:sz="4" w:space="0" w:color="auto"/>
             </w:tcBorders>
@@ -13406,8 +13142,8 @@
         </w:tc>
         <w:tc>
           <w:tcPr>
-            <w:tcW w:w="4272" w:type="dxa"/>
-            <w:gridSpan w:val="4"/>
+            <w:tcW w:w="5812" w:type="dxa"/>
+            <w:gridSpan w:val="5"/>
             <w:tcBorders>
               <w:right w:val="single" w:sz="4" w:space="0" w:color="auto"/>
             </w:tcBorders>
@@ -13423,38 +13159,19 @@
                 <w:sz w:val="20"/>
               </w:rPr>
             </w:pPr>
-            <w:proofErr w:type="spellStart"/>
             <w:r>
               <w:rPr>
                 <w:rFonts w:eastAsia="Verdana"/>
                 <w:i/>
                 <w:sz w:val="20"/>
               </w:rPr>
-              <w:t>TvMI</w:t>
-            </w:r>
-            <w:proofErr w:type="spellEnd"/>
-            <w:r>
-              <w:rPr>
-                <w:rFonts w:eastAsia="Verdana"/>
-                <w:i/>
-                <w:sz w:val="20"/>
-              </w:rPr>
-              <w:t xml:space="preserve"> 12.5:2022.06.13.</w:t>
-            </w:r>
-            <w:r>
-              <w:rPr>
-                <w:rFonts w:eastAsia="Verdana"/>
-                <w:i/>
-                <w:sz w:val="20"/>
-              </w:rPr>
-              <w:t xml:space="preserve"> (ellenőrzés, felülvizsgálat és karbantartás)</w:t>
+              <w:t>191/2009. (IX.15.) Korm. rendelet,</w:t>
             </w:r>
           </w:p>
         </w:tc>
         <w:tc>
           <w:tcPr>
             <w:tcW w:w="425" w:type="dxa"/>
-            <w:gridSpan w:val="2"/>
             <w:tcBorders>
               <w:left w:val="single" w:sz="4" w:space="0" w:color="auto"/>
               <w:right w:val="single" w:sz="12" w:space="0" w:color="000000"/>
@@ -13476,13 +13193,11 @@
       </w:tr>
       <w:tr>
         <w:trPr>
-          <w:gridAfter w:val="1"/>
-          <w:wAfter w:w="20" w:type="dxa"/>
           <w:trHeight w:val="283"/>
         </w:trPr>
         <w:tc>
           <w:tcPr>
-            <w:tcW w:w="709" w:type="dxa"/>
+            <w:tcW w:w="567" w:type="dxa"/>
             <w:tcBorders>
               <w:left w:val="single" w:sz="12" w:space="0" w:color="000000"/>
               <w:right w:val="nil"/>
@@ -13502,8 +13217,8 @@
         </w:tc>
         <w:tc>
           <w:tcPr>
-            <w:tcW w:w="3119" w:type="dxa"/>
-            <w:gridSpan w:val="3"/>
+            <w:tcW w:w="3261" w:type="dxa"/>
+            <w:gridSpan w:val="6"/>
             <w:tcBorders>
               <w:left w:val="nil"/>
               <w:right w:val="single" w:sz="4" w:space="0" w:color="auto"/>
@@ -13523,11 +13238,9 @@
         </w:tc>
         <w:tc>
           <w:tcPr>
-            <w:tcW w:w="1701" w:type="dxa"/>
-            <w:gridSpan w:val="3"/>
+            <w:tcW w:w="141" w:type="dxa"/>
             <w:tcBorders>
               <w:left w:val="single" w:sz="4" w:space="0" w:color="auto"/>
-              <w:bottom w:val="single" w:sz="4" w:space="0" w:color="auto"/>
             </w:tcBorders>
             <w:vAlign w:val="center"/>
           </w:tcPr>
@@ -13544,10 +13257,9 @@
         </w:tc>
         <w:tc>
           <w:tcPr>
-            <w:tcW w:w="4252" w:type="dxa"/>
-            <w:gridSpan w:val="3"/>
-            <w:tcBorders>
-              <w:bottom w:val="single" w:sz="4" w:space="0" w:color="auto"/>
+            <w:tcW w:w="5812" w:type="dxa"/>
+            <w:gridSpan w:val="5"/>
+            <w:tcBorders>
               <w:right w:val="single" w:sz="4" w:space="0" w:color="auto"/>
             </w:tcBorders>
             <w:shd w:val="clear" w:color="auto" w:fill="auto"/>
@@ -13559,55 +13271,40 @@
               <w:rPr>
                 <w:rFonts w:eastAsia="Verdana"/>
                 <w:i/>
-                <w:sz w:val="20"/>
-              </w:rPr>
-            </w:pPr>
-            <w:proofErr w:type="spellStart"/>
+                <w:strike/>
+                <w:sz w:val="20"/>
+                <w:highlight w:val="yellow"/>
+              </w:rPr>
+            </w:pPr>
             <w:r>
               <w:rPr>
                 <w:rFonts w:eastAsia="Verdana"/>
                 <w:i/>
-                <w:sz w:val="20"/>
-              </w:rPr>
-              <w:t>TvMI</w:t>
-            </w:r>
-            <w:proofErr w:type="spellEnd"/>
-            <w:r>
+                <w:strike/>
+                <w:sz w:val="20"/>
+              </w:rPr>
+              <w:t>28/2011. (IX.6.) BM rendelet (régi, hatálytalan OTSZ, ha szükséges),</w:t>
+            </w:r>
+          </w:p>
+        </w:tc>
+        <w:tc>
+          <w:tcPr>
+            <w:tcW w:w="425" w:type="dxa"/>
+            <w:tcBorders>
+              <w:left w:val="single" w:sz="4" w:space="0" w:color="auto"/>
+              <w:right w:val="single" w:sz="12" w:space="0" w:color="000000"/>
+            </w:tcBorders>
+            <w:shd w:val="clear" w:color="auto" w:fill="auto"/>
+            <w:vAlign w:val="center"/>
+          </w:tcPr>
+          <w:p>
+            <w:pPr>
+              <w:ind w:right="-17"/>
               <w:rPr>
                 <w:rFonts w:eastAsia="Verdana"/>
                 <w:i/>
                 <w:sz w:val="20"/>
-              </w:rPr>
-              <w:t xml:space="preserve"> 14.2:2022.06.13.</w:t>
-            </w:r>
-            <w:r>
-              <w:rPr>
-                <w:rFonts w:eastAsia="Verdana"/>
-                <w:i/>
-                <w:sz w:val="20"/>
-              </w:rPr>
-              <w:t xml:space="preserve"> (kockázati osztályba sorolás)</w:t>
-            </w:r>
-          </w:p>
-        </w:tc>
-        <w:tc>
-          <w:tcPr>
-            <w:tcW w:w="425" w:type="dxa"/>
-            <w:gridSpan w:val="2"/>
-            <w:tcBorders>
-              <w:left w:val="single" w:sz="4" w:space="0" w:color="auto"/>
-              <w:right w:val="single" w:sz="12" w:space="0" w:color="000000"/>
-            </w:tcBorders>
-            <w:shd w:val="clear" w:color="auto" w:fill="auto"/>
-            <w:vAlign w:val="center"/>
-          </w:tcPr>
-          <w:p>
-            <w:pPr>
-              <w:ind w:right="-17"/>
-              <w:rPr>
-                <w:rFonts w:eastAsia="Verdana"/>
-                <w:i/>
-                <w:sz w:val="20"/>
+                <w:highlight w:val="yellow"/>
               </w:rPr>
             </w:pPr>
           </w:p>
@@ -13615,13 +13312,11 @@
       </w:tr>
       <w:tr>
         <w:trPr>
-          <w:gridAfter w:val="1"/>
-          <w:wAfter w:w="20" w:type="dxa"/>
-          <w:trHeight w:val="57"/>
+          <w:trHeight w:val="283"/>
         </w:trPr>
         <w:tc>
           <w:tcPr>
-            <w:tcW w:w="709" w:type="dxa"/>
+            <w:tcW w:w="567" w:type="dxa"/>
             <w:tcBorders>
               <w:left w:val="single" w:sz="12" w:space="0" w:color="000000"/>
               <w:right w:val="nil"/>
@@ -13634,18 +13329,18 @@
               <w:jc w:val="center"/>
               <w:rPr>
                 <w:rFonts w:eastAsia="Verdana" w:cs="Verdana"/>
-                <w:sz w:val="8"/>
-                <w:szCs w:val="16"/>
-              </w:rPr>
-            </w:pPr>
-          </w:p>
-        </w:tc>
-        <w:tc>
-          <w:tcPr>
-            <w:tcW w:w="3119" w:type="dxa"/>
-            <w:gridSpan w:val="3"/>
+                <w:szCs w:val="22"/>
+              </w:rPr>
+            </w:pPr>
+          </w:p>
+        </w:tc>
+        <w:tc>
+          <w:tcPr>
+            <w:tcW w:w="3261" w:type="dxa"/>
+            <w:gridSpan w:val="6"/>
             <w:tcBorders>
               <w:left w:val="nil"/>
+              <w:right w:val="single" w:sz="4" w:space="0" w:color="auto"/>
             </w:tcBorders>
             <w:vAlign w:val="center"/>
           </w:tcPr>
@@ -13655,18 +13350,16 @@
               <w:rPr>
                 <w:rFonts w:eastAsia="Verdana"/>
                 <w:i/>
-                <w:sz w:val="8"/>
-                <w:szCs w:val="16"/>
-              </w:rPr>
-            </w:pPr>
-          </w:p>
-        </w:tc>
-        <w:tc>
-          <w:tcPr>
-            <w:tcW w:w="1701" w:type="dxa"/>
-            <w:gridSpan w:val="3"/>
-            <w:tcBorders>
-              <w:bottom w:val="single" w:sz="4" w:space="0" w:color="auto"/>
+                <w:sz w:val="20"/>
+              </w:rPr>
+            </w:pPr>
+          </w:p>
+        </w:tc>
+        <w:tc>
+          <w:tcPr>
+            <w:tcW w:w="141" w:type="dxa"/>
+            <w:tcBorders>
+              <w:left w:val="single" w:sz="4" w:space="0" w:color="auto"/>
             </w:tcBorders>
             <w:vAlign w:val="center"/>
           </w:tcPr>
@@ -13676,30 +13369,59 @@
               <w:rPr>
                 <w:rFonts w:eastAsia="Verdana"/>
                 <w:i/>
-                <w:sz w:val="8"/>
-                <w:szCs w:val="16"/>
-              </w:rPr>
-            </w:pPr>
-          </w:p>
-        </w:tc>
-        <w:tc>
-          <w:tcPr>
-            <w:tcW w:w="4677" w:type="dxa"/>
+                <w:sz w:val="20"/>
+              </w:rPr>
+            </w:pPr>
+          </w:p>
+        </w:tc>
+        <w:tc>
+          <w:tcPr>
+            <w:tcW w:w="5812" w:type="dxa"/>
             <w:gridSpan w:val="5"/>
             <w:tcBorders>
-              <w:right w:val="single" w:sz="12" w:space="0" w:color="000000"/>
+              <w:right w:val="single" w:sz="4" w:space="0" w:color="auto"/>
             </w:tcBorders>
             <w:shd w:val="clear" w:color="auto" w:fill="auto"/>
             <w:vAlign w:val="center"/>
           </w:tcPr>
           <w:p>
             <w:pPr>
-              <w:ind w:left="140" w:right="-17"/>
+              <w:ind w:right="-17"/>
               <w:rPr>
                 <w:rFonts w:eastAsia="Verdana"/>
                 <w:i/>
-                <w:sz w:val="8"/>
-                <w:szCs w:val="16"/>
+                <w:strike/>
+                <w:sz w:val="20"/>
+              </w:rPr>
+            </w:pPr>
+            <w:r>
+              <w:rPr>
+                <w:rFonts w:eastAsia="Verdana"/>
+                <w:i/>
+                <w:sz w:val="20"/>
+              </w:rPr>
+              <w:t>54/2014. (XII.5.) BM rendelet (OTSZ 5.2),</w:t>
+            </w:r>
+          </w:p>
+        </w:tc>
+        <w:tc>
+          <w:tcPr>
+            <w:tcW w:w="425" w:type="dxa"/>
+            <w:tcBorders>
+              <w:left w:val="single" w:sz="4" w:space="0" w:color="auto"/>
+              <w:right w:val="single" w:sz="12" w:space="0" w:color="000000"/>
+            </w:tcBorders>
+            <w:shd w:val="clear" w:color="auto" w:fill="auto"/>
+            <w:vAlign w:val="center"/>
+          </w:tcPr>
+          <w:p>
+            <w:pPr>
+              <w:ind w:right="-17"/>
+              <w:rPr>
+                <w:rFonts w:eastAsia="Verdana"/>
+                <w:i/>
+                <w:strike/>
+                <w:sz w:val="20"/>
               </w:rPr>
             </w:pPr>
           </w:p>
@@ -13707,13 +13429,11 @@
       </w:tr>
       <w:tr>
         <w:trPr>
-          <w:gridAfter w:val="1"/>
-          <w:wAfter w:w="20" w:type="dxa"/>
           <w:trHeight w:val="283"/>
         </w:trPr>
         <w:tc>
           <w:tcPr>
-            <w:tcW w:w="709" w:type="dxa"/>
+            <w:tcW w:w="567" w:type="dxa"/>
             <w:tcBorders>
               <w:left w:val="single" w:sz="12" w:space="0" w:color="000000"/>
               <w:right w:val="nil"/>
@@ -13733,8 +13453,8 @@
         </w:tc>
         <w:tc>
           <w:tcPr>
-            <w:tcW w:w="3119" w:type="dxa"/>
-            <w:gridSpan w:val="3"/>
+            <w:tcW w:w="3261" w:type="dxa"/>
+            <w:gridSpan w:val="6"/>
             <w:tcBorders>
               <w:left w:val="nil"/>
               <w:right w:val="single" w:sz="4" w:space="0" w:color="auto"/>
@@ -13743,29 +13463,364 @@
           </w:tcPr>
           <w:p>
             <w:pPr>
-              <w:ind w:left="284" w:right="141"/>
+              <w:ind w:left="140" w:right="141"/>
               <w:rPr>
                 <w:rFonts w:eastAsia="Verdana"/>
                 <w:i/>
                 <w:sz w:val="20"/>
               </w:rPr>
             </w:pPr>
-            <w:r>
+          </w:p>
+        </w:tc>
+        <w:tc>
+          <w:tcPr>
+            <w:tcW w:w="141" w:type="dxa"/>
+            <w:tcBorders>
+              <w:left w:val="single" w:sz="4" w:space="0" w:color="auto"/>
+            </w:tcBorders>
+            <w:vAlign w:val="center"/>
+          </w:tcPr>
+          <w:p>
+            <w:pPr>
+              <w:ind w:left="140" w:right="-17"/>
               <w:rPr>
                 <w:rFonts w:eastAsia="Verdana"/>
                 <w:i/>
                 <w:sz w:val="20"/>
               </w:rPr>
-              <w:t>Szakági Műszaki Előírások:</w:t>
-            </w:r>
-          </w:p>
-        </w:tc>
-        <w:tc>
-          <w:tcPr>
-            <w:tcW w:w="1701" w:type="dxa"/>
-            <w:gridSpan w:val="3"/>
-            <w:tcBorders>
-              <w:top w:val="single" w:sz="4" w:space="0" w:color="auto"/>
+            </w:pPr>
+          </w:p>
+        </w:tc>
+        <w:tc>
+          <w:tcPr>
+            <w:tcW w:w="5812" w:type="dxa"/>
+            <w:gridSpan w:val="5"/>
+            <w:tcBorders>
+              <w:right w:val="single" w:sz="4" w:space="0" w:color="auto"/>
+            </w:tcBorders>
+            <w:shd w:val="clear" w:color="auto" w:fill="auto"/>
+            <w:vAlign w:val="center"/>
+          </w:tcPr>
+          <w:p>
+            <w:pPr>
+              <w:ind w:right="-17"/>
+              <w:rPr>
+                <w:rFonts w:eastAsia="Verdana"/>
+                <w:i/>
+                <w:sz w:val="20"/>
+              </w:rPr>
+            </w:pPr>
+            <w:r>
+              <w:rPr>
+                <w:rFonts w:eastAsia="Verdana"/>
+                <w:i/>
+                <w:sz w:val="20"/>
+              </w:rPr>
+              <w:t>10/2016. (IV.5.) NGM rendelet</w:t>
+            </w:r>
+          </w:p>
+        </w:tc>
+        <w:tc>
+          <w:tcPr>
+            <w:tcW w:w="425" w:type="dxa"/>
+            <w:tcBorders>
+              <w:left w:val="single" w:sz="4" w:space="0" w:color="auto"/>
+              <w:right w:val="single" w:sz="12" w:space="0" w:color="000000"/>
+            </w:tcBorders>
+            <w:shd w:val="clear" w:color="auto" w:fill="auto"/>
+            <w:vAlign w:val="center"/>
+          </w:tcPr>
+          <w:p>
+            <w:pPr>
+              <w:ind w:right="-17"/>
+              <w:rPr>
+                <w:rFonts w:eastAsia="Verdana"/>
+                <w:i/>
+                <w:sz w:val="20"/>
+              </w:rPr>
+            </w:pPr>
+          </w:p>
+        </w:tc>
+      </w:tr>
+      <w:tr>
+        <w:trPr>
+          <w:trHeight w:val="283"/>
+        </w:trPr>
+        <w:tc>
+          <w:tcPr>
+            <w:tcW w:w="567" w:type="dxa"/>
+            <w:tcBorders>
+              <w:left w:val="single" w:sz="12" w:space="0" w:color="000000"/>
+              <w:right w:val="nil"/>
+            </w:tcBorders>
+            <w:vAlign w:val="center"/>
+          </w:tcPr>
+          <w:p>
+            <w:pPr>
+              <w:ind w:right="-17"/>
+              <w:jc w:val="center"/>
+              <w:rPr>
+                <w:rFonts w:eastAsia="Verdana" w:cs="Verdana"/>
+                <w:szCs w:val="22"/>
+              </w:rPr>
+            </w:pPr>
+          </w:p>
+        </w:tc>
+        <w:tc>
+          <w:tcPr>
+            <w:tcW w:w="3261" w:type="dxa"/>
+            <w:gridSpan w:val="6"/>
+            <w:tcBorders>
+              <w:left w:val="nil"/>
+              <w:right w:val="single" w:sz="4" w:space="0" w:color="auto"/>
+            </w:tcBorders>
+            <w:vAlign w:val="center"/>
+          </w:tcPr>
+          <w:p>
+            <w:pPr>
+              <w:ind w:left="140" w:right="141"/>
+              <w:rPr>
+                <w:rFonts w:eastAsia="Verdana"/>
+                <w:i/>
+                <w:sz w:val="20"/>
+              </w:rPr>
+            </w:pPr>
+          </w:p>
+        </w:tc>
+        <w:tc>
+          <w:tcPr>
+            <w:tcW w:w="141" w:type="dxa"/>
+            <w:tcBorders>
+              <w:left w:val="single" w:sz="4" w:space="0" w:color="auto"/>
+            </w:tcBorders>
+            <w:vAlign w:val="center"/>
+          </w:tcPr>
+          <w:p>
+            <w:pPr>
+              <w:ind w:left="140" w:right="-17"/>
+              <w:rPr>
+                <w:rFonts w:eastAsia="Verdana"/>
+                <w:i/>
+                <w:sz w:val="20"/>
+              </w:rPr>
+            </w:pPr>
+          </w:p>
+        </w:tc>
+        <w:tc>
+          <w:tcPr>
+            <w:tcW w:w="5812" w:type="dxa"/>
+            <w:gridSpan w:val="5"/>
+            <w:tcBorders>
+              <w:right w:val="single" w:sz="4" w:space="0" w:color="auto"/>
+            </w:tcBorders>
+            <w:shd w:val="clear" w:color="auto" w:fill="auto"/>
+            <w:vAlign w:val="center"/>
+          </w:tcPr>
+          <w:p>
+            <w:pPr>
+              <w:ind w:right="-17"/>
+              <w:rPr>
+                <w:rFonts w:eastAsia="Verdana"/>
+                <w:i/>
+                <w:sz w:val="20"/>
+              </w:rPr>
+            </w:pPr>
+            <w:r>
+              <w:rPr>
+                <w:rFonts w:eastAsia="Verdana"/>
+                <w:i/>
+                <w:sz w:val="20"/>
+              </w:rPr>
+              <w:t>40/2017.(XII.4.) NGM rendelet (VMBSZ) módosított</w:t>
+            </w:r>
+          </w:p>
+        </w:tc>
+        <w:tc>
+          <w:tcPr>
+            <w:tcW w:w="425" w:type="dxa"/>
+            <w:tcBorders>
+              <w:left w:val="single" w:sz="4" w:space="0" w:color="auto"/>
+              <w:right w:val="single" w:sz="12" w:space="0" w:color="000000"/>
+            </w:tcBorders>
+            <w:shd w:val="clear" w:color="auto" w:fill="auto"/>
+            <w:vAlign w:val="center"/>
+          </w:tcPr>
+          <w:p>
+            <w:pPr>
+              <w:ind w:right="-17"/>
+              <w:rPr>
+                <w:rFonts w:eastAsia="Verdana"/>
+                <w:i/>
+                <w:sz w:val="20"/>
+              </w:rPr>
+            </w:pPr>
+          </w:p>
+        </w:tc>
+      </w:tr>
+      <w:tr>
+        <w:trPr>
+          <w:trHeight w:val="283"/>
+        </w:trPr>
+        <w:tc>
+          <w:tcPr>
+            <w:tcW w:w="567" w:type="dxa"/>
+            <w:tcBorders>
+              <w:left w:val="single" w:sz="12" w:space="0" w:color="000000"/>
+              <w:right w:val="nil"/>
+            </w:tcBorders>
+            <w:vAlign w:val="center"/>
+          </w:tcPr>
+          <w:p>
+            <w:pPr>
+              <w:ind w:right="-17"/>
+              <w:jc w:val="center"/>
+              <w:rPr>
+                <w:rFonts w:eastAsia="Verdana" w:cs="Verdana"/>
+                <w:szCs w:val="22"/>
+              </w:rPr>
+            </w:pPr>
+          </w:p>
+        </w:tc>
+        <w:tc>
+          <w:tcPr>
+            <w:tcW w:w="3261" w:type="dxa"/>
+            <w:gridSpan w:val="6"/>
+            <w:tcBorders>
+              <w:left w:val="nil"/>
+              <w:right w:val="single" w:sz="4" w:space="0" w:color="auto"/>
+            </w:tcBorders>
+            <w:vAlign w:val="center"/>
+          </w:tcPr>
+          <w:p>
+            <w:pPr>
+              <w:ind w:left="140" w:right="141"/>
+              <w:rPr>
+                <w:rFonts w:eastAsia="Verdana"/>
+                <w:i/>
+                <w:sz w:val="20"/>
+              </w:rPr>
+            </w:pPr>
+          </w:p>
+        </w:tc>
+        <w:tc>
+          <w:tcPr>
+            <w:tcW w:w="141" w:type="dxa"/>
+            <w:tcBorders>
+              <w:left w:val="single" w:sz="4" w:space="0" w:color="auto"/>
+            </w:tcBorders>
+            <w:vAlign w:val="center"/>
+          </w:tcPr>
+          <w:p>
+            <w:pPr>
+              <w:ind w:left="140" w:right="-17"/>
+              <w:rPr>
+                <w:rFonts w:eastAsia="Verdana"/>
+                <w:i/>
+                <w:sz w:val="20"/>
+              </w:rPr>
+            </w:pPr>
+          </w:p>
+        </w:tc>
+        <w:tc>
+          <w:tcPr>
+            <w:tcW w:w="5812" w:type="dxa"/>
+            <w:gridSpan w:val="5"/>
+            <w:tcBorders>
+              <w:right w:val="single" w:sz="4" w:space="0" w:color="auto"/>
+            </w:tcBorders>
+            <w:shd w:val="clear" w:color="auto" w:fill="auto"/>
+            <w:vAlign w:val="center"/>
+          </w:tcPr>
+          <w:p>
+            <w:pPr>
+              <w:ind w:right="-17"/>
+              <w:rPr>
+                <w:rFonts w:eastAsia="Verdana"/>
+                <w:i/>
+                <w:sz w:val="20"/>
+              </w:rPr>
+            </w:pPr>
+            <w:r>
+              <w:rPr>
+                <w:rFonts w:eastAsia="Verdana"/>
+                <w:i/>
+                <w:sz w:val="20"/>
+              </w:rPr>
+              <w:t>34/2021 (VII.26.) ITM rendelet</w:t>
+            </w:r>
+          </w:p>
+        </w:tc>
+        <w:tc>
+          <w:tcPr>
+            <w:tcW w:w="425" w:type="dxa"/>
+            <w:tcBorders>
+              <w:left w:val="single" w:sz="4" w:space="0" w:color="auto"/>
+              <w:right w:val="single" w:sz="12" w:space="0" w:color="000000"/>
+            </w:tcBorders>
+            <w:shd w:val="clear" w:color="auto" w:fill="auto"/>
+            <w:vAlign w:val="center"/>
+          </w:tcPr>
+          <w:p>
+            <w:pPr>
+              <w:ind w:right="-17"/>
+              <w:rPr>
+                <w:rFonts w:eastAsia="Verdana"/>
+                <w:i/>
+                <w:sz w:val="20"/>
+              </w:rPr>
+            </w:pPr>
+          </w:p>
+        </w:tc>
+      </w:tr>
+      <w:tr>
+        <w:trPr>
+          <w:trHeight w:val="283"/>
+        </w:trPr>
+        <w:tc>
+          <w:tcPr>
+            <w:tcW w:w="567" w:type="dxa"/>
+            <w:tcBorders>
+              <w:left w:val="single" w:sz="12" w:space="0" w:color="000000"/>
+              <w:right w:val="nil"/>
+            </w:tcBorders>
+            <w:vAlign w:val="center"/>
+          </w:tcPr>
+          <w:p>
+            <w:pPr>
+              <w:ind w:right="-17"/>
+              <w:jc w:val="center"/>
+              <w:rPr>
+                <w:rFonts w:eastAsia="Verdana" w:cs="Verdana"/>
+                <w:szCs w:val="22"/>
+              </w:rPr>
+            </w:pPr>
+          </w:p>
+        </w:tc>
+        <w:tc>
+          <w:tcPr>
+            <w:tcW w:w="3261" w:type="dxa"/>
+            <w:gridSpan w:val="6"/>
+            <w:tcBorders>
+              <w:left w:val="nil"/>
+              <w:right w:val="single" w:sz="4" w:space="0" w:color="auto"/>
+            </w:tcBorders>
+            <w:vAlign w:val="center"/>
+          </w:tcPr>
+          <w:p>
+            <w:pPr>
+              <w:ind w:left="140" w:right="141"/>
+              <w:rPr>
+                <w:rFonts w:eastAsia="Verdana"/>
+                <w:i/>
+                <w:sz w:val="20"/>
+              </w:rPr>
+            </w:pPr>
+          </w:p>
+        </w:tc>
+        <w:tc>
+          <w:tcPr>
+            <w:tcW w:w="141" w:type="dxa"/>
+            <w:tcBorders>
               <w:left w:val="single" w:sz="4" w:space="0" w:color="auto"/>
               <w:bottom w:val="single" w:sz="4" w:space="0" w:color="auto"/>
             </w:tcBorders>
@@ -13784,10 +13839,9 @@
         </w:tc>
         <w:tc>
           <w:tcPr>
-            <w:tcW w:w="4252" w:type="dxa"/>
-            <w:gridSpan w:val="3"/>
-            <w:tcBorders>
-              <w:top w:val="single" w:sz="4" w:space="0" w:color="auto"/>
+            <w:tcW w:w="5812" w:type="dxa"/>
+            <w:gridSpan w:val="5"/>
+            <w:tcBorders>
               <w:bottom w:val="single" w:sz="4" w:space="0" w:color="auto"/>
               <w:right w:val="single" w:sz="4" w:space="0" w:color="auto"/>
             </w:tcBorders>
@@ -13796,7 +13850,7 @@
           </w:tcPr>
           <w:p>
             <w:pPr>
-              <w:ind w:left="2" w:right="-17"/>
+              <w:ind w:right="-17"/>
               <w:rPr>
                 <w:rFonts w:eastAsia="Verdana"/>
                 <w:i/>
@@ -13809,14 +13863,13 @@
                 <w:i/>
                 <w:sz w:val="20"/>
               </w:rPr>
-              <w:t>SZME-VB 2021.06.09.</w:t>
+              <w:t>23/2016 (VII.7) NGM rendelet</w:t>
             </w:r>
           </w:p>
         </w:tc>
         <w:tc>
           <w:tcPr>
             <w:tcW w:w="425" w:type="dxa"/>
-            <w:gridSpan w:val="2"/>
             <w:tcBorders>
               <w:left w:val="single" w:sz="4" w:space="0" w:color="auto"/>
               <w:right w:val="single" w:sz="12" w:space="0" w:color="000000"/>
@@ -13826,7 +13879,7 @@
           </w:tcPr>
           <w:p>
             <w:pPr>
-              <w:ind w:left="2" w:right="-17"/>
+              <w:ind w:right="-17"/>
               <w:rPr>
                 <w:rFonts w:eastAsia="Verdana"/>
                 <w:i/>
@@ -13842,7 +13895,7 @@
         </w:trPr>
         <w:tc>
           <w:tcPr>
-            <w:tcW w:w="709" w:type="dxa"/>
+            <w:tcW w:w="567" w:type="dxa"/>
             <w:tcBorders>
               <w:left w:val="single" w:sz="12" w:space="0" w:color="000000"/>
               <w:right w:val="nil"/>
@@ -13856,14 +13909,15 @@
               <w:rPr>
                 <w:rFonts w:eastAsia="Verdana" w:cs="Verdana"/>
                 <w:sz w:val="8"/>
-                <w:szCs w:val="16"/>
-              </w:rPr>
-            </w:pPr>
-          </w:p>
-        </w:tc>
-        <w:tc>
-          <w:tcPr>
-            <w:tcW w:w="20" w:type="dxa"/>
+                <w:szCs w:val="22"/>
+              </w:rPr>
+            </w:pPr>
+          </w:p>
+        </w:tc>
+        <w:tc>
+          <w:tcPr>
+            <w:tcW w:w="3261" w:type="dxa"/>
+            <w:gridSpan w:val="6"/>
             <w:tcBorders>
               <w:left w:val="nil"/>
             </w:tcBorders>
@@ -13876,232 +13930,27 @@
                 <w:rFonts w:eastAsia="Verdana"/>
                 <w:i/>
                 <w:sz w:val="8"/>
-                <w:szCs w:val="16"/>
-              </w:rPr>
-            </w:pPr>
-          </w:p>
-        </w:tc>
-        <w:tc>
-          <w:tcPr>
-            <w:tcW w:w="3119" w:type="dxa"/>
-            <w:gridSpan w:val="3"/>
-            <w:tcBorders>
-              <w:top w:val="single" w:sz="4" w:space="0" w:color="auto"/>
-              <w:left w:val="nil"/>
-            </w:tcBorders>
-            <w:vAlign w:val="center"/>
-          </w:tcPr>
-          <w:p>
-            <w:pPr>
-              <w:ind w:left="140" w:right="141"/>
+              </w:rPr>
+            </w:pPr>
+          </w:p>
+        </w:tc>
+        <w:tc>
+          <w:tcPr>
+            <w:tcW w:w="6378" w:type="dxa"/>
+            <w:gridSpan w:val="7"/>
+            <w:tcBorders>
+              <w:right w:val="single" w:sz="12" w:space="0" w:color="000000"/>
+            </w:tcBorders>
+            <w:shd w:val="clear" w:color="auto" w:fill="auto"/>
+            <w:vAlign w:val="center"/>
+          </w:tcPr>
+          <w:p>
+            <w:pPr>
+              <w:ind w:left="140" w:right="-17"/>
               <w:rPr>
                 <w:rFonts w:eastAsia="Verdana"/>
                 <w:i/>
                 <w:sz w:val="8"/>
-                <w:szCs w:val="16"/>
-              </w:rPr>
-            </w:pPr>
-          </w:p>
-        </w:tc>
-        <w:tc>
-          <w:tcPr>
-            <w:tcW w:w="1681" w:type="dxa"/>
-            <w:gridSpan w:val="2"/>
-            <w:tcBorders>
-              <w:left w:val="nil"/>
-              <w:bottom w:val="single" w:sz="4" w:space="0" w:color="auto"/>
-            </w:tcBorders>
-            <w:vAlign w:val="center"/>
-          </w:tcPr>
-          <w:p>
-            <w:pPr>
-              <w:ind w:left="140" w:right="-17"/>
-              <w:rPr>
-                <w:rFonts w:eastAsia="Verdana"/>
-                <w:i/>
-                <w:sz w:val="8"/>
-                <w:szCs w:val="16"/>
-              </w:rPr>
-            </w:pPr>
-          </w:p>
-        </w:tc>
-        <w:tc>
-          <w:tcPr>
-            <w:tcW w:w="4697" w:type="dxa"/>
-            <w:gridSpan w:val="6"/>
-            <w:tcBorders>
-              <w:right w:val="single" w:sz="12" w:space="0" w:color="000000"/>
-            </w:tcBorders>
-            <w:shd w:val="clear" w:color="auto" w:fill="auto"/>
-            <w:vAlign w:val="center"/>
-          </w:tcPr>
-          <w:p>
-            <w:pPr>
-              <w:ind w:left="2" w:right="-17"/>
-              <w:rPr>
-                <w:rFonts w:eastAsia="Verdana"/>
-                <w:i/>
-                <w:sz w:val="8"/>
-                <w:szCs w:val="16"/>
-              </w:rPr>
-            </w:pPr>
-          </w:p>
-        </w:tc>
-      </w:tr>
-      <w:tr>
-        <w:trPr>
-          <w:gridAfter w:val="1"/>
-          <w:wAfter w:w="20" w:type="dxa"/>
-          <w:trHeight w:val="283"/>
-        </w:trPr>
-        <w:tc>
-          <w:tcPr>
-            <w:tcW w:w="709" w:type="dxa"/>
-            <w:tcBorders>
-              <w:left w:val="single" w:sz="12" w:space="0" w:color="000000"/>
-              <w:right w:val="nil"/>
-            </w:tcBorders>
-            <w:vAlign w:val="center"/>
-          </w:tcPr>
-          <w:p>
-            <w:pPr>
-              <w:ind w:right="-17"/>
-              <w:jc w:val="center"/>
-              <w:rPr>
-                <w:rFonts w:eastAsia="Verdana" w:cs="Verdana"/>
-                <w:szCs w:val="22"/>
-              </w:rPr>
-            </w:pPr>
-          </w:p>
-        </w:tc>
-        <w:tc>
-          <w:tcPr>
-            <w:tcW w:w="3119" w:type="dxa"/>
-            <w:gridSpan w:val="3"/>
-            <w:tcBorders>
-              <w:left w:val="nil"/>
-              <w:right w:val="single" w:sz="4" w:space="0" w:color="auto"/>
-            </w:tcBorders>
-            <w:vAlign w:val="center"/>
-          </w:tcPr>
-          <w:p>
-            <w:pPr>
-              <w:ind w:left="284" w:right="141"/>
-              <w:rPr>
-                <w:rFonts w:eastAsia="Verdana"/>
-                <w:i/>
-                <w:sz w:val="20"/>
-              </w:rPr>
-            </w:pPr>
-            <w:r>
-              <w:rPr>
-                <w:rFonts w:eastAsia="Verdana"/>
-                <w:i/>
-                <w:sz w:val="20"/>
-              </w:rPr>
-              <w:t>Szabványok:</w:t>
-            </w:r>
-          </w:p>
-        </w:tc>
-        <w:tc>
-          <w:tcPr>
-            <w:tcW w:w="1701" w:type="dxa"/>
-            <w:gridSpan w:val="3"/>
-            <w:tcBorders>
-              <w:top w:val="single" w:sz="4" w:space="0" w:color="auto"/>
-              <w:left w:val="single" w:sz="4" w:space="0" w:color="auto"/>
-            </w:tcBorders>
-            <w:vAlign w:val="center"/>
-          </w:tcPr>
-          <w:p>
-            <w:pPr>
-              <w:ind w:left="140" w:right="-17"/>
-              <w:rPr>
-                <w:rFonts w:eastAsia="Verdana"/>
-                <w:i/>
-                <w:sz w:val="20"/>
-              </w:rPr>
-            </w:pPr>
-          </w:p>
-        </w:tc>
-        <w:tc>
-          <w:tcPr>
-            <w:tcW w:w="1701" w:type="dxa"/>
-            <w:tcBorders>
-              <w:top w:val="single" w:sz="4" w:space="0" w:color="auto"/>
-              <w:right w:val="single" w:sz="4" w:space="0" w:color="auto"/>
-            </w:tcBorders>
-            <w:shd w:val="clear" w:color="auto" w:fill="auto"/>
-            <w:vAlign w:val="center"/>
-          </w:tcPr>
-          <w:p>
-            <w:pPr>
-              <w:ind w:left="2" w:right="-17"/>
-              <w:rPr>
-                <w:rFonts w:eastAsia="Verdana"/>
-                <w:i/>
-                <w:sz w:val="20"/>
-              </w:rPr>
-            </w:pPr>
-            <w:r>
-              <w:rPr>
-                <w:rFonts w:eastAsia="Verdana"/>
-                <w:i/>
-                <w:sz w:val="20"/>
-              </w:rPr>
-              <w:t>MSZ HD 60364-4-41:2017/A12:2019</w:t>
-            </w:r>
-          </w:p>
-        </w:tc>
-        <w:tc>
-          <w:tcPr>
-            <w:tcW w:w="2551" w:type="dxa"/>
-            <w:gridSpan w:val="2"/>
-            <w:tcBorders>
-              <w:top w:val="single" w:sz="4" w:space="0" w:color="auto"/>
-              <w:left w:val="single" w:sz="4" w:space="0" w:color="auto"/>
-              <w:right w:val="single" w:sz="4" w:space="0" w:color="auto"/>
-            </w:tcBorders>
-            <w:shd w:val="clear" w:color="auto" w:fill="auto"/>
-            <w:vAlign w:val="center"/>
-          </w:tcPr>
-          <w:p>
-            <w:pPr>
-              <w:ind w:left="140" w:right="-17"/>
-              <w:rPr>
-                <w:rFonts w:eastAsia="Verdana"/>
-                <w:i/>
-                <w:sz w:val="20"/>
-              </w:rPr>
-            </w:pPr>
-            <w:r>
-              <w:rPr>
-                <w:rFonts w:eastAsia="Verdana"/>
-                <w:i/>
-                <w:sz w:val="20"/>
-              </w:rPr>
-              <w:t>MSZ HD 60364-7-710:2012</w:t>
-            </w:r>
-          </w:p>
-        </w:tc>
-        <w:tc>
-          <w:tcPr>
-            <w:tcW w:w="425" w:type="dxa"/>
-            <w:gridSpan w:val="2"/>
-            <w:tcBorders>
-              <w:left w:val="single" w:sz="4" w:space="0" w:color="auto"/>
-              <w:right w:val="single" w:sz="12" w:space="0" w:color="000000"/>
-            </w:tcBorders>
-            <w:shd w:val="clear" w:color="auto" w:fill="auto"/>
-            <w:vAlign w:val="center"/>
-          </w:tcPr>
-          <w:p>
-            <w:pPr>
-              <w:ind w:left="140" w:right="-17"/>
-              <w:rPr>
-                <w:rFonts w:eastAsia="Verdana"/>
-                <w:i/>
-                <w:sz w:val="20"/>
               </w:rPr>
             </w:pPr>
           </w:p>
@@ -14113,7 +13962,7 @@
         </w:trPr>
         <w:tc>
           <w:tcPr>
-            <w:tcW w:w="709" w:type="dxa"/>
+            <w:tcW w:w="567" w:type="dxa"/>
             <w:tcBorders>
               <w:left w:val="single" w:sz="12" w:space="0" w:color="000000"/>
               <w:right w:val="nil"/>
@@ -14133,48 +13982,1070 @@
         </w:tc>
         <w:tc>
           <w:tcPr>
-            <w:tcW w:w="20" w:type="dxa"/>
+            <w:tcW w:w="3261" w:type="dxa"/>
+            <w:gridSpan w:val="6"/>
             <w:tcBorders>
               <w:left w:val="nil"/>
-            </w:tcBorders>
-            <w:vAlign w:val="center"/>
-          </w:tcPr>
-          <w:p>
-            <w:pPr>
-              <w:ind w:left="140" w:right="141"/>
+              <w:right w:val="single" w:sz="4" w:space="0" w:color="auto"/>
+            </w:tcBorders>
+            <w:vAlign w:val="center"/>
+          </w:tcPr>
+          <w:p>
+            <w:pPr>
+              <w:ind w:left="284" w:right="141"/>
               <w:rPr>
                 <w:rFonts w:eastAsia="Verdana"/>
                 <w:i/>
                 <w:sz w:val="20"/>
               </w:rPr>
             </w:pPr>
-          </w:p>
-        </w:tc>
-        <w:tc>
-          <w:tcPr>
-            <w:tcW w:w="3119" w:type="dxa"/>
-            <w:gridSpan w:val="3"/>
+            <w:r>
+              <w:rPr>
+                <w:rFonts w:eastAsia="Verdana"/>
+                <w:i/>
+                <w:sz w:val="20"/>
+              </w:rPr>
+              <w:t>Tűzvédelmi Műszaki Irányelvek:</w:t>
+            </w:r>
+          </w:p>
+        </w:tc>
+        <w:tc>
+          <w:tcPr>
+            <w:tcW w:w="141" w:type="dxa"/>
+            <w:tcBorders>
+              <w:top w:val="single" w:sz="4" w:space="0" w:color="auto"/>
+              <w:left w:val="single" w:sz="4" w:space="0" w:color="auto"/>
+            </w:tcBorders>
+            <w:vAlign w:val="center"/>
+          </w:tcPr>
+          <w:p>
+            <w:pPr>
+              <w:ind w:left="140" w:right="-17"/>
+              <w:rPr>
+                <w:rFonts w:eastAsia="Verdana"/>
+                <w:i/>
+                <w:sz w:val="20"/>
+              </w:rPr>
+            </w:pPr>
+          </w:p>
+        </w:tc>
+        <w:tc>
+          <w:tcPr>
+            <w:tcW w:w="5812" w:type="dxa"/>
+            <w:gridSpan w:val="5"/>
             <w:tcBorders>
               <w:top w:val="single" w:sz="4" w:space="0" w:color="auto"/>
               <w:right w:val="single" w:sz="4" w:space="0" w:color="auto"/>
             </w:tcBorders>
-            <w:vAlign w:val="center"/>
-          </w:tcPr>
-          <w:p>
-            <w:pPr>
-              <w:ind w:left="140" w:right="141"/>
+            <w:shd w:val="clear" w:color="auto" w:fill="auto"/>
+            <w:vAlign w:val="center"/>
+          </w:tcPr>
+          <w:p>
+            <w:pPr>
+              <w:ind w:right="-17"/>
               <w:rPr>
                 <w:rFonts w:eastAsia="Verdana"/>
                 <w:i/>
                 <w:sz w:val="20"/>
               </w:rPr>
             </w:pPr>
-          </w:p>
-        </w:tc>
-        <w:tc>
-          <w:tcPr>
-            <w:tcW w:w="1681" w:type="dxa"/>
-            <w:gridSpan w:val="2"/>
+            <w:proofErr w:type="spellStart"/>
+            <w:r>
+              <w:rPr>
+                <w:rFonts w:eastAsia="Verdana"/>
+                <w:i/>
+                <w:sz w:val="20"/>
+              </w:rPr>
+              <w:t>TvMI</w:t>
+            </w:r>
+            <w:proofErr w:type="spellEnd"/>
+            <w:r>
+              <w:rPr>
+                <w:rFonts w:eastAsia="Verdana"/>
+                <w:i/>
+                <w:sz w:val="20"/>
+              </w:rPr>
+              <w:t xml:space="preserve"> 7.5:2022.06.13.</w:t>
+            </w:r>
+            <w:r>
+              <w:rPr>
+                <w:rFonts w:eastAsia="Verdana"/>
+                <w:i/>
+                <w:sz w:val="20"/>
+              </w:rPr>
+              <w:t xml:space="preserve"> (</w:t>
+            </w:r>
+            <w:proofErr w:type="spellStart"/>
+            <w:r>
+              <w:rPr>
+                <w:rFonts w:eastAsia="Verdana"/>
+                <w:i/>
+                <w:sz w:val="20"/>
+              </w:rPr>
+              <w:t>vill</w:t>
+            </w:r>
+            <w:proofErr w:type="spellEnd"/>
+            <w:r>
+              <w:rPr>
+                <w:rFonts w:eastAsia="Verdana"/>
+                <w:i/>
+                <w:sz w:val="20"/>
+              </w:rPr>
+              <w:t xml:space="preserve">. </w:t>
+            </w:r>
+            <w:proofErr w:type="spellStart"/>
+            <w:r>
+              <w:rPr>
+                <w:rFonts w:eastAsia="Verdana"/>
+                <w:i/>
+                <w:sz w:val="20"/>
+              </w:rPr>
+              <w:t>ber</w:t>
+            </w:r>
+            <w:proofErr w:type="spellEnd"/>
+            <w:proofErr w:type="gramStart"/>
+            <w:r>
+              <w:rPr>
+                <w:rFonts w:eastAsia="Verdana"/>
+                <w:i/>
+                <w:sz w:val="20"/>
+              </w:rPr>
+              <w:t>.,</w:t>
+            </w:r>
+            <w:proofErr w:type="gramEnd"/>
+            <w:r>
+              <w:rPr>
+                <w:rFonts w:eastAsia="Verdana"/>
+                <w:i/>
+                <w:sz w:val="20"/>
+              </w:rPr>
+              <w:t xml:space="preserve"> villámvédelem, elektrosztatika)</w:t>
+            </w:r>
+          </w:p>
+          <w:p>
+            <w:pPr>
+              <w:ind w:right="-17"/>
+              <w:rPr>
+                <w:rFonts w:eastAsia="Verdana"/>
+                <w:i/>
+                <w:sz w:val="20"/>
+              </w:rPr>
+            </w:pPr>
+            <w:proofErr w:type="spellStart"/>
+            <w:r>
+              <w:rPr>
+                <w:rFonts w:eastAsia="Verdana"/>
+                <w:i/>
+                <w:sz w:val="20"/>
+              </w:rPr>
+              <w:t>TvMI</w:t>
+            </w:r>
+            <w:proofErr w:type="spellEnd"/>
+            <w:r>
+              <w:rPr>
+                <w:rFonts w:eastAsia="Verdana"/>
+                <w:i/>
+                <w:sz w:val="20"/>
+              </w:rPr>
+              <w:t xml:space="preserve"> 7.6:2024.02.01. (</w:t>
+            </w:r>
+            <w:proofErr w:type="spellStart"/>
+            <w:r>
+              <w:rPr>
+                <w:rFonts w:eastAsia="Verdana"/>
+                <w:i/>
+                <w:sz w:val="20"/>
+              </w:rPr>
+              <w:t>vill</w:t>
+            </w:r>
+            <w:proofErr w:type="spellEnd"/>
+            <w:r>
+              <w:rPr>
+                <w:rFonts w:eastAsia="Verdana"/>
+                <w:i/>
+                <w:sz w:val="20"/>
+              </w:rPr>
+              <w:t xml:space="preserve">. </w:t>
+            </w:r>
+            <w:proofErr w:type="spellStart"/>
+            <w:r>
+              <w:rPr>
+                <w:rFonts w:eastAsia="Verdana"/>
+                <w:i/>
+                <w:sz w:val="20"/>
+              </w:rPr>
+              <w:t>ber</w:t>
+            </w:r>
+            <w:proofErr w:type="spellEnd"/>
+            <w:r>
+              <w:rPr>
+                <w:rFonts w:eastAsia="Verdana"/>
+                <w:i/>
+                <w:sz w:val="20"/>
+              </w:rPr>
+              <w:t>, villámvédelem, elektrosztatika)</w:t>
+            </w:r>
+          </w:p>
+        </w:tc>
+        <w:tc>
+          <w:tcPr>
+            <w:tcW w:w="425" w:type="dxa"/>
+            <w:tcBorders>
+              <w:left w:val="single" w:sz="4" w:space="0" w:color="auto"/>
+              <w:right w:val="single" w:sz="12" w:space="0" w:color="000000"/>
+            </w:tcBorders>
+            <w:shd w:val="clear" w:color="auto" w:fill="auto"/>
+            <w:vAlign w:val="center"/>
+          </w:tcPr>
+          <w:p>
+            <w:pPr>
+              <w:ind w:right="-17"/>
+              <w:rPr>
+                <w:rFonts w:eastAsia="Verdana"/>
+                <w:i/>
+                <w:sz w:val="20"/>
+              </w:rPr>
+            </w:pPr>
+          </w:p>
+        </w:tc>
+      </w:tr>
+      <w:tr>
+        <w:trPr>
+          <w:trHeight w:val="283"/>
+        </w:trPr>
+        <w:tc>
+          <w:tcPr>
+            <w:tcW w:w="567" w:type="dxa"/>
+            <w:tcBorders>
+              <w:left w:val="single" w:sz="12" w:space="0" w:color="000000"/>
+              <w:right w:val="nil"/>
+            </w:tcBorders>
+            <w:vAlign w:val="center"/>
+          </w:tcPr>
+          <w:p>
+            <w:pPr>
+              <w:ind w:right="-17"/>
+              <w:jc w:val="center"/>
+              <w:rPr>
+                <w:rFonts w:eastAsia="Verdana" w:cs="Verdana"/>
+                <w:szCs w:val="22"/>
+              </w:rPr>
+            </w:pPr>
+          </w:p>
+        </w:tc>
+        <w:tc>
+          <w:tcPr>
+            <w:tcW w:w="142" w:type="dxa"/>
+            <w:tcBorders>
+              <w:left w:val="nil"/>
+            </w:tcBorders>
+            <w:vAlign w:val="center"/>
+          </w:tcPr>
+          <w:p>
+            <w:pPr>
+              <w:ind w:left="140" w:right="141"/>
+              <w:rPr>
+                <w:rFonts w:eastAsia="Verdana"/>
+                <w:i/>
+                <w:sz w:val="20"/>
+              </w:rPr>
+            </w:pPr>
+          </w:p>
+        </w:tc>
+        <w:tc>
+          <w:tcPr>
+            <w:tcW w:w="3119" w:type="dxa"/>
+            <w:gridSpan w:val="5"/>
+            <w:tcBorders>
+              <w:top w:val="single" w:sz="4" w:space="0" w:color="auto"/>
+              <w:left w:val="nil"/>
+              <w:right w:val="single" w:sz="4" w:space="0" w:color="auto"/>
+            </w:tcBorders>
+            <w:vAlign w:val="center"/>
+          </w:tcPr>
+          <w:p>
+            <w:pPr>
+              <w:ind w:left="140" w:right="141"/>
+              <w:rPr>
+                <w:rFonts w:eastAsia="Verdana"/>
+                <w:i/>
+                <w:sz w:val="20"/>
+              </w:rPr>
+            </w:pPr>
+          </w:p>
+        </w:tc>
+        <w:tc>
+          <w:tcPr>
+            <w:tcW w:w="141" w:type="dxa"/>
+            <w:tcBorders>
+              <w:left w:val="single" w:sz="4" w:space="0" w:color="auto"/>
+            </w:tcBorders>
+            <w:vAlign w:val="center"/>
+          </w:tcPr>
+          <w:p>
+            <w:pPr>
+              <w:ind w:left="140" w:right="-17"/>
+              <w:rPr>
+                <w:rFonts w:eastAsia="Verdana"/>
+                <w:i/>
+                <w:sz w:val="20"/>
+              </w:rPr>
+            </w:pPr>
+          </w:p>
+        </w:tc>
+        <w:tc>
+          <w:tcPr>
+            <w:tcW w:w="5812" w:type="dxa"/>
+            <w:gridSpan w:val="5"/>
+            <w:tcBorders>
+              <w:right w:val="single" w:sz="4" w:space="0" w:color="auto"/>
+            </w:tcBorders>
+            <w:shd w:val="clear" w:color="auto" w:fill="auto"/>
+            <w:vAlign w:val="center"/>
+          </w:tcPr>
+          <w:p>
+            <w:pPr>
+              <w:ind w:right="-17"/>
+              <w:rPr>
+                <w:rFonts w:eastAsia="Verdana"/>
+                <w:i/>
+                <w:sz w:val="20"/>
+              </w:rPr>
+            </w:pPr>
+            <w:proofErr w:type="spellStart"/>
+            <w:r>
+              <w:rPr>
+                <w:rFonts w:eastAsia="Verdana"/>
+                <w:i/>
+                <w:sz w:val="20"/>
+              </w:rPr>
+              <w:t>TvMI</w:t>
+            </w:r>
+            <w:proofErr w:type="spellEnd"/>
+            <w:r>
+              <w:rPr>
+                <w:rFonts w:eastAsia="Verdana"/>
+                <w:i/>
+                <w:sz w:val="20"/>
+              </w:rPr>
+              <w:t xml:space="preserve"> 12.5:2022.06.13.</w:t>
+            </w:r>
+            <w:r>
+              <w:rPr>
+                <w:rFonts w:eastAsia="Verdana"/>
+                <w:i/>
+                <w:sz w:val="20"/>
+              </w:rPr>
+              <w:t xml:space="preserve"> (ellenőrzés, felülvizsgálat és karbantartás)</w:t>
+            </w:r>
+          </w:p>
+        </w:tc>
+        <w:tc>
+          <w:tcPr>
+            <w:tcW w:w="425" w:type="dxa"/>
+            <w:tcBorders>
+              <w:left w:val="single" w:sz="4" w:space="0" w:color="auto"/>
+              <w:right w:val="single" w:sz="12" w:space="0" w:color="000000"/>
+            </w:tcBorders>
+            <w:shd w:val="clear" w:color="auto" w:fill="auto"/>
+            <w:vAlign w:val="center"/>
+          </w:tcPr>
+          <w:p>
+            <w:pPr>
+              <w:ind w:right="-17"/>
+              <w:rPr>
+                <w:rFonts w:eastAsia="Verdana"/>
+                <w:i/>
+                <w:sz w:val="20"/>
+              </w:rPr>
+            </w:pPr>
+          </w:p>
+        </w:tc>
+      </w:tr>
+      <w:tr>
+        <w:trPr>
+          <w:trHeight w:val="283"/>
+        </w:trPr>
+        <w:tc>
+          <w:tcPr>
+            <w:tcW w:w="567" w:type="dxa"/>
+            <w:tcBorders>
+              <w:left w:val="single" w:sz="12" w:space="0" w:color="000000"/>
+              <w:right w:val="nil"/>
+            </w:tcBorders>
+            <w:vAlign w:val="center"/>
+          </w:tcPr>
+          <w:p>
+            <w:pPr>
+              <w:ind w:right="-17"/>
+              <w:jc w:val="center"/>
+              <w:rPr>
+                <w:rFonts w:eastAsia="Verdana" w:cs="Verdana"/>
+                <w:szCs w:val="22"/>
+              </w:rPr>
+            </w:pPr>
+          </w:p>
+        </w:tc>
+        <w:tc>
+          <w:tcPr>
+            <w:tcW w:w="3261" w:type="dxa"/>
+            <w:gridSpan w:val="6"/>
+            <w:tcBorders>
+              <w:left w:val="nil"/>
+              <w:right w:val="single" w:sz="4" w:space="0" w:color="auto"/>
+            </w:tcBorders>
+            <w:vAlign w:val="center"/>
+          </w:tcPr>
+          <w:p>
+            <w:pPr>
+              <w:ind w:left="140" w:right="141"/>
+              <w:rPr>
+                <w:rFonts w:eastAsia="Verdana"/>
+                <w:i/>
+                <w:sz w:val="20"/>
+              </w:rPr>
+            </w:pPr>
+          </w:p>
+        </w:tc>
+        <w:tc>
+          <w:tcPr>
+            <w:tcW w:w="141" w:type="dxa"/>
+            <w:tcBorders>
+              <w:left w:val="single" w:sz="4" w:space="0" w:color="auto"/>
+              <w:bottom w:val="single" w:sz="4" w:space="0" w:color="auto"/>
+            </w:tcBorders>
+            <w:vAlign w:val="center"/>
+          </w:tcPr>
+          <w:p>
+            <w:pPr>
+              <w:ind w:left="140" w:right="-17"/>
+              <w:rPr>
+                <w:rFonts w:eastAsia="Verdana"/>
+                <w:i/>
+                <w:sz w:val="20"/>
+              </w:rPr>
+            </w:pPr>
+          </w:p>
+        </w:tc>
+        <w:tc>
+          <w:tcPr>
+            <w:tcW w:w="5812" w:type="dxa"/>
+            <w:gridSpan w:val="5"/>
+            <w:tcBorders>
+              <w:bottom w:val="single" w:sz="4" w:space="0" w:color="auto"/>
+              <w:right w:val="single" w:sz="4" w:space="0" w:color="auto"/>
+            </w:tcBorders>
+            <w:shd w:val="clear" w:color="auto" w:fill="auto"/>
+            <w:vAlign w:val="center"/>
+          </w:tcPr>
+          <w:p>
+            <w:pPr>
+              <w:ind w:right="-17"/>
+              <w:rPr>
+                <w:rFonts w:eastAsia="Verdana"/>
+                <w:i/>
+                <w:sz w:val="20"/>
+              </w:rPr>
+            </w:pPr>
+            <w:proofErr w:type="spellStart"/>
+            <w:r>
+              <w:rPr>
+                <w:rFonts w:eastAsia="Verdana"/>
+                <w:i/>
+                <w:sz w:val="20"/>
+              </w:rPr>
+              <w:t>TvMI</w:t>
+            </w:r>
+            <w:proofErr w:type="spellEnd"/>
+            <w:r>
+              <w:rPr>
+                <w:rFonts w:eastAsia="Verdana"/>
+                <w:i/>
+                <w:sz w:val="20"/>
+              </w:rPr>
+              <w:t xml:space="preserve"> 14.2:2022.06.13.</w:t>
+            </w:r>
+            <w:r>
+              <w:rPr>
+                <w:rFonts w:eastAsia="Verdana"/>
+                <w:i/>
+                <w:sz w:val="20"/>
+              </w:rPr>
+              <w:t xml:space="preserve"> (kockázati osztályba sorolás)</w:t>
+            </w:r>
+          </w:p>
+        </w:tc>
+        <w:tc>
+          <w:tcPr>
+            <w:tcW w:w="425" w:type="dxa"/>
+            <w:tcBorders>
+              <w:left w:val="single" w:sz="4" w:space="0" w:color="auto"/>
+              <w:right w:val="single" w:sz="12" w:space="0" w:color="000000"/>
+            </w:tcBorders>
+            <w:shd w:val="clear" w:color="auto" w:fill="auto"/>
+            <w:vAlign w:val="center"/>
+          </w:tcPr>
+          <w:p>
+            <w:pPr>
+              <w:ind w:right="-17"/>
+              <w:rPr>
+                <w:rFonts w:eastAsia="Verdana"/>
+                <w:i/>
+                <w:sz w:val="20"/>
+              </w:rPr>
+            </w:pPr>
+          </w:p>
+        </w:tc>
+      </w:tr>
+      <w:tr>
+        <w:trPr>
+          <w:trHeight w:val="57"/>
+        </w:trPr>
+        <w:tc>
+          <w:tcPr>
+            <w:tcW w:w="567" w:type="dxa"/>
+            <w:tcBorders>
+              <w:left w:val="single" w:sz="12" w:space="0" w:color="000000"/>
+              <w:right w:val="nil"/>
+            </w:tcBorders>
+            <w:vAlign w:val="center"/>
+          </w:tcPr>
+          <w:p>
+            <w:pPr>
+              <w:ind w:right="-17"/>
+              <w:jc w:val="center"/>
+              <w:rPr>
+                <w:rFonts w:eastAsia="Verdana" w:cs="Verdana"/>
+                <w:sz w:val="8"/>
+                <w:szCs w:val="16"/>
+              </w:rPr>
+            </w:pPr>
+          </w:p>
+        </w:tc>
+        <w:tc>
+          <w:tcPr>
+            <w:tcW w:w="3261" w:type="dxa"/>
+            <w:gridSpan w:val="6"/>
+            <w:tcBorders>
+              <w:left w:val="nil"/>
+            </w:tcBorders>
+            <w:vAlign w:val="center"/>
+          </w:tcPr>
+          <w:p>
+            <w:pPr>
+              <w:ind w:left="140" w:right="141"/>
+              <w:rPr>
+                <w:rFonts w:eastAsia="Verdana"/>
+                <w:i/>
+                <w:sz w:val="8"/>
+                <w:szCs w:val="16"/>
+              </w:rPr>
+            </w:pPr>
+          </w:p>
+        </w:tc>
+        <w:tc>
+          <w:tcPr>
+            <w:tcW w:w="141" w:type="dxa"/>
+            <w:tcBorders>
+              <w:bottom w:val="single" w:sz="4" w:space="0" w:color="auto"/>
+            </w:tcBorders>
+            <w:vAlign w:val="center"/>
+          </w:tcPr>
+          <w:p>
+            <w:pPr>
+              <w:ind w:left="140" w:right="-17"/>
+              <w:rPr>
+                <w:rFonts w:eastAsia="Verdana"/>
+                <w:i/>
+                <w:sz w:val="8"/>
+                <w:szCs w:val="16"/>
+              </w:rPr>
+            </w:pPr>
+          </w:p>
+        </w:tc>
+        <w:tc>
+          <w:tcPr>
+            <w:tcW w:w="6237" w:type="dxa"/>
+            <w:gridSpan w:val="6"/>
+            <w:tcBorders>
+              <w:right w:val="single" w:sz="12" w:space="0" w:color="000000"/>
+            </w:tcBorders>
+            <w:shd w:val="clear" w:color="auto" w:fill="auto"/>
+            <w:vAlign w:val="center"/>
+          </w:tcPr>
+          <w:p>
+            <w:pPr>
+              <w:ind w:left="140" w:right="-17"/>
+              <w:rPr>
+                <w:rFonts w:eastAsia="Verdana"/>
+                <w:i/>
+                <w:sz w:val="8"/>
+                <w:szCs w:val="16"/>
+              </w:rPr>
+            </w:pPr>
+          </w:p>
+        </w:tc>
+      </w:tr>
+      <w:tr>
+        <w:trPr>
+          <w:trHeight w:val="283"/>
+        </w:trPr>
+        <w:tc>
+          <w:tcPr>
+            <w:tcW w:w="567" w:type="dxa"/>
+            <w:tcBorders>
+              <w:left w:val="single" w:sz="12" w:space="0" w:color="000000"/>
+              <w:right w:val="nil"/>
+            </w:tcBorders>
+            <w:vAlign w:val="center"/>
+          </w:tcPr>
+          <w:p>
+            <w:pPr>
+              <w:ind w:right="-17"/>
+              <w:jc w:val="center"/>
+              <w:rPr>
+                <w:rFonts w:eastAsia="Verdana" w:cs="Verdana"/>
+                <w:szCs w:val="22"/>
+              </w:rPr>
+            </w:pPr>
+          </w:p>
+        </w:tc>
+        <w:tc>
+          <w:tcPr>
+            <w:tcW w:w="3261" w:type="dxa"/>
+            <w:gridSpan w:val="6"/>
+            <w:tcBorders>
+              <w:left w:val="nil"/>
+              <w:right w:val="single" w:sz="4" w:space="0" w:color="auto"/>
+            </w:tcBorders>
+            <w:vAlign w:val="center"/>
+          </w:tcPr>
+          <w:p>
+            <w:pPr>
+              <w:ind w:left="284" w:right="141"/>
+              <w:rPr>
+                <w:rFonts w:eastAsia="Verdana"/>
+                <w:i/>
+                <w:sz w:val="20"/>
+              </w:rPr>
+            </w:pPr>
+            <w:r>
+              <w:rPr>
+                <w:rFonts w:eastAsia="Verdana"/>
+                <w:i/>
+                <w:sz w:val="20"/>
+              </w:rPr>
+              <w:t>Szakági Műszaki Előírások:</w:t>
+            </w:r>
+          </w:p>
+        </w:tc>
+        <w:tc>
+          <w:tcPr>
+            <w:tcW w:w="141" w:type="dxa"/>
+            <w:tcBorders>
+              <w:top w:val="single" w:sz="4" w:space="0" w:color="auto"/>
+              <w:left w:val="single" w:sz="4" w:space="0" w:color="auto"/>
+              <w:bottom w:val="single" w:sz="4" w:space="0" w:color="auto"/>
+            </w:tcBorders>
+            <w:vAlign w:val="center"/>
+          </w:tcPr>
+          <w:p>
+            <w:pPr>
+              <w:ind w:left="140" w:right="-17"/>
+              <w:rPr>
+                <w:rFonts w:eastAsia="Verdana"/>
+                <w:i/>
+                <w:sz w:val="20"/>
+              </w:rPr>
+            </w:pPr>
+          </w:p>
+        </w:tc>
+        <w:tc>
+          <w:tcPr>
+            <w:tcW w:w="5812" w:type="dxa"/>
+            <w:gridSpan w:val="5"/>
+            <w:tcBorders>
+              <w:top w:val="single" w:sz="4" w:space="0" w:color="auto"/>
+              <w:bottom w:val="single" w:sz="4" w:space="0" w:color="auto"/>
+              <w:right w:val="single" w:sz="4" w:space="0" w:color="auto"/>
+            </w:tcBorders>
+            <w:shd w:val="clear" w:color="auto" w:fill="auto"/>
+            <w:vAlign w:val="center"/>
+          </w:tcPr>
+          <w:p>
+            <w:pPr>
+              <w:ind w:left="2" w:right="-17"/>
+              <w:rPr>
+                <w:rFonts w:eastAsia="Verdana"/>
+                <w:i/>
+                <w:sz w:val="20"/>
+              </w:rPr>
+            </w:pPr>
+            <w:r>
+              <w:rPr>
+                <w:rFonts w:eastAsia="Verdana"/>
+                <w:i/>
+                <w:sz w:val="20"/>
+              </w:rPr>
+              <w:t>SZME-VB 2021.06.09.</w:t>
+            </w:r>
+          </w:p>
+        </w:tc>
+        <w:tc>
+          <w:tcPr>
+            <w:tcW w:w="425" w:type="dxa"/>
+            <w:tcBorders>
+              <w:left w:val="single" w:sz="4" w:space="0" w:color="auto"/>
+              <w:right w:val="single" w:sz="12" w:space="0" w:color="000000"/>
+            </w:tcBorders>
+            <w:shd w:val="clear" w:color="auto" w:fill="auto"/>
+            <w:vAlign w:val="center"/>
+          </w:tcPr>
+          <w:p>
+            <w:pPr>
+              <w:ind w:left="2" w:right="-17"/>
+              <w:rPr>
+                <w:rFonts w:eastAsia="Verdana"/>
+                <w:i/>
+                <w:sz w:val="20"/>
+              </w:rPr>
+            </w:pPr>
+          </w:p>
+        </w:tc>
+      </w:tr>
+      <w:tr>
+        <w:trPr>
+          <w:trHeight w:val="57"/>
+        </w:trPr>
+        <w:tc>
+          <w:tcPr>
+            <w:tcW w:w="567" w:type="dxa"/>
+            <w:tcBorders>
+              <w:left w:val="single" w:sz="12" w:space="0" w:color="000000"/>
+              <w:right w:val="nil"/>
+            </w:tcBorders>
+            <w:vAlign w:val="center"/>
+          </w:tcPr>
+          <w:p>
+            <w:pPr>
+              <w:ind w:right="-17"/>
+              <w:jc w:val="center"/>
+              <w:rPr>
+                <w:rFonts w:eastAsia="Verdana" w:cs="Verdana"/>
+                <w:sz w:val="8"/>
+                <w:szCs w:val="16"/>
+              </w:rPr>
+            </w:pPr>
+          </w:p>
+        </w:tc>
+        <w:tc>
+          <w:tcPr>
+            <w:tcW w:w="142" w:type="dxa"/>
+            <w:tcBorders>
+              <w:left w:val="nil"/>
+            </w:tcBorders>
+            <w:vAlign w:val="center"/>
+          </w:tcPr>
+          <w:p>
+            <w:pPr>
+              <w:ind w:left="140" w:right="141"/>
+              <w:rPr>
+                <w:rFonts w:eastAsia="Verdana"/>
+                <w:i/>
+                <w:sz w:val="8"/>
+                <w:szCs w:val="16"/>
+              </w:rPr>
+            </w:pPr>
+          </w:p>
+        </w:tc>
+        <w:tc>
+          <w:tcPr>
+            <w:tcW w:w="3119" w:type="dxa"/>
+            <w:gridSpan w:val="5"/>
+            <w:tcBorders>
+              <w:top w:val="single" w:sz="4" w:space="0" w:color="auto"/>
+              <w:left w:val="nil"/>
+            </w:tcBorders>
+            <w:vAlign w:val="center"/>
+          </w:tcPr>
+          <w:p>
+            <w:pPr>
+              <w:ind w:left="140" w:right="141"/>
+              <w:rPr>
+                <w:rFonts w:eastAsia="Verdana"/>
+                <w:i/>
+                <w:sz w:val="8"/>
+                <w:szCs w:val="16"/>
+              </w:rPr>
+            </w:pPr>
+          </w:p>
+        </w:tc>
+        <w:tc>
+          <w:tcPr>
+            <w:tcW w:w="141" w:type="dxa"/>
+            <w:tcBorders>
+              <w:left w:val="nil"/>
+              <w:bottom w:val="single" w:sz="4" w:space="0" w:color="auto"/>
+            </w:tcBorders>
+            <w:vAlign w:val="center"/>
+          </w:tcPr>
+          <w:p>
+            <w:pPr>
+              <w:ind w:left="140" w:right="-17"/>
+              <w:rPr>
+                <w:rFonts w:eastAsia="Verdana"/>
+                <w:i/>
+                <w:sz w:val="8"/>
+                <w:szCs w:val="16"/>
+              </w:rPr>
+            </w:pPr>
+          </w:p>
+        </w:tc>
+        <w:tc>
+          <w:tcPr>
+            <w:tcW w:w="6237" w:type="dxa"/>
+            <w:gridSpan w:val="6"/>
+            <w:tcBorders>
+              <w:right w:val="single" w:sz="12" w:space="0" w:color="000000"/>
+            </w:tcBorders>
+            <w:shd w:val="clear" w:color="auto" w:fill="auto"/>
+            <w:vAlign w:val="center"/>
+          </w:tcPr>
+          <w:p>
+            <w:pPr>
+              <w:ind w:left="2" w:right="-17"/>
+              <w:rPr>
+                <w:rFonts w:eastAsia="Verdana"/>
+                <w:i/>
+                <w:sz w:val="8"/>
+                <w:szCs w:val="16"/>
+              </w:rPr>
+            </w:pPr>
+          </w:p>
+        </w:tc>
+      </w:tr>
+      <w:tr>
+        <w:trPr>
+          <w:trHeight w:val="283"/>
+        </w:trPr>
+        <w:tc>
+          <w:tcPr>
+            <w:tcW w:w="567" w:type="dxa"/>
+            <w:tcBorders>
+              <w:left w:val="single" w:sz="12" w:space="0" w:color="000000"/>
+              <w:right w:val="nil"/>
+            </w:tcBorders>
+            <w:vAlign w:val="center"/>
+          </w:tcPr>
+          <w:p>
+            <w:pPr>
+              <w:ind w:right="-17"/>
+              <w:jc w:val="center"/>
+              <w:rPr>
+                <w:rFonts w:eastAsia="Verdana" w:cs="Verdana"/>
+                <w:szCs w:val="22"/>
+              </w:rPr>
+            </w:pPr>
+          </w:p>
+        </w:tc>
+        <w:tc>
+          <w:tcPr>
+            <w:tcW w:w="3261" w:type="dxa"/>
+            <w:gridSpan w:val="6"/>
+            <w:tcBorders>
+              <w:left w:val="nil"/>
+              <w:right w:val="single" w:sz="4" w:space="0" w:color="auto"/>
+            </w:tcBorders>
+            <w:vAlign w:val="center"/>
+          </w:tcPr>
+          <w:p>
+            <w:pPr>
+              <w:ind w:left="284" w:right="141"/>
+              <w:rPr>
+                <w:rFonts w:eastAsia="Verdana"/>
+                <w:i/>
+                <w:sz w:val="20"/>
+              </w:rPr>
+            </w:pPr>
+            <w:r>
+              <w:rPr>
+                <w:rFonts w:eastAsia="Verdana"/>
+                <w:i/>
+                <w:sz w:val="20"/>
+              </w:rPr>
+              <w:t>Szabványok:</w:t>
+            </w:r>
+          </w:p>
+        </w:tc>
+        <w:tc>
+          <w:tcPr>
+            <w:tcW w:w="141" w:type="dxa"/>
+            <w:tcBorders>
+              <w:top w:val="single" w:sz="4" w:space="0" w:color="auto"/>
+              <w:left w:val="single" w:sz="4" w:space="0" w:color="auto"/>
+            </w:tcBorders>
+            <w:vAlign w:val="center"/>
+          </w:tcPr>
+          <w:p>
+            <w:pPr>
+              <w:ind w:left="140" w:right="-17"/>
+              <w:rPr>
+                <w:rFonts w:eastAsia="Verdana"/>
+                <w:i/>
+                <w:sz w:val="20"/>
+              </w:rPr>
+            </w:pPr>
+          </w:p>
+        </w:tc>
+        <w:tc>
+          <w:tcPr>
+            <w:tcW w:w="3261" w:type="dxa"/>
+            <w:gridSpan w:val="4"/>
+            <w:tcBorders>
+              <w:top w:val="single" w:sz="4" w:space="0" w:color="auto"/>
+              <w:right w:val="single" w:sz="4" w:space="0" w:color="auto"/>
+            </w:tcBorders>
+            <w:shd w:val="clear" w:color="auto" w:fill="auto"/>
+            <w:vAlign w:val="center"/>
+          </w:tcPr>
+          <w:p>
+            <w:pPr>
+              <w:ind w:left="2" w:right="-17"/>
+              <w:rPr>
+                <w:rFonts w:eastAsia="Verdana"/>
+                <w:i/>
+                <w:sz w:val="20"/>
+              </w:rPr>
+            </w:pPr>
+            <w:r>
+              <w:rPr>
+                <w:rFonts w:eastAsia="Verdana"/>
+                <w:i/>
+                <w:sz w:val="20"/>
+              </w:rPr>
+              <w:t>MSZ HD 60364-4-41:2017/A12:2019</w:t>
+            </w:r>
+          </w:p>
+        </w:tc>
+        <w:tc>
+          <w:tcPr>
+            <w:tcW w:w="2551" w:type="dxa"/>
+            <w:tcBorders>
+              <w:top w:val="single" w:sz="4" w:space="0" w:color="auto"/>
+              <w:left w:val="single" w:sz="4" w:space="0" w:color="auto"/>
+              <w:right w:val="single" w:sz="4" w:space="0" w:color="auto"/>
+            </w:tcBorders>
+            <w:shd w:val="clear" w:color="auto" w:fill="auto"/>
+            <w:vAlign w:val="center"/>
+          </w:tcPr>
+          <w:p>
+            <w:pPr>
+              <w:ind w:left="140" w:right="-17"/>
+              <w:rPr>
+                <w:rFonts w:eastAsia="Verdana"/>
+                <w:i/>
+                <w:sz w:val="20"/>
+              </w:rPr>
+            </w:pPr>
+            <w:r>
+              <w:rPr>
+                <w:rFonts w:eastAsia="Verdana"/>
+                <w:i/>
+                <w:sz w:val="20"/>
+              </w:rPr>
+              <w:t>MSZ HD 60364-7-710:2012</w:t>
+            </w:r>
+          </w:p>
+        </w:tc>
+        <w:tc>
+          <w:tcPr>
+            <w:tcW w:w="425" w:type="dxa"/>
+            <w:tcBorders>
+              <w:left w:val="single" w:sz="4" w:space="0" w:color="auto"/>
+              <w:right w:val="single" w:sz="12" w:space="0" w:color="000000"/>
+            </w:tcBorders>
+            <w:shd w:val="clear" w:color="auto" w:fill="auto"/>
+            <w:vAlign w:val="center"/>
+          </w:tcPr>
+          <w:p>
+            <w:pPr>
+              <w:ind w:left="140" w:right="-17"/>
+              <w:rPr>
+                <w:rFonts w:eastAsia="Verdana"/>
+                <w:i/>
+                <w:sz w:val="20"/>
+              </w:rPr>
+            </w:pPr>
+          </w:p>
+        </w:tc>
+      </w:tr>
+      <w:tr>
+        <w:trPr>
+          <w:trHeight w:val="283"/>
+        </w:trPr>
+        <w:tc>
+          <w:tcPr>
+            <w:tcW w:w="567" w:type="dxa"/>
+            <w:tcBorders>
+              <w:left w:val="single" w:sz="12" w:space="0" w:color="000000"/>
+              <w:right w:val="nil"/>
+            </w:tcBorders>
+            <w:vAlign w:val="center"/>
+          </w:tcPr>
+          <w:p>
+            <w:pPr>
+              <w:ind w:right="-17"/>
+              <w:jc w:val="center"/>
+              <w:rPr>
+                <w:rFonts w:eastAsia="Verdana" w:cs="Verdana"/>
+                <w:szCs w:val="22"/>
+              </w:rPr>
+            </w:pPr>
+          </w:p>
+        </w:tc>
+        <w:tc>
+          <w:tcPr>
+            <w:tcW w:w="142" w:type="dxa"/>
+            <w:tcBorders>
+              <w:left w:val="nil"/>
+            </w:tcBorders>
+            <w:vAlign w:val="center"/>
+          </w:tcPr>
+          <w:p>
+            <w:pPr>
+              <w:ind w:left="140" w:right="141"/>
+              <w:rPr>
+                <w:rFonts w:eastAsia="Verdana"/>
+                <w:i/>
+                <w:sz w:val="20"/>
+              </w:rPr>
+            </w:pPr>
+          </w:p>
+        </w:tc>
+        <w:tc>
+          <w:tcPr>
+            <w:tcW w:w="3119" w:type="dxa"/>
+            <w:gridSpan w:val="5"/>
+            <w:tcBorders>
+              <w:top w:val="single" w:sz="4" w:space="0" w:color="auto"/>
+              <w:right w:val="single" w:sz="4" w:space="0" w:color="auto"/>
+            </w:tcBorders>
+            <w:vAlign w:val="center"/>
+          </w:tcPr>
+          <w:p>
+            <w:pPr>
+              <w:ind w:left="140" w:right="141"/>
+              <w:rPr>
+                <w:rFonts w:eastAsia="Verdana"/>
+                <w:i/>
+                <w:sz w:val="20"/>
+              </w:rPr>
+            </w:pPr>
+          </w:p>
+        </w:tc>
+        <w:tc>
+          <w:tcPr>
+            <w:tcW w:w="141" w:type="dxa"/>
             <w:tcBorders>
               <w:left w:val="single" w:sz="4" w:space="0" w:color="auto"/>
             </w:tcBorders>
@@ -14194,8 +15065,8 @@
         </w:tc>
         <w:tc>
           <w:tcPr>
-            <w:tcW w:w="1721" w:type="dxa"/>
-            <w:gridSpan w:val="2"/>
+            <w:tcW w:w="3261" w:type="dxa"/>
+            <w:gridSpan w:val="4"/>
             <w:tcBorders>
               <w:right w:val="single" w:sz="4" w:space="0" w:color="auto"/>
             </w:tcBorders>
@@ -14224,7 +15095,6 @@
         <w:tc>
           <w:tcPr>
             <w:tcW w:w="2551" w:type="dxa"/>
-            <w:gridSpan w:val="2"/>
             <w:tcBorders>
               <w:left w:val="single" w:sz="4" w:space="0" w:color="auto"/>
               <w:right w:val="single" w:sz="4" w:space="0" w:color="auto"/>
@@ -14247,7 +15117,6 @@
         <w:tc>
           <w:tcPr>
             <w:tcW w:w="425" w:type="dxa"/>
-            <w:gridSpan w:val="2"/>
             <w:tcBorders>
               <w:left w:val="single" w:sz="4" w:space="0" w:color="auto"/>
               <w:right w:val="single" w:sz="12" w:space="0" w:color="000000"/>
@@ -14270,13 +15139,11 @@
       </w:tr>
       <w:tr>
         <w:trPr>
-          <w:gridAfter w:val="1"/>
-          <w:wAfter w:w="20" w:type="dxa"/>
           <w:trHeight w:val="283"/>
         </w:trPr>
         <w:tc>
           <w:tcPr>
-            <w:tcW w:w="709" w:type="dxa"/>
+            <w:tcW w:w="567" w:type="dxa"/>
             <w:tcBorders>
               <w:left w:val="single" w:sz="12" w:space="0" w:color="000000"/>
               <w:right w:val="nil"/>
@@ -14296,8 +15163,8 @@
         </w:tc>
         <w:tc>
           <w:tcPr>
-            <w:tcW w:w="3119" w:type="dxa"/>
-            <w:gridSpan w:val="3"/>
+            <w:tcW w:w="3261" w:type="dxa"/>
+            <w:gridSpan w:val="6"/>
             <w:tcBorders>
               <w:left w:val="nil"/>
               <w:right w:val="single" w:sz="4" w:space="0" w:color="auto"/>
@@ -14317,8 +15184,7 @@
         </w:tc>
         <w:tc>
           <w:tcPr>
-            <w:tcW w:w="1701" w:type="dxa"/>
-            <w:gridSpan w:val="3"/>
+            <w:tcW w:w="141" w:type="dxa"/>
             <w:tcBorders>
               <w:left w:val="single" w:sz="4" w:space="0" w:color="auto"/>
             </w:tcBorders>
@@ -14338,7 +15204,8 @@
         </w:tc>
         <w:tc>
           <w:tcPr>
-            <w:tcW w:w="1701" w:type="dxa"/>
+            <w:tcW w:w="3261" w:type="dxa"/>
+            <w:gridSpan w:val="4"/>
             <w:tcBorders>
               <w:right w:val="single" w:sz="4" w:space="0" w:color="auto"/>
             </w:tcBorders>
@@ -14367,7 +15234,6 @@
         <w:tc>
           <w:tcPr>
             <w:tcW w:w="2551" w:type="dxa"/>
-            <w:gridSpan w:val="2"/>
             <w:tcBorders>
               <w:left w:val="single" w:sz="4" w:space="0" w:color="auto"/>
               <w:right w:val="single" w:sz="4" w:space="0" w:color="auto"/>
@@ -14406,7 +15272,6 @@
         <w:tc>
           <w:tcPr>
             <w:tcW w:w="425" w:type="dxa"/>
-            <w:gridSpan w:val="2"/>
             <w:tcBorders>
               <w:left w:val="single" w:sz="4" w:space="0" w:color="auto"/>
               <w:right w:val="single" w:sz="12" w:space="0" w:color="000000"/>
@@ -14429,13 +15294,11 @@
       </w:tr>
       <w:tr>
         <w:trPr>
-          <w:gridAfter w:val="1"/>
-          <w:wAfter w:w="20" w:type="dxa"/>
           <w:trHeight w:val="283"/>
         </w:trPr>
         <w:tc>
           <w:tcPr>
-            <w:tcW w:w="709" w:type="dxa"/>
+            <w:tcW w:w="567" w:type="dxa"/>
             <w:tcBorders>
               <w:left w:val="single" w:sz="12" w:space="0" w:color="000000"/>
               <w:right w:val="nil"/>
@@ -14455,8 +15318,8 @@
         </w:tc>
         <w:tc>
           <w:tcPr>
-            <w:tcW w:w="3119" w:type="dxa"/>
-            <w:gridSpan w:val="3"/>
+            <w:tcW w:w="3261" w:type="dxa"/>
+            <w:gridSpan w:val="6"/>
             <w:tcBorders>
               <w:left w:val="nil"/>
               <w:right w:val="single" w:sz="4" w:space="0" w:color="auto"/>
@@ -14476,8 +15339,7 @@
         </w:tc>
         <w:tc>
           <w:tcPr>
-            <w:tcW w:w="1701" w:type="dxa"/>
-            <w:gridSpan w:val="3"/>
+            <w:tcW w:w="141" w:type="dxa"/>
             <w:tcBorders>
               <w:left w:val="single" w:sz="4" w:space="0" w:color="auto"/>
             </w:tcBorders>
@@ -14497,7 +15359,8 @@
         </w:tc>
         <w:tc>
           <w:tcPr>
-            <w:tcW w:w="1701" w:type="dxa"/>
+            <w:tcW w:w="3261" w:type="dxa"/>
+            <w:gridSpan w:val="4"/>
             <w:tcBorders>
               <w:right w:val="single" w:sz="4" w:space="0" w:color="auto"/>
             </w:tcBorders>
@@ -14526,7 +15389,6 @@
         <w:tc>
           <w:tcPr>
             <w:tcW w:w="2551" w:type="dxa"/>
-            <w:gridSpan w:val="2"/>
             <w:tcBorders>
               <w:left w:val="single" w:sz="4" w:space="0" w:color="auto"/>
               <w:right w:val="single" w:sz="4" w:space="0" w:color="auto"/>
@@ -14557,7 +15419,6 @@
         <w:tc>
           <w:tcPr>
             <w:tcW w:w="425" w:type="dxa"/>
-            <w:gridSpan w:val="2"/>
             <w:tcBorders>
               <w:left w:val="single" w:sz="4" w:space="0" w:color="auto"/>
               <w:right w:val="single" w:sz="12" w:space="0" w:color="000000"/>
@@ -14580,13 +15441,11 @@
       </w:tr>
       <w:tr>
         <w:trPr>
-          <w:gridAfter w:val="1"/>
-          <w:wAfter w:w="20" w:type="dxa"/>
           <w:trHeight w:val="283"/>
         </w:trPr>
         <w:tc>
           <w:tcPr>
-            <w:tcW w:w="709" w:type="dxa"/>
+            <w:tcW w:w="567" w:type="dxa"/>
             <w:tcBorders>
               <w:left w:val="single" w:sz="12" w:space="0" w:color="000000"/>
               <w:right w:val="nil"/>
@@ -14606,8 +15465,8 @@
         </w:tc>
         <w:tc>
           <w:tcPr>
-            <w:tcW w:w="3119" w:type="dxa"/>
-            <w:gridSpan w:val="3"/>
+            <w:tcW w:w="3261" w:type="dxa"/>
+            <w:gridSpan w:val="6"/>
             <w:tcBorders>
               <w:left w:val="nil"/>
               <w:right w:val="single" w:sz="4" w:space="0" w:color="auto"/>
@@ -14627,8 +15486,7 @@
         </w:tc>
         <w:tc>
           <w:tcPr>
-            <w:tcW w:w="1701" w:type="dxa"/>
-            <w:gridSpan w:val="3"/>
+            <w:tcW w:w="141" w:type="dxa"/>
             <w:tcBorders>
               <w:left w:val="single" w:sz="4" w:space="0" w:color="auto"/>
             </w:tcBorders>
@@ -14647,7 +15505,8 @@
         </w:tc>
         <w:tc>
           <w:tcPr>
-            <w:tcW w:w="1701" w:type="dxa"/>
+            <w:tcW w:w="3261" w:type="dxa"/>
+            <w:gridSpan w:val="4"/>
             <w:tcBorders>
               <w:right w:val="single" w:sz="4" w:space="0" w:color="auto"/>
             </w:tcBorders>
@@ -14676,7 +15535,6 @@
         <w:tc>
           <w:tcPr>
             <w:tcW w:w="2551" w:type="dxa"/>
-            <w:gridSpan w:val="2"/>
             <w:tcBorders>
               <w:left w:val="single" w:sz="4" w:space="0" w:color="auto"/>
               <w:right w:val="single" w:sz="4" w:space="0" w:color="auto"/>
@@ -14706,7 +15564,6 @@
         <w:tc>
           <w:tcPr>
             <w:tcW w:w="425" w:type="dxa"/>
-            <w:gridSpan w:val="2"/>
             <w:tcBorders>
               <w:left w:val="single" w:sz="4" w:space="0" w:color="auto"/>
               <w:right w:val="single" w:sz="12" w:space="0" w:color="000000"/>
@@ -14728,13 +15585,11 @@
       </w:tr>
       <w:tr>
         <w:trPr>
-          <w:gridAfter w:val="1"/>
-          <w:wAfter w:w="20" w:type="dxa"/>
           <w:trHeight w:val="283"/>
         </w:trPr>
         <w:tc>
           <w:tcPr>
-            <w:tcW w:w="709" w:type="dxa"/>
+            <w:tcW w:w="567" w:type="dxa"/>
             <w:tcBorders>
               <w:left w:val="single" w:sz="12" w:space="0" w:color="000000"/>
               <w:right w:val="nil"/>
@@ -14754,8 +15609,8 @@
         </w:tc>
         <w:tc>
           <w:tcPr>
-            <w:tcW w:w="3119" w:type="dxa"/>
-            <w:gridSpan w:val="3"/>
+            <w:tcW w:w="3261" w:type="dxa"/>
+            <w:gridSpan w:val="6"/>
             <w:tcBorders>
               <w:left w:val="nil"/>
               <w:right w:val="single" w:sz="4" w:space="0" w:color="auto"/>
@@ -14775,8 +15630,7 @@
         </w:tc>
         <w:tc>
           <w:tcPr>
-            <w:tcW w:w="1701" w:type="dxa"/>
-            <w:gridSpan w:val="3"/>
+            <w:tcW w:w="141" w:type="dxa"/>
             <w:tcBorders>
               <w:left w:val="single" w:sz="4" w:space="0" w:color="auto"/>
             </w:tcBorders>
@@ -14796,7 +15650,8 @@
         </w:tc>
         <w:tc>
           <w:tcPr>
-            <w:tcW w:w="1701" w:type="dxa"/>
+            <w:tcW w:w="3261" w:type="dxa"/>
+            <w:gridSpan w:val="4"/>
             <w:tcBorders>
               <w:right w:val="single" w:sz="4" w:space="0" w:color="auto"/>
             </w:tcBorders>
@@ -14825,7 +15680,6 @@
         <w:tc>
           <w:tcPr>
             <w:tcW w:w="2551" w:type="dxa"/>
-            <w:gridSpan w:val="2"/>
             <w:tcBorders>
               <w:left w:val="single" w:sz="4" w:space="0" w:color="auto"/>
               <w:right w:val="single" w:sz="4" w:space="0" w:color="auto"/>
@@ -14856,7 +15710,6 @@
         <w:tc>
           <w:tcPr>
             <w:tcW w:w="425" w:type="dxa"/>
-            <w:gridSpan w:val="2"/>
             <w:tcBorders>
               <w:left w:val="single" w:sz="4" w:space="0" w:color="auto"/>
               <w:right w:val="single" w:sz="12" w:space="0" w:color="000000"/>
@@ -14879,13 +15732,11 @@
       </w:tr>
       <w:tr>
         <w:trPr>
-          <w:gridAfter w:val="1"/>
-          <w:wAfter w:w="20" w:type="dxa"/>
           <w:trHeight w:val="407"/>
         </w:trPr>
         <w:tc>
           <w:tcPr>
-            <w:tcW w:w="709" w:type="dxa"/>
+            <w:tcW w:w="567" w:type="dxa"/>
             <w:tcBorders>
               <w:left w:val="single" w:sz="12" w:space="0" w:color="000000"/>
               <w:right w:val="nil"/>
@@ -14905,8 +15756,8 @@
         </w:tc>
         <w:tc>
           <w:tcPr>
-            <w:tcW w:w="3119" w:type="dxa"/>
-            <w:gridSpan w:val="3"/>
+            <w:tcW w:w="3261" w:type="dxa"/>
+            <w:gridSpan w:val="6"/>
             <w:tcBorders>
               <w:left w:val="nil"/>
               <w:right w:val="single" w:sz="4" w:space="0" w:color="auto"/>
@@ -14926,8 +15777,7 @@
         </w:tc>
         <w:tc>
           <w:tcPr>
-            <w:tcW w:w="1701" w:type="dxa"/>
-            <w:gridSpan w:val="3"/>
+            <w:tcW w:w="141" w:type="dxa"/>
             <w:tcBorders>
               <w:left w:val="single" w:sz="4" w:space="0" w:color="auto"/>
             </w:tcBorders>
@@ -14946,7 +15796,8 @@
         </w:tc>
         <w:tc>
           <w:tcPr>
-            <w:tcW w:w="1701" w:type="dxa"/>
+            <w:tcW w:w="3261" w:type="dxa"/>
+            <w:gridSpan w:val="4"/>
             <w:tcBorders>
               <w:left w:val="nil"/>
               <w:right w:val="single" w:sz="4" w:space="0" w:color="auto"/>
@@ -14976,7 +15827,6 @@
         <w:tc>
           <w:tcPr>
             <w:tcW w:w="2551" w:type="dxa"/>
-            <w:gridSpan w:val="2"/>
             <w:tcBorders>
               <w:left w:val="single" w:sz="4" w:space="0" w:color="auto"/>
               <w:right w:val="single" w:sz="4" w:space="0" w:color="auto"/>
@@ -15006,7 +15856,6 @@
         <w:tc>
           <w:tcPr>
             <w:tcW w:w="425" w:type="dxa"/>
-            <w:gridSpan w:val="2"/>
             <w:tcBorders>
               <w:left w:val="single" w:sz="4" w:space="0" w:color="auto"/>
               <w:right w:val="single" w:sz="12" w:space="0" w:color="000000"/>
@@ -15028,13 +15877,11 @@
       </w:tr>
       <w:tr>
         <w:trPr>
-          <w:gridAfter w:val="1"/>
-          <w:wAfter w:w="20" w:type="dxa"/>
           <w:trHeight w:val="215"/>
         </w:trPr>
         <w:tc>
           <w:tcPr>
-            <w:tcW w:w="709" w:type="dxa"/>
+            <w:tcW w:w="567" w:type="dxa"/>
             <w:tcBorders>
               <w:left w:val="single" w:sz="12" w:space="0" w:color="000000"/>
               <w:right w:val="nil"/>
@@ -15054,8 +15901,8 @@
         </w:tc>
         <w:tc>
           <w:tcPr>
-            <w:tcW w:w="3119" w:type="dxa"/>
-            <w:gridSpan w:val="3"/>
+            <w:tcW w:w="3261" w:type="dxa"/>
+            <w:gridSpan w:val="6"/>
             <w:tcBorders>
               <w:left w:val="nil"/>
               <w:right w:val="single" w:sz="4" w:space="0" w:color="auto"/>
@@ -15075,8 +15922,7 @@
         </w:tc>
         <w:tc>
           <w:tcPr>
-            <w:tcW w:w="1701" w:type="dxa"/>
-            <w:gridSpan w:val="3"/>
+            <w:tcW w:w="141" w:type="dxa"/>
             <w:tcBorders>
               <w:left w:val="single" w:sz="4" w:space="0" w:color="auto"/>
             </w:tcBorders>
@@ -15095,7 +15941,8 @@
         </w:tc>
         <w:tc>
           <w:tcPr>
-            <w:tcW w:w="1701" w:type="dxa"/>
+            <w:tcW w:w="3261" w:type="dxa"/>
+            <w:gridSpan w:val="4"/>
             <w:tcBorders>
               <w:left w:val="nil"/>
               <w:right w:val="single" w:sz="4" w:space="0" w:color="auto"/>
@@ -15125,7 +15972,6 @@
         <w:tc>
           <w:tcPr>
             <w:tcW w:w="2551" w:type="dxa"/>
-            <w:gridSpan w:val="2"/>
             <w:tcBorders>
               <w:left w:val="single" w:sz="4" w:space="0" w:color="auto"/>
               <w:right w:val="single" w:sz="4" w:space="0" w:color="auto"/>
@@ -15147,7 +15993,6 @@
         <w:tc>
           <w:tcPr>
             <w:tcW w:w="425" w:type="dxa"/>
-            <w:gridSpan w:val="2"/>
             <w:tcBorders>
               <w:left w:val="single" w:sz="4" w:space="0" w:color="auto"/>
               <w:right w:val="single" w:sz="12" w:space="0" w:color="000000"/>
@@ -15169,14 +16014,12 @@
       </w:tr>
       <w:tr>
         <w:trPr>
-          <w:gridAfter w:val="1"/>
-          <w:wAfter w:w="20" w:type="dxa"/>
           <w:trHeight w:val="57"/>
         </w:trPr>
         <w:tc>
           <w:tcPr>
             <w:tcW w:w="10206" w:type="dxa"/>
-            <w:gridSpan w:val="12"/>
+            <w:gridSpan w:val="14"/>
             <w:tcBorders>
               <w:left w:val="single" w:sz="12" w:space="0" w:color="000000"/>
               <w:bottom w:val="single" w:sz="12" w:space="0" w:color="auto"/>
@@ -15197,21 +16040,6 @@
         </w:tc>
       </w:tr>
     </w:tbl>
-    <w:p>
-      <w:pPr>
-        <w:pStyle w:val="Cm"/>
-        <w:sectPr>
-          <w:headerReference w:type="even" r:id="rId7"/>
-          <w:footerReference w:type="default" r:id="rId8"/>
-          <w:headerReference w:type="first" r:id="rId9"/>
-          <w:pgSz w:w="11906" w:h="16838"/>
-          <w:pgMar w:top="993" w:right="1417" w:bottom="1135" w:left="1417" w:header="567" w:footer="567" w:gutter="0"/>
-          <w:cols w:space="708"/>
-          <w:docGrid w:linePitch="360"/>
-        </w:sectPr>
-      </w:pPr>
-      <w:bookmarkStart w:id="1" w:name="_Hlk117583256"/>
-    </w:p>
     <w:tbl>
       <w:tblPr>
         <w:tblStyle w:val="TableNormal"/>
@@ -15259,6 +16087,7 @@
                 <w:lang w:val="hu-HU"/>
               </w:rPr>
             </w:pPr>
+            <w:bookmarkStart w:id="1" w:name="_Hlk117583256"/>
             <w:r>
               <w:rPr>
                 <w:lang w:val="hu-HU"/>
@@ -30254,6 +31083,9 @@
       </w:pPr>
     </w:p>
     <w:sectPr>
+      <w:headerReference w:type="even" r:id="rId7"/>
+      <w:footerReference w:type="default" r:id="rId8"/>
+      <w:headerReference w:type="first" r:id="rId9"/>
       <w:pgSz w:w="11906" w:h="16838"/>
       <w:pgMar w:top="993" w:right="1417" w:bottom="1135" w:left="1417" w:header="567" w:footer="567" w:gutter="0"/>
       <w:cols w:space="708"/>

--- a/BiztvillCRM.Web/wwwroot/sablonok/VBF_KIF_MINTA.docx
+++ b/BiztvillCRM.Web/wwwroot/sablonok/VBF_KIF_MINTA.docx
@@ -9324,8 +9324,6 @@
               </w:rPr>
               <w:t>3</w:t>
             </w:r>
-            <w:bookmarkStart w:id="0" w:name="_GoBack"/>
-            <w:bookmarkEnd w:id="0"/>
             <w:r>
               <w:rPr>
                 <w:rFonts w:eastAsia="Arial"/>
@@ -10009,7 +10007,7 @@
     </w:p>
     <w:tbl>
       <w:tblPr>
-        <w:tblW w:w="10206" w:type="dxa"/>
+        <w:tblW w:w="10349" w:type="dxa"/>
         <w:tblInd w:w="-582" w:type="dxa"/>
         <w:tblLayout w:type="fixed"/>
         <w:tblCellMar>
@@ -10019,20 +10017,17 @@
         <w:tblLook w:val="01E0" w:firstRow="1" w:lastRow="1" w:firstColumn="1" w:lastColumn="1" w:noHBand="0" w:noVBand="0"/>
       </w:tblPr>
       <w:tblGrid>
-        <w:gridCol w:w="567"/>
+        <w:gridCol w:w="709"/>
         <w:gridCol w:w="142"/>
-        <w:gridCol w:w="284"/>
-        <w:gridCol w:w="850"/>
-        <w:gridCol w:w="567"/>
-        <w:gridCol w:w="1134"/>
-        <w:gridCol w:w="284"/>
-        <w:gridCol w:w="141"/>
-        <w:gridCol w:w="993"/>
+        <w:gridCol w:w="2693"/>
+        <w:gridCol w:w="426"/>
         <w:gridCol w:w="283"/>
         <w:gridCol w:w="1276"/>
-        <w:gridCol w:w="709"/>
-        <w:gridCol w:w="2551"/>
         <w:gridCol w:w="425"/>
+        <w:gridCol w:w="1418"/>
+        <w:gridCol w:w="425"/>
+        <w:gridCol w:w="2126"/>
+        <w:gridCol w:w="426"/>
       </w:tblGrid>
       <w:tr>
         <w:trPr>
@@ -10040,8 +10035,8 @@
         </w:trPr>
         <w:tc>
           <w:tcPr>
-            <w:tcW w:w="10206" w:type="dxa"/>
-            <w:gridSpan w:val="14"/>
+            <w:tcW w:w="10349" w:type="dxa"/>
+            <w:gridSpan w:val="11"/>
             <w:tcBorders>
               <w:top w:val="single" w:sz="12" w:space="0" w:color="auto"/>
               <w:left w:val="single" w:sz="12" w:space="0" w:color="000000"/>
@@ -10066,8 +10061,8 @@
         </w:trPr>
         <w:tc>
           <w:tcPr>
-            <w:tcW w:w="10206" w:type="dxa"/>
-            <w:gridSpan w:val="14"/>
+            <w:tcW w:w="10349" w:type="dxa"/>
+            <w:gridSpan w:val="11"/>
             <w:tcBorders>
               <w:left w:val="single" w:sz="12" w:space="0" w:color="000000"/>
               <w:right w:val="single" w:sz="12" w:space="0" w:color="000000"/>
@@ -10090,8 +10085,8 @@
         </w:trPr>
         <w:tc>
           <w:tcPr>
-            <w:tcW w:w="10206" w:type="dxa"/>
-            <w:gridSpan w:val="14"/>
+            <w:tcW w:w="10349" w:type="dxa"/>
+            <w:gridSpan w:val="11"/>
             <w:tcBorders>
               <w:top w:val="single" w:sz="4" w:space="0" w:color="auto"/>
               <w:left w:val="single" w:sz="12" w:space="0" w:color="000000"/>
@@ -10222,8 +10217,8 @@
         </w:trPr>
         <w:tc>
           <w:tcPr>
-            <w:tcW w:w="10206" w:type="dxa"/>
-            <w:gridSpan w:val="14"/>
+            <w:tcW w:w="10349" w:type="dxa"/>
+            <w:gridSpan w:val="11"/>
             <w:tcBorders>
               <w:top w:val="single" w:sz="6" w:space="0" w:color="000000"/>
               <w:left w:val="single" w:sz="12" w:space="0" w:color="000000"/>
@@ -10247,7 +10242,7 @@
         </w:trPr>
         <w:tc>
           <w:tcPr>
-            <w:tcW w:w="567" w:type="dxa"/>
+            <w:tcW w:w="709" w:type="dxa"/>
             <w:tcBorders>
               <w:left w:val="single" w:sz="12" w:space="0" w:color="000000"/>
               <w:right w:val="nil"/>
@@ -10267,8 +10262,8 @@
         </w:tc>
         <w:tc>
           <w:tcPr>
-            <w:tcW w:w="4395" w:type="dxa"/>
-            <w:gridSpan w:val="8"/>
+            <w:tcW w:w="5245" w:type="dxa"/>
+            <w:gridSpan w:val="6"/>
             <w:tcBorders>
               <w:left w:val="nil"/>
             </w:tcBorders>
@@ -10514,8 +10509,8 @@
         </w:tc>
         <w:tc>
           <w:tcPr>
-            <w:tcW w:w="4819" w:type="dxa"/>
-            <w:gridSpan w:val="4"/>
+            <w:tcW w:w="3969" w:type="dxa"/>
+            <w:gridSpan w:val="3"/>
             <w:tcBorders>
               <w:left w:val="nil"/>
               <w:bottom w:val="dotted" w:sz="4" w:space="0" w:color="auto"/>
@@ -10536,13 +10531,27 @@
                 <w:rFonts w:eastAsia="Arial" w:cs="Segoe UI"/>
                 <w:szCs w:val="22"/>
               </w:rPr>
-              <w:t>{{SCAN}}</w:t>
-            </w:r>
-          </w:p>
-        </w:tc>
-        <w:tc>
-          <w:tcPr>
-            <w:tcW w:w="425" w:type="dxa"/>
+              <w:t>{{</w:t>
+            </w:r>
+            <w:r>
+              <w:rPr>
+                <w:rFonts w:eastAsia="Arial" w:cs="Segoe UI"/>
+                <w:szCs w:val="22"/>
+              </w:rPr>
+              <w:t>401</w:t>
+            </w:r>
+            <w:r>
+              <w:rPr>
+                <w:rFonts w:eastAsia="Arial" w:cs="Segoe UI"/>
+                <w:szCs w:val="22"/>
+              </w:rPr>
+              <w:t>}}</w:t>
+            </w:r>
+          </w:p>
+        </w:tc>
+        <w:tc>
+          <w:tcPr>
+            <w:tcW w:w="426" w:type="dxa"/>
             <w:tcBorders>
               <w:right w:val="single" w:sz="12" w:space="0" w:color="000000"/>
             </w:tcBorders>
@@ -10566,7 +10575,7 @@
         </w:trPr>
         <w:tc>
           <w:tcPr>
-            <w:tcW w:w="567" w:type="dxa"/>
+            <w:tcW w:w="709" w:type="dxa"/>
             <w:tcBorders>
               <w:left w:val="single" w:sz="12" w:space="0" w:color="000000"/>
               <w:right w:val="nil"/>
@@ -10586,8 +10595,8 @@
         </w:tc>
         <w:tc>
           <w:tcPr>
-            <w:tcW w:w="3402" w:type="dxa"/>
-            <w:gridSpan w:val="7"/>
+            <w:tcW w:w="5245" w:type="dxa"/>
+            <w:gridSpan w:val="6"/>
             <w:tcBorders>
               <w:left w:val="nil"/>
             </w:tcBorders>
@@ -10764,8 +10773,8 @@
         </w:tc>
         <w:tc>
           <w:tcPr>
-            <w:tcW w:w="5812" w:type="dxa"/>
-            <w:gridSpan w:val="5"/>
+            <w:tcW w:w="3969" w:type="dxa"/>
+            <w:gridSpan w:val="3"/>
             <w:tcBorders>
               <w:left w:val="nil"/>
               <w:bottom w:val="dotted" w:sz="4" w:space="0" w:color="auto"/>
@@ -10786,13 +10795,27 @@
                 <w:rFonts w:eastAsia="Arial" w:cs="Segoe UI"/>
                 <w:szCs w:val="22"/>
               </w:rPr>
-              <w:t>{{SCAN}}</w:t>
-            </w:r>
-          </w:p>
-        </w:tc>
-        <w:tc>
-          <w:tcPr>
-            <w:tcW w:w="425" w:type="dxa"/>
+              <w:t>{{</w:t>
+            </w:r>
+            <w:r>
+              <w:rPr>
+                <w:rFonts w:eastAsia="Arial" w:cs="Segoe UI"/>
+                <w:szCs w:val="22"/>
+              </w:rPr>
+              <w:t>402</w:t>
+            </w:r>
+            <w:r>
+              <w:rPr>
+                <w:rFonts w:eastAsia="Arial" w:cs="Segoe UI"/>
+                <w:szCs w:val="22"/>
+              </w:rPr>
+              <w:t>}}</w:t>
+            </w:r>
+          </w:p>
+        </w:tc>
+        <w:tc>
+          <w:tcPr>
+            <w:tcW w:w="426" w:type="dxa"/>
             <w:tcBorders>
               <w:right w:val="single" w:sz="12" w:space="0" w:color="000000"/>
             </w:tcBorders>
@@ -10816,7 +10839,7 @@
         </w:trPr>
         <w:tc>
           <w:tcPr>
-            <w:tcW w:w="567" w:type="dxa"/>
+            <w:tcW w:w="709" w:type="dxa"/>
             <w:tcBorders>
               <w:left w:val="single" w:sz="12" w:space="0" w:color="000000"/>
               <w:right w:val="nil"/>
@@ -10836,8 +10859,8 @@
         </w:tc>
         <w:tc>
           <w:tcPr>
-            <w:tcW w:w="2977" w:type="dxa"/>
-            <w:gridSpan w:val="5"/>
+            <w:tcW w:w="5245" w:type="dxa"/>
+            <w:gridSpan w:val="6"/>
             <w:tcBorders>
               <w:left w:val="nil"/>
             </w:tcBorders>
@@ -11013,8 +11036,8 @@
         </w:tc>
         <w:tc>
           <w:tcPr>
-            <w:tcW w:w="6237" w:type="dxa"/>
-            <w:gridSpan w:val="7"/>
+            <w:tcW w:w="3969" w:type="dxa"/>
+            <w:gridSpan w:val="3"/>
             <w:tcBorders>
               <w:left w:val="nil"/>
               <w:bottom w:val="dotted" w:sz="4" w:space="0" w:color="auto"/>
@@ -11035,13 +11058,20 @@
                 <w:rFonts w:eastAsia="Arial" w:cs="Segoe UI"/>
                 <w:szCs w:val="22"/>
               </w:rPr>
-              <w:t>{{SCAN}}</w:t>
-            </w:r>
-          </w:p>
-        </w:tc>
-        <w:tc>
-          <w:tcPr>
-            <w:tcW w:w="425" w:type="dxa"/>
+              <w:t>{{403</w:t>
+            </w:r>
+            <w:r>
+              <w:rPr>
+                <w:rFonts w:eastAsia="Arial" w:cs="Segoe UI"/>
+                <w:szCs w:val="22"/>
+              </w:rPr>
+              <w:t>}}</w:t>
+            </w:r>
+          </w:p>
+        </w:tc>
+        <w:tc>
+          <w:tcPr>
+            <w:tcW w:w="426" w:type="dxa"/>
             <w:tcBorders>
               <w:right w:val="single" w:sz="12" w:space="0" w:color="000000"/>
             </w:tcBorders>
@@ -11065,7 +11095,7 @@
         </w:trPr>
         <w:tc>
           <w:tcPr>
-            <w:tcW w:w="567" w:type="dxa"/>
+            <w:tcW w:w="709" w:type="dxa"/>
             <w:tcBorders>
               <w:left w:val="single" w:sz="12" w:space="0" w:color="000000"/>
               <w:right w:val="nil"/>
@@ -11085,8 +11115,8 @@
         </w:tc>
         <w:tc>
           <w:tcPr>
-            <w:tcW w:w="9639" w:type="dxa"/>
-            <w:gridSpan w:val="13"/>
+            <w:tcW w:w="9640" w:type="dxa"/>
+            <w:gridSpan w:val="10"/>
             <w:tcBorders>
               <w:left w:val="nil"/>
               <w:right w:val="single" w:sz="12" w:space="0" w:color="000000"/>
@@ -11514,7 +11544,7 @@
         </w:trPr>
         <w:tc>
           <w:tcPr>
-            <w:tcW w:w="567" w:type="dxa"/>
+            <w:tcW w:w="709" w:type="dxa"/>
             <w:tcBorders>
               <w:left w:val="single" w:sz="12" w:space="0" w:color="000000"/>
               <w:right w:val="nil"/>
@@ -11530,57 +11560,19 @@
                 <w:szCs w:val="22"/>
               </w:rPr>
             </w:pPr>
-          </w:p>
-        </w:tc>
-        <w:sdt>
-          <w:sdtPr>
-            <w:rPr>
-              <w:rFonts w:eastAsia="Verdana"/>
-              <w:b/>
-            </w:rPr>
-            <w:id w:val="-643125873"/>
-            <w14:checkbox>
-              <w14:checked w14:val="1"/>
-              <w14:checkedState w14:val="2612" w14:font="MS Gothic"/>
-              <w14:uncheckedState w14:val="2610" w14:font="MS Gothic"/>
-            </w14:checkbox>
-          </w:sdtPr>
-          <w:sdtEndPr/>
-          <w:sdtContent>
-            <w:tc>
-              <w:tcPr>
-                <w:tcW w:w="426" w:type="dxa"/>
-                <w:gridSpan w:val="2"/>
-                <w:tcBorders>
-                  <w:left w:val="nil"/>
-                  <w:right w:val="nil"/>
-                </w:tcBorders>
-                <w:shd w:val="clear" w:color="auto" w:fill="auto"/>
-                <w:vAlign w:val="center"/>
-              </w:tcPr>
-              <w:p>
-                <w:pPr>
-                  <w:ind w:left="140" w:right="-17"/>
-                  <w:rPr>
-                    <w:rFonts w:eastAsia="Arial" w:cs="Arial"/>
-                    <w:szCs w:val="22"/>
-                  </w:rPr>
-                </w:pPr>
-                <w:r>
-                  <w:rPr>
-                    <w:rFonts w:ascii="MS Gothic" w:eastAsia="MS Gothic" w:hAnsi="MS Gothic" w:hint="eastAsia"/>
-                    <w:b/>
-                  </w:rPr>
-                  <w:t>☒</w:t>
-                </w:r>
-              </w:p>
-            </w:tc>
-          </w:sdtContent>
-        </w:sdt>
-        <w:tc>
-          <w:tcPr>
-            <w:tcW w:w="9213" w:type="dxa"/>
-            <w:gridSpan w:val="11"/>
+            <w:r>
+              <w:rPr>
+                <w:rFonts w:eastAsia="Verdana" w:cs="Verdana"/>
+                <w:szCs w:val="22"/>
+              </w:rPr>
+              <w:t>{{404}}</w:t>
+            </w:r>
+          </w:p>
+        </w:tc>
+        <w:tc>
+          <w:tcPr>
+            <w:tcW w:w="9640" w:type="dxa"/>
+            <w:gridSpan w:val="10"/>
             <w:tcBorders>
               <w:left w:val="nil"/>
               <w:right w:val="single" w:sz="12" w:space="0" w:color="000000"/>
@@ -11589,7 +11581,7 @@
           </w:tcPr>
           <w:p>
             <w:pPr>
-              <w:ind w:left="140" w:right="-17"/>
+              <w:ind w:left="426" w:right="-17"/>
               <w:rPr>
                 <w:rFonts w:eastAsia="Arial" w:cs="Arial"/>
                 <w:szCs w:val="22"/>
@@ -11604,7 +11596,6 @@
             <w:r>
               <w:rPr>
                 <w:rFonts w:eastAsia="Verdana"/>
-                <w:u w:val="single"/>
               </w:rPr>
               <w:t>TN</w:t>
             </w:r>
@@ -11614,6 +11605,8 @@
               </w:rPr>
               <w:t>-, / TT-, / IT-rendszer)</w:t>
             </w:r>
+            <w:bookmarkStart w:id="0" w:name="_GoBack"/>
+            <w:bookmarkEnd w:id="0"/>
           </w:p>
         </w:tc>
       </w:tr>
@@ -11623,7 +11616,7 @@
         </w:trPr>
         <w:tc>
           <w:tcPr>
-            <w:tcW w:w="567" w:type="dxa"/>
+            <w:tcW w:w="709" w:type="dxa"/>
             <w:tcBorders>
               <w:left w:val="single" w:sz="12" w:space="0" w:color="000000"/>
               <w:right w:val="nil"/>
@@ -11639,57 +11632,19 @@
                 <w:szCs w:val="22"/>
               </w:rPr>
             </w:pPr>
-          </w:p>
-        </w:tc>
-        <w:sdt>
-          <w:sdtPr>
-            <w:rPr>
-              <w:rFonts w:eastAsia="Verdana"/>
-              <w:b/>
-            </w:rPr>
-            <w:id w:val="-2038891568"/>
-            <w14:checkbox>
-              <w14:checked w14:val="0"/>
-              <w14:checkedState w14:val="2612" w14:font="MS Gothic"/>
-              <w14:uncheckedState w14:val="2610" w14:font="MS Gothic"/>
-            </w14:checkbox>
-          </w:sdtPr>
-          <w:sdtEndPr/>
-          <w:sdtContent>
-            <w:tc>
-              <w:tcPr>
-                <w:tcW w:w="426" w:type="dxa"/>
-                <w:gridSpan w:val="2"/>
-                <w:tcBorders>
-                  <w:left w:val="nil"/>
-                  <w:right w:val="nil"/>
-                </w:tcBorders>
-                <w:shd w:val="clear" w:color="auto" w:fill="auto"/>
-                <w:vAlign w:val="center"/>
-              </w:tcPr>
-              <w:p>
-                <w:pPr>
-                  <w:ind w:left="140" w:right="-17"/>
-                  <w:rPr>
-                    <w:rFonts w:eastAsia="Arial" w:cs="Arial"/>
-                    <w:szCs w:val="22"/>
-                  </w:rPr>
-                </w:pPr>
-                <w:r>
-                  <w:rPr>
-                    <w:rFonts w:ascii="MS Gothic" w:eastAsia="MS Gothic" w:hAnsi="MS Gothic" w:hint="eastAsia"/>
-                    <w:b/>
-                  </w:rPr>
-                  <w:t>☐</w:t>
-                </w:r>
-              </w:p>
-            </w:tc>
-          </w:sdtContent>
-        </w:sdt>
-        <w:tc>
-          <w:tcPr>
-            <w:tcW w:w="9213" w:type="dxa"/>
-            <w:gridSpan w:val="11"/>
+            <w:r>
+              <w:rPr>
+                <w:rFonts w:eastAsia="Verdana" w:cs="Verdana"/>
+                <w:szCs w:val="22"/>
+              </w:rPr>
+              <w:t>{{405}}</w:t>
+            </w:r>
+          </w:p>
+        </w:tc>
+        <w:tc>
+          <w:tcPr>
+            <w:tcW w:w="9640" w:type="dxa"/>
+            <w:gridSpan w:val="10"/>
             <w:tcBorders>
               <w:left w:val="nil"/>
               <w:right w:val="single" w:sz="12" w:space="0" w:color="000000"/>
@@ -11698,7 +11653,7 @@
           </w:tcPr>
           <w:p>
             <w:pPr>
-              <w:ind w:left="140" w:right="-17"/>
+              <w:ind w:left="426" w:right="-17"/>
               <w:rPr>
                 <w:rFonts w:eastAsia="Arial" w:cs="Arial"/>
                 <w:szCs w:val="22"/>
@@ -11720,7 +11675,7 @@
         </w:trPr>
         <w:tc>
           <w:tcPr>
-            <w:tcW w:w="567" w:type="dxa"/>
+            <w:tcW w:w="709" w:type="dxa"/>
             <w:tcBorders>
               <w:left w:val="single" w:sz="12" w:space="0" w:color="000000"/>
               <w:right w:val="nil"/>
@@ -11736,57 +11691,19 @@
                 <w:szCs w:val="22"/>
               </w:rPr>
             </w:pPr>
-          </w:p>
-        </w:tc>
-        <w:sdt>
-          <w:sdtPr>
-            <w:rPr>
-              <w:rFonts w:eastAsia="Verdana"/>
-              <w:b/>
-            </w:rPr>
-            <w:id w:val="-1036425088"/>
-            <w14:checkbox>
-              <w14:checked w14:val="0"/>
-              <w14:checkedState w14:val="2612" w14:font="MS Gothic"/>
-              <w14:uncheckedState w14:val="2610" w14:font="MS Gothic"/>
-            </w14:checkbox>
-          </w:sdtPr>
-          <w:sdtEndPr/>
-          <w:sdtContent>
-            <w:tc>
-              <w:tcPr>
-                <w:tcW w:w="426" w:type="dxa"/>
-                <w:gridSpan w:val="2"/>
-                <w:tcBorders>
-                  <w:left w:val="nil"/>
-                  <w:right w:val="nil"/>
-                </w:tcBorders>
-                <w:shd w:val="clear" w:color="auto" w:fill="auto"/>
-                <w:vAlign w:val="center"/>
-              </w:tcPr>
-              <w:p>
-                <w:pPr>
-                  <w:ind w:left="140" w:right="-17"/>
-                  <w:rPr>
-                    <w:rFonts w:eastAsia="Arial" w:cs="Arial"/>
-                    <w:szCs w:val="22"/>
-                  </w:rPr>
-                </w:pPr>
-                <w:r>
-                  <w:rPr>
-                    <w:rFonts w:ascii="MS Gothic" w:eastAsia="MS Gothic" w:hAnsi="MS Gothic" w:hint="eastAsia"/>
-                    <w:b/>
-                  </w:rPr>
-                  <w:t>☐</w:t>
-                </w:r>
-              </w:p>
-            </w:tc>
-          </w:sdtContent>
-        </w:sdt>
-        <w:tc>
-          <w:tcPr>
-            <w:tcW w:w="9213" w:type="dxa"/>
-            <w:gridSpan w:val="11"/>
+            <w:r>
+              <w:rPr>
+                <w:rFonts w:eastAsia="Verdana" w:cs="Verdana"/>
+                <w:szCs w:val="22"/>
+              </w:rPr>
+              <w:t>{{406}}</w:t>
+            </w:r>
+          </w:p>
+        </w:tc>
+        <w:tc>
+          <w:tcPr>
+            <w:tcW w:w="9640" w:type="dxa"/>
+            <w:gridSpan w:val="10"/>
             <w:tcBorders>
               <w:left w:val="nil"/>
               <w:right w:val="single" w:sz="12" w:space="0" w:color="000000"/>
@@ -11795,7 +11712,7 @@
           </w:tcPr>
           <w:p>
             <w:pPr>
-              <w:ind w:left="140" w:right="-17"/>
+              <w:ind w:left="426" w:right="-17"/>
               <w:rPr>
                 <w:rFonts w:eastAsia="Arial" w:cs="Arial"/>
                 <w:szCs w:val="22"/>
@@ -11816,7 +11733,7 @@
         </w:trPr>
         <w:tc>
           <w:tcPr>
-            <w:tcW w:w="567" w:type="dxa"/>
+            <w:tcW w:w="709" w:type="dxa"/>
             <w:tcBorders>
               <w:left w:val="single" w:sz="12" w:space="0" w:color="000000"/>
               <w:right w:val="nil"/>
@@ -11832,57 +11749,19 @@
                 <w:szCs w:val="22"/>
               </w:rPr>
             </w:pPr>
-          </w:p>
-        </w:tc>
-        <w:sdt>
-          <w:sdtPr>
-            <w:rPr>
-              <w:rFonts w:eastAsia="Verdana"/>
-              <w:b/>
-            </w:rPr>
-            <w:id w:val="1063296006"/>
-            <w14:checkbox>
-              <w14:checked w14:val="0"/>
-              <w14:checkedState w14:val="2612" w14:font="MS Gothic"/>
-              <w14:uncheckedState w14:val="2610" w14:font="MS Gothic"/>
-            </w14:checkbox>
-          </w:sdtPr>
-          <w:sdtEndPr/>
-          <w:sdtContent>
-            <w:tc>
-              <w:tcPr>
-                <w:tcW w:w="426" w:type="dxa"/>
-                <w:gridSpan w:val="2"/>
-                <w:tcBorders>
-                  <w:left w:val="nil"/>
-                  <w:right w:val="nil"/>
-                </w:tcBorders>
-                <w:shd w:val="clear" w:color="auto" w:fill="auto"/>
-                <w:vAlign w:val="center"/>
-              </w:tcPr>
-              <w:p>
-                <w:pPr>
-                  <w:ind w:left="140" w:right="-17"/>
-                  <w:rPr>
-                    <w:rFonts w:eastAsia="Arial" w:cs="Arial"/>
-                    <w:szCs w:val="22"/>
-                  </w:rPr>
-                </w:pPr>
-                <w:r>
-                  <w:rPr>
-                    <w:rFonts w:eastAsia="MS Gothic"/>
-                    <w:b/>
-                  </w:rPr>
-                  <w:t>☐</w:t>
-                </w:r>
-              </w:p>
-            </w:tc>
-          </w:sdtContent>
-        </w:sdt>
-        <w:tc>
-          <w:tcPr>
-            <w:tcW w:w="9213" w:type="dxa"/>
-            <w:gridSpan w:val="11"/>
+            <w:r>
+              <w:rPr>
+                <w:rFonts w:eastAsia="Verdana" w:cs="Verdana"/>
+                <w:szCs w:val="22"/>
+              </w:rPr>
+              <w:t>{{407}}</w:t>
+            </w:r>
+          </w:p>
+        </w:tc>
+        <w:tc>
+          <w:tcPr>
+            <w:tcW w:w="9640" w:type="dxa"/>
+            <w:gridSpan w:val="10"/>
             <w:tcBorders>
               <w:left w:val="nil"/>
               <w:right w:val="single" w:sz="12" w:space="0" w:color="000000"/>
@@ -11891,7 +11770,7 @@
           </w:tcPr>
           <w:p>
             <w:pPr>
-              <w:ind w:left="140" w:right="-17"/>
+              <w:ind w:left="426" w:right="-17"/>
               <w:rPr>
                 <w:rFonts w:eastAsia="Arial" w:cs="Arial"/>
                 <w:szCs w:val="22"/>
@@ -11912,7 +11791,7 @@
         </w:trPr>
         <w:tc>
           <w:tcPr>
-            <w:tcW w:w="567" w:type="dxa"/>
+            <w:tcW w:w="709" w:type="dxa"/>
             <w:tcBorders>
               <w:left w:val="single" w:sz="12" w:space="0" w:color="000000"/>
               <w:right w:val="nil"/>
@@ -11928,57 +11807,19 @@
                 <w:szCs w:val="22"/>
               </w:rPr>
             </w:pPr>
-          </w:p>
-        </w:tc>
-        <w:sdt>
-          <w:sdtPr>
-            <w:rPr>
-              <w:rFonts w:eastAsia="Verdana"/>
-              <w:b/>
-            </w:rPr>
-            <w:id w:val="-420108558"/>
-            <w14:checkbox>
-              <w14:checked w14:val="1"/>
-              <w14:checkedState w14:val="2612" w14:font="MS Gothic"/>
-              <w14:uncheckedState w14:val="2610" w14:font="MS Gothic"/>
-            </w14:checkbox>
-          </w:sdtPr>
-          <w:sdtEndPr/>
-          <w:sdtContent>
-            <w:tc>
-              <w:tcPr>
-                <w:tcW w:w="426" w:type="dxa"/>
-                <w:gridSpan w:val="2"/>
-                <w:tcBorders>
-                  <w:left w:val="nil"/>
-                  <w:right w:val="nil"/>
-                </w:tcBorders>
-                <w:shd w:val="clear" w:color="auto" w:fill="auto"/>
-                <w:vAlign w:val="center"/>
-              </w:tcPr>
-              <w:p>
-                <w:pPr>
-                  <w:ind w:left="140" w:right="-17"/>
-                  <w:rPr>
-                    <w:rFonts w:eastAsia="Arial" w:cs="Arial"/>
-                    <w:szCs w:val="22"/>
-                  </w:rPr>
-                </w:pPr>
-                <w:r>
-                  <w:rPr>
-                    <w:rFonts w:ascii="MS Gothic" w:eastAsia="MS Gothic" w:hAnsi="MS Gothic" w:hint="eastAsia"/>
-                    <w:b/>
-                  </w:rPr>
-                  <w:t>☒</w:t>
-                </w:r>
-              </w:p>
-            </w:tc>
-          </w:sdtContent>
-        </w:sdt>
-        <w:tc>
-          <w:tcPr>
-            <w:tcW w:w="9213" w:type="dxa"/>
-            <w:gridSpan w:val="11"/>
+            <w:r>
+              <w:rPr>
+                <w:rFonts w:eastAsia="Verdana" w:cs="Verdana"/>
+                <w:szCs w:val="22"/>
+              </w:rPr>
+              <w:t>{{408}}</w:t>
+            </w:r>
+          </w:p>
+        </w:tc>
+        <w:tc>
+          <w:tcPr>
+            <w:tcW w:w="9640" w:type="dxa"/>
+            <w:gridSpan w:val="10"/>
             <w:tcBorders>
               <w:left w:val="nil"/>
               <w:right w:val="single" w:sz="12" w:space="0" w:color="000000"/>
@@ -11987,7 +11828,7 @@
           </w:tcPr>
           <w:p>
             <w:pPr>
-              <w:ind w:left="140" w:right="-17"/>
+              <w:ind w:left="426" w:right="-17"/>
               <w:rPr>
                 <w:rFonts w:eastAsia="Arial" w:cs="Arial"/>
                 <w:szCs w:val="22"/>
@@ -12008,7 +11849,7 @@
         </w:trPr>
         <w:tc>
           <w:tcPr>
-            <w:tcW w:w="567" w:type="dxa"/>
+            <w:tcW w:w="709" w:type="dxa"/>
             <w:tcBorders>
               <w:left w:val="single" w:sz="12" w:space="0" w:color="000000"/>
               <w:right w:val="nil"/>
@@ -12024,54 +11865,19 @@
                 <w:szCs w:val="22"/>
               </w:rPr>
             </w:pPr>
-          </w:p>
-        </w:tc>
-        <w:sdt>
-          <w:sdtPr>
-            <w:rPr>
-              <w:rFonts w:eastAsia="Verdana"/>
-            </w:rPr>
-            <w:id w:val="1757553020"/>
-            <w14:checkbox>
-              <w14:checked w14:val="0"/>
-              <w14:checkedState w14:val="2612" w14:font="MS Gothic"/>
-              <w14:uncheckedState w14:val="2610" w14:font="MS Gothic"/>
-            </w14:checkbox>
-          </w:sdtPr>
-          <w:sdtEndPr/>
-          <w:sdtContent>
-            <w:tc>
-              <w:tcPr>
-                <w:tcW w:w="426" w:type="dxa"/>
-                <w:gridSpan w:val="2"/>
-                <w:tcBorders>
-                  <w:left w:val="nil"/>
-                  <w:right w:val="nil"/>
-                </w:tcBorders>
-                <w:shd w:val="clear" w:color="auto" w:fill="auto"/>
-                <w:vAlign w:val="center"/>
-              </w:tcPr>
-              <w:p>
-                <w:pPr>
-                  <w:ind w:left="140" w:right="-17"/>
-                  <w:rPr>
-                    <w:rFonts w:eastAsia="Verdana"/>
-                  </w:rPr>
-                </w:pPr>
-                <w:r>
-                  <w:rPr>
-                    <w:rFonts w:eastAsia="MS Gothic"/>
-                  </w:rPr>
-                  <w:t>☐</w:t>
-                </w:r>
-              </w:p>
-            </w:tc>
-          </w:sdtContent>
-        </w:sdt>
-        <w:tc>
-          <w:tcPr>
-            <w:tcW w:w="9213" w:type="dxa"/>
-            <w:gridSpan w:val="11"/>
+            <w:r>
+              <w:rPr>
+                <w:rFonts w:eastAsia="Verdana" w:cs="Verdana"/>
+                <w:szCs w:val="22"/>
+              </w:rPr>
+              <w:t>{{409}}</w:t>
+            </w:r>
+          </w:p>
+        </w:tc>
+        <w:tc>
+          <w:tcPr>
+            <w:tcW w:w="9640" w:type="dxa"/>
+            <w:gridSpan w:val="10"/>
             <w:tcBorders>
               <w:left w:val="nil"/>
               <w:right w:val="single" w:sz="12" w:space="0" w:color="000000"/>
@@ -12080,7 +11886,7 @@
           </w:tcPr>
           <w:p>
             <w:pPr>
-              <w:ind w:left="140" w:right="-17"/>
+              <w:ind w:left="426" w:right="-17"/>
               <w:rPr>
                 <w:rFonts w:eastAsia="Verdana"/>
               </w:rPr>
@@ -12114,7 +11920,7 @@
         </w:trPr>
         <w:tc>
           <w:tcPr>
-            <w:tcW w:w="567" w:type="dxa"/>
+            <w:tcW w:w="709" w:type="dxa"/>
             <w:tcBorders>
               <w:left w:val="single" w:sz="12" w:space="0" w:color="000000"/>
               <w:right w:val="nil"/>
@@ -12134,8 +11940,8 @@
         </w:tc>
         <w:tc>
           <w:tcPr>
-            <w:tcW w:w="1276" w:type="dxa"/>
-            <w:gridSpan w:val="3"/>
+            <w:tcW w:w="2835" w:type="dxa"/>
+            <w:gridSpan w:val="2"/>
             <w:tcBorders>
               <w:left w:val="nil"/>
               <w:right w:val="nil"/>
@@ -12159,8 +11965,8 @@
         </w:tc>
         <w:tc>
           <w:tcPr>
-            <w:tcW w:w="7938" w:type="dxa"/>
-            <w:gridSpan w:val="9"/>
+            <w:tcW w:w="6379" w:type="dxa"/>
+            <w:gridSpan w:val="7"/>
             <w:tcBorders>
               <w:left w:val="nil"/>
               <w:bottom w:val="dotted" w:sz="4" w:space="0" w:color="auto"/>
@@ -12179,19 +11985,13 @@
               <w:rPr>
                 <w:rFonts w:eastAsia="Verdana"/>
               </w:rPr>
-              <w:t>T1</w:t>
-            </w:r>
-            <w:r>
-              <w:rPr>
-                <w:rFonts w:eastAsia="Verdana"/>
-              </w:rPr>
-              <w:t xml:space="preserve"> elosztóból</w:t>
-            </w:r>
-          </w:p>
-        </w:tc>
-        <w:tc>
-          <w:tcPr>
-            <w:tcW w:w="425" w:type="dxa"/>
+              <w:t>{{410}}</w:t>
+            </w:r>
+          </w:p>
+        </w:tc>
+        <w:tc>
+          <w:tcPr>
+            <w:tcW w:w="426" w:type="dxa"/>
             <w:tcBorders>
               <w:left w:val="nil"/>
               <w:right w:val="single" w:sz="12" w:space="0" w:color="000000"/>
@@ -12215,7 +12015,7 @@
         </w:trPr>
         <w:tc>
           <w:tcPr>
-            <w:tcW w:w="567" w:type="dxa"/>
+            <w:tcW w:w="709" w:type="dxa"/>
             <w:tcBorders>
               <w:left w:val="single" w:sz="12" w:space="0" w:color="000000"/>
               <w:right w:val="nil"/>
@@ -12235,8 +12035,8 @@
         </w:tc>
         <w:tc>
           <w:tcPr>
-            <w:tcW w:w="1843" w:type="dxa"/>
-            <w:gridSpan w:val="4"/>
+            <w:tcW w:w="2835" w:type="dxa"/>
+            <w:gridSpan w:val="2"/>
             <w:tcBorders>
               <w:left w:val="nil"/>
               <w:right w:val="nil"/>
@@ -12260,8 +12060,8 @@
         </w:tc>
         <w:tc>
           <w:tcPr>
-            <w:tcW w:w="7371" w:type="dxa"/>
-            <w:gridSpan w:val="8"/>
+            <w:tcW w:w="6379" w:type="dxa"/>
+            <w:gridSpan w:val="7"/>
             <w:tcBorders>
               <w:left w:val="nil"/>
               <w:bottom w:val="dotted" w:sz="4" w:space="0" w:color="auto"/>
@@ -12280,13 +12080,13 @@
               <w:rPr>
                 <w:rFonts w:eastAsia="Verdana"/>
               </w:rPr>
-              <w:t>Nincs</w:t>
-            </w:r>
-          </w:p>
-        </w:tc>
-        <w:tc>
-          <w:tcPr>
-            <w:tcW w:w="425" w:type="dxa"/>
+              <w:t>{{411}}</w:t>
+            </w:r>
+          </w:p>
+        </w:tc>
+        <w:tc>
+          <w:tcPr>
+            <w:tcW w:w="426" w:type="dxa"/>
             <w:tcBorders>
               <w:left w:val="nil"/>
               <w:right w:val="single" w:sz="12" w:space="0" w:color="000000"/>
@@ -12310,7 +12110,7 @@
         </w:trPr>
         <w:tc>
           <w:tcPr>
-            <w:tcW w:w="567" w:type="dxa"/>
+            <w:tcW w:w="709" w:type="dxa"/>
             <w:tcBorders>
               <w:left w:val="single" w:sz="12" w:space="0" w:color="000000"/>
               <w:right w:val="nil"/>
@@ -12330,8 +12130,8 @@
         </w:tc>
         <w:tc>
           <w:tcPr>
-            <w:tcW w:w="5954" w:type="dxa"/>
-            <w:gridSpan w:val="10"/>
+            <w:tcW w:w="7088" w:type="dxa"/>
+            <w:gridSpan w:val="8"/>
             <w:tcBorders>
               <w:left w:val="nil"/>
               <w:right w:val="nil"/>
@@ -12699,8 +12499,7 @@
         </w:tc>
         <w:tc>
           <w:tcPr>
-            <w:tcW w:w="3260" w:type="dxa"/>
-            <w:gridSpan w:val="2"/>
+            <w:tcW w:w="2126" w:type="dxa"/>
             <w:tcBorders>
               <w:top w:val="dotted" w:sz="4" w:space="0" w:color="auto"/>
               <w:left w:val="nil"/>
@@ -12720,25 +12519,13 @@
               <w:rPr>
                 <w:rFonts w:eastAsia="Verdana"/>
               </w:rPr>
-              <w:t>202</w:t>
-            </w:r>
-            <w:r>
-              <w:rPr>
-                <w:rFonts w:eastAsia="Verdana"/>
-              </w:rPr>
-              <w:t>6</w:t>
-            </w:r>
-            <w:r>
-              <w:rPr>
-                <w:rFonts w:eastAsia="Verdana"/>
-              </w:rPr>
-              <w:t>.</w:t>
-            </w:r>
-          </w:p>
-        </w:tc>
-        <w:tc>
-          <w:tcPr>
-            <w:tcW w:w="425" w:type="dxa"/>
+              <w:t>{{412}}</w:t>
+            </w:r>
+          </w:p>
+        </w:tc>
+        <w:tc>
+          <w:tcPr>
+            <w:tcW w:w="426" w:type="dxa"/>
             <w:tcBorders>
               <w:left w:val="nil"/>
               <w:right w:val="single" w:sz="12" w:space="0" w:color="000000"/>
@@ -12762,7 +12549,7 @@
         </w:trPr>
         <w:tc>
           <w:tcPr>
-            <w:tcW w:w="567" w:type="dxa"/>
+            <w:tcW w:w="709" w:type="dxa"/>
             <w:tcBorders>
               <w:left w:val="single" w:sz="12" w:space="0" w:color="000000"/>
               <w:right w:val="nil"/>
@@ -12782,8 +12569,8 @@
         </w:tc>
         <w:tc>
           <w:tcPr>
-            <w:tcW w:w="4678" w:type="dxa"/>
-            <w:gridSpan w:val="9"/>
+            <w:tcW w:w="4820" w:type="dxa"/>
+            <w:gridSpan w:val="5"/>
             <w:tcBorders>
               <w:left w:val="nil"/>
             </w:tcBorders>
@@ -12807,8 +12594,8 @@
         </w:tc>
         <w:tc>
           <w:tcPr>
-            <w:tcW w:w="4536" w:type="dxa"/>
-            <w:gridSpan w:val="3"/>
+            <w:tcW w:w="4394" w:type="dxa"/>
+            <w:gridSpan w:val="4"/>
             <w:tcBorders>
               <w:left w:val="nil"/>
               <w:bottom w:val="dotted" w:sz="4" w:space="0" w:color="auto"/>
@@ -12827,13 +12614,13 @@
               <w:rPr>
                 <w:rFonts w:eastAsia="Verdana"/>
               </w:rPr>
-              <w:t>Gyártói dokumentációs csomag</w:t>
-            </w:r>
-          </w:p>
-        </w:tc>
-        <w:tc>
-          <w:tcPr>
-            <w:tcW w:w="425" w:type="dxa"/>
+              <w:t>{{413}}</w:t>
+            </w:r>
+          </w:p>
+        </w:tc>
+        <w:tc>
+          <w:tcPr>
+            <w:tcW w:w="426" w:type="dxa"/>
             <w:tcBorders>
               <w:right w:val="single" w:sz="12" w:space="0" w:color="000000"/>
             </w:tcBorders>
@@ -12857,7 +12644,7 @@
         </w:trPr>
         <w:tc>
           <w:tcPr>
-            <w:tcW w:w="567" w:type="dxa"/>
+            <w:tcW w:w="709" w:type="dxa"/>
             <w:tcBorders>
               <w:left w:val="single" w:sz="12" w:space="0" w:color="000000"/>
               <w:right w:val="nil"/>
@@ -12877,8 +12664,8 @@
         </w:tc>
         <w:tc>
           <w:tcPr>
-            <w:tcW w:w="9639" w:type="dxa"/>
-            <w:gridSpan w:val="13"/>
+            <w:tcW w:w="9640" w:type="dxa"/>
+            <w:gridSpan w:val="10"/>
             <w:tcBorders>
               <w:left w:val="nil"/>
               <w:right w:val="single" w:sz="12" w:space="0" w:color="000000"/>
@@ -12937,7 +12724,7 @@
         </w:trPr>
         <w:tc>
           <w:tcPr>
-            <w:tcW w:w="567" w:type="dxa"/>
+            <w:tcW w:w="709" w:type="dxa"/>
             <w:tcBorders>
               <w:left w:val="single" w:sz="12" w:space="0" w:color="000000"/>
               <w:right w:val="nil"/>
@@ -12958,7 +12745,7 @@
         <w:tc>
           <w:tcPr>
             <w:tcW w:w="3261" w:type="dxa"/>
-            <w:gridSpan w:val="6"/>
+            <w:gridSpan w:val="3"/>
             <w:tcBorders>
               <w:left w:val="nil"/>
               <w:right w:val="single" w:sz="4" w:space="0" w:color="auto"/>
@@ -12986,7 +12773,7 @@
         </w:tc>
         <w:tc>
           <w:tcPr>
-            <w:tcW w:w="141" w:type="dxa"/>
+            <w:tcW w:w="283" w:type="dxa"/>
             <w:tcBorders>
               <w:top w:val="single" w:sz="4" w:space="0" w:color="auto"/>
               <w:left w:val="single" w:sz="4" w:space="0" w:color="auto"/>
@@ -13006,7 +12793,7 @@
         </w:tc>
         <w:tc>
           <w:tcPr>
-            <w:tcW w:w="5812" w:type="dxa"/>
+            <w:tcW w:w="5670" w:type="dxa"/>
             <w:gridSpan w:val="5"/>
             <w:tcBorders>
               <w:top w:val="single" w:sz="4" w:space="0" w:color="auto"/>
@@ -13036,7 +12823,7 @@
         </w:tc>
         <w:tc>
           <w:tcPr>
-            <w:tcW w:w="425" w:type="dxa"/>
+            <w:tcW w:w="426" w:type="dxa"/>
             <w:tcBorders>
               <w:left w:val="single" w:sz="4" w:space="0" w:color="auto"/>
               <w:right w:val="single" w:sz="12" w:space="0" w:color="000000"/>
@@ -13062,7 +12849,7 @@
         </w:trPr>
         <w:tc>
           <w:tcPr>
-            <w:tcW w:w="567" w:type="dxa"/>
+            <w:tcW w:w="709" w:type="dxa"/>
             <w:tcBorders>
               <w:left w:val="single" w:sz="12" w:space="0" w:color="000000"/>
               <w:right w:val="nil"/>
@@ -13102,7 +12889,7 @@
         <w:tc>
           <w:tcPr>
             <w:tcW w:w="3119" w:type="dxa"/>
-            <w:gridSpan w:val="5"/>
+            <w:gridSpan w:val="2"/>
             <w:tcBorders>
               <w:top w:val="single" w:sz="4" w:space="0" w:color="auto"/>
               <w:left w:val="nil"/>
@@ -13123,7 +12910,7 @@
         </w:tc>
         <w:tc>
           <w:tcPr>
-            <w:tcW w:w="141" w:type="dxa"/>
+            <w:tcW w:w="283" w:type="dxa"/>
             <w:tcBorders>
               <w:left w:val="single" w:sz="4" w:space="0" w:color="auto"/>
             </w:tcBorders>
@@ -13142,7 +12929,7 @@
         </w:tc>
         <w:tc>
           <w:tcPr>
-            <w:tcW w:w="5812" w:type="dxa"/>
+            <w:tcW w:w="5670" w:type="dxa"/>
             <w:gridSpan w:val="5"/>
             <w:tcBorders>
               <w:right w:val="single" w:sz="4" w:space="0" w:color="auto"/>
@@ -13171,7 +12958,7 @@
         </w:tc>
         <w:tc>
           <w:tcPr>
-            <w:tcW w:w="425" w:type="dxa"/>
+            <w:tcW w:w="426" w:type="dxa"/>
             <w:tcBorders>
               <w:left w:val="single" w:sz="4" w:space="0" w:color="auto"/>
               <w:right w:val="single" w:sz="12" w:space="0" w:color="000000"/>
@@ -13197,7 +12984,7 @@
         </w:trPr>
         <w:tc>
           <w:tcPr>
-            <w:tcW w:w="567" w:type="dxa"/>
+            <w:tcW w:w="709" w:type="dxa"/>
             <w:tcBorders>
               <w:left w:val="single" w:sz="12" w:space="0" w:color="000000"/>
               <w:right w:val="nil"/>
@@ -13218,7 +13005,7 @@
         <w:tc>
           <w:tcPr>
             <w:tcW w:w="3261" w:type="dxa"/>
-            <w:gridSpan w:val="6"/>
+            <w:gridSpan w:val="3"/>
             <w:tcBorders>
               <w:left w:val="nil"/>
               <w:right w:val="single" w:sz="4" w:space="0" w:color="auto"/>
@@ -13238,7 +13025,7 @@
         </w:tc>
         <w:tc>
           <w:tcPr>
-            <w:tcW w:w="141" w:type="dxa"/>
+            <w:tcW w:w="283" w:type="dxa"/>
             <w:tcBorders>
               <w:left w:val="single" w:sz="4" w:space="0" w:color="auto"/>
             </w:tcBorders>
@@ -13257,7 +13044,7 @@
         </w:tc>
         <w:tc>
           <w:tcPr>
-            <w:tcW w:w="5812" w:type="dxa"/>
+            <w:tcW w:w="5670" w:type="dxa"/>
             <w:gridSpan w:val="5"/>
             <w:tcBorders>
               <w:right w:val="single" w:sz="4" w:space="0" w:color="auto"/>
@@ -13289,7 +13076,7 @@
         </w:tc>
         <w:tc>
           <w:tcPr>
-            <w:tcW w:w="425" w:type="dxa"/>
+            <w:tcW w:w="426" w:type="dxa"/>
             <w:tcBorders>
               <w:left w:val="single" w:sz="4" w:space="0" w:color="auto"/>
               <w:right w:val="single" w:sz="12" w:space="0" w:color="000000"/>
@@ -13316,7 +13103,7 @@
         </w:trPr>
         <w:tc>
           <w:tcPr>
-            <w:tcW w:w="567" w:type="dxa"/>
+            <w:tcW w:w="709" w:type="dxa"/>
             <w:tcBorders>
               <w:left w:val="single" w:sz="12" w:space="0" w:color="000000"/>
               <w:right w:val="nil"/>
@@ -13337,7 +13124,7 @@
         <w:tc>
           <w:tcPr>
             <w:tcW w:w="3261" w:type="dxa"/>
-            <w:gridSpan w:val="6"/>
+            <w:gridSpan w:val="3"/>
             <w:tcBorders>
               <w:left w:val="nil"/>
               <w:right w:val="single" w:sz="4" w:space="0" w:color="auto"/>
@@ -13357,7 +13144,7 @@
         </w:tc>
         <w:tc>
           <w:tcPr>
-            <w:tcW w:w="141" w:type="dxa"/>
+            <w:tcW w:w="283" w:type="dxa"/>
             <w:tcBorders>
               <w:left w:val="single" w:sz="4" w:space="0" w:color="auto"/>
             </w:tcBorders>
@@ -13376,7 +13163,7 @@
         </w:tc>
         <w:tc>
           <w:tcPr>
-            <w:tcW w:w="5812" w:type="dxa"/>
+            <w:tcW w:w="5670" w:type="dxa"/>
             <w:gridSpan w:val="5"/>
             <w:tcBorders>
               <w:right w:val="single" w:sz="4" w:space="0" w:color="auto"/>
@@ -13406,7 +13193,7 @@
         </w:tc>
         <w:tc>
           <w:tcPr>
-            <w:tcW w:w="425" w:type="dxa"/>
+            <w:tcW w:w="426" w:type="dxa"/>
             <w:tcBorders>
               <w:left w:val="single" w:sz="4" w:space="0" w:color="auto"/>
               <w:right w:val="single" w:sz="12" w:space="0" w:color="000000"/>
@@ -13433,7 +13220,7 @@
         </w:trPr>
         <w:tc>
           <w:tcPr>
-            <w:tcW w:w="567" w:type="dxa"/>
+            <w:tcW w:w="709" w:type="dxa"/>
             <w:tcBorders>
               <w:left w:val="single" w:sz="12" w:space="0" w:color="000000"/>
               <w:right w:val="nil"/>
@@ -13454,7 +13241,7 @@
         <w:tc>
           <w:tcPr>
             <w:tcW w:w="3261" w:type="dxa"/>
-            <w:gridSpan w:val="6"/>
+            <w:gridSpan w:val="3"/>
             <w:tcBorders>
               <w:left w:val="nil"/>
               <w:right w:val="single" w:sz="4" w:space="0" w:color="auto"/>
@@ -13474,7 +13261,7 @@
         </w:tc>
         <w:tc>
           <w:tcPr>
-            <w:tcW w:w="141" w:type="dxa"/>
+            <w:tcW w:w="283" w:type="dxa"/>
             <w:tcBorders>
               <w:left w:val="single" w:sz="4" w:space="0" w:color="auto"/>
             </w:tcBorders>
@@ -13493,7 +13280,7 @@
         </w:tc>
         <w:tc>
           <w:tcPr>
-            <w:tcW w:w="5812" w:type="dxa"/>
+            <w:tcW w:w="5670" w:type="dxa"/>
             <w:gridSpan w:val="5"/>
             <w:tcBorders>
               <w:right w:val="single" w:sz="4" w:space="0" w:color="auto"/>
@@ -13522,7 +13309,7 @@
         </w:tc>
         <w:tc>
           <w:tcPr>
-            <w:tcW w:w="425" w:type="dxa"/>
+            <w:tcW w:w="426" w:type="dxa"/>
             <w:tcBorders>
               <w:left w:val="single" w:sz="4" w:space="0" w:color="auto"/>
               <w:right w:val="single" w:sz="12" w:space="0" w:color="000000"/>
@@ -13548,7 +13335,7 @@
         </w:trPr>
         <w:tc>
           <w:tcPr>
-            <w:tcW w:w="567" w:type="dxa"/>
+            <w:tcW w:w="709" w:type="dxa"/>
             <w:tcBorders>
               <w:left w:val="single" w:sz="12" w:space="0" w:color="000000"/>
               <w:right w:val="nil"/>
@@ -13569,7 +13356,7 @@
         <w:tc>
           <w:tcPr>
             <w:tcW w:w="3261" w:type="dxa"/>
-            <w:gridSpan w:val="6"/>
+            <w:gridSpan w:val="3"/>
             <w:tcBorders>
               <w:left w:val="nil"/>
               <w:right w:val="single" w:sz="4" w:space="0" w:color="auto"/>
@@ -13589,7 +13376,7 @@
         </w:tc>
         <w:tc>
           <w:tcPr>
-            <w:tcW w:w="141" w:type="dxa"/>
+            <w:tcW w:w="283" w:type="dxa"/>
             <w:tcBorders>
               <w:left w:val="single" w:sz="4" w:space="0" w:color="auto"/>
             </w:tcBorders>
@@ -13608,7 +13395,7 @@
         </w:tc>
         <w:tc>
           <w:tcPr>
-            <w:tcW w:w="5812" w:type="dxa"/>
+            <w:tcW w:w="5670" w:type="dxa"/>
             <w:gridSpan w:val="5"/>
             <w:tcBorders>
               <w:right w:val="single" w:sz="4" w:space="0" w:color="auto"/>
@@ -13637,7 +13424,7 @@
         </w:tc>
         <w:tc>
           <w:tcPr>
-            <w:tcW w:w="425" w:type="dxa"/>
+            <w:tcW w:w="426" w:type="dxa"/>
             <w:tcBorders>
               <w:left w:val="single" w:sz="4" w:space="0" w:color="auto"/>
               <w:right w:val="single" w:sz="12" w:space="0" w:color="000000"/>
@@ -13663,7 +13450,7 @@
         </w:trPr>
         <w:tc>
           <w:tcPr>
-            <w:tcW w:w="567" w:type="dxa"/>
+            <w:tcW w:w="709" w:type="dxa"/>
             <w:tcBorders>
               <w:left w:val="single" w:sz="12" w:space="0" w:color="000000"/>
               <w:right w:val="nil"/>
@@ -13684,7 +13471,7 @@
         <w:tc>
           <w:tcPr>
             <w:tcW w:w="3261" w:type="dxa"/>
-            <w:gridSpan w:val="6"/>
+            <w:gridSpan w:val="3"/>
             <w:tcBorders>
               <w:left w:val="nil"/>
               <w:right w:val="single" w:sz="4" w:space="0" w:color="auto"/>
@@ -13704,7 +13491,7 @@
         </w:tc>
         <w:tc>
           <w:tcPr>
-            <w:tcW w:w="141" w:type="dxa"/>
+            <w:tcW w:w="283" w:type="dxa"/>
             <w:tcBorders>
               <w:left w:val="single" w:sz="4" w:space="0" w:color="auto"/>
             </w:tcBorders>
@@ -13723,7 +13510,7 @@
         </w:tc>
         <w:tc>
           <w:tcPr>
-            <w:tcW w:w="5812" w:type="dxa"/>
+            <w:tcW w:w="5670" w:type="dxa"/>
             <w:gridSpan w:val="5"/>
             <w:tcBorders>
               <w:right w:val="single" w:sz="4" w:space="0" w:color="auto"/>
@@ -13752,7 +13539,7 @@
         </w:tc>
         <w:tc>
           <w:tcPr>
-            <w:tcW w:w="425" w:type="dxa"/>
+            <w:tcW w:w="426" w:type="dxa"/>
             <w:tcBorders>
               <w:left w:val="single" w:sz="4" w:space="0" w:color="auto"/>
               <w:right w:val="single" w:sz="12" w:space="0" w:color="000000"/>
@@ -13778,7 +13565,7 @@
         </w:trPr>
         <w:tc>
           <w:tcPr>
-            <w:tcW w:w="567" w:type="dxa"/>
+            <w:tcW w:w="709" w:type="dxa"/>
             <w:tcBorders>
               <w:left w:val="single" w:sz="12" w:space="0" w:color="000000"/>
               <w:right w:val="nil"/>
@@ -13799,7 +13586,7 @@
         <w:tc>
           <w:tcPr>
             <w:tcW w:w="3261" w:type="dxa"/>
-            <w:gridSpan w:val="6"/>
+            <w:gridSpan w:val="3"/>
             <w:tcBorders>
               <w:left w:val="nil"/>
               <w:right w:val="single" w:sz="4" w:space="0" w:color="auto"/>
@@ -13819,7 +13606,7 @@
         </w:tc>
         <w:tc>
           <w:tcPr>
-            <w:tcW w:w="141" w:type="dxa"/>
+            <w:tcW w:w="283" w:type="dxa"/>
             <w:tcBorders>
               <w:left w:val="single" w:sz="4" w:space="0" w:color="auto"/>
               <w:bottom w:val="single" w:sz="4" w:space="0" w:color="auto"/>
@@ -13839,7 +13626,7 @@
         </w:tc>
         <w:tc>
           <w:tcPr>
-            <w:tcW w:w="5812" w:type="dxa"/>
+            <w:tcW w:w="5670" w:type="dxa"/>
             <w:gridSpan w:val="5"/>
             <w:tcBorders>
               <w:bottom w:val="single" w:sz="4" w:space="0" w:color="auto"/>
@@ -13869,7 +13656,7 @@
         </w:tc>
         <w:tc>
           <w:tcPr>
-            <w:tcW w:w="425" w:type="dxa"/>
+            <w:tcW w:w="426" w:type="dxa"/>
             <w:tcBorders>
               <w:left w:val="single" w:sz="4" w:space="0" w:color="auto"/>
               <w:right w:val="single" w:sz="12" w:space="0" w:color="000000"/>
@@ -13895,7 +13682,7 @@
         </w:trPr>
         <w:tc>
           <w:tcPr>
-            <w:tcW w:w="567" w:type="dxa"/>
+            <w:tcW w:w="709" w:type="dxa"/>
             <w:tcBorders>
               <w:left w:val="single" w:sz="12" w:space="0" w:color="000000"/>
               <w:right w:val="nil"/>
@@ -13917,7 +13704,7 @@
         <w:tc>
           <w:tcPr>
             <w:tcW w:w="3261" w:type="dxa"/>
-            <w:gridSpan w:val="6"/>
+            <w:gridSpan w:val="3"/>
             <w:tcBorders>
               <w:left w:val="nil"/>
             </w:tcBorders>
@@ -13936,7 +13723,7 @@
         </w:tc>
         <w:tc>
           <w:tcPr>
-            <w:tcW w:w="6378" w:type="dxa"/>
+            <w:tcW w:w="6379" w:type="dxa"/>
             <w:gridSpan w:val="7"/>
             <w:tcBorders>
               <w:right w:val="single" w:sz="12" w:space="0" w:color="000000"/>
@@ -13962,7 +13749,7 @@
         </w:trPr>
         <w:tc>
           <w:tcPr>
-            <w:tcW w:w="567" w:type="dxa"/>
+            <w:tcW w:w="709" w:type="dxa"/>
             <w:tcBorders>
               <w:left w:val="single" w:sz="12" w:space="0" w:color="000000"/>
               <w:right w:val="nil"/>
@@ -13983,7 +13770,7 @@
         <w:tc>
           <w:tcPr>
             <w:tcW w:w="3261" w:type="dxa"/>
-            <w:gridSpan w:val="6"/>
+            <w:gridSpan w:val="3"/>
             <w:tcBorders>
               <w:left w:val="nil"/>
               <w:right w:val="single" w:sz="4" w:space="0" w:color="auto"/>
@@ -14011,7 +13798,7 @@
         </w:tc>
         <w:tc>
           <w:tcPr>
-            <w:tcW w:w="141" w:type="dxa"/>
+            <w:tcW w:w="283" w:type="dxa"/>
             <w:tcBorders>
               <w:top w:val="single" w:sz="4" w:space="0" w:color="auto"/>
               <w:left w:val="single" w:sz="4" w:space="0" w:color="auto"/>
@@ -14031,7 +13818,7 @@
         </w:tc>
         <w:tc>
           <w:tcPr>
-            <w:tcW w:w="5812" w:type="dxa"/>
+            <w:tcW w:w="5670" w:type="dxa"/>
             <w:gridSpan w:val="5"/>
             <w:tcBorders>
               <w:top w:val="single" w:sz="4" w:space="0" w:color="auto"/>
@@ -14189,7 +13976,7 @@
         </w:tc>
         <w:tc>
           <w:tcPr>
-            <w:tcW w:w="425" w:type="dxa"/>
+            <w:tcW w:w="426" w:type="dxa"/>
             <w:tcBorders>
               <w:left w:val="single" w:sz="4" w:space="0" w:color="auto"/>
               <w:right w:val="single" w:sz="12" w:space="0" w:color="000000"/>
@@ -14215,7 +14002,7 @@
         </w:trPr>
         <w:tc>
           <w:tcPr>
-            <w:tcW w:w="567" w:type="dxa"/>
+            <w:tcW w:w="709" w:type="dxa"/>
             <w:tcBorders>
               <w:left w:val="single" w:sz="12" w:space="0" w:color="000000"/>
               <w:right w:val="nil"/>
@@ -14255,7 +14042,7 @@
         <w:tc>
           <w:tcPr>
             <w:tcW w:w="3119" w:type="dxa"/>
-            <w:gridSpan w:val="5"/>
+            <w:gridSpan w:val="2"/>
             <w:tcBorders>
               <w:top w:val="single" w:sz="4" w:space="0" w:color="auto"/>
               <w:left w:val="nil"/>
@@ -14276,7 +14063,7 @@
         </w:tc>
         <w:tc>
           <w:tcPr>
-            <w:tcW w:w="141" w:type="dxa"/>
+            <w:tcW w:w="283" w:type="dxa"/>
             <w:tcBorders>
               <w:left w:val="single" w:sz="4" w:space="0" w:color="auto"/>
             </w:tcBorders>
@@ -14295,7 +14082,7 @@
         </w:tc>
         <w:tc>
           <w:tcPr>
-            <w:tcW w:w="5812" w:type="dxa"/>
+            <w:tcW w:w="5670" w:type="dxa"/>
             <w:gridSpan w:val="5"/>
             <w:tcBorders>
               <w:right w:val="single" w:sz="4" w:space="0" w:color="auto"/>
@@ -14342,7 +14129,7 @@
         </w:tc>
         <w:tc>
           <w:tcPr>
-            <w:tcW w:w="425" w:type="dxa"/>
+            <w:tcW w:w="426" w:type="dxa"/>
             <w:tcBorders>
               <w:left w:val="single" w:sz="4" w:space="0" w:color="auto"/>
               <w:right w:val="single" w:sz="12" w:space="0" w:color="000000"/>
@@ -14368,7 +14155,7 @@
         </w:trPr>
         <w:tc>
           <w:tcPr>
-            <w:tcW w:w="567" w:type="dxa"/>
+            <w:tcW w:w="709" w:type="dxa"/>
             <w:tcBorders>
               <w:left w:val="single" w:sz="12" w:space="0" w:color="000000"/>
               <w:right w:val="nil"/>
@@ -14389,7 +14176,7 @@
         <w:tc>
           <w:tcPr>
             <w:tcW w:w="3261" w:type="dxa"/>
-            <w:gridSpan w:val="6"/>
+            <w:gridSpan w:val="3"/>
             <w:tcBorders>
               <w:left w:val="nil"/>
               <w:right w:val="single" w:sz="4" w:space="0" w:color="auto"/>
@@ -14409,7 +14196,7 @@
         </w:tc>
         <w:tc>
           <w:tcPr>
-            <w:tcW w:w="141" w:type="dxa"/>
+            <w:tcW w:w="283" w:type="dxa"/>
             <w:tcBorders>
               <w:left w:val="single" w:sz="4" w:space="0" w:color="auto"/>
               <w:bottom w:val="single" w:sz="4" w:space="0" w:color="auto"/>
@@ -14429,7 +14216,7 @@
         </w:tc>
         <w:tc>
           <w:tcPr>
-            <w:tcW w:w="5812" w:type="dxa"/>
+            <w:tcW w:w="5670" w:type="dxa"/>
             <w:gridSpan w:val="5"/>
             <w:tcBorders>
               <w:bottom w:val="single" w:sz="4" w:space="0" w:color="auto"/>
@@ -14477,7 +14264,7 @@
         </w:tc>
         <w:tc>
           <w:tcPr>
-            <w:tcW w:w="425" w:type="dxa"/>
+            <w:tcW w:w="426" w:type="dxa"/>
             <w:tcBorders>
               <w:left w:val="single" w:sz="4" w:space="0" w:color="auto"/>
               <w:right w:val="single" w:sz="12" w:space="0" w:color="000000"/>
@@ -14503,7 +14290,7 @@
         </w:trPr>
         <w:tc>
           <w:tcPr>
-            <w:tcW w:w="567" w:type="dxa"/>
+            <w:tcW w:w="709" w:type="dxa"/>
             <w:tcBorders>
               <w:left w:val="single" w:sz="12" w:space="0" w:color="000000"/>
               <w:right w:val="nil"/>
@@ -14525,7 +14312,7 @@
         <w:tc>
           <w:tcPr>
             <w:tcW w:w="3261" w:type="dxa"/>
-            <w:gridSpan w:val="6"/>
+            <w:gridSpan w:val="3"/>
             <w:tcBorders>
               <w:left w:val="nil"/>
             </w:tcBorders>
@@ -14545,7 +14332,7 @@
         </w:tc>
         <w:tc>
           <w:tcPr>
-            <w:tcW w:w="141" w:type="dxa"/>
+            <w:tcW w:w="283" w:type="dxa"/>
             <w:tcBorders>
               <w:bottom w:val="single" w:sz="4" w:space="0" w:color="auto"/>
             </w:tcBorders>
@@ -14565,7 +14352,7 @@
         </w:tc>
         <w:tc>
           <w:tcPr>
-            <w:tcW w:w="6237" w:type="dxa"/>
+            <w:tcW w:w="6096" w:type="dxa"/>
             <w:gridSpan w:val="6"/>
             <w:tcBorders>
               <w:right w:val="single" w:sz="12" w:space="0" w:color="000000"/>
@@ -14592,7 +14379,7 @@
         </w:trPr>
         <w:tc>
           <w:tcPr>
-            <w:tcW w:w="567" w:type="dxa"/>
+            <w:tcW w:w="709" w:type="dxa"/>
             <w:tcBorders>
               <w:left w:val="single" w:sz="12" w:space="0" w:color="000000"/>
               <w:right w:val="nil"/>
@@ -14613,7 +14400,7 @@
         <w:tc>
           <w:tcPr>
             <w:tcW w:w="3261" w:type="dxa"/>
-            <w:gridSpan w:val="6"/>
+            <w:gridSpan w:val="3"/>
             <w:tcBorders>
               <w:left w:val="nil"/>
               <w:right w:val="single" w:sz="4" w:space="0" w:color="auto"/>
@@ -14641,7 +14428,7 @@
         </w:tc>
         <w:tc>
           <w:tcPr>
-            <w:tcW w:w="141" w:type="dxa"/>
+            <w:tcW w:w="283" w:type="dxa"/>
             <w:tcBorders>
               <w:top w:val="single" w:sz="4" w:space="0" w:color="auto"/>
               <w:left w:val="single" w:sz="4" w:space="0" w:color="auto"/>
@@ -14662,7 +14449,7 @@
         </w:tc>
         <w:tc>
           <w:tcPr>
-            <w:tcW w:w="5812" w:type="dxa"/>
+            <w:tcW w:w="5670" w:type="dxa"/>
             <w:gridSpan w:val="5"/>
             <w:tcBorders>
               <w:top w:val="single" w:sz="4" w:space="0" w:color="auto"/>
@@ -14693,7 +14480,7 @@
         </w:tc>
         <w:tc>
           <w:tcPr>
-            <w:tcW w:w="425" w:type="dxa"/>
+            <w:tcW w:w="426" w:type="dxa"/>
             <w:tcBorders>
               <w:left w:val="single" w:sz="4" w:space="0" w:color="auto"/>
               <w:right w:val="single" w:sz="12" w:space="0" w:color="000000"/>
@@ -14719,7 +14506,7 @@
         </w:trPr>
         <w:tc>
           <w:tcPr>
-            <w:tcW w:w="567" w:type="dxa"/>
+            <w:tcW w:w="709" w:type="dxa"/>
             <w:tcBorders>
               <w:left w:val="single" w:sz="12" w:space="0" w:color="000000"/>
               <w:right w:val="nil"/>
@@ -14761,7 +14548,7 @@
         <w:tc>
           <w:tcPr>
             <w:tcW w:w="3119" w:type="dxa"/>
-            <w:gridSpan w:val="5"/>
+            <w:gridSpan w:val="2"/>
             <w:tcBorders>
               <w:top w:val="single" w:sz="4" w:space="0" w:color="auto"/>
               <w:left w:val="nil"/>
@@ -14782,7 +14569,7 @@
         </w:tc>
         <w:tc>
           <w:tcPr>
-            <w:tcW w:w="141" w:type="dxa"/>
+            <w:tcW w:w="283" w:type="dxa"/>
             <w:tcBorders>
               <w:left w:val="nil"/>
               <w:bottom w:val="single" w:sz="4" w:space="0" w:color="auto"/>
@@ -14803,7 +14590,7 @@
         </w:tc>
         <w:tc>
           <w:tcPr>
-            <w:tcW w:w="6237" w:type="dxa"/>
+            <w:tcW w:w="6096" w:type="dxa"/>
             <w:gridSpan w:val="6"/>
             <w:tcBorders>
               <w:right w:val="single" w:sz="12" w:space="0" w:color="000000"/>
@@ -14830,7 +14617,7 @@
         </w:trPr>
         <w:tc>
           <w:tcPr>
-            <w:tcW w:w="567" w:type="dxa"/>
+            <w:tcW w:w="709" w:type="dxa"/>
             <w:tcBorders>
               <w:left w:val="single" w:sz="12" w:space="0" w:color="000000"/>
               <w:right w:val="nil"/>
@@ -14851,7 +14638,7 @@
         <w:tc>
           <w:tcPr>
             <w:tcW w:w="3261" w:type="dxa"/>
-            <w:gridSpan w:val="6"/>
+            <w:gridSpan w:val="3"/>
             <w:tcBorders>
               <w:left w:val="nil"/>
               <w:right w:val="single" w:sz="4" w:space="0" w:color="auto"/>
@@ -14879,7 +14666,7 @@
         </w:tc>
         <w:tc>
           <w:tcPr>
-            <w:tcW w:w="141" w:type="dxa"/>
+            <w:tcW w:w="283" w:type="dxa"/>
             <w:tcBorders>
               <w:top w:val="single" w:sz="4" w:space="0" w:color="auto"/>
               <w:left w:val="single" w:sz="4" w:space="0" w:color="auto"/>
@@ -14899,8 +14686,8 @@
         </w:tc>
         <w:tc>
           <w:tcPr>
-            <w:tcW w:w="3261" w:type="dxa"/>
-            <w:gridSpan w:val="4"/>
+            <w:tcW w:w="3119" w:type="dxa"/>
+            <w:gridSpan w:val="3"/>
             <w:tcBorders>
               <w:top w:val="single" w:sz="4" w:space="0" w:color="auto"/>
               <w:right w:val="single" w:sz="4" w:space="0" w:color="auto"/>
@@ -14930,6 +14717,7 @@
         <w:tc>
           <w:tcPr>
             <w:tcW w:w="2551" w:type="dxa"/>
+            <w:gridSpan w:val="2"/>
             <w:tcBorders>
               <w:top w:val="single" w:sz="4" w:space="0" w:color="auto"/>
               <w:left w:val="single" w:sz="4" w:space="0" w:color="auto"/>
@@ -14959,7 +14747,7 @@
         </w:tc>
         <w:tc>
           <w:tcPr>
-            <w:tcW w:w="425" w:type="dxa"/>
+            <w:tcW w:w="426" w:type="dxa"/>
             <w:tcBorders>
               <w:left w:val="single" w:sz="4" w:space="0" w:color="auto"/>
               <w:right w:val="single" w:sz="12" w:space="0" w:color="000000"/>
@@ -14985,7 +14773,7 @@
         </w:trPr>
         <w:tc>
           <w:tcPr>
-            <w:tcW w:w="567" w:type="dxa"/>
+            <w:tcW w:w="709" w:type="dxa"/>
             <w:tcBorders>
               <w:left w:val="single" w:sz="12" w:space="0" w:color="000000"/>
               <w:right w:val="nil"/>
@@ -15025,7 +14813,7 @@
         <w:tc>
           <w:tcPr>
             <w:tcW w:w="3119" w:type="dxa"/>
-            <w:gridSpan w:val="5"/>
+            <w:gridSpan w:val="2"/>
             <w:tcBorders>
               <w:top w:val="single" w:sz="4" w:space="0" w:color="auto"/>
               <w:right w:val="single" w:sz="4" w:space="0" w:color="auto"/>
@@ -15045,7 +14833,7 @@
         </w:tc>
         <w:tc>
           <w:tcPr>
-            <w:tcW w:w="141" w:type="dxa"/>
+            <w:tcW w:w="283" w:type="dxa"/>
             <w:tcBorders>
               <w:left w:val="single" w:sz="4" w:space="0" w:color="auto"/>
             </w:tcBorders>
@@ -15065,8 +14853,8 @@
         </w:tc>
         <w:tc>
           <w:tcPr>
-            <w:tcW w:w="3261" w:type="dxa"/>
-            <w:gridSpan w:val="4"/>
+            <w:tcW w:w="3119" w:type="dxa"/>
+            <w:gridSpan w:val="3"/>
             <w:tcBorders>
               <w:right w:val="single" w:sz="4" w:space="0" w:color="auto"/>
             </w:tcBorders>
@@ -15095,6 +14883,7 @@
         <w:tc>
           <w:tcPr>
             <w:tcW w:w="2551" w:type="dxa"/>
+            <w:gridSpan w:val="2"/>
             <w:tcBorders>
               <w:left w:val="single" w:sz="4" w:space="0" w:color="auto"/>
               <w:right w:val="single" w:sz="4" w:space="0" w:color="auto"/>
@@ -15116,7 +14905,7 @@
         </w:tc>
         <w:tc>
           <w:tcPr>
-            <w:tcW w:w="425" w:type="dxa"/>
+            <w:tcW w:w="426" w:type="dxa"/>
             <w:tcBorders>
               <w:left w:val="single" w:sz="4" w:space="0" w:color="auto"/>
               <w:right w:val="single" w:sz="12" w:space="0" w:color="000000"/>
@@ -15143,7 +14932,7 @@
         </w:trPr>
         <w:tc>
           <w:tcPr>
-            <w:tcW w:w="567" w:type="dxa"/>
+            <w:tcW w:w="709" w:type="dxa"/>
             <w:tcBorders>
               <w:left w:val="single" w:sz="12" w:space="0" w:color="000000"/>
               <w:right w:val="nil"/>
@@ -15164,7 +14953,7 @@
         <w:tc>
           <w:tcPr>
             <w:tcW w:w="3261" w:type="dxa"/>
-            <w:gridSpan w:val="6"/>
+            <w:gridSpan w:val="3"/>
             <w:tcBorders>
               <w:left w:val="nil"/>
               <w:right w:val="single" w:sz="4" w:space="0" w:color="auto"/>
@@ -15184,7 +14973,7 @@
         </w:tc>
         <w:tc>
           <w:tcPr>
-            <w:tcW w:w="141" w:type="dxa"/>
+            <w:tcW w:w="283" w:type="dxa"/>
             <w:tcBorders>
               <w:left w:val="single" w:sz="4" w:space="0" w:color="auto"/>
             </w:tcBorders>
@@ -15204,8 +14993,8 @@
         </w:tc>
         <w:tc>
           <w:tcPr>
-            <w:tcW w:w="3261" w:type="dxa"/>
-            <w:gridSpan w:val="4"/>
+            <w:tcW w:w="3119" w:type="dxa"/>
+            <w:gridSpan w:val="3"/>
             <w:tcBorders>
               <w:right w:val="single" w:sz="4" w:space="0" w:color="auto"/>
             </w:tcBorders>
@@ -15234,6 +15023,7 @@
         <w:tc>
           <w:tcPr>
             <w:tcW w:w="2551" w:type="dxa"/>
+            <w:gridSpan w:val="2"/>
             <w:tcBorders>
               <w:left w:val="single" w:sz="4" w:space="0" w:color="auto"/>
               <w:right w:val="single" w:sz="4" w:space="0" w:color="auto"/>
@@ -15271,7 +15061,7 @@
         </w:tc>
         <w:tc>
           <w:tcPr>
-            <w:tcW w:w="425" w:type="dxa"/>
+            <w:tcW w:w="426" w:type="dxa"/>
             <w:tcBorders>
               <w:left w:val="single" w:sz="4" w:space="0" w:color="auto"/>
               <w:right w:val="single" w:sz="12" w:space="0" w:color="000000"/>
@@ -15298,7 +15088,7 @@
         </w:trPr>
         <w:tc>
           <w:tcPr>
-            <w:tcW w:w="567" w:type="dxa"/>
+            <w:tcW w:w="709" w:type="dxa"/>
             <w:tcBorders>
               <w:left w:val="single" w:sz="12" w:space="0" w:color="000000"/>
               <w:right w:val="nil"/>
@@ -15319,7 +15109,7 @@
         <w:tc>
           <w:tcPr>
             <w:tcW w:w="3261" w:type="dxa"/>
-            <w:gridSpan w:val="6"/>
+            <w:gridSpan w:val="3"/>
             <w:tcBorders>
               <w:left w:val="nil"/>
               <w:right w:val="single" w:sz="4" w:space="0" w:color="auto"/>
@@ -15339,7 +15129,7 @@
         </w:tc>
         <w:tc>
           <w:tcPr>
-            <w:tcW w:w="141" w:type="dxa"/>
+            <w:tcW w:w="283" w:type="dxa"/>
             <w:tcBorders>
               <w:left w:val="single" w:sz="4" w:space="0" w:color="auto"/>
             </w:tcBorders>
@@ -15359,8 +15149,8 @@
         </w:tc>
         <w:tc>
           <w:tcPr>
-            <w:tcW w:w="3261" w:type="dxa"/>
-            <w:gridSpan w:val="4"/>
+            <w:tcW w:w="3119" w:type="dxa"/>
+            <w:gridSpan w:val="3"/>
             <w:tcBorders>
               <w:right w:val="single" w:sz="4" w:space="0" w:color="auto"/>
             </w:tcBorders>
@@ -15389,6 +15179,7 @@
         <w:tc>
           <w:tcPr>
             <w:tcW w:w="2551" w:type="dxa"/>
+            <w:gridSpan w:val="2"/>
             <w:tcBorders>
               <w:left w:val="single" w:sz="4" w:space="0" w:color="auto"/>
               <w:right w:val="single" w:sz="4" w:space="0" w:color="auto"/>
@@ -15418,7 +15209,7 @@
         </w:tc>
         <w:tc>
           <w:tcPr>
-            <w:tcW w:w="425" w:type="dxa"/>
+            <w:tcW w:w="426" w:type="dxa"/>
             <w:tcBorders>
               <w:left w:val="single" w:sz="4" w:space="0" w:color="auto"/>
               <w:right w:val="single" w:sz="12" w:space="0" w:color="000000"/>
@@ -15445,7 +15236,7 @@
         </w:trPr>
         <w:tc>
           <w:tcPr>
-            <w:tcW w:w="567" w:type="dxa"/>
+            <w:tcW w:w="709" w:type="dxa"/>
             <w:tcBorders>
               <w:left w:val="single" w:sz="12" w:space="0" w:color="000000"/>
               <w:right w:val="nil"/>
@@ -15466,7 +15257,7 @@
         <w:tc>
           <w:tcPr>
             <w:tcW w:w="3261" w:type="dxa"/>
-            <w:gridSpan w:val="6"/>
+            <w:gridSpan w:val="3"/>
             <w:tcBorders>
               <w:left w:val="nil"/>
               <w:right w:val="single" w:sz="4" w:space="0" w:color="auto"/>
@@ -15486,7 +15277,7 @@
         </w:tc>
         <w:tc>
           <w:tcPr>
-            <w:tcW w:w="141" w:type="dxa"/>
+            <w:tcW w:w="283" w:type="dxa"/>
             <w:tcBorders>
               <w:left w:val="single" w:sz="4" w:space="0" w:color="auto"/>
             </w:tcBorders>
@@ -15505,8 +15296,8 @@
         </w:tc>
         <w:tc>
           <w:tcPr>
-            <w:tcW w:w="3261" w:type="dxa"/>
-            <w:gridSpan w:val="4"/>
+            <w:tcW w:w="3119" w:type="dxa"/>
+            <w:gridSpan w:val="3"/>
             <w:tcBorders>
               <w:right w:val="single" w:sz="4" w:space="0" w:color="auto"/>
             </w:tcBorders>
@@ -15535,6 +15326,7 @@
         <w:tc>
           <w:tcPr>
             <w:tcW w:w="2551" w:type="dxa"/>
+            <w:gridSpan w:val="2"/>
             <w:tcBorders>
               <w:left w:val="single" w:sz="4" w:space="0" w:color="auto"/>
               <w:right w:val="single" w:sz="4" w:space="0" w:color="auto"/>
@@ -15563,7 +15355,7 @@
         </w:tc>
         <w:tc>
           <w:tcPr>
-            <w:tcW w:w="425" w:type="dxa"/>
+            <w:tcW w:w="426" w:type="dxa"/>
             <w:tcBorders>
               <w:left w:val="single" w:sz="4" w:space="0" w:color="auto"/>
               <w:right w:val="single" w:sz="12" w:space="0" w:color="000000"/>
@@ -15589,7 +15381,7 @@
         </w:trPr>
         <w:tc>
           <w:tcPr>
-            <w:tcW w:w="567" w:type="dxa"/>
+            <w:tcW w:w="709" w:type="dxa"/>
             <w:tcBorders>
               <w:left w:val="single" w:sz="12" w:space="0" w:color="000000"/>
               <w:right w:val="nil"/>
@@ -15610,7 +15402,7 @@
         <w:tc>
           <w:tcPr>
             <w:tcW w:w="3261" w:type="dxa"/>
-            <w:gridSpan w:val="6"/>
+            <w:gridSpan w:val="3"/>
             <w:tcBorders>
               <w:left w:val="nil"/>
               <w:right w:val="single" w:sz="4" w:space="0" w:color="auto"/>
@@ -15630,7 +15422,7 @@
         </w:tc>
         <w:tc>
           <w:tcPr>
-            <w:tcW w:w="141" w:type="dxa"/>
+            <w:tcW w:w="283" w:type="dxa"/>
             <w:tcBorders>
               <w:left w:val="single" w:sz="4" w:space="0" w:color="auto"/>
             </w:tcBorders>
@@ -15650,8 +15442,8 @@
         </w:tc>
         <w:tc>
           <w:tcPr>
-            <w:tcW w:w="3261" w:type="dxa"/>
-            <w:gridSpan w:val="4"/>
+            <w:tcW w:w="3119" w:type="dxa"/>
+            <w:gridSpan w:val="3"/>
             <w:tcBorders>
               <w:right w:val="single" w:sz="4" w:space="0" w:color="auto"/>
             </w:tcBorders>
@@ -15680,6 +15472,7 @@
         <w:tc>
           <w:tcPr>
             <w:tcW w:w="2551" w:type="dxa"/>
+            <w:gridSpan w:val="2"/>
             <w:tcBorders>
               <w:left w:val="single" w:sz="4" w:space="0" w:color="auto"/>
               <w:right w:val="single" w:sz="4" w:space="0" w:color="auto"/>
@@ -15709,7 +15502,7 @@
         </w:tc>
         <w:tc>
           <w:tcPr>
-            <w:tcW w:w="425" w:type="dxa"/>
+            <w:tcW w:w="426" w:type="dxa"/>
             <w:tcBorders>
               <w:left w:val="single" w:sz="4" w:space="0" w:color="auto"/>
               <w:right w:val="single" w:sz="12" w:space="0" w:color="000000"/>
@@ -15736,7 +15529,7 @@
         </w:trPr>
         <w:tc>
           <w:tcPr>
-            <w:tcW w:w="567" w:type="dxa"/>
+            <w:tcW w:w="709" w:type="dxa"/>
             <w:tcBorders>
               <w:left w:val="single" w:sz="12" w:space="0" w:color="000000"/>
               <w:right w:val="nil"/>
@@ -15757,7 +15550,7 @@
         <w:tc>
           <w:tcPr>
             <w:tcW w:w="3261" w:type="dxa"/>
-            <w:gridSpan w:val="6"/>
+            <w:gridSpan w:val="3"/>
             <w:tcBorders>
               <w:left w:val="nil"/>
               <w:right w:val="single" w:sz="4" w:space="0" w:color="auto"/>
@@ -15777,7 +15570,7 @@
         </w:tc>
         <w:tc>
           <w:tcPr>
-            <w:tcW w:w="141" w:type="dxa"/>
+            <w:tcW w:w="283" w:type="dxa"/>
             <w:tcBorders>
               <w:left w:val="single" w:sz="4" w:space="0" w:color="auto"/>
             </w:tcBorders>
@@ -15796,8 +15589,8 @@
         </w:tc>
         <w:tc>
           <w:tcPr>
-            <w:tcW w:w="3261" w:type="dxa"/>
-            <w:gridSpan w:val="4"/>
+            <w:tcW w:w="3119" w:type="dxa"/>
+            <w:gridSpan w:val="3"/>
             <w:tcBorders>
               <w:left w:val="nil"/>
               <w:right w:val="single" w:sz="4" w:space="0" w:color="auto"/>
@@ -15827,6 +15620,7 @@
         <w:tc>
           <w:tcPr>
             <w:tcW w:w="2551" w:type="dxa"/>
+            <w:gridSpan w:val="2"/>
             <w:tcBorders>
               <w:left w:val="single" w:sz="4" w:space="0" w:color="auto"/>
               <w:right w:val="single" w:sz="4" w:space="0" w:color="auto"/>
@@ -15855,7 +15649,7 @@
         </w:tc>
         <w:tc>
           <w:tcPr>
-            <w:tcW w:w="425" w:type="dxa"/>
+            <w:tcW w:w="426" w:type="dxa"/>
             <w:tcBorders>
               <w:left w:val="single" w:sz="4" w:space="0" w:color="auto"/>
               <w:right w:val="single" w:sz="12" w:space="0" w:color="000000"/>
@@ -15881,7 +15675,7 @@
         </w:trPr>
         <w:tc>
           <w:tcPr>
-            <w:tcW w:w="567" w:type="dxa"/>
+            <w:tcW w:w="709" w:type="dxa"/>
             <w:tcBorders>
               <w:left w:val="single" w:sz="12" w:space="0" w:color="000000"/>
               <w:right w:val="nil"/>
@@ -15902,7 +15696,7 @@
         <w:tc>
           <w:tcPr>
             <w:tcW w:w="3261" w:type="dxa"/>
-            <w:gridSpan w:val="6"/>
+            <w:gridSpan w:val="3"/>
             <w:tcBorders>
               <w:left w:val="nil"/>
               <w:right w:val="single" w:sz="4" w:space="0" w:color="auto"/>
@@ -15922,7 +15716,7 @@
         </w:tc>
         <w:tc>
           <w:tcPr>
-            <w:tcW w:w="141" w:type="dxa"/>
+            <w:tcW w:w="283" w:type="dxa"/>
             <w:tcBorders>
               <w:left w:val="single" w:sz="4" w:space="0" w:color="auto"/>
             </w:tcBorders>
@@ -15941,8 +15735,8 @@
         </w:tc>
         <w:tc>
           <w:tcPr>
-            <w:tcW w:w="3261" w:type="dxa"/>
-            <w:gridSpan w:val="4"/>
+            <w:tcW w:w="3119" w:type="dxa"/>
+            <w:gridSpan w:val="3"/>
             <w:tcBorders>
               <w:left w:val="nil"/>
               <w:right w:val="single" w:sz="4" w:space="0" w:color="auto"/>
@@ -15972,6 +15766,7 @@
         <w:tc>
           <w:tcPr>
             <w:tcW w:w="2551" w:type="dxa"/>
+            <w:gridSpan w:val="2"/>
             <w:tcBorders>
               <w:left w:val="single" w:sz="4" w:space="0" w:color="auto"/>
               <w:right w:val="single" w:sz="4" w:space="0" w:color="auto"/>
@@ -15992,7 +15787,7 @@
         </w:tc>
         <w:tc>
           <w:tcPr>
-            <w:tcW w:w="425" w:type="dxa"/>
+            <w:tcW w:w="426" w:type="dxa"/>
             <w:tcBorders>
               <w:left w:val="single" w:sz="4" w:space="0" w:color="auto"/>
               <w:right w:val="single" w:sz="12" w:space="0" w:color="000000"/>
@@ -16018,8 +15813,8 @@
         </w:trPr>
         <w:tc>
           <w:tcPr>
-            <w:tcW w:w="10206" w:type="dxa"/>
-            <w:gridSpan w:val="14"/>
+            <w:tcW w:w="10349" w:type="dxa"/>
+            <w:gridSpan w:val="11"/>
             <w:tcBorders>
               <w:left w:val="single" w:sz="12" w:space="0" w:color="000000"/>
               <w:bottom w:val="single" w:sz="12" w:space="0" w:color="auto"/>
@@ -31147,7 +30942,7 @@
         <w:noProof/>
         <w:szCs w:val="22"/>
       </w:rPr>
-      <w:t>11</w:t>
+      <w:t>5</w:t>
     </w:r>
     <w:r>
       <w:rPr>

--- a/BiztvillCRM.Web/wwwroot/sablonok/VBF_KIF_MINTA.docx
+++ b/BiztvillCRM.Web/wwwroot/sablonok/VBF_KIF_MINTA.docx
@@ -1127,209 +1127,6 @@
       </w:tr>
       <w:tr>
         <w:trPr>
-          <w:trHeight w:val="1247"/>
-          <w:jc w:val="center"/>
-        </w:trPr>
-        <w:tc>
-          <w:tcPr>
-            <w:tcW w:w="3813" w:type="dxa"/>
-            <w:gridSpan w:val="5"/>
-            <w:tcBorders>
-              <w:top w:val="nil"/>
-              <w:bottom w:val="single" w:sz="4" w:space="0" w:color="auto"/>
-              <w:right w:val="nil"/>
-            </w:tcBorders>
-            <w:vAlign w:val="center"/>
-          </w:tcPr>
-          <w:p>
-            <w:pPr>
-              <w:ind w:left="115"/>
-              <w:rPr>
-                <w:rFonts w:cs="Tahoma"/>
-                <w:lang w:val="hu-HU"/>
-              </w:rPr>
-            </w:pPr>
-            <w:r>
-              <w:rPr>
-                <w:rFonts w:cs="Tahoma"/>
-                <w:lang w:val="hu-HU"/>
-              </w:rPr>
-              <w:t xml:space="preserve">A vizsgálatnál alkalmazott jogszabályok és szabványok: </w:t>
-            </w:r>
-          </w:p>
-        </w:tc>
-        <w:tc>
-          <w:tcPr>
-            <w:tcW w:w="6252" w:type="dxa"/>
-            <w:gridSpan w:val="3"/>
-            <w:tcBorders>
-              <w:top w:val="dotted" w:sz="4" w:space="0" w:color="auto"/>
-              <w:left w:val="nil"/>
-              <w:bottom w:val="single" w:sz="4" w:space="0" w:color="auto"/>
-            </w:tcBorders>
-            <w:shd w:val="clear" w:color="auto" w:fill="auto"/>
-            <w:vAlign w:val="center"/>
-          </w:tcPr>
-          <w:p>
-            <w:pPr>
-              <w:pStyle w:val="Szvegtrzs"/>
-              <w:spacing w:line="276" w:lineRule="auto"/>
-              <w:ind w:left="146" w:right="428"/>
-              <w:jc w:val="left"/>
-              <w:rPr>
-                <w:rFonts w:ascii="Aptos" w:hAnsi="Aptos" w:cs="Tahoma"/>
-                <w:b/>
-                <w:sz w:val="20"/>
-                <w:szCs w:val="22"/>
-                <w:lang w:val="hu-HU"/>
-              </w:rPr>
-            </w:pPr>
-            <w:r>
-              <w:rPr>
-                <w:rFonts w:ascii="Aptos" w:hAnsi="Aptos" w:cs="Tahoma"/>
-                <w:b/>
-                <w:sz w:val="20"/>
-                <w:szCs w:val="22"/>
-                <w:lang w:val="hu-HU"/>
-              </w:rPr>
-              <w:t>40/201</w:t>
-            </w:r>
-            <w:r>
-              <w:rPr>
-                <w:rFonts w:ascii="Aptos" w:hAnsi="Aptos" w:cs="Tahoma"/>
-                <w:b/>
-                <w:sz w:val="20"/>
-                <w:szCs w:val="22"/>
-                <w:lang w:val="hu-HU"/>
-              </w:rPr>
-              <w:t>7.(XII.4.) NGM rendelet (VMBSZ)</w:t>
-            </w:r>
-          </w:p>
-          <w:p>
-            <w:pPr>
-              <w:pStyle w:val="Szvegtrzs"/>
-              <w:spacing w:line="276" w:lineRule="auto"/>
-              <w:ind w:left="146" w:right="428"/>
-              <w:jc w:val="left"/>
-              <w:rPr>
-                <w:rFonts w:ascii="Aptos" w:hAnsi="Aptos" w:cs="Tahoma"/>
-                <w:b/>
-                <w:bCs/>
-                <w:sz w:val="20"/>
-                <w:szCs w:val="22"/>
-                <w:lang w:val="hu-HU"/>
-              </w:rPr>
-            </w:pPr>
-            <w:r>
-              <w:rPr>
-                <w:rFonts w:ascii="Aptos" w:hAnsi="Aptos" w:cs="Tahoma"/>
-                <w:b/>
-                <w:sz w:val="20"/>
-                <w:szCs w:val="22"/>
-                <w:lang w:val="hu-HU"/>
-              </w:rPr>
-              <w:t xml:space="preserve">54/2014. (XII.5.) BM rendelet </w:t>
-            </w:r>
-            <w:r>
-              <w:rPr>
-                <w:rFonts w:ascii="Aptos" w:hAnsi="Aptos" w:cs="Tahoma"/>
-                <w:b/>
-                <w:bCs/>
-                <w:sz w:val="20"/>
-                <w:szCs w:val="22"/>
-                <w:lang w:val="hu-HU"/>
-              </w:rPr>
-              <w:t>(</w:t>
-            </w:r>
-            <w:r>
-              <w:rPr>
-                <w:rFonts w:ascii="Aptos" w:hAnsi="Aptos" w:cs="Tahoma"/>
-                <w:b/>
-                <w:sz w:val="20"/>
-                <w:szCs w:val="22"/>
-                <w:lang w:val="hu-HU"/>
-              </w:rPr>
-              <w:t>OTSZ 5.2</w:t>
-            </w:r>
-            <w:r>
-              <w:rPr>
-                <w:rFonts w:ascii="Aptos" w:hAnsi="Aptos" w:cs="Tahoma"/>
-                <w:b/>
-                <w:bCs/>
-                <w:sz w:val="20"/>
-                <w:szCs w:val="22"/>
-                <w:lang w:val="hu-HU"/>
-              </w:rPr>
-              <w:t>)</w:t>
-            </w:r>
-          </w:p>
-          <w:p>
-            <w:pPr>
-              <w:ind w:left="146"/>
-              <w:rPr>
-                <w:rFonts w:cs="Tahoma"/>
-                <w:lang w:val="hu-HU"/>
-              </w:rPr>
-            </w:pPr>
-            <w:r>
-              <w:rPr>
-                <w:rFonts w:cs="Tahoma"/>
-                <w:b/>
-                <w:sz w:val="20"/>
-                <w:lang w:val="hu-HU"/>
-              </w:rPr>
-              <w:t>MSZ HD 60364-6,</w:t>
-            </w:r>
-            <w:r>
-              <w:rPr>
-                <w:rFonts w:cs="Tahoma"/>
-                <w:b/>
-                <w:sz w:val="20"/>
-                <w:lang w:val="hu-HU"/>
-              </w:rPr>
-              <w:t xml:space="preserve"> MSZ EN IEC 61340-5-1:2024,</w:t>
-            </w:r>
-            <w:r>
-              <w:rPr>
-                <w:rFonts w:cs="Tahoma"/>
-                <w:b/>
-                <w:sz w:val="20"/>
-                <w:lang w:val="hu-HU"/>
-              </w:rPr>
-              <w:t xml:space="preserve"> MSZ EN 61340-2-1:2016,</w:t>
-            </w:r>
-            <w:r>
-              <w:rPr>
-                <w:rFonts w:cs="Tahoma"/>
-                <w:b/>
-                <w:sz w:val="20"/>
-                <w:lang w:val="hu-HU"/>
-              </w:rPr>
-              <w:t xml:space="preserve"> MSZ EN</w:t>
-            </w:r>
-            <w:r>
-              <w:rPr>
-                <w:rFonts w:ascii="Times New Roman" w:hAnsi="Times New Roman" w:cs="Times New Roman"/>
-                <w:b/>
-                <w:szCs w:val="24"/>
-                <w:lang w:val="hu-HU" w:eastAsia="hu-HU"/>
-              </w:rPr>
-              <w:t xml:space="preserve"> </w:t>
-            </w:r>
-            <w:r>
-              <w:rPr>
-                <w:rFonts w:cs="Tahoma"/>
-                <w:b/>
-                <w:sz w:val="20"/>
-                <w:lang w:val="hu-HU"/>
-              </w:rPr>
-              <w:t>61340-2-3:2017</w:t>
-            </w:r>
-          </w:p>
-        </w:tc>
-      </w:tr>
-      <w:tr>
-        <w:trPr>
           <w:trHeight w:val="397"/>
           <w:jc w:val="center"/>
         </w:trPr>
@@ -2230,7 +2027,7 @@
           </w:tcPr>
           <w:p>
             <w:pPr>
-              <w:ind w:left="57"/>
+              <w:pStyle w:val="HTML-kntformzott"/>
               <w:rPr>
                 <w:lang w:val="hu-HU"/>
               </w:rPr>
@@ -2257,19 +2054,24 @@
               <w:rPr>
                 <w:lang w:val="hu-HU"/>
               </w:rPr>
-              <w:t>{AKT_D</w:t>
-            </w:r>
-            <w:r>
-              <w:rPr>
-                <w:lang w:val="hu-HU"/>
-              </w:rPr>
-              <w:t>A</w:t>
-            </w:r>
-            <w:r>
-              <w:rPr>
-                <w:lang w:val="hu-HU"/>
-              </w:rPr>
-              <w:t>TUM}</w:t>
+              <w:t>{</w:t>
+            </w:r>
+            <w:proofErr w:type="spellStart"/>
+            <w:r>
+              <w:rPr>
+                <w:rFonts w:ascii="Cascadia Mono" w:hAnsi="Cascadia Mono"/>
+                <w:color w:val="A31515"/>
+                <w:sz w:val="18"/>
+                <w:szCs w:val="18"/>
+              </w:rPr>
+              <w:t>aktualis_datum</w:t>
+            </w:r>
+            <w:proofErr w:type="spellEnd"/>
+            <w:r>
+              <w:rPr>
+                <w:lang w:val="hu-HU"/>
+              </w:rPr>
+              <w:t>}</w:t>
             </w:r>
             <w:r>
               <w:rPr>
@@ -7740,9 +7542,8 @@
                 <w:sz w:val="24"/>
                 <w:szCs w:val="22"/>
               </w:rPr>
-              <w:t>Mellékletek száma</w:t>
-            </w:r>
-            <w:proofErr w:type="gramStart"/>
+              <w:t xml:space="preserve">Mellékletek száma: </w:t>
+            </w:r>
             <w:r>
               <w:rPr>
                 <w:rFonts w:eastAsia="Arial" w:cs="Segoe UI"/>
@@ -7751,38 +7552,7 @@
                 <w:sz w:val="24"/>
                 <w:szCs w:val="22"/>
               </w:rPr>
-              <w:t xml:space="preserve">: </w:t>
-            </w:r>
-            <w:r>
-              <w:rPr>
-                <w:rFonts w:eastAsia="Arial" w:cs="Segoe UI"/>
-                <w:i/>
-                <w:spacing w:val="-3"/>
-                <w:sz w:val="24"/>
-                <w:szCs w:val="22"/>
-              </w:rPr>
-              <w:t xml:space="preserve"> </w:t>
-            </w:r>
-            <w:r>
-              <w:rPr>
-                <w:rFonts w:eastAsia="Arial" w:cs="Segoe UI"/>
-                <w:i/>
-                <w:spacing w:val="-3"/>
-                <w:sz w:val="24"/>
-                <w:szCs w:val="22"/>
-              </w:rPr>
-              <w:t>{</w:t>
-            </w:r>
-            <w:proofErr w:type="gramEnd"/>
-            <w:r>
-              <w:rPr>
-                <w:rFonts w:eastAsia="Arial" w:cs="Segoe UI"/>
-                <w:i/>
-                <w:spacing w:val="-3"/>
-                <w:sz w:val="24"/>
-                <w:szCs w:val="22"/>
-              </w:rPr>
-              <w:t>{</w:t>
+              <w:t>{{</w:t>
             </w:r>
             <w:proofErr w:type="spellStart"/>
             <w:r>
@@ -7841,46 +7611,6 @@
                 <w:szCs w:val="22"/>
               </w:rPr>
             </w:pPr>
-            <w:r>
-              <w:rPr>
-                <w:rFonts w:eastAsia="Arial" w:cs="Segoe UI"/>
-                <w:i/>
-                <w:spacing w:val="-3"/>
-                <w:sz w:val="24"/>
-                <w:szCs w:val="22"/>
-              </w:rPr>
-              <w:t>{{H</w:t>
-            </w:r>
-            <w:r>
-              <w:rPr>
-                <w:rFonts w:eastAsia="Arial" w:cs="Segoe UI"/>
-                <w:i/>
-                <w:spacing w:val="-3"/>
-                <w:sz w:val="24"/>
-                <w:szCs w:val="22"/>
-              </w:rPr>
-              <w:t>IBAVED_JKV</w:t>
-            </w:r>
-            <w:r>
-              <w:rPr>
-                <w:rFonts w:eastAsia="Arial" w:cs="Segoe UI"/>
-                <w:i/>
-                <w:spacing w:val="-3"/>
-                <w:sz w:val="24"/>
-                <w:szCs w:val="22"/>
-              </w:rPr>
-              <w:t>}</w:t>
-            </w:r>
-            <w:r>
-              <w:rPr>
-                <w:rFonts w:eastAsia="Arial" w:cs="Segoe UI"/>
-                <w:i/>
-                <w:spacing w:val="-3"/>
-                <w:sz w:val="24"/>
-                <w:szCs w:val="22"/>
-              </w:rPr>
-              <w:t>}</w:t>
-            </w:r>
           </w:p>
         </w:tc>
         <w:tc>
@@ -7905,36 +7635,6 @@
                 <w:szCs w:val="22"/>
               </w:rPr>
             </w:pPr>
-            <w:r>
-              <w:rPr>
-                <w:rFonts w:eastAsia="Arial" w:cs="Segoe UI"/>
-                <w:i/>
-                <w:spacing w:val="-3"/>
-                <w:sz w:val="24"/>
-                <w:szCs w:val="22"/>
-              </w:rPr>
-              <w:t>{{A</w:t>
-            </w:r>
-            <w:r>
-              <w:rPr>
-                <w:rFonts w:eastAsia="Arial" w:cs="Segoe UI"/>
-                <w:i/>
-                <w:spacing w:val="-3"/>
-                <w:sz w:val="24"/>
-                <w:szCs w:val="22"/>
-              </w:rPr>
-              <w:t>VK_JEGYZOKONYV</w:t>
-            </w:r>
-            <w:r>
-              <w:rPr>
-                <w:rFonts w:eastAsia="Arial" w:cs="Segoe UI"/>
-                <w:i/>
-                <w:spacing w:val="-3"/>
-                <w:sz w:val="24"/>
-                <w:szCs w:val="22"/>
-              </w:rPr>
-              <w:t>}}</w:t>
-            </w:r>
           </w:p>
         </w:tc>
       </w:tr>
@@ -8046,6 +7746,16 @@
                 <w:szCs w:val="22"/>
               </w:rPr>
             </w:pPr>
+            <w:r>
+              <w:rPr>
+                <w:rFonts w:eastAsia="Arial" w:cs="Segoe UI"/>
+                <w:i/>
+                <w:spacing w:val="-3"/>
+                <w:sz w:val="24"/>
+                <w:szCs w:val="22"/>
+              </w:rPr>
+              <w:t>{{HIBAVED_JKV}}</w:t>
+            </w:r>
           </w:p>
         </w:tc>
         <w:tc>
@@ -8070,6 +7780,16 @@
                 <w:szCs w:val="22"/>
               </w:rPr>
             </w:pPr>
+            <w:r>
+              <w:rPr>
+                <w:rFonts w:eastAsia="Arial" w:cs="Segoe UI"/>
+                <w:i/>
+                <w:spacing w:val="-3"/>
+                <w:sz w:val="24"/>
+                <w:szCs w:val="22"/>
+              </w:rPr>
+              <w:t>{{AVK_JEGYZOKONYV}}</w:t>
+            </w:r>
           </w:p>
         </w:tc>
       </w:tr>
@@ -8139,8 +7859,8 @@
       </w:tblPr>
       <w:tblGrid>
         <w:gridCol w:w="534"/>
-        <w:gridCol w:w="497"/>
-        <w:gridCol w:w="9175"/>
+        <w:gridCol w:w="884"/>
+        <w:gridCol w:w="8788"/>
       </w:tblGrid>
       <w:tr>
         <w:trPr>
@@ -8473,6 +8193,7 @@
             <w:r>
               <w:rPr>
                 <w:rFonts w:eastAsia="Verdana"/>
+                <w:highlight w:val="yellow"/>
               </w:rPr>
               <w:t xml:space="preserve">Jelen minősítő irat érvényes </w:t>
             </w:r>
@@ -8480,13 +8201,31 @@
               <w:rPr>
                 <w:rFonts w:eastAsia="Verdana"/>
                 <w:b/>
-              </w:rPr>
-              <w:t>2</w:t>
+                <w:highlight w:val="yellow"/>
+              </w:rPr>
+              <w:t>202</w:t>
             </w:r>
             <w:r>
               <w:rPr>
                 <w:rFonts w:eastAsia="Verdana"/>
                 <w:b/>
+                <w:highlight w:val="yellow"/>
+              </w:rPr>
+              <w:t>9</w:t>
+            </w:r>
+            <w:r>
+              <w:rPr>
+                <w:rFonts w:eastAsia="Verdana"/>
+                <w:b/>
+                <w:highlight w:val="yellow"/>
+              </w:rPr>
+              <w:t>.</w:t>
+            </w:r>
+            <w:r>
+              <w:rPr>
+                <w:rFonts w:eastAsia="Verdana"/>
+                <w:b/>
+                <w:highlight w:val="yellow"/>
               </w:rPr>
               <w:t>02</w:t>
             </w:r>
@@ -8494,57 +8233,40 @@
               <w:rPr>
                 <w:rFonts w:eastAsia="Verdana"/>
                 <w:b/>
-              </w:rPr>
-              <w:t>9</w:t>
+                <w:highlight w:val="yellow"/>
+              </w:rPr>
+              <w:t>.</w:t>
             </w:r>
             <w:r>
               <w:rPr>
                 <w:rFonts w:eastAsia="Verdana"/>
                 <w:b/>
-              </w:rPr>
-              <w:t>.</w:t>
+                <w:highlight w:val="yellow"/>
+              </w:rPr>
+              <w:t>26</w:t>
             </w:r>
             <w:r>
               <w:rPr>
                 <w:rFonts w:eastAsia="Verdana"/>
                 <w:b/>
-              </w:rPr>
-              <w:t>02</w:t>
+                <w:highlight w:val="yellow"/>
+              </w:rPr>
+              <w:t>-</w:t>
             </w:r>
             <w:r>
               <w:rPr>
                 <w:rFonts w:eastAsia="Verdana"/>
                 <w:b/>
-              </w:rPr>
-              <w:t>.</w:t>
+                <w:highlight w:val="yellow"/>
+              </w:rPr>
+              <w:t>ig, vagy a berendezésen történt első</w:t>
             </w:r>
             <w:r>
               <w:rPr>
                 <w:rFonts w:eastAsia="Verdana"/>
                 <w:b/>
               </w:rPr>
-              <w:t>26</w:t>
-            </w:r>
-            <w:r>
-              <w:rPr>
-                <w:rFonts w:eastAsia="Verdana"/>
-                <w:b/>
-              </w:rPr>
-              <w:t>-</w:t>
-            </w:r>
-            <w:r>
-              <w:rPr>
-                <w:rFonts w:eastAsia="Verdana"/>
-                <w:b/>
-              </w:rPr>
-              <w:t>ig</w:t>
-            </w:r>
-            <w:r>
-              <w:rPr>
-                <w:rFonts w:eastAsia="Verdana"/>
-                <w:b/>
-              </w:rPr>
-              <w:t>, vagy a berendezésen történt első beavatkozásig!</w:t>
+              <w:t xml:space="preserve"> beavatkozásig!</w:t>
             </w:r>
           </w:p>
         </w:tc>
@@ -8620,53 +8342,34 @@
             </w:pPr>
           </w:p>
         </w:tc>
-        <w:sdt>
-          <w:sdtPr>
-            <w:rPr>
-              <w:rFonts w:eastAsia="Verdana"/>
-              <w:b/>
-            </w:rPr>
-            <w:id w:val="-383486440"/>
-            <w14:checkbox>
-              <w14:checked w14:val="0"/>
-              <w14:checkedState w14:val="2612" w14:font="MS Gothic"/>
-              <w14:uncheckedState w14:val="2610" w14:font="MS Gothic"/>
-            </w14:checkbox>
-          </w:sdtPr>
-          <w:sdtEndPr/>
-          <w:sdtContent>
-            <w:tc>
-              <w:tcPr>
-                <w:tcW w:w="497" w:type="dxa"/>
-                <w:tcBorders>
-                  <w:left w:val="nil"/>
-                  <w:right w:val="nil"/>
-                </w:tcBorders>
-                <w:shd w:val="clear" w:color="auto" w:fill="auto"/>
-                <w:vAlign w:val="center"/>
-              </w:tcPr>
-              <w:p>
-                <w:pPr>
-                  <w:jc w:val="center"/>
-                  <w:rPr>
-                    <w:rFonts w:eastAsia="Verdana"/>
-                    <w:b/>
-                  </w:rPr>
-                </w:pPr>
-                <w:r>
-                  <w:rPr>
-                    <w:rFonts w:ascii="MS Gothic" w:eastAsia="MS Gothic" w:hAnsi="MS Gothic" w:hint="eastAsia"/>
-                    <w:b/>
-                  </w:rPr>
-                  <w:t>☐</w:t>
-                </w:r>
-              </w:p>
-            </w:tc>
-          </w:sdtContent>
-        </w:sdt>
-        <w:tc>
-          <w:tcPr>
-            <w:tcW w:w="9175" w:type="dxa"/>
+        <w:tc>
+          <w:tcPr>
+            <w:tcW w:w="884" w:type="dxa"/>
+            <w:tcBorders>
+              <w:left w:val="nil"/>
+              <w:right w:val="nil"/>
+            </w:tcBorders>
+            <w:shd w:val="clear" w:color="auto" w:fill="auto"/>
+            <w:vAlign w:val="center"/>
+          </w:tcPr>
+          <w:p>
+            <w:pPr>
+              <w:jc w:val="center"/>
+              <w:rPr>
+                <w:rFonts w:eastAsia="Verdana" w:cs="Segoe UI"/>
+              </w:rPr>
+            </w:pPr>
+            <w:r>
+              <w:rPr>
+                <w:rFonts w:eastAsia="Verdana" w:cs="Segoe UI"/>
+              </w:rPr>
+              <w:t>{{301}}</w:t>
+            </w:r>
+          </w:p>
+        </w:tc>
+        <w:tc>
+          <w:tcPr>
+            <w:tcW w:w="8788" w:type="dxa"/>
             <w:tcBorders>
               <w:left w:val="nil"/>
               <w:right w:val="single" w:sz="12" w:space="0" w:color="000000"/>
@@ -8739,53 +8442,47 @@
             </w:pPr>
           </w:p>
         </w:tc>
-        <w:sdt>
-          <w:sdtPr>
-            <w:rPr>
-              <w:rFonts w:eastAsia="Verdana"/>
-              <w:b/>
-            </w:rPr>
-            <w:id w:val="1028074331"/>
-            <w14:checkbox>
-              <w14:checked w14:val="0"/>
-              <w14:checkedState w14:val="2612" w14:font="MS Gothic"/>
-              <w14:uncheckedState w14:val="2610" w14:font="MS Gothic"/>
-            </w14:checkbox>
-          </w:sdtPr>
-          <w:sdtEndPr/>
-          <w:sdtContent>
-            <w:tc>
-              <w:tcPr>
-                <w:tcW w:w="497" w:type="dxa"/>
-                <w:tcBorders>
-                  <w:left w:val="nil"/>
-                  <w:right w:val="nil"/>
-                </w:tcBorders>
-                <w:shd w:val="clear" w:color="auto" w:fill="auto"/>
-                <w:vAlign w:val="center"/>
-              </w:tcPr>
-              <w:p>
-                <w:pPr>
-                  <w:jc w:val="center"/>
-                  <w:rPr>
-                    <w:rFonts w:eastAsia="Verdana"/>
-                    <w:b/>
-                  </w:rPr>
-                </w:pPr>
-                <w:r>
-                  <w:rPr>
-                    <w:rFonts w:eastAsia="MS Gothic"/>
-                    <w:b/>
-                  </w:rPr>
-                  <w:t>☐</w:t>
-                </w:r>
-              </w:p>
-            </w:tc>
-          </w:sdtContent>
-        </w:sdt>
-        <w:tc>
-          <w:tcPr>
-            <w:tcW w:w="9175" w:type="dxa"/>
+        <w:tc>
+          <w:tcPr>
+            <w:tcW w:w="884" w:type="dxa"/>
+            <w:tcBorders>
+              <w:left w:val="nil"/>
+              <w:right w:val="nil"/>
+            </w:tcBorders>
+            <w:shd w:val="clear" w:color="auto" w:fill="auto"/>
+            <w:vAlign w:val="center"/>
+          </w:tcPr>
+          <w:p>
+            <w:pPr>
+              <w:jc w:val="center"/>
+              <w:rPr>
+                <w:rFonts w:eastAsia="Verdana"/>
+                <w:b/>
+              </w:rPr>
+            </w:pPr>
+            <w:r>
+              <w:rPr>
+                <w:rFonts w:eastAsia="Verdana" w:cs="Segoe UI"/>
+              </w:rPr>
+              <w:t>{{30</w:t>
+            </w:r>
+            <w:r>
+              <w:rPr>
+                <w:rFonts w:eastAsia="Verdana" w:cs="Segoe UI"/>
+              </w:rPr>
+              <w:t>2</w:t>
+            </w:r>
+            <w:r>
+              <w:rPr>
+                <w:rFonts w:eastAsia="Verdana" w:cs="Segoe UI"/>
+              </w:rPr>
+              <w:t>}}</w:t>
+            </w:r>
+          </w:p>
+        </w:tc>
+        <w:tc>
+          <w:tcPr>
+            <w:tcW w:w="8788" w:type="dxa"/>
             <w:tcBorders>
               <w:left w:val="nil"/>
               <w:right w:val="single" w:sz="12" w:space="0" w:color="000000"/>
@@ -8878,53 +8575,47 @@
             </w:pPr>
           </w:p>
         </w:tc>
-        <w:sdt>
-          <w:sdtPr>
-            <w:rPr>
-              <w:rFonts w:eastAsia="Verdana"/>
-              <w:b/>
-            </w:rPr>
-            <w:id w:val="165836042"/>
-            <w14:checkbox>
-              <w14:checked w14:val="1"/>
-              <w14:checkedState w14:val="2612" w14:font="MS Gothic"/>
-              <w14:uncheckedState w14:val="2610" w14:font="MS Gothic"/>
-            </w14:checkbox>
-          </w:sdtPr>
-          <w:sdtEndPr/>
-          <w:sdtContent>
-            <w:tc>
-              <w:tcPr>
-                <w:tcW w:w="497" w:type="dxa"/>
-                <w:tcBorders>
-                  <w:left w:val="nil"/>
-                  <w:right w:val="nil"/>
-                </w:tcBorders>
-                <w:shd w:val="clear" w:color="auto" w:fill="auto"/>
-                <w:vAlign w:val="center"/>
-              </w:tcPr>
-              <w:p>
-                <w:pPr>
-                  <w:jc w:val="center"/>
-                  <w:rPr>
-                    <w:rFonts w:eastAsia="Verdana"/>
-                    <w:b/>
-                  </w:rPr>
-                </w:pPr>
-                <w:r>
-                  <w:rPr>
-                    <w:rFonts w:ascii="MS Gothic" w:eastAsia="MS Gothic" w:hAnsi="MS Gothic" w:hint="eastAsia"/>
-                    <w:b/>
-                  </w:rPr>
-                  <w:t>☒</w:t>
-                </w:r>
-              </w:p>
-            </w:tc>
-          </w:sdtContent>
-        </w:sdt>
-        <w:tc>
-          <w:tcPr>
-            <w:tcW w:w="9175" w:type="dxa"/>
+        <w:tc>
+          <w:tcPr>
+            <w:tcW w:w="884" w:type="dxa"/>
+            <w:tcBorders>
+              <w:left w:val="nil"/>
+              <w:right w:val="nil"/>
+            </w:tcBorders>
+            <w:shd w:val="clear" w:color="auto" w:fill="auto"/>
+            <w:vAlign w:val="center"/>
+          </w:tcPr>
+          <w:p>
+            <w:pPr>
+              <w:jc w:val="center"/>
+              <w:rPr>
+                <w:rFonts w:eastAsia="Verdana"/>
+                <w:b/>
+              </w:rPr>
+            </w:pPr>
+            <w:r>
+              <w:rPr>
+                <w:rFonts w:eastAsia="Verdana" w:cs="Segoe UI"/>
+              </w:rPr>
+              <w:t>{{30</w:t>
+            </w:r>
+            <w:r>
+              <w:rPr>
+                <w:rFonts w:eastAsia="Verdana" w:cs="Segoe UI"/>
+              </w:rPr>
+              <w:t>3</w:t>
+            </w:r>
+            <w:r>
+              <w:rPr>
+                <w:rFonts w:eastAsia="Verdana" w:cs="Segoe UI"/>
+              </w:rPr>
+              <w:t>}}</w:t>
+            </w:r>
+          </w:p>
+        </w:tc>
+        <w:tc>
+          <w:tcPr>
+            <w:tcW w:w="8788" w:type="dxa"/>
             <w:tcBorders>
               <w:left w:val="nil"/>
               <w:right w:val="single" w:sz="12" w:space="0" w:color="000000"/>
@@ -9003,53 +8694,47 @@
             </w:pPr>
           </w:p>
         </w:tc>
-        <w:sdt>
-          <w:sdtPr>
-            <w:rPr>
-              <w:rFonts w:eastAsia="Verdana"/>
-              <w:b/>
-            </w:rPr>
-            <w:id w:val="-371765643"/>
-            <w14:checkbox>
-              <w14:checked w14:val="0"/>
-              <w14:checkedState w14:val="2612" w14:font="MS Gothic"/>
-              <w14:uncheckedState w14:val="2610" w14:font="MS Gothic"/>
-            </w14:checkbox>
-          </w:sdtPr>
-          <w:sdtEndPr/>
-          <w:sdtContent>
-            <w:tc>
-              <w:tcPr>
-                <w:tcW w:w="497" w:type="dxa"/>
-                <w:tcBorders>
-                  <w:left w:val="nil"/>
-                  <w:right w:val="nil"/>
-                </w:tcBorders>
-                <w:shd w:val="clear" w:color="auto" w:fill="auto"/>
-                <w:vAlign w:val="center"/>
-              </w:tcPr>
-              <w:p>
-                <w:pPr>
-                  <w:jc w:val="center"/>
-                  <w:rPr>
-                    <w:rFonts w:eastAsia="Verdana"/>
-                    <w:b/>
-                  </w:rPr>
-                </w:pPr>
-                <w:r>
-                  <w:rPr>
-                    <w:rFonts w:eastAsia="MS Gothic"/>
-                    <w:b/>
-                  </w:rPr>
-                  <w:t>☐</w:t>
-                </w:r>
-              </w:p>
-            </w:tc>
-          </w:sdtContent>
-        </w:sdt>
-        <w:tc>
-          <w:tcPr>
-            <w:tcW w:w="9175" w:type="dxa"/>
+        <w:tc>
+          <w:tcPr>
+            <w:tcW w:w="884" w:type="dxa"/>
+            <w:tcBorders>
+              <w:left w:val="nil"/>
+              <w:right w:val="nil"/>
+            </w:tcBorders>
+            <w:shd w:val="clear" w:color="auto" w:fill="auto"/>
+            <w:vAlign w:val="center"/>
+          </w:tcPr>
+          <w:p>
+            <w:pPr>
+              <w:jc w:val="center"/>
+              <w:rPr>
+                <w:rFonts w:eastAsia="Verdana"/>
+                <w:b/>
+              </w:rPr>
+            </w:pPr>
+            <w:r>
+              <w:rPr>
+                <w:rFonts w:eastAsia="Verdana" w:cs="Segoe UI"/>
+              </w:rPr>
+              <w:t>{{30</w:t>
+            </w:r>
+            <w:r>
+              <w:rPr>
+                <w:rFonts w:eastAsia="Verdana" w:cs="Segoe UI"/>
+              </w:rPr>
+              <w:t>4</w:t>
+            </w:r>
+            <w:r>
+              <w:rPr>
+                <w:rFonts w:eastAsia="Verdana" w:cs="Segoe UI"/>
+              </w:rPr>
+              <w:t>}}</w:t>
+            </w:r>
+          </w:p>
+        </w:tc>
+        <w:tc>
+          <w:tcPr>
+            <w:tcW w:w="8788" w:type="dxa"/>
             <w:tcBorders>
               <w:left w:val="nil"/>
               <w:right w:val="single" w:sz="12" w:space="0" w:color="000000"/>
@@ -9168,53 +8853,47 @@
             </w:pPr>
           </w:p>
         </w:tc>
-        <w:sdt>
-          <w:sdtPr>
-            <w:rPr>
-              <w:rFonts w:eastAsia="Verdana"/>
-              <w:b/>
-            </w:rPr>
-            <w:id w:val="1781522068"/>
-            <w14:checkbox>
-              <w14:checked w14:val="1"/>
-              <w14:checkedState w14:val="2612" w14:font="MS Gothic"/>
-              <w14:uncheckedState w14:val="2610" w14:font="MS Gothic"/>
-            </w14:checkbox>
-          </w:sdtPr>
-          <w:sdtEndPr/>
-          <w:sdtContent>
-            <w:tc>
-              <w:tcPr>
-                <w:tcW w:w="497" w:type="dxa"/>
-                <w:tcBorders>
-                  <w:left w:val="nil"/>
-                  <w:right w:val="nil"/>
-                </w:tcBorders>
-                <w:shd w:val="clear" w:color="auto" w:fill="auto"/>
-                <w:vAlign w:val="center"/>
-              </w:tcPr>
-              <w:p>
-                <w:pPr>
-                  <w:jc w:val="center"/>
-                  <w:rPr>
-                    <w:rFonts w:eastAsia="Verdana"/>
-                    <w:b/>
-                  </w:rPr>
-                </w:pPr>
-                <w:r>
-                  <w:rPr>
-                    <w:rFonts w:ascii="MS Gothic" w:eastAsia="MS Gothic" w:hAnsi="MS Gothic" w:hint="eastAsia"/>
-                    <w:b/>
-                  </w:rPr>
-                  <w:t>☒</w:t>
-                </w:r>
-              </w:p>
-            </w:tc>
-          </w:sdtContent>
-        </w:sdt>
-        <w:tc>
-          <w:tcPr>
-            <w:tcW w:w="9175" w:type="dxa"/>
+        <w:tc>
+          <w:tcPr>
+            <w:tcW w:w="884" w:type="dxa"/>
+            <w:tcBorders>
+              <w:left w:val="nil"/>
+              <w:right w:val="nil"/>
+            </w:tcBorders>
+            <w:shd w:val="clear" w:color="auto" w:fill="auto"/>
+            <w:vAlign w:val="center"/>
+          </w:tcPr>
+          <w:p>
+            <w:pPr>
+              <w:jc w:val="center"/>
+              <w:rPr>
+                <w:rFonts w:eastAsia="Verdana"/>
+                <w:b/>
+              </w:rPr>
+            </w:pPr>
+            <w:r>
+              <w:rPr>
+                <w:rFonts w:eastAsia="Verdana" w:cs="Segoe UI"/>
+              </w:rPr>
+              <w:t>{{30</w:t>
+            </w:r>
+            <w:r>
+              <w:rPr>
+                <w:rFonts w:eastAsia="Verdana" w:cs="Segoe UI"/>
+              </w:rPr>
+              <w:t>5</w:t>
+            </w:r>
+            <w:r>
+              <w:rPr>
+                <w:rFonts w:eastAsia="Verdana" w:cs="Segoe UI"/>
+              </w:rPr>
+              <w:t>}}</w:t>
+            </w:r>
+          </w:p>
+        </w:tc>
+        <w:tc>
+          <w:tcPr>
+            <w:tcW w:w="8788" w:type="dxa"/>
             <w:tcBorders>
               <w:left w:val="nil"/>
               <w:right w:val="single" w:sz="12" w:space="0" w:color="000000"/>
@@ -9248,7 +8927,7 @@
               <w:rPr>
                 <w:rFonts w:eastAsia="Verdana"/>
               </w:rPr>
-              <w:t>,</w:t>
+              <w:t>: {{3051}}</w:t>
             </w:r>
           </w:p>
         </w:tc>
@@ -9299,67 +8978,7 @@
                 <w:rFonts w:eastAsia="Arial"/>
                 <w:b/>
               </w:rPr>
-              <w:t xml:space="preserve">a kiadási </w:t>
-            </w:r>
-            <w:proofErr w:type="gramStart"/>
-            <w:r>
-              <w:rPr>
-                <w:rFonts w:eastAsia="Arial"/>
-                <w:b/>
-              </w:rPr>
-              <w:t>dátumtól</w:t>
-            </w:r>
-            <w:proofErr w:type="gramEnd"/>
-            <w:r>
-              <w:rPr>
-                <w:rFonts w:eastAsia="Arial"/>
-                <w:b/>
-              </w:rPr>
-              <w:t xml:space="preserve"> számított </w:t>
-            </w:r>
-            <w:r>
-              <w:rPr>
-                <w:rFonts w:eastAsia="Arial"/>
-                <w:b/>
-              </w:rPr>
-              <w:t>3</w:t>
-            </w:r>
-            <w:r>
-              <w:rPr>
-                <w:rFonts w:eastAsia="Arial"/>
-                <w:b/>
-              </w:rPr>
-              <w:t xml:space="preserve"> éven belül, legkésőbb: </w:t>
-            </w:r>
-            <w:r>
-              <w:rPr>
-                <w:rFonts w:eastAsia="Arial"/>
-                <w:b/>
-              </w:rPr>
-              <w:t>…………………</w:t>
-            </w:r>
-            <w:r>
-              <w:rPr>
-                <w:rFonts w:eastAsia="Arial"/>
-                <w:b/>
-              </w:rPr>
-              <w:t>-</w:t>
-            </w:r>
-            <w:proofErr w:type="spellStart"/>
-            <w:r>
-              <w:rPr>
-                <w:rFonts w:eastAsia="Arial"/>
-                <w:b/>
-              </w:rPr>
-              <w:t>ig</w:t>
-            </w:r>
-            <w:proofErr w:type="spellEnd"/>
-            <w:r>
-              <w:rPr>
-                <w:rFonts w:eastAsia="Arial"/>
-                <w:b/>
-              </w:rPr>
-              <w:t xml:space="preserve"> kell elvégezni.</w:t>
+              <w:t>{{310}}</w:t>
             </w:r>
           </w:p>
         </w:tc>
@@ -9385,53 +9004,36 @@
             </w:pPr>
           </w:p>
         </w:tc>
-        <w:sdt>
-          <w:sdtPr>
-            <w:rPr>
-              <w:rFonts w:eastAsia="Verdana"/>
-              <w:b/>
-            </w:rPr>
-            <w:id w:val="-1518083401"/>
-            <w14:checkbox>
-              <w14:checked w14:val="0"/>
-              <w14:checkedState w14:val="2612" w14:font="MS Gothic"/>
-              <w14:uncheckedState w14:val="2610" w14:font="MS Gothic"/>
-            </w14:checkbox>
-          </w:sdtPr>
-          <w:sdtEndPr/>
-          <w:sdtContent>
-            <w:tc>
-              <w:tcPr>
-                <w:tcW w:w="497" w:type="dxa"/>
-                <w:tcBorders>
-                  <w:left w:val="nil"/>
-                  <w:right w:val="nil"/>
-                </w:tcBorders>
-                <w:shd w:val="clear" w:color="auto" w:fill="auto"/>
-                <w:vAlign w:val="center"/>
-              </w:tcPr>
-              <w:p>
-                <w:pPr>
-                  <w:jc w:val="center"/>
-                  <w:rPr>
-                    <w:rFonts w:eastAsia="Verdana"/>
-                    <w:b/>
-                  </w:rPr>
-                </w:pPr>
-                <w:r>
-                  <w:rPr>
-                    <w:rFonts w:eastAsia="MS Gothic"/>
-                    <w:b/>
-                  </w:rPr>
-                  <w:t>☐</w:t>
-                </w:r>
-              </w:p>
-            </w:tc>
-          </w:sdtContent>
-        </w:sdt>
-        <w:tc>
-          <w:tcPr>
-            <w:tcW w:w="9175" w:type="dxa"/>
+        <w:tc>
+          <w:tcPr>
+            <w:tcW w:w="884" w:type="dxa"/>
+            <w:tcBorders>
+              <w:left w:val="nil"/>
+              <w:right w:val="nil"/>
+            </w:tcBorders>
+            <w:shd w:val="clear" w:color="auto" w:fill="auto"/>
+            <w:vAlign w:val="center"/>
+          </w:tcPr>
+          <w:p>
+            <w:pPr>
+              <w:jc w:val="center"/>
+              <w:rPr>
+                <w:rFonts w:eastAsia="Verdana"/>
+                <w:b/>
+              </w:rPr>
+            </w:pPr>
+            <w:r>
+              <w:rPr>
+                <w:rFonts w:eastAsia="Verdana"/>
+                <w:b/>
+              </w:rPr>
+              <w:t>{{307}}</w:t>
+            </w:r>
+          </w:p>
+        </w:tc>
+        <w:tc>
+          <w:tcPr>
+            <w:tcW w:w="8788" w:type="dxa"/>
             <w:tcBorders>
               <w:left w:val="nil"/>
               <w:right w:val="single" w:sz="12" w:space="0" w:color="000000"/>
@@ -9546,53 +9148,36 @@
             </w:pPr>
           </w:p>
         </w:tc>
-        <w:sdt>
-          <w:sdtPr>
-            <w:rPr>
-              <w:rFonts w:eastAsia="Verdana"/>
-              <w:b/>
-            </w:rPr>
-            <w:id w:val="657734040"/>
-            <w14:checkbox>
-              <w14:checked w14:val="0"/>
-              <w14:checkedState w14:val="2612" w14:font="MS Gothic"/>
-              <w14:uncheckedState w14:val="2610" w14:font="MS Gothic"/>
-            </w14:checkbox>
-          </w:sdtPr>
-          <w:sdtEndPr/>
-          <w:sdtContent>
-            <w:tc>
-              <w:tcPr>
-                <w:tcW w:w="497" w:type="dxa"/>
-                <w:tcBorders>
-                  <w:left w:val="nil"/>
-                  <w:right w:val="nil"/>
-                </w:tcBorders>
-                <w:shd w:val="clear" w:color="auto" w:fill="auto"/>
-                <w:vAlign w:val="center"/>
-              </w:tcPr>
-              <w:p>
-                <w:pPr>
-                  <w:jc w:val="center"/>
-                  <w:rPr>
-                    <w:rFonts w:eastAsia="Verdana"/>
-                    <w:b/>
-                  </w:rPr>
-                </w:pPr>
-                <w:r>
-                  <w:rPr>
-                    <w:rFonts w:ascii="MS Gothic" w:eastAsia="MS Gothic" w:hAnsi="MS Gothic" w:hint="eastAsia"/>
-                    <w:b/>
-                  </w:rPr>
-                  <w:t>☐</w:t>
-                </w:r>
-              </w:p>
-            </w:tc>
-          </w:sdtContent>
-        </w:sdt>
-        <w:tc>
-          <w:tcPr>
-            <w:tcW w:w="9175" w:type="dxa"/>
+        <w:tc>
+          <w:tcPr>
+            <w:tcW w:w="884" w:type="dxa"/>
+            <w:tcBorders>
+              <w:left w:val="nil"/>
+              <w:right w:val="nil"/>
+            </w:tcBorders>
+            <w:shd w:val="clear" w:color="auto" w:fill="auto"/>
+            <w:vAlign w:val="center"/>
+          </w:tcPr>
+          <w:p>
+            <w:pPr>
+              <w:jc w:val="center"/>
+              <w:rPr>
+                <w:rFonts w:eastAsia="Verdana"/>
+                <w:b/>
+              </w:rPr>
+            </w:pPr>
+            <w:r>
+              <w:rPr>
+                <w:rFonts w:eastAsia="Verdana"/>
+                <w:b/>
+              </w:rPr>
+              <w:t>{{308}}</w:t>
+            </w:r>
+          </w:p>
+        </w:tc>
+        <w:tc>
+          <w:tcPr>
+            <w:tcW w:w="8788" w:type="dxa"/>
             <w:tcBorders>
               <w:left w:val="nil"/>
               <w:right w:val="single" w:sz="12" w:space="0" w:color="000000"/>
@@ -9703,53 +9288,36 @@
             </w:pPr>
           </w:p>
         </w:tc>
-        <w:sdt>
-          <w:sdtPr>
-            <w:rPr>
-              <w:rFonts w:eastAsia="Verdana"/>
-              <w:b/>
-            </w:rPr>
-            <w:id w:val="1074862857"/>
-            <w14:checkbox>
-              <w14:checked w14:val="0"/>
-              <w14:checkedState w14:val="2612" w14:font="MS Gothic"/>
-              <w14:uncheckedState w14:val="2610" w14:font="MS Gothic"/>
-            </w14:checkbox>
-          </w:sdtPr>
-          <w:sdtEndPr/>
-          <w:sdtContent>
-            <w:tc>
-              <w:tcPr>
-                <w:tcW w:w="497" w:type="dxa"/>
-                <w:tcBorders>
-                  <w:left w:val="nil"/>
-                  <w:right w:val="nil"/>
-                </w:tcBorders>
-                <w:shd w:val="clear" w:color="auto" w:fill="auto"/>
-                <w:vAlign w:val="center"/>
-              </w:tcPr>
-              <w:p>
-                <w:pPr>
-                  <w:jc w:val="center"/>
-                  <w:rPr>
-                    <w:rFonts w:eastAsia="Verdana"/>
-                    <w:b/>
-                  </w:rPr>
-                </w:pPr>
-                <w:r>
-                  <w:rPr>
-                    <w:rFonts w:eastAsia="MS Gothic"/>
-                    <w:b/>
-                  </w:rPr>
-                  <w:t>☐</w:t>
-                </w:r>
-              </w:p>
-            </w:tc>
-          </w:sdtContent>
-        </w:sdt>
-        <w:tc>
-          <w:tcPr>
-            <w:tcW w:w="9175" w:type="dxa"/>
+        <w:tc>
+          <w:tcPr>
+            <w:tcW w:w="884" w:type="dxa"/>
+            <w:tcBorders>
+              <w:left w:val="nil"/>
+              <w:right w:val="nil"/>
+            </w:tcBorders>
+            <w:shd w:val="clear" w:color="auto" w:fill="auto"/>
+            <w:vAlign w:val="center"/>
+          </w:tcPr>
+          <w:p>
+            <w:pPr>
+              <w:jc w:val="center"/>
+              <w:rPr>
+                <w:rFonts w:eastAsia="Verdana"/>
+                <w:b/>
+              </w:rPr>
+            </w:pPr>
+            <w:r>
+              <w:rPr>
+                <w:rFonts w:eastAsia="Verdana"/>
+                <w:b/>
+              </w:rPr>
+              <w:t>{{309}}</w:t>
+            </w:r>
+          </w:p>
+        </w:tc>
+        <w:tc>
+          <w:tcPr>
+            <w:tcW w:w="8788" w:type="dxa"/>
             <w:tcBorders>
               <w:left w:val="nil"/>
               <w:right w:val="single" w:sz="12" w:space="0" w:color="000000"/>
@@ -9779,6 +9347,24 @@
               <w:t>szereplő esetekben</w:t>
             </w:r>
             <w:proofErr w:type="gramEnd"/>
+            <w:r>
+              <w:rPr>
+                <w:rFonts w:eastAsia="Verdana"/>
+              </w:rPr>
+              <w:t>: {{30</w:t>
+            </w:r>
+            <w:r>
+              <w:rPr>
+                <w:rFonts w:eastAsia="Verdana"/>
+              </w:rPr>
+              <w:t>9</w:t>
+            </w:r>
+            <w:r>
+              <w:rPr>
+                <w:rFonts w:eastAsia="Verdana"/>
+              </w:rPr>
+              <w:t>1}}</w:t>
+            </w:r>
           </w:p>
         </w:tc>
       </w:tr>
@@ -9829,60 +9415,21 @@
                 <w:rFonts w:eastAsia="Verdana"/>
                 <w:b/>
               </w:rPr>
-              <w:t xml:space="preserve">a kiadási </w:t>
-            </w:r>
-            <w:proofErr w:type="gramStart"/>
+              <w:t>{{</w:t>
+            </w:r>
             <w:r>
               <w:rPr>
                 <w:rFonts w:eastAsia="Verdana"/>
                 <w:b/>
               </w:rPr>
-              <w:t>dátumtól</w:t>
-            </w:r>
-            <w:proofErr w:type="gramEnd"/>
+              <w:t>312</w:t>
+            </w:r>
             <w:r>
               <w:rPr>
                 <w:rFonts w:eastAsia="Verdana"/>
                 <w:b/>
               </w:rPr>
-              <w:t xml:space="preserve"> számított 6 éven belül, legkésőbb</w:t>
-            </w:r>
-            <w:r>
-              <w:rPr>
-                <w:rFonts w:eastAsia="Verdana"/>
-                <w:b/>
-              </w:rPr>
-              <w:t xml:space="preserve"> </w:t>
-            </w:r>
-            <w:r>
-              <w:rPr>
-                <w:rFonts w:eastAsia="Verdana"/>
-                <w:b/>
-              </w:rPr>
-              <w:t>…………………………</w:t>
-            </w:r>
-            <w:r>
-              <w:rPr>
-                <w:rFonts w:eastAsia="Verdana"/>
-                <w:b/>
-              </w:rPr>
-              <w:t>-</w:t>
-            </w:r>
-            <w:proofErr w:type="spellStart"/>
-            <w:r>
-              <w:rPr>
-                <w:rFonts w:eastAsia="Verdana"/>
-                <w:b/>
-              </w:rPr>
-              <w:t>ig</w:t>
-            </w:r>
-            <w:proofErr w:type="spellEnd"/>
-            <w:r>
-              <w:rPr>
-                <w:rFonts w:eastAsia="Verdana"/>
-                <w:b/>
-              </w:rPr>
-              <w:t xml:space="preserve"> kell elvégezni.</w:t>
+              <w:t>}}</w:t>
             </w:r>
           </w:p>
         </w:tc>
@@ -9980,21 +9527,7 @@
                 <w:rFonts w:eastAsia="Verdana"/>
                 <w:color w:val="FF0000"/>
               </w:rPr>
-              <w:t>J</w:t>
-            </w:r>
-            <w:r>
-              <w:rPr>
-                <w:rFonts w:eastAsia="Verdana"/>
-                <w:color w:val="FF0000"/>
-              </w:rPr>
-              <w:t xml:space="preserve">elen felülvizsgálat kizárólag az újonnan felszerelt </w:t>
-            </w:r>
-            <w:r>
-              <w:rPr>
-                <w:rFonts w:eastAsia="Verdana"/>
-                <w:color w:val="FF0000"/>
-              </w:rPr>
-              <w:t>kútoszlopra terjed ki.</w:t>
+              <w:t>{{313_MEGJEGYZES}}</w:t>
             </w:r>
           </w:p>
         </w:tc>
@@ -10018,14 +9551,10 @@
       </w:tblPr>
       <w:tblGrid>
         <w:gridCol w:w="709"/>
-        <w:gridCol w:w="142"/>
-        <w:gridCol w:w="2693"/>
-        <w:gridCol w:w="426"/>
-        <w:gridCol w:w="283"/>
-        <w:gridCol w:w="1276"/>
+        <w:gridCol w:w="2835"/>
+        <w:gridCol w:w="1985"/>
         <w:gridCol w:w="425"/>
-        <w:gridCol w:w="1418"/>
-        <w:gridCol w:w="425"/>
+        <w:gridCol w:w="1843"/>
         <w:gridCol w:w="2126"/>
         <w:gridCol w:w="426"/>
       </w:tblGrid>
@@ -10036,7 +9565,7 @@
         <w:tc>
           <w:tcPr>
             <w:tcW w:w="10349" w:type="dxa"/>
-            <w:gridSpan w:val="11"/>
+            <w:gridSpan w:val="7"/>
             <w:tcBorders>
               <w:top w:val="single" w:sz="12" w:space="0" w:color="auto"/>
               <w:left w:val="single" w:sz="12" w:space="0" w:color="000000"/>
@@ -10062,7 +9591,7 @@
         <w:tc>
           <w:tcPr>
             <w:tcW w:w="10349" w:type="dxa"/>
-            <w:gridSpan w:val="11"/>
+            <w:gridSpan w:val="7"/>
             <w:tcBorders>
               <w:left w:val="single" w:sz="12" w:space="0" w:color="000000"/>
               <w:right w:val="single" w:sz="12" w:space="0" w:color="000000"/>
@@ -10086,7 +9615,7 @@
         <w:tc>
           <w:tcPr>
             <w:tcW w:w="10349" w:type="dxa"/>
-            <w:gridSpan w:val="11"/>
+            <w:gridSpan w:val="7"/>
             <w:tcBorders>
               <w:top w:val="single" w:sz="4" w:space="0" w:color="auto"/>
               <w:left w:val="single" w:sz="12" w:space="0" w:color="000000"/>
@@ -10218,7 +9747,7 @@
         <w:tc>
           <w:tcPr>
             <w:tcW w:w="10349" w:type="dxa"/>
-            <w:gridSpan w:val="11"/>
+            <w:gridSpan w:val="7"/>
             <w:tcBorders>
               <w:top w:val="single" w:sz="6" w:space="0" w:color="000000"/>
               <w:left w:val="single" w:sz="12" w:space="0" w:color="000000"/>
@@ -10263,7 +9792,7 @@
         <w:tc>
           <w:tcPr>
             <w:tcW w:w="5245" w:type="dxa"/>
-            <w:gridSpan w:val="6"/>
+            <w:gridSpan w:val="3"/>
             <w:tcBorders>
               <w:left w:val="nil"/>
             </w:tcBorders>
@@ -10510,7 +10039,7 @@
         <w:tc>
           <w:tcPr>
             <w:tcW w:w="3969" w:type="dxa"/>
-            <w:gridSpan w:val="3"/>
+            <w:gridSpan w:val="2"/>
             <w:tcBorders>
               <w:left w:val="nil"/>
               <w:bottom w:val="dotted" w:sz="4" w:space="0" w:color="auto"/>
@@ -10596,7 +10125,7 @@
         <w:tc>
           <w:tcPr>
             <w:tcW w:w="5245" w:type="dxa"/>
-            <w:gridSpan w:val="6"/>
+            <w:gridSpan w:val="3"/>
             <w:tcBorders>
               <w:left w:val="nil"/>
             </w:tcBorders>
@@ -10774,7 +10303,7 @@
         <w:tc>
           <w:tcPr>
             <w:tcW w:w="3969" w:type="dxa"/>
-            <w:gridSpan w:val="3"/>
+            <w:gridSpan w:val="2"/>
             <w:tcBorders>
               <w:left w:val="nil"/>
               <w:bottom w:val="dotted" w:sz="4" w:space="0" w:color="auto"/>
@@ -10860,7 +10389,7 @@
         <w:tc>
           <w:tcPr>
             <w:tcW w:w="5245" w:type="dxa"/>
-            <w:gridSpan w:val="6"/>
+            <w:gridSpan w:val="3"/>
             <w:tcBorders>
               <w:left w:val="nil"/>
             </w:tcBorders>
@@ -11037,7 +10566,7 @@
         <w:tc>
           <w:tcPr>
             <w:tcW w:w="3969" w:type="dxa"/>
-            <w:gridSpan w:val="3"/>
+            <w:gridSpan w:val="2"/>
             <w:tcBorders>
               <w:left w:val="nil"/>
               <w:bottom w:val="dotted" w:sz="4" w:space="0" w:color="auto"/>
@@ -11116,7 +10645,7 @@
         <w:tc>
           <w:tcPr>
             <w:tcW w:w="9640" w:type="dxa"/>
-            <w:gridSpan w:val="10"/>
+            <w:gridSpan w:val="6"/>
             <w:tcBorders>
               <w:left w:val="nil"/>
               <w:right w:val="single" w:sz="12" w:space="0" w:color="000000"/>
@@ -11572,7 +11101,7 @@
         <w:tc>
           <w:tcPr>
             <w:tcW w:w="9640" w:type="dxa"/>
-            <w:gridSpan w:val="10"/>
+            <w:gridSpan w:val="6"/>
             <w:tcBorders>
               <w:left w:val="nil"/>
               <w:right w:val="single" w:sz="12" w:space="0" w:color="000000"/>
@@ -11605,8 +11134,6 @@
               </w:rPr>
               <w:t>-, / TT-, / IT-rendszer)</w:t>
             </w:r>
-            <w:bookmarkStart w:id="0" w:name="_GoBack"/>
-            <w:bookmarkEnd w:id="0"/>
           </w:p>
         </w:tc>
       </w:tr>
@@ -11644,7 +11171,7 @@
         <w:tc>
           <w:tcPr>
             <w:tcW w:w="9640" w:type="dxa"/>
-            <w:gridSpan w:val="10"/>
+            <w:gridSpan w:val="6"/>
             <w:tcBorders>
               <w:left w:val="nil"/>
               <w:right w:val="single" w:sz="12" w:space="0" w:color="000000"/>
@@ -11703,7 +11230,7 @@
         <w:tc>
           <w:tcPr>
             <w:tcW w:w="9640" w:type="dxa"/>
-            <w:gridSpan w:val="10"/>
+            <w:gridSpan w:val="6"/>
             <w:tcBorders>
               <w:left w:val="nil"/>
               <w:right w:val="single" w:sz="12" w:space="0" w:color="000000"/>
@@ -11761,7 +11288,7 @@
         <w:tc>
           <w:tcPr>
             <w:tcW w:w="9640" w:type="dxa"/>
-            <w:gridSpan w:val="10"/>
+            <w:gridSpan w:val="6"/>
             <w:tcBorders>
               <w:left w:val="nil"/>
               <w:right w:val="single" w:sz="12" w:space="0" w:color="000000"/>
@@ -11819,7 +11346,7 @@
         <w:tc>
           <w:tcPr>
             <w:tcW w:w="9640" w:type="dxa"/>
-            <w:gridSpan w:val="10"/>
+            <w:gridSpan w:val="6"/>
             <w:tcBorders>
               <w:left w:val="nil"/>
               <w:right w:val="single" w:sz="12" w:space="0" w:color="000000"/>
@@ -11877,7 +11404,7 @@
         <w:tc>
           <w:tcPr>
             <w:tcW w:w="9640" w:type="dxa"/>
-            <w:gridSpan w:val="10"/>
+            <w:gridSpan w:val="6"/>
             <w:tcBorders>
               <w:left w:val="nil"/>
               <w:right w:val="single" w:sz="12" w:space="0" w:color="000000"/>
@@ -11941,7 +11468,6 @@
         <w:tc>
           <w:tcPr>
             <w:tcW w:w="2835" w:type="dxa"/>
-            <w:gridSpan w:val="2"/>
             <w:tcBorders>
               <w:left w:val="nil"/>
               <w:right w:val="nil"/>
@@ -11966,7 +11492,7 @@
         <w:tc>
           <w:tcPr>
             <w:tcW w:w="6379" w:type="dxa"/>
-            <w:gridSpan w:val="7"/>
+            <w:gridSpan w:val="4"/>
             <w:tcBorders>
               <w:left w:val="nil"/>
               <w:bottom w:val="dotted" w:sz="4" w:space="0" w:color="auto"/>
@@ -12036,7 +11562,6 @@
         <w:tc>
           <w:tcPr>
             <w:tcW w:w="2835" w:type="dxa"/>
-            <w:gridSpan w:val="2"/>
             <w:tcBorders>
               <w:left w:val="nil"/>
               <w:right w:val="nil"/>
@@ -12061,7 +11586,7 @@
         <w:tc>
           <w:tcPr>
             <w:tcW w:w="6379" w:type="dxa"/>
-            <w:gridSpan w:val="7"/>
+            <w:gridSpan w:val="4"/>
             <w:tcBorders>
               <w:left w:val="nil"/>
               <w:bottom w:val="dotted" w:sz="4" w:space="0" w:color="auto"/>
@@ -12131,7 +11656,7 @@
         <w:tc>
           <w:tcPr>
             <w:tcW w:w="7088" w:type="dxa"/>
-            <w:gridSpan w:val="8"/>
+            <w:gridSpan w:val="4"/>
             <w:tcBorders>
               <w:left w:val="nil"/>
               <w:right w:val="nil"/>
@@ -12570,7 +12095,7 @@
         <w:tc>
           <w:tcPr>
             <w:tcW w:w="4820" w:type="dxa"/>
-            <w:gridSpan w:val="5"/>
+            <w:gridSpan w:val="2"/>
             <w:tcBorders>
               <w:left w:val="nil"/>
             </w:tcBorders>
@@ -12595,7 +12120,7 @@
         <w:tc>
           <w:tcPr>
             <w:tcW w:w="4394" w:type="dxa"/>
-            <w:gridSpan w:val="4"/>
+            <w:gridSpan w:val="3"/>
             <w:tcBorders>
               <w:left w:val="nil"/>
               <w:bottom w:val="dotted" w:sz="4" w:space="0" w:color="auto"/>
@@ -12665,7 +12190,7 @@
         <w:tc>
           <w:tcPr>
             <w:tcW w:w="9640" w:type="dxa"/>
-            <w:gridSpan w:val="10"/>
+            <w:gridSpan w:val="6"/>
             <w:tcBorders>
               <w:left w:val="nil"/>
               <w:right w:val="single" w:sz="12" w:space="0" w:color="000000"/>
@@ -12715,6 +12240,767 @@
               </w:rPr>
               <w:t>:</w:t>
             </w:r>
+          </w:p>
+        </w:tc>
+      </w:tr>
+    </w:tbl>
+    <w:p>
+      <w:pPr>
+        <w:ind w:right="-17"/>
+        <w:jc w:val="center"/>
+        <w:rPr>
+          <w:rFonts w:eastAsia="Verdana" w:cs="Verdana"/>
+          <w:szCs w:val="22"/>
+        </w:rPr>
+        <w:sectPr>
+          <w:headerReference w:type="even" r:id="rId7"/>
+          <w:footerReference w:type="default" r:id="rId8"/>
+          <w:headerReference w:type="first" r:id="rId9"/>
+          <w:pgSz w:w="11906" w:h="16838"/>
+          <w:pgMar w:top="993" w:right="1417" w:bottom="1135" w:left="1417" w:header="567" w:footer="567" w:gutter="0"/>
+          <w:cols w:space="708"/>
+          <w:docGrid w:linePitch="360"/>
+        </w:sectPr>
+      </w:pPr>
+    </w:p>
+    <w:tbl>
+      <w:tblPr>
+        <w:tblW w:w="10348" w:type="dxa"/>
+        <w:tblInd w:w="-582" w:type="dxa"/>
+        <w:tblLayout w:type="fixed"/>
+        <w:tblCellMar>
+          <w:left w:w="0" w:type="dxa"/>
+          <w:right w:w="0" w:type="dxa"/>
+        </w:tblCellMar>
+        <w:tblLook w:val="01E0" w:firstRow="1" w:lastRow="1" w:firstColumn="1" w:lastColumn="1" w:noHBand="0" w:noVBand="0"/>
+      </w:tblPr>
+      <w:tblGrid>
+        <w:gridCol w:w="1560"/>
+        <w:gridCol w:w="2551"/>
+        <w:gridCol w:w="2835"/>
+        <w:gridCol w:w="3402"/>
+      </w:tblGrid>
+      <w:tr>
+        <w:trPr>
+          <w:trHeight w:val="283"/>
+        </w:trPr>
+        <w:tc>
+          <w:tcPr>
+            <w:tcW w:w="1560" w:type="dxa"/>
+            <w:tcBorders>
+              <w:left w:val="single" w:sz="12" w:space="0" w:color="000000"/>
+              <w:right w:val="nil"/>
+            </w:tcBorders>
+            <w:vAlign w:val="center"/>
+          </w:tcPr>
+          <w:p>
+            <w:pPr>
+              <w:ind w:right="-17"/>
+              <w:jc w:val="center"/>
+              <w:rPr>
+                <w:rFonts w:eastAsia="Verdana" w:cs="Verdana"/>
+                <w:szCs w:val="22"/>
+              </w:rPr>
+            </w:pPr>
+            <w:r>
+              <w:rPr>
+                <w:rFonts w:eastAsia="Verdana"/>
+                <w:i/>
+                <w:sz w:val="20"/>
+              </w:rPr>
+              <w:t>Jogszabályok</w:t>
+            </w:r>
+            <w:r>
+              <w:rPr>
+                <w:rFonts w:eastAsia="Verdana"/>
+                <w:i/>
+                <w:sz w:val="20"/>
+              </w:rPr>
+              <w:t>:</w:t>
+            </w:r>
+          </w:p>
+        </w:tc>
+        <w:tc>
+          <w:tcPr>
+            <w:tcW w:w="2551" w:type="dxa"/>
+            <w:tcBorders>
+              <w:top w:val="single" w:sz="4" w:space="0" w:color="auto"/>
+              <w:left w:val="single" w:sz="4" w:space="0" w:color="auto"/>
+              <w:bottom w:val="single" w:sz="4" w:space="0" w:color="auto"/>
+              <w:right w:val="single" w:sz="4" w:space="0" w:color="auto"/>
+            </w:tcBorders>
+            <w:vAlign w:val="center"/>
+          </w:tcPr>
+          <w:p>
+            <w:pPr>
+              <w:tabs>
+                <w:tab w:val="left" w:pos="916"/>
+                <w:tab w:val="left" w:pos="1832"/>
+                <w:tab w:val="left" w:pos="2748"/>
+                <w:tab w:val="left" w:pos="3664"/>
+                <w:tab w:val="left" w:pos="4580"/>
+                <w:tab w:val="left" w:pos="5496"/>
+                <w:tab w:val="left" w:pos="6412"/>
+                <w:tab w:val="left" w:pos="7328"/>
+                <w:tab w:val="left" w:pos="8244"/>
+                <w:tab w:val="left" w:pos="9160"/>
+                <w:tab w:val="left" w:pos="10076"/>
+                <w:tab w:val="left" w:pos="10992"/>
+                <w:tab w:val="left" w:pos="11908"/>
+                <w:tab w:val="left" w:pos="12824"/>
+                <w:tab w:val="left" w:pos="13740"/>
+                <w:tab w:val="left" w:pos="14656"/>
+              </w:tabs>
+              <w:rPr>
+                <w:rFonts w:ascii="Cascadia Mono" w:hAnsi="Cascadia Mono" w:cs="Courier New"/>
+                <w:color w:val="000000"/>
+                <w:sz w:val="18"/>
+                <w:szCs w:val="18"/>
+                <w:lang w:eastAsia="hu-HU"/>
+              </w:rPr>
+            </w:pPr>
+            <w:r>
+              <w:rPr>
+                <w:rFonts w:ascii="Cascadia Mono" w:hAnsi="Cascadia Mono" w:cs="Courier New"/>
+                <w:color w:val="000000"/>
+                <w:sz w:val="18"/>
+                <w:szCs w:val="18"/>
+                <w:lang w:eastAsia="hu-HU"/>
+              </w:rPr>
+              <w:t>{{</w:t>
+            </w:r>
+            <w:proofErr w:type="spellStart"/>
+            <w:r>
+              <w:rPr>
+                <w:rFonts w:ascii="Cascadia Mono" w:hAnsi="Cascadia Mono" w:cs="Courier New"/>
+                <w:color w:val="000000"/>
+                <w:sz w:val="18"/>
+                <w:szCs w:val="18"/>
+                <w:lang w:eastAsia="hu-HU"/>
+              </w:rPr>
+              <w:t>jsz_szam</w:t>
+            </w:r>
+            <w:proofErr w:type="spellEnd"/>
+            <w:r>
+              <w:rPr>
+                <w:rFonts w:ascii="Cascadia Mono" w:hAnsi="Cascadia Mono" w:cs="Courier New"/>
+                <w:color w:val="000000"/>
+                <w:sz w:val="18"/>
+                <w:szCs w:val="18"/>
+                <w:lang w:eastAsia="hu-HU"/>
+              </w:rPr>
+              <w:t>}}</w:t>
+            </w:r>
+          </w:p>
+        </w:tc>
+        <w:tc>
+          <w:tcPr>
+            <w:tcW w:w="2835" w:type="dxa"/>
+            <w:tcBorders>
+              <w:top w:val="single" w:sz="4" w:space="0" w:color="auto"/>
+              <w:left w:val="single" w:sz="4" w:space="0" w:color="auto"/>
+              <w:bottom w:val="single" w:sz="4" w:space="0" w:color="auto"/>
+              <w:right w:val="single" w:sz="12" w:space="0" w:color="000000"/>
+            </w:tcBorders>
+            <w:shd w:val="clear" w:color="auto" w:fill="auto"/>
+            <w:vAlign w:val="center"/>
+          </w:tcPr>
+          <w:p>
+            <w:pPr>
+              <w:tabs>
+                <w:tab w:val="left" w:pos="916"/>
+                <w:tab w:val="left" w:pos="1832"/>
+                <w:tab w:val="left" w:pos="2748"/>
+                <w:tab w:val="left" w:pos="3664"/>
+                <w:tab w:val="left" w:pos="4580"/>
+                <w:tab w:val="left" w:pos="5496"/>
+                <w:tab w:val="left" w:pos="6412"/>
+                <w:tab w:val="left" w:pos="7328"/>
+                <w:tab w:val="left" w:pos="8244"/>
+                <w:tab w:val="left" w:pos="9160"/>
+                <w:tab w:val="left" w:pos="10076"/>
+                <w:tab w:val="left" w:pos="10992"/>
+                <w:tab w:val="left" w:pos="11908"/>
+                <w:tab w:val="left" w:pos="12824"/>
+                <w:tab w:val="left" w:pos="13740"/>
+                <w:tab w:val="left" w:pos="14656"/>
+              </w:tabs>
+              <w:rPr>
+                <w:rFonts w:ascii="Cascadia Mono" w:hAnsi="Cascadia Mono" w:cs="Courier New"/>
+                <w:color w:val="000000"/>
+                <w:sz w:val="18"/>
+                <w:szCs w:val="18"/>
+                <w:lang w:eastAsia="hu-HU"/>
+              </w:rPr>
+            </w:pPr>
+          </w:p>
+        </w:tc>
+        <w:tc>
+          <w:tcPr>
+            <w:tcW w:w="3402" w:type="dxa"/>
+            <w:tcBorders>
+              <w:top w:val="single" w:sz="4" w:space="0" w:color="auto"/>
+              <w:bottom w:val="single" w:sz="4" w:space="0" w:color="auto"/>
+              <w:right w:val="single" w:sz="12" w:space="0" w:color="000000"/>
+            </w:tcBorders>
+            <w:shd w:val="clear" w:color="auto" w:fill="auto"/>
+            <w:vAlign w:val="center"/>
+          </w:tcPr>
+          <w:p>
+            <w:pPr>
+              <w:tabs>
+                <w:tab w:val="left" w:pos="916"/>
+                <w:tab w:val="left" w:pos="1832"/>
+                <w:tab w:val="left" w:pos="2748"/>
+                <w:tab w:val="left" w:pos="3664"/>
+                <w:tab w:val="left" w:pos="4580"/>
+                <w:tab w:val="left" w:pos="5496"/>
+                <w:tab w:val="left" w:pos="6412"/>
+                <w:tab w:val="left" w:pos="7328"/>
+                <w:tab w:val="left" w:pos="8244"/>
+                <w:tab w:val="left" w:pos="9160"/>
+                <w:tab w:val="left" w:pos="10076"/>
+                <w:tab w:val="left" w:pos="10992"/>
+                <w:tab w:val="left" w:pos="11908"/>
+                <w:tab w:val="left" w:pos="12824"/>
+                <w:tab w:val="left" w:pos="13740"/>
+                <w:tab w:val="left" w:pos="14656"/>
+              </w:tabs>
+              <w:rPr>
+                <w:rFonts w:eastAsia="Verdana"/>
+                <w:i/>
+                <w:sz w:val="20"/>
+              </w:rPr>
+            </w:pPr>
+          </w:p>
+        </w:tc>
+      </w:tr>
+    </w:tbl>
+    <w:p>
+      <w:pPr>
+        <w:ind w:right="-17"/>
+        <w:rPr>
+          <w:rFonts w:eastAsia="Verdana" w:cs="Verdana"/>
+          <w:szCs w:val="22"/>
+        </w:rPr>
+      </w:pPr>
+    </w:p>
+    <w:p>
+      <w:pPr>
+        <w:ind w:right="-17"/>
+        <w:jc w:val="center"/>
+        <w:rPr>
+          <w:rFonts w:eastAsia="Verdana" w:cs="Verdana"/>
+          <w:szCs w:val="22"/>
+        </w:rPr>
+        <w:sectPr>
+          <w:type w:val="continuous"/>
+          <w:pgSz w:w="11906" w:h="16838"/>
+          <w:pgMar w:top="993" w:right="1417" w:bottom="1135" w:left="1417" w:header="567" w:footer="567" w:gutter="0"/>
+          <w:cols w:space="708"/>
+          <w:docGrid w:linePitch="360"/>
+        </w:sectPr>
+      </w:pPr>
+    </w:p>
+    <w:tbl>
+      <w:tblPr>
+        <w:tblW w:w="10348" w:type="dxa"/>
+        <w:tblInd w:w="-582" w:type="dxa"/>
+        <w:tblLayout w:type="fixed"/>
+        <w:tblCellMar>
+          <w:left w:w="0" w:type="dxa"/>
+          <w:right w:w="0" w:type="dxa"/>
+        </w:tblCellMar>
+        <w:tblLook w:val="01E0" w:firstRow="1" w:lastRow="1" w:firstColumn="1" w:lastColumn="1" w:noHBand="0" w:noVBand="0"/>
+      </w:tblPr>
+      <w:tblGrid>
+        <w:gridCol w:w="1560"/>
+        <w:gridCol w:w="2551"/>
+        <w:gridCol w:w="2835"/>
+        <w:gridCol w:w="3402"/>
+      </w:tblGrid>
+      <w:tr>
+        <w:trPr>
+          <w:trHeight w:val="283"/>
+        </w:trPr>
+        <w:tc>
+          <w:tcPr>
+            <w:tcW w:w="1560" w:type="dxa"/>
+            <w:tcBorders>
+              <w:left w:val="single" w:sz="12" w:space="0" w:color="000000"/>
+              <w:right w:val="nil"/>
+            </w:tcBorders>
+            <w:vAlign w:val="center"/>
+          </w:tcPr>
+          <w:p>
+            <w:pPr>
+              <w:ind w:right="-17"/>
+              <w:jc w:val="center"/>
+              <w:rPr>
+                <w:rFonts w:eastAsia="Verdana" w:cs="Verdana"/>
+                <w:szCs w:val="22"/>
+              </w:rPr>
+            </w:pPr>
+            <w:r>
+              <w:rPr>
+                <w:rFonts w:eastAsia="Verdana"/>
+                <w:i/>
+                <w:sz w:val="20"/>
+              </w:rPr>
+              <w:t>Szabványok:</w:t>
+            </w:r>
+          </w:p>
+        </w:tc>
+        <w:tc>
+          <w:tcPr>
+            <w:tcW w:w="2551" w:type="dxa"/>
+            <w:tcBorders>
+              <w:top w:val="single" w:sz="4" w:space="0" w:color="auto"/>
+              <w:left w:val="single" w:sz="4" w:space="0" w:color="auto"/>
+              <w:bottom w:val="single" w:sz="4" w:space="0" w:color="auto"/>
+              <w:right w:val="single" w:sz="4" w:space="0" w:color="auto"/>
+            </w:tcBorders>
+            <w:vAlign w:val="center"/>
+          </w:tcPr>
+          <w:p>
+            <w:pPr>
+              <w:tabs>
+                <w:tab w:val="left" w:pos="916"/>
+                <w:tab w:val="left" w:pos="1832"/>
+                <w:tab w:val="left" w:pos="2748"/>
+                <w:tab w:val="left" w:pos="3664"/>
+                <w:tab w:val="left" w:pos="4580"/>
+                <w:tab w:val="left" w:pos="5496"/>
+                <w:tab w:val="left" w:pos="6412"/>
+                <w:tab w:val="left" w:pos="7328"/>
+                <w:tab w:val="left" w:pos="8244"/>
+                <w:tab w:val="left" w:pos="9160"/>
+                <w:tab w:val="left" w:pos="10076"/>
+                <w:tab w:val="left" w:pos="10992"/>
+                <w:tab w:val="left" w:pos="11908"/>
+                <w:tab w:val="left" w:pos="12824"/>
+                <w:tab w:val="left" w:pos="13740"/>
+                <w:tab w:val="left" w:pos="14656"/>
+              </w:tabs>
+              <w:rPr>
+                <w:rFonts w:ascii="Cascadia Mono" w:hAnsi="Cascadia Mono" w:cs="Courier New"/>
+                <w:color w:val="000000"/>
+                <w:sz w:val="18"/>
+                <w:szCs w:val="18"/>
+                <w:lang w:eastAsia="hu-HU"/>
+              </w:rPr>
+            </w:pPr>
+            <w:r>
+              <w:rPr>
+                <w:rFonts w:ascii="Cascadia Mono" w:hAnsi="Cascadia Mono" w:cs="Courier New"/>
+                <w:color w:val="000000"/>
+                <w:sz w:val="18"/>
+                <w:szCs w:val="18"/>
+                <w:lang w:eastAsia="hu-HU"/>
+              </w:rPr>
+              <w:t>{{</w:t>
+            </w:r>
+            <w:proofErr w:type="spellStart"/>
+            <w:r>
+              <w:rPr>
+                <w:rFonts w:ascii="Cascadia Mono" w:hAnsi="Cascadia Mono" w:cs="Courier New"/>
+                <w:color w:val="000000"/>
+                <w:sz w:val="18"/>
+                <w:szCs w:val="18"/>
+                <w:lang w:eastAsia="hu-HU"/>
+              </w:rPr>
+              <w:t>sz_szam</w:t>
+            </w:r>
+            <w:proofErr w:type="spellEnd"/>
+            <w:r>
+              <w:rPr>
+                <w:rFonts w:ascii="Cascadia Mono" w:hAnsi="Cascadia Mono" w:cs="Courier New"/>
+                <w:color w:val="000000"/>
+                <w:sz w:val="18"/>
+                <w:szCs w:val="18"/>
+                <w:lang w:eastAsia="hu-HU"/>
+              </w:rPr>
+              <w:t>}}</w:t>
+            </w:r>
+          </w:p>
+        </w:tc>
+        <w:tc>
+          <w:tcPr>
+            <w:tcW w:w="2835" w:type="dxa"/>
+            <w:tcBorders>
+              <w:top w:val="single" w:sz="4" w:space="0" w:color="auto"/>
+              <w:left w:val="single" w:sz="4" w:space="0" w:color="auto"/>
+              <w:bottom w:val="single" w:sz="4" w:space="0" w:color="auto"/>
+              <w:right w:val="single" w:sz="12" w:space="0" w:color="000000"/>
+            </w:tcBorders>
+            <w:shd w:val="clear" w:color="auto" w:fill="auto"/>
+            <w:vAlign w:val="center"/>
+          </w:tcPr>
+          <w:p>
+            <w:pPr>
+              <w:tabs>
+                <w:tab w:val="left" w:pos="916"/>
+                <w:tab w:val="left" w:pos="1832"/>
+                <w:tab w:val="left" w:pos="2748"/>
+                <w:tab w:val="left" w:pos="3664"/>
+                <w:tab w:val="left" w:pos="4580"/>
+                <w:tab w:val="left" w:pos="5496"/>
+                <w:tab w:val="left" w:pos="6412"/>
+                <w:tab w:val="left" w:pos="7328"/>
+                <w:tab w:val="left" w:pos="8244"/>
+                <w:tab w:val="left" w:pos="9160"/>
+                <w:tab w:val="left" w:pos="10076"/>
+                <w:tab w:val="left" w:pos="10992"/>
+                <w:tab w:val="left" w:pos="11908"/>
+                <w:tab w:val="left" w:pos="12824"/>
+                <w:tab w:val="left" w:pos="13740"/>
+                <w:tab w:val="left" w:pos="14656"/>
+              </w:tabs>
+              <w:rPr>
+                <w:rFonts w:ascii="Cascadia Mono" w:hAnsi="Cascadia Mono" w:cs="Courier New"/>
+                <w:color w:val="000000"/>
+                <w:sz w:val="18"/>
+                <w:szCs w:val="18"/>
+                <w:lang w:eastAsia="hu-HU"/>
+              </w:rPr>
+            </w:pPr>
+          </w:p>
+        </w:tc>
+        <w:tc>
+          <w:tcPr>
+            <w:tcW w:w="3402" w:type="dxa"/>
+            <w:tcBorders>
+              <w:top w:val="single" w:sz="4" w:space="0" w:color="auto"/>
+              <w:bottom w:val="single" w:sz="4" w:space="0" w:color="auto"/>
+              <w:right w:val="single" w:sz="12" w:space="0" w:color="000000"/>
+            </w:tcBorders>
+            <w:shd w:val="clear" w:color="auto" w:fill="auto"/>
+            <w:vAlign w:val="center"/>
+          </w:tcPr>
+          <w:p>
+            <w:pPr>
+              <w:tabs>
+                <w:tab w:val="left" w:pos="916"/>
+                <w:tab w:val="left" w:pos="1832"/>
+                <w:tab w:val="left" w:pos="2748"/>
+                <w:tab w:val="left" w:pos="3664"/>
+                <w:tab w:val="left" w:pos="4580"/>
+                <w:tab w:val="left" w:pos="5496"/>
+                <w:tab w:val="left" w:pos="6412"/>
+                <w:tab w:val="left" w:pos="7328"/>
+                <w:tab w:val="left" w:pos="8244"/>
+                <w:tab w:val="left" w:pos="9160"/>
+                <w:tab w:val="left" w:pos="10076"/>
+                <w:tab w:val="left" w:pos="10992"/>
+                <w:tab w:val="left" w:pos="11908"/>
+                <w:tab w:val="left" w:pos="12824"/>
+                <w:tab w:val="left" w:pos="13740"/>
+                <w:tab w:val="left" w:pos="14656"/>
+              </w:tabs>
+              <w:rPr>
+                <w:rFonts w:eastAsia="Verdana"/>
+                <w:i/>
+                <w:sz w:val="20"/>
+              </w:rPr>
+            </w:pPr>
+          </w:p>
+        </w:tc>
+      </w:tr>
+    </w:tbl>
+    <w:p>
+      <w:pPr>
+        <w:ind w:right="-17"/>
+        <w:rPr>
+          <w:rFonts w:eastAsia="Verdana" w:cs="Verdana"/>
+          <w:szCs w:val="22"/>
+        </w:rPr>
+      </w:pPr>
+    </w:p>
+    <w:p>
+      <w:pPr>
+        <w:ind w:right="-17"/>
+        <w:jc w:val="center"/>
+        <w:rPr>
+          <w:rFonts w:eastAsia="Verdana" w:cs="Verdana"/>
+          <w:szCs w:val="22"/>
+        </w:rPr>
+        <w:sectPr>
+          <w:type w:val="continuous"/>
+          <w:pgSz w:w="11906" w:h="16838"/>
+          <w:pgMar w:top="993" w:right="1417" w:bottom="1135" w:left="1417" w:header="567" w:footer="567" w:gutter="0"/>
+          <w:cols w:space="708"/>
+          <w:docGrid w:linePitch="360"/>
+        </w:sectPr>
+      </w:pPr>
+    </w:p>
+    <w:tbl>
+      <w:tblPr>
+        <w:tblW w:w="10352" w:type="dxa"/>
+        <w:tblInd w:w="-582" w:type="dxa"/>
+        <w:tblLayout w:type="fixed"/>
+        <w:tblCellMar>
+          <w:left w:w="0" w:type="dxa"/>
+          <w:right w:w="0" w:type="dxa"/>
+        </w:tblCellMar>
+        <w:tblLook w:val="01E0" w:firstRow="1" w:lastRow="1" w:firstColumn="1" w:lastColumn="1" w:noHBand="0" w:noVBand="0"/>
+      </w:tblPr>
+      <w:tblGrid>
+        <w:gridCol w:w="709"/>
+        <w:gridCol w:w="142"/>
+        <w:gridCol w:w="3122"/>
+        <w:gridCol w:w="283"/>
+        <w:gridCol w:w="5670"/>
+        <w:gridCol w:w="426"/>
+      </w:tblGrid>
+      <w:tr>
+        <w:trPr>
+          <w:trHeight w:val="283"/>
+        </w:trPr>
+        <w:tc>
+          <w:tcPr>
+            <w:tcW w:w="709" w:type="dxa"/>
+            <w:tcBorders>
+              <w:left w:val="single" w:sz="12" w:space="0" w:color="000000"/>
+              <w:right w:val="nil"/>
+            </w:tcBorders>
+            <w:vAlign w:val="center"/>
+          </w:tcPr>
+          <w:p>
+            <w:pPr>
+              <w:ind w:right="-17"/>
+              <w:jc w:val="center"/>
+              <w:rPr>
+                <w:rFonts w:eastAsia="Verdana" w:cs="Verdana"/>
+                <w:szCs w:val="22"/>
+              </w:rPr>
+            </w:pPr>
+          </w:p>
+        </w:tc>
+        <w:tc>
+          <w:tcPr>
+            <w:tcW w:w="3264" w:type="dxa"/>
+            <w:gridSpan w:val="2"/>
+            <w:tcBorders>
+              <w:left w:val="nil"/>
+              <w:right w:val="single" w:sz="4" w:space="0" w:color="auto"/>
+            </w:tcBorders>
+            <w:vAlign w:val="center"/>
+          </w:tcPr>
+          <w:p>
+            <w:pPr>
+              <w:ind w:left="284" w:right="141"/>
+              <w:rPr>
+                <w:rFonts w:eastAsia="Verdana"/>
+                <w:i/>
+                <w:sz w:val="20"/>
+              </w:rPr>
+            </w:pPr>
+            <w:r>
+              <w:rPr>
+                <w:rFonts w:eastAsia="Verdana"/>
+                <w:i/>
+                <w:sz w:val="20"/>
+              </w:rPr>
+              <w:t>Tűzvédelmi Műszaki Irányelvek:</w:t>
+            </w:r>
+          </w:p>
+        </w:tc>
+        <w:tc>
+          <w:tcPr>
+            <w:tcW w:w="283" w:type="dxa"/>
+            <w:tcBorders>
+              <w:top w:val="single" w:sz="4" w:space="0" w:color="auto"/>
+              <w:left w:val="single" w:sz="4" w:space="0" w:color="auto"/>
+            </w:tcBorders>
+            <w:vAlign w:val="center"/>
+          </w:tcPr>
+          <w:p>
+            <w:pPr>
+              <w:ind w:left="140" w:right="-17"/>
+              <w:rPr>
+                <w:rFonts w:eastAsia="Verdana"/>
+                <w:i/>
+                <w:sz w:val="20"/>
+              </w:rPr>
+            </w:pPr>
+          </w:p>
+        </w:tc>
+        <w:tc>
+          <w:tcPr>
+            <w:tcW w:w="5670" w:type="dxa"/>
+            <w:tcBorders>
+              <w:top w:val="single" w:sz="4" w:space="0" w:color="auto"/>
+              <w:right w:val="single" w:sz="4" w:space="0" w:color="auto"/>
+            </w:tcBorders>
+            <w:shd w:val="clear" w:color="auto" w:fill="auto"/>
+            <w:vAlign w:val="center"/>
+          </w:tcPr>
+          <w:p>
+            <w:pPr>
+              <w:ind w:right="-17"/>
+              <w:rPr>
+                <w:rFonts w:eastAsia="Verdana"/>
+                <w:i/>
+                <w:sz w:val="20"/>
+              </w:rPr>
+            </w:pPr>
+            <w:proofErr w:type="spellStart"/>
+            <w:r>
+              <w:rPr>
+                <w:rFonts w:eastAsia="Verdana"/>
+                <w:i/>
+                <w:sz w:val="20"/>
+              </w:rPr>
+              <w:t>TvMI</w:t>
+            </w:r>
+            <w:proofErr w:type="spellEnd"/>
+            <w:r>
+              <w:rPr>
+                <w:rFonts w:eastAsia="Verdana"/>
+                <w:i/>
+                <w:sz w:val="20"/>
+              </w:rPr>
+              <w:t xml:space="preserve"> 7.5:2022.06.13.</w:t>
+            </w:r>
+            <w:r>
+              <w:rPr>
+                <w:rFonts w:eastAsia="Verdana"/>
+                <w:i/>
+                <w:sz w:val="20"/>
+              </w:rPr>
+              <w:t xml:space="preserve"> (</w:t>
+            </w:r>
+            <w:proofErr w:type="spellStart"/>
+            <w:r>
+              <w:rPr>
+                <w:rFonts w:eastAsia="Verdana"/>
+                <w:i/>
+                <w:sz w:val="20"/>
+              </w:rPr>
+              <w:t>vill</w:t>
+            </w:r>
+            <w:proofErr w:type="spellEnd"/>
+            <w:r>
+              <w:rPr>
+                <w:rFonts w:eastAsia="Verdana"/>
+                <w:i/>
+                <w:sz w:val="20"/>
+              </w:rPr>
+              <w:t xml:space="preserve">. </w:t>
+            </w:r>
+            <w:proofErr w:type="spellStart"/>
+            <w:r>
+              <w:rPr>
+                <w:rFonts w:eastAsia="Verdana"/>
+                <w:i/>
+                <w:sz w:val="20"/>
+              </w:rPr>
+              <w:t>ber</w:t>
+            </w:r>
+            <w:proofErr w:type="spellEnd"/>
+            <w:proofErr w:type="gramStart"/>
+            <w:r>
+              <w:rPr>
+                <w:rFonts w:eastAsia="Verdana"/>
+                <w:i/>
+                <w:sz w:val="20"/>
+              </w:rPr>
+              <w:t>.,</w:t>
+            </w:r>
+            <w:proofErr w:type="gramEnd"/>
+            <w:r>
+              <w:rPr>
+                <w:rFonts w:eastAsia="Verdana"/>
+                <w:i/>
+                <w:sz w:val="20"/>
+              </w:rPr>
+              <w:t xml:space="preserve"> villámvédelem, elektrosztatika)</w:t>
+            </w:r>
+          </w:p>
+          <w:p>
+            <w:pPr>
+              <w:ind w:right="-17"/>
+              <w:rPr>
+                <w:rFonts w:eastAsia="Verdana"/>
+                <w:i/>
+                <w:sz w:val="20"/>
+              </w:rPr>
+            </w:pPr>
+            <w:proofErr w:type="spellStart"/>
+            <w:r>
+              <w:rPr>
+                <w:rFonts w:eastAsia="Verdana"/>
+                <w:i/>
+                <w:sz w:val="20"/>
+              </w:rPr>
+              <w:t>TvMI</w:t>
+            </w:r>
+            <w:proofErr w:type="spellEnd"/>
+            <w:r>
+              <w:rPr>
+                <w:rFonts w:eastAsia="Verdana"/>
+                <w:i/>
+                <w:sz w:val="20"/>
+              </w:rPr>
+              <w:t xml:space="preserve"> 7.6:2024.02.01. (</w:t>
+            </w:r>
+            <w:proofErr w:type="spellStart"/>
+            <w:r>
+              <w:rPr>
+                <w:rFonts w:eastAsia="Verdana"/>
+                <w:i/>
+                <w:sz w:val="20"/>
+              </w:rPr>
+              <w:t>vill</w:t>
+            </w:r>
+            <w:proofErr w:type="spellEnd"/>
+            <w:r>
+              <w:rPr>
+                <w:rFonts w:eastAsia="Verdana"/>
+                <w:i/>
+                <w:sz w:val="20"/>
+              </w:rPr>
+              <w:t xml:space="preserve">. </w:t>
+            </w:r>
+            <w:proofErr w:type="spellStart"/>
+            <w:r>
+              <w:rPr>
+                <w:rFonts w:eastAsia="Verdana"/>
+                <w:i/>
+                <w:sz w:val="20"/>
+              </w:rPr>
+              <w:t>ber</w:t>
+            </w:r>
+            <w:proofErr w:type="spellEnd"/>
+            <w:r>
+              <w:rPr>
+                <w:rFonts w:eastAsia="Verdana"/>
+                <w:i/>
+                <w:sz w:val="20"/>
+              </w:rPr>
+              <w:t>, villámvédelem, elektrosztatika)</w:t>
+            </w:r>
+          </w:p>
+        </w:tc>
+        <w:tc>
+          <w:tcPr>
+            <w:tcW w:w="426" w:type="dxa"/>
+            <w:tcBorders>
+              <w:left w:val="single" w:sz="4" w:space="0" w:color="auto"/>
+              <w:right w:val="single" w:sz="12" w:space="0" w:color="000000"/>
+            </w:tcBorders>
+            <w:shd w:val="clear" w:color="auto" w:fill="auto"/>
+            <w:vAlign w:val="center"/>
+          </w:tcPr>
+          <w:p>
+            <w:pPr>
+              <w:ind w:right="-17"/>
+              <w:rPr>
+                <w:rFonts w:eastAsia="Verdana"/>
+                <w:i/>
+                <w:sz w:val="20"/>
+              </w:rPr>
+            </w:pPr>
           </w:p>
         </w:tc>
       </w:tr>
@@ -12744,38 +13030,48 @@
         </w:tc>
         <w:tc>
           <w:tcPr>
-            <w:tcW w:w="3261" w:type="dxa"/>
-            <w:gridSpan w:val="3"/>
+            <w:tcW w:w="142" w:type="dxa"/>
             <w:tcBorders>
               <w:left w:val="nil"/>
-              <w:right w:val="single" w:sz="4" w:space="0" w:color="auto"/>
-            </w:tcBorders>
-            <w:vAlign w:val="center"/>
-          </w:tcPr>
-          <w:p>
-            <w:pPr>
-              <w:ind w:left="284" w:right="141"/>
+            </w:tcBorders>
+            <w:vAlign w:val="center"/>
+          </w:tcPr>
+          <w:p>
+            <w:pPr>
+              <w:ind w:left="140" w:right="141"/>
               <w:rPr>
                 <w:rFonts w:eastAsia="Verdana"/>
                 <w:i/>
                 <w:sz w:val="20"/>
               </w:rPr>
             </w:pPr>
-            <w:r>
+          </w:p>
+        </w:tc>
+        <w:tc>
+          <w:tcPr>
+            <w:tcW w:w="3122" w:type="dxa"/>
+            <w:tcBorders>
+              <w:top w:val="single" w:sz="4" w:space="0" w:color="auto"/>
+              <w:left w:val="nil"/>
+              <w:right w:val="single" w:sz="4" w:space="0" w:color="auto"/>
+            </w:tcBorders>
+            <w:vAlign w:val="center"/>
+          </w:tcPr>
+          <w:p>
+            <w:pPr>
+              <w:ind w:left="140" w:right="141"/>
               <w:rPr>
                 <w:rFonts w:eastAsia="Verdana"/>
                 <w:i/>
                 <w:sz w:val="20"/>
               </w:rPr>
-              <w:t>Jogszabályok:</w:t>
-            </w:r>
+            </w:pPr>
           </w:p>
         </w:tc>
         <w:tc>
           <w:tcPr>
             <w:tcW w:w="283" w:type="dxa"/>
             <w:tcBorders>
-              <w:top w:val="single" w:sz="4" w:space="0" w:color="auto"/>
               <w:left w:val="single" w:sz="4" w:space="0" w:color="auto"/>
             </w:tcBorders>
             <w:vAlign w:val="center"/>
@@ -12794,9 +13090,7 @@
         <w:tc>
           <w:tcPr>
             <w:tcW w:w="5670" w:type="dxa"/>
-            <w:gridSpan w:val="5"/>
-            <w:tcBorders>
-              <w:top w:val="single" w:sz="4" w:space="0" w:color="auto"/>
+            <w:tcBorders>
               <w:right w:val="single" w:sz="4" w:space="0" w:color="auto"/>
             </w:tcBorders>
             <w:shd w:val="clear" w:color="auto" w:fill="auto"/>
@@ -12811,13 +13105,31 @@
                 <w:sz w:val="20"/>
               </w:rPr>
             </w:pPr>
+            <w:proofErr w:type="spellStart"/>
             <w:r>
               <w:rPr>
                 <w:rFonts w:eastAsia="Verdana"/>
                 <w:i/>
                 <w:sz w:val="20"/>
               </w:rPr>
-              <w:t>1993. évi XCIII. munkavédelmi törvény,</w:t>
+              <w:t>TvMI</w:t>
+            </w:r>
+            <w:proofErr w:type="spellEnd"/>
+            <w:r>
+              <w:rPr>
+                <w:rFonts w:eastAsia="Verdana"/>
+                <w:i/>
+                <w:sz w:val="20"/>
+              </w:rPr>
+              <w:t xml:space="preserve"> 12.5:2022.06.13.</w:t>
+            </w:r>
+            <w:r>
+              <w:rPr>
+                <w:rFonts w:eastAsia="Verdana"/>
+                <w:i/>
+                <w:sz w:val="20"/>
+              </w:rPr>
+              <w:t xml:space="preserve"> (ellenőrzés, felülvizsgálat és karbantartás)</w:t>
             </w:r>
           </w:p>
         </w:tc>
@@ -12869,9 +13181,11 @@
         </w:tc>
         <w:tc>
           <w:tcPr>
-            <w:tcW w:w="142" w:type="dxa"/>
+            <w:tcW w:w="3264" w:type="dxa"/>
+            <w:gridSpan w:val="2"/>
             <w:tcBorders>
               <w:left w:val="nil"/>
+              <w:right w:val="single" w:sz="4" w:space="0" w:color="auto"/>
             </w:tcBorders>
             <w:vAlign w:val="center"/>
           </w:tcPr>
@@ -12888,18 +13202,16 @@
         </w:tc>
         <w:tc>
           <w:tcPr>
-            <w:tcW w:w="3119" w:type="dxa"/>
-            <w:gridSpan w:val="2"/>
-            <w:tcBorders>
-              <w:top w:val="single" w:sz="4" w:space="0" w:color="auto"/>
-              <w:left w:val="nil"/>
-              <w:right w:val="single" w:sz="4" w:space="0" w:color="auto"/>
-            </w:tcBorders>
-            <w:vAlign w:val="center"/>
-          </w:tcPr>
-          <w:p>
-            <w:pPr>
-              <w:ind w:left="140" w:right="141"/>
+            <w:tcW w:w="283" w:type="dxa"/>
+            <w:tcBorders>
+              <w:left w:val="single" w:sz="4" w:space="0" w:color="auto"/>
+              <w:bottom w:val="single" w:sz="4" w:space="0" w:color="auto"/>
+            </w:tcBorders>
+            <w:vAlign w:val="center"/>
+          </w:tcPr>
+          <w:p>
+            <w:pPr>
+              <w:ind w:left="140" w:right="-17"/>
               <w:rPr>
                 <w:rFonts w:eastAsia="Verdana"/>
                 <w:i/>
@@ -12910,69 +13222,157 @@
         </w:tc>
         <w:tc>
           <w:tcPr>
-            <w:tcW w:w="283" w:type="dxa"/>
-            <w:tcBorders>
-              <w:left w:val="single" w:sz="4" w:space="0" w:color="auto"/>
-            </w:tcBorders>
-            <w:vAlign w:val="center"/>
-          </w:tcPr>
-          <w:p>
-            <w:pPr>
-              <w:ind w:left="140" w:right="-17"/>
+            <w:tcW w:w="5670" w:type="dxa"/>
+            <w:tcBorders>
+              <w:bottom w:val="single" w:sz="4" w:space="0" w:color="auto"/>
+              <w:right w:val="single" w:sz="4" w:space="0" w:color="auto"/>
+            </w:tcBorders>
+            <w:shd w:val="clear" w:color="auto" w:fill="auto"/>
+            <w:vAlign w:val="center"/>
+          </w:tcPr>
+          <w:p>
+            <w:pPr>
+              <w:ind w:right="-17"/>
               <w:rPr>
                 <w:rFonts w:eastAsia="Verdana"/>
                 <w:i/>
                 <w:sz w:val="20"/>
               </w:rPr>
             </w:pPr>
-          </w:p>
-        </w:tc>
-        <w:tc>
-          <w:tcPr>
-            <w:tcW w:w="5670" w:type="dxa"/>
-            <w:gridSpan w:val="5"/>
-            <w:tcBorders>
-              <w:right w:val="single" w:sz="4" w:space="0" w:color="auto"/>
-            </w:tcBorders>
-            <w:shd w:val="clear" w:color="auto" w:fill="auto"/>
-            <w:vAlign w:val="center"/>
-          </w:tcPr>
-          <w:p>
-            <w:pPr>
-              <w:ind w:right="-17"/>
+            <w:proofErr w:type="spellStart"/>
+            <w:r>
               <w:rPr>
                 <w:rFonts w:eastAsia="Verdana"/>
                 <w:i/>
                 <w:sz w:val="20"/>
               </w:rPr>
-            </w:pPr>
+              <w:t>TvMI</w:t>
+            </w:r>
+            <w:proofErr w:type="spellEnd"/>
             <w:r>
               <w:rPr>
                 <w:rFonts w:eastAsia="Verdana"/>
                 <w:i/>
                 <w:sz w:val="20"/>
               </w:rPr>
-              <w:t>191/2009. (IX.15.) Korm. rendelet,</w:t>
-            </w:r>
-          </w:p>
-        </w:tc>
-        <w:tc>
-          <w:tcPr>
-            <w:tcW w:w="426" w:type="dxa"/>
-            <w:tcBorders>
-              <w:left w:val="single" w:sz="4" w:space="0" w:color="auto"/>
-              <w:right w:val="single" w:sz="12" w:space="0" w:color="000000"/>
-            </w:tcBorders>
-            <w:shd w:val="clear" w:color="auto" w:fill="auto"/>
-            <w:vAlign w:val="center"/>
-          </w:tcPr>
-          <w:p>
-            <w:pPr>
-              <w:ind w:right="-17"/>
+              <w:t xml:space="preserve"> 14.2:2022.06.13.</w:t>
+            </w:r>
+            <w:r>
               <w:rPr>
                 <w:rFonts w:eastAsia="Verdana"/>
                 <w:i/>
                 <w:sz w:val="20"/>
+              </w:rPr>
+              <w:t xml:space="preserve"> (kockázati osztályba sorolás)</w:t>
+            </w:r>
+          </w:p>
+        </w:tc>
+        <w:tc>
+          <w:tcPr>
+            <w:tcW w:w="426" w:type="dxa"/>
+            <w:tcBorders>
+              <w:left w:val="single" w:sz="4" w:space="0" w:color="auto"/>
+              <w:right w:val="single" w:sz="12" w:space="0" w:color="000000"/>
+            </w:tcBorders>
+            <w:shd w:val="clear" w:color="auto" w:fill="auto"/>
+            <w:vAlign w:val="center"/>
+          </w:tcPr>
+          <w:p>
+            <w:pPr>
+              <w:ind w:right="-17"/>
+              <w:rPr>
+                <w:rFonts w:eastAsia="Verdana"/>
+                <w:i/>
+                <w:sz w:val="20"/>
+              </w:rPr>
+            </w:pPr>
+          </w:p>
+        </w:tc>
+      </w:tr>
+      <w:tr>
+        <w:trPr>
+          <w:trHeight w:val="57"/>
+        </w:trPr>
+        <w:tc>
+          <w:tcPr>
+            <w:tcW w:w="709" w:type="dxa"/>
+            <w:tcBorders>
+              <w:left w:val="single" w:sz="12" w:space="0" w:color="000000"/>
+              <w:right w:val="nil"/>
+            </w:tcBorders>
+            <w:vAlign w:val="center"/>
+          </w:tcPr>
+          <w:p>
+            <w:pPr>
+              <w:ind w:right="-17"/>
+              <w:jc w:val="center"/>
+              <w:rPr>
+                <w:rFonts w:eastAsia="Verdana" w:cs="Verdana"/>
+                <w:sz w:val="8"/>
+                <w:szCs w:val="16"/>
+              </w:rPr>
+            </w:pPr>
+          </w:p>
+        </w:tc>
+        <w:tc>
+          <w:tcPr>
+            <w:tcW w:w="3264" w:type="dxa"/>
+            <w:gridSpan w:val="2"/>
+            <w:tcBorders>
+              <w:left w:val="nil"/>
+            </w:tcBorders>
+            <w:vAlign w:val="center"/>
+          </w:tcPr>
+          <w:p>
+            <w:pPr>
+              <w:ind w:left="140" w:right="141"/>
+              <w:rPr>
+                <w:rFonts w:eastAsia="Verdana"/>
+                <w:i/>
+                <w:sz w:val="8"/>
+                <w:szCs w:val="16"/>
+              </w:rPr>
+            </w:pPr>
+          </w:p>
+        </w:tc>
+        <w:tc>
+          <w:tcPr>
+            <w:tcW w:w="283" w:type="dxa"/>
+            <w:tcBorders>
+              <w:bottom w:val="single" w:sz="4" w:space="0" w:color="auto"/>
+            </w:tcBorders>
+            <w:vAlign w:val="center"/>
+          </w:tcPr>
+          <w:p>
+            <w:pPr>
+              <w:ind w:left="140" w:right="-17"/>
+              <w:rPr>
+                <w:rFonts w:eastAsia="Verdana"/>
+                <w:i/>
+                <w:sz w:val="8"/>
+                <w:szCs w:val="16"/>
+              </w:rPr>
+            </w:pPr>
+          </w:p>
+        </w:tc>
+        <w:tc>
+          <w:tcPr>
+            <w:tcW w:w="6096" w:type="dxa"/>
+            <w:gridSpan w:val="2"/>
+            <w:tcBorders>
+              <w:right w:val="single" w:sz="12" w:space="0" w:color="000000"/>
+            </w:tcBorders>
+            <w:shd w:val="clear" w:color="auto" w:fill="auto"/>
+            <w:vAlign w:val="center"/>
+          </w:tcPr>
+          <w:p>
+            <w:pPr>
+              <w:ind w:left="140" w:right="-17"/>
+              <w:rPr>
+                <w:rFonts w:eastAsia="Verdana"/>
+                <w:i/>
+                <w:sz w:val="8"/>
+                <w:szCs w:val="16"/>
               </w:rPr>
             </w:pPr>
           </w:p>
@@ -12987,6 +13387,7 @@
             <w:tcW w:w="709" w:type="dxa"/>
             <w:tcBorders>
               <w:left w:val="single" w:sz="12" w:space="0" w:color="000000"/>
+              <w:bottom w:val="single" w:sz="4" w:space="0" w:color="auto"/>
               <w:right w:val="nil"/>
             </w:tcBorders>
             <w:vAlign w:val="center"/>
@@ -13004,2837 +13405,122 @@
         </w:tc>
         <w:tc>
           <w:tcPr>
-            <w:tcW w:w="3261" w:type="dxa"/>
-            <w:gridSpan w:val="3"/>
+            <w:tcW w:w="3264" w:type="dxa"/>
+            <w:gridSpan w:val="2"/>
             <w:tcBorders>
               <w:left w:val="nil"/>
+              <w:bottom w:val="single" w:sz="4" w:space="0" w:color="auto"/>
               <w:right w:val="single" w:sz="4" w:space="0" w:color="auto"/>
             </w:tcBorders>
             <w:vAlign w:val="center"/>
           </w:tcPr>
           <w:p>
             <w:pPr>
-              <w:ind w:left="140" w:right="141"/>
+              <w:ind w:left="284" w:right="141"/>
               <w:rPr>
                 <w:rFonts w:eastAsia="Verdana"/>
                 <w:i/>
                 <w:sz w:val="20"/>
               </w:rPr>
             </w:pPr>
-          </w:p>
-        </w:tc>
-        <w:tc>
-          <w:tcPr>
-            <w:tcW w:w="283" w:type="dxa"/>
-            <w:tcBorders>
-              <w:left w:val="single" w:sz="4" w:space="0" w:color="auto"/>
-            </w:tcBorders>
-            <w:vAlign w:val="center"/>
-          </w:tcPr>
-          <w:p>
-            <w:pPr>
-              <w:ind w:left="140" w:right="-17"/>
+            <w:r>
               <w:rPr>
                 <w:rFonts w:eastAsia="Verdana"/>
                 <w:i/>
                 <w:sz w:val="20"/>
               </w:rPr>
-            </w:pPr>
-          </w:p>
-        </w:tc>
-        <w:tc>
-          <w:tcPr>
-            <w:tcW w:w="5670" w:type="dxa"/>
-            <w:gridSpan w:val="5"/>
-            <w:tcBorders>
-              <w:right w:val="single" w:sz="4" w:space="0" w:color="auto"/>
-            </w:tcBorders>
-            <w:shd w:val="clear" w:color="auto" w:fill="auto"/>
-            <w:vAlign w:val="center"/>
-          </w:tcPr>
-          <w:p>
-            <w:pPr>
-              <w:ind w:right="-17"/>
-              <w:rPr>
-                <w:rFonts w:eastAsia="Verdana"/>
-                <w:i/>
-                <w:strike/>
-                <w:sz w:val="20"/>
-                <w:highlight w:val="yellow"/>
-              </w:rPr>
-            </w:pPr>
-            <w:r>
-              <w:rPr>
-                <w:rFonts w:eastAsia="Verdana"/>
-                <w:i/>
-                <w:strike/>
-                <w:sz w:val="20"/>
-              </w:rPr>
-              <w:t>28/2011. (IX.6.) BM rendelet (régi, hatálytalan OTSZ, ha szükséges),</w:t>
-            </w:r>
-          </w:p>
-        </w:tc>
-        <w:tc>
-          <w:tcPr>
-            <w:tcW w:w="426" w:type="dxa"/>
-            <w:tcBorders>
+              <w:t>Szakági Műszaki Előírások:</w:t>
+            </w:r>
+          </w:p>
+        </w:tc>
+        <w:tc>
+          <w:tcPr>
+            <w:tcW w:w="283" w:type="dxa"/>
+            <w:tcBorders>
+              <w:top w:val="single" w:sz="4" w:space="0" w:color="auto"/>
               <w:left w:val="single" w:sz="4" w:space="0" w:color="auto"/>
-              <w:right w:val="single" w:sz="12" w:space="0" w:color="000000"/>
-            </w:tcBorders>
-            <w:shd w:val="clear" w:color="auto" w:fill="auto"/>
-            <w:vAlign w:val="center"/>
-          </w:tcPr>
-          <w:p>
-            <w:pPr>
-              <w:ind w:right="-17"/>
+              <w:bottom w:val="single" w:sz="4" w:space="0" w:color="auto"/>
+            </w:tcBorders>
+            <w:vAlign w:val="center"/>
+          </w:tcPr>
+          <w:p>
+            <w:pPr>
+              <w:ind w:left="140" w:right="-17"/>
               <w:rPr>
                 <w:rFonts w:eastAsia="Verdana"/>
                 <w:i/>
                 <w:sz w:val="20"/>
-                <w:highlight w:val="yellow"/>
-              </w:rPr>
-            </w:pPr>
-          </w:p>
-        </w:tc>
-      </w:tr>
-      <w:tr>
-        <w:trPr>
-          <w:trHeight w:val="283"/>
-        </w:trPr>
-        <w:tc>
-          <w:tcPr>
-            <w:tcW w:w="709" w:type="dxa"/>
-            <w:tcBorders>
-              <w:left w:val="single" w:sz="12" w:space="0" w:color="000000"/>
-              <w:right w:val="nil"/>
-            </w:tcBorders>
-            <w:vAlign w:val="center"/>
-          </w:tcPr>
-          <w:p>
-            <w:pPr>
-              <w:ind w:right="-17"/>
-              <w:jc w:val="center"/>
-              <w:rPr>
-                <w:rFonts w:eastAsia="Verdana" w:cs="Verdana"/>
-                <w:szCs w:val="22"/>
-              </w:rPr>
-            </w:pPr>
-          </w:p>
-        </w:tc>
-        <w:tc>
-          <w:tcPr>
-            <w:tcW w:w="3261" w:type="dxa"/>
-            <w:gridSpan w:val="3"/>
-            <w:tcBorders>
-              <w:left w:val="nil"/>
+              </w:rPr>
+            </w:pPr>
+          </w:p>
+        </w:tc>
+        <w:tc>
+          <w:tcPr>
+            <w:tcW w:w="5670" w:type="dxa"/>
+            <w:tcBorders>
+              <w:top w:val="single" w:sz="4" w:space="0" w:color="auto"/>
+              <w:bottom w:val="single" w:sz="4" w:space="0" w:color="auto"/>
               <w:right w:val="single" w:sz="4" w:space="0" w:color="auto"/>
             </w:tcBorders>
-            <w:vAlign w:val="center"/>
-          </w:tcPr>
-          <w:p>
-            <w:pPr>
-              <w:ind w:left="140" w:right="141"/>
+            <w:shd w:val="clear" w:color="auto" w:fill="auto"/>
+            <w:vAlign w:val="center"/>
+          </w:tcPr>
+          <w:p>
+            <w:pPr>
+              <w:ind w:left="2" w:right="-17"/>
               <w:rPr>
                 <w:rFonts w:eastAsia="Verdana"/>
                 <w:i/>
                 <w:sz w:val="20"/>
               </w:rPr>
             </w:pPr>
-          </w:p>
-        </w:tc>
-        <w:tc>
-          <w:tcPr>
-            <w:tcW w:w="283" w:type="dxa"/>
-            <w:tcBorders>
-              <w:left w:val="single" w:sz="4" w:space="0" w:color="auto"/>
-            </w:tcBorders>
-            <w:vAlign w:val="center"/>
-          </w:tcPr>
-          <w:p>
-            <w:pPr>
-              <w:ind w:left="140" w:right="-17"/>
+            <w:r>
               <w:rPr>
                 <w:rFonts w:eastAsia="Verdana"/>
                 <w:i/>
                 <w:sz w:val="20"/>
               </w:rPr>
-            </w:pPr>
-          </w:p>
-        </w:tc>
-        <w:tc>
-          <w:tcPr>
-            <w:tcW w:w="5670" w:type="dxa"/>
-            <w:gridSpan w:val="5"/>
-            <w:tcBorders>
-              <w:right w:val="single" w:sz="4" w:space="0" w:color="auto"/>
+              <w:t>SZME-VB 2021.06.09.</w:t>
+            </w:r>
+          </w:p>
+        </w:tc>
+        <w:tc>
+          <w:tcPr>
+            <w:tcW w:w="426" w:type="dxa"/>
+            <w:tcBorders>
+              <w:left w:val="single" w:sz="4" w:space="0" w:color="auto"/>
+              <w:bottom w:val="single" w:sz="4" w:space="0" w:color="auto"/>
+              <w:right w:val="single" w:sz="12" w:space="0" w:color="000000"/>
             </w:tcBorders>
             <w:shd w:val="clear" w:color="auto" w:fill="auto"/>
             <w:vAlign w:val="center"/>
           </w:tcPr>
           <w:p>
             <w:pPr>
-              <w:ind w:right="-17"/>
-              <w:rPr>
-                <w:rFonts w:eastAsia="Verdana"/>
-                <w:i/>
-                <w:strike/>
-                <w:sz w:val="20"/>
-              </w:rPr>
-            </w:pPr>
-            <w:r>
+              <w:ind w:left="2" w:right="-17"/>
               <w:rPr>
                 <w:rFonts w:eastAsia="Verdana"/>
                 <w:i/>
                 <w:sz w:val="20"/>
               </w:rPr>
-              <w:t>54/2014. (XII.5.) BM rendelet (OTSZ 5.2),</w:t>
-            </w:r>
-          </w:p>
-        </w:tc>
-        <w:tc>
-          <w:tcPr>
-            <w:tcW w:w="426" w:type="dxa"/>
-            <w:tcBorders>
-              <w:left w:val="single" w:sz="4" w:space="0" w:color="auto"/>
-              <w:right w:val="single" w:sz="12" w:space="0" w:color="000000"/>
-            </w:tcBorders>
-            <w:shd w:val="clear" w:color="auto" w:fill="auto"/>
-            <w:vAlign w:val="center"/>
-          </w:tcPr>
-          <w:p>
-            <w:pPr>
-              <w:ind w:right="-17"/>
-              <w:rPr>
-                <w:rFonts w:eastAsia="Verdana"/>
-                <w:i/>
-                <w:strike/>
-                <w:sz w:val="20"/>
-              </w:rPr>
-            </w:pPr>
-          </w:p>
-        </w:tc>
-      </w:tr>
-      <w:tr>
-        <w:trPr>
-          <w:trHeight w:val="283"/>
-        </w:trPr>
-        <w:tc>
-          <w:tcPr>
-            <w:tcW w:w="709" w:type="dxa"/>
-            <w:tcBorders>
-              <w:left w:val="single" w:sz="12" w:space="0" w:color="000000"/>
-              <w:right w:val="nil"/>
-            </w:tcBorders>
-            <w:vAlign w:val="center"/>
-          </w:tcPr>
-          <w:p>
-            <w:pPr>
-              <w:ind w:right="-17"/>
-              <w:jc w:val="center"/>
-              <w:rPr>
-                <w:rFonts w:eastAsia="Verdana" w:cs="Verdana"/>
-                <w:szCs w:val="22"/>
-              </w:rPr>
-            </w:pPr>
-          </w:p>
-        </w:tc>
-        <w:tc>
-          <w:tcPr>
-            <w:tcW w:w="3261" w:type="dxa"/>
-            <w:gridSpan w:val="3"/>
-            <w:tcBorders>
-              <w:left w:val="nil"/>
-              <w:right w:val="single" w:sz="4" w:space="0" w:color="auto"/>
-            </w:tcBorders>
-            <w:vAlign w:val="center"/>
-          </w:tcPr>
-          <w:p>
-            <w:pPr>
-              <w:ind w:left="140" w:right="141"/>
-              <w:rPr>
-                <w:rFonts w:eastAsia="Verdana"/>
-                <w:i/>
-                <w:sz w:val="20"/>
-              </w:rPr>
-            </w:pPr>
-          </w:p>
-        </w:tc>
-        <w:tc>
-          <w:tcPr>
-            <w:tcW w:w="283" w:type="dxa"/>
-            <w:tcBorders>
-              <w:left w:val="single" w:sz="4" w:space="0" w:color="auto"/>
-            </w:tcBorders>
-            <w:vAlign w:val="center"/>
-          </w:tcPr>
-          <w:p>
-            <w:pPr>
-              <w:ind w:left="140" w:right="-17"/>
-              <w:rPr>
-                <w:rFonts w:eastAsia="Verdana"/>
-                <w:i/>
-                <w:sz w:val="20"/>
-              </w:rPr>
-            </w:pPr>
-          </w:p>
-        </w:tc>
-        <w:tc>
-          <w:tcPr>
-            <w:tcW w:w="5670" w:type="dxa"/>
-            <w:gridSpan w:val="5"/>
-            <w:tcBorders>
-              <w:right w:val="single" w:sz="4" w:space="0" w:color="auto"/>
-            </w:tcBorders>
-            <w:shd w:val="clear" w:color="auto" w:fill="auto"/>
-            <w:vAlign w:val="center"/>
-          </w:tcPr>
-          <w:p>
-            <w:pPr>
-              <w:ind w:right="-17"/>
-              <w:rPr>
-                <w:rFonts w:eastAsia="Verdana"/>
-                <w:i/>
-                <w:sz w:val="20"/>
-              </w:rPr>
-            </w:pPr>
-            <w:r>
-              <w:rPr>
-                <w:rFonts w:eastAsia="Verdana"/>
-                <w:i/>
-                <w:sz w:val="20"/>
-              </w:rPr>
-              <w:t>10/2016. (IV.5.) NGM rendelet</w:t>
-            </w:r>
-          </w:p>
-        </w:tc>
-        <w:tc>
-          <w:tcPr>
-            <w:tcW w:w="426" w:type="dxa"/>
-            <w:tcBorders>
-              <w:left w:val="single" w:sz="4" w:space="0" w:color="auto"/>
-              <w:right w:val="single" w:sz="12" w:space="0" w:color="000000"/>
-            </w:tcBorders>
-            <w:shd w:val="clear" w:color="auto" w:fill="auto"/>
-            <w:vAlign w:val="center"/>
-          </w:tcPr>
-          <w:p>
-            <w:pPr>
-              <w:ind w:right="-17"/>
-              <w:rPr>
-                <w:rFonts w:eastAsia="Verdana"/>
-                <w:i/>
-                <w:sz w:val="20"/>
-              </w:rPr>
-            </w:pPr>
-          </w:p>
-        </w:tc>
-      </w:tr>
-      <w:tr>
-        <w:trPr>
-          <w:trHeight w:val="283"/>
-        </w:trPr>
-        <w:tc>
-          <w:tcPr>
-            <w:tcW w:w="709" w:type="dxa"/>
-            <w:tcBorders>
-              <w:left w:val="single" w:sz="12" w:space="0" w:color="000000"/>
-              <w:right w:val="nil"/>
-            </w:tcBorders>
-            <w:vAlign w:val="center"/>
-          </w:tcPr>
-          <w:p>
-            <w:pPr>
-              <w:ind w:right="-17"/>
-              <w:jc w:val="center"/>
-              <w:rPr>
-                <w:rFonts w:eastAsia="Verdana" w:cs="Verdana"/>
-                <w:szCs w:val="22"/>
-              </w:rPr>
-            </w:pPr>
-          </w:p>
-        </w:tc>
-        <w:tc>
-          <w:tcPr>
-            <w:tcW w:w="3261" w:type="dxa"/>
-            <w:gridSpan w:val="3"/>
-            <w:tcBorders>
-              <w:left w:val="nil"/>
-              <w:right w:val="single" w:sz="4" w:space="0" w:color="auto"/>
-            </w:tcBorders>
-            <w:vAlign w:val="center"/>
-          </w:tcPr>
-          <w:p>
-            <w:pPr>
-              <w:ind w:left="140" w:right="141"/>
-              <w:rPr>
-                <w:rFonts w:eastAsia="Verdana"/>
-                <w:i/>
-                <w:sz w:val="20"/>
-              </w:rPr>
-            </w:pPr>
-          </w:p>
-        </w:tc>
-        <w:tc>
-          <w:tcPr>
-            <w:tcW w:w="283" w:type="dxa"/>
-            <w:tcBorders>
-              <w:left w:val="single" w:sz="4" w:space="0" w:color="auto"/>
-            </w:tcBorders>
-            <w:vAlign w:val="center"/>
-          </w:tcPr>
-          <w:p>
-            <w:pPr>
-              <w:ind w:left="140" w:right="-17"/>
-              <w:rPr>
-                <w:rFonts w:eastAsia="Verdana"/>
-                <w:i/>
-                <w:sz w:val="20"/>
-              </w:rPr>
-            </w:pPr>
-          </w:p>
-        </w:tc>
-        <w:tc>
-          <w:tcPr>
-            <w:tcW w:w="5670" w:type="dxa"/>
-            <w:gridSpan w:val="5"/>
-            <w:tcBorders>
-              <w:right w:val="single" w:sz="4" w:space="0" w:color="auto"/>
-            </w:tcBorders>
-            <w:shd w:val="clear" w:color="auto" w:fill="auto"/>
-            <w:vAlign w:val="center"/>
-          </w:tcPr>
-          <w:p>
-            <w:pPr>
-              <w:ind w:right="-17"/>
-              <w:rPr>
-                <w:rFonts w:eastAsia="Verdana"/>
-                <w:i/>
-                <w:sz w:val="20"/>
-              </w:rPr>
-            </w:pPr>
-            <w:r>
-              <w:rPr>
-                <w:rFonts w:eastAsia="Verdana"/>
-                <w:i/>
-                <w:sz w:val="20"/>
-              </w:rPr>
-              <w:t>40/2017.(XII.4.) NGM rendelet (VMBSZ) módosított</w:t>
-            </w:r>
-          </w:p>
-        </w:tc>
-        <w:tc>
-          <w:tcPr>
-            <w:tcW w:w="426" w:type="dxa"/>
-            <w:tcBorders>
-              <w:left w:val="single" w:sz="4" w:space="0" w:color="auto"/>
-              <w:right w:val="single" w:sz="12" w:space="0" w:color="000000"/>
-            </w:tcBorders>
-            <w:shd w:val="clear" w:color="auto" w:fill="auto"/>
-            <w:vAlign w:val="center"/>
-          </w:tcPr>
-          <w:p>
-            <w:pPr>
-              <w:ind w:right="-17"/>
-              <w:rPr>
-                <w:rFonts w:eastAsia="Verdana"/>
-                <w:i/>
-                <w:sz w:val="20"/>
-              </w:rPr>
-            </w:pPr>
-          </w:p>
-        </w:tc>
-      </w:tr>
-      <w:tr>
-        <w:trPr>
-          <w:trHeight w:val="283"/>
-        </w:trPr>
-        <w:tc>
-          <w:tcPr>
-            <w:tcW w:w="709" w:type="dxa"/>
-            <w:tcBorders>
-              <w:left w:val="single" w:sz="12" w:space="0" w:color="000000"/>
-              <w:right w:val="nil"/>
-            </w:tcBorders>
-            <w:vAlign w:val="center"/>
-          </w:tcPr>
-          <w:p>
-            <w:pPr>
-              <w:ind w:right="-17"/>
-              <w:jc w:val="center"/>
-              <w:rPr>
-                <w:rFonts w:eastAsia="Verdana" w:cs="Verdana"/>
-                <w:szCs w:val="22"/>
-              </w:rPr>
-            </w:pPr>
-          </w:p>
-        </w:tc>
-        <w:tc>
-          <w:tcPr>
-            <w:tcW w:w="3261" w:type="dxa"/>
-            <w:gridSpan w:val="3"/>
-            <w:tcBorders>
-              <w:left w:val="nil"/>
-              <w:right w:val="single" w:sz="4" w:space="0" w:color="auto"/>
-            </w:tcBorders>
-            <w:vAlign w:val="center"/>
-          </w:tcPr>
-          <w:p>
-            <w:pPr>
-              <w:ind w:left="140" w:right="141"/>
-              <w:rPr>
-                <w:rFonts w:eastAsia="Verdana"/>
-                <w:i/>
-                <w:sz w:val="20"/>
-              </w:rPr>
-            </w:pPr>
-          </w:p>
-        </w:tc>
-        <w:tc>
-          <w:tcPr>
-            <w:tcW w:w="283" w:type="dxa"/>
-            <w:tcBorders>
-              <w:left w:val="single" w:sz="4" w:space="0" w:color="auto"/>
-            </w:tcBorders>
-            <w:vAlign w:val="center"/>
-          </w:tcPr>
-          <w:p>
-            <w:pPr>
-              <w:ind w:left="140" w:right="-17"/>
-              <w:rPr>
-                <w:rFonts w:eastAsia="Verdana"/>
-                <w:i/>
-                <w:sz w:val="20"/>
-              </w:rPr>
-            </w:pPr>
-          </w:p>
-        </w:tc>
-        <w:tc>
-          <w:tcPr>
-            <w:tcW w:w="5670" w:type="dxa"/>
-            <w:gridSpan w:val="5"/>
-            <w:tcBorders>
-              <w:right w:val="single" w:sz="4" w:space="0" w:color="auto"/>
-            </w:tcBorders>
-            <w:shd w:val="clear" w:color="auto" w:fill="auto"/>
-            <w:vAlign w:val="center"/>
-          </w:tcPr>
-          <w:p>
-            <w:pPr>
-              <w:ind w:right="-17"/>
-              <w:rPr>
-                <w:rFonts w:eastAsia="Verdana"/>
-                <w:i/>
-                <w:sz w:val="20"/>
-              </w:rPr>
-            </w:pPr>
-            <w:r>
-              <w:rPr>
-                <w:rFonts w:eastAsia="Verdana"/>
-                <w:i/>
-                <w:sz w:val="20"/>
-              </w:rPr>
-              <w:t>34/2021 (VII.26.) ITM rendelet</w:t>
-            </w:r>
-          </w:p>
-        </w:tc>
-        <w:tc>
-          <w:tcPr>
-            <w:tcW w:w="426" w:type="dxa"/>
-            <w:tcBorders>
-              <w:left w:val="single" w:sz="4" w:space="0" w:color="auto"/>
-              <w:right w:val="single" w:sz="12" w:space="0" w:color="000000"/>
-            </w:tcBorders>
-            <w:shd w:val="clear" w:color="auto" w:fill="auto"/>
-            <w:vAlign w:val="center"/>
-          </w:tcPr>
-          <w:p>
-            <w:pPr>
-              <w:ind w:right="-17"/>
-              <w:rPr>
-                <w:rFonts w:eastAsia="Verdana"/>
-                <w:i/>
-                <w:sz w:val="20"/>
-              </w:rPr>
-            </w:pPr>
-          </w:p>
-        </w:tc>
-      </w:tr>
-      <w:tr>
-        <w:trPr>
-          <w:trHeight w:val="283"/>
-        </w:trPr>
-        <w:tc>
-          <w:tcPr>
-            <w:tcW w:w="709" w:type="dxa"/>
-            <w:tcBorders>
-              <w:left w:val="single" w:sz="12" w:space="0" w:color="000000"/>
-              <w:right w:val="nil"/>
-            </w:tcBorders>
-            <w:vAlign w:val="center"/>
-          </w:tcPr>
-          <w:p>
-            <w:pPr>
-              <w:ind w:right="-17"/>
-              <w:jc w:val="center"/>
-              <w:rPr>
-                <w:rFonts w:eastAsia="Verdana" w:cs="Verdana"/>
-                <w:szCs w:val="22"/>
-              </w:rPr>
-            </w:pPr>
-          </w:p>
-        </w:tc>
-        <w:tc>
-          <w:tcPr>
-            <w:tcW w:w="3261" w:type="dxa"/>
-            <w:gridSpan w:val="3"/>
-            <w:tcBorders>
-              <w:left w:val="nil"/>
-              <w:right w:val="single" w:sz="4" w:space="0" w:color="auto"/>
-            </w:tcBorders>
-            <w:vAlign w:val="center"/>
-          </w:tcPr>
-          <w:p>
-            <w:pPr>
-              <w:ind w:left="140" w:right="141"/>
-              <w:rPr>
-                <w:rFonts w:eastAsia="Verdana"/>
-                <w:i/>
-                <w:sz w:val="20"/>
-              </w:rPr>
-            </w:pPr>
-          </w:p>
-        </w:tc>
-        <w:tc>
-          <w:tcPr>
-            <w:tcW w:w="283" w:type="dxa"/>
-            <w:tcBorders>
-              <w:left w:val="single" w:sz="4" w:space="0" w:color="auto"/>
-              <w:bottom w:val="single" w:sz="4" w:space="0" w:color="auto"/>
-            </w:tcBorders>
-            <w:vAlign w:val="center"/>
-          </w:tcPr>
-          <w:p>
-            <w:pPr>
-              <w:ind w:left="140" w:right="-17"/>
-              <w:rPr>
-                <w:rFonts w:eastAsia="Verdana"/>
-                <w:i/>
-                <w:sz w:val="20"/>
-              </w:rPr>
-            </w:pPr>
-          </w:p>
-        </w:tc>
-        <w:tc>
-          <w:tcPr>
-            <w:tcW w:w="5670" w:type="dxa"/>
-            <w:gridSpan w:val="5"/>
-            <w:tcBorders>
-              <w:bottom w:val="single" w:sz="4" w:space="0" w:color="auto"/>
-              <w:right w:val="single" w:sz="4" w:space="0" w:color="auto"/>
-            </w:tcBorders>
-            <w:shd w:val="clear" w:color="auto" w:fill="auto"/>
-            <w:vAlign w:val="center"/>
-          </w:tcPr>
-          <w:p>
-            <w:pPr>
-              <w:ind w:right="-17"/>
-              <w:rPr>
-                <w:rFonts w:eastAsia="Verdana"/>
-                <w:i/>
-                <w:sz w:val="20"/>
-              </w:rPr>
-            </w:pPr>
-            <w:r>
-              <w:rPr>
-                <w:rFonts w:eastAsia="Verdana"/>
-                <w:i/>
-                <w:sz w:val="20"/>
-              </w:rPr>
-              <w:t>23/2016 (VII.7) NGM rendelet</w:t>
-            </w:r>
-          </w:p>
-        </w:tc>
-        <w:tc>
-          <w:tcPr>
-            <w:tcW w:w="426" w:type="dxa"/>
-            <w:tcBorders>
-              <w:left w:val="single" w:sz="4" w:space="0" w:color="auto"/>
-              <w:right w:val="single" w:sz="12" w:space="0" w:color="000000"/>
-            </w:tcBorders>
-            <w:shd w:val="clear" w:color="auto" w:fill="auto"/>
-            <w:vAlign w:val="center"/>
-          </w:tcPr>
-          <w:p>
-            <w:pPr>
-              <w:ind w:right="-17"/>
-              <w:rPr>
-                <w:rFonts w:eastAsia="Verdana"/>
-                <w:i/>
-                <w:sz w:val="20"/>
-              </w:rPr>
-            </w:pPr>
-          </w:p>
-        </w:tc>
-      </w:tr>
-      <w:tr>
-        <w:trPr>
-          <w:trHeight w:val="57"/>
-        </w:trPr>
-        <w:tc>
-          <w:tcPr>
-            <w:tcW w:w="709" w:type="dxa"/>
-            <w:tcBorders>
-              <w:left w:val="single" w:sz="12" w:space="0" w:color="000000"/>
-              <w:right w:val="nil"/>
-            </w:tcBorders>
-            <w:vAlign w:val="center"/>
-          </w:tcPr>
-          <w:p>
-            <w:pPr>
-              <w:ind w:right="-17"/>
-              <w:jc w:val="center"/>
-              <w:rPr>
-                <w:rFonts w:eastAsia="Verdana" w:cs="Verdana"/>
-                <w:sz w:val="8"/>
-                <w:szCs w:val="22"/>
-              </w:rPr>
-            </w:pPr>
-          </w:p>
-        </w:tc>
-        <w:tc>
-          <w:tcPr>
-            <w:tcW w:w="3261" w:type="dxa"/>
-            <w:gridSpan w:val="3"/>
-            <w:tcBorders>
-              <w:left w:val="nil"/>
-            </w:tcBorders>
-            <w:vAlign w:val="center"/>
-          </w:tcPr>
-          <w:p>
-            <w:pPr>
-              <w:ind w:left="140" w:right="141"/>
-              <w:rPr>
-                <w:rFonts w:eastAsia="Verdana"/>
-                <w:i/>
-                <w:sz w:val="8"/>
-              </w:rPr>
-            </w:pPr>
-          </w:p>
-        </w:tc>
-        <w:tc>
-          <w:tcPr>
-            <w:tcW w:w="6379" w:type="dxa"/>
-            <w:gridSpan w:val="7"/>
-            <w:tcBorders>
-              <w:right w:val="single" w:sz="12" w:space="0" w:color="000000"/>
-            </w:tcBorders>
-            <w:shd w:val="clear" w:color="auto" w:fill="auto"/>
-            <w:vAlign w:val="center"/>
-          </w:tcPr>
-          <w:p>
-            <w:pPr>
-              <w:ind w:left="140" w:right="-17"/>
-              <w:rPr>
-                <w:rFonts w:eastAsia="Verdana"/>
-                <w:i/>
-                <w:sz w:val="8"/>
-              </w:rPr>
-            </w:pPr>
-          </w:p>
-        </w:tc>
-      </w:tr>
-      <w:tr>
-        <w:trPr>
-          <w:trHeight w:val="283"/>
-        </w:trPr>
-        <w:tc>
-          <w:tcPr>
-            <w:tcW w:w="709" w:type="dxa"/>
-            <w:tcBorders>
-              <w:left w:val="single" w:sz="12" w:space="0" w:color="000000"/>
-              <w:right w:val="nil"/>
-            </w:tcBorders>
-            <w:vAlign w:val="center"/>
-          </w:tcPr>
-          <w:p>
-            <w:pPr>
-              <w:ind w:right="-17"/>
-              <w:jc w:val="center"/>
-              <w:rPr>
-                <w:rFonts w:eastAsia="Verdana" w:cs="Verdana"/>
-                <w:szCs w:val="22"/>
-              </w:rPr>
-            </w:pPr>
-          </w:p>
-        </w:tc>
-        <w:tc>
-          <w:tcPr>
-            <w:tcW w:w="3261" w:type="dxa"/>
-            <w:gridSpan w:val="3"/>
-            <w:tcBorders>
-              <w:left w:val="nil"/>
-              <w:right w:val="single" w:sz="4" w:space="0" w:color="auto"/>
-            </w:tcBorders>
-            <w:vAlign w:val="center"/>
-          </w:tcPr>
-          <w:p>
-            <w:pPr>
-              <w:ind w:left="284" w:right="141"/>
-              <w:rPr>
-                <w:rFonts w:eastAsia="Verdana"/>
-                <w:i/>
-                <w:sz w:val="20"/>
-              </w:rPr>
-            </w:pPr>
-            <w:r>
-              <w:rPr>
-                <w:rFonts w:eastAsia="Verdana"/>
-                <w:i/>
-                <w:sz w:val="20"/>
-              </w:rPr>
-              <w:t>Tűzvédelmi Műszaki Irányelvek:</w:t>
-            </w:r>
-          </w:p>
-        </w:tc>
-        <w:tc>
-          <w:tcPr>
-            <w:tcW w:w="283" w:type="dxa"/>
-            <w:tcBorders>
-              <w:top w:val="single" w:sz="4" w:space="0" w:color="auto"/>
-              <w:left w:val="single" w:sz="4" w:space="0" w:color="auto"/>
-            </w:tcBorders>
-            <w:vAlign w:val="center"/>
-          </w:tcPr>
-          <w:p>
-            <w:pPr>
-              <w:ind w:left="140" w:right="-17"/>
-              <w:rPr>
-                <w:rFonts w:eastAsia="Verdana"/>
-                <w:i/>
-                <w:sz w:val="20"/>
-              </w:rPr>
-            </w:pPr>
-          </w:p>
-        </w:tc>
-        <w:tc>
-          <w:tcPr>
-            <w:tcW w:w="5670" w:type="dxa"/>
-            <w:gridSpan w:val="5"/>
-            <w:tcBorders>
-              <w:top w:val="single" w:sz="4" w:space="0" w:color="auto"/>
-              <w:right w:val="single" w:sz="4" w:space="0" w:color="auto"/>
-            </w:tcBorders>
-            <w:shd w:val="clear" w:color="auto" w:fill="auto"/>
-            <w:vAlign w:val="center"/>
-          </w:tcPr>
-          <w:p>
-            <w:pPr>
-              <w:ind w:right="-17"/>
-              <w:rPr>
-                <w:rFonts w:eastAsia="Verdana"/>
-                <w:i/>
-                <w:sz w:val="20"/>
-              </w:rPr>
-            </w:pPr>
-            <w:proofErr w:type="spellStart"/>
-            <w:r>
-              <w:rPr>
-                <w:rFonts w:eastAsia="Verdana"/>
-                <w:i/>
-                <w:sz w:val="20"/>
-              </w:rPr>
-              <w:t>TvMI</w:t>
-            </w:r>
-            <w:proofErr w:type="spellEnd"/>
-            <w:r>
-              <w:rPr>
-                <w:rFonts w:eastAsia="Verdana"/>
-                <w:i/>
-                <w:sz w:val="20"/>
-              </w:rPr>
-              <w:t xml:space="preserve"> 7.5:2022.06.13.</w:t>
-            </w:r>
-            <w:r>
-              <w:rPr>
-                <w:rFonts w:eastAsia="Verdana"/>
-                <w:i/>
-                <w:sz w:val="20"/>
-              </w:rPr>
-              <w:t xml:space="preserve"> (</w:t>
-            </w:r>
-            <w:proofErr w:type="spellStart"/>
-            <w:r>
-              <w:rPr>
-                <w:rFonts w:eastAsia="Verdana"/>
-                <w:i/>
-                <w:sz w:val="20"/>
-              </w:rPr>
-              <w:t>vill</w:t>
-            </w:r>
-            <w:proofErr w:type="spellEnd"/>
-            <w:r>
-              <w:rPr>
-                <w:rFonts w:eastAsia="Verdana"/>
-                <w:i/>
-                <w:sz w:val="20"/>
-              </w:rPr>
-              <w:t xml:space="preserve">. </w:t>
-            </w:r>
-            <w:proofErr w:type="spellStart"/>
-            <w:r>
-              <w:rPr>
-                <w:rFonts w:eastAsia="Verdana"/>
-                <w:i/>
-                <w:sz w:val="20"/>
-              </w:rPr>
-              <w:t>ber</w:t>
-            </w:r>
-            <w:proofErr w:type="spellEnd"/>
-            <w:proofErr w:type="gramStart"/>
-            <w:r>
-              <w:rPr>
-                <w:rFonts w:eastAsia="Verdana"/>
-                <w:i/>
-                <w:sz w:val="20"/>
-              </w:rPr>
-              <w:t>.,</w:t>
-            </w:r>
-            <w:proofErr w:type="gramEnd"/>
-            <w:r>
-              <w:rPr>
-                <w:rFonts w:eastAsia="Verdana"/>
-                <w:i/>
-                <w:sz w:val="20"/>
-              </w:rPr>
-              <w:t xml:space="preserve"> villámvédelem, elektrosztatika)</w:t>
-            </w:r>
-          </w:p>
-          <w:p>
-            <w:pPr>
-              <w:ind w:right="-17"/>
-              <w:rPr>
-                <w:rFonts w:eastAsia="Verdana"/>
-                <w:i/>
-                <w:sz w:val="20"/>
-              </w:rPr>
-            </w:pPr>
-            <w:proofErr w:type="spellStart"/>
-            <w:r>
-              <w:rPr>
-                <w:rFonts w:eastAsia="Verdana"/>
-                <w:i/>
-                <w:sz w:val="20"/>
-              </w:rPr>
-              <w:t>TvMI</w:t>
-            </w:r>
-            <w:proofErr w:type="spellEnd"/>
-            <w:r>
-              <w:rPr>
-                <w:rFonts w:eastAsia="Verdana"/>
-                <w:i/>
-                <w:sz w:val="20"/>
-              </w:rPr>
-              <w:t xml:space="preserve"> 7.6:2024.02.01. (</w:t>
-            </w:r>
-            <w:proofErr w:type="spellStart"/>
-            <w:r>
-              <w:rPr>
-                <w:rFonts w:eastAsia="Verdana"/>
-                <w:i/>
-                <w:sz w:val="20"/>
-              </w:rPr>
-              <w:t>vill</w:t>
-            </w:r>
-            <w:proofErr w:type="spellEnd"/>
-            <w:r>
-              <w:rPr>
-                <w:rFonts w:eastAsia="Verdana"/>
-                <w:i/>
-                <w:sz w:val="20"/>
-              </w:rPr>
-              <w:t xml:space="preserve">. </w:t>
-            </w:r>
-            <w:proofErr w:type="spellStart"/>
-            <w:r>
-              <w:rPr>
-                <w:rFonts w:eastAsia="Verdana"/>
-                <w:i/>
-                <w:sz w:val="20"/>
-              </w:rPr>
-              <w:t>ber</w:t>
-            </w:r>
-            <w:proofErr w:type="spellEnd"/>
-            <w:r>
-              <w:rPr>
-                <w:rFonts w:eastAsia="Verdana"/>
-                <w:i/>
-                <w:sz w:val="20"/>
-              </w:rPr>
-              <w:t>, villámvédelem, elektrosztatika)</w:t>
-            </w:r>
-          </w:p>
-        </w:tc>
-        <w:tc>
-          <w:tcPr>
-            <w:tcW w:w="426" w:type="dxa"/>
-            <w:tcBorders>
-              <w:left w:val="single" w:sz="4" w:space="0" w:color="auto"/>
-              <w:right w:val="single" w:sz="12" w:space="0" w:color="000000"/>
-            </w:tcBorders>
-            <w:shd w:val="clear" w:color="auto" w:fill="auto"/>
-            <w:vAlign w:val="center"/>
-          </w:tcPr>
-          <w:p>
-            <w:pPr>
-              <w:ind w:right="-17"/>
-              <w:rPr>
-                <w:rFonts w:eastAsia="Verdana"/>
-                <w:i/>
-                <w:sz w:val="20"/>
-              </w:rPr>
-            </w:pPr>
-          </w:p>
-        </w:tc>
-      </w:tr>
-      <w:tr>
-        <w:trPr>
-          <w:trHeight w:val="283"/>
-        </w:trPr>
-        <w:tc>
-          <w:tcPr>
-            <w:tcW w:w="709" w:type="dxa"/>
-            <w:tcBorders>
-              <w:left w:val="single" w:sz="12" w:space="0" w:color="000000"/>
-              <w:right w:val="nil"/>
-            </w:tcBorders>
-            <w:vAlign w:val="center"/>
-          </w:tcPr>
-          <w:p>
-            <w:pPr>
-              <w:ind w:right="-17"/>
-              <w:jc w:val="center"/>
-              <w:rPr>
-                <w:rFonts w:eastAsia="Verdana" w:cs="Verdana"/>
-                <w:szCs w:val="22"/>
-              </w:rPr>
-            </w:pPr>
-          </w:p>
-        </w:tc>
-        <w:tc>
-          <w:tcPr>
-            <w:tcW w:w="142" w:type="dxa"/>
-            <w:tcBorders>
-              <w:left w:val="nil"/>
-            </w:tcBorders>
-            <w:vAlign w:val="center"/>
-          </w:tcPr>
-          <w:p>
-            <w:pPr>
-              <w:ind w:left="140" w:right="141"/>
-              <w:rPr>
-                <w:rFonts w:eastAsia="Verdana"/>
-                <w:i/>
-                <w:sz w:val="20"/>
-              </w:rPr>
-            </w:pPr>
-          </w:p>
-        </w:tc>
-        <w:tc>
-          <w:tcPr>
-            <w:tcW w:w="3119" w:type="dxa"/>
-            <w:gridSpan w:val="2"/>
-            <w:tcBorders>
-              <w:top w:val="single" w:sz="4" w:space="0" w:color="auto"/>
-              <w:left w:val="nil"/>
-              <w:right w:val="single" w:sz="4" w:space="0" w:color="auto"/>
-            </w:tcBorders>
-            <w:vAlign w:val="center"/>
-          </w:tcPr>
-          <w:p>
-            <w:pPr>
-              <w:ind w:left="140" w:right="141"/>
-              <w:rPr>
-                <w:rFonts w:eastAsia="Verdana"/>
-                <w:i/>
-                <w:sz w:val="20"/>
-              </w:rPr>
-            </w:pPr>
-          </w:p>
-        </w:tc>
-        <w:tc>
-          <w:tcPr>
-            <w:tcW w:w="283" w:type="dxa"/>
-            <w:tcBorders>
-              <w:left w:val="single" w:sz="4" w:space="0" w:color="auto"/>
-            </w:tcBorders>
-            <w:vAlign w:val="center"/>
-          </w:tcPr>
-          <w:p>
-            <w:pPr>
-              <w:ind w:left="140" w:right="-17"/>
-              <w:rPr>
-                <w:rFonts w:eastAsia="Verdana"/>
-                <w:i/>
-                <w:sz w:val="20"/>
-              </w:rPr>
-            </w:pPr>
-          </w:p>
-        </w:tc>
-        <w:tc>
-          <w:tcPr>
-            <w:tcW w:w="5670" w:type="dxa"/>
-            <w:gridSpan w:val="5"/>
-            <w:tcBorders>
-              <w:right w:val="single" w:sz="4" w:space="0" w:color="auto"/>
-            </w:tcBorders>
-            <w:shd w:val="clear" w:color="auto" w:fill="auto"/>
-            <w:vAlign w:val="center"/>
-          </w:tcPr>
-          <w:p>
-            <w:pPr>
-              <w:ind w:right="-17"/>
-              <w:rPr>
-                <w:rFonts w:eastAsia="Verdana"/>
-                <w:i/>
-                <w:sz w:val="20"/>
-              </w:rPr>
-            </w:pPr>
-            <w:proofErr w:type="spellStart"/>
-            <w:r>
-              <w:rPr>
-                <w:rFonts w:eastAsia="Verdana"/>
-                <w:i/>
-                <w:sz w:val="20"/>
-              </w:rPr>
-              <w:t>TvMI</w:t>
-            </w:r>
-            <w:proofErr w:type="spellEnd"/>
-            <w:r>
-              <w:rPr>
-                <w:rFonts w:eastAsia="Verdana"/>
-                <w:i/>
-                <w:sz w:val="20"/>
-              </w:rPr>
-              <w:t xml:space="preserve"> 12.5:2022.06.13.</w:t>
-            </w:r>
-            <w:r>
-              <w:rPr>
-                <w:rFonts w:eastAsia="Verdana"/>
-                <w:i/>
-                <w:sz w:val="20"/>
-              </w:rPr>
-              <w:t xml:space="preserve"> (ellenőrzés, felülvizsgálat és karbantartás)</w:t>
-            </w:r>
-          </w:p>
-        </w:tc>
-        <w:tc>
-          <w:tcPr>
-            <w:tcW w:w="426" w:type="dxa"/>
-            <w:tcBorders>
-              <w:left w:val="single" w:sz="4" w:space="0" w:color="auto"/>
-              <w:right w:val="single" w:sz="12" w:space="0" w:color="000000"/>
-            </w:tcBorders>
-            <w:shd w:val="clear" w:color="auto" w:fill="auto"/>
-            <w:vAlign w:val="center"/>
-          </w:tcPr>
-          <w:p>
-            <w:pPr>
-              <w:ind w:right="-17"/>
-              <w:rPr>
-                <w:rFonts w:eastAsia="Verdana"/>
-                <w:i/>
-                <w:sz w:val="20"/>
-              </w:rPr>
-            </w:pPr>
-          </w:p>
-        </w:tc>
-      </w:tr>
-      <w:tr>
-        <w:trPr>
-          <w:trHeight w:val="283"/>
-        </w:trPr>
-        <w:tc>
-          <w:tcPr>
-            <w:tcW w:w="709" w:type="dxa"/>
-            <w:tcBorders>
-              <w:left w:val="single" w:sz="12" w:space="0" w:color="000000"/>
-              <w:right w:val="nil"/>
-            </w:tcBorders>
-            <w:vAlign w:val="center"/>
-          </w:tcPr>
-          <w:p>
-            <w:pPr>
-              <w:ind w:right="-17"/>
-              <w:jc w:val="center"/>
-              <w:rPr>
-                <w:rFonts w:eastAsia="Verdana" w:cs="Verdana"/>
-                <w:szCs w:val="22"/>
-              </w:rPr>
-            </w:pPr>
-          </w:p>
-        </w:tc>
-        <w:tc>
-          <w:tcPr>
-            <w:tcW w:w="3261" w:type="dxa"/>
-            <w:gridSpan w:val="3"/>
-            <w:tcBorders>
-              <w:left w:val="nil"/>
-              <w:right w:val="single" w:sz="4" w:space="0" w:color="auto"/>
-            </w:tcBorders>
-            <w:vAlign w:val="center"/>
-          </w:tcPr>
-          <w:p>
-            <w:pPr>
-              <w:ind w:left="140" w:right="141"/>
-              <w:rPr>
-                <w:rFonts w:eastAsia="Verdana"/>
-                <w:i/>
-                <w:sz w:val="20"/>
-              </w:rPr>
-            </w:pPr>
-          </w:p>
-        </w:tc>
-        <w:tc>
-          <w:tcPr>
-            <w:tcW w:w="283" w:type="dxa"/>
-            <w:tcBorders>
-              <w:left w:val="single" w:sz="4" w:space="0" w:color="auto"/>
-              <w:bottom w:val="single" w:sz="4" w:space="0" w:color="auto"/>
-            </w:tcBorders>
-            <w:vAlign w:val="center"/>
-          </w:tcPr>
-          <w:p>
-            <w:pPr>
-              <w:ind w:left="140" w:right="-17"/>
-              <w:rPr>
-                <w:rFonts w:eastAsia="Verdana"/>
-                <w:i/>
-                <w:sz w:val="20"/>
-              </w:rPr>
-            </w:pPr>
-          </w:p>
-        </w:tc>
-        <w:tc>
-          <w:tcPr>
-            <w:tcW w:w="5670" w:type="dxa"/>
-            <w:gridSpan w:val="5"/>
-            <w:tcBorders>
-              <w:bottom w:val="single" w:sz="4" w:space="0" w:color="auto"/>
-              <w:right w:val="single" w:sz="4" w:space="0" w:color="auto"/>
-            </w:tcBorders>
-            <w:shd w:val="clear" w:color="auto" w:fill="auto"/>
-            <w:vAlign w:val="center"/>
-          </w:tcPr>
-          <w:p>
-            <w:pPr>
-              <w:ind w:right="-17"/>
-              <w:rPr>
-                <w:rFonts w:eastAsia="Verdana"/>
-                <w:i/>
-                <w:sz w:val="20"/>
-              </w:rPr>
-            </w:pPr>
-            <w:proofErr w:type="spellStart"/>
-            <w:r>
-              <w:rPr>
-                <w:rFonts w:eastAsia="Verdana"/>
-                <w:i/>
-                <w:sz w:val="20"/>
-              </w:rPr>
-              <w:t>TvMI</w:t>
-            </w:r>
-            <w:proofErr w:type="spellEnd"/>
-            <w:r>
-              <w:rPr>
-                <w:rFonts w:eastAsia="Verdana"/>
-                <w:i/>
-                <w:sz w:val="20"/>
-              </w:rPr>
-              <w:t xml:space="preserve"> 14.2:2022.06.13.</w:t>
-            </w:r>
-            <w:r>
-              <w:rPr>
-                <w:rFonts w:eastAsia="Verdana"/>
-                <w:i/>
-                <w:sz w:val="20"/>
-              </w:rPr>
-              <w:t xml:space="preserve"> (kockázati osztályba sorolás)</w:t>
-            </w:r>
-          </w:p>
-        </w:tc>
-        <w:tc>
-          <w:tcPr>
-            <w:tcW w:w="426" w:type="dxa"/>
-            <w:tcBorders>
-              <w:left w:val="single" w:sz="4" w:space="0" w:color="auto"/>
-              <w:right w:val="single" w:sz="12" w:space="0" w:color="000000"/>
-            </w:tcBorders>
-            <w:shd w:val="clear" w:color="auto" w:fill="auto"/>
-            <w:vAlign w:val="center"/>
-          </w:tcPr>
-          <w:p>
-            <w:pPr>
-              <w:ind w:right="-17"/>
-              <w:rPr>
-                <w:rFonts w:eastAsia="Verdana"/>
-                <w:i/>
-                <w:sz w:val="20"/>
-              </w:rPr>
-            </w:pPr>
-          </w:p>
-        </w:tc>
-      </w:tr>
-      <w:tr>
-        <w:trPr>
-          <w:trHeight w:val="57"/>
-        </w:trPr>
-        <w:tc>
-          <w:tcPr>
-            <w:tcW w:w="709" w:type="dxa"/>
-            <w:tcBorders>
-              <w:left w:val="single" w:sz="12" w:space="0" w:color="000000"/>
-              <w:right w:val="nil"/>
-            </w:tcBorders>
-            <w:vAlign w:val="center"/>
-          </w:tcPr>
-          <w:p>
-            <w:pPr>
-              <w:ind w:right="-17"/>
-              <w:jc w:val="center"/>
-              <w:rPr>
-                <w:rFonts w:eastAsia="Verdana" w:cs="Verdana"/>
-                <w:sz w:val="8"/>
-                <w:szCs w:val="16"/>
-              </w:rPr>
-            </w:pPr>
-          </w:p>
-        </w:tc>
-        <w:tc>
-          <w:tcPr>
-            <w:tcW w:w="3261" w:type="dxa"/>
-            <w:gridSpan w:val="3"/>
-            <w:tcBorders>
-              <w:left w:val="nil"/>
-            </w:tcBorders>
-            <w:vAlign w:val="center"/>
-          </w:tcPr>
-          <w:p>
-            <w:pPr>
-              <w:ind w:left="140" w:right="141"/>
-              <w:rPr>
-                <w:rFonts w:eastAsia="Verdana"/>
-                <w:i/>
-                <w:sz w:val="8"/>
-                <w:szCs w:val="16"/>
-              </w:rPr>
-            </w:pPr>
-          </w:p>
-        </w:tc>
-        <w:tc>
-          <w:tcPr>
-            <w:tcW w:w="283" w:type="dxa"/>
-            <w:tcBorders>
-              <w:bottom w:val="single" w:sz="4" w:space="0" w:color="auto"/>
-            </w:tcBorders>
-            <w:vAlign w:val="center"/>
-          </w:tcPr>
-          <w:p>
-            <w:pPr>
-              <w:ind w:left="140" w:right="-17"/>
-              <w:rPr>
-                <w:rFonts w:eastAsia="Verdana"/>
-                <w:i/>
-                <w:sz w:val="8"/>
-                <w:szCs w:val="16"/>
-              </w:rPr>
-            </w:pPr>
-          </w:p>
-        </w:tc>
-        <w:tc>
-          <w:tcPr>
-            <w:tcW w:w="6096" w:type="dxa"/>
-            <w:gridSpan w:val="6"/>
-            <w:tcBorders>
-              <w:right w:val="single" w:sz="12" w:space="0" w:color="000000"/>
-            </w:tcBorders>
-            <w:shd w:val="clear" w:color="auto" w:fill="auto"/>
-            <w:vAlign w:val="center"/>
-          </w:tcPr>
-          <w:p>
-            <w:pPr>
-              <w:ind w:left="140" w:right="-17"/>
-              <w:rPr>
-                <w:rFonts w:eastAsia="Verdana"/>
-                <w:i/>
-                <w:sz w:val="8"/>
-                <w:szCs w:val="16"/>
-              </w:rPr>
-            </w:pPr>
-          </w:p>
-        </w:tc>
-      </w:tr>
-      <w:tr>
-        <w:trPr>
-          <w:trHeight w:val="283"/>
-        </w:trPr>
-        <w:tc>
-          <w:tcPr>
-            <w:tcW w:w="709" w:type="dxa"/>
-            <w:tcBorders>
-              <w:left w:val="single" w:sz="12" w:space="0" w:color="000000"/>
-              <w:right w:val="nil"/>
-            </w:tcBorders>
-            <w:vAlign w:val="center"/>
-          </w:tcPr>
-          <w:p>
-            <w:pPr>
-              <w:ind w:right="-17"/>
-              <w:jc w:val="center"/>
-              <w:rPr>
-                <w:rFonts w:eastAsia="Verdana" w:cs="Verdana"/>
-                <w:szCs w:val="22"/>
-              </w:rPr>
-            </w:pPr>
-          </w:p>
-        </w:tc>
-        <w:tc>
-          <w:tcPr>
-            <w:tcW w:w="3261" w:type="dxa"/>
-            <w:gridSpan w:val="3"/>
-            <w:tcBorders>
-              <w:left w:val="nil"/>
-              <w:right w:val="single" w:sz="4" w:space="0" w:color="auto"/>
-            </w:tcBorders>
-            <w:vAlign w:val="center"/>
-          </w:tcPr>
-          <w:p>
-            <w:pPr>
-              <w:ind w:left="284" w:right="141"/>
-              <w:rPr>
-                <w:rFonts w:eastAsia="Verdana"/>
-                <w:i/>
-                <w:sz w:val="20"/>
-              </w:rPr>
-            </w:pPr>
-            <w:r>
-              <w:rPr>
-                <w:rFonts w:eastAsia="Verdana"/>
-                <w:i/>
-                <w:sz w:val="20"/>
-              </w:rPr>
-              <w:t>Szakági Műszaki Előírások:</w:t>
-            </w:r>
-          </w:p>
-        </w:tc>
-        <w:tc>
-          <w:tcPr>
-            <w:tcW w:w="283" w:type="dxa"/>
-            <w:tcBorders>
-              <w:top w:val="single" w:sz="4" w:space="0" w:color="auto"/>
-              <w:left w:val="single" w:sz="4" w:space="0" w:color="auto"/>
-              <w:bottom w:val="single" w:sz="4" w:space="0" w:color="auto"/>
-            </w:tcBorders>
-            <w:vAlign w:val="center"/>
-          </w:tcPr>
-          <w:p>
-            <w:pPr>
-              <w:ind w:left="140" w:right="-17"/>
-              <w:rPr>
-                <w:rFonts w:eastAsia="Verdana"/>
-                <w:i/>
-                <w:sz w:val="20"/>
-              </w:rPr>
-            </w:pPr>
-          </w:p>
-        </w:tc>
-        <w:tc>
-          <w:tcPr>
-            <w:tcW w:w="5670" w:type="dxa"/>
-            <w:gridSpan w:val="5"/>
-            <w:tcBorders>
-              <w:top w:val="single" w:sz="4" w:space="0" w:color="auto"/>
-              <w:bottom w:val="single" w:sz="4" w:space="0" w:color="auto"/>
-              <w:right w:val="single" w:sz="4" w:space="0" w:color="auto"/>
-            </w:tcBorders>
-            <w:shd w:val="clear" w:color="auto" w:fill="auto"/>
-            <w:vAlign w:val="center"/>
-          </w:tcPr>
-          <w:p>
-            <w:pPr>
-              <w:ind w:left="2" w:right="-17"/>
-              <w:rPr>
-                <w:rFonts w:eastAsia="Verdana"/>
-                <w:i/>
-                <w:sz w:val="20"/>
-              </w:rPr>
-            </w:pPr>
-            <w:r>
-              <w:rPr>
-                <w:rFonts w:eastAsia="Verdana"/>
-                <w:i/>
-                <w:sz w:val="20"/>
-              </w:rPr>
-              <w:t>SZME-VB 2021.06.09.</w:t>
-            </w:r>
-          </w:p>
-        </w:tc>
-        <w:tc>
-          <w:tcPr>
-            <w:tcW w:w="426" w:type="dxa"/>
-            <w:tcBorders>
-              <w:left w:val="single" w:sz="4" w:space="0" w:color="auto"/>
-              <w:right w:val="single" w:sz="12" w:space="0" w:color="000000"/>
-            </w:tcBorders>
-            <w:shd w:val="clear" w:color="auto" w:fill="auto"/>
-            <w:vAlign w:val="center"/>
-          </w:tcPr>
-          <w:p>
-            <w:pPr>
-              <w:ind w:left="2" w:right="-17"/>
-              <w:rPr>
-                <w:rFonts w:eastAsia="Verdana"/>
-                <w:i/>
-                <w:sz w:val="20"/>
-              </w:rPr>
-            </w:pPr>
-          </w:p>
-        </w:tc>
-      </w:tr>
-      <w:tr>
-        <w:trPr>
-          <w:trHeight w:val="57"/>
-        </w:trPr>
-        <w:tc>
-          <w:tcPr>
-            <w:tcW w:w="709" w:type="dxa"/>
-            <w:tcBorders>
-              <w:left w:val="single" w:sz="12" w:space="0" w:color="000000"/>
-              <w:right w:val="nil"/>
-            </w:tcBorders>
-            <w:vAlign w:val="center"/>
-          </w:tcPr>
-          <w:p>
-            <w:pPr>
-              <w:ind w:right="-17"/>
-              <w:jc w:val="center"/>
-              <w:rPr>
-                <w:rFonts w:eastAsia="Verdana" w:cs="Verdana"/>
-                <w:sz w:val="8"/>
-                <w:szCs w:val="16"/>
-              </w:rPr>
-            </w:pPr>
-          </w:p>
-        </w:tc>
-        <w:tc>
-          <w:tcPr>
-            <w:tcW w:w="142" w:type="dxa"/>
-            <w:tcBorders>
-              <w:left w:val="nil"/>
-            </w:tcBorders>
-            <w:vAlign w:val="center"/>
-          </w:tcPr>
-          <w:p>
-            <w:pPr>
-              <w:ind w:left="140" w:right="141"/>
-              <w:rPr>
-                <w:rFonts w:eastAsia="Verdana"/>
-                <w:i/>
-                <w:sz w:val="8"/>
-                <w:szCs w:val="16"/>
-              </w:rPr>
-            </w:pPr>
-          </w:p>
-        </w:tc>
-        <w:tc>
-          <w:tcPr>
-            <w:tcW w:w="3119" w:type="dxa"/>
-            <w:gridSpan w:val="2"/>
-            <w:tcBorders>
-              <w:top w:val="single" w:sz="4" w:space="0" w:color="auto"/>
-              <w:left w:val="nil"/>
-            </w:tcBorders>
-            <w:vAlign w:val="center"/>
-          </w:tcPr>
-          <w:p>
-            <w:pPr>
-              <w:ind w:left="140" w:right="141"/>
-              <w:rPr>
-                <w:rFonts w:eastAsia="Verdana"/>
-                <w:i/>
-                <w:sz w:val="8"/>
-                <w:szCs w:val="16"/>
-              </w:rPr>
-            </w:pPr>
-          </w:p>
-        </w:tc>
-        <w:tc>
-          <w:tcPr>
-            <w:tcW w:w="283" w:type="dxa"/>
-            <w:tcBorders>
-              <w:left w:val="nil"/>
-              <w:bottom w:val="single" w:sz="4" w:space="0" w:color="auto"/>
-            </w:tcBorders>
-            <w:vAlign w:val="center"/>
-          </w:tcPr>
-          <w:p>
-            <w:pPr>
-              <w:ind w:left="140" w:right="-17"/>
-              <w:rPr>
-                <w:rFonts w:eastAsia="Verdana"/>
-                <w:i/>
-                <w:sz w:val="8"/>
-                <w:szCs w:val="16"/>
-              </w:rPr>
-            </w:pPr>
-          </w:p>
-        </w:tc>
-        <w:tc>
-          <w:tcPr>
-            <w:tcW w:w="6096" w:type="dxa"/>
-            <w:gridSpan w:val="6"/>
-            <w:tcBorders>
-              <w:right w:val="single" w:sz="12" w:space="0" w:color="000000"/>
-            </w:tcBorders>
-            <w:shd w:val="clear" w:color="auto" w:fill="auto"/>
-            <w:vAlign w:val="center"/>
-          </w:tcPr>
-          <w:p>
-            <w:pPr>
-              <w:ind w:left="2" w:right="-17"/>
-              <w:rPr>
-                <w:rFonts w:eastAsia="Verdana"/>
-                <w:i/>
-                <w:sz w:val="8"/>
-                <w:szCs w:val="16"/>
-              </w:rPr>
-            </w:pPr>
-          </w:p>
-        </w:tc>
-      </w:tr>
-      <w:tr>
-        <w:trPr>
-          <w:trHeight w:val="283"/>
-        </w:trPr>
-        <w:tc>
-          <w:tcPr>
-            <w:tcW w:w="709" w:type="dxa"/>
-            <w:tcBorders>
-              <w:left w:val="single" w:sz="12" w:space="0" w:color="000000"/>
-              <w:right w:val="nil"/>
-            </w:tcBorders>
-            <w:vAlign w:val="center"/>
-          </w:tcPr>
-          <w:p>
-            <w:pPr>
-              <w:ind w:right="-17"/>
-              <w:jc w:val="center"/>
-              <w:rPr>
-                <w:rFonts w:eastAsia="Verdana" w:cs="Verdana"/>
-                <w:szCs w:val="22"/>
-              </w:rPr>
-            </w:pPr>
-          </w:p>
-        </w:tc>
-        <w:tc>
-          <w:tcPr>
-            <w:tcW w:w="3261" w:type="dxa"/>
-            <w:gridSpan w:val="3"/>
-            <w:tcBorders>
-              <w:left w:val="nil"/>
-              <w:right w:val="single" w:sz="4" w:space="0" w:color="auto"/>
-            </w:tcBorders>
-            <w:vAlign w:val="center"/>
-          </w:tcPr>
-          <w:p>
-            <w:pPr>
-              <w:ind w:left="284" w:right="141"/>
-              <w:rPr>
-                <w:rFonts w:eastAsia="Verdana"/>
-                <w:i/>
-                <w:sz w:val="20"/>
-              </w:rPr>
-            </w:pPr>
-            <w:r>
-              <w:rPr>
-                <w:rFonts w:eastAsia="Verdana"/>
-                <w:i/>
-                <w:sz w:val="20"/>
-              </w:rPr>
-              <w:t>Szabványok:</w:t>
-            </w:r>
-          </w:p>
-        </w:tc>
-        <w:tc>
-          <w:tcPr>
-            <w:tcW w:w="283" w:type="dxa"/>
-            <w:tcBorders>
-              <w:top w:val="single" w:sz="4" w:space="0" w:color="auto"/>
-              <w:left w:val="single" w:sz="4" w:space="0" w:color="auto"/>
-            </w:tcBorders>
-            <w:vAlign w:val="center"/>
-          </w:tcPr>
-          <w:p>
-            <w:pPr>
-              <w:ind w:left="140" w:right="-17"/>
-              <w:rPr>
-                <w:rFonts w:eastAsia="Verdana"/>
-                <w:i/>
-                <w:sz w:val="20"/>
-              </w:rPr>
-            </w:pPr>
-          </w:p>
-        </w:tc>
-        <w:tc>
-          <w:tcPr>
-            <w:tcW w:w="3119" w:type="dxa"/>
-            <w:gridSpan w:val="3"/>
-            <w:tcBorders>
-              <w:top w:val="single" w:sz="4" w:space="0" w:color="auto"/>
-              <w:right w:val="single" w:sz="4" w:space="0" w:color="auto"/>
-            </w:tcBorders>
-            <w:shd w:val="clear" w:color="auto" w:fill="auto"/>
-            <w:vAlign w:val="center"/>
-          </w:tcPr>
-          <w:p>
-            <w:pPr>
-              <w:ind w:left="2" w:right="-17"/>
-              <w:rPr>
-                <w:rFonts w:eastAsia="Verdana"/>
-                <w:i/>
-                <w:sz w:val="20"/>
-              </w:rPr>
-            </w:pPr>
-            <w:r>
-              <w:rPr>
-                <w:rFonts w:eastAsia="Verdana"/>
-                <w:i/>
-                <w:sz w:val="20"/>
-              </w:rPr>
-              <w:t>MSZ HD 60364-4-41:2017/A12:2019</w:t>
-            </w:r>
-          </w:p>
-        </w:tc>
-        <w:tc>
-          <w:tcPr>
-            <w:tcW w:w="2551" w:type="dxa"/>
-            <w:gridSpan w:val="2"/>
-            <w:tcBorders>
-              <w:top w:val="single" w:sz="4" w:space="0" w:color="auto"/>
-              <w:left w:val="single" w:sz="4" w:space="0" w:color="auto"/>
-              <w:right w:val="single" w:sz="4" w:space="0" w:color="auto"/>
-            </w:tcBorders>
-            <w:shd w:val="clear" w:color="auto" w:fill="auto"/>
-            <w:vAlign w:val="center"/>
-          </w:tcPr>
-          <w:p>
-            <w:pPr>
-              <w:ind w:left="140" w:right="-17"/>
-              <w:rPr>
-                <w:rFonts w:eastAsia="Verdana"/>
-                <w:i/>
-                <w:sz w:val="20"/>
-              </w:rPr>
-            </w:pPr>
-            <w:r>
-              <w:rPr>
-                <w:rFonts w:eastAsia="Verdana"/>
-                <w:i/>
-                <w:sz w:val="20"/>
-              </w:rPr>
-              <w:t>MSZ HD 60364-7-710:2012</w:t>
-            </w:r>
-          </w:p>
-        </w:tc>
-        <w:tc>
-          <w:tcPr>
-            <w:tcW w:w="426" w:type="dxa"/>
-            <w:tcBorders>
-              <w:left w:val="single" w:sz="4" w:space="0" w:color="auto"/>
-              <w:right w:val="single" w:sz="12" w:space="0" w:color="000000"/>
-            </w:tcBorders>
-            <w:shd w:val="clear" w:color="auto" w:fill="auto"/>
-            <w:vAlign w:val="center"/>
-          </w:tcPr>
-          <w:p>
-            <w:pPr>
-              <w:ind w:left="140" w:right="-17"/>
-              <w:rPr>
-                <w:rFonts w:eastAsia="Verdana"/>
-                <w:i/>
-                <w:sz w:val="20"/>
-              </w:rPr>
-            </w:pPr>
-          </w:p>
-        </w:tc>
-      </w:tr>
-      <w:tr>
-        <w:trPr>
-          <w:trHeight w:val="283"/>
-        </w:trPr>
-        <w:tc>
-          <w:tcPr>
-            <w:tcW w:w="709" w:type="dxa"/>
-            <w:tcBorders>
-              <w:left w:val="single" w:sz="12" w:space="0" w:color="000000"/>
-              <w:right w:val="nil"/>
-            </w:tcBorders>
-            <w:vAlign w:val="center"/>
-          </w:tcPr>
-          <w:p>
-            <w:pPr>
-              <w:ind w:right="-17"/>
-              <w:jc w:val="center"/>
-              <w:rPr>
-                <w:rFonts w:eastAsia="Verdana" w:cs="Verdana"/>
-                <w:szCs w:val="22"/>
-              </w:rPr>
-            </w:pPr>
-          </w:p>
-        </w:tc>
-        <w:tc>
-          <w:tcPr>
-            <w:tcW w:w="142" w:type="dxa"/>
-            <w:tcBorders>
-              <w:left w:val="nil"/>
-            </w:tcBorders>
-            <w:vAlign w:val="center"/>
-          </w:tcPr>
-          <w:p>
-            <w:pPr>
-              <w:ind w:left="140" w:right="141"/>
-              <w:rPr>
-                <w:rFonts w:eastAsia="Verdana"/>
-                <w:i/>
-                <w:sz w:val="20"/>
-              </w:rPr>
-            </w:pPr>
-          </w:p>
-        </w:tc>
-        <w:tc>
-          <w:tcPr>
-            <w:tcW w:w="3119" w:type="dxa"/>
-            <w:gridSpan w:val="2"/>
-            <w:tcBorders>
-              <w:top w:val="single" w:sz="4" w:space="0" w:color="auto"/>
-              <w:right w:val="single" w:sz="4" w:space="0" w:color="auto"/>
-            </w:tcBorders>
-            <w:vAlign w:val="center"/>
-          </w:tcPr>
-          <w:p>
-            <w:pPr>
-              <w:ind w:left="140" w:right="141"/>
-              <w:rPr>
-                <w:rFonts w:eastAsia="Verdana"/>
-                <w:i/>
-                <w:sz w:val="20"/>
-              </w:rPr>
-            </w:pPr>
-          </w:p>
-        </w:tc>
-        <w:tc>
-          <w:tcPr>
-            <w:tcW w:w="283" w:type="dxa"/>
-            <w:tcBorders>
-              <w:left w:val="single" w:sz="4" w:space="0" w:color="auto"/>
-            </w:tcBorders>
-            <w:vAlign w:val="center"/>
-          </w:tcPr>
-          <w:p>
-            <w:pPr>
-              <w:ind w:left="140" w:right="-17"/>
-              <w:rPr>
-                <w:rFonts w:eastAsia="Verdana"/>
-                <w:i/>
-                <w:strike/>
-                <w:sz w:val="20"/>
-              </w:rPr>
-            </w:pPr>
-          </w:p>
-        </w:tc>
-        <w:tc>
-          <w:tcPr>
-            <w:tcW w:w="3119" w:type="dxa"/>
-            <w:gridSpan w:val="3"/>
-            <w:tcBorders>
-              <w:right w:val="single" w:sz="4" w:space="0" w:color="auto"/>
-            </w:tcBorders>
-            <w:shd w:val="clear" w:color="auto" w:fill="auto"/>
-            <w:vAlign w:val="center"/>
-          </w:tcPr>
-          <w:p>
-            <w:pPr>
-              <w:ind w:left="2" w:right="-17"/>
-              <w:rPr>
-                <w:rFonts w:eastAsia="Verdana"/>
-                <w:i/>
-                <w:sz w:val="20"/>
-              </w:rPr>
-            </w:pPr>
-            <w:r>
-              <w:rPr>
-                <w:rFonts w:eastAsia="Verdana"/>
-                <w:i/>
-                <w:sz w:val="20"/>
-              </w:rPr>
-              <w:t>MSZ HD 60364-7-722:2019</w:t>
-            </w:r>
-          </w:p>
-        </w:tc>
-        <w:tc>
-          <w:tcPr>
-            <w:tcW w:w="2551" w:type="dxa"/>
-            <w:gridSpan w:val="2"/>
-            <w:tcBorders>
-              <w:left w:val="single" w:sz="4" w:space="0" w:color="auto"/>
-              <w:right w:val="single" w:sz="4" w:space="0" w:color="auto"/>
-            </w:tcBorders>
-            <w:shd w:val="clear" w:color="auto" w:fill="auto"/>
-            <w:vAlign w:val="center"/>
-          </w:tcPr>
-          <w:p>
-            <w:pPr>
-              <w:ind w:left="140" w:right="-17"/>
-              <w:rPr>
-                <w:rFonts w:eastAsia="Verdana"/>
-                <w:i/>
-                <w:strike/>
-                <w:sz w:val="20"/>
-              </w:rPr>
-            </w:pPr>
-          </w:p>
-        </w:tc>
-        <w:tc>
-          <w:tcPr>
-            <w:tcW w:w="426" w:type="dxa"/>
-            <w:tcBorders>
-              <w:left w:val="single" w:sz="4" w:space="0" w:color="auto"/>
-              <w:right w:val="single" w:sz="12" w:space="0" w:color="000000"/>
-            </w:tcBorders>
-            <w:shd w:val="clear" w:color="auto" w:fill="auto"/>
-            <w:vAlign w:val="center"/>
-          </w:tcPr>
-          <w:p>
-            <w:pPr>
-              <w:ind w:left="140" w:right="-17"/>
-              <w:rPr>
-                <w:rFonts w:eastAsia="Verdana"/>
-                <w:i/>
-                <w:strike/>
-                <w:sz w:val="20"/>
-              </w:rPr>
-            </w:pPr>
-          </w:p>
-        </w:tc>
-      </w:tr>
-      <w:tr>
-        <w:trPr>
-          <w:trHeight w:val="283"/>
-        </w:trPr>
-        <w:tc>
-          <w:tcPr>
-            <w:tcW w:w="709" w:type="dxa"/>
-            <w:tcBorders>
-              <w:left w:val="single" w:sz="12" w:space="0" w:color="000000"/>
-              <w:right w:val="nil"/>
-            </w:tcBorders>
-            <w:vAlign w:val="center"/>
-          </w:tcPr>
-          <w:p>
-            <w:pPr>
-              <w:ind w:right="-17"/>
-              <w:jc w:val="center"/>
-              <w:rPr>
-                <w:rFonts w:eastAsia="Verdana" w:cs="Verdana"/>
-                <w:szCs w:val="22"/>
-              </w:rPr>
-            </w:pPr>
-          </w:p>
-        </w:tc>
-        <w:tc>
-          <w:tcPr>
-            <w:tcW w:w="3261" w:type="dxa"/>
-            <w:gridSpan w:val="3"/>
-            <w:tcBorders>
-              <w:left w:val="nil"/>
-              <w:right w:val="single" w:sz="4" w:space="0" w:color="auto"/>
-            </w:tcBorders>
-            <w:vAlign w:val="center"/>
-          </w:tcPr>
-          <w:p>
-            <w:pPr>
-              <w:ind w:left="140" w:right="141"/>
-              <w:rPr>
-                <w:rFonts w:eastAsia="Verdana"/>
-                <w:i/>
-                <w:sz w:val="20"/>
-              </w:rPr>
-            </w:pPr>
-          </w:p>
-        </w:tc>
-        <w:tc>
-          <w:tcPr>
-            <w:tcW w:w="283" w:type="dxa"/>
-            <w:tcBorders>
-              <w:left w:val="single" w:sz="4" w:space="0" w:color="auto"/>
-            </w:tcBorders>
-            <w:vAlign w:val="center"/>
-          </w:tcPr>
-          <w:p>
-            <w:pPr>
-              <w:ind w:left="140" w:right="-17"/>
-              <w:rPr>
-                <w:rFonts w:eastAsia="Verdana"/>
-                <w:i/>
-                <w:strike/>
-                <w:sz w:val="20"/>
-              </w:rPr>
-            </w:pPr>
-          </w:p>
-        </w:tc>
-        <w:tc>
-          <w:tcPr>
-            <w:tcW w:w="3119" w:type="dxa"/>
-            <w:gridSpan w:val="3"/>
-            <w:tcBorders>
-              <w:right w:val="single" w:sz="4" w:space="0" w:color="auto"/>
-            </w:tcBorders>
-            <w:shd w:val="clear" w:color="auto" w:fill="auto"/>
-            <w:vAlign w:val="center"/>
-          </w:tcPr>
-          <w:p>
-            <w:pPr>
-              <w:ind w:left="2" w:right="-17"/>
-              <w:rPr>
-                <w:rFonts w:eastAsia="Verdana"/>
-                <w:i/>
-                <w:sz w:val="20"/>
-              </w:rPr>
-            </w:pPr>
-            <w:r>
-              <w:rPr>
-                <w:rFonts w:eastAsia="Verdana"/>
-                <w:i/>
-                <w:sz w:val="20"/>
-              </w:rPr>
-              <w:t>MSZ HD 60364-5-52:2011/A12:2023</w:t>
-            </w:r>
-          </w:p>
-        </w:tc>
-        <w:tc>
-          <w:tcPr>
-            <w:tcW w:w="2551" w:type="dxa"/>
-            <w:gridSpan w:val="2"/>
-            <w:tcBorders>
-              <w:left w:val="single" w:sz="4" w:space="0" w:color="auto"/>
-              <w:right w:val="single" w:sz="4" w:space="0" w:color="auto"/>
-            </w:tcBorders>
-            <w:shd w:val="clear" w:color="auto" w:fill="auto"/>
-            <w:vAlign w:val="center"/>
-          </w:tcPr>
-          <w:p>
-            <w:pPr>
-              <w:ind w:left="140" w:right="-17"/>
-              <w:rPr>
-                <w:rFonts w:eastAsia="Verdana"/>
-                <w:i/>
-                <w:strike/>
-                <w:sz w:val="20"/>
-              </w:rPr>
-            </w:pPr>
-            <w:r>
-              <w:rPr>
-                <w:rFonts w:eastAsia="Verdana"/>
-                <w:i/>
-                <w:sz w:val="20"/>
-              </w:rPr>
-              <w:t>MSZ 10900</w:t>
-            </w:r>
-            <w:r>
-              <w:rPr>
-                <w:rFonts w:eastAsia="Verdana"/>
-                <w:i/>
-                <w:sz w:val="20"/>
-              </w:rPr>
-              <w:t>:2009</w:t>
-            </w:r>
-          </w:p>
-        </w:tc>
-        <w:tc>
-          <w:tcPr>
-            <w:tcW w:w="426" w:type="dxa"/>
-            <w:tcBorders>
-              <w:left w:val="single" w:sz="4" w:space="0" w:color="auto"/>
-              <w:right w:val="single" w:sz="12" w:space="0" w:color="000000"/>
-            </w:tcBorders>
-            <w:shd w:val="clear" w:color="auto" w:fill="auto"/>
-            <w:vAlign w:val="center"/>
-          </w:tcPr>
-          <w:p>
-            <w:pPr>
-              <w:ind w:left="140" w:right="-17"/>
-              <w:rPr>
-                <w:rFonts w:eastAsia="Verdana"/>
-                <w:i/>
-                <w:strike/>
-                <w:sz w:val="20"/>
-              </w:rPr>
-            </w:pPr>
-          </w:p>
-        </w:tc>
-      </w:tr>
-      <w:tr>
-        <w:trPr>
-          <w:trHeight w:val="283"/>
-        </w:trPr>
-        <w:tc>
-          <w:tcPr>
-            <w:tcW w:w="709" w:type="dxa"/>
-            <w:tcBorders>
-              <w:left w:val="single" w:sz="12" w:space="0" w:color="000000"/>
-              <w:right w:val="nil"/>
-            </w:tcBorders>
-            <w:vAlign w:val="center"/>
-          </w:tcPr>
-          <w:p>
-            <w:pPr>
-              <w:ind w:right="-17"/>
-              <w:jc w:val="center"/>
-              <w:rPr>
-                <w:rFonts w:eastAsia="Verdana" w:cs="Verdana"/>
-                <w:szCs w:val="22"/>
-              </w:rPr>
-            </w:pPr>
-          </w:p>
-        </w:tc>
-        <w:tc>
-          <w:tcPr>
-            <w:tcW w:w="3261" w:type="dxa"/>
-            <w:gridSpan w:val="3"/>
-            <w:tcBorders>
-              <w:left w:val="nil"/>
-              <w:right w:val="single" w:sz="4" w:space="0" w:color="auto"/>
-            </w:tcBorders>
-            <w:vAlign w:val="center"/>
-          </w:tcPr>
-          <w:p>
-            <w:pPr>
-              <w:ind w:left="140" w:right="141"/>
-              <w:rPr>
-                <w:rFonts w:eastAsia="Verdana"/>
-                <w:i/>
-                <w:sz w:val="20"/>
-              </w:rPr>
-            </w:pPr>
-          </w:p>
-        </w:tc>
-        <w:tc>
-          <w:tcPr>
-            <w:tcW w:w="283" w:type="dxa"/>
-            <w:tcBorders>
-              <w:left w:val="single" w:sz="4" w:space="0" w:color="auto"/>
-            </w:tcBorders>
-            <w:vAlign w:val="center"/>
-          </w:tcPr>
-          <w:p>
-            <w:pPr>
-              <w:ind w:left="140" w:right="-17"/>
-              <w:rPr>
-                <w:rFonts w:eastAsia="Verdana"/>
-                <w:i/>
-                <w:strike/>
-                <w:sz w:val="20"/>
-              </w:rPr>
-            </w:pPr>
-          </w:p>
-        </w:tc>
-        <w:tc>
-          <w:tcPr>
-            <w:tcW w:w="3119" w:type="dxa"/>
-            <w:gridSpan w:val="3"/>
-            <w:tcBorders>
-              <w:right w:val="single" w:sz="4" w:space="0" w:color="auto"/>
-            </w:tcBorders>
-            <w:shd w:val="clear" w:color="auto" w:fill="auto"/>
-            <w:vAlign w:val="center"/>
-          </w:tcPr>
-          <w:p>
-            <w:pPr>
-              <w:ind w:left="2" w:right="-17"/>
-              <w:rPr>
-                <w:rFonts w:eastAsia="Verdana"/>
-                <w:i/>
-                <w:sz w:val="20"/>
-              </w:rPr>
-            </w:pPr>
-            <w:r>
-              <w:rPr>
-                <w:rFonts w:eastAsia="Verdana"/>
-                <w:i/>
-                <w:sz w:val="20"/>
-              </w:rPr>
-              <w:t>MSZ HD 60364-5-53:2022</w:t>
-            </w:r>
-          </w:p>
-        </w:tc>
-        <w:tc>
-          <w:tcPr>
-            <w:tcW w:w="2551" w:type="dxa"/>
-            <w:gridSpan w:val="2"/>
-            <w:tcBorders>
-              <w:left w:val="single" w:sz="4" w:space="0" w:color="auto"/>
-              <w:right w:val="single" w:sz="4" w:space="0" w:color="auto"/>
-            </w:tcBorders>
-            <w:shd w:val="clear" w:color="auto" w:fill="auto"/>
-            <w:vAlign w:val="center"/>
-          </w:tcPr>
-          <w:p>
-            <w:pPr>
-              <w:ind w:left="140" w:right="-17"/>
-              <w:rPr>
-                <w:rFonts w:eastAsia="Verdana"/>
-                <w:i/>
-                <w:strike/>
-                <w:sz w:val="20"/>
-              </w:rPr>
-            </w:pPr>
-            <w:r>
-              <w:rPr>
-                <w:rFonts w:eastAsia="Verdana"/>
-                <w:i/>
-                <w:sz w:val="20"/>
-              </w:rPr>
-              <w:t>MSZ 453:1987</w:t>
-            </w:r>
-          </w:p>
-        </w:tc>
-        <w:tc>
-          <w:tcPr>
-            <w:tcW w:w="426" w:type="dxa"/>
-            <w:tcBorders>
-              <w:left w:val="single" w:sz="4" w:space="0" w:color="auto"/>
-              <w:right w:val="single" w:sz="12" w:space="0" w:color="000000"/>
-            </w:tcBorders>
-            <w:shd w:val="clear" w:color="auto" w:fill="auto"/>
-            <w:vAlign w:val="center"/>
-          </w:tcPr>
-          <w:p>
-            <w:pPr>
-              <w:ind w:left="140" w:right="-17"/>
-              <w:rPr>
-                <w:rFonts w:eastAsia="Verdana"/>
-                <w:i/>
-                <w:strike/>
-                <w:sz w:val="20"/>
-              </w:rPr>
-            </w:pPr>
-          </w:p>
-        </w:tc>
-      </w:tr>
-      <w:tr>
-        <w:trPr>
-          <w:trHeight w:val="283"/>
-        </w:trPr>
-        <w:tc>
-          <w:tcPr>
-            <w:tcW w:w="709" w:type="dxa"/>
-            <w:tcBorders>
-              <w:left w:val="single" w:sz="12" w:space="0" w:color="000000"/>
-              <w:right w:val="nil"/>
-            </w:tcBorders>
-            <w:vAlign w:val="center"/>
-          </w:tcPr>
-          <w:p>
-            <w:pPr>
-              <w:ind w:right="-17"/>
-              <w:jc w:val="center"/>
-              <w:rPr>
-                <w:rFonts w:eastAsia="Verdana" w:cs="Verdana"/>
-                <w:szCs w:val="22"/>
-              </w:rPr>
-            </w:pPr>
-          </w:p>
-        </w:tc>
-        <w:tc>
-          <w:tcPr>
-            <w:tcW w:w="3261" w:type="dxa"/>
-            <w:gridSpan w:val="3"/>
-            <w:tcBorders>
-              <w:left w:val="nil"/>
-              <w:right w:val="single" w:sz="4" w:space="0" w:color="auto"/>
-            </w:tcBorders>
-            <w:vAlign w:val="center"/>
-          </w:tcPr>
-          <w:p>
-            <w:pPr>
-              <w:ind w:left="140" w:right="141"/>
-              <w:rPr>
-                <w:rFonts w:eastAsia="Verdana"/>
-                <w:i/>
-                <w:sz w:val="20"/>
-              </w:rPr>
-            </w:pPr>
-          </w:p>
-        </w:tc>
-        <w:tc>
-          <w:tcPr>
-            <w:tcW w:w="283" w:type="dxa"/>
-            <w:tcBorders>
-              <w:left w:val="single" w:sz="4" w:space="0" w:color="auto"/>
-            </w:tcBorders>
-            <w:vAlign w:val="center"/>
-          </w:tcPr>
-          <w:p>
-            <w:pPr>
-              <w:ind w:left="140" w:right="-17"/>
-              <w:rPr>
-                <w:rFonts w:eastAsia="Verdana"/>
-                <w:i/>
-                <w:sz w:val="20"/>
-              </w:rPr>
-            </w:pPr>
-          </w:p>
-        </w:tc>
-        <w:tc>
-          <w:tcPr>
-            <w:tcW w:w="3119" w:type="dxa"/>
-            <w:gridSpan w:val="3"/>
-            <w:tcBorders>
-              <w:right w:val="single" w:sz="4" w:space="0" w:color="auto"/>
-            </w:tcBorders>
-            <w:shd w:val="clear" w:color="auto" w:fill="auto"/>
-            <w:vAlign w:val="center"/>
-          </w:tcPr>
-          <w:p>
-            <w:pPr>
-              <w:ind w:left="2" w:right="-17"/>
-              <w:rPr>
-                <w:rFonts w:eastAsia="Verdana"/>
-                <w:i/>
-                <w:sz w:val="20"/>
-              </w:rPr>
-            </w:pPr>
-            <w:r>
-              <w:rPr>
-                <w:rFonts w:eastAsia="Verdana"/>
-                <w:i/>
-                <w:sz w:val="20"/>
-              </w:rPr>
-              <w:t>MSZ HD 60364-5-54:2011/A1:2023</w:t>
-            </w:r>
-          </w:p>
-        </w:tc>
-        <w:tc>
-          <w:tcPr>
-            <w:tcW w:w="2551" w:type="dxa"/>
-            <w:gridSpan w:val="2"/>
-            <w:tcBorders>
-              <w:left w:val="single" w:sz="4" w:space="0" w:color="auto"/>
-              <w:right w:val="single" w:sz="4" w:space="0" w:color="auto"/>
-            </w:tcBorders>
-            <w:shd w:val="clear" w:color="auto" w:fill="auto"/>
-            <w:vAlign w:val="center"/>
-          </w:tcPr>
-          <w:p>
-            <w:pPr>
-              <w:ind w:left="140" w:right="-17"/>
-              <w:rPr>
-                <w:rFonts w:eastAsia="Verdana"/>
-                <w:i/>
-                <w:sz w:val="20"/>
-              </w:rPr>
-            </w:pPr>
-            <w:r>
-              <w:rPr>
-                <w:rFonts w:eastAsia="Verdana"/>
-                <w:i/>
-                <w:sz w:val="20"/>
-              </w:rPr>
-              <w:t>MSZ 447:2019</w:t>
-            </w:r>
-          </w:p>
-        </w:tc>
-        <w:tc>
-          <w:tcPr>
-            <w:tcW w:w="426" w:type="dxa"/>
-            <w:tcBorders>
-              <w:left w:val="single" w:sz="4" w:space="0" w:color="auto"/>
-              <w:right w:val="single" w:sz="12" w:space="0" w:color="000000"/>
-            </w:tcBorders>
-            <w:shd w:val="clear" w:color="auto" w:fill="auto"/>
-            <w:vAlign w:val="center"/>
-          </w:tcPr>
-          <w:p>
-            <w:pPr>
-              <w:ind w:left="140" w:right="-17"/>
-              <w:rPr>
-                <w:rFonts w:eastAsia="Verdana"/>
-                <w:i/>
-                <w:sz w:val="20"/>
-              </w:rPr>
-            </w:pPr>
-          </w:p>
-        </w:tc>
-      </w:tr>
-      <w:tr>
-        <w:trPr>
-          <w:trHeight w:val="283"/>
-        </w:trPr>
-        <w:tc>
-          <w:tcPr>
-            <w:tcW w:w="709" w:type="dxa"/>
-            <w:tcBorders>
-              <w:left w:val="single" w:sz="12" w:space="0" w:color="000000"/>
-              <w:right w:val="nil"/>
-            </w:tcBorders>
-            <w:vAlign w:val="center"/>
-          </w:tcPr>
-          <w:p>
-            <w:pPr>
-              <w:ind w:right="-17"/>
-              <w:jc w:val="center"/>
-              <w:rPr>
-                <w:rFonts w:eastAsia="Verdana" w:cs="Verdana"/>
-                <w:szCs w:val="22"/>
-              </w:rPr>
-            </w:pPr>
-          </w:p>
-        </w:tc>
-        <w:tc>
-          <w:tcPr>
-            <w:tcW w:w="3261" w:type="dxa"/>
-            <w:gridSpan w:val="3"/>
-            <w:tcBorders>
-              <w:left w:val="nil"/>
-              <w:right w:val="single" w:sz="4" w:space="0" w:color="auto"/>
-            </w:tcBorders>
-            <w:vAlign w:val="center"/>
-          </w:tcPr>
-          <w:p>
-            <w:pPr>
-              <w:ind w:left="140" w:right="141"/>
-              <w:rPr>
-                <w:rFonts w:eastAsia="Verdana"/>
-                <w:i/>
-                <w:sz w:val="20"/>
-              </w:rPr>
-            </w:pPr>
-          </w:p>
-        </w:tc>
-        <w:tc>
-          <w:tcPr>
-            <w:tcW w:w="283" w:type="dxa"/>
-            <w:tcBorders>
-              <w:left w:val="single" w:sz="4" w:space="0" w:color="auto"/>
-            </w:tcBorders>
-            <w:vAlign w:val="center"/>
-          </w:tcPr>
-          <w:p>
-            <w:pPr>
-              <w:ind w:left="140" w:right="-17"/>
-              <w:rPr>
-                <w:rFonts w:eastAsia="Verdana"/>
-                <w:i/>
-                <w:strike/>
-                <w:sz w:val="20"/>
-              </w:rPr>
-            </w:pPr>
-          </w:p>
-        </w:tc>
-        <w:tc>
-          <w:tcPr>
-            <w:tcW w:w="3119" w:type="dxa"/>
-            <w:gridSpan w:val="3"/>
-            <w:tcBorders>
-              <w:right w:val="single" w:sz="4" w:space="0" w:color="auto"/>
-            </w:tcBorders>
-            <w:shd w:val="clear" w:color="auto" w:fill="auto"/>
-            <w:vAlign w:val="center"/>
-          </w:tcPr>
-          <w:p>
-            <w:pPr>
-              <w:ind w:right="-17"/>
-              <w:rPr>
-                <w:rFonts w:eastAsia="Verdana"/>
-                <w:i/>
-                <w:sz w:val="20"/>
-              </w:rPr>
-            </w:pPr>
-            <w:r>
-              <w:rPr>
-                <w:rFonts w:eastAsia="Verdana"/>
-                <w:i/>
-                <w:sz w:val="20"/>
-              </w:rPr>
-              <w:t>MSZ HD 60364-5-56:2019</w:t>
-            </w:r>
-          </w:p>
-        </w:tc>
-        <w:tc>
-          <w:tcPr>
-            <w:tcW w:w="2551" w:type="dxa"/>
-            <w:gridSpan w:val="2"/>
-            <w:tcBorders>
-              <w:left w:val="single" w:sz="4" w:space="0" w:color="auto"/>
-              <w:right w:val="single" w:sz="4" w:space="0" w:color="auto"/>
-            </w:tcBorders>
-            <w:shd w:val="clear" w:color="auto" w:fill="auto"/>
-            <w:vAlign w:val="center"/>
-          </w:tcPr>
-          <w:p>
-            <w:pPr>
-              <w:ind w:left="140" w:right="-17"/>
-              <w:rPr>
-                <w:rFonts w:eastAsia="Verdana"/>
-                <w:i/>
-                <w:strike/>
-                <w:sz w:val="20"/>
-              </w:rPr>
-            </w:pPr>
-            <w:r>
-              <w:rPr>
-                <w:rFonts w:eastAsia="Verdana"/>
-                <w:i/>
-                <w:sz w:val="20"/>
-              </w:rPr>
-              <w:t>MSZ 1585:2016</w:t>
-            </w:r>
-          </w:p>
-        </w:tc>
-        <w:tc>
-          <w:tcPr>
-            <w:tcW w:w="426" w:type="dxa"/>
-            <w:tcBorders>
-              <w:left w:val="single" w:sz="4" w:space="0" w:color="auto"/>
-              <w:right w:val="single" w:sz="12" w:space="0" w:color="000000"/>
-            </w:tcBorders>
-            <w:shd w:val="clear" w:color="auto" w:fill="auto"/>
-            <w:vAlign w:val="center"/>
-          </w:tcPr>
-          <w:p>
-            <w:pPr>
-              <w:ind w:left="140" w:right="-17"/>
-              <w:rPr>
-                <w:rFonts w:eastAsia="Verdana"/>
-                <w:i/>
-                <w:strike/>
-                <w:sz w:val="20"/>
-              </w:rPr>
-            </w:pPr>
-          </w:p>
-        </w:tc>
-      </w:tr>
-      <w:tr>
-        <w:trPr>
-          <w:trHeight w:val="407"/>
-        </w:trPr>
-        <w:tc>
-          <w:tcPr>
-            <w:tcW w:w="709" w:type="dxa"/>
-            <w:tcBorders>
-              <w:left w:val="single" w:sz="12" w:space="0" w:color="000000"/>
-              <w:right w:val="nil"/>
-            </w:tcBorders>
-            <w:vAlign w:val="center"/>
-          </w:tcPr>
-          <w:p>
-            <w:pPr>
-              <w:ind w:right="-17"/>
-              <w:jc w:val="center"/>
-              <w:rPr>
-                <w:rFonts w:eastAsia="Verdana" w:cs="Verdana"/>
-                <w:szCs w:val="22"/>
-              </w:rPr>
-            </w:pPr>
-          </w:p>
-        </w:tc>
-        <w:tc>
-          <w:tcPr>
-            <w:tcW w:w="3261" w:type="dxa"/>
-            <w:gridSpan w:val="3"/>
-            <w:tcBorders>
-              <w:left w:val="nil"/>
-              <w:right w:val="single" w:sz="4" w:space="0" w:color="auto"/>
-            </w:tcBorders>
-            <w:vAlign w:val="center"/>
-          </w:tcPr>
-          <w:p>
-            <w:pPr>
-              <w:ind w:left="140" w:right="141"/>
-              <w:rPr>
-                <w:rFonts w:eastAsia="Verdana"/>
-                <w:i/>
-                <w:sz w:val="20"/>
-              </w:rPr>
-            </w:pPr>
-          </w:p>
-        </w:tc>
-        <w:tc>
-          <w:tcPr>
-            <w:tcW w:w="283" w:type="dxa"/>
-            <w:tcBorders>
-              <w:left w:val="single" w:sz="4" w:space="0" w:color="auto"/>
-            </w:tcBorders>
-            <w:vAlign w:val="center"/>
-          </w:tcPr>
-          <w:p>
-            <w:pPr>
-              <w:ind w:left="140" w:right="-17"/>
-              <w:rPr>
-                <w:rFonts w:eastAsia="Verdana"/>
-                <w:i/>
-                <w:sz w:val="20"/>
-              </w:rPr>
-            </w:pPr>
-          </w:p>
-        </w:tc>
-        <w:tc>
-          <w:tcPr>
-            <w:tcW w:w="3119" w:type="dxa"/>
-            <w:gridSpan w:val="3"/>
-            <w:tcBorders>
-              <w:left w:val="nil"/>
-              <w:right w:val="single" w:sz="4" w:space="0" w:color="auto"/>
-            </w:tcBorders>
-            <w:shd w:val="clear" w:color="auto" w:fill="auto"/>
-            <w:vAlign w:val="center"/>
-          </w:tcPr>
-          <w:p>
-            <w:pPr>
-              <w:ind w:right="-17"/>
-              <w:rPr>
-                <w:rFonts w:eastAsia="Verdana"/>
-                <w:i/>
-                <w:sz w:val="20"/>
-              </w:rPr>
-            </w:pPr>
-            <w:r>
-              <w:rPr>
-                <w:rFonts w:eastAsia="Verdana"/>
-                <w:i/>
-                <w:sz w:val="20"/>
-              </w:rPr>
-              <w:t>MSZ HD 60364-6:2017</w:t>
-            </w:r>
-          </w:p>
-        </w:tc>
-        <w:tc>
-          <w:tcPr>
-            <w:tcW w:w="2551" w:type="dxa"/>
-            <w:gridSpan w:val="2"/>
-            <w:tcBorders>
-              <w:left w:val="single" w:sz="4" w:space="0" w:color="auto"/>
-              <w:right w:val="single" w:sz="4" w:space="0" w:color="auto"/>
-            </w:tcBorders>
-            <w:shd w:val="clear" w:color="auto" w:fill="auto"/>
-            <w:vAlign w:val="center"/>
-          </w:tcPr>
-          <w:p>
-            <w:pPr>
-              <w:ind w:left="140" w:right="-17"/>
-              <w:rPr>
-                <w:rFonts w:eastAsia="Verdana"/>
-                <w:i/>
-                <w:sz w:val="20"/>
-              </w:rPr>
-            </w:pPr>
-            <w:r>
-              <w:rPr>
-                <w:rFonts w:eastAsia="Verdana"/>
-                <w:i/>
-                <w:sz w:val="20"/>
-              </w:rPr>
-              <w:t>MSZ EN IEC 61439-1:2021</w:t>
-            </w:r>
-          </w:p>
-        </w:tc>
-        <w:tc>
-          <w:tcPr>
-            <w:tcW w:w="426" w:type="dxa"/>
-            <w:tcBorders>
-              <w:left w:val="single" w:sz="4" w:space="0" w:color="auto"/>
-              <w:right w:val="single" w:sz="12" w:space="0" w:color="000000"/>
-            </w:tcBorders>
-            <w:shd w:val="clear" w:color="auto" w:fill="auto"/>
-            <w:vAlign w:val="center"/>
-          </w:tcPr>
-          <w:p>
-            <w:pPr>
-              <w:ind w:left="140" w:right="-17"/>
-              <w:rPr>
-                <w:rFonts w:eastAsia="Verdana"/>
-                <w:i/>
-                <w:sz w:val="20"/>
-              </w:rPr>
-            </w:pPr>
-          </w:p>
-        </w:tc>
-      </w:tr>
-      <w:tr>
-        <w:trPr>
-          <w:trHeight w:val="215"/>
-        </w:trPr>
-        <w:tc>
-          <w:tcPr>
-            <w:tcW w:w="709" w:type="dxa"/>
-            <w:tcBorders>
-              <w:left w:val="single" w:sz="12" w:space="0" w:color="000000"/>
-              <w:right w:val="nil"/>
-            </w:tcBorders>
-            <w:vAlign w:val="center"/>
-          </w:tcPr>
-          <w:p>
-            <w:pPr>
-              <w:ind w:right="-17"/>
-              <w:jc w:val="center"/>
-              <w:rPr>
-                <w:rFonts w:eastAsia="Verdana" w:cs="Verdana"/>
-                <w:szCs w:val="22"/>
-              </w:rPr>
-            </w:pPr>
-          </w:p>
-        </w:tc>
-        <w:tc>
-          <w:tcPr>
-            <w:tcW w:w="3261" w:type="dxa"/>
-            <w:gridSpan w:val="3"/>
-            <w:tcBorders>
-              <w:left w:val="nil"/>
-              <w:right w:val="single" w:sz="4" w:space="0" w:color="auto"/>
-            </w:tcBorders>
-            <w:vAlign w:val="center"/>
-          </w:tcPr>
-          <w:p>
-            <w:pPr>
-              <w:ind w:left="140" w:right="141"/>
-              <w:rPr>
-                <w:rFonts w:eastAsia="Verdana"/>
-                <w:i/>
-                <w:sz w:val="20"/>
-              </w:rPr>
-            </w:pPr>
-          </w:p>
-        </w:tc>
-        <w:tc>
-          <w:tcPr>
-            <w:tcW w:w="283" w:type="dxa"/>
-            <w:tcBorders>
-              <w:left w:val="single" w:sz="4" w:space="0" w:color="auto"/>
-            </w:tcBorders>
-            <w:vAlign w:val="center"/>
-          </w:tcPr>
-          <w:p>
-            <w:pPr>
-              <w:ind w:left="140" w:right="-17"/>
-              <w:rPr>
-                <w:rFonts w:eastAsia="Verdana"/>
-                <w:i/>
-                <w:sz w:val="20"/>
-              </w:rPr>
-            </w:pPr>
-          </w:p>
-        </w:tc>
-        <w:tc>
-          <w:tcPr>
-            <w:tcW w:w="3119" w:type="dxa"/>
-            <w:gridSpan w:val="3"/>
-            <w:tcBorders>
-              <w:left w:val="nil"/>
-              <w:right w:val="single" w:sz="4" w:space="0" w:color="auto"/>
-            </w:tcBorders>
-            <w:shd w:val="clear" w:color="auto" w:fill="auto"/>
-            <w:vAlign w:val="center"/>
-          </w:tcPr>
-          <w:p>
-            <w:pPr>
-              <w:ind w:right="-17"/>
-              <w:rPr>
-                <w:rFonts w:eastAsia="Verdana"/>
-                <w:i/>
-                <w:sz w:val="20"/>
-              </w:rPr>
-            </w:pPr>
-            <w:r>
-              <w:rPr>
-                <w:rFonts w:eastAsia="Verdana"/>
-                <w:i/>
-                <w:sz w:val="20"/>
-              </w:rPr>
-              <w:t>MSZ 4852:1977</w:t>
-            </w:r>
-          </w:p>
-        </w:tc>
-        <w:tc>
-          <w:tcPr>
-            <w:tcW w:w="2551" w:type="dxa"/>
-            <w:gridSpan w:val="2"/>
-            <w:tcBorders>
-              <w:left w:val="single" w:sz="4" w:space="0" w:color="auto"/>
-              <w:right w:val="single" w:sz="4" w:space="0" w:color="auto"/>
-            </w:tcBorders>
-            <w:shd w:val="clear" w:color="auto" w:fill="auto"/>
-            <w:vAlign w:val="center"/>
-          </w:tcPr>
-          <w:p>
-            <w:pPr>
-              <w:ind w:left="140" w:right="-17"/>
-              <w:rPr>
-                <w:rFonts w:eastAsia="Verdana"/>
-                <w:i/>
-                <w:sz w:val="20"/>
-              </w:rPr>
-            </w:pPr>
-          </w:p>
-        </w:tc>
-        <w:tc>
-          <w:tcPr>
-            <w:tcW w:w="426" w:type="dxa"/>
-            <w:tcBorders>
-              <w:left w:val="single" w:sz="4" w:space="0" w:color="auto"/>
-              <w:right w:val="single" w:sz="12" w:space="0" w:color="000000"/>
-            </w:tcBorders>
-            <w:shd w:val="clear" w:color="auto" w:fill="auto"/>
-            <w:vAlign w:val="center"/>
-          </w:tcPr>
-          <w:p>
-            <w:pPr>
-              <w:ind w:left="140" w:right="-17"/>
-              <w:rPr>
-                <w:rFonts w:eastAsia="Verdana"/>
-                <w:i/>
-                <w:sz w:val="20"/>
-              </w:rPr>
-            </w:pPr>
-          </w:p>
-        </w:tc>
-      </w:tr>
-      <w:tr>
-        <w:trPr>
-          <w:trHeight w:val="57"/>
-        </w:trPr>
-        <w:tc>
-          <w:tcPr>
-            <w:tcW w:w="10349" w:type="dxa"/>
-            <w:gridSpan w:val="11"/>
-            <w:tcBorders>
-              <w:left w:val="single" w:sz="12" w:space="0" w:color="000000"/>
-              <w:bottom w:val="single" w:sz="12" w:space="0" w:color="auto"/>
-              <w:right w:val="single" w:sz="12" w:space="0" w:color="000000"/>
-            </w:tcBorders>
-            <w:vAlign w:val="center"/>
-          </w:tcPr>
-          <w:p>
-            <w:pPr>
-              <w:ind w:left="140" w:right="-17"/>
-              <w:rPr>
-                <w:rFonts w:eastAsia="Verdana"/>
-                <w:i/>
-                <w:sz w:val="8"/>
-              </w:rPr>
             </w:pPr>
           </w:p>
         </w:tc>
       </w:tr>
     </w:tbl>
+    <w:p>
+      <w:pPr>
+        <w:pStyle w:val="Cm"/>
+        <w:sectPr>
+          <w:type w:val="continuous"/>
+          <w:pgSz w:w="11906" w:h="16838"/>
+          <w:pgMar w:top="993" w:right="1417" w:bottom="1135" w:left="1417" w:header="567" w:footer="567" w:gutter="0"/>
+          <w:cols w:space="708"/>
+          <w:docGrid w:linePitch="360"/>
+        </w:sectPr>
+      </w:pPr>
+      <w:bookmarkStart w:id="0" w:name="_Hlk117583256"/>
+    </w:p>
     <w:tbl>
       <w:tblPr>
         <w:tblStyle w:val="TableNormal"/>
@@ -15882,7 +13568,6 @@
                 <w:lang w:val="hu-HU"/>
               </w:rPr>
             </w:pPr>
-            <w:bookmarkStart w:id="1" w:name="_Hlk117583256"/>
             <w:r>
               <w:rPr>
                 <w:lang w:val="hu-HU"/>
@@ -16022,12 +13707,12 @@
                 <w:rFonts w:cs="Tahoma"/>
                 <w:lang w:val="hu-HU"/>
               </w:rPr>
-              <w:t>{JEGYZŐKÖNYV SZÁMA}</w:t>
+              <w:t>{{GENERALT_SZAM_CEG_JGYK}}</w:t>
             </w:r>
           </w:p>
         </w:tc>
       </w:tr>
-      <w:bookmarkEnd w:id="1"/>
+      <w:bookmarkEnd w:id="0"/>
       <w:tr>
         <w:trPr>
           <w:trHeight w:val="283"/>
@@ -16616,6 +14301,7 @@
               <w:right w:val="single" w:sz="4" w:space="0" w:color="000000"/>
             </w:tcBorders>
             <w:shd w:val="clear" w:color="auto" w:fill="auto"/>
+            <w:vAlign w:val="center"/>
           </w:tcPr>
           <w:p>
             <w:pPr>
@@ -16634,7 +14320,19 @@
               <w:rPr>
                 <w:rFonts w:cs="Segoe UI"/>
               </w:rPr>
-              <w:t>{{SCAN}}</w:t>
+              <w:t>{{</w:t>
+            </w:r>
+            <w:r>
+              <w:rPr>
+                <w:rFonts w:cs="Segoe UI"/>
+              </w:rPr>
+              <w:t>501</w:t>
+            </w:r>
+            <w:r>
+              <w:rPr>
+                <w:rFonts w:cs="Segoe UI"/>
+              </w:rPr>
+              <w:t>}}</w:t>
             </w:r>
           </w:p>
         </w:tc>
@@ -16650,17 +14348,42 @@
           </w:tcPr>
           <w:p>
             <w:pPr>
-              <w:pStyle w:val="TableParagraph"/>
-              <w:spacing w:line="276" w:lineRule="auto"/>
+              <w:pStyle w:val="HTML-kntformzott"/>
               <w:jc w:val="center"/>
               <w:rPr>
                 <w:rFonts w:ascii="Aptos" w:hAnsi="Aptos"/>
                 <w:iCs/>
-                <w:sz w:val="20"/>
-                <w:szCs w:val="20"/>
-                <w:lang w:val="hu-HU"/>
-              </w:rPr>
-            </w:pPr>
+                <w:szCs w:val="20"/>
+                <w:lang w:val="hu-HU"/>
+              </w:rPr>
+            </w:pPr>
+            <w:r>
+              <w:rPr>
+                <w:rFonts w:ascii="Aptos" w:hAnsi="Aptos"/>
+                <w:iCs/>
+                <w:szCs w:val="20"/>
+                <w:lang w:val="hu-HU"/>
+              </w:rPr>
+              <w:t>{{</w:t>
+            </w:r>
+            <w:r>
+              <w:rPr>
+                <w:rFonts w:ascii="Cascadia Mono" w:hAnsi="Cascadia Mono"/>
+                <w:color w:val="A31515"/>
+                <w:sz w:val="18"/>
+                <w:szCs w:val="18"/>
+              </w:rPr>
+              <w:t>501M</w:t>
+            </w:r>
+            <w:r>
+              <w:rPr>
+                <w:rFonts w:ascii="Aptos" w:hAnsi="Aptos"/>
+                <w:iCs/>
+                <w:szCs w:val="20"/>
+                <w:lang w:val="hu-HU"/>
+              </w:rPr>
+              <w:t>}}</w:t>
+            </w:r>
           </w:p>
         </w:tc>
       </w:tr>
@@ -16788,6 +14511,7 @@
               <w:right w:val="single" w:sz="4" w:space="0" w:color="000000"/>
             </w:tcBorders>
             <w:shd w:val="clear" w:color="auto" w:fill="auto"/>
+            <w:vAlign w:val="center"/>
           </w:tcPr>
           <w:p>
             <w:pPr>
@@ -16805,7 +14529,7 @@
               <w:rPr>
                 <w:rFonts w:cs="Segoe UI"/>
               </w:rPr>
-              <w:t>{{SCAN}}</w:t>
+              <w:t>{{502}}</w:t>
             </w:r>
           </w:p>
         </w:tc>
@@ -16831,6 +14555,44 @@
                 <w:lang w:val="hu-HU"/>
               </w:rPr>
             </w:pPr>
+            <w:r>
+              <w:rPr>
+                <w:rFonts w:ascii="Aptos" w:hAnsi="Aptos"/>
+                <w:iCs/>
+                <w:sz w:val="20"/>
+                <w:szCs w:val="20"/>
+                <w:lang w:val="hu-HU"/>
+              </w:rPr>
+              <w:t>{{</w:t>
+            </w:r>
+            <w:r>
+              <w:rPr>
+                <w:rFonts w:ascii="Cascadia Mono" w:hAnsi="Cascadia Mono"/>
+                <w:color w:val="A31515"/>
+                <w:sz w:val="18"/>
+                <w:szCs w:val="18"/>
+              </w:rPr>
+              <w:t>502</w:t>
+            </w:r>
+            <w:r>
+              <w:rPr>
+                <w:rFonts w:ascii="Cascadia Mono" w:hAnsi="Cascadia Mono"/>
+                <w:color w:val="A31515"/>
+                <w:sz w:val="18"/>
+                <w:szCs w:val="18"/>
+              </w:rPr>
+              <w:t>M</w:t>
+            </w:r>
+            <w:r>
+              <w:rPr>
+                <w:rFonts w:ascii="Aptos" w:hAnsi="Aptos"/>
+                <w:iCs/>
+                <w:sz w:val="20"/>
+                <w:szCs w:val="20"/>
+                <w:lang w:val="hu-HU"/>
+              </w:rPr>
+              <w:t>}}</w:t>
+            </w:r>
           </w:p>
         </w:tc>
       </w:tr>
@@ -16882,6 +14644,7 @@
               <w:right w:val="single" w:sz="4" w:space="0" w:color="000000"/>
             </w:tcBorders>
             <w:shd w:val="clear" w:color="auto" w:fill="auto"/>
+            <w:vAlign w:val="center"/>
           </w:tcPr>
           <w:p>
             <w:pPr>
@@ -16899,7 +14662,7 @@
               <w:rPr>
                 <w:rFonts w:cs="Segoe UI"/>
               </w:rPr>
-              <w:t>{{SCAN}}</w:t>
+              <w:t>{{503}}</w:t>
             </w:r>
           </w:p>
         </w:tc>
@@ -16926,6 +14689,53 @@
                 <w:lang w:val="hu-HU"/>
               </w:rPr>
             </w:pPr>
+            <w:r>
+              <w:rPr>
+                <w:rFonts w:ascii="Aptos" w:hAnsi="Aptos"/>
+                <w:iCs/>
+                <w:sz w:val="20"/>
+                <w:szCs w:val="20"/>
+                <w:lang w:val="hu-HU"/>
+              </w:rPr>
+              <w:t>{{</w:t>
+            </w:r>
+            <w:r>
+              <w:rPr>
+                <w:rFonts w:ascii="Cascadia Mono" w:hAnsi="Cascadia Mono"/>
+                <w:color w:val="A31515"/>
+                <w:sz w:val="18"/>
+                <w:szCs w:val="18"/>
+              </w:rPr>
+              <w:t>50</w:t>
+            </w:r>
+            <w:r>
+              <w:rPr>
+                <w:rFonts w:ascii="Cascadia Mono" w:hAnsi="Cascadia Mono"/>
+                <w:color w:val="A31515"/>
+                <w:sz w:val="18"/>
+                <w:szCs w:val="18"/>
+              </w:rPr>
+              <w:t>3</w:t>
+            </w:r>
+            <w:r>
+              <w:rPr>
+                <w:rFonts w:ascii="Cascadia Mono" w:hAnsi="Cascadia Mono"/>
+                <w:color w:val="A31515"/>
+                <w:sz w:val="18"/>
+                <w:szCs w:val="18"/>
+              </w:rPr>
+              <w:t>M</w:t>
+            </w:r>
+            <w:r>
+              <w:rPr>
+                <w:rFonts w:ascii="Aptos" w:hAnsi="Aptos"/>
+                <w:iCs/>
+                <w:sz w:val="20"/>
+                <w:szCs w:val="20"/>
+                <w:lang w:val="hu-HU"/>
+              </w:rPr>
+              <w:t>}}</w:t>
+            </w:r>
           </w:p>
         </w:tc>
       </w:tr>
@@ -17177,6 +14987,7 @@
               <w:right w:val="single" w:sz="4" w:space="0" w:color="000000"/>
             </w:tcBorders>
             <w:shd w:val="clear" w:color="auto" w:fill="auto"/>
+            <w:vAlign w:val="center"/>
           </w:tcPr>
           <w:p>
             <w:pPr>
@@ -17195,7 +15006,7 @@
               <w:rPr>
                 <w:rFonts w:cs="Segoe UI"/>
               </w:rPr>
-              <w:t>{{SCAN}}</w:t>
+              <w:t>{{504}}</w:t>
             </w:r>
           </w:p>
         </w:tc>
@@ -17221,6 +15032,44 @@
                 <w:lang w:val="hu-HU"/>
               </w:rPr>
             </w:pPr>
+            <w:r>
+              <w:rPr>
+                <w:rFonts w:ascii="Aptos" w:hAnsi="Aptos"/>
+                <w:iCs/>
+                <w:sz w:val="20"/>
+                <w:szCs w:val="20"/>
+                <w:lang w:val="hu-HU"/>
+              </w:rPr>
+              <w:t>{{</w:t>
+            </w:r>
+            <w:r>
+              <w:rPr>
+                <w:rFonts w:ascii="Cascadia Mono" w:hAnsi="Cascadia Mono"/>
+                <w:color w:val="A31515"/>
+                <w:sz w:val="18"/>
+                <w:szCs w:val="18"/>
+              </w:rPr>
+              <w:t>504</w:t>
+            </w:r>
+            <w:r>
+              <w:rPr>
+                <w:rFonts w:ascii="Cascadia Mono" w:hAnsi="Cascadia Mono"/>
+                <w:color w:val="A31515"/>
+                <w:sz w:val="18"/>
+                <w:szCs w:val="18"/>
+              </w:rPr>
+              <w:t>M</w:t>
+            </w:r>
+            <w:r>
+              <w:rPr>
+                <w:rFonts w:ascii="Aptos" w:hAnsi="Aptos"/>
+                <w:iCs/>
+                <w:sz w:val="20"/>
+                <w:szCs w:val="20"/>
+                <w:lang w:val="hu-HU"/>
+              </w:rPr>
+              <w:t>}}</w:t>
+            </w:r>
           </w:p>
         </w:tc>
       </w:tr>
@@ -17369,6 +15218,7 @@
               <w:right w:val="single" w:sz="4" w:space="0" w:color="000000"/>
             </w:tcBorders>
             <w:shd w:val="clear" w:color="auto" w:fill="auto"/>
+            <w:vAlign w:val="center"/>
           </w:tcPr>
           <w:p>
             <w:pPr>
@@ -17387,7 +15237,7 @@
               <w:rPr>
                 <w:rFonts w:cs="Segoe UI"/>
               </w:rPr>
-              <w:t>{{SCAN}}</w:t>
+              <w:t>{{505}}</w:t>
             </w:r>
           </w:p>
         </w:tc>
@@ -17413,6 +15263,44 @@
                 <w:lang w:val="hu-HU"/>
               </w:rPr>
             </w:pPr>
+            <w:r>
+              <w:rPr>
+                <w:rFonts w:ascii="Aptos" w:hAnsi="Aptos"/>
+                <w:iCs/>
+                <w:sz w:val="20"/>
+                <w:szCs w:val="20"/>
+                <w:lang w:val="hu-HU"/>
+              </w:rPr>
+              <w:t>{{</w:t>
+            </w:r>
+            <w:r>
+              <w:rPr>
+                <w:rFonts w:ascii="Cascadia Mono" w:hAnsi="Cascadia Mono"/>
+                <w:color w:val="A31515"/>
+                <w:sz w:val="18"/>
+                <w:szCs w:val="18"/>
+              </w:rPr>
+              <w:t>505</w:t>
+            </w:r>
+            <w:r>
+              <w:rPr>
+                <w:rFonts w:ascii="Cascadia Mono" w:hAnsi="Cascadia Mono"/>
+                <w:color w:val="A31515"/>
+                <w:sz w:val="18"/>
+                <w:szCs w:val="18"/>
+              </w:rPr>
+              <w:t>M</w:t>
+            </w:r>
+            <w:r>
+              <w:rPr>
+                <w:rFonts w:ascii="Aptos" w:hAnsi="Aptos"/>
+                <w:iCs/>
+                <w:sz w:val="20"/>
+                <w:szCs w:val="20"/>
+                <w:lang w:val="hu-HU"/>
+              </w:rPr>
+              <w:t>}}</w:t>
+            </w:r>
           </w:p>
         </w:tc>
       </w:tr>
@@ -17542,6 +15430,7 @@
               <w:right w:val="single" w:sz="4" w:space="0" w:color="000000"/>
             </w:tcBorders>
             <w:shd w:val="clear" w:color="auto" w:fill="auto"/>
+            <w:vAlign w:val="center"/>
           </w:tcPr>
           <w:p>
             <w:pPr>
@@ -17560,7 +15449,7 @@
               <w:rPr>
                 <w:rFonts w:cs="Segoe UI"/>
               </w:rPr>
-              <w:t>{{SCAN}}</w:t>
+              <w:t>{{506}}</w:t>
             </w:r>
           </w:p>
         </w:tc>
@@ -17587,6 +15476,44 @@
                 <w:lang w:val="hu-HU"/>
               </w:rPr>
             </w:pPr>
+            <w:r>
+              <w:rPr>
+                <w:rFonts w:ascii="Aptos" w:hAnsi="Aptos"/>
+                <w:iCs/>
+                <w:sz w:val="20"/>
+                <w:szCs w:val="20"/>
+                <w:lang w:val="hu-HU"/>
+              </w:rPr>
+              <w:t>{{</w:t>
+            </w:r>
+            <w:r>
+              <w:rPr>
+                <w:rFonts w:ascii="Cascadia Mono" w:hAnsi="Cascadia Mono"/>
+                <w:color w:val="A31515"/>
+                <w:sz w:val="18"/>
+                <w:szCs w:val="18"/>
+              </w:rPr>
+              <w:t>506</w:t>
+            </w:r>
+            <w:r>
+              <w:rPr>
+                <w:rFonts w:ascii="Cascadia Mono" w:hAnsi="Cascadia Mono"/>
+                <w:color w:val="A31515"/>
+                <w:sz w:val="18"/>
+                <w:szCs w:val="18"/>
+              </w:rPr>
+              <w:t>M</w:t>
+            </w:r>
+            <w:r>
+              <w:rPr>
+                <w:rFonts w:ascii="Aptos" w:hAnsi="Aptos"/>
+                <w:iCs/>
+                <w:sz w:val="20"/>
+                <w:szCs w:val="20"/>
+                <w:lang w:val="hu-HU"/>
+              </w:rPr>
+              <w:t>}}</w:t>
+            </w:r>
           </w:p>
         </w:tc>
       </w:tr>
@@ -17697,6 +15624,7 @@
               <w:right w:val="single" w:sz="4" w:space="0" w:color="000000"/>
             </w:tcBorders>
             <w:shd w:val="clear" w:color="auto" w:fill="auto"/>
+            <w:vAlign w:val="center"/>
           </w:tcPr>
           <w:p>
             <w:pPr>
@@ -17716,7 +15644,7 @@
               <w:rPr>
                 <w:rFonts w:cs="Segoe UI"/>
               </w:rPr>
-              <w:t>{{SCAN}}</w:t>
+              <w:t>{{507}}</w:t>
             </w:r>
           </w:p>
         </w:tc>
@@ -17743,6 +15671,44 @@
                 <w:lang w:val="hu-HU"/>
               </w:rPr>
             </w:pPr>
+            <w:r>
+              <w:rPr>
+                <w:rFonts w:ascii="Aptos" w:hAnsi="Aptos"/>
+                <w:iCs/>
+                <w:sz w:val="20"/>
+                <w:szCs w:val="20"/>
+                <w:lang w:val="hu-HU"/>
+              </w:rPr>
+              <w:t>{{</w:t>
+            </w:r>
+            <w:r>
+              <w:rPr>
+                <w:rFonts w:ascii="Cascadia Mono" w:hAnsi="Cascadia Mono"/>
+                <w:color w:val="A31515"/>
+                <w:sz w:val="18"/>
+                <w:szCs w:val="18"/>
+              </w:rPr>
+              <w:t>507</w:t>
+            </w:r>
+            <w:r>
+              <w:rPr>
+                <w:rFonts w:ascii="Cascadia Mono" w:hAnsi="Cascadia Mono"/>
+                <w:color w:val="A31515"/>
+                <w:sz w:val="18"/>
+                <w:szCs w:val="18"/>
+              </w:rPr>
+              <w:t>M</w:t>
+            </w:r>
+            <w:r>
+              <w:rPr>
+                <w:rFonts w:ascii="Aptos" w:hAnsi="Aptos"/>
+                <w:iCs/>
+                <w:sz w:val="20"/>
+                <w:szCs w:val="20"/>
+                <w:lang w:val="hu-HU"/>
+              </w:rPr>
+              <w:t>}}</w:t>
+            </w:r>
           </w:p>
         </w:tc>
       </w:tr>
@@ -17834,6 +15800,7 @@
               <w:right w:val="single" w:sz="4" w:space="0" w:color="000000"/>
             </w:tcBorders>
             <w:shd w:val="clear" w:color="auto" w:fill="auto"/>
+            <w:vAlign w:val="center"/>
           </w:tcPr>
           <w:p>
             <w:pPr>
@@ -17853,7 +15820,7 @@
               <w:rPr>
                 <w:rFonts w:cs="Segoe UI"/>
               </w:rPr>
-              <w:t>{{SCAN}}</w:t>
+              <w:t>{{508}}</w:t>
             </w:r>
           </w:p>
         </w:tc>
@@ -17880,6 +15847,44 @@
                 <w:lang w:val="hu-HU"/>
               </w:rPr>
             </w:pPr>
+            <w:r>
+              <w:rPr>
+                <w:rFonts w:ascii="Aptos" w:hAnsi="Aptos"/>
+                <w:iCs/>
+                <w:sz w:val="20"/>
+                <w:szCs w:val="20"/>
+                <w:lang w:val="hu-HU"/>
+              </w:rPr>
+              <w:t>{{</w:t>
+            </w:r>
+            <w:r>
+              <w:rPr>
+                <w:rFonts w:ascii="Cascadia Mono" w:hAnsi="Cascadia Mono"/>
+                <w:color w:val="A31515"/>
+                <w:sz w:val="18"/>
+                <w:szCs w:val="18"/>
+              </w:rPr>
+              <w:t>508</w:t>
+            </w:r>
+            <w:r>
+              <w:rPr>
+                <w:rFonts w:ascii="Cascadia Mono" w:hAnsi="Cascadia Mono"/>
+                <w:color w:val="A31515"/>
+                <w:sz w:val="18"/>
+                <w:szCs w:val="18"/>
+              </w:rPr>
+              <w:t>M</w:t>
+            </w:r>
+            <w:r>
+              <w:rPr>
+                <w:rFonts w:ascii="Aptos" w:hAnsi="Aptos"/>
+                <w:iCs/>
+                <w:sz w:val="20"/>
+                <w:szCs w:val="20"/>
+                <w:lang w:val="hu-HU"/>
+              </w:rPr>
+              <w:t>}}</w:t>
+            </w:r>
           </w:p>
         </w:tc>
       </w:tr>
@@ -17990,6 +15995,7 @@
               <w:right w:val="single" w:sz="4" w:space="0" w:color="000000"/>
             </w:tcBorders>
             <w:shd w:val="clear" w:color="auto" w:fill="auto"/>
+            <w:vAlign w:val="center"/>
           </w:tcPr>
           <w:p>
             <w:pPr>
@@ -18009,7 +16015,7 @@
               <w:rPr>
                 <w:rFonts w:cs="Segoe UI"/>
               </w:rPr>
-              <w:t>{{SCAN}}</w:t>
+              <w:t>{{509}}</w:t>
             </w:r>
           </w:p>
         </w:tc>
@@ -18036,6 +16042,44 @@
                 <w:lang w:val="hu-HU"/>
               </w:rPr>
             </w:pPr>
+            <w:r>
+              <w:rPr>
+                <w:rFonts w:ascii="Aptos" w:hAnsi="Aptos"/>
+                <w:iCs/>
+                <w:sz w:val="20"/>
+                <w:szCs w:val="20"/>
+                <w:lang w:val="hu-HU"/>
+              </w:rPr>
+              <w:t>{{</w:t>
+            </w:r>
+            <w:r>
+              <w:rPr>
+                <w:rFonts w:ascii="Cascadia Mono" w:hAnsi="Cascadia Mono"/>
+                <w:color w:val="A31515"/>
+                <w:sz w:val="18"/>
+                <w:szCs w:val="18"/>
+              </w:rPr>
+              <w:t>509</w:t>
+            </w:r>
+            <w:r>
+              <w:rPr>
+                <w:rFonts w:ascii="Cascadia Mono" w:hAnsi="Cascadia Mono"/>
+                <w:color w:val="A31515"/>
+                <w:sz w:val="18"/>
+                <w:szCs w:val="18"/>
+              </w:rPr>
+              <w:t>M</w:t>
+            </w:r>
+            <w:r>
+              <w:rPr>
+                <w:rFonts w:ascii="Aptos" w:hAnsi="Aptos"/>
+                <w:iCs/>
+                <w:sz w:val="20"/>
+                <w:szCs w:val="20"/>
+                <w:lang w:val="hu-HU"/>
+              </w:rPr>
+              <w:t>}}</w:t>
+            </w:r>
           </w:p>
         </w:tc>
       </w:tr>
@@ -18181,6 +16225,7 @@
               <w:right w:val="single" w:sz="4" w:space="0" w:color="000000"/>
             </w:tcBorders>
             <w:shd w:val="clear" w:color="auto" w:fill="auto"/>
+            <w:vAlign w:val="center"/>
           </w:tcPr>
           <w:p>
             <w:pPr>
@@ -18199,7 +16244,7 @@
               <w:rPr>
                 <w:rFonts w:cs="Segoe UI"/>
               </w:rPr>
-              <w:t>{{SCAN}}</w:t>
+              <w:t>{{510}}</w:t>
             </w:r>
           </w:p>
         </w:tc>
@@ -18226,6 +16271,44 @@
                 <w:lang w:val="hu-HU"/>
               </w:rPr>
             </w:pPr>
+            <w:r>
+              <w:rPr>
+                <w:rFonts w:ascii="Aptos" w:hAnsi="Aptos"/>
+                <w:iCs/>
+                <w:sz w:val="20"/>
+                <w:szCs w:val="20"/>
+                <w:lang w:val="hu-HU"/>
+              </w:rPr>
+              <w:t>{{</w:t>
+            </w:r>
+            <w:r>
+              <w:rPr>
+                <w:rFonts w:ascii="Cascadia Mono" w:hAnsi="Cascadia Mono"/>
+                <w:color w:val="A31515"/>
+                <w:sz w:val="18"/>
+                <w:szCs w:val="18"/>
+              </w:rPr>
+              <w:t>510</w:t>
+            </w:r>
+            <w:r>
+              <w:rPr>
+                <w:rFonts w:ascii="Cascadia Mono" w:hAnsi="Cascadia Mono"/>
+                <w:color w:val="A31515"/>
+                <w:sz w:val="18"/>
+                <w:szCs w:val="18"/>
+              </w:rPr>
+              <w:t>M</w:t>
+            </w:r>
+            <w:r>
+              <w:rPr>
+                <w:rFonts w:ascii="Aptos" w:hAnsi="Aptos"/>
+                <w:iCs/>
+                <w:sz w:val="20"/>
+                <w:szCs w:val="20"/>
+                <w:lang w:val="hu-HU"/>
+              </w:rPr>
+              <w:t>}}</w:t>
+            </w:r>
           </w:p>
         </w:tc>
       </w:tr>
@@ -18353,6 +16436,7 @@
               <w:right w:val="single" w:sz="4" w:space="0" w:color="000000"/>
             </w:tcBorders>
             <w:shd w:val="clear" w:color="auto" w:fill="auto"/>
+            <w:vAlign w:val="center"/>
           </w:tcPr>
           <w:p>
             <w:pPr>
@@ -18370,7 +16454,7 @@
               <w:rPr>
                 <w:rFonts w:cs="Segoe UI"/>
               </w:rPr>
-              <w:t>{{SCAN}}</w:t>
+              <w:t>{{511}}</w:t>
             </w:r>
           </w:p>
         </w:tc>
@@ -18396,6 +16480,44 @@
                 <w:lang w:val="hu-HU"/>
               </w:rPr>
             </w:pPr>
+            <w:r>
+              <w:rPr>
+                <w:rFonts w:ascii="Aptos" w:hAnsi="Aptos"/>
+                <w:iCs/>
+                <w:sz w:val="20"/>
+                <w:szCs w:val="20"/>
+                <w:lang w:val="hu-HU"/>
+              </w:rPr>
+              <w:t>{{</w:t>
+            </w:r>
+            <w:r>
+              <w:rPr>
+                <w:rFonts w:ascii="Cascadia Mono" w:hAnsi="Cascadia Mono"/>
+                <w:color w:val="A31515"/>
+                <w:sz w:val="18"/>
+                <w:szCs w:val="18"/>
+              </w:rPr>
+              <w:t>511</w:t>
+            </w:r>
+            <w:r>
+              <w:rPr>
+                <w:rFonts w:ascii="Cascadia Mono" w:hAnsi="Cascadia Mono"/>
+                <w:color w:val="A31515"/>
+                <w:sz w:val="18"/>
+                <w:szCs w:val="18"/>
+              </w:rPr>
+              <w:t>M</w:t>
+            </w:r>
+            <w:r>
+              <w:rPr>
+                <w:rFonts w:ascii="Aptos" w:hAnsi="Aptos"/>
+                <w:iCs/>
+                <w:sz w:val="20"/>
+                <w:szCs w:val="20"/>
+                <w:lang w:val="hu-HU"/>
+              </w:rPr>
+              <w:t>}}</w:t>
+            </w:r>
           </w:p>
         </w:tc>
       </w:tr>
@@ -18544,6 +16666,7 @@
               <w:right w:val="single" w:sz="4" w:space="0" w:color="000000"/>
             </w:tcBorders>
             <w:shd w:val="clear" w:color="auto" w:fill="auto"/>
+            <w:vAlign w:val="center"/>
           </w:tcPr>
           <w:p>
             <w:pPr>
@@ -18561,7 +16684,7 @@
               <w:rPr>
                 <w:rFonts w:cs="Segoe UI"/>
               </w:rPr>
-              <w:t>{{SCAN}}</w:t>
+              <w:t>{{512}}</w:t>
             </w:r>
           </w:p>
         </w:tc>
@@ -18587,6 +16710,44 @@
                 <w:lang w:val="hu-HU"/>
               </w:rPr>
             </w:pPr>
+            <w:r>
+              <w:rPr>
+                <w:rFonts w:ascii="Aptos" w:hAnsi="Aptos"/>
+                <w:iCs/>
+                <w:sz w:val="20"/>
+                <w:szCs w:val="20"/>
+                <w:lang w:val="hu-HU"/>
+              </w:rPr>
+              <w:t>{{</w:t>
+            </w:r>
+            <w:r>
+              <w:rPr>
+                <w:rFonts w:ascii="Cascadia Mono" w:hAnsi="Cascadia Mono"/>
+                <w:color w:val="A31515"/>
+                <w:sz w:val="18"/>
+                <w:szCs w:val="18"/>
+              </w:rPr>
+              <w:t>512</w:t>
+            </w:r>
+            <w:r>
+              <w:rPr>
+                <w:rFonts w:ascii="Cascadia Mono" w:hAnsi="Cascadia Mono"/>
+                <w:color w:val="A31515"/>
+                <w:sz w:val="18"/>
+                <w:szCs w:val="18"/>
+              </w:rPr>
+              <w:t>M</w:t>
+            </w:r>
+            <w:r>
+              <w:rPr>
+                <w:rFonts w:ascii="Aptos" w:hAnsi="Aptos"/>
+                <w:iCs/>
+                <w:sz w:val="20"/>
+                <w:szCs w:val="20"/>
+                <w:lang w:val="hu-HU"/>
+              </w:rPr>
+              <w:t>}}</w:t>
+            </w:r>
           </w:p>
         </w:tc>
       </w:tr>
@@ -18698,6 +16859,7 @@
               <w:right w:val="single" w:sz="4" w:space="0" w:color="000000"/>
             </w:tcBorders>
             <w:shd w:val="clear" w:color="auto" w:fill="auto"/>
+            <w:vAlign w:val="center"/>
           </w:tcPr>
           <w:p>
             <w:pPr>
@@ -18715,7 +16877,7 @@
               <w:rPr>
                 <w:rFonts w:cs="Segoe UI"/>
               </w:rPr>
-              <w:t>{{SCAN}}</w:t>
+              <w:t>{{513}}</w:t>
             </w:r>
           </w:p>
         </w:tc>
@@ -18741,6 +16903,44 @@
                 <w:lang w:val="hu-HU"/>
               </w:rPr>
             </w:pPr>
+            <w:r>
+              <w:rPr>
+                <w:rFonts w:ascii="Aptos" w:hAnsi="Aptos"/>
+                <w:iCs/>
+                <w:sz w:val="20"/>
+                <w:szCs w:val="20"/>
+                <w:lang w:val="hu-HU"/>
+              </w:rPr>
+              <w:t>{{</w:t>
+            </w:r>
+            <w:r>
+              <w:rPr>
+                <w:rFonts w:ascii="Cascadia Mono" w:hAnsi="Cascadia Mono"/>
+                <w:color w:val="A31515"/>
+                <w:sz w:val="18"/>
+                <w:szCs w:val="18"/>
+              </w:rPr>
+              <w:t>513</w:t>
+            </w:r>
+            <w:r>
+              <w:rPr>
+                <w:rFonts w:ascii="Cascadia Mono" w:hAnsi="Cascadia Mono"/>
+                <w:color w:val="A31515"/>
+                <w:sz w:val="18"/>
+                <w:szCs w:val="18"/>
+              </w:rPr>
+              <w:t>M</w:t>
+            </w:r>
+            <w:r>
+              <w:rPr>
+                <w:rFonts w:ascii="Aptos" w:hAnsi="Aptos"/>
+                <w:iCs/>
+                <w:sz w:val="20"/>
+                <w:szCs w:val="20"/>
+                <w:lang w:val="hu-HU"/>
+              </w:rPr>
+              <w:t>}}</w:t>
+            </w:r>
           </w:p>
         </w:tc>
       </w:tr>
@@ -18830,6 +17030,7 @@
               <w:right w:val="single" w:sz="4" w:space="0" w:color="000000"/>
             </w:tcBorders>
             <w:shd w:val="clear" w:color="auto" w:fill="auto"/>
+            <w:vAlign w:val="center"/>
           </w:tcPr>
           <w:p>
             <w:pPr>
@@ -18848,7 +17049,7 @@
               <w:rPr>
                 <w:rFonts w:cs="Segoe UI"/>
               </w:rPr>
-              <w:t>{{SCAN}}</w:t>
+              <w:t>{{514}}</w:t>
             </w:r>
           </w:p>
         </w:tc>
@@ -18874,6 +17075,44 @@
                 <w:lang w:val="hu-HU"/>
               </w:rPr>
             </w:pPr>
+            <w:r>
+              <w:rPr>
+                <w:rFonts w:ascii="Aptos" w:hAnsi="Aptos"/>
+                <w:iCs/>
+                <w:sz w:val="20"/>
+                <w:szCs w:val="20"/>
+                <w:lang w:val="hu-HU"/>
+              </w:rPr>
+              <w:t>{{</w:t>
+            </w:r>
+            <w:r>
+              <w:rPr>
+                <w:rFonts w:ascii="Cascadia Mono" w:hAnsi="Cascadia Mono"/>
+                <w:color w:val="A31515"/>
+                <w:sz w:val="18"/>
+                <w:szCs w:val="18"/>
+              </w:rPr>
+              <w:t>514</w:t>
+            </w:r>
+            <w:r>
+              <w:rPr>
+                <w:rFonts w:ascii="Cascadia Mono" w:hAnsi="Cascadia Mono"/>
+                <w:color w:val="A31515"/>
+                <w:sz w:val="18"/>
+                <w:szCs w:val="18"/>
+              </w:rPr>
+              <w:t>M</w:t>
+            </w:r>
+            <w:r>
+              <w:rPr>
+                <w:rFonts w:ascii="Aptos" w:hAnsi="Aptos"/>
+                <w:iCs/>
+                <w:sz w:val="20"/>
+                <w:szCs w:val="20"/>
+                <w:lang w:val="hu-HU"/>
+              </w:rPr>
+              <w:t>}}</w:t>
+            </w:r>
           </w:p>
         </w:tc>
       </w:tr>
@@ -18963,6 +17202,7 @@
               <w:right w:val="single" w:sz="4" w:space="0" w:color="000000"/>
             </w:tcBorders>
             <w:shd w:val="clear" w:color="auto" w:fill="auto"/>
+            <w:vAlign w:val="center"/>
           </w:tcPr>
           <w:p>
             <w:pPr>
@@ -18982,7 +17222,7 @@
               <w:rPr>
                 <w:rFonts w:cs="Segoe UI"/>
               </w:rPr>
-              <w:t>{{SCAN}}</w:t>
+              <w:t>{{515}}</w:t>
             </w:r>
           </w:p>
         </w:tc>
@@ -19009,6 +17249,44 @@
                 <w:lang w:val="hu-HU"/>
               </w:rPr>
             </w:pPr>
+            <w:r>
+              <w:rPr>
+                <w:rFonts w:ascii="Aptos" w:hAnsi="Aptos"/>
+                <w:iCs/>
+                <w:sz w:val="20"/>
+                <w:szCs w:val="20"/>
+                <w:lang w:val="hu-HU"/>
+              </w:rPr>
+              <w:t>{{</w:t>
+            </w:r>
+            <w:r>
+              <w:rPr>
+                <w:rFonts w:ascii="Cascadia Mono" w:hAnsi="Cascadia Mono"/>
+                <w:color w:val="A31515"/>
+                <w:sz w:val="18"/>
+                <w:szCs w:val="18"/>
+              </w:rPr>
+              <w:t>515</w:t>
+            </w:r>
+            <w:r>
+              <w:rPr>
+                <w:rFonts w:ascii="Cascadia Mono" w:hAnsi="Cascadia Mono"/>
+                <w:color w:val="A31515"/>
+                <w:sz w:val="18"/>
+                <w:szCs w:val="18"/>
+              </w:rPr>
+              <w:t>M</w:t>
+            </w:r>
+            <w:r>
+              <w:rPr>
+                <w:rFonts w:ascii="Aptos" w:hAnsi="Aptos"/>
+                <w:iCs/>
+                <w:sz w:val="20"/>
+                <w:szCs w:val="20"/>
+                <w:lang w:val="hu-HU"/>
+              </w:rPr>
+              <w:t>}}</w:t>
+            </w:r>
           </w:p>
         </w:tc>
       </w:tr>
@@ -19118,6 +17396,7 @@
               <w:right w:val="single" w:sz="4" w:space="0" w:color="000000"/>
             </w:tcBorders>
             <w:shd w:val="clear" w:color="auto" w:fill="auto"/>
+            <w:vAlign w:val="center"/>
           </w:tcPr>
           <w:p>
             <w:pPr>
@@ -19135,7 +17414,7 @@
               <w:rPr>
                 <w:rFonts w:cs="Segoe UI"/>
               </w:rPr>
-              <w:t>{{SCAN}}</w:t>
+              <w:t>{{516}}</w:t>
             </w:r>
           </w:p>
         </w:tc>
@@ -19161,6 +17440,44 @@
                 <w:lang w:val="hu-HU"/>
               </w:rPr>
             </w:pPr>
+            <w:r>
+              <w:rPr>
+                <w:rFonts w:ascii="Aptos" w:hAnsi="Aptos"/>
+                <w:iCs/>
+                <w:sz w:val="20"/>
+                <w:szCs w:val="20"/>
+                <w:lang w:val="hu-HU"/>
+              </w:rPr>
+              <w:t>{{</w:t>
+            </w:r>
+            <w:r>
+              <w:rPr>
+                <w:rFonts w:ascii="Cascadia Mono" w:hAnsi="Cascadia Mono"/>
+                <w:color w:val="A31515"/>
+                <w:sz w:val="18"/>
+                <w:szCs w:val="18"/>
+              </w:rPr>
+              <w:t>516</w:t>
+            </w:r>
+            <w:r>
+              <w:rPr>
+                <w:rFonts w:ascii="Cascadia Mono" w:hAnsi="Cascadia Mono"/>
+                <w:color w:val="A31515"/>
+                <w:sz w:val="18"/>
+                <w:szCs w:val="18"/>
+              </w:rPr>
+              <w:t>M</w:t>
+            </w:r>
+            <w:r>
+              <w:rPr>
+                <w:rFonts w:ascii="Aptos" w:hAnsi="Aptos"/>
+                <w:iCs/>
+                <w:sz w:val="20"/>
+                <w:szCs w:val="20"/>
+                <w:lang w:val="hu-HU"/>
+              </w:rPr>
+              <w:t>}}</w:t>
+            </w:r>
           </w:p>
         </w:tc>
       </w:tr>
@@ -19271,6 +17588,7 @@
               <w:right w:val="single" w:sz="4" w:space="0" w:color="000000"/>
             </w:tcBorders>
             <w:shd w:val="clear" w:color="auto" w:fill="auto"/>
+            <w:vAlign w:val="center"/>
           </w:tcPr>
           <w:p>
             <w:pPr>
@@ -19289,7 +17607,7 @@
               <w:rPr>
                 <w:rFonts w:cs="Segoe UI"/>
               </w:rPr>
-              <w:t>{{SCAN}}</w:t>
+              <w:t>{{517}}</w:t>
             </w:r>
           </w:p>
         </w:tc>
@@ -19314,6 +17632,44 @@
                 <w:lang w:val="hu-HU"/>
               </w:rPr>
             </w:pPr>
+            <w:r>
+              <w:rPr>
+                <w:rFonts w:ascii="Aptos" w:hAnsi="Aptos"/>
+                <w:iCs/>
+                <w:sz w:val="20"/>
+                <w:szCs w:val="20"/>
+                <w:lang w:val="hu-HU"/>
+              </w:rPr>
+              <w:t>{{</w:t>
+            </w:r>
+            <w:r>
+              <w:rPr>
+                <w:rFonts w:ascii="Cascadia Mono" w:hAnsi="Cascadia Mono"/>
+                <w:color w:val="A31515"/>
+                <w:sz w:val="18"/>
+                <w:szCs w:val="18"/>
+              </w:rPr>
+              <w:t>517</w:t>
+            </w:r>
+            <w:r>
+              <w:rPr>
+                <w:rFonts w:ascii="Cascadia Mono" w:hAnsi="Cascadia Mono"/>
+                <w:color w:val="A31515"/>
+                <w:sz w:val="18"/>
+                <w:szCs w:val="18"/>
+              </w:rPr>
+              <w:t>M</w:t>
+            </w:r>
+            <w:r>
+              <w:rPr>
+                <w:rFonts w:ascii="Aptos" w:hAnsi="Aptos"/>
+                <w:iCs/>
+                <w:sz w:val="20"/>
+                <w:szCs w:val="20"/>
+                <w:lang w:val="hu-HU"/>
+              </w:rPr>
+              <w:t>}}</w:t>
+            </w:r>
           </w:p>
         </w:tc>
       </w:tr>
@@ -19427,6 +17783,7 @@
               <w:right w:val="single" w:sz="4" w:space="0" w:color="000000"/>
             </w:tcBorders>
             <w:shd w:val="clear" w:color="auto" w:fill="auto"/>
+            <w:vAlign w:val="center"/>
           </w:tcPr>
           <w:p>
             <w:pPr>
@@ -19445,7 +17802,7 @@
               <w:rPr>
                 <w:rFonts w:cs="Segoe UI"/>
               </w:rPr>
-              <w:t>{{SCAN}}</w:t>
+              <w:t>{{518}}</w:t>
             </w:r>
           </w:p>
         </w:tc>
@@ -19470,6 +17827,44 @@
                 <w:lang w:val="hu-HU"/>
               </w:rPr>
             </w:pPr>
+            <w:r>
+              <w:rPr>
+                <w:rFonts w:ascii="Aptos" w:hAnsi="Aptos"/>
+                <w:iCs/>
+                <w:sz w:val="20"/>
+                <w:szCs w:val="20"/>
+                <w:lang w:val="hu-HU"/>
+              </w:rPr>
+              <w:t>{{</w:t>
+            </w:r>
+            <w:r>
+              <w:rPr>
+                <w:rFonts w:ascii="Cascadia Mono" w:hAnsi="Cascadia Mono"/>
+                <w:color w:val="A31515"/>
+                <w:sz w:val="18"/>
+                <w:szCs w:val="18"/>
+              </w:rPr>
+              <w:t>518</w:t>
+            </w:r>
+            <w:r>
+              <w:rPr>
+                <w:rFonts w:ascii="Cascadia Mono" w:hAnsi="Cascadia Mono"/>
+                <w:color w:val="A31515"/>
+                <w:sz w:val="18"/>
+                <w:szCs w:val="18"/>
+              </w:rPr>
+              <w:t>M</w:t>
+            </w:r>
+            <w:r>
+              <w:rPr>
+                <w:rFonts w:ascii="Aptos" w:hAnsi="Aptos"/>
+                <w:iCs/>
+                <w:sz w:val="20"/>
+                <w:szCs w:val="20"/>
+                <w:lang w:val="hu-HU"/>
+              </w:rPr>
+              <w:t>}}</w:t>
+            </w:r>
           </w:p>
         </w:tc>
       </w:tr>
@@ -19543,6 +17938,7 @@
               <w:right w:val="single" w:sz="4" w:space="0" w:color="000000"/>
             </w:tcBorders>
             <w:shd w:val="clear" w:color="auto" w:fill="auto"/>
+            <w:vAlign w:val="center"/>
           </w:tcPr>
           <w:p>
             <w:pPr>
@@ -19561,7 +17957,7 @@
               <w:rPr>
                 <w:rFonts w:cs="Segoe UI"/>
               </w:rPr>
-              <w:t>{{SCAN}}</w:t>
+              <w:t>{{519}}</w:t>
             </w:r>
           </w:p>
         </w:tc>
@@ -19586,6 +17982,44 @@
                 <w:lang w:val="hu-HU"/>
               </w:rPr>
             </w:pPr>
+            <w:r>
+              <w:rPr>
+                <w:rFonts w:ascii="Aptos" w:hAnsi="Aptos"/>
+                <w:iCs/>
+                <w:sz w:val="20"/>
+                <w:szCs w:val="20"/>
+                <w:lang w:val="hu-HU"/>
+              </w:rPr>
+              <w:t>{{</w:t>
+            </w:r>
+            <w:r>
+              <w:rPr>
+                <w:rFonts w:ascii="Cascadia Mono" w:hAnsi="Cascadia Mono"/>
+                <w:color w:val="A31515"/>
+                <w:sz w:val="18"/>
+                <w:szCs w:val="18"/>
+              </w:rPr>
+              <w:t>519</w:t>
+            </w:r>
+            <w:r>
+              <w:rPr>
+                <w:rFonts w:ascii="Cascadia Mono" w:hAnsi="Cascadia Mono"/>
+                <w:color w:val="A31515"/>
+                <w:sz w:val="18"/>
+                <w:szCs w:val="18"/>
+              </w:rPr>
+              <w:t>M</w:t>
+            </w:r>
+            <w:r>
+              <w:rPr>
+                <w:rFonts w:ascii="Aptos" w:hAnsi="Aptos"/>
+                <w:iCs/>
+                <w:sz w:val="20"/>
+                <w:szCs w:val="20"/>
+                <w:lang w:val="hu-HU"/>
+              </w:rPr>
+              <w:t>}}</w:t>
+            </w:r>
           </w:p>
         </w:tc>
       </w:tr>
@@ -19651,16 +18085,38 @@
           </w:tcPr>
           <w:p>
             <w:pPr>
-              <w:pStyle w:val="TableParagraph"/>
-              <w:spacing w:before="23" w:line="230" w:lineRule="atLeast"/>
-              <w:ind w:left="257" w:right="442"/>
-              <w:rPr>
-                <w:rFonts w:ascii="Aptos" w:hAnsi="Aptos"/>
-                <w:sz w:val="20"/>
-                <w:szCs w:val="20"/>
-                <w:lang w:val="hu-HU"/>
-              </w:rPr>
-            </w:pPr>
+              <w:pStyle w:val="HTML-kntformzott"/>
+              <w:rPr>
+                <w:rFonts w:ascii="Aptos" w:hAnsi="Aptos"/>
+                <w:szCs w:val="20"/>
+                <w:lang w:val="hu-HU"/>
+              </w:rPr>
+            </w:pPr>
+            <w:r>
+              <w:rPr>
+                <w:rFonts w:ascii="Aptos" w:hAnsi="Aptos"/>
+                <w:szCs w:val="20"/>
+                <w:lang w:val="hu-HU"/>
+              </w:rPr>
+              <w:t>{{</w:t>
+            </w:r>
+            <w:r>
+              <w:rPr>
+                <w:rFonts w:ascii="Cascadia Mono" w:hAnsi="Cascadia Mono"/>
+                <w:color w:val="A31515"/>
+                <w:sz w:val="18"/>
+                <w:szCs w:val="18"/>
+              </w:rPr>
+              <w:t>Ellen5_Megjegyzes</w:t>
+            </w:r>
+            <w:r>
+              <w:rPr>
+                <w:rFonts w:ascii="Aptos" w:hAnsi="Aptos"/>
+                <w:szCs w:val="20"/>
+                <w:lang w:val="hu-HU"/>
+              </w:rPr>
+              <w:t>}}</w:t>
+            </w:r>
           </w:p>
         </w:tc>
       </w:tr>
@@ -19868,7 +18324,7 @@
                 <w:rFonts w:cs="Tahoma"/>
                 <w:lang w:val="hu-HU"/>
               </w:rPr>
-              <w:t>VA-AKS-MAS0226</w:t>
+              <w:t>{{GENERALT_SZAM_CEG_JGYK}}</w:t>
             </w:r>
           </w:p>
         </w:tc>
@@ -20316,6 +18772,7 @@
               <w:right w:val="single" w:sz="4" w:space="0" w:color="000000"/>
             </w:tcBorders>
             <w:shd w:val="clear" w:color="auto" w:fill="auto"/>
+            <w:vAlign w:val="center"/>
           </w:tcPr>
           <w:p>
             <w:pPr>
@@ -20330,9 +18787,11 @@
             </w:pPr>
             <w:r>
               <w:rPr>
-                <w:rFonts w:cs="Segoe UI"/>
-              </w:rPr>
-              <w:t>{{SCAN}}</w:t>
+                <w:rFonts w:ascii="Aptos" w:hAnsi="Aptos"/>
+                <w:b/>
+                <w:lang w:val="hu-HU"/>
+              </w:rPr>
+              <w:t>{{520}}</w:t>
             </w:r>
           </w:p>
         </w:tc>
@@ -20356,6 +18815,14 @@
                 <w:lang w:val="hu-HU"/>
               </w:rPr>
             </w:pPr>
+            <w:r>
+              <w:rPr>
+                <w:rFonts w:ascii="Aptos" w:hAnsi="Aptos"/>
+                <w:b/>
+                <w:lang w:val="hu-HU"/>
+              </w:rPr>
+              <w:t>{{520M}}</w:t>
+            </w:r>
           </w:p>
         </w:tc>
       </w:tr>
@@ -20413,6 +18880,7 @@
               <w:right w:val="single" w:sz="4" w:space="0" w:color="000000"/>
             </w:tcBorders>
             <w:shd w:val="clear" w:color="auto" w:fill="auto"/>
+            <w:vAlign w:val="center"/>
           </w:tcPr>
           <w:p>
             <w:pPr>
@@ -20427,9 +18895,11 @@
             </w:pPr>
             <w:r>
               <w:rPr>
-                <w:rFonts w:cs="Segoe UI"/>
-              </w:rPr>
-              <w:t>{{SCAN}}</w:t>
+                <w:rFonts w:ascii="Aptos" w:hAnsi="Aptos"/>
+                <w:b/>
+                <w:lang w:val="hu-HU"/>
+              </w:rPr>
+              <w:t>{{521}}</w:t>
             </w:r>
           </w:p>
         </w:tc>
@@ -20454,6 +18924,30 @@
                 <w:lang w:val="hu-HU"/>
               </w:rPr>
             </w:pPr>
+            <w:r>
+              <w:rPr>
+                <w:rFonts w:ascii="Aptos" w:hAnsi="Aptos"/>
+                <w:b/>
+                <w:lang w:val="hu-HU"/>
+              </w:rPr>
+              <w:t>{{52</w:t>
+            </w:r>
+            <w:r>
+              <w:rPr>
+                <w:rFonts w:ascii="Aptos" w:hAnsi="Aptos"/>
+                <w:b/>
+                <w:lang w:val="hu-HU"/>
+              </w:rPr>
+              <w:t>1</w:t>
+            </w:r>
+            <w:r>
+              <w:rPr>
+                <w:rFonts w:ascii="Aptos" w:hAnsi="Aptos"/>
+                <w:b/>
+                <w:lang w:val="hu-HU"/>
+              </w:rPr>
+              <w:t>M}}</w:t>
+            </w:r>
           </w:p>
         </w:tc>
       </w:tr>
@@ -20541,6 +19035,7 @@
               <w:right w:val="single" w:sz="4" w:space="0" w:color="000000"/>
             </w:tcBorders>
             <w:shd w:val="clear" w:color="auto" w:fill="auto"/>
+            <w:vAlign w:val="center"/>
           </w:tcPr>
           <w:p>
             <w:pPr>
@@ -20555,9 +19050,11 @@
             </w:pPr>
             <w:r>
               <w:rPr>
-                <w:rFonts w:cs="Segoe UI"/>
-              </w:rPr>
-              <w:t>{{SCAN}}</w:t>
+                <w:rFonts w:ascii="Aptos" w:hAnsi="Aptos"/>
+                <w:b/>
+                <w:lang w:val="hu-HU"/>
+              </w:rPr>
+              <w:t>{{522}}</w:t>
             </w:r>
           </w:p>
         </w:tc>
@@ -20581,6 +19078,30 @@
                 <w:lang w:val="hu-HU"/>
               </w:rPr>
             </w:pPr>
+            <w:r>
+              <w:rPr>
+                <w:rFonts w:ascii="Aptos" w:hAnsi="Aptos"/>
+                <w:b/>
+                <w:lang w:val="hu-HU"/>
+              </w:rPr>
+              <w:t>{{52</w:t>
+            </w:r>
+            <w:r>
+              <w:rPr>
+                <w:rFonts w:ascii="Aptos" w:hAnsi="Aptos"/>
+                <w:b/>
+                <w:lang w:val="hu-HU"/>
+              </w:rPr>
+              <w:t>2</w:t>
+            </w:r>
+            <w:r>
+              <w:rPr>
+                <w:rFonts w:ascii="Aptos" w:hAnsi="Aptos"/>
+                <w:b/>
+                <w:lang w:val="hu-HU"/>
+              </w:rPr>
+              <w:t>M}}</w:t>
+            </w:r>
           </w:p>
         </w:tc>
       </w:tr>
@@ -20638,6 +19159,7 @@
               <w:right w:val="single" w:sz="4" w:space="0" w:color="000000"/>
             </w:tcBorders>
             <w:shd w:val="clear" w:color="auto" w:fill="auto"/>
+            <w:vAlign w:val="center"/>
           </w:tcPr>
           <w:p>
             <w:pPr>
@@ -20652,9 +19174,11 @@
             </w:pPr>
             <w:r>
               <w:rPr>
-                <w:rFonts w:cs="Segoe UI"/>
-              </w:rPr>
-              <w:t>{{SCAN}}</w:t>
+                <w:rFonts w:ascii="Aptos" w:hAnsi="Aptos"/>
+                <w:b/>
+                <w:lang w:val="hu-HU"/>
+              </w:rPr>
+              <w:t>{{523}}</w:t>
             </w:r>
           </w:p>
         </w:tc>
@@ -20678,6 +19202,30 @@
                 <w:lang w:val="hu-HU"/>
               </w:rPr>
             </w:pPr>
+            <w:r>
+              <w:rPr>
+                <w:rFonts w:ascii="Aptos" w:hAnsi="Aptos"/>
+                <w:b/>
+                <w:lang w:val="hu-HU"/>
+              </w:rPr>
+              <w:t>{{52</w:t>
+            </w:r>
+            <w:r>
+              <w:rPr>
+                <w:rFonts w:ascii="Aptos" w:hAnsi="Aptos"/>
+                <w:b/>
+                <w:lang w:val="hu-HU"/>
+              </w:rPr>
+              <w:t>3</w:t>
+            </w:r>
+            <w:r>
+              <w:rPr>
+                <w:rFonts w:ascii="Aptos" w:hAnsi="Aptos"/>
+                <w:b/>
+                <w:lang w:val="hu-HU"/>
+              </w:rPr>
+              <w:t>M}}</w:t>
+            </w:r>
           </w:p>
         </w:tc>
       </w:tr>
@@ -20737,6 +19285,7 @@
               <w:right w:val="single" w:sz="4" w:space="0" w:color="000000"/>
             </w:tcBorders>
             <w:shd w:val="clear" w:color="auto" w:fill="auto"/>
+            <w:vAlign w:val="center"/>
           </w:tcPr>
           <w:p>
             <w:pPr>
@@ -20754,9 +19303,11 @@
             </w:pPr>
             <w:r>
               <w:rPr>
-                <w:rFonts w:cs="Segoe UI"/>
-              </w:rPr>
-              <w:t>{{SCAN}}</w:t>
+                <w:rFonts w:ascii="Aptos" w:hAnsi="Aptos"/>
+                <w:b/>
+                <w:lang w:val="hu-HU"/>
+              </w:rPr>
+              <w:t>{{524}}</w:t>
             </w:r>
           </w:p>
         </w:tc>
@@ -20780,6 +19331,30 @@
                 <w:lang w:val="hu-HU"/>
               </w:rPr>
             </w:pPr>
+            <w:r>
+              <w:rPr>
+                <w:rFonts w:ascii="Aptos" w:hAnsi="Aptos"/>
+                <w:b/>
+                <w:lang w:val="hu-HU"/>
+              </w:rPr>
+              <w:t>{{52</w:t>
+            </w:r>
+            <w:r>
+              <w:rPr>
+                <w:rFonts w:ascii="Aptos" w:hAnsi="Aptos"/>
+                <w:b/>
+                <w:lang w:val="hu-HU"/>
+              </w:rPr>
+              <w:t>4</w:t>
+            </w:r>
+            <w:r>
+              <w:rPr>
+                <w:rFonts w:ascii="Aptos" w:hAnsi="Aptos"/>
+                <w:b/>
+                <w:lang w:val="hu-HU"/>
+              </w:rPr>
+              <w:t>M}}</w:t>
+            </w:r>
           </w:p>
         </w:tc>
       </w:tr>
@@ -20837,6 +19412,7 @@
               <w:right w:val="single" w:sz="4" w:space="0" w:color="000000"/>
             </w:tcBorders>
             <w:shd w:val="clear" w:color="auto" w:fill="auto"/>
+            <w:vAlign w:val="center"/>
           </w:tcPr>
           <w:p>
             <w:pPr>
@@ -20851,9 +19427,27 @@
             </w:pPr>
             <w:r>
               <w:rPr>
-                <w:rFonts w:cs="Segoe UI"/>
-              </w:rPr>
-              <w:t>{{SCAN}}</w:t>
+                <w:rFonts w:ascii="Aptos" w:hAnsi="Aptos"/>
+                <w:b/>
+                <w:lang w:val="hu-HU"/>
+              </w:rPr>
+              <w:t>{{52</w:t>
+            </w:r>
+            <w:r>
+              <w:rPr>
+                <w:rFonts w:ascii="Aptos" w:hAnsi="Aptos"/>
+                <w:b/>
+                <w:lang w:val="hu-HU"/>
+              </w:rPr>
+              <w:t>5</w:t>
+            </w:r>
+            <w:r>
+              <w:rPr>
+                <w:rFonts w:ascii="Aptos" w:hAnsi="Aptos"/>
+                <w:b/>
+                <w:lang w:val="hu-HU"/>
+              </w:rPr>
+              <w:t>}}</w:t>
             </w:r>
           </w:p>
         </w:tc>
@@ -20877,6 +19471,30 @@
                 <w:lang w:val="hu-HU"/>
               </w:rPr>
             </w:pPr>
+            <w:r>
+              <w:rPr>
+                <w:rFonts w:ascii="Aptos" w:hAnsi="Aptos"/>
+                <w:b/>
+                <w:lang w:val="hu-HU"/>
+              </w:rPr>
+              <w:t>{{52</w:t>
+            </w:r>
+            <w:r>
+              <w:rPr>
+                <w:rFonts w:ascii="Aptos" w:hAnsi="Aptos"/>
+                <w:b/>
+                <w:lang w:val="hu-HU"/>
+              </w:rPr>
+              <w:t>5</w:t>
+            </w:r>
+            <w:r>
+              <w:rPr>
+                <w:rFonts w:ascii="Aptos" w:hAnsi="Aptos"/>
+                <w:b/>
+                <w:lang w:val="hu-HU"/>
+              </w:rPr>
+              <w:t>M}}</w:t>
+            </w:r>
           </w:p>
         </w:tc>
       </w:tr>
@@ -20934,6 +19552,7 @@
               <w:right w:val="single" w:sz="4" w:space="0" w:color="000000"/>
             </w:tcBorders>
             <w:shd w:val="clear" w:color="auto" w:fill="auto"/>
+            <w:vAlign w:val="center"/>
           </w:tcPr>
           <w:p>
             <w:pPr>
@@ -20948,9 +19567,27 @@
             </w:pPr>
             <w:r>
               <w:rPr>
-                <w:rFonts w:cs="Segoe UI"/>
-              </w:rPr>
-              <w:t>{{SCAN}}</w:t>
+                <w:rFonts w:ascii="Aptos" w:hAnsi="Aptos"/>
+                <w:b/>
+                <w:lang w:val="hu-HU"/>
+              </w:rPr>
+              <w:t>{{52</w:t>
+            </w:r>
+            <w:r>
+              <w:rPr>
+                <w:rFonts w:ascii="Aptos" w:hAnsi="Aptos"/>
+                <w:b/>
+                <w:lang w:val="hu-HU"/>
+              </w:rPr>
+              <w:t>6</w:t>
+            </w:r>
+            <w:r>
+              <w:rPr>
+                <w:rFonts w:ascii="Aptos" w:hAnsi="Aptos"/>
+                <w:b/>
+                <w:lang w:val="hu-HU"/>
+              </w:rPr>
+              <w:t>}}</w:t>
             </w:r>
           </w:p>
         </w:tc>
@@ -20974,6 +19611,30 @@
                 <w:lang w:val="hu-HU"/>
               </w:rPr>
             </w:pPr>
+            <w:r>
+              <w:rPr>
+                <w:rFonts w:ascii="Aptos" w:hAnsi="Aptos"/>
+                <w:b/>
+                <w:lang w:val="hu-HU"/>
+              </w:rPr>
+              <w:t>{{52</w:t>
+            </w:r>
+            <w:r>
+              <w:rPr>
+                <w:rFonts w:ascii="Aptos" w:hAnsi="Aptos"/>
+                <w:b/>
+                <w:lang w:val="hu-HU"/>
+              </w:rPr>
+              <w:t>6</w:t>
+            </w:r>
+            <w:r>
+              <w:rPr>
+                <w:rFonts w:ascii="Aptos" w:hAnsi="Aptos"/>
+                <w:b/>
+                <w:lang w:val="hu-HU"/>
+              </w:rPr>
+              <w:t>M}}</w:t>
+            </w:r>
           </w:p>
         </w:tc>
       </w:tr>
@@ -21031,6 +19692,7 @@
               <w:right w:val="single" w:sz="4" w:space="0" w:color="000000"/>
             </w:tcBorders>
             <w:shd w:val="clear" w:color="auto" w:fill="auto"/>
+            <w:vAlign w:val="center"/>
           </w:tcPr>
           <w:p>
             <w:pPr>
@@ -21045,9 +19707,27 @@
             </w:pPr>
             <w:r>
               <w:rPr>
-                <w:rFonts w:cs="Segoe UI"/>
-              </w:rPr>
-              <w:t>{{SCAN}}</w:t>
+                <w:rFonts w:ascii="Aptos" w:hAnsi="Aptos"/>
+                <w:b/>
+                <w:lang w:val="hu-HU"/>
+              </w:rPr>
+              <w:t>{{52</w:t>
+            </w:r>
+            <w:r>
+              <w:rPr>
+                <w:rFonts w:ascii="Aptos" w:hAnsi="Aptos"/>
+                <w:b/>
+                <w:lang w:val="hu-HU"/>
+              </w:rPr>
+              <w:t>7</w:t>
+            </w:r>
+            <w:r>
+              <w:rPr>
+                <w:rFonts w:ascii="Aptos" w:hAnsi="Aptos"/>
+                <w:b/>
+                <w:lang w:val="hu-HU"/>
+              </w:rPr>
+              <w:t>}}</w:t>
             </w:r>
           </w:p>
         </w:tc>
@@ -21071,6 +19751,30 @@
                 <w:lang w:val="hu-HU"/>
               </w:rPr>
             </w:pPr>
+            <w:r>
+              <w:rPr>
+                <w:rFonts w:ascii="Aptos" w:hAnsi="Aptos"/>
+                <w:b/>
+                <w:lang w:val="hu-HU"/>
+              </w:rPr>
+              <w:t>{{52</w:t>
+            </w:r>
+            <w:r>
+              <w:rPr>
+                <w:rFonts w:ascii="Aptos" w:hAnsi="Aptos"/>
+                <w:b/>
+                <w:lang w:val="hu-HU"/>
+              </w:rPr>
+              <w:t>7</w:t>
+            </w:r>
+            <w:r>
+              <w:rPr>
+                <w:rFonts w:ascii="Aptos" w:hAnsi="Aptos"/>
+                <w:b/>
+                <w:lang w:val="hu-HU"/>
+              </w:rPr>
+              <w:t>M}}</w:t>
+            </w:r>
           </w:p>
         </w:tc>
       </w:tr>
@@ -21144,6 +19848,7 @@
               <w:right w:val="single" w:sz="4" w:space="0" w:color="000000"/>
             </w:tcBorders>
             <w:shd w:val="clear" w:color="auto" w:fill="auto"/>
+            <w:vAlign w:val="center"/>
           </w:tcPr>
           <w:p>
             <w:pPr>
@@ -21158,9 +19863,27 @@
             </w:pPr>
             <w:r>
               <w:rPr>
-                <w:rFonts w:cs="Segoe UI"/>
-              </w:rPr>
-              <w:t>{{SCAN}}</w:t>
+                <w:rFonts w:ascii="Aptos" w:hAnsi="Aptos"/>
+                <w:b/>
+                <w:lang w:val="hu-HU"/>
+              </w:rPr>
+              <w:t>{{52</w:t>
+            </w:r>
+            <w:r>
+              <w:rPr>
+                <w:rFonts w:ascii="Aptos" w:hAnsi="Aptos"/>
+                <w:b/>
+                <w:lang w:val="hu-HU"/>
+              </w:rPr>
+              <w:t>8</w:t>
+            </w:r>
+            <w:r>
+              <w:rPr>
+                <w:rFonts w:ascii="Aptos" w:hAnsi="Aptos"/>
+                <w:b/>
+                <w:lang w:val="hu-HU"/>
+              </w:rPr>
+              <w:t>}}</w:t>
             </w:r>
           </w:p>
         </w:tc>
@@ -21185,6 +19908,30 @@
                 <w:lang w:val="hu-HU"/>
               </w:rPr>
             </w:pPr>
+            <w:r>
+              <w:rPr>
+                <w:rFonts w:ascii="Aptos" w:hAnsi="Aptos"/>
+                <w:b/>
+                <w:lang w:val="hu-HU"/>
+              </w:rPr>
+              <w:t>{{52</w:t>
+            </w:r>
+            <w:r>
+              <w:rPr>
+                <w:rFonts w:ascii="Aptos" w:hAnsi="Aptos"/>
+                <w:b/>
+                <w:lang w:val="hu-HU"/>
+              </w:rPr>
+              <w:t>8</w:t>
+            </w:r>
+            <w:r>
+              <w:rPr>
+                <w:rFonts w:ascii="Aptos" w:hAnsi="Aptos"/>
+                <w:b/>
+                <w:lang w:val="hu-HU"/>
+              </w:rPr>
+              <w:t>M}}</w:t>
+            </w:r>
           </w:p>
         </w:tc>
       </w:tr>
@@ -21242,6 +19989,7 @@
               <w:right w:val="single" w:sz="4" w:space="0" w:color="000000"/>
             </w:tcBorders>
             <w:shd w:val="clear" w:color="auto" w:fill="auto"/>
+            <w:vAlign w:val="center"/>
           </w:tcPr>
           <w:p>
             <w:pPr>
@@ -21256,9 +20004,27 @@
             </w:pPr>
             <w:r>
               <w:rPr>
-                <w:rFonts w:cs="Segoe UI"/>
-              </w:rPr>
-              <w:t>{{SCAN}}</w:t>
+                <w:rFonts w:ascii="Aptos" w:hAnsi="Aptos"/>
+                <w:b/>
+                <w:lang w:val="hu-HU"/>
+              </w:rPr>
+              <w:t>{{52</w:t>
+            </w:r>
+            <w:r>
+              <w:rPr>
+                <w:rFonts w:ascii="Aptos" w:hAnsi="Aptos"/>
+                <w:b/>
+                <w:lang w:val="hu-HU"/>
+              </w:rPr>
+              <w:t>9</w:t>
+            </w:r>
+            <w:r>
+              <w:rPr>
+                <w:rFonts w:ascii="Aptos" w:hAnsi="Aptos"/>
+                <w:b/>
+                <w:lang w:val="hu-HU"/>
+              </w:rPr>
+              <w:t>}}</w:t>
             </w:r>
           </w:p>
         </w:tc>
@@ -21282,6 +20048,30 @@
                 <w:lang w:val="hu-HU"/>
               </w:rPr>
             </w:pPr>
+            <w:r>
+              <w:rPr>
+                <w:rFonts w:ascii="Aptos" w:hAnsi="Aptos"/>
+                <w:b/>
+                <w:lang w:val="hu-HU"/>
+              </w:rPr>
+              <w:t>{{52</w:t>
+            </w:r>
+            <w:r>
+              <w:rPr>
+                <w:rFonts w:ascii="Aptos" w:hAnsi="Aptos"/>
+                <w:b/>
+                <w:lang w:val="hu-HU"/>
+              </w:rPr>
+              <w:t>9</w:t>
+            </w:r>
+            <w:r>
+              <w:rPr>
+                <w:rFonts w:ascii="Aptos" w:hAnsi="Aptos"/>
+                <w:b/>
+                <w:lang w:val="hu-HU"/>
+              </w:rPr>
+              <w:t>M}}</w:t>
+            </w:r>
           </w:p>
         </w:tc>
       </w:tr>
@@ -21592,7 +20382,7 @@
                 <w:lang w:val="hu-HU"/>
               </w:rPr>
             </w:pPr>
-            <w:bookmarkStart w:id="2" w:name="_Hlk22038168"/>
+            <w:bookmarkStart w:id="1" w:name="_Hlk22038168"/>
             <w:r>
               <w:rPr>
                 <w:lang w:val="hu-HU"/>
@@ -21714,6 +20504,7 @@
           </w:tcPr>
           <w:p>
             <w:pPr>
+              <w:ind w:left="281"/>
               <w:rPr>
                 <w:rFonts w:eastAsia="Verdana"/>
               </w:rPr>
@@ -21723,7 +20514,7 @@
                 <w:rFonts w:cs="Tahoma"/>
                 <w:lang w:val="hu-HU"/>
               </w:rPr>
-              <w:t>VA-AKS-MAS0226</w:t>
+              <w:t>{{GENERALT_SZAM_CEG_JGYK}}</w:t>
             </w:r>
           </w:p>
         </w:tc>
@@ -22198,6 +20989,7 @@
               <w:right w:val="single" w:sz="4" w:space="0" w:color="000000"/>
             </w:tcBorders>
             <w:shd w:val="clear" w:color="auto" w:fill="auto"/>
+            <w:vAlign w:val="center"/>
           </w:tcPr>
           <w:p>
             <w:pPr>
@@ -22213,7 +21005,19 @@
               <w:rPr>
                 <w:rFonts w:cs="Segoe UI"/>
               </w:rPr>
-              <w:t>{{SCAN}}</w:t>
+              <w:t>{{</w:t>
+            </w:r>
+            <w:r>
+              <w:rPr>
+                <w:rFonts w:cs="Segoe UI"/>
+              </w:rPr>
+              <w:t>601</w:t>
+            </w:r>
+            <w:r>
+              <w:rPr>
+                <w:rFonts w:cs="Segoe UI"/>
+              </w:rPr>
+              <w:t>}}</w:t>
             </w:r>
           </w:p>
         </w:tc>
@@ -22237,6 +21041,12 @@
                 <w:lang w:val="hu-HU"/>
               </w:rPr>
             </w:pPr>
+            <w:r>
+              <w:rPr>
+                <w:rFonts w:cs="Segoe UI"/>
+              </w:rPr>
+              <w:t>{{601M}}</w:t>
+            </w:r>
           </w:p>
         </w:tc>
       </w:tr>
@@ -22339,6 +21149,7 @@
               <w:right w:val="single" w:sz="4" w:space="0" w:color="000000"/>
             </w:tcBorders>
             <w:shd w:val="clear" w:color="auto" w:fill="auto"/>
+            <w:vAlign w:val="center"/>
           </w:tcPr>
           <w:p>
             <w:pPr>
@@ -22354,7 +21165,7 @@
               <w:rPr>
                 <w:rFonts w:cs="Segoe UI"/>
               </w:rPr>
-              <w:t>{{SCAN}}</w:t>
+              <w:t>{{602}}</w:t>
             </w:r>
           </w:p>
         </w:tc>
@@ -22378,6 +21189,12 @@
                 <w:lang w:val="hu-HU"/>
               </w:rPr>
             </w:pPr>
+            <w:r>
+              <w:rPr>
+                <w:rFonts w:cs="Segoe UI"/>
+              </w:rPr>
+              <w:t>{{602M}}</w:t>
+            </w:r>
           </w:p>
         </w:tc>
       </w:tr>
@@ -22716,6 +21533,7 @@
               <w:right w:val="single" w:sz="4" w:space="0" w:color="000000"/>
             </w:tcBorders>
             <w:shd w:val="clear" w:color="auto" w:fill="auto"/>
+            <w:vAlign w:val="center"/>
           </w:tcPr>
           <w:p>
             <w:pPr>
@@ -22731,7 +21549,7 @@
               <w:rPr>
                 <w:rFonts w:cs="Segoe UI"/>
               </w:rPr>
-              <w:t>{{SCAN}}</w:t>
+              <w:t>{{603}}</w:t>
             </w:r>
           </w:p>
         </w:tc>
@@ -22755,6 +21573,12 @@
                 <w:lang w:val="hu-HU"/>
               </w:rPr>
             </w:pPr>
+            <w:r>
+              <w:rPr>
+                <w:rFonts w:cs="Segoe UI"/>
+              </w:rPr>
+              <w:t>{{603M}}</w:t>
+            </w:r>
           </w:p>
         </w:tc>
       </w:tr>
@@ -22838,6 +21662,7 @@
               <w:right w:val="single" w:sz="4" w:space="0" w:color="000000"/>
             </w:tcBorders>
             <w:shd w:val="clear" w:color="auto" w:fill="auto"/>
+            <w:vAlign w:val="center"/>
           </w:tcPr>
           <w:p>
             <w:pPr>
@@ -22853,7 +21678,7 @@
               <w:rPr>
                 <w:rFonts w:cs="Segoe UI"/>
               </w:rPr>
-              <w:t>{{SCAN}}</w:t>
+              <w:t>{{604}}</w:t>
             </w:r>
           </w:p>
         </w:tc>
@@ -22877,6 +21702,12 @@
                 <w:lang w:val="hu-HU"/>
               </w:rPr>
             </w:pPr>
+            <w:r>
+              <w:rPr>
+                <w:rFonts w:cs="Segoe UI"/>
+              </w:rPr>
+              <w:t>{{604M}}</w:t>
+            </w:r>
           </w:p>
         </w:tc>
       </w:tr>
@@ -22960,6 +21791,7 @@
               <w:right w:val="single" w:sz="4" w:space="0" w:color="000000"/>
             </w:tcBorders>
             <w:shd w:val="clear" w:color="auto" w:fill="auto"/>
+            <w:vAlign w:val="center"/>
           </w:tcPr>
           <w:p>
             <w:pPr>
@@ -22975,7 +21807,7 @@
               <w:rPr>
                 <w:rFonts w:cs="Segoe UI"/>
               </w:rPr>
-              <w:t>{{SCAN}}</w:t>
+              <w:t>{{605}}</w:t>
             </w:r>
           </w:p>
         </w:tc>
@@ -22999,6 +21831,12 @@
                 <w:lang w:val="hu-HU"/>
               </w:rPr>
             </w:pPr>
+            <w:r>
+              <w:rPr>
+                <w:rFonts w:cs="Segoe UI"/>
+              </w:rPr>
+              <w:t>{{605M}}</w:t>
+            </w:r>
           </w:p>
         </w:tc>
       </w:tr>
@@ -23189,6 +22027,7 @@
               <w:right w:val="single" w:sz="4" w:space="0" w:color="000000"/>
             </w:tcBorders>
             <w:shd w:val="clear" w:color="auto" w:fill="auto"/>
+            <w:vAlign w:val="center"/>
           </w:tcPr>
           <w:p>
             <w:pPr>
@@ -23204,7 +22043,7 @@
               <w:rPr>
                 <w:rFonts w:cs="Segoe UI"/>
               </w:rPr>
-              <w:t>{{SCAN}}</w:t>
+              <w:t>{{606}}</w:t>
             </w:r>
           </w:p>
         </w:tc>
@@ -23228,6 +22067,12 @@
                 <w:lang w:val="hu-HU"/>
               </w:rPr>
             </w:pPr>
+            <w:r>
+              <w:rPr>
+                <w:rFonts w:cs="Segoe UI"/>
+              </w:rPr>
+              <w:t>{{606M}}</w:t>
+            </w:r>
           </w:p>
         </w:tc>
       </w:tr>
@@ -23349,6 +22194,7 @@
               <w:right w:val="single" w:sz="4" w:space="0" w:color="000000"/>
             </w:tcBorders>
             <w:shd w:val="clear" w:color="auto" w:fill="auto"/>
+            <w:vAlign w:val="center"/>
           </w:tcPr>
           <w:p>
             <w:pPr>
@@ -23364,7 +22210,7 @@
               <w:rPr>
                 <w:rFonts w:cs="Segoe UI"/>
               </w:rPr>
-              <w:t>{{SCAN}}</w:t>
+              <w:t>{{607}}</w:t>
             </w:r>
           </w:p>
         </w:tc>
@@ -23388,6 +22234,12 @@
                 <w:lang w:val="hu-HU"/>
               </w:rPr>
             </w:pPr>
+            <w:r>
+              <w:rPr>
+                <w:rFonts w:cs="Segoe UI"/>
+              </w:rPr>
+              <w:t>{{607M}}</w:t>
+            </w:r>
           </w:p>
         </w:tc>
       </w:tr>
@@ -23528,6 +22380,7 @@
               <w:right w:val="single" w:sz="4" w:space="0" w:color="000000"/>
             </w:tcBorders>
             <w:shd w:val="clear" w:color="auto" w:fill="auto"/>
+            <w:vAlign w:val="center"/>
           </w:tcPr>
           <w:p>
             <w:pPr>
@@ -23543,7 +22396,7 @@
               <w:rPr>
                 <w:rFonts w:cs="Segoe UI"/>
               </w:rPr>
-              <w:t>{{SCAN}}</w:t>
+              <w:t>{{608}}</w:t>
             </w:r>
           </w:p>
         </w:tc>
@@ -23567,6 +22420,12 @@
                 <w:lang w:val="hu-HU"/>
               </w:rPr>
             </w:pPr>
+            <w:r>
+              <w:rPr>
+                <w:rFonts w:cs="Segoe UI"/>
+              </w:rPr>
+              <w:t>{{608M}}</w:t>
+            </w:r>
           </w:p>
         </w:tc>
       </w:tr>
@@ -23689,6 +22548,7 @@
               <w:right w:val="single" w:sz="4" w:space="0" w:color="000000"/>
             </w:tcBorders>
             <w:shd w:val="clear" w:color="auto" w:fill="auto"/>
+            <w:vAlign w:val="center"/>
           </w:tcPr>
           <w:p>
             <w:pPr>
@@ -23704,7 +22564,7 @@
               <w:rPr>
                 <w:rFonts w:cs="Segoe UI"/>
               </w:rPr>
-              <w:t>{{SCAN}}</w:t>
+              <w:t>{{609}}</w:t>
             </w:r>
           </w:p>
         </w:tc>
@@ -23728,6 +22588,12 @@
                 <w:lang w:val="hu-HU"/>
               </w:rPr>
             </w:pPr>
+            <w:r>
+              <w:rPr>
+                <w:rFonts w:cs="Segoe UI"/>
+              </w:rPr>
+              <w:t>{{609M}}</w:t>
+            </w:r>
           </w:p>
         </w:tc>
       </w:tr>
@@ -23875,6 +22741,7 @@
               <w:right w:val="single" w:sz="4" w:space="0" w:color="000000"/>
             </w:tcBorders>
             <w:shd w:val="clear" w:color="auto" w:fill="auto"/>
+            <w:vAlign w:val="center"/>
           </w:tcPr>
           <w:p>
             <w:pPr>
@@ -23890,7 +22757,7 @@
               <w:rPr>
                 <w:rFonts w:cs="Segoe UI"/>
               </w:rPr>
-              <w:t>{{SCAN}}</w:t>
+              <w:t>{{610}}</w:t>
             </w:r>
           </w:p>
         </w:tc>
@@ -23911,10 +22778,16 @@
               <w:jc w:val="center"/>
               <w:rPr>
                 <w:rFonts w:ascii="Aptos" w:hAnsi="Aptos"/>
-                <w:i/>
-                <w:lang w:val="hu-HU"/>
-              </w:rPr>
-            </w:pPr>
+                <w:lang w:val="hu-HU"/>
+              </w:rPr>
+            </w:pPr>
+            <w:r>
+              <w:rPr>
+                <w:rFonts w:ascii="Aptos" w:hAnsi="Aptos"/>
+                <w:lang w:val="hu-HU"/>
+              </w:rPr>
+              <w:t>{{610M}}</w:t>
+            </w:r>
           </w:p>
         </w:tc>
       </w:tr>
@@ -23997,6 +22870,7 @@
               <w:right w:val="single" w:sz="4" w:space="0" w:color="000000"/>
             </w:tcBorders>
             <w:shd w:val="clear" w:color="auto" w:fill="auto"/>
+            <w:vAlign w:val="center"/>
           </w:tcPr>
           <w:p>
             <w:pPr>
@@ -24012,7 +22886,7 @@
               <w:rPr>
                 <w:rFonts w:cs="Segoe UI"/>
               </w:rPr>
-              <w:t>{{SCAN}}</w:t>
+              <w:t>{{611}}</w:t>
             </w:r>
           </w:p>
         </w:tc>
@@ -24036,6 +22910,12 @@
                 <w:lang w:val="hu-HU"/>
               </w:rPr>
             </w:pPr>
+            <w:r>
+              <w:rPr>
+                <w:rFonts w:cs="Segoe UI"/>
+              </w:rPr>
+              <w:t>{{611M}}</w:t>
+            </w:r>
           </w:p>
         </w:tc>
       </w:tr>
@@ -24137,6 +23017,7 @@
               <w:right w:val="single" w:sz="4" w:space="0" w:color="000000"/>
             </w:tcBorders>
             <w:shd w:val="clear" w:color="auto" w:fill="auto"/>
+            <w:vAlign w:val="center"/>
           </w:tcPr>
           <w:p>
             <w:pPr>
@@ -24152,7 +23033,7 @@
               <w:rPr>
                 <w:rFonts w:cs="Segoe UI"/>
               </w:rPr>
-              <w:t>{{SCAN}}</w:t>
+              <w:t>{{612}}</w:t>
             </w:r>
           </w:p>
         </w:tc>
@@ -24176,6 +23057,12 @@
                 <w:lang w:val="hu-HU"/>
               </w:rPr>
             </w:pPr>
+            <w:r>
+              <w:rPr>
+                <w:rFonts w:cs="Segoe UI"/>
+              </w:rPr>
+              <w:t>{{612M}}</w:t>
+            </w:r>
           </w:p>
         </w:tc>
       </w:tr>
@@ -24391,6 +23278,7 @@
               <w:right w:val="single" w:sz="4" w:space="0" w:color="000000"/>
             </w:tcBorders>
             <w:shd w:val="clear" w:color="auto" w:fill="auto"/>
+            <w:vAlign w:val="center"/>
           </w:tcPr>
           <w:p>
             <w:pPr>
@@ -24406,7 +23294,7 @@
               <w:rPr>
                 <w:rFonts w:cs="Segoe UI"/>
               </w:rPr>
-              <w:t>{{SCAN}}</w:t>
+              <w:t>{{613}}</w:t>
             </w:r>
           </w:p>
         </w:tc>
@@ -24430,6 +23318,12 @@
                 <w:lang w:val="hu-HU"/>
               </w:rPr>
             </w:pPr>
+            <w:r>
+              <w:rPr>
+                <w:rFonts w:cs="Segoe UI"/>
+              </w:rPr>
+              <w:t>{{613M}}</w:t>
+            </w:r>
           </w:p>
         </w:tc>
       </w:tr>
@@ -24543,6 +23437,7 @@
               <w:right w:val="single" w:sz="4" w:space="0" w:color="000000"/>
             </w:tcBorders>
             <w:shd w:val="clear" w:color="auto" w:fill="auto"/>
+            <w:vAlign w:val="center"/>
           </w:tcPr>
           <w:p>
             <w:pPr>
@@ -24559,7 +23454,7 @@
               <w:rPr>
                 <w:rFonts w:cs="Segoe UI"/>
               </w:rPr>
-              <w:t>{{SCAN}}</w:t>
+              <w:t>{{614}}</w:t>
             </w:r>
           </w:p>
         </w:tc>
@@ -24584,6 +23479,12 @@
                 <w:lang w:val="hu-HU"/>
               </w:rPr>
             </w:pPr>
+            <w:r>
+              <w:rPr>
+                <w:rFonts w:cs="Segoe UI"/>
+              </w:rPr>
+              <w:t>{{614M}}</w:t>
+            </w:r>
           </w:p>
         </w:tc>
       </w:tr>
@@ -24704,6 +23605,7 @@
               <w:right w:val="single" w:sz="4" w:space="0" w:color="000000"/>
             </w:tcBorders>
             <w:shd w:val="clear" w:color="auto" w:fill="auto"/>
+            <w:vAlign w:val="center"/>
           </w:tcPr>
           <w:p>
             <w:pPr>
@@ -24720,7 +23622,7 @@
               <w:rPr>
                 <w:rFonts w:cs="Segoe UI"/>
               </w:rPr>
-              <w:t>{{SCAN}}</w:t>
+              <w:t>{{615}}</w:t>
             </w:r>
           </w:p>
         </w:tc>
@@ -24745,6 +23647,12 @@
                 <w:lang w:val="hu-HU"/>
               </w:rPr>
             </w:pPr>
+            <w:r>
+              <w:rPr>
+                <w:rFonts w:cs="Segoe UI"/>
+              </w:rPr>
+              <w:t>{{615M}}</w:t>
+            </w:r>
           </w:p>
         </w:tc>
       </w:tr>
@@ -24841,6 +23749,7 @@
               <w:right w:val="single" w:sz="4" w:space="0" w:color="000000"/>
             </w:tcBorders>
             <w:shd w:val="clear" w:color="auto" w:fill="auto"/>
+            <w:vAlign w:val="center"/>
           </w:tcPr>
           <w:p>
             <w:pPr>
@@ -24858,7 +23767,7 @@
               <w:rPr>
                 <w:rFonts w:cs="Segoe UI"/>
               </w:rPr>
-              <w:t>{{SCAN}}</w:t>
+              <w:t>{{616}}</w:t>
             </w:r>
           </w:p>
         </w:tc>
@@ -24883,6 +23792,12 @@
                 <w:lang w:val="hu-HU"/>
               </w:rPr>
             </w:pPr>
+            <w:r>
+              <w:rPr>
+                <w:rFonts w:cs="Segoe UI"/>
+              </w:rPr>
+              <w:t>{{616M}}</w:t>
+            </w:r>
           </w:p>
         </w:tc>
       </w:tr>
@@ -25122,7 +24037,7 @@
           </w:p>
         </w:tc>
       </w:tr>
-      <w:bookmarkEnd w:id="2"/>
+      <w:bookmarkEnd w:id="1"/>
     </w:tbl>
     <w:p>
       <w:pPr>
@@ -25318,7 +24233,7 @@
                 <w:rFonts w:cs="Tahoma"/>
                 <w:lang w:val="hu-HU"/>
               </w:rPr>
-              <w:t>VA-AKS-MAS0226</w:t>
+              <w:t>{{GENERALT_SZAM_CEG_JGYK}}</w:t>
             </w:r>
           </w:p>
         </w:tc>
@@ -25774,7 +24689,19 @@
               <w:rPr>
                 <w:rFonts w:cs="Segoe UI"/>
               </w:rPr>
-              <w:t>{{SCAN}}</w:t>
+              <w:t>{{</w:t>
+            </w:r>
+            <w:r>
+              <w:rPr>
+                <w:rFonts w:cs="Segoe UI"/>
+              </w:rPr>
+              <w:t>701</w:t>
+            </w:r>
+            <w:r>
+              <w:rPr>
+                <w:rFonts w:cs="Segoe UI"/>
+              </w:rPr>
+              <w:t>}}</w:t>
             </w:r>
           </w:p>
         </w:tc>
@@ -25798,6 +24725,13 @@
                 <w:lang w:val="hu-HU"/>
               </w:rPr>
             </w:pPr>
+            <w:r>
+              <w:rPr>
+                <w:rFonts w:ascii="Aptos" w:hAnsi="Aptos"/>
+                <w:lang w:val="hu-HU"/>
+              </w:rPr>
+              <w:t>{{701M}}</w:t>
+            </w:r>
           </w:p>
         </w:tc>
       </w:tr>
@@ -25873,7 +24807,7 @@
               <w:rPr>
                 <w:rFonts w:cs="Segoe UI"/>
               </w:rPr>
-              <w:t>{{SCAN}}</w:t>
+              <w:t>{{702}}</w:t>
             </w:r>
           </w:p>
         </w:tc>
@@ -25897,6 +24831,13 @@
                 <w:lang w:val="hu-HU"/>
               </w:rPr>
             </w:pPr>
+            <w:r>
+              <w:rPr>
+                <w:rFonts w:ascii="Aptos" w:hAnsi="Aptos"/>
+                <w:lang w:val="hu-HU"/>
+              </w:rPr>
+              <w:t>{{702M}}</w:t>
+            </w:r>
           </w:p>
         </w:tc>
       </w:tr>
@@ -25972,7 +24913,7 @@
               <w:rPr>
                 <w:rFonts w:cs="Segoe UI"/>
               </w:rPr>
-              <w:t>{{SCAN}}</w:t>
+              <w:t>{{703}}</w:t>
             </w:r>
           </w:p>
         </w:tc>
@@ -25996,6 +24937,13 @@
                 <w:lang w:val="hu-HU"/>
               </w:rPr>
             </w:pPr>
+            <w:r>
+              <w:rPr>
+                <w:rFonts w:ascii="Aptos" w:hAnsi="Aptos"/>
+                <w:lang w:val="hu-HU"/>
+              </w:rPr>
+              <w:t>{{703M}}</w:t>
+            </w:r>
           </w:p>
         </w:tc>
       </w:tr>
@@ -26071,7 +25019,7 @@
               <w:rPr>
                 <w:rFonts w:cs="Segoe UI"/>
               </w:rPr>
-              <w:t>{{SCAN}}</w:t>
+              <w:t>{{704}}</w:t>
             </w:r>
           </w:p>
         </w:tc>
@@ -26095,6 +25043,13 @@
                 <w:lang w:val="hu-HU"/>
               </w:rPr>
             </w:pPr>
+            <w:r>
+              <w:rPr>
+                <w:rFonts w:ascii="Aptos" w:hAnsi="Aptos"/>
+                <w:lang w:val="hu-HU"/>
+              </w:rPr>
+              <w:t>{{704M}}</w:t>
+            </w:r>
           </w:p>
         </w:tc>
       </w:tr>
@@ -26170,7 +25125,7 @@
               <w:rPr>
                 <w:rFonts w:cs="Segoe UI"/>
               </w:rPr>
-              <w:t>{{SCAN}}</w:t>
+              <w:t>{{705}}</w:t>
             </w:r>
           </w:p>
         </w:tc>
@@ -26194,6 +25149,13 @@
                 <w:lang w:val="hu-HU"/>
               </w:rPr>
             </w:pPr>
+            <w:r>
+              <w:rPr>
+                <w:rFonts w:ascii="Aptos" w:hAnsi="Aptos"/>
+                <w:lang w:val="hu-HU"/>
+              </w:rPr>
+              <w:t>{{705M}}</w:t>
+            </w:r>
           </w:p>
         </w:tc>
       </w:tr>
@@ -26269,7 +25231,7 @@
               <w:rPr>
                 <w:rFonts w:cs="Segoe UI"/>
               </w:rPr>
-              <w:t>{{SCAN}}</w:t>
+              <w:t>{{706}}</w:t>
             </w:r>
           </w:p>
         </w:tc>
@@ -26293,6 +25255,13 @@
                 <w:lang w:val="hu-HU"/>
               </w:rPr>
             </w:pPr>
+            <w:r>
+              <w:rPr>
+                <w:rFonts w:ascii="Aptos" w:hAnsi="Aptos"/>
+                <w:lang w:val="hu-HU"/>
+              </w:rPr>
+              <w:t>{{706M}}</w:t>
+            </w:r>
           </w:p>
         </w:tc>
       </w:tr>
@@ -26368,7 +25337,7 @@
               <w:rPr>
                 <w:rFonts w:cs="Segoe UI"/>
               </w:rPr>
-              <w:t>{{SCAN}}</w:t>
+              <w:t>{{707}}</w:t>
             </w:r>
           </w:p>
         </w:tc>
@@ -26392,6 +25361,13 @@
                 <w:lang w:val="hu-HU"/>
               </w:rPr>
             </w:pPr>
+            <w:r>
+              <w:rPr>
+                <w:rFonts w:ascii="Aptos" w:hAnsi="Aptos"/>
+                <w:lang w:val="hu-HU"/>
+              </w:rPr>
+              <w:t>{{707M}}</w:t>
+            </w:r>
           </w:p>
         </w:tc>
       </w:tr>
@@ -26467,7 +25443,7 @@
               <w:rPr>
                 <w:rFonts w:cs="Segoe UI"/>
               </w:rPr>
-              <w:t>{{SCAN}}</w:t>
+              <w:t>{{708}}</w:t>
             </w:r>
           </w:p>
         </w:tc>
@@ -26496,7 +25472,7 @@
                 <w:rFonts w:ascii="Aptos" w:hAnsi="Aptos"/>
                 <w:lang w:val="hu-HU"/>
               </w:rPr>
-              <w:t>ÜTA</w:t>
+              <w:t>{{708M}}</w:t>
             </w:r>
           </w:p>
         </w:tc>
@@ -26573,7 +25549,7 @@
               <w:rPr>
                 <w:rFonts w:cs="Segoe UI"/>
               </w:rPr>
-              <w:t>{{SCAN}}</w:t>
+              <w:t>{{709}}</w:t>
             </w:r>
           </w:p>
         </w:tc>
@@ -26597,6 +25573,13 @@
                 <w:lang w:val="hu-HU"/>
               </w:rPr>
             </w:pPr>
+            <w:r>
+              <w:rPr>
+                <w:rFonts w:ascii="Aptos" w:hAnsi="Aptos"/>
+                <w:lang w:val="hu-HU"/>
+              </w:rPr>
+              <w:t>{{709M}}</w:t>
+            </w:r>
           </w:p>
         </w:tc>
       </w:tr>
@@ -26671,7 +25654,7 @@
               <w:rPr>
                 <w:rFonts w:cs="Segoe UI"/>
               </w:rPr>
-              <w:t>{{SCAN}}</w:t>
+              <w:t>{{710}}</w:t>
             </w:r>
           </w:p>
         </w:tc>
@@ -26695,6 +25678,13 @@
                 <w:lang w:val="hu-HU"/>
               </w:rPr>
             </w:pPr>
+            <w:r>
+              <w:rPr>
+                <w:rFonts w:ascii="Aptos" w:hAnsi="Aptos"/>
+                <w:lang w:val="hu-HU"/>
+              </w:rPr>
+              <w:t>{{710M}}</w:t>
+            </w:r>
           </w:p>
         </w:tc>
       </w:tr>
@@ -26770,7 +25760,7 @@
               <w:rPr>
                 <w:rFonts w:cs="Segoe UI"/>
               </w:rPr>
-              <w:t>{{SCAN}}</w:t>
+              <w:t>{{711}}</w:t>
             </w:r>
           </w:p>
         </w:tc>
@@ -26794,6 +25784,13 @@
                 <w:lang w:val="hu-HU"/>
               </w:rPr>
             </w:pPr>
+            <w:r>
+              <w:rPr>
+                <w:rFonts w:ascii="Aptos" w:hAnsi="Aptos"/>
+                <w:lang w:val="hu-HU"/>
+              </w:rPr>
+              <w:t>{{711M}}</w:t>
+            </w:r>
           </w:p>
         </w:tc>
       </w:tr>
@@ -26869,7 +25866,7 @@
               <w:rPr>
                 <w:rFonts w:cs="Segoe UI"/>
               </w:rPr>
-              <w:t>{{SCAN}}</w:t>
+              <w:t>{{712}}</w:t>
             </w:r>
           </w:p>
         </w:tc>
@@ -26893,6 +25890,13 @@
                 <w:lang w:val="hu-HU"/>
               </w:rPr>
             </w:pPr>
+            <w:r>
+              <w:rPr>
+                <w:rFonts w:ascii="Aptos" w:hAnsi="Aptos"/>
+                <w:lang w:val="hu-HU"/>
+              </w:rPr>
+              <w:t>{{712M}}</w:t>
+            </w:r>
           </w:p>
         </w:tc>
       </w:tr>
@@ -26968,7 +25972,7 @@
               <w:rPr>
                 <w:rFonts w:cs="Segoe UI"/>
               </w:rPr>
-              <w:t>{{SCAN}}</w:t>
+              <w:t>{{713}}</w:t>
             </w:r>
           </w:p>
         </w:tc>
@@ -26997,7 +26001,7 @@
                 <w:rFonts w:ascii="Aptos" w:hAnsi="Aptos"/>
                 <w:lang w:val="hu-HU"/>
               </w:rPr>
-              <w:t>ÜTA</w:t>
+              <w:t>{{713M}}</w:t>
             </w:r>
           </w:p>
         </w:tc>
@@ -27074,7 +26078,7 @@
               <w:rPr>
                 <w:rFonts w:cs="Segoe UI"/>
               </w:rPr>
-              <w:t>{{SCAN}}</w:t>
+              <w:t>{{714}}</w:t>
             </w:r>
           </w:p>
         </w:tc>
@@ -27098,6 +26102,13 @@
                 <w:lang w:val="hu-HU"/>
               </w:rPr>
             </w:pPr>
+            <w:r>
+              <w:rPr>
+                <w:rFonts w:ascii="Aptos" w:hAnsi="Aptos"/>
+                <w:lang w:val="hu-HU"/>
+              </w:rPr>
+              <w:t>{{714M}}</w:t>
+            </w:r>
           </w:p>
         </w:tc>
       </w:tr>
@@ -27172,7 +26183,7 @@
               <w:rPr>
                 <w:rFonts w:cs="Segoe UI"/>
               </w:rPr>
-              <w:t>{{SCAN}}</w:t>
+              <w:t>{{715}}</w:t>
             </w:r>
           </w:p>
         </w:tc>
@@ -27196,6 +26207,13 @@
                 <w:lang w:val="hu-HU"/>
               </w:rPr>
             </w:pPr>
+            <w:r>
+              <w:rPr>
+                <w:rFonts w:ascii="Aptos" w:hAnsi="Aptos"/>
+                <w:lang w:val="hu-HU"/>
+              </w:rPr>
+              <w:t>{{715M}}</w:t>
+            </w:r>
           </w:p>
         </w:tc>
       </w:tr>
@@ -27272,7 +26290,7 @@
               <w:rPr>
                 <w:rFonts w:cs="Segoe UI"/>
               </w:rPr>
-              <w:t>{{SCAN}}</w:t>
+              <w:t>{{716}}</w:t>
             </w:r>
           </w:p>
         </w:tc>
@@ -27296,6 +26314,13 @@
                 <w:lang w:val="hu-HU"/>
               </w:rPr>
             </w:pPr>
+            <w:r>
+              <w:rPr>
+                <w:rFonts w:ascii="Aptos" w:hAnsi="Aptos"/>
+                <w:lang w:val="hu-HU"/>
+              </w:rPr>
+              <w:t>{{716M}}</w:t>
+            </w:r>
           </w:p>
         </w:tc>
       </w:tr>
@@ -27372,7 +26397,7 @@
               <w:rPr>
                 <w:rFonts w:cs="Segoe UI"/>
               </w:rPr>
-              <w:t>{{SCAN}}</w:t>
+              <w:t>{{717}}</w:t>
             </w:r>
           </w:p>
         </w:tc>
@@ -27396,6 +26421,13 @@
                 <w:lang w:val="hu-HU"/>
               </w:rPr>
             </w:pPr>
+            <w:r>
+              <w:rPr>
+                <w:rFonts w:ascii="Aptos" w:hAnsi="Aptos"/>
+                <w:lang w:val="hu-HU"/>
+              </w:rPr>
+              <w:t>{{717M}}</w:t>
+            </w:r>
           </w:p>
         </w:tc>
       </w:tr>
@@ -27551,7 +26583,17 @@
                 <w:i/>
                 <w:lang w:val="hu-HU"/>
               </w:rPr>
-              <w:t>Minden kisfeszültségű villamos, illetve RB-kivitelű szerkezetre igazolni kell a biztonsági követelmények teljesülését.</w:t>
+              <w:t>Minden kisfeszültségű villamos, illetve RB-kivitelű szerkezetre igazolni kell a biztonsági követelm</w:t>
+            </w:r>
+            <w:bookmarkStart w:id="2" w:name="_GoBack"/>
+            <w:bookmarkEnd w:id="2"/>
+            <w:r>
+              <w:rPr>
+                <w:rFonts w:ascii="Aptos" w:hAnsi="Aptos"/>
+                <w:i/>
+                <w:lang w:val="hu-HU"/>
+              </w:rPr>
+              <w:t>ények teljesülését.</w:t>
             </w:r>
           </w:p>
           <w:p>
@@ -27584,6 +26626,7 @@
               <w:right w:val="single" w:sz="4" w:space="0" w:color="000000"/>
             </w:tcBorders>
             <w:shd w:val="clear" w:color="auto" w:fill="auto"/>
+            <w:vAlign w:val="center"/>
           </w:tcPr>
           <w:p>
             <w:pPr>
@@ -27600,7 +26643,13 @@
               <w:rPr>
                 <w:rFonts w:cs="Segoe UI"/>
               </w:rPr>
-              <w:t>{{SCAN}}</w:t>
+              <w:t>{{718</w:t>
+            </w:r>
+            <w:r>
+              <w:rPr>
+                <w:rFonts w:cs="Segoe UI"/>
+              </w:rPr>
+              <w:t>}}</w:t>
             </w:r>
           </w:p>
         </w:tc>
@@ -27624,6 +26673,20 @@
                 <w:lang w:val="hu-HU"/>
               </w:rPr>
             </w:pPr>
+            <w:r>
+              <w:rPr>
+                <w:rFonts w:ascii="Aptos" w:hAnsi="Aptos"/>
+                <w:lang w:val="hu-HU"/>
+              </w:rPr>
+              <w:t>{{718</w:t>
+            </w:r>
+            <w:r>
+              <w:rPr>
+                <w:rFonts w:ascii="Aptos" w:hAnsi="Aptos"/>
+                <w:lang w:val="hu-HU"/>
+              </w:rPr>
+              <w:t>M}}</w:t>
+            </w:r>
           </w:p>
         </w:tc>
       </w:tr>
@@ -27673,6 +26736,7 @@
               <w:right w:val="single" w:sz="4" w:space="0" w:color="000000"/>
             </w:tcBorders>
             <w:shd w:val="clear" w:color="auto" w:fill="auto"/>
+            <w:vAlign w:val="center"/>
           </w:tcPr>
           <w:p>
             <w:pPr>
@@ -27689,7 +26753,13 @@
               <w:rPr>
                 <w:rFonts w:cs="Segoe UI"/>
               </w:rPr>
-              <w:t>{{SCAN}}</w:t>
+              <w:t>{{719</w:t>
+            </w:r>
+            <w:r>
+              <w:rPr>
+                <w:rFonts w:cs="Segoe UI"/>
+              </w:rPr>
+              <w:t>}}</w:t>
             </w:r>
           </w:p>
         </w:tc>
@@ -27713,6 +26783,20 @@
                 <w:lang w:val="hu-HU"/>
               </w:rPr>
             </w:pPr>
+            <w:r>
+              <w:rPr>
+                <w:rFonts w:ascii="Aptos" w:hAnsi="Aptos"/>
+                <w:lang w:val="hu-HU"/>
+              </w:rPr>
+              <w:t>{{719</w:t>
+            </w:r>
+            <w:r>
+              <w:rPr>
+                <w:rFonts w:ascii="Aptos" w:hAnsi="Aptos"/>
+                <w:lang w:val="hu-HU"/>
+              </w:rPr>
+              <w:t>M}}</w:t>
+            </w:r>
           </w:p>
         </w:tc>
       </w:tr>
@@ -27762,6 +26846,7 @@
               <w:right w:val="single" w:sz="4" w:space="0" w:color="000000"/>
             </w:tcBorders>
             <w:shd w:val="clear" w:color="auto" w:fill="auto"/>
+            <w:vAlign w:val="center"/>
           </w:tcPr>
           <w:p>
             <w:pPr>
@@ -27778,7 +26863,13 @@
               <w:rPr>
                 <w:rFonts w:cs="Segoe UI"/>
               </w:rPr>
-              <w:t>{{SCAN}}</w:t>
+              <w:t>{{720</w:t>
+            </w:r>
+            <w:r>
+              <w:rPr>
+                <w:rFonts w:cs="Segoe UI"/>
+              </w:rPr>
+              <w:t>}}</w:t>
             </w:r>
           </w:p>
         </w:tc>
@@ -27802,6 +26893,20 @@
                 <w:lang w:val="hu-HU"/>
               </w:rPr>
             </w:pPr>
+            <w:r>
+              <w:rPr>
+                <w:rFonts w:ascii="Aptos" w:hAnsi="Aptos"/>
+                <w:lang w:val="hu-HU"/>
+              </w:rPr>
+              <w:t>{{720</w:t>
+            </w:r>
+            <w:r>
+              <w:rPr>
+                <w:rFonts w:ascii="Aptos" w:hAnsi="Aptos"/>
+                <w:lang w:val="hu-HU"/>
+              </w:rPr>
+              <w:t>M}}</w:t>
+            </w:r>
           </w:p>
         </w:tc>
       </w:tr>
@@ -27851,6 +26956,7 @@
               <w:right w:val="single" w:sz="4" w:space="0" w:color="000000"/>
             </w:tcBorders>
             <w:shd w:val="clear" w:color="auto" w:fill="auto"/>
+            <w:vAlign w:val="center"/>
           </w:tcPr>
           <w:p>
             <w:pPr>
@@ -27867,7 +26973,13 @@
               <w:rPr>
                 <w:rFonts w:cs="Segoe UI"/>
               </w:rPr>
-              <w:t>{{SCAN}}</w:t>
+              <w:t>{{721</w:t>
+            </w:r>
+            <w:r>
+              <w:rPr>
+                <w:rFonts w:cs="Segoe UI"/>
+              </w:rPr>
+              <w:t>}}</w:t>
             </w:r>
           </w:p>
         </w:tc>
@@ -27891,6 +27003,27 @@
                 <w:lang w:val="hu-HU"/>
               </w:rPr>
             </w:pPr>
+            <w:r>
+              <w:rPr>
+                <w:rFonts w:ascii="Aptos" w:hAnsi="Aptos"/>
+                <w:lang w:val="hu-HU"/>
+              </w:rPr>
+              <w:t>{{7</w:t>
+            </w:r>
+            <w:r>
+              <w:rPr>
+                <w:rFonts w:ascii="Aptos" w:hAnsi="Aptos"/>
+                <w:lang w:val="hu-HU"/>
+              </w:rPr>
+              <w:t>2</w:t>
+            </w:r>
+            <w:r>
+              <w:rPr>
+                <w:rFonts w:ascii="Aptos" w:hAnsi="Aptos"/>
+                <w:lang w:val="hu-HU"/>
+              </w:rPr>
+              <w:t>1M}}</w:t>
+            </w:r>
           </w:p>
         </w:tc>
       </w:tr>
@@ -27940,14 +27073,39 @@
           </w:tcPr>
           <w:p>
             <w:pPr>
-              <w:pStyle w:val="TableParagraph"/>
-              <w:spacing w:line="276" w:lineRule="auto"/>
-              <w:ind w:left="115" w:right="-15"/>
-              <w:rPr>
-                <w:rFonts w:ascii="Aptos" w:hAnsi="Aptos"/>
-                <w:lang w:val="hu-HU"/>
-              </w:rPr>
-            </w:pPr>
+              <w:pStyle w:val="HTML-kntformzott"/>
+              <w:rPr>
+                <w:rFonts w:ascii="Cascadia Mono" w:hAnsi="Cascadia Mono"/>
+                <w:color w:val="000000"/>
+                <w:sz w:val="18"/>
+                <w:szCs w:val="18"/>
+              </w:rPr>
+            </w:pPr>
+            <w:r>
+              <w:rPr>
+                <w:rFonts w:ascii="Aptos" w:hAnsi="Aptos"/>
+                <w:lang w:val="hu-HU"/>
+              </w:rPr>
+              <w:t>{{</w:t>
+            </w:r>
+            <w:r>
+              <w:rPr>
+                <w:rFonts w:ascii="Cascadia Mono" w:hAnsi="Cascadia Mono"/>
+                <w:color w:val="0000FF"/>
+                <w:sz w:val="18"/>
+                <w:szCs w:val="18"/>
+              </w:rPr>
+              <w:t>700_Megjegyzes</w:t>
+            </w:r>
+            <w:r>
+              <w:rPr>
+                <w:rFonts w:ascii="Cascadia Mono" w:hAnsi="Cascadia Mono"/>
+                <w:color w:val="0000FF"/>
+                <w:sz w:val="18"/>
+                <w:szCs w:val="18"/>
+              </w:rPr>
+              <w:t>}}</w:t>
+            </w:r>
           </w:p>
         </w:tc>
       </w:tr>
@@ -28127,7 +27285,7 @@
                 <w:rFonts w:cs="Tahoma"/>
                 <w:lang w:val="hu-HU"/>
               </w:rPr>
-              <w:t>VA-AKS-MAS0226</w:t>
+              <w:t>{{GENERALT_SZAM_CEG_JGYK}}</w:t>
             </w:r>
           </w:p>
         </w:tc>
@@ -30878,9 +30036,6 @@
       </w:pPr>
     </w:p>
     <w:sectPr>
-      <w:headerReference w:type="even" r:id="rId7"/>
-      <w:footerReference w:type="default" r:id="rId8"/>
-      <w:headerReference w:type="first" r:id="rId9"/>
       <w:pgSz w:w="11906" w:h="16838"/>
       <w:pgMar w:top="993" w:right="1417" w:bottom="1135" w:left="1417" w:header="567" w:footer="567" w:gutter="0"/>
       <w:cols w:space="708"/>
@@ -30942,7 +30097,7 @@
         <w:noProof/>
         <w:szCs w:val="22"/>
       </w:rPr>
-      <w:t>5</w:t>
+      <w:t>11</w:t>
     </w:r>
     <w:r>
       <w:rPr>
@@ -32278,7 +31433,7 @@
   <w:style w:type="paragraph" w:default="1" w:styleId="Norml">
     <w:name w:val="Normal"/>
     <w:qFormat/>
-    <w:rsid w:val="003973CA"/>
+    <w:rsid w:val="00753476"/>
     <w:rPr>
       <w:rFonts w:ascii="Aptos" w:eastAsia="Times New Roman" w:hAnsi="Aptos"/>
       <w:sz w:val="22"/>

--- a/BiztvillCRM.Web/wwwroot/sablonok/VBF_KIF_MINTA.docx
+++ b/BiztvillCRM.Web/wwwroot/sablonok/VBF_KIF_MINTA.docx
@@ -26583,17 +26583,7 @@
                 <w:i/>
                 <w:lang w:val="hu-HU"/>
               </w:rPr>
-              <w:t>Minden kisfeszültségű villamos, illetve RB-kivitelű szerkezetre igazolni kell a biztonsági követelm</w:t>
-            </w:r>
-            <w:bookmarkStart w:id="2" w:name="_GoBack"/>
-            <w:bookmarkEnd w:id="2"/>
-            <w:r>
-              <w:rPr>
-                <w:rFonts w:ascii="Aptos" w:hAnsi="Aptos"/>
-                <w:i/>
-                <w:lang w:val="hu-HU"/>
-              </w:rPr>
-              <w:t>ények teljesülését.</w:t>
+              <w:t>Minden kisfeszültségű villamos, illetve RB-kivitelű szerkezetre igazolni kell a biztonsági követelmények teljesülését.</w:t>
             </w:r>
           </w:p>
           <w:p>
@@ -26643,13 +26633,7 @@
               <w:rPr>
                 <w:rFonts w:cs="Segoe UI"/>
               </w:rPr>
-              <w:t>{{718</w:t>
-            </w:r>
-            <w:r>
-              <w:rPr>
-                <w:rFonts w:cs="Segoe UI"/>
-              </w:rPr>
-              <w:t>}}</w:t>
+              <w:t>{{718}}</w:t>
             </w:r>
           </w:p>
         </w:tc>
@@ -26678,14 +26662,7 @@
                 <w:rFonts w:ascii="Aptos" w:hAnsi="Aptos"/>
                 <w:lang w:val="hu-HU"/>
               </w:rPr>
-              <w:t>{{718</w:t>
-            </w:r>
-            <w:r>
-              <w:rPr>
-                <w:rFonts w:ascii="Aptos" w:hAnsi="Aptos"/>
-                <w:lang w:val="hu-HU"/>
-              </w:rPr>
-              <w:t>M}}</w:t>
+              <w:t>{{718M}}</w:t>
             </w:r>
           </w:p>
         </w:tc>
@@ -26753,13 +26730,7 @@
               <w:rPr>
                 <w:rFonts w:cs="Segoe UI"/>
               </w:rPr>
-              <w:t>{{719</w:t>
-            </w:r>
-            <w:r>
-              <w:rPr>
-                <w:rFonts w:cs="Segoe UI"/>
-              </w:rPr>
-              <w:t>}}</w:t>
+              <w:t>{{719}}</w:t>
             </w:r>
           </w:p>
         </w:tc>
@@ -26788,14 +26759,7 @@
                 <w:rFonts w:ascii="Aptos" w:hAnsi="Aptos"/>
                 <w:lang w:val="hu-HU"/>
               </w:rPr>
-              <w:t>{{719</w:t>
-            </w:r>
-            <w:r>
-              <w:rPr>
-                <w:rFonts w:ascii="Aptos" w:hAnsi="Aptos"/>
-                <w:lang w:val="hu-HU"/>
-              </w:rPr>
-              <w:t>M}}</w:t>
+              <w:t>{{719M}}</w:t>
             </w:r>
           </w:p>
         </w:tc>
@@ -26863,13 +26827,7 @@
               <w:rPr>
                 <w:rFonts w:cs="Segoe UI"/>
               </w:rPr>
-              <w:t>{{720</w:t>
-            </w:r>
-            <w:r>
-              <w:rPr>
-                <w:rFonts w:cs="Segoe UI"/>
-              </w:rPr>
-              <w:t>}}</w:t>
+              <w:t>{{720}}</w:t>
             </w:r>
           </w:p>
         </w:tc>
@@ -26898,14 +26856,7 @@
                 <w:rFonts w:ascii="Aptos" w:hAnsi="Aptos"/>
                 <w:lang w:val="hu-HU"/>
               </w:rPr>
-              <w:t>{{720</w:t>
-            </w:r>
-            <w:r>
-              <w:rPr>
-                <w:rFonts w:ascii="Aptos" w:hAnsi="Aptos"/>
-                <w:lang w:val="hu-HU"/>
-              </w:rPr>
-              <w:t>M}}</w:t>
+              <w:t>{{720M}}</w:t>
             </w:r>
           </w:p>
         </w:tc>
@@ -26973,13 +26924,7 @@
               <w:rPr>
                 <w:rFonts w:cs="Segoe UI"/>
               </w:rPr>
-              <w:t>{{721</w:t>
-            </w:r>
-            <w:r>
-              <w:rPr>
-                <w:rFonts w:cs="Segoe UI"/>
-              </w:rPr>
-              <w:t>}}</w:t>
+              <w:t>{{721}}</w:t>
             </w:r>
           </w:p>
         </w:tc>
@@ -27008,21 +26953,7 @@
                 <w:rFonts w:ascii="Aptos" w:hAnsi="Aptos"/>
                 <w:lang w:val="hu-HU"/>
               </w:rPr>
-              <w:t>{{7</w:t>
-            </w:r>
-            <w:r>
-              <w:rPr>
-                <w:rFonts w:ascii="Aptos" w:hAnsi="Aptos"/>
-                <w:lang w:val="hu-HU"/>
-              </w:rPr>
-              <w:t>2</w:t>
-            </w:r>
-            <w:r>
-              <w:rPr>
-                <w:rFonts w:ascii="Aptos" w:hAnsi="Aptos"/>
-                <w:lang w:val="hu-HU"/>
-              </w:rPr>
-              <w:t>1M}}</w:t>
+              <w:t>{{721M}}</w:t>
             </w:r>
           </w:p>
         </w:tc>
@@ -27292,7 +27223,7 @@
       </w:tr>
       <w:tr>
         <w:trPr>
-          <w:trHeight w:val="1077"/>
+          <w:trHeight w:val="855"/>
           <w:jc w:val="center"/>
         </w:trPr>
         <w:tc>
@@ -27324,7 +27255,7 @@
       </w:tr>
       <w:tr>
         <w:trPr>
-          <w:trHeight w:val="1247"/>
+          <w:trHeight w:val="1905"/>
           <w:jc w:val="center"/>
         </w:trPr>
         <w:tc>
@@ -27366,31 +27297,38 @@
           </w:tcPr>
           <w:p>
             <w:pPr>
-              <w:ind w:left="135"/>
-              <w:rPr>
-                <w:lang w:val="hu-HU"/>
-              </w:rPr>
-            </w:pPr>
-            <w:r>
-              <w:rPr>
-                <w:lang w:val="hu-HU"/>
-              </w:rPr>
-              <w:t>A berendezés üzemszerű használata és rendszeres karbantartása esetén a balesetveszély csökkentésére tett intézkedések megfelelők. Villamos szereléseket csak az arra feljogosított szerelő végezhet.</w:t>
-            </w:r>
-          </w:p>
-          <w:p>
-            <w:pPr>
-              <w:ind w:left="135"/>
-              <w:rPr>
-                <w:lang w:val="hu-HU"/>
-              </w:rPr>
-            </w:pPr>
+              <w:pStyle w:val="HTML-kntformzott"/>
+              <w:rPr>
+                <w:lang w:val="hu-HU"/>
+              </w:rPr>
+            </w:pPr>
+            <w:r>
+              <w:rPr>
+                <w:lang w:val="hu-HU"/>
+              </w:rPr>
+              <w:t>{{</w:t>
+            </w:r>
+            <w:r>
+              <w:rPr>
+                <w:rFonts w:ascii="Cascadia Mono" w:hAnsi="Cascadia Mono"/>
+                <w:color w:val="0000FF"/>
+                <w:sz w:val="18"/>
+                <w:szCs w:val="18"/>
+              </w:rPr>
+              <w:t>Ellen7_Balesetvédelem</w:t>
+            </w:r>
+            <w:r>
+              <w:rPr>
+                <w:lang w:val="hu-HU"/>
+              </w:rPr>
+              <w:t>}}</w:t>
+            </w:r>
           </w:p>
         </w:tc>
       </w:tr>
       <w:tr>
         <w:trPr>
-          <w:trHeight w:val="1247"/>
+          <w:trHeight w:val="1393"/>
           <w:jc w:val="center"/>
         </w:trPr>
         <w:tc>
@@ -27446,23 +27384,38 @@
           </w:tcPr>
           <w:p>
             <w:pPr>
-              <w:ind w:left="135"/>
-              <w:rPr>
-                <w:lang w:val="hu-HU"/>
-              </w:rPr>
-            </w:pPr>
-            <w:r>
-              <w:rPr>
-                <w:lang w:val="hu-HU"/>
-              </w:rPr>
-              <w:t>Kielégítő</w:t>
+              <w:pStyle w:val="HTML-kntformzott"/>
+              <w:rPr>
+                <w:lang w:val="hu-HU"/>
+              </w:rPr>
+            </w:pPr>
+            <w:r>
+              <w:rPr>
+                <w:lang w:val="hu-HU"/>
+              </w:rPr>
+              <w:t>{{</w:t>
+            </w:r>
+            <w:r>
+              <w:rPr>
+                <w:rFonts w:ascii="Cascadia Mono" w:hAnsi="Cascadia Mono"/>
+                <w:color w:val="0000FF"/>
+                <w:sz w:val="18"/>
+                <w:szCs w:val="18"/>
+              </w:rPr>
+              <w:t>Ellen7_TulaAramvedelem</w:t>
+            </w:r>
+            <w:r>
+              <w:rPr>
+                <w:lang w:val="hu-HU"/>
+              </w:rPr>
+              <w:t>}}</w:t>
             </w:r>
           </w:p>
         </w:tc>
       </w:tr>
       <w:tr>
         <w:trPr>
-          <w:trHeight w:val="1247"/>
+          <w:trHeight w:val="1113"/>
           <w:jc w:val="center"/>
         </w:trPr>
         <w:tc>
@@ -27504,23 +27457,41 @@
           </w:tcPr>
           <w:p>
             <w:pPr>
-              <w:ind w:left="135"/>
-              <w:rPr>
-                <w:lang w:val="hu-HU"/>
-              </w:rPr>
-            </w:pPr>
-            <w:r>
-              <w:rPr>
-                <w:lang w:val="hu-HU"/>
-              </w:rPr>
-              <w:t>-</w:t>
+              <w:pStyle w:val="HTML-kntformzott"/>
+              <w:rPr>
+                <w:rFonts w:ascii="Cascadia Mono" w:hAnsi="Cascadia Mono"/>
+                <w:color w:val="000000"/>
+                <w:sz w:val="18"/>
+                <w:szCs w:val="18"/>
+              </w:rPr>
+            </w:pPr>
+            <w:r>
+              <w:rPr>
+                <w:lang w:val="hu-HU"/>
+              </w:rPr>
+              <w:t>{{</w:t>
+            </w:r>
+            <w:r>
+              <w:rPr>
+                <w:rFonts w:ascii="Cascadia Mono" w:hAnsi="Cascadia Mono"/>
+                <w:color w:val="0000FF"/>
+                <w:sz w:val="18"/>
+                <w:szCs w:val="18"/>
+              </w:rPr>
+              <w:t>Ellen7_AramutesElleni</w:t>
+            </w:r>
+            <w:r>
+              <w:rPr>
+                <w:lang w:val="hu-HU"/>
+              </w:rPr>
+              <w:t>}}</w:t>
             </w:r>
           </w:p>
         </w:tc>
       </w:tr>
       <w:tr>
         <w:trPr>
-          <w:trHeight w:val="1247"/>
+          <w:trHeight w:val="944"/>
           <w:jc w:val="center"/>
         </w:trPr>
         <w:tc>
@@ -27562,23 +27533,38 @@
           </w:tcPr>
           <w:p>
             <w:pPr>
-              <w:ind w:left="135"/>
-              <w:rPr>
-                <w:lang w:val="hu-HU"/>
-              </w:rPr>
-            </w:pPr>
-            <w:r>
-              <w:rPr>
-                <w:lang w:val="hu-HU"/>
-              </w:rPr>
-              <w:t>-</w:t>
+              <w:pStyle w:val="HTML-kntformzott"/>
+              <w:rPr>
+                <w:lang w:val="hu-HU"/>
+              </w:rPr>
+            </w:pPr>
+            <w:r>
+              <w:rPr>
+                <w:lang w:val="hu-HU"/>
+              </w:rPr>
+              <w:t>{{</w:t>
+            </w:r>
+            <w:r>
+              <w:rPr>
+                <w:rFonts w:ascii="Cascadia Mono" w:hAnsi="Cascadia Mono"/>
+                <w:color w:val="0000FF"/>
+                <w:sz w:val="18"/>
+                <w:szCs w:val="18"/>
+              </w:rPr>
+              <w:t>Ellen7_Villamvedelem</w:t>
+            </w:r>
+            <w:r>
+              <w:rPr>
+                <w:lang w:val="hu-HU"/>
+              </w:rPr>
+              <w:t>}}</w:t>
             </w:r>
           </w:p>
         </w:tc>
       </w:tr>
       <w:tr>
         <w:trPr>
-          <w:trHeight w:val="1247"/>
+          <w:trHeight w:val="984"/>
           <w:jc w:val="center"/>
         </w:trPr>
         <w:tc>
@@ -27620,23 +27606,38 @@
           </w:tcPr>
           <w:p>
             <w:pPr>
-              <w:ind w:left="135"/>
-              <w:rPr>
-                <w:lang w:val="hu-HU"/>
-              </w:rPr>
-            </w:pPr>
-            <w:r>
-              <w:rPr>
-                <w:lang w:val="hu-HU"/>
-              </w:rPr>
-              <w:t>Nem része a felülvizsgálatnak</w:t>
+              <w:pStyle w:val="HTML-kntformzott"/>
+              <w:rPr>
+                <w:lang w:val="hu-HU"/>
+              </w:rPr>
+            </w:pPr>
+            <w:r>
+              <w:rPr>
+                <w:lang w:val="hu-HU"/>
+              </w:rPr>
+              <w:t>{{</w:t>
+            </w:r>
+            <w:r>
+              <w:rPr>
+                <w:rFonts w:ascii="Cascadia Mono" w:hAnsi="Cascadia Mono"/>
+                <w:color w:val="0000FF"/>
+                <w:sz w:val="18"/>
+                <w:szCs w:val="18"/>
+              </w:rPr>
+              <w:t>Ellen7_Tulfeszultseg</w:t>
+            </w:r>
+            <w:r>
+              <w:rPr>
+                <w:lang w:val="hu-HU"/>
+              </w:rPr>
+              <w:t>}}</w:t>
             </w:r>
           </w:p>
         </w:tc>
       </w:tr>
       <w:tr>
         <w:trPr>
-          <w:trHeight w:val="1247"/>
+          <w:trHeight w:val="1407"/>
           <w:jc w:val="center"/>
         </w:trPr>
         <w:tc>
@@ -27678,23 +27679,38 @@
           </w:tcPr>
           <w:p>
             <w:pPr>
-              <w:ind w:left="135"/>
-              <w:rPr>
-                <w:lang w:val="hu-HU"/>
-              </w:rPr>
-            </w:pPr>
-            <w:r>
-              <w:rPr>
-                <w:lang w:val="hu-HU"/>
-              </w:rPr>
-              <w:t>Megfelelő</w:t>
+              <w:pStyle w:val="HTML-kntformzott"/>
+              <w:rPr>
+                <w:lang w:val="hu-HU"/>
+              </w:rPr>
+            </w:pPr>
+            <w:r>
+              <w:rPr>
+                <w:lang w:val="hu-HU"/>
+              </w:rPr>
+              <w:t>{{</w:t>
+            </w:r>
+            <w:r>
+              <w:rPr>
+                <w:rFonts w:ascii="Cascadia Mono" w:hAnsi="Cascadia Mono"/>
+                <w:color w:val="0000FF"/>
+                <w:sz w:val="18"/>
+                <w:szCs w:val="18"/>
+              </w:rPr>
+              <w:t>Ellen7_Feszultsegcsokkenes</w:t>
+            </w:r>
+            <w:r>
+              <w:rPr>
+                <w:lang w:val="hu-HU"/>
+              </w:rPr>
+              <w:t>}}</w:t>
             </w:r>
           </w:p>
         </w:tc>
       </w:tr>
       <w:tr>
         <w:trPr>
-          <w:trHeight w:val="1247"/>
+          <w:trHeight w:val="1255"/>
           <w:jc w:val="center"/>
         </w:trPr>
         <w:tc>
@@ -27736,23 +27752,38 @@
           </w:tcPr>
           <w:p>
             <w:pPr>
-              <w:ind w:left="135"/>
-              <w:rPr>
-                <w:lang w:val="hu-HU"/>
-              </w:rPr>
-            </w:pPr>
-            <w:r>
-              <w:rPr>
-                <w:lang w:val="hu-HU"/>
-              </w:rPr>
-              <w:t>Nem része a felülvizsgálatnak</w:t>
+              <w:pStyle w:val="HTML-kntformzott"/>
+              <w:rPr>
+                <w:lang w:val="hu-HU"/>
+              </w:rPr>
+            </w:pPr>
+            <w:r>
+              <w:rPr>
+                <w:lang w:val="hu-HU"/>
+              </w:rPr>
+              <w:t>{{</w:t>
+            </w:r>
+            <w:r>
+              <w:rPr>
+                <w:rFonts w:ascii="Cascadia Mono" w:hAnsi="Cascadia Mono"/>
+                <w:color w:val="0000FF"/>
+                <w:sz w:val="18"/>
+                <w:szCs w:val="18"/>
+              </w:rPr>
+              <w:t>Ellen7_Elektrosztatikus</w:t>
+            </w:r>
+            <w:r>
+              <w:rPr>
+                <w:lang w:val="hu-HU"/>
+              </w:rPr>
+              <w:t>}}</w:t>
             </w:r>
           </w:p>
         </w:tc>
       </w:tr>
       <w:tr>
         <w:trPr>
-          <w:trHeight w:val="1247"/>
+          <w:trHeight w:val="1129"/>
           <w:jc w:val="center"/>
         </w:trPr>
         <w:tc>
@@ -27794,16 +27825,31 @@
           </w:tcPr>
           <w:p>
             <w:pPr>
-              <w:ind w:left="135"/>
-              <w:rPr>
-                <w:lang w:val="hu-HU"/>
-              </w:rPr>
-            </w:pPr>
-            <w:r>
-              <w:rPr>
-                <w:lang w:val="hu-HU"/>
-              </w:rPr>
-              <w:t>-</w:t>
+              <w:pStyle w:val="HTML-kntformzott"/>
+              <w:rPr>
+                <w:lang w:val="hu-HU"/>
+              </w:rPr>
+            </w:pPr>
+            <w:r>
+              <w:rPr>
+                <w:lang w:val="hu-HU"/>
+              </w:rPr>
+              <w:t>{{</w:t>
+            </w:r>
+            <w:r>
+              <w:rPr>
+                <w:rFonts w:ascii="Cascadia Mono" w:hAnsi="Cascadia Mono"/>
+                <w:color w:val="0000FF"/>
+                <w:sz w:val="18"/>
+                <w:szCs w:val="18"/>
+              </w:rPr>
+              <w:t>Ellen7_Megjegyzes</w:t>
+            </w:r>
+            <w:r>
+              <w:rPr>
+                <w:lang w:val="hu-HU"/>
+              </w:rPr>
+              <w:t>}}</w:t>
             </w:r>
           </w:p>
         </w:tc>
@@ -27852,16 +27898,33 @@
           </w:tcPr>
           <w:p>
             <w:pPr>
-              <w:ind w:left="135"/>
-              <w:rPr>
-                <w:lang w:val="hu-HU"/>
-              </w:rPr>
-            </w:pPr>
-            <w:r>
-              <w:rPr>
-                <w:lang w:val="hu-HU"/>
-              </w:rPr>
-              <w:t>Megfelelő.</w:t>
+              <w:pStyle w:val="HTML-kntformzott"/>
+              <w:rPr>
+                <w:lang w:val="hu-HU"/>
+              </w:rPr>
+            </w:pPr>
+            <w:r>
+              <w:rPr>
+                <w:lang w:val="hu-HU"/>
+              </w:rPr>
+              <w:t>{{</w:t>
+            </w:r>
+            <w:r>
+              <w:rPr>
+                <w:rFonts w:ascii="Cascadia Mono" w:hAnsi="Cascadia Mono"/>
+                <w:color w:val="0000FF"/>
+                <w:sz w:val="18"/>
+                <w:szCs w:val="18"/>
+              </w:rPr>
+              <w:t>Ellen7_AtfogoErtekeles</w:t>
+            </w:r>
+            <w:bookmarkStart w:id="2" w:name="_GoBack"/>
+            <w:bookmarkEnd w:id="2"/>
+            <w:r>
+              <w:rPr>
+                <w:lang w:val="hu-HU"/>
+              </w:rPr>
+              <w:t>}}</w:t>
             </w:r>
           </w:p>
         </w:tc>

--- a/BiztvillCRM.Web/wwwroot/sablonok/VBF_KIF_MINTA.docx
+++ b/BiztvillCRM.Web/wwwroot/sablonok/VBF_KIF_MINTA.docx
@@ -27918,8 +27918,6 @@
               </w:rPr>
               <w:t>Ellen7_AtfogoErtekeles</w:t>
             </w:r>
-            <w:bookmarkStart w:id="2" w:name="_GoBack"/>
-            <w:bookmarkEnd w:id="2"/>
             <w:r>
               <w:rPr>
                 <w:lang w:val="hu-HU"/>
@@ -28144,9 +28142,36 @@
             </w:pPr>
             <w:r>
               <w:rPr>
-                <w:lang w:val="hu-HU"/>
-              </w:rPr>
-              <w:t>-</w:t>
+                <w:rFonts w:ascii="Segoe UI" w:eastAsia="Calibri" w:hAnsi="Segoe UI" w:cs="Segoe UI"/>
+                <w:b/>
+                <w:bCs/>
+                <w:szCs w:val="18"/>
+                <w:lang w:eastAsia="hu-HU"/>
+              </w:rPr>
+              <w:t>{{</w:t>
+            </w:r>
+            <w:proofErr w:type="spellStart"/>
+            <w:r>
+              <w:rPr>
+                <w:rFonts w:ascii="Segoe UI" w:eastAsia="Calibri" w:hAnsi="Segoe UI" w:cs="Segoe UI"/>
+                <w:b/>
+                <w:bCs/>
+                <w:sz w:val="18"/>
+                <w:szCs w:val="18"/>
+                <w:lang w:eastAsia="hu-HU"/>
+              </w:rPr>
+              <w:t>altalanos_eszrevetelek</w:t>
+            </w:r>
+            <w:proofErr w:type="spellEnd"/>
+            <w:r>
+              <w:rPr>
+                <w:rFonts w:ascii="Segoe UI" w:eastAsia="Calibri" w:hAnsi="Segoe UI" w:cs="Segoe UI"/>
+                <w:b/>
+                <w:bCs/>
+                <w:szCs w:val="18"/>
+                <w:lang w:eastAsia="hu-HU"/>
+              </w:rPr>
+              <w:t>}}</w:t>
             </w:r>
           </w:p>
         </w:tc>
@@ -28169,10 +28194,44 @@
             <w:pPr>
               <w:ind w:left="257"/>
               <w:rPr>
-                <w:b/>
-                <w:lang w:val="hu-HU"/>
-              </w:rPr>
-            </w:pPr>
+                <w:rFonts w:ascii="Segoe UI" w:hAnsi="Segoe UI" w:cs="Segoe UI"/>
+                <w:b/>
+                <w:sz w:val="18"/>
+                <w:szCs w:val="18"/>
+                <w:lang w:val="hu-HU"/>
+              </w:rPr>
+            </w:pPr>
+            <w:r>
+              <w:rPr>
+                <w:rFonts w:ascii="Segoe UI" w:hAnsi="Segoe UI" w:cs="Segoe UI"/>
+                <w:b/>
+                <w:sz w:val="18"/>
+                <w:szCs w:val="18"/>
+                <w:lang w:val="hu-HU"/>
+              </w:rPr>
+              <w:t>{{</w:t>
+            </w:r>
+            <w:proofErr w:type="spellStart"/>
+            <w:r>
+              <w:rPr>
+                <w:rFonts w:ascii="Segoe UI" w:eastAsia="Calibri" w:hAnsi="Segoe UI" w:cs="Segoe UI"/>
+                <w:sz w:val="18"/>
+                <w:szCs w:val="18"/>
+                <w:lang w:eastAsia="hu-HU"/>
+              </w:rPr>
+              <w:t>aramkorok.aramkor_helyiseg</w:t>
+            </w:r>
+            <w:proofErr w:type="spellEnd"/>
+            <w:r>
+              <w:rPr>
+                <w:rFonts w:ascii="Segoe UI" w:hAnsi="Segoe UI" w:cs="Segoe UI"/>
+                <w:b/>
+                <w:sz w:val="18"/>
+                <w:szCs w:val="18"/>
+                <w:lang w:val="hu-HU"/>
+              </w:rPr>
+              <w:t>}}</w:t>
+            </w:r>
           </w:p>
         </w:tc>
         <w:tc>
@@ -28192,974 +28251,31 @@
                 <w:lang w:val="hu-HU"/>
               </w:rPr>
             </w:pPr>
-          </w:p>
-        </w:tc>
-      </w:tr>
-      <w:tr>
-        <w:trPr>
-          <w:trHeight w:val="397"/>
-          <w:jc w:val="center"/>
-        </w:trPr>
-        <w:tc>
-          <w:tcPr>
-            <w:tcW w:w="1828" w:type="dxa"/>
-            <w:tcBorders>
-              <w:top w:val="single" w:sz="4" w:space="0" w:color="000000"/>
-              <w:bottom w:val="single" w:sz="4" w:space="0" w:color="auto"/>
-              <w:right w:val="single" w:sz="4" w:space="0" w:color="auto"/>
-            </w:tcBorders>
-          </w:tcPr>
-          <w:p>
-            <w:pPr>
-              <w:ind w:left="257"/>
-              <w:rPr>
-                <w:b/>
-                <w:lang w:val="hu-HU"/>
-              </w:rPr>
-            </w:pPr>
-          </w:p>
-        </w:tc>
-        <w:tc>
-          <w:tcPr>
-            <w:tcW w:w="8237" w:type="dxa"/>
-            <w:tcBorders>
-              <w:top w:val="single" w:sz="4" w:space="0" w:color="000000"/>
-              <w:left w:val="single" w:sz="4" w:space="0" w:color="auto"/>
-              <w:bottom w:val="single" w:sz="4" w:space="0" w:color="auto"/>
-            </w:tcBorders>
-            <w:shd w:val="clear" w:color="auto" w:fill="auto"/>
-          </w:tcPr>
-          <w:p>
-            <w:pPr>
-              <w:ind w:left="135"/>
-              <w:rPr>
-                <w:lang w:val="hu-HU"/>
-              </w:rPr>
-            </w:pPr>
-          </w:p>
-        </w:tc>
-      </w:tr>
-      <w:tr>
-        <w:trPr>
-          <w:trHeight w:val="397"/>
-          <w:jc w:val="center"/>
-        </w:trPr>
-        <w:tc>
-          <w:tcPr>
-            <w:tcW w:w="1828" w:type="dxa"/>
-            <w:tcBorders>
-              <w:top w:val="single" w:sz="4" w:space="0" w:color="000000"/>
-              <w:bottom w:val="single" w:sz="4" w:space="0" w:color="auto"/>
-              <w:right w:val="single" w:sz="4" w:space="0" w:color="auto"/>
-            </w:tcBorders>
-          </w:tcPr>
-          <w:p>
-            <w:pPr>
-              <w:ind w:left="257"/>
-              <w:rPr>
-                <w:b/>
-                <w:lang w:val="hu-HU"/>
-              </w:rPr>
-            </w:pPr>
-          </w:p>
-        </w:tc>
-        <w:tc>
-          <w:tcPr>
-            <w:tcW w:w="8237" w:type="dxa"/>
-            <w:tcBorders>
-              <w:top w:val="single" w:sz="4" w:space="0" w:color="000000"/>
-              <w:left w:val="single" w:sz="4" w:space="0" w:color="auto"/>
-              <w:bottom w:val="single" w:sz="4" w:space="0" w:color="auto"/>
-            </w:tcBorders>
-            <w:shd w:val="clear" w:color="auto" w:fill="auto"/>
-          </w:tcPr>
-          <w:p>
-            <w:pPr>
-              <w:ind w:left="135"/>
-              <w:rPr>
-                <w:lang w:val="hu-HU"/>
-              </w:rPr>
-            </w:pPr>
-          </w:p>
-        </w:tc>
-      </w:tr>
-      <w:tr>
-        <w:trPr>
-          <w:trHeight w:val="397"/>
-          <w:jc w:val="center"/>
-        </w:trPr>
-        <w:tc>
-          <w:tcPr>
-            <w:tcW w:w="1828" w:type="dxa"/>
-            <w:tcBorders>
-              <w:top w:val="single" w:sz="4" w:space="0" w:color="000000"/>
-              <w:bottom w:val="single" w:sz="4" w:space="0" w:color="auto"/>
-              <w:right w:val="single" w:sz="4" w:space="0" w:color="auto"/>
-            </w:tcBorders>
-          </w:tcPr>
-          <w:p>
-            <w:pPr>
-              <w:ind w:left="257"/>
-              <w:rPr>
-                <w:b/>
-                <w:lang w:val="hu-HU"/>
-              </w:rPr>
-            </w:pPr>
-          </w:p>
-        </w:tc>
-        <w:tc>
-          <w:tcPr>
-            <w:tcW w:w="8237" w:type="dxa"/>
-            <w:tcBorders>
-              <w:top w:val="single" w:sz="4" w:space="0" w:color="000000"/>
-              <w:left w:val="single" w:sz="4" w:space="0" w:color="auto"/>
-              <w:bottom w:val="single" w:sz="4" w:space="0" w:color="auto"/>
-            </w:tcBorders>
-            <w:shd w:val="clear" w:color="auto" w:fill="auto"/>
-          </w:tcPr>
-          <w:p>
-            <w:pPr>
-              <w:ind w:left="135"/>
-              <w:rPr>
-                <w:lang w:val="hu-HU"/>
-              </w:rPr>
-            </w:pPr>
-          </w:p>
-        </w:tc>
-      </w:tr>
-      <w:tr>
-        <w:trPr>
-          <w:trHeight w:val="397"/>
-          <w:jc w:val="center"/>
-        </w:trPr>
-        <w:tc>
-          <w:tcPr>
-            <w:tcW w:w="1828" w:type="dxa"/>
-            <w:tcBorders>
-              <w:top w:val="single" w:sz="4" w:space="0" w:color="000000"/>
-              <w:bottom w:val="single" w:sz="4" w:space="0" w:color="auto"/>
-              <w:right w:val="single" w:sz="4" w:space="0" w:color="auto"/>
-            </w:tcBorders>
-          </w:tcPr>
-          <w:p>
-            <w:pPr>
-              <w:ind w:left="257"/>
-              <w:rPr>
-                <w:b/>
-                <w:lang w:val="hu-HU"/>
-              </w:rPr>
-            </w:pPr>
-          </w:p>
-        </w:tc>
-        <w:tc>
-          <w:tcPr>
-            <w:tcW w:w="8237" w:type="dxa"/>
-            <w:tcBorders>
-              <w:top w:val="single" w:sz="4" w:space="0" w:color="000000"/>
-              <w:left w:val="single" w:sz="4" w:space="0" w:color="auto"/>
-              <w:bottom w:val="single" w:sz="4" w:space="0" w:color="auto"/>
-            </w:tcBorders>
-            <w:shd w:val="clear" w:color="auto" w:fill="auto"/>
-          </w:tcPr>
-          <w:p>
-            <w:pPr>
-              <w:ind w:left="135"/>
-              <w:rPr>
-                <w:lang w:val="hu-HU"/>
-              </w:rPr>
-            </w:pPr>
-          </w:p>
-        </w:tc>
-      </w:tr>
-      <w:tr>
-        <w:trPr>
-          <w:trHeight w:val="397"/>
-          <w:jc w:val="center"/>
-        </w:trPr>
-        <w:tc>
-          <w:tcPr>
-            <w:tcW w:w="1828" w:type="dxa"/>
-            <w:tcBorders>
-              <w:top w:val="single" w:sz="4" w:space="0" w:color="000000"/>
-              <w:bottom w:val="single" w:sz="4" w:space="0" w:color="auto"/>
-              <w:right w:val="single" w:sz="4" w:space="0" w:color="auto"/>
-            </w:tcBorders>
-          </w:tcPr>
-          <w:p>
-            <w:pPr>
-              <w:ind w:left="257"/>
-              <w:rPr>
-                <w:b/>
-                <w:lang w:val="hu-HU"/>
-              </w:rPr>
-            </w:pPr>
-          </w:p>
-        </w:tc>
-        <w:tc>
-          <w:tcPr>
-            <w:tcW w:w="8237" w:type="dxa"/>
-            <w:tcBorders>
-              <w:top w:val="single" w:sz="4" w:space="0" w:color="000000"/>
-              <w:left w:val="single" w:sz="4" w:space="0" w:color="auto"/>
-              <w:bottom w:val="single" w:sz="4" w:space="0" w:color="auto"/>
-            </w:tcBorders>
-            <w:shd w:val="clear" w:color="auto" w:fill="auto"/>
-          </w:tcPr>
-          <w:p>
-            <w:pPr>
-              <w:ind w:left="135"/>
-              <w:rPr>
-                <w:lang w:val="hu-HU"/>
-              </w:rPr>
-            </w:pPr>
-          </w:p>
-        </w:tc>
-      </w:tr>
-      <w:tr>
-        <w:trPr>
-          <w:trHeight w:val="397"/>
-          <w:jc w:val="center"/>
-        </w:trPr>
-        <w:tc>
-          <w:tcPr>
-            <w:tcW w:w="1828" w:type="dxa"/>
-            <w:tcBorders>
-              <w:top w:val="single" w:sz="4" w:space="0" w:color="000000"/>
-              <w:bottom w:val="single" w:sz="4" w:space="0" w:color="auto"/>
-              <w:right w:val="single" w:sz="4" w:space="0" w:color="auto"/>
-            </w:tcBorders>
-          </w:tcPr>
-          <w:p>
-            <w:pPr>
-              <w:ind w:left="257"/>
-              <w:rPr>
-                <w:b/>
-                <w:lang w:val="hu-HU"/>
-              </w:rPr>
-            </w:pPr>
-          </w:p>
-        </w:tc>
-        <w:tc>
-          <w:tcPr>
-            <w:tcW w:w="8237" w:type="dxa"/>
-            <w:tcBorders>
-              <w:top w:val="single" w:sz="4" w:space="0" w:color="000000"/>
-              <w:left w:val="single" w:sz="4" w:space="0" w:color="auto"/>
-              <w:bottom w:val="single" w:sz="4" w:space="0" w:color="auto"/>
-            </w:tcBorders>
-            <w:shd w:val="clear" w:color="auto" w:fill="auto"/>
-          </w:tcPr>
-          <w:p>
-            <w:pPr>
-              <w:ind w:left="135"/>
-              <w:rPr>
-                <w:lang w:val="hu-HU"/>
-              </w:rPr>
-            </w:pPr>
-          </w:p>
-        </w:tc>
-      </w:tr>
-      <w:tr>
-        <w:trPr>
-          <w:trHeight w:val="397"/>
-          <w:jc w:val="center"/>
-        </w:trPr>
-        <w:tc>
-          <w:tcPr>
-            <w:tcW w:w="1828" w:type="dxa"/>
-            <w:tcBorders>
-              <w:top w:val="single" w:sz="4" w:space="0" w:color="000000"/>
-              <w:bottom w:val="single" w:sz="4" w:space="0" w:color="auto"/>
-              <w:right w:val="single" w:sz="4" w:space="0" w:color="auto"/>
-            </w:tcBorders>
-          </w:tcPr>
-          <w:p>
-            <w:pPr>
-              <w:ind w:left="257"/>
-              <w:rPr>
-                <w:b/>
-                <w:lang w:val="hu-HU"/>
-              </w:rPr>
-            </w:pPr>
-          </w:p>
-        </w:tc>
-        <w:tc>
-          <w:tcPr>
-            <w:tcW w:w="8237" w:type="dxa"/>
-            <w:tcBorders>
-              <w:top w:val="single" w:sz="4" w:space="0" w:color="000000"/>
-              <w:left w:val="single" w:sz="4" w:space="0" w:color="auto"/>
-              <w:bottom w:val="single" w:sz="4" w:space="0" w:color="auto"/>
-            </w:tcBorders>
-            <w:shd w:val="clear" w:color="auto" w:fill="auto"/>
-          </w:tcPr>
-          <w:p>
-            <w:pPr>
-              <w:ind w:left="135"/>
-              <w:rPr>
-                <w:lang w:val="hu-HU"/>
-              </w:rPr>
-            </w:pPr>
-          </w:p>
-        </w:tc>
-      </w:tr>
-      <w:tr>
-        <w:trPr>
-          <w:trHeight w:val="397"/>
-          <w:jc w:val="center"/>
-        </w:trPr>
-        <w:tc>
-          <w:tcPr>
-            <w:tcW w:w="1828" w:type="dxa"/>
-            <w:tcBorders>
-              <w:top w:val="single" w:sz="4" w:space="0" w:color="000000"/>
-              <w:bottom w:val="single" w:sz="4" w:space="0" w:color="auto"/>
-              <w:right w:val="single" w:sz="4" w:space="0" w:color="auto"/>
-            </w:tcBorders>
-          </w:tcPr>
-          <w:p>
-            <w:pPr>
-              <w:ind w:left="257"/>
-              <w:rPr>
-                <w:b/>
-                <w:lang w:val="hu-HU"/>
-              </w:rPr>
-            </w:pPr>
-          </w:p>
-        </w:tc>
-        <w:tc>
-          <w:tcPr>
-            <w:tcW w:w="8237" w:type="dxa"/>
-            <w:tcBorders>
-              <w:top w:val="single" w:sz="4" w:space="0" w:color="000000"/>
-              <w:left w:val="single" w:sz="4" w:space="0" w:color="auto"/>
-              <w:bottom w:val="single" w:sz="4" w:space="0" w:color="auto"/>
-            </w:tcBorders>
-            <w:shd w:val="clear" w:color="auto" w:fill="auto"/>
-          </w:tcPr>
-          <w:p>
-            <w:pPr>
-              <w:ind w:left="135"/>
-              <w:rPr>
-                <w:lang w:val="hu-HU"/>
-              </w:rPr>
-            </w:pPr>
-          </w:p>
-        </w:tc>
-      </w:tr>
-      <w:tr>
-        <w:trPr>
-          <w:trHeight w:val="397"/>
-          <w:jc w:val="center"/>
-        </w:trPr>
-        <w:tc>
-          <w:tcPr>
-            <w:tcW w:w="1828" w:type="dxa"/>
-            <w:tcBorders>
-              <w:top w:val="single" w:sz="4" w:space="0" w:color="000000"/>
-              <w:bottom w:val="single" w:sz="4" w:space="0" w:color="auto"/>
-              <w:right w:val="single" w:sz="4" w:space="0" w:color="auto"/>
-            </w:tcBorders>
-          </w:tcPr>
-          <w:p>
-            <w:pPr>
-              <w:ind w:left="257"/>
-              <w:rPr>
-                <w:b/>
-                <w:lang w:val="hu-HU"/>
-              </w:rPr>
-            </w:pPr>
-          </w:p>
-        </w:tc>
-        <w:tc>
-          <w:tcPr>
-            <w:tcW w:w="8237" w:type="dxa"/>
-            <w:tcBorders>
-              <w:top w:val="single" w:sz="4" w:space="0" w:color="000000"/>
-              <w:left w:val="single" w:sz="4" w:space="0" w:color="auto"/>
-              <w:bottom w:val="single" w:sz="4" w:space="0" w:color="auto"/>
-            </w:tcBorders>
-            <w:shd w:val="clear" w:color="auto" w:fill="auto"/>
-          </w:tcPr>
-          <w:p>
-            <w:pPr>
-              <w:ind w:left="135"/>
-              <w:rPr>
-                <w:lang w:val="hu-HU"/>
-              </w:rPr>
-            </w:pPr>
-          </w:p>
-        </w:tc>
-      </w:tr>
-      <w:tr>
-        <w:trPr>
-          <w:trHeight w:val="397"/>
-          <w:jc w:val="center"/>
-        </w:trPr>
-        <w:tc>
-          <w:tcPr>
-            <w:tcW w:w="1828" w:type="dxa"/>
-            <w:tcBorders>
-              <w:top w:val="single" w:sz="4" w:space="0" w:color="000000"/>
-              <w:bottom w:val="single" w:sz="4" w:space="0" w:color="auto"/>
-              <w:right w:val="single" w:sz="4" w:space="0" w:color="auto"/>
-            </w:tcBorders>
-          </w:tcPr>
-          <w:p>
-            <w:pPr>
-              <w:ind w:left="257"/>
-              <w:rPr>
-                <w:b/>
-                <w:lang w:val="hu-HU"/>
-              </w:rPr>
-            </w:pPr>
-          </w:p>
-        </w:tc>
-        <w:tc>
-          <w:tcPr>
-            <w:tcW w:w="8237" w:type="dxa"/>
-            <w:tcBorders>
-              <w:top w:val="single" w:sz="4" w:space="0" w:color="000000"/>
-              <w:left w:val="single" w:sz="4" w:space="0" w:color="auto"/>
-              <w:bottom w:val="single" w:sz="4" w:space="0" w:color="auto"/>
-            </w:tcBorders>
-            <w:shd w:val="clear" w:color="auto" w:fill="auto"/>
-          </w:tcPr>
-          <w:p>
-            <w:pPr>
-              <w:ind w:left="135"/>
-              <w:rPr>
-                <w:lang w:val="hu-HU"/>
-              </w:rPr>
-            </w:pPr>
-          </w:p>
-        </w:tc>
-      </w:tr>
-      <w:tr>
-        <w:trPr>
-          <w:trHeight w:val="397"/>
-          <w:jc w:val="center"/>
-        </w:trPr>
-        <w:tc>
-          <w:tcPr>
-            <w:tcW w:w="1828" w:type="dxa"/>
-            <w:tcBorders>
-              <w:top w:val="single" w:sz="4" w:space="0" w:color="000000"/>
-              <w:bottom w:val="single" w:sz="4" w:space="0" w:color="auto"/>
-              <w:right w:val="single" w:sz="4" w:space="0" w:color="auto"/>
-            </w:tcBorders>
-          </w:tcPr>
-          <w:p>
-            <w:pPr>
-              <w:ind w:left="257"/>
-              <w:rPr>
-                <w:b/>
-                <w:lang w:val="hu-HU"/>
-              </w:rPr>
-            </w:pPr>
-          </w:p>
-        </w:tc>
-        <w:tc>
-          <w:tcPr>
-            <w:tcW w:w="8237" w:type="dxa"/>
-            <w:tcBorders>
-              <w:top w:val="single" w:sz="4" w:space="0" w:color="000000"/>
-              <w:left w:val="single" w:sz="4" w:space="0" w:color="auto"/>
-              <w:bottom w:val="single" w:sz="4" w:space="0" w:color="auto"/>
-            </w:tcBorders>
-            <w:shd w:val="clear" w:color="auto" w:fill="auto"/>
-          </w:tcPr>
-          <w:p>
-            <w:pPr>
-              <w:ind w:left="135"/>
-              <w:rPr>
-                <w:lang w:val="hu-HU"/>
-              </w:rPr>
-            </w:pPr>
-          </w:p>
-        </w:tc>
-      </w:tr>
-      <w:tr>
-        <w:trPr>
-          <w:trHeight w:val="397"/>
-          <w:jc w:val="center"/>
-        </w:trPr>
-        <w:tc>
-          <w:tcPr>
-            <w:tcW w:w="1828" w:type="dxa"/>
-            <w:tcBorders>
-              <w:top w:val="single" w:sz="4" w:space="0" w:color="000000"/>
-              <w:bottom w:val="single" w:sz="4" w:space="0" w:color="auto"/>
-              <w:right w:val="single" w:sz="4" w:space="0" w:color="auto"/>
-            </w:tcBorders>
-          </w:tcPr>
-          <w:p>
-            <w:pPr>
-              <w:ind w:left="257"/>
-              <w:rPr>
-                <w:b/>
-                <w:lang w:val="hu-HU"/>
-              </w:rPr>
-            </w:pPr>
-          </w:p>
-        </w:tc>
-        <w:tc>
-          <w:tcPr>
-            <w:tcW w:w="8237" w:type="dxa"/>
-            <w:tcBorders>
-              <w:top w:val="single" w:sz="4" w:space="0" w:color="000000"/>
-              <w:left w:val="single" w:sz="4" w:space="0" w:color="auto"/>
-              <w:bottom w:val="single" w:sz="4" w:space="0" w:color="auto"/>
-            </w:tcBorders>
-            <w:shd w:val="clear" w:color="auto" w:fill="auto"/>
-          </w:tcPr>
-          <w:p>
-            <w:pPr>
-              <w:ind w:left="135"/>
-              <w:rPr>
-                <w:lang w:val="hu-HU"/>
-              </w:rPr>
-            </w:pPr>
-          </w:p>
-        </w:tc>
-      </w:tr>
-      <w:tr>
-        <w:trPr>
-          <w:trHeight w:val="397"/>
-          <w:jc w:val="center"/>
-        </w:trPr>
-        <w:tc>
-          <w:tcPr>
-            <w:tcW w:w="1828" w:type="dxa"/>
-            <w:tcBorders>
-              <w:top w:val="single" w:sz="4" w:space="0" w:color="000000"/>
-              <w:bottom w:val="single" w:sz="4" w:space="0" w:color="auto"/>
-              <w:right w:val="single" w:sz="4" w:space="0" w:color="auto"/>
-            </w:tcBorders>
-          </w:tcPr>
-          <w:p>
-            <w:pPr>
-              <w:ind w:left="257"/>
-              <w:rPr>
-                <w:b/>
-                <w:lang w:val="hu-HU"/>
-              </w:rPr>
-            </w:pPr>
-          </w:p>
-        </w:tc>
-        <w:tc>
-          <w:tcPr>
-            <w:tcW w:w="8237" w:type="dxa"/>
-            <w:tcBorders>
-              <w:top w:val="single" w:sz="4" w:space="0" w:color="000000"/>
-              <w:left w:val="single" w:sz="4" w:space="0" w:color="auto"/>
-              <w:bottom w:val="single" w:sz="4" w:space="0" w:color="auto"/>
-            </w:tcBorders>
-            <w:shd w:val="clear" w:color="auto" w:fill="auto"/>
-          </w:tcPr>
-          <w:p>
-            <w:pPr>
-              <w:ind w:left="135"/>
-              <w:rPr>
-                <w:lang w:val="hu-HU"/>
-              </w:rPr>
-            </w:pPr>
-          </w:p>
-        </w:tc>
-      </w:tr>
-      <w:tr>
-        <w:trPr>
-          <w:trHeight w:val="397"/>
-          <w:jc w:val="center"/>
-        </w:trPr>
-        <w:tc>
-          <w:tcPr>
-            <w:tcW w:w="1828" w:type="dxa"/>
-            <w:tcBorders>
-              <w:top w:val="single" w:sz="4" w:space="0" w:color="000000"/>
-              <w:bottom w:val="single" w:sz="4" w:space="0" w:color="auto"/>
-              <w:right w:val="single" w:sz="4" w:space="0" w:color="auto"/>
-            </w:tcBorders>
-          </w:tcPr>
-          <w:p>
-            <w:pPr>
-              <w:ind w:left="257"/>
-              <w:rPr>
-                <w:b/>
-                <w:lang w:val="hu-HU"/>
-              </w:rPr>
-            </w:pPr>
-          </w:p>
-        </w:tc>
-        <w:tc>
-          <w:tcPr>
-            <w:tcW w:w="8237" w:type="dxa"/>
-            <w:tcBorders>
-              <w:top w:val="single" w:sz="4" w:space="0" w:color="000000"/>
-              <w:left w:val="single" w:sz="4" w:space="0" w:color="auto"/>
-              <w:bottom w:val="single" w:sz="4" w:space="0" w:color="auto"/>
-            </w:tcBorders>
-            <w:shd w:val="clear" w:color="auto" w:fill="auto"/>
-          </w:tcPr>
-          <w:p>
-            <w:pPr>
-              <w:ind w:left="135"/>
-              <w:rPr>
-                <w:lang w:val="hu-HU"/>
-              </w:rPr>
-            </w:pPr>
-          </w:p>
-        </w:tc>
-      </w:tr>
-      <w:tr>
-        <w:trPr>
-          <w:trHeight w:val="397"/>
-          <w:jc w:val="center"/>
-        </w:trPr>
-        <w:tc>
-          <w:tcPr>
-            <w:tcW w:w="1828" w:type="dxa"/>
-            <w:tcBorders>
-              <w:top w:val="single" w:sz="4" w:space="0" w:color="000000"/>
-              <w:bottom w:val="single" w:sz="4" w:space="0" w:color="auto"/>
-              <w:right w:val="single" w:sz="4" w:space="0" w:color="auto"/>
-            </w:tcBorders>
-          </w:tcPr>
-          <w:p>
-            <w:pPr>
-              <w:ind w:left="257"/>
-              <w:rPr>
-                <w:b/>
-                <w:lang w:val="hu-HU"/>
-              </w:rPr>
-            </w:pPr>
-          </w:p>
-        </w:tc>
-        <w:tc>
-          <w:tcPr>
-            <w:tcW w:w="8237" w:type="dxa"/>
-            <w:tcBorders>
-              <w:top w:val="single" w:sz="4" w:space="0" w:color="000000"/>
-              <w:left w:val="single" w:sz="4" w:space="0" w:color="auto"/>
-              <w:bottom w:val="single" w:sz="4" w:space="0" w:color="auto"/>
-            </w:tcBorders>
-            <w:shd w:val="clear" w:color="auto" w:fill="auto"/>
-          </w:tcPr>
-          <w:p>
-            <w:pPr>
-              <w:ind w:left="135"/>
-              <w:rPr>
-                <w:lang w:val="hu-HU"/>
-              </w:rPr>
-            </w:pPr>
-          </w:p>
-        </w:tc>
-      </w:tr>
-      <w:tr>
-        <w:trPr>
-          <w:trHeight w:val="397"/>
-          <w:jc w:val="center"/>
-        </w:trPr>
-        <w:tc>
-          <w:tcPr>
-            <w:tcW w:w="1828" w:type="dxa"/>
-            <w:tcBorders>
-              <w:top w:val="single" w:sz="4" w:space="0" w:color="000000"/>
-              <w:bottom w:val="single" w:sz="4" w:space="0" w:color="auto"/>
-              <w:right w:val="single" w:sz="4" w:space="0" w:color="auto"/>
-            </w:tcBorders>
-          </w:tcPr>
-          <w:p>
-            <w:pPr>
-              <w:ind w:left="257"/>
-              <w:rPr>
-                <w:b/>
-                <w:lang w:val="hu-HU"/>
-              </w:rPr>
-            </w:pPr>
-          </w:p>
-        </w:tc>
-        <w:tc>
-          <w:tcPr>
-            <w:tcW w:w="8237" w:type="dxa"/>
-            <w:tcBorders>
-              <w:top w:val="single" w:sz="4" w:space="0" w:color="000000"/>
-              <w:left w:val="single" w:sz="4" w:space="0" w:color="auto"/>
-              <w:bottom w:val="single" w:sz="4" w:space="0" w:color="auto"/>
-            </w:tcBorders>
-            <w:shd w:val="clear" w:color="auto" w:fill="auto"/>
-          </w:tcPr>
-          <w:p>
-            <w:pPr>
-              <w:ind w:left="135"/>
-              <w:rPr>
-                <w:lang w:val="hu-HU"/>
-              </w:rPr>
-            </w:pPr>
-          </w:p>
-        </w:tc>
-      </w:tr>
-      <w:tr>
-        <w:trPr>
-          <w:trHeight w:val="397"/>
-          <w:jc w:val="center"/>
-        </w:trPr>
-        <w:tc>
-          <w:tcPr>
-            <w:tcW w:w="1828" w:type="dxa"/>
-            <w:tcBorders>
-              <w:top w:val="single" w:sz="4" w:space="0" w:color="000000"/>
-              <w:bottom w:val="single" w:sz="4" w:space="0" w:color="auto"/>
-              <w:right w:val="single" w:sz="4" w:space="0" w:color="auto"/>
-            </w:tcBorders>
-          </w:tcPr>
-          <w:p>
-            <w:pPr>
-              <w:ind w:left="257"/>
-              <w:rPr>
-                <w:b/>
-                <w:lang w:val="hu-HU"/>
-              </w:rPr>
-            </w:pPr>
-          </w:p>
-        </w:tc>
-        <w:tc>
-          <w:tcPr>
-            <w:tcW w:w="8237" w:type="dxa"/>
-            <w:tcBorders>
-              <w:top w:val="single" w:sz="4" w:space="0" w:color="000000"/>
-              <w:left w:val="single" w:sz="4" w:space="0" w:color="auto"/>
-              <w:bottom w:val="single" w:sz="4" w:space="0" w:color="auto"/>
-            </w:tcBorders>
-            <w:shd w:val="clear" w:color="auto" w:fill="auto"/>
-          </w:tcPr>
-          <w:p>
-            <w:pPr>
-              <w:ind w:left="135"/>
-              <w:rPr>
-                <w:lang w:val="hu-HU"/>
-              </w:rPr>
-            </w:pPr>
-          </w:p>
-        </w:tc>
-      </w:tr>
-      <w:tr>
-        <w:trPr>
-          <w:trHeight w:val="397"/>
-          <w:jc w:val="center"/>
-        </w:trPr>
-        <w:tc>
-          <w:tcPr>
-            <w:tcW w:w="1828" w:type="dxa"/>
-            <w:tcBorders>
-              <w:top w:val="single" w:sz="4" w:space="0" w:color="000000"/>
-              <w:bottom w:val="single" w:sz="4" w:space="0" w:color="auto"/>
-              <w:right w:val="single" w:sz="4" w:space="0" w:color="auto"/>
-            </w:tcBorders>
-          </w:tcPr>
-          <w:p>
-            <w:pPr>
-              <w:ind w:left="257"/>
-              <w:rPr>
-                <w:b/>
-                <w:lang w:val="hu-HU"/>
-              </w:rPr>
-            </w:pPr>
-          </w:p>
-        </w:tc>
-        <w:tc>
-          <w:tcPr>
-            <w:tcW w:w="8237" w:type="dxa"/>
-            <w:tcBorders>
-              <w:top w:val="single" w:sz="4" w:space="0" w:color="000000"/>
-              <w:left w:val="single" w:sz="4" w:space="0" w:color="auto"/>
-              <w:bottom w:val="single" w:sz="4" w:space="0" w:color="auto"/>
-            </w:tcBorders>
-            <w:shd w:val="clear" w:color="auto" w:fill="auto"/>
-          </w:tcPr>
-          <w:p>
-            <w:pPr>
-              <w:ind w:left="135"/>
-              <w:rPr>
-                <w:lang w:val="hu-HU"/>
-              </w:rPr>
-            </w:pPr>
-          </w:p>
-        </w:tc>
-      </w:tr>
-      <w:tr>
-        <w:trPr>
-          <w:trHeight w:val="397"/>
-          <w:jc w:val="center"/>
-        </w:trPr>
-        <w:tc>
-          <w:tcPr>
-            <w:tcW w:w="1828" w:type="dxa"/>
-            <w:tcBorders>
-              <w:top w:val="single" w:sz="4" w:space="0" w:color="000000"/>
-              <w:bottom w:val="single" w:sz="4" w:space="0" w:color="auto"/>
-              <w:right w:val="single" w:sz="4" w:space="0" w:color="auto"/>
-            </w:tcBorders>
-          </w:tcPr>
-          <w:p>
-            <w:pPr>
-              <w:ind w:left="257"/>
-              <w:rPr>
-                <w:b/>
-                <w:lang w:val="hu-HU"/>
-              </w:rPr>
-            </w:pPr>
-          </w:p>
-        </w:tc>
-        <w:tc>
-          <w:tcPr>
-            <w:tcW w:w="8237" w:type="dxa"/>
-            <w:tcBorders>
-              <w:top w:val="single" w:sz="4" w:space="0" w:color="000000"/>
-              <w:left w:val="single" w:sz="4" w:space="0" w:color="auto"/>
-              <w:bottom w:val="single" w:sz="4" w:space="0" w:color="auto"/>
-            </w:tcBorders>
-            <w:shd w:val="clear" w:color="auto" w:fill="auto"/>
-          </w:tcPr>
-          <w:p>
-            <w:pPr>
-              <w:ind w:left="135"/>
-              <w:rPr>
-                <w:lang w:val="hu-HU"/>
-              </w:rPr>
-            </w:pPr>
-          </w:p>
-        </w:tc>
-      </w:tr>
-      <w:tr>
-        <w:trPr>
-          <w:trHeight w:val="397"/>
-          <w:jc w:val="center"/>
-        </w:trPr>
-        <w:tc>
-          <w:tcPr>
-            <w:tcW w:w="1828" w:type="dxa"/>
-            <w:tcBorders>
-              <w:top w:val="single" w:sz="4" w:space="0" w:color="000000"/>
-              <w:bottom w:val="single" w:sz="4" w:space="0" w:color="auto"/>
-              <w:right w:val="single" w:sz="4" w:space="0" w:color="auto"/>
-            </w:tcBorders>
-          </w:tcPr>
-          <w:p>
-            <w:pPr>
-              <w:ind w:left="257"/>
-              <w:rPr>
-                <w:b/>
-                <w:lang w:val="hu-HU"/>
-              </w:rPr>
-            </w:pPr>
-          </w:p>
-        </w:tc>
-        <w:tc>
-          <w:tcPr>
-            <w:tcW w:w="8237" w:type="dxa"/>
-            <w:tcBorders>
-              <w:top w:val="single" w:sz="4" w:space="0" w:color="000000"/>
-              <w:left w:val="single" w:sz="4" w:space="0" w:color="auto"/>
-              <w:bottom w:val="single" w:sz="4" w:space="0" w:color="auto"/>
-            </w:tcBorders>
-            <w:shd w:val="clear" w:color="auto" w:fill="auto"/>
-          </w:tcPr>
-          <w:p>
-            <w:pPr>
-              <w:ind w:left="135"/>
-              <w:rPr>
-                <w:lang w:val="hu-HU"/>
-              </w:rPr>
-            </w:pPr>
-          </w:p>
-        </w:tc>
-      </w:tr>
-      <w:tr>
-        <w:trPr>
-          <w:trHeight w:val="397"/>
-          <w:jc w:val="center"/>
-        </w:trPr>
-        <w:tc>
-          <w:tcPr>
-            <w:tcW w:w="1828" w:type="dxa"/>
-            <w:tcBorders>
-              <w:top w:val="single" w:sz="4" w:space="0" w:color="000000"/>
-              <w:bottom w:val="single" w:sz="4" w:space="0" w:color="auto"/>
-              <w:right w:val="single" w:sz="4" w:space="0" w:color="auto"/>
-            </w:tcBorders>
-          </w:tcPr>
-          <w:p>
-            <w:pPr>
-              <w:ind w:left="257"/>
-              <w:rPr>
-                <w:b/>
-                <w:lang w:val="hu-HU"/>
-              </w:rPr>
-            </w:pPr>
-          </w:p>
-        </w:tc>
-        <w:tc>
-          <w:tcPr>
-            <w:tcW w:w="8237" w:type="dxa"/>
-            <w:tcBorders>
-              <w:top w:val="single" w:sz="4" w:space="0" w:color="000000"/>
-              <w:left w:val="single" w:sz="4" w:space="0" w:color="auto"/>
-              <w:bottom w:val="single" w:sz="4" w:space="0" w:color="auto"/>
-            </w:tcBorders>
-            <w:shd w:val="clear" w:color="auto" w:fill="auto"/>
-          </w:tcPr>
-          <w:p>
-            <w:pPr>
-              <w:ind w:left="135"/>
-              <w:rPr>
-                <w:lang w:val="hu-HU"/>
-              </w:rPr>
-            </w:pPr>
-          </w:p>
-        </w:tc>
-      </w:tr>
-      <w:tr>
-        <w:trPr>
-          <w:trHeight w:val="397"/>
-          <w:jc w:val="center"/>
-        </w:trPr>
-        <w:tc>
-          <w:tcPr>
-            <w:tcW w:w="1828" w:type="dxa"/>
-            <w:tcBorders>
-              <w:top w:val="single" w:sz="4" w:space="0" w:color="000000"/>
-              <w:bottom w:val="single" w:sz="4" w:space="0" w:color="auto"/>
-              <w:right w:val="single" w:sz="4" w:space="0" w:color="auto"/>
-            </w:tcBorders>
-          </w:tcPr>
-          <w:p>
-            <w:pPr>
-              <w:ind w:left="257"/>
-              <w:rPr>
-                <w:b/>
-                <w:lang w:val="hu-HU"/>
-              </w:rPr>
-            </w:pPr>
-          </w:p>
-        </w:tc>
-        <w:tc>
-          <w:tcPr>
-            <w:tcW w:w="8237" w:type="dxa"/>
-            <w:tcBorders>
-              <w:top w:val="single" w:sz="4" w:space="0" w:color="000000"/>
-              <w:left w:val="single" w:sz="4" w:space="0" w:color="auto"/>
-              <w:bottom w:val="single" w:sz="4" w:space="0" w:color="auto"/>
-            </w:tcBorders>
-            <w:shd w:val="clear" w:color="auto" w:fill="auto"/>
-          </w:tcPr>
-          <w:p>
-            <w:pPr>
-              <w:ind w:left="135"/>
-              <w:rPr>
-                <w:lang w:val="hu-HU"/>
-              </w:rPr>
-            </w:pPr>
+            <w:r>
+              <w:rPr>
+                <w:lang w:val="hu-HU"/>
+              </w:rPr>
+              <w:t>{{</w:t>
+            </w:r>
+            <w:proofErr w:type="spellStart"/>
+            <w:r>
+              <w:rPr>
+                <w:rFonts w:ascii="Segoe UI" w:eastAsia="Calibri" w:hAnsi="Segoe UI" w:cs="Segoe UI"/>
+                <w:sz w:val="18"/>
+                <w:szCs w:val="18"/>
+                <w:lang w:eastAsia="hu-HU"/>
+              </w:rPr>
+              <w:t>aramkorok.aramkor_leiras</w:t>
+            </w:r>
+            <w:proofErr w:type="spellEnd"/>
+            <w:r>
+              <w:rPr>
+                <w:lang w:val="hu-HU"/>
+              </w:rPr>
+              <w:t>}}</w:t>
+            </w:r>
+            <w:bookmarkStart w:id="2" w:name="_GoBack"/>
+            <w:bookmarkEnd w:id="2"/>
           </w:p>
         </w:tc>
       </w:tr>
@@ -29215,7 +28331,26 @@
               <w:rPr>
                 <w:lang w:val="hu-HU"/>
               </w:rPr>
-              <w:t>-</w:t>
+              <w:t>{{</w:t>
+            </w:r>
+            <w:proofErr w:type="spellStart"/>
+            <w:r>
+              <w:rPr>
+                <w:rFonts w:ascii="Segoe UI" w:eastAsia="Calibri" w:hAnsi="Segoe UI" w:cs="Segoe UI"/>
+                <w:b/>
+                <w:bCs/>
+                <w:sz w:val="18"/>
+                <w:szCs w:val="18"/>
+                <w:lang w:eastAsia="hu-HU"/>
+              </w:rPr>
+              <w:t>megjegyzesek_eszrevetelek</w:t>
+            </w:r>
+            <w:proofErr w:type="spellEnd"/>
+            <w:r>
+              <w:rPr>
+                <w:lang w:val="hu-HU"/>
+              </w:rPr>
+              <w:t>}}</w:t>
             </w:r>
           </w:p>
         </w:tc>

--- a/BiztvillCRM.Web/wwwroot/sablonok/VBF_KIF_MINTA.docx
+++ b/BiztvillCRM.Web/wwwroot/sablonok/VBF_KIF_MINTA.docx
@@ -2343,9 +2343,17 @@
       </w:tr>
     </w:tbl>
     <w:p>
-      <w:r>
-        <w:br w:type="page"/>
-      </w:r>
+      <w:pPr>
+        <w:sectPr>
+          <w:headerReference w:type="even" r:id="rId7"/>
+          <w:footerReference w:type="default" r:id="rId8"/>
+          <w:headerReference w:type="first" r:id="rId9"/>
+          <w:pgSz w:w="11906" w:h="16838"/>
+          <w:pgMar w:top="993" w:right="1417" w:bottom="1135" w:left="1417" w:header="567" w:footer="567" w:gutter="0"/>
+          <w:cols w:space="708"/>
+          <w:docGrid w:linePitch="360"/>
+        </w:sectPr>
+      </w:pPr>
     </w:p>
     <w:tbl>
       <w:tblPr>
@@ -2359,13 +2367,12 @@
         <w:tblLook w:val="01E0" w:firstRow="1" w:lastRow="1" w:firstColumn="1" w:lastColumn="1" w:noHBand="0" w:noVBand="0"/>
       </w:tblPr>
       <w:tblGrid>
-        <w:gridCol w:w="552"/>
-        <w:gridCol w:w="426"/>
-        <w:gridCol w:w="2835"/>
-        <w:gridCol w:w="1566"/>
+        <w:gridCol w:w="3261"/>
+        <w:gridCol w:w="1353"/>
         <w:gridCol w:w="213"/>
-        <w:gridCol w:w="1056"/>
-        <w:gridCol w:w="3558"/>
+        <w:gridCol w:w="1269"/>
+        <w:gridCol w:w="4095"/>
+        <w:gridCol w:w="15"/>
       </w:tblGrid>
       <w:tr>
         <w:trPr>
@@ -2375,7 +2382,7 @@
         <w:tc>
           <w:tcPr>
             <w:tcW w:w="10206" w:type="dxa"/>
-            <w:gridSpan w:val="7"/>
+            <w:gridSpan w:val="6"/>
             <w:tcBorders>
               <w:top w:val="single" w:sz="12" w:space="0" w:color="auto"/>
               <w:left w:val="single" w:sz="12" w:space="0" w:color="auto"/>
@@ -2402,7 +2409,7 @@
         <w:tc>
           <w:tcPr>
             <w:tcW w:w="10206" w:type="dxa"/>
-            <w:gridSpan w:val="7"/>
+            <w:gridSpan w:val="6"/>
             <w:tcBorders>
               <w:left w:val="single" w:sz="12" w:space="0" w:color="auto"/>
               <w:bottom w:val="single" w:sz="12" w:space="0" w:color="auto"/>
@@ -2428,7 +2435,7 @@
         <w:tc>
           <w:tcPr>
             <w:tcW w:w="10206" w:type="dxa"/>
-            <w:gridSpan w:val="7"/>
+            <w:gridSpan w:val="6"/>
             <w:tcBorders>
               <w:top w:val="single" w:sz="4" w:space="0" w:color="auto"/>
               <w:left w:val="single" w:sz="12" w:space="0" w:color="auto"/>
@@ -2509,7 +2516,7 @@
         <w:tc>
           <w:tcPr>
             <w:tcW w:w="10206" w:type="dxa"/>
-            <w:gridSpan w:val="7"/>
+            <w:gridSpan w:val="6"/>
             <w:tcBorders>
               <w:top w:val="single" w:sz="4" w:space="0" w:color="auto"/>
               <w:left w:val="single" w:sz="12" w:space="0" w:color="auto"/>
@@ -2531,38 +2538,17 @@
       </w:tr>
       <w:tr>
         <w:trPr>
+          <w:gridAfter w:val="1"/>
+          <w:wAfter w:w="15" w:type="dxa"/>
           <w:trHeight w:hRule="exact" w:val="1360"/>
           <w:jc w:val="center"/>
         </w:trPr>
         <w:tc>
           <w:tcPr>
-            <w:tcW w:w="552" w:type="dxa"/>
-            <w:tcBorders>
-              <w:left w:val="single" w:sz="12" w:space="0" w:color="auto"/>
-              <w:bottom w:val="nil"/>
-              <w:right w:val="nil"/>
-            </w:tcBorders>
-            <w:vAlign w:val="center"/>
-          </w:tcPr>
-          <w:p>
-            <w:pPr>
-              <w:spacing w:line="276" w:lineRule="auto"/>
-              <w:ind w:right="-12"/>
-              <w:rPr>
-                <w:rFonts w:eastAsia="Arial" w:cs="Segoe UI"/>
-                <w:spacing w:val="-1"/>
-                <w:sz w:val="24"/>
-                <w:szCs w:val="22"/>
-              </w:rPr>
-            </w:pPr>
-          </w:p>
-        </w:tc>
-        <w:tc>
-          <w:tcPr>
-            <w:tcW w:w="9654" w:type="dxa"/>
-            <w:gridSpan w:val="6"/>
-            <w:tcBorders>
-              <w:left w:val="nil"/>
+            <w:tcW w:w="10191" w:type="dxa"/>
+            <w:gridSpan w:val="5"/>
+            <w:tcBorders>
+              <w:left w:val="single" w:sz="4" w:space="0" w:color="auto"/>
               <w:bottom w:val="nil"/>
               <w:right w:val="single" w:sz="12" w:space="0" w:color="auto"/>
             </w:tcBorders>
@@ -2570,7 +2556,7 @@
           <w:p>
             <w:pPr>
               <w:spacing w:line="360" w:lineRule="auto"/>
-              <w:ind w:right="563"/>
+              <w:ind w:left="411" w:right="563"/>
               <w:jc w:val="both"/>
               <w:rPr>
                 <w:rFonts w:eastAsia="Arial" w:cs="Segoe UI"/>
@@ -2847,23 +2833,7 @@
                 <w:sz w:val="24"/>
                 <w:szCs w:val="22"/>
               </w:rPr>
-              <w:t>ű</w:t>
-            </w:r>
-            <w:r>
-              <w:rPr>
-                <w:rFonts w:eastAsia="Arial" w:cs="Segoe UI"/>
-                <w:sz w:val="24"/>
-                <w:szCs w:val="22"/>
-              </w:rPr>
-              <w:t xml:space="preserve"> </w:t>
-            </w:r>
-            <w:r>
-              <w:rPr>
-                <w:rFonts w:eastAsia="Arial" w:cs="Segoe UI"/>
-                <w:sz w:val="24"/>
-                <w:szCs w:val="22"/>
-              </w:rPr>
-              <w:t>b</w:t>
+              <w:t>ű b</w:t>
             </w:r>
             <w:r>
               <w:rPr>
@@ -3681,17 +3651,7 @@
                 <w:sz w:val="24"/>
                 <w:szCs w:val="22"/>
               </w:rPr>
-              <w:t>.</w:t>
-            </w:r>
-            <w:r>
-              <w:rPr>
-                <w:rFonts w:eastAsia="Arial" w:cs="Segoe UI"/>
-                <w:b/>
-                <w:spacing w:val="1"/>
-                <w:sz w:val="24"/>
-                <w:szCs w:val="22"/>
-              </w:rPr>
-              <w:t>2</w:t>
+              <w:t>.2</w:t>
             </w:r>
             <w:r>
               <w:rPr>
@@ -4076,38 +4036,17 @@
       </w:tr>
       <w:tr>
         <w:trPr>
+          <w:gridAfter w:val="1"/>
+          <w:wAfter w:w="15" w:type="dxa"/>
           <w:trHeight w:hRule="exact" w:val="454"/>
           <w:jc w:val="center"/>
         </w:trPr>
         <w:tc>
           <w:tcPr>
-            <w:tcW w:w="552" w:type="dxa"/>
-            <w:tcBorders>
-              <w:left w:val="single" w:sz="12" w:space="0" w:color="auto"/>
-              <w:bottom w:val="nil"/>
-              <w:right w:val="nil"/>
-            </w:tcBorders>
-            <w:vAlign w:val="center"/>
-          </w:tcPr>
-          <w:p>
-            <w:pPr>
-              <w:spacing w:line="276" w:lineRule="auto"/>
-              <w:ind w:right="-12"/>
-              <w:rPr>
-                <w:rFonts w:eastAsia="Arial" w:cs="Segoe UI"/>
-                <w:spacing w:val="-1"/>
-                <w:sz w:val="24"/>
-                <w:szCs w:val="22"/>
-              </w:rPr>
-            </w:pPr>
-          </w:p>
-        </w:tc>
-        <w:tc>
-          <w:tcPr>
-            <w:tcW w:w="9654" w:type="dxa"/>
-            <w:gridSpan w:val="6"/>
-            <w:tcBorders>
-              <w:left w:val="nil"/>
+            <w:tcW w:w="10191" w:type="dxa"/>
+            <w:gridSpan w:val="5"/>
+            <w:tcBorders>
+              <w:left w:val="single" w:sz="4" w:space="0" w:color="auto"/>
               <w:bottom w:val="nil"/>
               <w:right w:val="single" w:sz="12" w:space="0" w:color="auto"/>
             </w:tcBorders>
@@ -4115,7 +4054,8 @@
           <w:p>
             <w:pPr>
               <w:spacing w:line="276" w:lineRule="auto"/>
-              <w:ind w:right="563"/>
+              <w:ind w:left="-15" w:right="563"/>
+              <w:jc w:val="center"/>
               <w:rPr>
                 <w:rFonts w:eastAsia="Arial" w:cs="Segoe UI"/>
                 <w:spacing w:val="-1"/>
@@ -4338,38 +4278,17 @@
       </w:tr>
       <w:tr>
         <w:trPr>
+          <w:gridAfter w:val="1"/>
+          <w:wAfter w:w="15" w:type="dxa"/>
           <w:trHeight w:hRule="exact" w:val="340"/>
           <w:jc w:val="center"/>
         </w:trPr>
         <w:tc>
           <w:tcPr>
-            <w:tcW w:w="552" w:type="dxa"/>
-            <w:tcBorders>
-              <w:left w:val="single" w:sz="12" w:space="0" w:color="auto"/>
-              <w:bottom w:val="nil"/>
-              <w:right w:val="nil"/>
-            </w:tcBorders>
-            <w:vAlign w:val="center"/>
-          </w:tcPr>
-          <w:p>
-            <w:pPr>
-              <w:spacing w:line="276" w:lineRule="auto"/>
-              <w:ind w:right="-12"/>
-              <w:rPr>
-                <w:rFonts w:eastAsia="Arial" w:cs="Segoe UI"/>
-                <w:b/>
-                <w:sz w:val="24"/>
-                <w:szCs w:val="22"/>
-              </w:rPr>
-            </w:pPr>
-          </w:p>
-        </w:tc>
-        <w:tc>
-          <w:tcPr>
-            <w:tcW w:w="9654" w:type="dxa"/>
-            <w:gridSpan w:val="6"/>
-            <w:tcBorders>
-              <w:left w:val="nil"/>
+            <w:tcW w:w="10191" w:type="dxa"/>
+            <w:gridSpan w:val="5"/>
+            <w:tcBorders>
+              <w:left w:val="single" w:sz="4" w:space="0" w:color="auto"/>
               <w:bottom w:val="nil"/>
               <w:right w:val="single" w:sz="12" w:space="0" w:color="auto"/>
             </w:tcBorders>
@@ -4377,7 +4296,7 @@
           <w:p>
             <w:pPr>
               <w:spacing w:line="276" w:lineRule="auto"/>
-              <w:ind w:left="138" w:right="563"/>
+              <w:ind w:left="127" w:right="563"/>
               <w:rPr>
                 <w:rFonts w:eastAsia="Arial" w:cs="Segoe UI"/>
                 <w:b/>
@@ -4587,40 +4506,90 @@
       </w:tr>
       <w:tr>
         <w:trPr>
+          <w:gridAfter w:val="1"/>
+          <w:wAfter w:w="15" w:type="dxa"/>
           <w:trHeight w:hRule="exact" w:val="454"/>
           <w:jc w:val="center"/>
         </w:trPr>
         <w:tc>
           <w:tcPr>
-            <w:tcW w:w="978" w:type="dxa"/>
+            <w:tcW w:w="4614" w:type="dxa"/>
             <w:gridSpan w:val="2"/>
             <w:tcBorders>
-              <w:left w:val="single" w:sz="12" w:space="0" w:color="auto"/>
+              <w:left w:val="single" w:sz="4" w:space="0" w:color="auto"/>
               <w:bottom w:val="nil"/>
-              <w:right w:val="nil"/>
-            </w:tcBorders>
+            </w:tcBorders>
+            <w:shd w:val="clear" w:color="auto" w:fill="auto"/>
             <w:vAlign w:val="center"/>
           </w:tcPr>
           <w:p>
             <w:pPr>
               <w:spacing w:line="276" w:lineRule="auto"/>
-              <w:ind w:right="-12"/>
-              <w:rPr>
-                <w:rFonts w:eastAsia="Arial" w:cs="Segoe UI"/>
-                <w:b/>
-                <w:sz w:val="24"/>
-                <w:szCs w:val="22"/>
-              </w:rPr>
-            </w:pPr>
-          </w:p>
-        </w:tc>
-        <w:tc>
-          <w:tcPr>
-            <w:tcW w:w="4614" w:type="dxa"/>
+              <w:ind w:right="563"/>
+              <w:jc w:val="center"/>
+              <w:rPr>
+                <w:rFonts w:eastAsia="Arial" w:cs="Segoe UI"/>
+                <w:b/>
+                <w:sz w:val="24"/>
+                <w:szCs w:val="24"/>
+              </w:rPr>
+            </w:pPr>
+            <w:r>
+              <w:rPr>
+                <w:rFonts w:ascii="Segoe UI" w:hAnsi="Segoe UI" w:cs="Segoe UI"/>
+                <w:b/>
+                <w:sz w:val="24"/>
+                <w:szCs w:val="24"/>
+              </w:rPr>
+              <w:t>{{MF_X}</w:t>
+            </w:r>
+            <w:proofErr w:type="gramStart"/>
+            <w:r>
+              <w:rPr>
+                <w:rFonts w:ascii="Segoe UI" w:hAnsi="Segoe UI" w:cs="Segoe UI"/>
+                <w:b/>
+                <w:sz w:val="24"/>
+                <w:szCs w:val="24"/>
+              </w:rPr>
+              <w:t>}</w:t>
+            </w:r>
+            <w:r>
+              <w:rPr>
+                <w:rFonts w:cstheme="minorHAnsi"/>
+                <w:b/>
+                <w:sz w:val="24"/>
+                <w:szCs w:val="24"/>
+              </w:rPr>
+              <w:t xml:space="preserve">    </w:t>
+            </w:r>
+            <w:r>
+              <w:rPr>
+                <w:rFonts w:cstheme="minorHAnsi"/>
+                <w:b/>
+                <w:sz w:val="24"/>
+                <w:szCs w:val="24"/>
+              </w:rPr>
+              <w:t>MEGFELEL</w:t>
+            </w:r>
+            <w:r>
+              <w:rPr>
+                <w:rFonts w:cstheme="minorHAnsi"/>
+                <w:b/>
+                <w:sz w:val="24"/>
+                <w:szCs w:val="24"/>
+              </w:rPr>
+              <w:t>T</w:t>
+            </w:r>
+            <w:proofErr w:type="gramEnd"/>
+          </w:p>
+        </w:tc>
+        <w:tc>
+          <w:tcPr>
+            <w:tcW w:w="5577" w:type="dxa"/>
             <w:gridSpan w:val="3"/>
             <w:tcBorders>
-              <w:left w:val="nil"/>
               <w:bottom w:val="nil"/>
+              <w:right w:val="single" w:sz="12" w:space="0" w:color="auto"/>
             </w:tcBorders>
             <w:shd w:val="clear" w:color="auto" w:fill="auto"/>
             <w:vAlign w:val="center"/>
@@ -4644,7 +4613,7 @@
                 <w:sz w:val="24"/>
                 <w:szCs w:val="24"/>
               </w:rPr>
-              <w:t>{{MF_X}</w:t>
+              <w:t>{{NMF_X}</w:t>
             </w:r>
             <w:proofErr w:type="gramStart"/>
             <w:r>
@@ -4663,7 +4632,7 @@
                 <w:sz w:val="24"/>
                 <w:szCs w:val="24"/>
               </w:rPr>
-              <w:t xml:space="preserve"> </w:t>
+              <w:t xml:space="preserve">    </w:t>
             </w:r>
             <w:r>
               <w:rPr>
@@ -4672,8 +4641,9 @@
                 <w:sz w:val="24"/>
                 <w:szCs w:val="24"/>
               </w:rPr>
-              <w:t xml:space="preserve">   </w:t>
-            </w:r>
+              <w:t>NEM</w:t>
+            </w:r>
+            <w:proofErr w:type="gramEnd"/>
             <w:r>
               <w:rPr>
                 <w:rFonts w:cstheme="minorHAnsi"/>
@@ -4681,78 +4651,7 @@
                 <w:sz w:val="24"/>
                 <w:szCs w:val="24"/>
               </w:rPr>
-              <w:t>MEGFELEL</w:t>
-            </w:r>
-            <w:r>
-              <w:rPr>
-                <w:rFonts w:cstheme="minorHAnsi"/>
-                <w:b/>
-                <w:sz w:val="24"/>
-                <w:szCs w:val="24"/>
-              </w:rPr>
-              <w:t>T</w:t>
-            </w:r>
-            <w:proofErr w:type="gramEnd"/>
-          </w:p>
-        </w:tc>
-        <w:tc>
-          <w:tcPr>
-            <w:tcW w:w="4614" w:type="dxa"/>
-            <w:gridSpan w:val="2"/>
-            <w:tcBorders>
-              <w:bottom w:val="nil"/>
-              <w:right w:val="single" w:sz="12" w:space="0" w:color="auto"/>
-            </w:tcBorders>
-            <w:shd w:val="clear" w:color="auto" w:fill="auto"/>
-            <w:vAlign w:val="center"/>
-          </w:tcPr>
-          <w:p>
-            <w:pPr>
-              <w:spacing w:line="276" w:lineRule="auto"/>
-              <w:ind w:left="126" w:right="563"/>
-              <w:jc w:val="center"/>
-              <w:rPr>
-                <w:rFonts w:eastAsia="Arial" w:cs="Segoe UI"/>
-                <w:b/>
-                <w:sz w:val="24"/>
-                <w:szCs w:val="24"/>
-              </w:rPr>
-            </w:pPr>
-            <w:r>
-              <w:rPr>
-                <w:rFonts w:ascii="Segoe UI" w:hAnsi="Segoe UI" w:cs="Segoe UI"/>
-                <w:b/>
-                <w:sz w:val="24"/>
-                <w:szCs w:val="24"/>
-              </w:rPr>
-              <w:t>{{NMF_X}}</w:t>
-            </w:r>
-            <w:r>
-              <w:rPr>
-                <w:rFonts w:cstheme="minorHAnsi"/>
-                <w:b/>
-                <w:sz w:val="24"/>
-                <w:szCs w:val="24"/>
-              </w:rPr>
-              <w:t xml:space="preserve"> </w:t>
-            </w:r>
-            <w:r>
-              <w:rPr>
-                <w:rFonts w:cstheme="minorHAnsi"/>
-                <w:b/>
-                <w:sz w:val="24"/>
-                <w:szCs w:val="24"/>
-              </w:rPr>
-              <w:t xml:space="preserve">   </w:t>
-            </w:r>
-            <w:r>
-              <w:rPr>
-                <w:rFonts w:cstheme="minorHAnsi"/>
-                <w:b/>
-                <w:sz w:val="24"/>
-                <w:szCs w:val="24"/>
-              </w:rPr>
-              <w:t>NEM FELEL</w:t>
+              <w:t xml:space="preserve"> FELEL</w:t>
             </w:r>
             <w:r>
               <w:rPr>
@@ -4777,37 +4676,17 @@
       </w:tr>
       <w:tr>
         <w:trPr>
+          <w:gridAfter w:val="1"/>
+          <w:wAfter w:w="15" w:type="dxa"/>
           <w:trHeight w:hRule="exact" w:val="340"/>
           <w:jc w:val="center"/>
         </w:trPr>
         <w:tc>
           <w:tcPr>
-            <w:tcW w:w="552" w:type="dxa"/>
-            <w:tcBorders>
-              <w:left w:val="single" w:sz="12" w:space="0" w:color="auto"/>
-              <w:bottom w:val="nil"/>
-              <w:right w:val="nil"/>
-            </w:tcBorders>
-            <w:vAlign w:val="center"/>
-          </w:tcPr>
-          <w:p>
-            <w:pPr>
-              <w:spacing w:line="276" w:lineRule="auto"/>
-              <w:ind w:right="-12"/>
-              <w:rPr>
-                <w:rFonts w:eastAsia="Arial" w:cs="Segoe UI"/>
-                <w:sz w:val="24"/>
-                <w:szCs w:val="22"/>
-              </w:rPr>
-            </w:pPr>
-          </w:p>
-        </w:tc>
-        <w:tc>
-          <w:tcPr>
-            <w:tcW w:w="9654" w:type="dxa"/>
-            <w:gridSpan w:val="6"/>
-            <w:tcBorders>
-              <w:left w:val="nil"/>
+            <w:tcW w:w="10191" w:type="dxa"/>
+            <w:gridSpan w:val="5"/>
+            <w:tcBorders>
+              <w:left w:val="single" w:sz="4" w:space="0" w:color="auto"/>
               <w:bottom w:val="nil"/>
               <w:right w:val="single" w:sz="12" w:space="0" w:color="auto"/>
             </w:tcBorders>
@@ -4844,38 +4723,17 @@
       </w:tr>
       <w:tr>
         <w:trPr>
+          <w:gridAfter w:val="1"/>
+          <w:wAfter w:w="15" w:type="dxa"/>
           <w:trHeight w:hRule="exact" w:val="624"/>
           <w:jc w:val="center"/>
         </w:trPr>
         <w:tc>
           <w:tcPr>
-            <w:tcW w:w="978" w:type="dxa"/>
-            <w:gridSpan w:val="2"/>
-            <w:tcBorders>
-              <w:left w:val="single" w:sz="12" w:space="0" w:color="auto"/>
-              <w:bottom w:val="nil"/>
-              <w:right w:val="nil"/>
-            </w:tcBorders>
-            <w:vAlign w:val="center"/>
-          </w:tcPr>
-          <w:p>
-            <w:pPr>
-              <w:spacing w:line="276" w:lineRule="auto"/>
-              <w:ind w:right="-12"/>
-              <w:rPr>
-                <w:rFonts w:eastAsia="Arial" w:cs="Segoe UI"/>
-                <w:sz w:val="24"/>
-                <w:szCs w:val="22"/>
-              </w:rPr>
-            </w:pPr>
-          </w:p>
-        </w:tc>
-        <w:tc>
-          <w:tcPr>
-            <w:tcW w:w="9228" w:type="dxa"/>
+            <w:tcW w:w="10191" w:type="dxa"/>
             <w:gridSpan w:val="5"/>
             <w:tcBorders>
-              <w:left w:val="nil"/>
+              <w:left w:val="single" w:sz="4" w:space="0" w:color="auto"/>
               <w:bottom w:val="nil"/>
               <w:right w:val="single" w:sz="12" w:space="0" w:color="auto"/>
             </w:tcBorders>
@@ -4883,6 +4741,7 @@
           <w:p>
             <w:pPr>
               <w:pStyle w:val="HTML-kntformzott"/>
+              <w:ind w:left="411" w:firstLine="127"/>
               <w:rPr>
                 <w:rFonts w:ascii="Cascadia Mono" w:hAnsi="Cascadia Mono"/>
                 <w:color w:val="000000"/>
@@ -4904,53 +4763,24 @@
                 <w:sz w:val="18"/>
                 <w:szCs w:val="18"/>
               </w:rPr>
-              <w:t>HIBAK_B</w:t>
-            </w:r>
-            <w:r>
-              <w:rPr>
-                <w:rFonts w:ascii="Cascadia Mono" w:hAnsi="Cascadia Mono"/>
-                <w:color w:val="000000"/>
-                <w:sz w:val="18"/>
-                <w:szCs w:val="18"/>
-              </w:rPr>
-              <w:t>}}</w:t>
+              <w:t>HIBAK_B}}</w:t>
             </w:r>
           </w:p>
         </w:tc>
       </w:tr>
       <w:tr>
         <w:trPr>
+          <w:gridAfter w:val="1"/>
+          <w:wAfter w:w="15" w:type="dxa"/>
           <w:trHeight w:hRule="exact" w:val="340"/>
           <w:jc w:val="center"/>
         </w:trPr>
         <w:tc>
           <w:tcPr>
-            <w:tcW w:w="552" w:type="dxa"/>
-            <w:tcBorders>
-              <w:left w:val="single" w:sz="12" w:space="0" w:color="auto"/>
-              <w:bottom w:val="nil"/>
-              <w:right w:val="nil"/>
-            </w:tcBorders>
-            <w:vAlign w:val="center"/>
-          </w:tcPr>
-          <w:p>
-            <w:pPr>
-              <w:spacing w:line="276" w:lineRule="auto"/>
-              <w:ind w:right="-12"/>
-              <w:rPr>
-                <w:rFonts w:eastAsia="Arial" w:cs="Segoe UI"/>
-                <w:sz w:val="24"/>
-                <w:szCs w:val="22"/>
-              </w:rPr>
-            </w:pPr>
-          </w:p>
-        </w:tc>
-        <w:tc>
-          <w:tcPr>
-            <w:tcW w:w="9654" w:type="dxa"/>
-            <w:gridSpan w:val="6"/>
-            <w:tcBorders>
-              <w:left w:val="nil"/>
+            <w:tcW w:w="10191" w:type="dxa"/>
+            <w:gridSpan w:val="5"/>
+            <w:tcBorders>
+              <w:left w:val="single" w:sz="4" w:space="0" w:color="auto"/>
               <w:bottom w:val="nil"/>
               <w:right w:val="single" w:sz="12" w:space="0" w:color="auto"/>
             </w:tcBorders>
@@ -4987,38 +4817,17 @@
       </w:tr>
       <w:tr>
         <w:trPr>
+          <w:gridAfter w:val="1"/>
+          <w:wAfter w:w="15" w:type="dxa"/>
           <w:trHeight w:hRule="exact" w:val="624"/>
           <w:jc w:val="center"/>
         </w:trPr>
         <w:tc>
           <w:tcPr>
-            <w:tcW w:w="978" w:type="dxa"/>
-            <w:gridSpan w:val="2"/>
-            <w:tcBorders>
-              <w:left w:val="single" w:sz="12" w:space="0" w:color="auto"/>
-              <w:bottom w:val="nil"/>
-              <w:right w:val="nil"/>
-            </w:tcBorders>
-            <w:vAlign w:val="center"/>
-          </w:tcPr>
-          <w:p>
-            <w:pPr>
-              <w:spacing w:line="276" w:lineRule="auto"/>
-              <w:ind w:right="-12"/>
-              <w:rPr>
-                <w:rFonts w:eastAsia="Arial" w:cs="Segoe UI"/>
-                <w:sz w:val="24"/>
-                <w:szCs w:val="22"/>
-              </w:rPr>
-            </w:pPr>
-          </w:p>
-        </w:tc>
-        <w:tc>
-          <w:tcPr>
-            <w:tcW w:w="9228" w:type="dxa"/>
+            <w:tcW w:w="10191" w:type="dxa"/>
             <w:gridSpan w:val="5"/>
             <w:tcBorders>
-              <w:left w:val="nil"/>
+              <w:left w:val="single" w:sz="4" w:space="0" w:color="auto"/>
               <w:bottom w:val="nil"/>
               <w:right w:val="single" w:sz="12" w:space="0" w:color="auto"/>
             </w:tcBorders>
@@ -5026,75 +4835,37 @@
           </w:tcPr>
           <w:p>
             <w:pPr>
-              <w:spacing w:line="276" w:lineRule="auto"/>
-              <w:ind w:left="126" w:right="563"/>
-              <w:rPr>
-                <w:rFonts w:eastAsia="Arial" w:cs="Segoe UI"/>
-                <w:sz w:val="24"/>
-                <w:szCs w:val="22"/>
-              </w:rPr>
-            </w:pPr>
-            <w:r>
-              <w:rPr>
-                <w:rFonts w:eastAsia="Arial"/>
-                <w:sz w:val="24"/>
-              </w:rPr>
-              <w:t>{{</w:t>
-            </w:r>
-            <w:r>
-              <w:rPr>
-                <w:rFonts w:ascii="Cascadia Mono" w:hAnsi="Cascadia Mono"/>
-                <w:color w:val="000000"/>
+              <w:pStyle w:val="HTML-kntformzott"/>
+              <w:ind w:left="411" w:firstLine="127"/>
+              <w:rPr>
+                <w:rFonts w:ascii="Cascadia Mono" w:eastAsia="Arial" w:hAnsi="Cascadia Mono" w:cs="Segoe UI"/>
+                <w:sz w:val="24"/>
+                <w:szCs w:val="22"/>
+              </w:rPr>
+            </w:pPr>
+            <w:r>
+              <w:rPr>
+                <w:rFonts w:ascii="Cascadia Mono" w:eastAsia="Arial" w:hAnsi="Cascadia Mono"/>
                 <w:sz w:val="18"/>
-                <w:szCs w:val="18"/>
-              </w:rPr>
-              <w:t>HIBAK_C</w:t>
-            </w:r>
-            <w:r>
-              <w:rPr>
-                <w:rFonts w:ascii="Cascadia Mono" w:hAnsi="Cascadia Mono"/>
-                <w:color w:val="000000"/>
-                <w:sz w:val="18"/>
-                <w:szCs w:val="18"/>
-              </w:rPr>
-              <w:t>}}</w:t>
+              </w:rPr>
+              <w:t>{{HIBAK_C}}</w:t>
             </w:r>
           </w:p>
         </w:tc>
       </w:tr>
       <w:tr>
         <w:trPr>
+          <w:gridAfter w:val="1"/>
+          <w:wAfter w:w="15" w:type="dxa"/>
           <w:trHeight w:hRule="exact" w:val="340"/>
           <w:jc w:val="center"/>
         </w:trPr>
         <w:tc>
           <w:tcPr>
-            <w:tcW w:w="552" w:type="dxa"/>
-            <w:tcBorders>
-              <w:left w:val="single" w:sz="12" w:space="0" w:color="auto"/>
-              <w:bottom w:val="nil"/>
-              <w:right w:val="nil"/>
-            </w:tcBorders>
-            <w:vAlign w:val="center"/>
-          </w:tcPr>
-          <w:p>
-            <w:pPr>
-              <w:spacing w:line="276" w:lineRule="auto"/>
-              <w:ind w:right="563"/>
-              <w:rPr>
-                <w:rFonts w:eastAsia="Arial" w:cs="Segoe UI"/>
-                <w:sz w:val="24"/>
-                <w:szCs w:val="22"/>
-              </w:rPr>
-            </w:pPr>
-          </w:p>
-        </w:tc>
-        <w:tc>
-          <w:tcPr>
-            <w:tcW w:w="9654" w:type="dxa"/>
-            <w:gridSpan w:val="6"/>
-            <w:tcBorders>
-              <w:left w:val="nil"/>
+            <w:tcW w:w="10191" w:type="dxa"/>
+            <w:gridSpan w:val="5"/>
+            <w:tcBorders>
+              <w:left w:val="single" w:sz="4" w:space="0" w:color="auto"/>
               <w:bottom w:val="nil"/>
               <w:right w:val="single" w:sz="12" w:space="0" w:color="auto"/>
             </w:tcBorders>
@@ -5117,16 +4888,7 @@
                 <w:sz w:val="24"/>
                 <w:szCs w:val="22"/>
               </w:rPr>
-              <w:t>D</w:t>
-            </w:r>
-            <w:r>
-              <w:rPr>
-                <w:rFonts w:eastAsia="Arial" w:cs="Segoe UI"/>
-                <w:b/>
-                <w:sz w:val="24"/>
-                <w:szCs w:val="22"/>
-              </w:rPr>
-              <w:t>)</w:t>
+              <w:t>D)</w:t>
             </w:r>
             <w:r>
               <w:rPr>
@@ -5159,122 +4921,55 @@
       </w:tr>
       <w:tr>
         <w:trPr>
+          <w:gridAfter w:val="1"/>
+          <w:wAfter w:w="15" w:type="dxa"/>
           <w:trHeight w:hRule="exact" w:val="594"/>
           <w:jc w:val="center"/>
         </w:trPr>
         <w:tc>
           <w:tcPr>
-            <w:tcW w:w="978" w:type="dxa"/>
-            <w:gridSpan w:val="2"/>
-            <w:tcBorders>
-              <w:left w:val="single" w:sz="12" w:space="0" w:color="auto"/>
-              <w:bottom w:val="nil"/>
-              <w:right w:val="nil"/>
-            </w:tcBorders>
-            <w:vAlign w:val="center"/>
-          </w:tcPr>
-          <w:p>
-            <w:pPr>
-              <w:spacing w:line="276" w:lineRule="auto"/>
-              <w:ind w:right="563"/>
-              <w:rPr>
-                <w:rFonts w:eastAsia="Arial" w:cs="Segoe UI"/>
-                <w:sz w:val="24"/>
-                <w:szCs w:val="22"/>
-              </w:rPr>
-            </w:pPr>
-          </w:p>
-        </w:tc>
-        <w:tc>
-          <w:tcPr>
-            <w:tcW w:w="9228" w:type="dxa"/>
+            <w:tcW w:w="10191" w:type="dxa"/>
             <w:gridSpan w:val="5"/>
             <w:tcBorders>
-              <w:left w:val="nil"/>
+              <w:left w:val="single" w:sz="4" w:space="0" w:color="auto"/>
               <w:bottom w:val="nil"/>
               <w:right w:val="single" w:sz="12" w:space="0" w:color="auto"/>
             </w:tcBorders>
           </w:tcPr>
           <w:p>
             <w:pPr>
-              <w:spacing w:line="276" w:lineRule="auto"/>
-              <w:ind w:left="69" w:right="563"/>
-              <w:rPr>
-                <w:rFonts w:eastAsia="Arial" w:cs="Segoe UI"/>
-                <w:szCs w:val="22"/>
-              </w:rPr>
-            </w:pPr>
-            <w:r>
-              <w:rPr>
-                <w:rFonts w:eastAsia="Arial"/>
-                <w:sz w:val="24"/>
-              </w:rPr>
-              <w:t>{{</w:t>
-            </w:r>
-            <w:r>
-              <w:rPr>
-                <w:rFonts w:ascii="Cascadia Mono" w:hAnsi="Cascadia Mono"/>
-                <w:color w:val="000000"/>
+              <w:pStyle w:val="HTML-kntformzott"/>
+              <w:ind w:left="411" w:firstLine="127"/>
+              <w:rPr>
+                <w:rFonts w:ascii="Cascadia Mono" w:eastAsia="Arial" w:hAnsi="Cascadia Mono" w:cs="Segoe UI"/>
                 <w:sz w:val="18"/>
                 <w:szCs w:val="18"/>
               </w:rPr>
-              <w:t>HIBAK_</w:t>
-            </w:r>
-            <w:r>
-              <w:rPr>
-                <w:rFonts w:ascii="Cascadia Mono" w:hAnsi="Cascadia Mono"/>
-                <w:color w:val="000000"/>
+            </w:pPr>
+            <w:r>
+              <w:rPr>
+                <w:rFonts w:ascii="Cascadia Mono" w:eastAsia="Arial" w:hAnsi="Cascadia Mono"/>
                 <w:sz w:val="18"/>
                 <w:szCs w:val="18"/>
               </w:rPr>
-              <w:t>D}}</w:t>
+              <w:t>{{HIBAK_D}}</w:t>
             </w:r>
           </w:p>
         </w:tc>
       </w:tr>
       <w:tr>
         <w:trPr>
+          <w:gridAfter w:val="1"/>
+          <w:wAfter w:w="15" w:type="dxa"/>
           <w:trHeight w:hRule="exact" w:val="680"/>
           <w:jc w:val="center"/>
         </w:trPr>
         <w:tc>
           <w:tcPr>
-            <w:tcW w:w="552" w:type="dxa"/>
-            <w:tcBorders>
-              <w:left w:val="single" w:sz="12" w:space="0" w:color="auto"/>
-              <w:bottom w:val="nil"/>
-              <w:right w:val="nil"/>
-            </w:tcBorders>
-          </w:tcPr>
-          <w:p>
-            <w:pPr>
-              <w:spacing w:line="276" w:lineRule="auto"/>
-              <w:ind w:left="540" w:right="563"/>
-              <w:rPr>
-                <w:rFonts w:eastAsia="Arial" w:cs="Segoe UI"/>
-                <w:sz w:val="24"/>
-                <w:szCs w:val="22"/>
-              </w:rPr>
-            </w:pPr>
-          </w:p>
-          <w:p>
-            <w:pPr>
-              <w:spacing w:line="276" w:lineRule="auto"/>
-              <w:ind w:right="563"/>
-              <w:rPr>
-                <w:rFonts w:eastAsia="Arial" w:cs="Segoe UI"/>
-                <w:sz w:val="24"/>
-                <w:szCs w:val="22"/>
-              </w:rPr>
-            </w:pPr>
-          </w:p>
-        </w:tc>
-        <w:tc>
-          <w:tcPr>
-            <w:tcW w:w="9654" w:type="dxa"/>
-            <w:gridSpan w:val="6"/>
-            <w:tcBorders>
-              <w:left w:val="nil"/>
+            <w:tcW w:w="10191" w:type="dxa"/>
+            <w:gridSpan w:val="5"/>
+            <w:tcBorders>
+              <w:left w:val="single" w:sz="4" w:space="0" w:color="auto"/>
               <w:bottom w:val="nil"/>
               <w:right w:val="single" w:sz="12" w:space="0" w:color="auto"/>
             </w:tcBorders>
@@ -5296,16 +4991,7 @@
                 <w:sz w:val="24"/>
                 <w:szCs w:val="22"/>
               </w:rPr>
-              <w:t>E</w:t>
-            </w:r>
-            <w:r>
-              <w:rPr>
-                <w:rFonts w:eastAsia="Arial" w:cs="Segoe UI"/>
-                <w:b/>
-                <w:sz w:val="24"/>
-                <w:szCs w:val="22"/>
-              </w:rPr>
-              <w:t>)</w:t>
+              <w:t>E)</w:t>
             </w:r>
             <w:r>
               <w:rPr>
@@ -5845,132 +5531,60 @@
                 <w:sz w:val="24"/>
                 <w:szCs w:val="22"/>
               </w:rPr>
-              <w:t>ő</w:t>
-            </w:r>
-            <w:r>
-              <w:rPr>
-                <w:rFonts w:eastAsia="Arial" w:cs="Segoe UI"/>
-                <w:sz w:val="24"/>
-                <w:szCs w:val="22"/>
-              </w:rPr>
-              <w:t xml:space="preserve"> </w:t>
-            </w:r>
-            <w:r>
-              <w:rPr>
-                <w:rFonts w:eastAsia="Arial" w:cs="Segoe UI"/>
-                <w:sz w:val="24"/>
-                <w:szCs w:val="22"/>
-              </w:rPr>
-              <w:t>hibákat:</w:t>
+              <w:t>ő hibákat:</w:t>
             </w:r>
           </w:p>
         </w:tc>
       </w:tr>
       <w:tr>
         <w:trPr>
+          <w:gridAfter w:val="1"/>
+          <w:wAfter w:w="15" w:type="dxa"/>
           <w:trHeight w:hRule="exact" w:val="624"/>
           <w:jc w:val="center"/>
         </w:trPr>
         <w:tc>
           <w:tcPr>
-            <w:tcW w:w="978" w:type="dxa"/>
-            <w:gridSpan w:val="2"/>
-            <w:tcBorders>
-              <w:left w:val="single" w:sz="12" w:space="0" w:color="auto"/>
-              <w:bottom w:val="nil"/>
-              <w:right w:val="nil"/>
-            </w:tcBorders>
-          </w:tcPr>
-          <w:p>
-            <w:pPr>
-              <w:spacing w:line="276" w:lineRule="auto"/>
-              <w:ind w:left="540" w:right="563"/>
-              <w:rPr>
-                <w:rFonts w:eastAsia="Arial" w:cs="Segoe UI"/>
-                <w:szCs w:val="22"/>
-              </w:rPr>
-            </w:pPr>
-          </w:p>
-        </w:tc>
-        <w:tc>
-          <w:tcPr>
-            <w:tcW w:w="9228" w:type="dxa"/>
+            <w:tcW w:w="10191" w:type="dxa"/>
             <w:gridSpan w:val="5"/>
             <w:tcBorders>
-              <w:left w:val="nil"/>
-              <w:bottom w:val="nil"/>
+              <w:left w:val="single" w:sz="4" w:space="0" w:color="auto"/>
               <w:right w:val="single" w:sz="12" w:space="0" w:color="auto"/>
             </w:tcBorders>
           </w:tcPr>
           <w:p>
             <w:pPr>
-              <w:spacing w:line="276" w:lineRule="auto"/>
-              <w:ind w:left="69" w:right="563"/>
-              <w:rPr>
-                <w:rFonts w:eastAsia="Arial" w:cs="Segoe UI"/>
-                <w:szCs w:val="22"/>
-              </w:rPr>
-            </w:pPr>
-            <w:r>
-              <w:rPr>
-                <w:rFonts w:eastAsia="Arial"/>
-                <w:sz w:val="24"/>
-              </w:rPr>
-              <w:t>{{</w:t>
-            </w:r>
-            <w:r>
-              <w:rPr>
-                <w:rFonts w:ascii="Cascadia Mono" w:hAnsi="Cascadia Mono"/>
-                <w:color w:val="000000"/>
+              <w:pStyle w:val="HTML-kntformzott"/>
+              <w:ind w:left="411" w:firstLine="127"/>
+              <w:rPr>
+                <w:rFonts w:eastAsia="Arial" w:cs="Segoe UI"/>
+                <w:szCs w:val="22"/>
+              </w:rPr>
+            </w:pPr>
+            <w:r>
+              <w:rPr>
+                <w:rFonts w:ascii="Cascadia Mono" w:eastAsia="Arial" w:hAnsi="Cascadia Mono"/>
                 <w:sz w:val="18"/>
                 <w:szCs w:val="18"/>
               </w:rPr>
-              <w:t>HIBAK_</w:t>
-            </w:r>
-            <w:r>
-              <w:rPr>
-                <w:rFonts w:ascii="Cascadia Mono" w:hAnsi="Cascadia Mono"/>
-                <w:color w:val="000000"/>
-                <w:sz w:val="18"/>
-                <w:szCs w:val="18"/>
-              </w:rPr>
-              <w:t>E}}</w:t>
+              <w:t>{{HIBAK_E}}</w:t>
             </w:r>
           </w:p>
         </w:tc>
       </w:tr>
       <w:tr>
         <w:trPr>
+          <w:gridAfter w:val="1"/>
+          <w:wAfter w:w="15" w:type="dxa"/>
           <w:trHeight w:hRule="exact" w:val="1134"/>
           <w:jc w:val="center"/>
         </w:trPr>
         <w:tc>
           <w:tcPr>
-            <w:tcW w:w="552" w:type="dxa"/>
-            <w:tcBorders>
-              <w:left w:val="single" w:sz="12" w:space="0" w:color="auto"/>
-              <w:bottom w:val="nil"/>
-              <w:right w:val="nil"/>
-            </w:tcBorders>
-            <w:vAlign w:val="center"/>
-          </w:tcPr>
-          <w:p>
-            <w:pPr>
-              <w:spacing w:line="276" w:lineRule="auto"/>
-              <w:ind w:left="540" w:right="563"/>
-              <w:rPr>
-                <w:rFonts w:eastAsia="Arial" w:cs="Segoe UI"/>
-                <w:szCs w:val="22"/>
-              </w:rPr>
-            </w:pPr>
-          </w:p>
-        </w:tc>
-        <w:tc>
-          <w:tcPr>
-            <w:tcW w:w="9654" w:type="dxa"/>
-            <w:gridSpan w:val="6"/>
-            <w:tcBorders>
-              <w:left w:val="nil"/>
+            <w:tcW w:w="10191" w:type="dxa"/>
+            <w:gridSpan w:val="5"/>
+            <w:tcBorders>
+              <w:left w:val="single" w:sz="4" w:space="0" w:color="auto"/>
               <w:bottom w:val="nil"/>
               <w:right w:val="single" w:sz="12" w:space="0" w:color="auto"/>
             </w:tcBorders>
@@ -6421,401 +6035,366 @@
                 <w:sz w:val="24"/>
                 <w:szCs w:val="24"/>
               </w:rPr>
+              <w:t xml:space="preserve">Z </w:t>
+            </w:r>
+            <w:r>
+              <w:rPr>
+                <w:rFonts w:eastAsia="Arial" w:cs="Segoe UI"/>
+                <w:b/>
+                <w:spacing w:val="-2"/>
+                <w:sz w:val="24"/>
+                <w:szCs w:val="24"/>
+              </w:rPr>
+              <w:t xml:space="preserve">/ </w:t>
+            </w:r>
+            <w:r>
+              <w:rPr>
+                <w:rFonts w:eastAsia="Arial" w:cs="Segoe UI"/>
+                <w:b/>
+                <w:spacing w:val="-1"/>
+                <w:sz w:val="24"/>
+                <w:szCs w:val="24"/>
+              </w:rPr>
+              <w:t>V</w:t>
+            </w:r>
+            <w:r>
+              <w:rPr>
+                <w:rFonts w:eastAsia="Arial" w:cs="Segoe UI"/>
+                <w:b/>
+                <w:spacing w:val="1"/>
+                <w:sz w:val="24"/>
+                <w:szCs w:val="24"/>
+              </w:rPr>
+              <w:t>M</w:t>
+            </w:r>
+            <w:r>
+              <w:rPr>
+                <w:rFonts w:eastAsia="Arial" w:cs="Segoe UI"/>
+                <w:b/>
+                <w:spacing w:val="-1"/>
+                <w:sz w:val="24"/>
+                <w:szCs w:val="24"/>
+              </w:rPr>
+              <w:t>BS</w:t>
+            </w:r>
+            <w:r>
+              <w:rPr>
+                <w:rFonts w:eastAsia="Arial" w:cs="Segoe UI"/>
+                <w:b/>
+                <w:sz w:val="24"/>
+                <w:szCs w:val="24"/>
+              </w:rPr>
               <w:t>Z</w:t>
             </w:r>
             <w:r>
               <w:rPr>
                 <w:rFonts w:eastAsia="Arial" w:cs="Segoe UI"/>
-                <w:b/>
                 <w:sz w:val="24"/>
                 <w:szCs w:val="24"/>
               </w:rPr>
+              <w:t>)</w:t>
+            </w:r>
+            <w:r>
+              <w:rPr>
+                <w:rFonts w:eastAsia="Arial" w:cs="Segoe UI"/>
+                <w:spacing w:val="2"/>
+                <w:sz w:val="24"/>
+                <w:szCs w:val="24"/>
+              </w:rPr>
               <w:t xml:space="preserve"> </w:t>
             </w:r>
             <w:r>
               <w:rPr>
                 <w:rFonts w:eastAsia="Arial" w:cs="Segoe UI"/>
-                <w:b/>
-                <w:spacing w:val="-2"/>
                 <w:sz w:val="24"/>
                 <w:szCs w:val="24"/>
               </w:rPr>
-              <w:t>/</w:t>
-            </w:r>
-            <w:r>
-              <w:rPr>
-                <w:rFonts w:eastAsia="Arial" w:cs="Segoe UI"/>
-                <w:b/>
-                <w:spacing w:val="-2"/>
+              <w:t>a</w:t>
+            </w:r>
+            <w:r>
+              <w:rPr>
+                <w:rFonts w:eastAsia="Arial" w:cs="Segoe UI"/>
+                <w:spacing w:val="-1"/>
                 <w:sz w:val="24"/>
                 <w:szCs w:val="24"/>
               </w:rPr>
+              <w:t>l</w:t>
+            </w:r>
+            <w:r>
+              <w:rPr>
+                <w:rFonts w:eastAsia="Arial" w:cs="Segoe UI"/>
+                <w:sz w:val="24"/>
+                <w:szCs w:val="24"/>
+              </w:rPr>
+              <w:t>a</w:t>
+            </w:r>
+            <w:r>
+              <w:rPr>
+                <w:rFonts w:eastAsia="Arial" w:cs="Segoe UI"/>
+                <w:spacing w:val="-1"/>
+                <w:sz w:val="24"/>
+                <w:szCs w:val="24"/>
+              </w:rPr>
+              <w:t>p</w:t>
+            </w:r>
+            <w:r>
+              <w:rPr>
+                <w:rFonts w:eastAsia="Arial" w:cs="Segoe UI"/>
+                <w:spacing w:val="1"/>
+                <w:sz w:val="24"/>
+                <w:szCs w:val="24"/>
+              </w:rPr>
+              <w:t>j</w:t>
+            </w:r>
+            <w:r>
+              <w:rPr>
+                <w:rFonts w:eastAsia="Arial" w:cs="Segoe UI"/>
+                <w:sz w:val="24"/>
+                <w:szCs w:val="24"/>
+              </w:rPr>
+              <w:t>á</w:t>
+            </w:r>
+            <w:r>
+              <w:rPr>
+                <w:rFonts w:eastAsia="Arial" w:cs="Segoe UI"/>
+                <w:spacing w:val="-3"/>
+                <w:sz w:val="24"/>
+                <w:szCs w:val="24"/>
+              </w:rPr>
+              <w:t>n</w:t>
+            </w:r>
+            <w:r>
+              <w:rPr>
+                <w:rFonts w:eastAsia="Arial" w:cs="Segoe UI"/>
+                <w:sz w:val="24"/>
+                <w:szCs w:val="24"/>
+              </w:rPr>
+              <w:t xml:space="preserve">. </w:t>
+            </w:r>
+            <w:r>
+              <w:rPr>
+                <w:rFonts w:eastAsia="Arial" w:cs="Segoe UI"/>
+                <w:spacing w:val="-1"/>
+                <w:sz w:val="24"/>
+                <w:szCs w:val="24"/>
+              </w:rPr>
+              <w:t>E</w:t>
+            </w:r>
+            <w:r>
+              <w:rPr>
+                <w:rFonts w:eastAsia="Arial" w:cs="Segoe UI"/>
+                <w:spacing w:val="1"/>
+                <w:sz w:val="24"/>
+                <w:szCs w:val="24"/>
+              </w:rPr>
+              <w:t>tt</w:t>
+            </w:r>
+            <w:r>
+              <w:rPr>
+                <w:rFonts w:eastAsia="Arial" w:cs="Segoe UI"/>
+                <w:sz w:val="24"/>
+                <w:szCs w:val="24"/>
+              </w:rPr>
+              <w:t>ől e</w:t>
+            </w:r>
+            <w:r>
+              <w:rPr>
+                <w:rFonts w:eastAsia="Arial" w:cs="Segoe UI"/>
+                <w:spacing w:val="-1"/>
+                <w:sz w:val="24"/>
+                <w:szCs w:val="24"/>
+              </w:rPr>
+              <w:t>l</w:t>
+            </w:r>
+            <w:r>
+              <w:rPr>
+                <w:rFonts w:eastAsia="Arial" w:cs="Segoe UI"/>
+                <w:spacing w:val="1"/>
+                <w:sz w:val="24"/>
+                <w:szCs w:val="24"/>
+              </w:rPr>
+              <w:t>t</w:t>
+            </w:r>
+            <w:r>
+              <w:rPr>
+                <w:rFonts w:eastAsia="Arial" w:cs="Segoe UI"/>
+                <w:spacing w:val="-3"/>
+                <w:sz w:val="24"/>
+                <w:szCs w:val="24"/>
+              </w:rPr>
+              <w:t>é</w:t>
+            </w:r>
+            <w:r>
+              <w:rPr>
+                <w:rFonts w:eastAsia="Arial" w:cs="Segoe UI"/>
+                <w:spacing w:val="1"/>
+                <w:sz w:val="24"/>
+                <w:szCs w:val="24"/>
+              </w:rPr>
+              <w:t>r</w:t>
+            </w:r>
+            <w:r>
+              <w:rPr>
+                <w:rFonts w:eastAsia="Arial" w:cs="Segoe UI"/>
+                <w:sz w:val="24"/>
+                <w:szCs w:val="24"/>
+              </w:rPr>
+              <w:t>ő</w:t>
+            </w:r>
+            <w:r>
+              <w:rPr>
+                <w:rFonts w:eastAsia="Arial" w:cs="Segoe UI"/>
+                <w:spacing w:val="-1"/>
+                <w:sz w:val="24"/>
+                <w:szCs w:val="24"/>
+              </w:rPr>
               <w:t xml:space="preserve"> </w:t>
             </w:r>
             <w:r>
               <w:rPr>
                 <w:rFonts w:eastAsia="Arial" w:cs="Segoe UI"/>
-                <w:b/>
+                <w:spacing w:val="1"/>
+                <w:sz w:val="24"/>
+                <w:szCs w:val="24"/>
+              </w:rPr>
+              <w:t>j</w:t>
+            </w:r>
+            <w:r>
+              <w:rPr>
+                <w:rFonts w:eastAsia="Arial" w:cs="Segoe UI"/>
+                <w:sz w:val="24"/>
+                <w:szCs w:val="24"/>
+              </w:rPr>
+              <w:t>a</w:t>
+            </w:r>
+            <w:r>
+              <w:rPr>
+                <w:rFonts w:eastAsia="Arial" w:cs="Segoe UI"/>
+                <w:spacing w:val="-3"/>
+                <w:sz w:val="24"/>
+                <w:szCs w:val="24"/>
+              </w:rPr>
+              <w:t>v</w:t>
+            </w:r>
+            <w:r>
+              <w:rPr>
+                <w:rFonts w:eastAsia="Arial" w:cs="Segoe UI"/>
+                <w:spacing w:val="-4"/>
+                <w:sz w:val="24"/>
+                <w:szCs w:val="24"/>
+              </w:rPr>
+              <w:t>í</w:t>
+            </w:r>
+            <w:r>
+              <w:rPr>
+                <w:rFonts w:eastAsia="Arial" w:cs="Segoe UI"/>
+                <w:spacing w:val="1"/>
+                <w:sz w:val="24"/>
+                <w:szCs w:val="24"/>
+              </w:rPr>
+              <w:t>t</w:t>
+            </w:r>
+            <w:r>
+              <w:rPr>
+                <w:rFonts w:eastAsia="Arial" w:cs="Segoe UI"/>
+                <w:sz w:val="24"/>
+                <w:szCs w:val="24"/>
+              </w:rPr>
+              <w:t>ási üte</w:t>
+            </w:r>
+            <w:r>
+              <w:rPr>
+                <w:rFonts w:eastAsia="Arial" w:cs="Segoe UI"/>
                 <w:spacing w:val="-1"/>
                 <w:sz w:val="24"/>
                 <w:szCs w:val="24"/>
               </w:rPr>
-              <w:t>V</w:t>
-            </w:r>
-            <w:r>
-              <w:rPr>
-                <w:rFonts w:eastAsia="Arial" w:cs="Segoe UI"/>
-                <w:b/>
+              <w:t>m</w:t>
+            </w:r>
+            <w:r>
+              <w:rPr>
+                <w:rFonts w:eastAsia="Arial" w:cs="Segoe UI"/>
+                <w:sz w:val="24"/>
+                <w:szCs w:val="24"/>
+              </w:rPr>
+              <w:t>e</w:t>
+            </w:r>
+            <w:r>
+              <w:rPr>
+                <w:rFonts w:eastAsia="Arial" w:cs="Segoe UI"/>
+                <w:spacing w:val="-3"/>
+                <w:sz w:val="24"/>
+                <w:szCs w:val="24"/>
+              </w:rPr>
+              <w:t>z</w:t>
+            </w:r>
+            <w:r>
+              <w:rPr>
+                <w:rFonts w:eastAsia="Arial" w:cs="Segoe UI"/>
+                <w:sz w:val="24"/>
+                <w:szCs w:val="24"/>
+              </w:rPr>
+              <w:t>és az</w:t>
+            </w:r>
+            <w:r>
+              <w:rPr>
+                <w:rFonts w:eastAsia="Arial" w:cs="Segoe UI"/>
+                <w:spacing w:val="-1"/>
+                <w:sz w:val="24"/>
+                <w:szCs w:val="24"/>
+              </w:rPr>
+              <w:t xml:space="preserve"> </w:t>
+            </w:r>
+            <w:r>
+              <w:rPr>
+                <w:rFonts w:eastAsia="Arial" w:cs="Segoe UI"/>
+                <w:sz w:val="24"/>
+                <w:szCs w:val="24"/>
+              </w:rPr>
+              <w:t>ü</w:t>
+            </w:r>
+            <w:r>
+              <w:rPr>
+                <w:rFonts w:eastAsia="Arial" w:cs="Segoe UI"/>
+                <w:spacing w:val="-3"/>
+                <w:sz w:val="24"/>
+                <w:szCs w:val="24"/>
+              </w:rPr>
+              <w:t>z</w:t>
+            </w:r>
+            <w:r>
+              <w:rPr>
+                <w:rFonts w:eastAsia="Arial" w:cs="Segoe UI"/>
+                <w:sz w:val="24"/>
+                <w:szCs w:val="24"/>
+              </w:rPr>
+              <w:t>eme</w:t>
+            </w:r>
+            <w:r>
+              <w:rPr>
+                <w:rFonts w:eastAsia="Arial" w:cs="Segoe UI"/>
+                <w:spacing w:val="-1"/>
+                <w:sz w:val="24"/>
+                <w:szCs w:val="24"/>
+              </w:rPr>
+              <w:t>l</w:t>
+            </w:r>
+            <w:r>
+              <w:rPr>
+                <w:rFonts w:eastAsia="Arial" w:cs="Segoe UI"/>
                 <w:spacing w:val="1"/>
                 <w:sz w:val="24"/>
                 <w:szCs w:val="24"/>
               </w:rPr>
-              <w:t>M</w:t>
-            </w:r>
-            <w:r>
-              <w:rPr>
-                <w:rFonts w:eastAsia="Arial" w:cs="Segoe UI"/>
-                <w:b/>
-                <w:spacing w:val="-1"/>
+              <w:t>t</w:t>
+            </w:r>
+            <w:r>
+              <w:rPr>
+                <w:rFonts w:eastAsia="Arial" w:cs="Segoe UI"/>
                 <w:sz w:val="24"/>
                 <w:szCs w:val="24"/>
               </w:rPr>
-              <w:t>BS</w:t>
-            </w:r>
-            <w:r>
-              <w:rPr>
-                <w:rFonts w:eastAsia="Arial" w:cs="Segoe UI"/>
-                <w:b/>
-                <w:sz w:val="24"/>
-                <w:szCs w:val="24"/>
-              </w:rPr>
-              <w:t>Z</w:t>
-            </w:r>
-            <w:r>
-              <w:rPr>
-                <w:rFonts w:eastAsia="Arial" w:cs="Segoe UI"/>
-                <w:sz w:val="24"/>
-                <w:szCs w:val="24"/>
-              </w:rPr>
-              <w:t>)</w:t>
-            </w:r>
-            <w:r>
-              <w:rPr>
-                <w:rFonts w:eastAsia="Arial" w:cs="Segoe UI"/>
-                <w:spacing w:val="2"/>
-                <w:sz w:val="24"/>
-                <w:szCs w:val="24"/>
-              </w:rPr>
-              <w:t xml:space="preserve"> </w:t>
-            </w:r>
-            <w:r>
-              <w:rPr>
-                <w:rFonts w:eastAsia="Arial" w:cs="Segoe UI"/>
-                <w:sz w:val="24"/>
-                <w:szCs w:val="24"/>
-              </w:rPr>
-              <w:t>a</w:t>
-            </w:r>
-            <w:r>
-              <w:rPr>
-                <w:rFonts w:eastAsia="Arial" w:cs="Segoe UI"/>
-                <w:spacing w:val="-1"/>
-                <w:sz w:val="24"/>
-                <w:szCs w:val="24"/>
-              </w:rPr>
-              <w:t>l</w:t>
-            </w:r>
-            <w:r>
-              <w:rPr>
-                <w:rFonts w:eastAsia="Arial" w:cs="Segoe UI"/>
-                <w:sz w:val="24"/>
-                <w:szCs w:val="24"/>
-              </w:rPr>
-              <w:t>a</w:t>
-            </w:r>
-            <w:r>
-              <w:rPr>
-                <w:rFonts w:eastAsia="Arial" w:cs="Segoe UI"/>
-                <w:spacing w:val="-1"/>
-                <w:sz w:val="24"/>
-                <w:szCs w:val="24"/>
-              </w:rPr>
-              <w:t>p</w:t>
-            </w:r>
-            <w:r>
-              <w:rPr>
-                <w:rFonts w:eastAsia="Arial" w:cs="Segoe UI"/>
-                <w:spacing w:val="1"/>
-                <w:sz w:val="24"/>
-                <w:szCs w:val="24"/>
-              </w:rPr>
-              <w:t>j</w:t>
-            </w:r>
-            <w:r>
-              <w:rPr>
-                <w:rFonts w:eastAsia="Arial" w:cs="Segoe UI"/>
-                <w:sz w:val="24"/>
-                <w:szCs w:val="24"/>
-              </w:rPr>
-              <w:t>á</w:t>
-            </w:r>
-            <w:r>
-              <w:rPr>
-                <w:rFonts w:eastAsia="Arial" w:cs="Segoe UI"/>
-                <w:spacing w:val="-3"/>
-                <w:sz w:val="24"/>
-                <w:szCs w:val="24"/>
-              </w:rPr>
-              <w:t>n</w:t>
-            </w:r>
-            <w:r>
-              <w:rPr>
-                <w:rFonts w:eastAsia="Arial" w:cs="Segoe UI"/>
-                <w:sz w:val="24"/>
-                <w:szCs w:val="24"/>
-              </w:rPr>
-              <w:t>.</w:t>
-            </w:r>
-            <w:r>
-              <w:rPr>
-                <w:rFonts w:eastAsia="Arial" w:cs="Segoe UI"/>
-                <w:sz w:val="24"/>
-                <w:szCs w:val="24"/>
-              </w:rPr>
-              <w:t xml:space="preserve"> </w:t>
-            </w:r>
-            <w:r>
-              <w:rPr>
-                <w:rFonts w:eastAsia="Arial" w:cs="Segoe UI"/>
-                <w:spacing w:val="-1"/>
-                <w:sz w:val="24"/>
-                <w:szCs w:val="24"/>
-              </w:rPr>
-              <w:t>E</w:t>
-            </w:r>
-            <w:r>
-              <w:rPr>
-                <w:rFonts w:eastAsia="Arial" w:cs="Segoe UI"/>
-                <w:spacing w:val="1"/>
-                <w:sz w:val="24"/>
-                <w:szCs w:val="24"/>
-              </w:rPr>
-              <w:t>tt</w:t>
-            </w:r>
-            <w:r>
-              <w:rPr>
-                <w:rFonts w:eastAsia="Arial" w:cs="Segoe UI"/>
-                <w:sz w:val="24"/>
-                <w:szCs w:val="24"/>
-              </w:rPr>
-              <w:t>ől e</w:t>
-            </w:r>
-            <w:r>
-              <w:rPr>
-                <w:rFonts w:eastAsia="Arial" w:cs="Segoe UI"/>
-                <w:spacing w:val="-1"/>
-                <w:sz w:val="24"/>
-                <w:szCs w:val="24"/>
-              </w:rPr>
-              <w:t>l</w:t>
-            </w:r>
-            <w:r>
-              <w:rPr>
-                <w:rFonts w:eastAsia="Arial" w:cs="Segoe UI"/>
-                <w:spacing w:val="1"/>
-                <w:sz w:val="24"/>
-                <w:szCs w:val="24"/>
-              </w:rPr>
-              <w:t>t</w:t>
-            </w:r>
-            <w:r>
-              <w:rPr>
-                <w:rFonts w:eastAsia="Arial" w:cs="Segoe UI"/>
-                <w:spacing w:val="-3"/>
-                <w:sz w:val="24"/>
-                <w:szCs w:val="24"/>
-              </w:rPr>
-              <w:t>é</w:t>
-            </w:r>
-            <w:r>
-              <w:rPr>
-                <w:rFonts w:eastAsia="Arial" w:cs="Segoe UI"/>
-                <w:spacing w:val="1"/>
-                <w:sz w:val="24"/>
-                <w:szCs w:val="24"/>
-              </w:rPr>
-              <w:t>r</w:t>
-            </w:r>
-            <w:r>
-              <w:rPr>
-                <w:rFonts w:eastAsia="Arial" w:cs="Segoe UI"/>
-                <w:sz w:val="24"/>
-                <w:szCs w:val="24"/>
-              </w:rPr>
-              <w:t>ő</w:t>
-            </w:r>
-            <w:r>
-              <w:rPr>
-                <w:rFonts w:eastAsia="Arial" w:cs="Segoe UI"/>
-                <w:spacing w:val="-1"/>
-                <w:sz w:val="24"/>
-                <w:szCs w:val="24"/>
-              </w:rPr>
-              <w:t xml:space="preserve"> </w:t>
-            </w:r>
-            <w:r>
-              <w:rPr>
-                <w:rFonts w:eastAsia="Arial" w:cs="Segoe UI"/>
-                <w:spacing w:val="1"/>
-                <w:sz w:val="24"/>
-                <w:szCs w:val="24"/>
-              </w:rPr>
-              <w:t>j</w:t>
-            </w:r>
-            <w:r>
-              <w:rPr>
-                <w:rFonts w:eastAsia="Arial" w:cs="Segoe UI"/>
-                <w:sz w:val="24"/>
-                <w:szCs w:val="24"/>
-              </w:rPr>
-              <w:t>a</w:t>
-            </w:r>
-            <w:r>
-              <w:rPr>
-                <w:rFonts w:eastAsia="Arial" w:cs="Segoe UI"/>
-                <w:spacing w:val="-3"/>
-                <w:sz w:val="24"/>
-                <w:szCs w:val="24"/>
-              </w:rPr>
-              <w:t>v</w:t>
-            </w:r>
-            <w:r>
-              <w:rPr>
-                <w:rFonts w:eastAsia="Arial" w:cs="Segoe UI"/>
-                <w:spacing w:val="-4"/>
-                <w:sz w:val="24"/>
-                <w:szCs w:val="24"/>
-              </w:rPr>
-              <w:t>í</w:t>
-            </w:r>
-            <w:r>
-              <w:rPr>
-                <w:rFonts w:eastAsia="Arial" w:cs="Segoe UI"/>
-                <w:spacing w:val="1"/>
-                <w:sz w:val="24"/>
-                <w:szCs w:val="24"/>
-              </w:rPr>
-              <w:t>t</w:t>
-            </w:r>
-            <w:r>
-              <w:rPr>
-                <w:rFonts w:eastAsia="Arial" w:cs="Segoe UI"/>
-                <w:sz w:val="24"/>
-                <w:szCs w:val="24"/>
-              </w:rPr>
-              <w:t>ási üte</w:t>
-            </w:r>
-            <w:r>
-              <w:rPr>
-                <w:rFonts w:eastAsia="Arial" w:cs="Segoe UI"/>
-                <w:spacing w:val="-1"/>
-                <w:sz w:val="24"/>
-                <w:szCs w:val="24"/>
-              </w:rPr>
-              <w:t>m</w:t>
-            </w:r>
-            <w:r>
-              <w:rPr>
-                <w:rFonts w:eastAsia="Arial" w:cs="Segoe UI"/>
-                <w:sz w:val="24"/>
-                <w:szCs w:val="24"/>
-              </w:rPr>
-              <w:t>e</w:t>
-            </w:r>
-            <w:r>
-              <w:rPr>
-                <w:rFonts w:eastAsia="Arial" w:cs="Segoe UI"/>
-                <w:spacing w:val="-3"/>
-                <w:sz w:val="24"/>
-                <w:szCs w:val="24"/>
-              </w:rPr>
-              <w:t>z</w:t>
-            </w:r>
-            <w:r>
-              <w:rPr>
-                <w:rFonts w:eastAsia="Arial" w:cs="Segoe UI"/>
-                <w:sz w:val="24"/>
-                <w:szCs w:val="24"/>
-              </w:rPr>
-              <w:t>és az</w:t>
-            </w:r>
-            <w:r>
-              <w:rPr>
-                <w:rFonts w:eastAsia="Arial" w:cs="Segoe UI"/>
-                <w:spacing w:val="-1"/>
-                <w:sz w:val="24"/>
-                <w:szCs w:val="24"/>
-              </w:rPr>
-              <w:t xml:space="preserve"> </w:t>
-            </w:r>
-            <w:r>
-              <w:rPr>
-                <w:rFonts w:eastAsia="Arial" w:cs="Segoe UI"/>
-                <w:sz w:val="24"/>
-                <w:szCs w:val="24"/>
-              </w:rPr>
-              <w:t>ü</w:t>
-            </w:r>
-            <w:r>
-              <w:rPr>
-                <w:rFonts w:eastAsia="Arial" w:cs="Segoe UI"/>
-                <w:spacing w:val="-3"/>
-                <w:sz w:val="24"/>
-                <w:szCs w:val="24"/>
-              </w:rPr>
-              <w:t>z</w:t>
-            </w:r>
-            <w:r>
-              <w:rPr>
-                <w:rFonts w:eastAsia="Arial" w:cs="Segoe UI"/>
-                <w:sz w:val="24"/>
-                <w:szCs w:val="24"/>
-              </w:rPr>
-              <w:t>eme</w:t>
-            </w:r>
-            <w:r>
-              <w:rPr>
-                <w:rFonts w:eastAsia="Arial" w:cs="Segoe UI"/>
-                <w:spacing w:val="-1"/>
-                <w:sz w:val="24"/>
-                <w:szCs w:val="24"/>
-              </w:rPr>
-              <w:t>l</w:t>
-            </w:r>
-            <w:r>
-              <w:rPr>
-                <w:rFonts w:eastAsia="Arial" w:cs="Segoe UI"/>
-                <w:spacing w:val="1"/>
-                <w:sz w:val="24"/>
-                <w:szCs w:val="24"/>
-              </w:rPr>
-              <w:t>t</w:t>
-            </w:r>
-            <w:r>
-              <w:rPr>
-                <w:rFonts w:eastAsia="Arial" w:cs="Segoe UI"/>
-                <w:sz w:val="24"/>
-                <w:szCs w:val="24"/>
-              </w:rPr>
-              <w:t>et</w:t>
-            </w:r>
-            <w:r>
-              <w:rPr>
-                <w:rFonts w:eastAsia="Arial" w:cs="Segoe UI"/>
-                <w:sz w:val="24"/>
-                <w:szCs w:val="24"/>
-              </w:rPr>
-              <w:t>ési</w:t>
+              <w:t>etési</w:t>
             </w:r>
             <w:r>
               <w:rPr>
@@ -7082,36 +6661,17 @@
       </w:tr>
       <w:tr>
         <w:trPr>
+          <w:gridAfter w:val="1"/>
+          <w:wAfter w:w="15" w:type="dxa"/>
           <w:trHeight w:hRule="exact" w:val="680"/>
           <w:jc w:val="center"/>
         </w:trPr>
         <w:tc>
           <w:tcPr>
-            <w:tcW w:w="552" w:type="dxa"/>
-            <w:tcBorders>
-              <w:left w:val="single" w:sz="12" w:space="0" w:color="auto"/>
-              <w:bottom w:val="nil"/>
-              <w:right w:val="nil"/>
-            </w:tcBorders>
-            <w:vAlign w:val="center"/>
-          </w:tcPr>
-          <w:p>
-            <w:pPr>
-              <w:spacing w:line="276" w:lineRule="auto"/>
-              <w:ind w:left="540" w:right="563"/>
-              <w:rPr>
-                <w:rFonts w:eastAsia="Arial" w:cs="Segoe UI"/>
-                <w:szCs w:val="22"/>
-              </w:rPr>
-            </w:pPr>
-          </w:p>
-        </w:tc>
-        <w:tc>
-          <w:tcPr>
-            <w:tcW w:w="9654" w:type="dxa"/>
-            <w:gridSpan w:val="6"/>
-            <w:tcBorders>
-              <w:left w:val="nil"/>
+            <w:tcW w:w="10191" w:type="dxa"/>
+            <w:gridSpan w:val="5"/>
+            <w:tcBorders>
+              <w:left w:val="single" w:sz="4" w:space="0" w:color="auto"/>
               <w:bottom w:val="nil"/>
               <w:right w:val="single" w:sz="12" w:space="0" w:color="auto"/>
             </w:tcBorders>
@@ -7135,61 +6695,24 @@
                 <w:sz w:val="24"/>
                 <w:szCs w:val="24"/>
               </w:rPr>
-              <w:t xml:space="preserve">A </w:t>
-            </w:r>
-            <w:r>
-              <w:rPr>
-                <w:rFonts w:eastAsia="Arial" w:cs="Segoe UI"/>
-                <w:b/>
-                <w:sz w:val="24"/>
-                <w:szCs w:val="24"/>
-              </w:rPr>
-              <w:t>vizsg</w:t>
-            </w:r>
-            <w:r>
-              <w:rPr>
-                <w:rFonts w:eastAsia="Arial" w:cs="Segoe UI"/>
-                <w:b/>
-                <w:sz w:val="24"/>
-                <w:szCs w:val="24"/>
-              </w:rPr>
-              <w:t>álat eredményeként a minősítés:</w:t>
+              <w:t>A vizsgálat eredményeként a minősítés:</w:t>
             </w:r>
           </w:p>
         </w:tc>
       </w:tr>
       <w:tr>
         <w:trPr>
+          <w:gridAfter w:val="1"/>
+          <w:wAfter w:w="15" w:type="dxa"/>
           <w:trHeight w:hRule="exact" w:val="454"/>
           <w:jc w:val="center"/>
         </w:trPr>
         <w:tc>
           <w:tcPr>
-            <w:tcW w:w="552" w:type="dxa"/>
-            <w:tcBorders>
-              <w:left w:val="single" w:sz="12" w:space="0" w:color="auto"/>
-              <w:bottom w:val="nil"/>
-              <w:right w:val="nil"/>
-            </w:tcBorders>
-            <w:vAlign w:val="center"/>
-          </w:tcPr>
-          <w:p>
-            <w:pPr>
-              <w:spacing w:line="276" w:lineRule="auto"/>
-              <w:ind w:left="540" w:right="563"/>
-              <w:rPr>
-                <w:rFonts w:eastAsia="Arial" w:cs="Segoe UI"/>
-                <w:szCs w:val="22"/>
-              </w:rPr>
-            </w:pPr>
-          </w:p>
-        </w:tc>
-        <w:tc>
-          <w:tcPr>
             <w:tcW w:w="4827" w:type="dxa"/>
             <w:gridSpan w:val="3"/>
             <w:tcBorders>
-              <w:left w:val="nil"/>
+              <w:left w:val="single" w:sz="4" w:space="0" w:color="auto"/>
               <w:bottom w:val="nil"/>
             </w:tcBorders>
             <w:vAlign w:val="center"/>
@@ -7250,12 +6773,21 @@
               </w:rPr>
               <w:t>MEGFELEL</w:t>
             </w:r>
-          </w:p>
-        </w:tc>
-        <w:tc>
-          <w:tcPr>
-            <w:tcW w:w="4827" w:type="dxa"/>
-            <w:gridSpan w:val="3"/>
+            <w:r>
+              <w:rPr>
+                <w:rFonts w:cstheme="minorHAnsi"/>
+                <w:b/>
+                <w:sz w:val="24"/>
+                <w:szCs w:val="16"/>
+              </w:rPr>
+              <w:t>T</w:t>
+            </w:r>
+          </w:p>
+        </w:tc>
+        <w:tc>
+          <w:tcPr>
+            <w:tcW w:w="5364" w:type="dxa"/>
+            <w:gridSpan w:val="2"/>
             <w:tcBorders>
               <w:bottom w:val="nil"/>
               <w:right w:val="single" w:sz="12" w:space="0" w:color="auto"/>
@@ -7316,42 +6848,42 @@
                 <w:sz w:val="24"/>
                 <w:szCs w:val="16"/>
               </w:rPr>
-              <w:t>NEM FELEL MEG</w:t>
+              <w:t>NEM FELEL</w:t>
+            </w:r>
+            <w:r>
+              <w:rPr>
+                <w:rFonts w:cstheme="minorHAnsi"/>
+                <w:b/>
+                <w:sz w:val="24"/>
+                <w:szCs w:val="16"/>
+              </w:rPr>
+              <w:t>T</w:t>
+            </w:r>
+            <w:r>
+              <w:rPr>
+                <w:rFonts w:cstheme="minorHAnsi"/>
+                <w:b/>
+                <w:sz w:val="24"/>
+                <w:szCs w:val="16"/>
+              </w:rPr>
+              <w:t xml:space="preserve"> MEG</w:t>
             </w:r>
           </w:p>
         </w:tc>
       </w:tr>
       <w:tr>
         <w:trPr>
+          <w:gridAfter w:val="1"/>
+          <w:wAfter w:w="15" w:type="dxa"/>
           <w:trHeight w:hRule="exact" w:val="454"/>
           <w:jc w:val="center"/>
         </w:trPr>
         <w:tc>
           <w:tcPr>
-            <w:tcW w:w="552" w:type="dxa"/>
-            <w:tcBorders>
-              <w:left w:val="single" w:sz="12" w:space="0" w:color="auto"/>
-              <w:right w:val="nil"/>
-            </w:tcBorders>
-            <w:vAlign w:val="center"/>
-          </w:tcPr>
-          <w:p>
-            <w:pPr>
-              <w:spacing w:line="276" w:lineRule="auto"/>
-              <w:ind w:left="540" w:right="563"/>
-              <w:rPr>
-                <w:rFonts w:eastAsia="Arial" w:cs="Segoe UI"/>
-                <w:szCs w:val="22"/>
-              </w:rPr>
-            </w:pPr>
-          </w:p>
-        </w:tc>
-        <w:tc>
-          <w:tcPr>
             <w:tcW w:w="4827" w:type="dxa"/>
             <w:gridSpan w:val="3"/>
             <w:tcBorders>
-              <w:left w:val="nil"/>
+              <w:left w:val="single" w:sz="4" w:space="0" w:color="auto"/>
               <w:bottom w:val="single" w:sz="4" w:space="0" w:color="auto"/>
             </w:tcBorders>
             <w:vAlign w:val="center"/>
@@ -7370,8 +6902,8 @@
         </w:tc>
         <w:tc>
           <w:tcPr>
-            <w:tcW w:w="4827" w:type="dxa"/>
-            <w:gridSpan w:val="3"/>
+            <w:tcW w:w="5364" w:type="dxa"/>
+            <w:gridSpan w:val="2"/>
             <w:tcBorders>
               <w:bottom w:val="single" w:sz="4" w:space="0" w:color="auto"/>
               <w:right w:val="single" w:sz="12" w:space="0" w:color="auto"/>
@@ -7393,34 +6925,15 @@
       </w:tr>
       <w:tr>
         <w:trPr>
-          <w:trHeight w:hRule="exact" w:val="1209"/>
+          <w:gridAfter w:val="1"/>
+          <w:wAfter w:w="15" w:type="dxa"/>
+          <w:trHeight w:hRule="exact" w:val="812"/>
           <w:jc w:val="center"/>
         </w:trPr>
         <w:tc>
           <w:tcPr>
-            <w:tcW w:w="552" w:type="dxa"/>
-            <w:vMerge w:val="restart"/>
-            <w:tcBorders>
-              <w:left w:val="single" w:sz="12" w:space="0" w:color="auto"/>
-              <w:right w:val="single" w:sz="4" w:space="0" w:color="auto"/>
-            </w:tcBorders>
-            <w:vAlign w:val="center"/>
-          </w:tcPr>
-          <w:p>
-            <w:pPr>
-              <w:spacing w:line="276" w:lineRule="auto"/>
-              <w:ind w:left="540" w:right="563"/>
-              <w:rPr>
-                <w:rFonts w:eastAsia="Arial" w:cs="Segoe UI"/>
-                <w:szCs w:val="22"/>
-              </w:rPr>
-            </w:pPr>
-          </w:p>
-        </w:tc>
-        <w:tc>
-          <w:tcPr>
-            <w:tcW w:w="9654" w:type="dxa"/>
-            <w:gridSpan w:val="6"/>
+            <w:tcW w:w="10191" w:type="dxa"/>
+            <w:gridSpan w:val="5"/>
             <w:tcBorders>
               <w:top w:val="single" w:sz="4" w:space="0" w:color="auto"/>
               <w:left w:val="single" w:sz="4" w:space="0" w:color="auto"/>
@@ -7433,92 +6946,60 @@
             <w:pPr>
               <w:ind w:left="83" w:right="566"/>
               <w:rPr>
+                <w:rFonts w:eastAsia="Arial"/>
+                <w:i/>
+                <w:sz w:val="24"/>
+                <w:szCs w:val="32"/>
+              </w:rPr>
+            </w:pPr>
+            <w:r>
+              <w:rPr>
                 <w:rFonts w:eastAsia="Arial" w:cs="Segoe UI"/>
                 <w:i/>
                 <w:spacing w:val="-3"/>
                 <w:sz w:val="24"/>
                 <w:szCs w:val="22"/>
               </w:rPr>
-            </w:pPr>
-            <w:r>
-              <w:rPr>
-                <w:rFonts w:eastAsia="Arial" w:cs="Segoe UI"/>
+              <w:t xml:space="preserve">Jelen minősítést a felülvizsgálati dokumentáció további fejezetei és mellékletei alapozzák meg és a </w:t>
+            </w:r>
+            <w:r>
+              <w:rPr>
+                <w:rFonts w:eastAsia="Arial" w:cs="Segoe UI"/>
+                <w:b/>
                 <w:i/>
                 <w:spacing w:val="-3"/>
                 <w:sz w:val="24"/>
                 <w:szCs w:val="22"/>
               </w:rPr>
-              <w:t xml:space="preserve">Jelen minősítést a felülvizsgálati dokumentáció további fejezetei és mellékletei alapozzák meg és a </w:t>
-            </w:r>
-            <w:r>
-              <w:rPr>
-                <w:rFonts w:eastAsia="Arial" w:cs="Segoe UI"/>
-                <w:b/>
+              <w:t>Minősítő Irat</w:t>
+            </w:r>
+            <w:r>
+              <w:rPr>
+                <w:rFonts w:eastAsia="Arial" w:cs="Segoe UI"/>
                 <w:i/>
                 <w:spacing w:val="-3"/>
                 <w:sz w:val="24"/>
                 <w:szCs w:val="22"/>
               </w:rPr>
-              <w:t>Minősítő Irat</w:t>
-            </w:r>
-            <w:r>
-              <w:rPr>
-                <w:rFonts w:eastAsia="Arial" w:cs="Segoe UI"/>
-                <w:i/>
-                <w:spacing w:val="-3"/>
-                <w:sz w:val="24"/>
-                <w:szCs w:val="22"/>
-              </w:rPr>
               <w:t xml:space="preserve"> azokkal együtt érvényes!</w:t>
             </w:r>
-          </w:p>
-          <w:p>
-            <w:pPr>
-              <w:ind w:left="83" w:right="566"/>
-              <w:rPr>
-                <w:rFonts w:eastAsia="Arial"/>
-                <w:i/>
-                <w:sz w:val="24"/>
-                <w:szCs w:val="32"/>
-              </w:rPr>
-            </w:pPr>
           </w:p>
         </w:tc>
       </w:tr>
       <w:tr>
         <w:trPr>
+          <w:gridAfter w:val="1"/>
+          <w:wAfter w:w="15" w:type="dxa"/>
           <w:trHeight w:hRule="exact" w:val="540"/>
           <w:jc w:val="center"/>
         </w:trPr>
         <w:tc>
           <w:tcPr>
-            <w:tcW w:w="552" w:type="dxa"/>
-            <w:vMerge/>
-            <w:tcBorders>
-              <w:left w:val="single" w:sz="12" w:space="0" w:color="auto"/>
-              <w:right w:val="single" w:sz="4" w:space="0" w:color="auto"/>
-            </w:tcBorders>
-            <w:vAlign w:val="center"/>
-          </w:tcPr>
-          <w:p>
-            <w:pPr>
-              <w:spacing w:line="276" w:lineRule="auto"/>
-              <w:ind w:left="540" w:right="563"/>
-              <w:rPr>
-                <w:rFonts w:eastAsia="Arial" w:cs="Segoe UI"/>
-                <w:szCs w:val="22"/>
-              </w:rPr>
-            </w:pPr>
-          </w:p>
-        </w:tc>
-        <w:tc>
-          <w:tcPr>
             <w:tcW w:w="3261" w:type="dxa"/>
-            <w:gridSpan w:val="2"/>
+            <w:vMerge w:val="restart"/>
             <w:tcBorders>
               <w:top w:val="single" w:sz="4" w:space="0" w:color="auto"/>
               <w:left w:val="single" w:sz="4" w:space="0" w:color="auto"/>
-              <w:bottom w:val="single" w:sz="4" w:space="0" w:color="auto"/>
               <w:right w:val="single" w:sz="4" w:space="0" w:color="auto"/>
             </w:tcBorders>
             <w:vAlign w:val="center"/>
@@ -7530,8 +7011,7 @@
                 <w:rFonts w:eastAsia="Arial" w:cs="Segoe UI"/>
                 <w:i/>
                 <w:spacing w:val="-3"/>
-                <w:sz w:val="24"/>
-                <w:szCs w:val="22"/>
+                <w:sz w:val="20"/>
               </w:rPr>
             </w:pPr>
             <w:r>
@@ -7539,52 +7019,38 @@
                 <w:rFonts w:eastAsia="Arial" w:cs="Segoe UI"/>
                 <w:i/>
                 <w:spacing w:val="-3"/>
-                <w:sz w:val="24"/>
-                <w:szCs w:val="22"/>
-              </w:rPr>
-              <w:t xml:space="preserve">Mellékletek száma: </w:t>
-            </w:r>
+                <w:sz w:val="20"/>
+              </w:rPr>
+              <w:t>Mellékletek száma: {{</w:t>
+            </w:r>
+            <w:proofErr w:type="spellStart"/>
             <w:r>
               <w:rPr>
                 <w:rFonts w:eastAsia="Arial" w:cs="Segoe UI"/>
                 <w:i/>
                 <w:spacing w:val="-3"/>
-                <w:sz w:val="24"/>
-                <w:szCs w:val="22"/>
-              </w:rPr>
-              <w:t>{{</w:t>
-            </w:r>
-            <w:proofErr w:type="spellStart"/>
+                <w:sz w:val="20"/>
+              </w:rPr>
+              <w:t>Melleklet_db</w:t>
+            </w:r>
+            <w:proofErr w:type="spellEnd"/>
             <w:r>
               <w:rPr>
                 <w:rFonts w:eastAsia="Arial" w:cs="Segoe UI"/>
                 <w:i/>
                 <w:spacing w:val="-3"/>
-                <w:sz w:val="24"/>
-                <w:szCs w:val="22"/>
-              </w:rPr>
-              <w:t>Melleklet_db</w:t>
-            </w:r>
-            <w:proofErr w:type="spellEnd"/>
+                <w:sz w:val="20"/>
+              </w:rPr>
+              <w:t>}} db</w:t>
+            </w:r>
             <w:r>
               <w:rPr>
                 <w:rFonts w:eastAsia="Arial" w:cs="Segoe UI"/>
                 <w:i/>
                 <w:spacing w:val="-3"/>
-                <w:sz w:val="24"/>
-                <w:szCs w:val="22"/>
-              </w:rPr>
-              <w:t xml:space="preserve">}} </w:t>
-            </w:r>
-            <w:r>
-              <w:rPr>
-                <w:rFonts w:eastAsia="Arial" w:cs="Segoe UI"/>
-                <w:i/>
-                <w:spacing w:val="-3"/>
-                <w:sz w:val="24"/>
-                <w:szCs w:val="22"/>
-              </w:rPr>
-              <w:t>db</w:t>
+                <w:sz w:val="20"/>
+              </w:rPr>
+              <w:t>. Azonosítóik:</w:t>
             </w:r>
           </w:p>
         </w:tc>
@@ -7603,19 +7069,28 @@
           <w:p>
             <w:pPr>
               <w:ind w:left="83" w:right="566"/>
+              <w:jc w:val="center"/>
               <w:rPr>
                 <w:rFonts w:eastAsia="Arial" w:cs="Segoe UI"/>
                 <w:i/>
                 <w:spacing w:val="-3"/>
-                <w:sz w:val="24"/>
-                <w:szCs w:val="22"/>
-              </w:rPr>
-            </w:pPr>
-          </w:p>
-        </w:tc>
-        <w:tc>
-          <w:tcPr>
-            <w:tcW w:w="3558" w:type="dxa"/>
+                <w:sz w:val="20"/>
+              </w:rPr>
+            </w:pPr>
+            <w:r>
+              <w:rPr>
+                <w:rFonts w:eastAsia="Arial" w:cs="Segoe UI"/>
+                <w:i/>
+                <w:spacing w:val="-3"/>
+                <w:sz w:val="20"/>
+              </w:rPr>
+              <w:t>{{HIBAVED_JKV}}</w:t>
+            </w:r>
+          </w:p>
+        </w:tc>
+        <w:tc>
+          <w:tcPr>
+            <w:tcW w:w="4095" w:type="dxa"/>
             <w:tcBorders>
               <w:top w:val="single" w:sz="4" w:space="0" w:color="auto"/>
               <w:left w:val="single" w:sz="4" w:space="0" w:color="auto"/>
@@ -7627,49 +7102,38 @@
           <w:p>
             <w:pPr>
               <w:ind w:left="83" w:right="566"/>
+              <w:jc w:val="center"/>
               <w:rPr>
                 <w:rFonts w:eastAsia="Arial" w:cs="Segoe UI"/>
                 <w:i/>
                 <w:spacing w:val="-3"/>
-                <w:sz w:val="24"/>
-                <w:szCs w:val="22"/>
-              </w:rPr>
-            </w:pPr>
+                <w:sz w:val="20"/>
+              </w:rPr>
+            </w:pPr>
+            <w:r>
+              <w:rPr>
+                <w:rFonts w:eastAsia="Arial" w:cs="Segoe UI"/>
+                <w:i/>
+                <w:spacing w:val="-3"/>
+                <w:sz w:val="20"/>
+              </w:rPr>
+              <w:t>{{AVK_JEGYZOKONYV}}</w:t>
+            </w:r>
           </w:p>
         </w:tc>
       </w:tr>
       <w:tr>
         <w:trPr>
+          <w:gridAfter w:val="1"/>
+          <w:wAfter w:w="15" w:type="dxa"/>
           <w:trHeight w:hRule="exact" w:val="460"/>
           <w:jc w:val="center"/>
         </w:trPr>
         <w:tc>
           <w:tcPr>
-            <w:tcW w:w="552" w:type="dxa"/>
+            <w:tcW w:w="3261" w:type="dxa"/>
             <w:vMerge/>
             <w:tcBorders>
-              <w:left w:val="single" w:sz="12" w:space="0" w:color="auto"/>
-              <w:right w:val="single" w:sz="4" w:space="0" w:color="auto"/>
-            </w:tcBorders>
-            <w:vAlign w:val="center"/>
-          </w:tcPr>
-          <w:p>
-            <w:pPr>
-              <w:spacing w:line="276" w:lineRule="auto"/>
-              <w:ind w:left="540" w:right="563"/>
-              <w:rPr>
-                <w:rFonts w:eastAsia="Arial" w:cs="Segoe UI"/>
-                <w:szCs w:val="22"/>
-              </w:rPr>
-            </w:pPr>
-          </w:p>
-        </w:tc>
-        <w:tc>
-          <w:tcPr>
-            <w:tcW w:w="3261" w:type="dxa"/>
-            <w:gridSpan w:val="2"/>
-            <w:tcBorders>
-              <w:top w:val="single" w:sz="4" w:space="0" w:color="auto"/>
               <w:left w:val="single" w:sz="4" w:space="0" w:color="auto"/>
               <w:bottom w:val="single" w:sz="4" w:space="0" w:color="auto"/>
               <w:right w:val="single" w:sz="4" w:space="0" w:color="auto"/>
@@ -7683,44 +7147,9 @@
                 <w:rFonts w:eastAsia="Arial" w:cs="Segoe UI"/>
                 <w:i/>
                 <w:spacing w:val="-3"/>
-                <w:sz w:val="24"/>
-                <w:szCs w:val="22"/>
-              </w:rPr>
-            </w:pPr>
-            <w:proofErr w:type="spellStart"/>
-            <w:proofErr w:type="gramStart"/>
-            <w:r>
-              <w:rPr>
-                <w:rFonts w:eastAsia="Arial" w:cs="Segoe UI"/>
-                <w:i/>
-                <w:spacing w:val="-3"/>
-                <w:sz w:val="24"/>
-                <w:szCs w:val="22"/>
-              </w:rPr>
-              <w:t>Azonosítói</w:t>
-            </w:r>
-            <w:proofErr w:type="spellEnd"/>
-            <w:r>
-              <w:rPr>
-                <w:rFonts w:eastAsia="Arial" w:cs="Segoe UI"/>
-                <w:i/>
-                <w:spacing w:val="-3"/>
-                <w:sz w:val="24"/>
-                <w:szCs w:val="22"/>
-              </w:rPr>
-              <w:t>(</w:t>
-            </w:r>
-            <w:proofErr w:type="gramEnd"/>
-            <w:r>
-              <w:rPr>
-                <w:rFonts w:eastAsia="Arial" w:cs="Segoe UI"/>
-                <w:i/>
-                <w:spacing w:val="-3"/>
-                <w:sz w:val="24"/>
-                <w:szCs w:val="22"/>
-              </w:rPr>
-              <w:t>k):</w:t>
-            </w:r>
+                <w:sz w:val="20"/>
+              </w:rPr>
+            </w:pPr>
           </w:p>
         </w:tc>
         <w:tc>
@@ -7738,12 +7167,12 @@
           <w:p>
             <w:pPr>
               <w:ind w:left="83" w:right="423"/>
+              <w:jc w:val="center"/>
               <w:rPr>
                 <w:rFonts w:eastAsia="Arial" w:cs="Segoe UI"/>
                 <w:i/>
                 <w:spacing w:val="-3"/>
-                <w:sz w:val="24"/>
-                <w:szCs w:val="22"/>
+                <w:sz w:val="20"/>
               </w:rPr>
             </w:pPr>
             <w:r>
@@ -7751,16 +7180,24 @@
                 <w:rFonts w:eastAsia="Arial" w:cs="Segoe UI"/>
                 <w:i/>
                 <w:spacing w:val="-3"/>
-                <w:sz w:val="24"/>
-                <w:szCs w:val="22"/>
-              </w:rPr>
-              <w:t>{{HIBAVED_JKV}}</w:t>
-            </w:r>
-          </w:p>
-        </w:tc>
-        <w:tc>
-          <w:tcPr>
-            <w:tcW w:w="3558" w:type="dxa"/>
+                <w:sz w:val="20"/>
+              </w:rPr>
+              <w:t>{{SZIGELL_JGYK</w:t>
+            </w:r>
+            <w:r>
+              <w:rPr>
+                <w:rFonts w:eastAsia="Arial" w:cs="Segoe UI"/>
+                <w:i/>
+                <w:spacing w:val="-3"/>
+                <w:sz w:val="20"/>
+              </w:rPr>
+              <w:t>}}</w:t>
+            </w:r>
+          </w:p>
+        </w:tc>
+        <w:tc>
+          <w:tcPr>
+            <w:tcW w:w="4095" w:type="dxa"/>
             <w:tcBorders>
               <w:top w:val="single" w:sz="4" w:space="0" w:color="auto"/>
               <w:left w:val="single" w:sz="4" w:space="0" w:color="auto"/>
@@ -7772,12 +7209,12 @@
           <w:p>
             <w:pPr>
               <w:ind w:left="83" w:right="566"/>
+              <w:jc w:val="center"/>
               <w:rPr>
                 <w:rFonts w:eastAsia="Arial" w:cs="Segoe UI"/>
                 <w:i/>
                 <w:spacing w:val="-3"/>
-                <w:sz w:val="24"/>
-                <w:szCs w:val="22"/>
+                <w:sz w:val="20"/>
               </w:rPr>
             </w:pPr>
             <w:r>
@@ -7785,67 +7222,44 @@
                 <w:rFonts w:eastAsia="Arial" w:cs="Segoe UI"/>
                 <w:i/>
                 <w:spacing w:val="-3"/>
-                <w:sz w:val="24"/>
-                <w:szCs w:val="22"/>
-              </w:rPr>
-              <w:t>{{AVK_JEGYZOKONYV}}</w:t>
-            </w:r>
-          </w:p>
-        </w:tc>
-      </w:tr>
-      <w:tr>
-        <w:trPr>
-          <w:trHeight w:hRule="exact" w:val="495"/>
-          <w:jc w:val="center"/>
-        </w:trPr>
-        <w:tc>
-          <w:tcPr>
-            <w:tcW w:w="552" w:type="dxa"/>
-            <w:vMerge/>
-            <w:tcBorders>
-              <w:left w:val="single" w:sz="12" w:space="0" w:color="auto"/>
-              <w:bottom w:val="single" w:sz="12" w:space="0" w:color="auto"/>
-            </w:tcBorders>
-            <w:vAlign w:val="center"/>
-          </w:tcPr>
-          <w:p>
-            <w:pPr>
-              <w:spacing w:line="276" w:lineRule="auto"/>
-              <w:ind w:left="540" w:right="563"/>
-              <w:rPr>
-                <w:rFonts w:eastAsia="Arial" w:cs="Segoe UI"/>
-                <w:szCs w:val="22"/>
-              </w:rPr>
-            </w:pPr>
-          </w:p>
-        </w:tc>
-        <w:tc>
-          <w:tcPr>
-            <w:tcW w:w="9654" w:type="dxa"/>
-            <w:gridSpan w:val="6"/>
-            <w:tcBorders>
-              <w:top w:val="single" w:sz="4" w:space="0" w:color="auto"/>
-              <w:bottom w:val="single" w:sz="12" w:space="0" w:color="auto"/>
-              <w:right w:val="single" w:sz="12" w:space="0" w:color="auto"/>
-            </w:tcBorders>
-            <w:vAlign w:val="center"/>
-          </w:tcPr>
-          <w:p>
-            <w:pPr>
-              <w:ind w:left="83" w:right="566"/>
+                <w:sz w:val="20"/>
+              </w:rPr>
+              <w:t>{{VV_N_JGYK}} {{VV</w:t>
+            </w:r>
+            <w:r>
               <w:rPr>
                 <w:rFonts w:eastAsia="Arial" w:cs="Segoe UI"/>
                 <w:i/>
                 <w:spacing w:val="-3"/>
-                <w:sz w:val="24"/>
-                <w:szCs w:val="22"/>
-              </w:rPr>
-            </w:pPr>
+                <w:sz w:val="20"/>
+              </w:rPr>
+              <w:t>_N</w:t>
+            </w:r>
+            <w:bookmarkStart w:id="0" w:name="_GoBack"/>
+            <w:bookmarkEnd w:id="0"/>
+            <w:r>
+              <w:rPr>
+                <w:rFonts w:eastAsia="Arial" w:cs="Segoe UI"/>
+                <w:i/>
+                <w:spacing w:val="-3"/>
+                <w:sz w:val="20"/>
+              </w:rPr>
+              <w:t>N_JGYK}}</w:t>
+            </w:r>
           </w:p>
         </w:tc>
       </w:tr>
     </w:tbl>
-    <w:p/>
+    <w:p>
+      <w:pPr>
+        <w:sectPr>
+          <w:pgSz w:w="11906" w:h="16838"/>
+          <w:pgMar w:top="993" w:right="1417" w:bottom="1135" w:left="1417" w:header="567" w:footer="567" w:gutter="0"/>
+          <w:cols w:space="708"/>
+          <w:docGrid w:linePitch="360"/>
+        </w:sectPr>
+      </w:pPr>
+    </w:p>
     <w:tbl>
       <w:tblPr>
         <w:tblW w:w="10206" w:type="dxa"/>
@@ -12253,9 +11667,6 @@
           <w:szCs w:val="22"/>
         </w:rPr>
         <w:sectPr>
-          <w:headerReference w:type="even" r:id="rId7"/>
-          <w:footerReference w:type="default" r:id="rId8"/>
-          <w:headerReference w:type="first" r:id="rId9"/>
           <w:pgSz w:w="11906" w:h="16838"/>
           <w:pgMar w:top="993" w:right="1417" w:bottom="1135" w:left="1417" w:header="567" w:footer="567" w:gutter="0"/>
           <w:cols w:space="708"/>
@@ -13519,7 +12930,7 @@
           <w:docGrid w:linePitch="360"/>
         </w:sectPr>
       </w:pPr>
-      <w:bookmarkStart w:id="0" w:name="_Hlk117583256"/>
+      <w:bookmarkStart w:id="1" w:name="_Hlk117583256"/>
     </w:p>
     <w:tbl>
       <w:tblPr>
@@ -13712,7 +13123,7 @@
           </w:p>
         </w:tc>
       </w:tr>
-      <w:bookmarkEnd w:id="0"/>
+      <w:bookmarkEnd w:id="1"/>
       <w:tr>
         <w:trPr>
           <w:trHeight w:val="283"/>
@@ -20382,7 +19793,7 @@
                 <w:lang w:val="hu-HU"/>
               </w:rPr>
             </w:pPr>
-            <w:bookmarkStart w:id="1" w:name="_Hlk22038168"/>
+            <w:bookmarkStart w:id="2" w:name="_Hlk22038168"/>
             <w:r>
               <w:rPr>
                 <w:lang w:val="hu-HU"/>
@@ -24037,7 +23448,7 @@
           </w:p>
         </w:tc>
       </w:tr>
-      <w:bookmarkEnd w:id="1"/>
+      <w:bookmarkEnd w:id="2"/>
     </w:tbl>
     <w:p>
       <w:pPr>
@@ -28274,8 +27685,6 @@
               </w:rPr>
               <w:t>}}</w:t>
             </w:r>
-            <w:bookmarkStart w:id="2" w:name="_GoBack"/>
-            <w:bookmarkEnd w:id="2"/>
           </w:p>
         </w:tc>
       </w:tr>

--- a/BiztvillCRM.Web/wwwroot/sablonok/VBF_KIF_MINTA.docx
+++ b/BiztvillCRM.Web/wwwroot/sablonok/VBF_KIF_MINTA.docx
@@ -4896,25 +4896,7 @@
                 <w:sz w:val="24"/>
                 <w:szCs w:val="22"/>
               </w:rPr>
-              <w:t xml:space="preserve"> </w:t>
-            </w:r>
-            <w:proofErr w:type="gramStart"/>
-            <w:r>
-              <w:rPr>
-                <w:rFonts w:eastAsia="Arial" w:cs="Segoe UI"/>
-                <w:sz w:val="24"/>
-                <w:szCs w:val="22"/>
-              </w:rPr>
-              <w:t>A</w:t>
-            </w:r>
-            <w:proofErr w:type="gramEnd"/>
-            <w:r>
-              <w:rPr>
-                <w:rFonts w:eastAsia="Arial" w:cs="Segoe UI"/>
-                <w:sz w:val="24"/>
-                <w:szCs w:val="22"/>
-              </w:rPr>
-              <w:t xml:space="preserve"> szokásos karbantartások során célszerű a következő hibákat kijavítani:</w:t>
+              <w:t xml:space="preserve"> A szokásos karbantartások során célszerű a következő hibákat kijavítani:</w:t>
             </w:r>
           </w:p>
         </w:tc>
@@ -7235,8 +7217,6 @@
               </w:rPr>
               <w:t>_N</w:t>
             </w:r>
-            <w:bookmarkStart w:id="0" w:name="_GoBack"/>
-            <w:bookmarkEnd w:id="0"/>
             <w:r>
               <w:rPr>
                 <w:rFonts w:eastAsia="Arial" w:cs="Segoe UI"/>
@@ -8062,21 +8042,7 @@
               <w:rPr>
                 <w:rFonts w:eastAsia="Verdana"/>
               </w:rPr>
-              <w:t xml:space="preserve"> szerint lakóépület, </w:t>
-            </w:r>
-            <w:proofErr w:type="gramStart"/>
-            <w:r>
-              <w:rPr>
-                <w:rFonts w:eastAsia="Verdana"/>
-              </w:rPr>
-              <w:t>kommunális</w:t>
-            </w:r>
-            <w:proofErr w:type="gramEnd"/>
-            <w:r>
-              <w:rPr>
-                <w:rFonts w:eastAsia="Verdana"/>
-              </w:rPr>
-              <w:t xml:space="preserve"> épület, valamint egyéb épület villamos berendezésén, ha az munkahelynek minősül</w:t>
+              <w:t xml:space="preserve"> szerint lakóépület, kommunális épület, valamint egyéb épület villamos berendezésén, ha az munkahelynek minősül</w:t>
             </w:r>
             <w:r>
               <w:rPr>
@@ -8164,21 +8130,12 @@
                 <w:rFonts w:eastAsia="Verdana"/>
               </w:rPr>
             </w:pPr>
-            <w:proofErr w:type="gramStart"/>
             <w:r>
               <w:rPr>
                 <w:rFonts w:eastAsia="Verdana"/>
                 <w:b/>
               </w:rPr>
-              <w:t>&gt;</w:t>
-            </w:r>
-            <w:proofErr w:type="gramEnd"/>
-            <w:r>
-              <w:rPr>
-                <w:rFonts w:eastAsia="Verdana"/>
-                <w:b/>
-              </w:rPr>
-              <w:t>300 kg/l</w:t>
+              <w:t>&gt;300 kg/l</w:t>
             </w:r>
             <w:r>
               <w:rPr>
@@ -8327,16 +8284,8 @@
               <w:rPr>
                 <w:rFonts w:eastAsia="Verdana"/>
               </w:rPr>
-              <w:t xml:space="preserve">egyéb, itt nem </w:t>
-            </w:r>
-            <w:proofErr w:type="gramStart"/>
-            <w:r>
-              <w:rPr>
-                <w:rFonts w:eastAsia="Verdana"/>
-              </w:rPr>
-              <w:t>szereplő esetekben</w:t>
-            </w:r>
-            <w:proofErr w:type="gramEnd"/>
+              <w:t>egyéb, itt nem szereplő esetekben</w:t>
+            </w:r>
             <w:r>
               <w:rPr>
                 <w:rFonts w:eastAsia="Verdana"/>
@@ -8491,17 +8440,8 @@
                 <w:rFonts w:eastAsia="Arial"/>
                 <w:b/>
               </w:rPr>
-              <w:t xml:space="preserve"> ≤ 32 </w:t>
-            </w:r>
-            <w:proofErr w:type="gramStart"/>
-            <w:r>
-              <w:rPr>
-                <w:rFonts w:eastAsia="Arial"/>
-                <w:b/>
-              </w:rPr>
-              <w:t>A</w:t>
-            </w:r>
-            <w:proofErr w:type="gramEnd"/>
+              <w:t xml:space="preserve"> ≤ 32 A</w:t>
+            </w:r>
             <w:r>
               <w:rPr>
                 <w:rFonts w:eastAsia="Arial"/>
@@ -8751,16 +8691,8 @@
               <w:rPr>
                 <w:rFonts w:eastAsia="Verdana"/>
               </w:rPr>
-              <w:t xml:space="preserve">egyéb, itt nem </w:t>
-            </w:r>
-            <w:proofErr w:type="gramStart"/>
-            <w:r>
-              <w:rPr>
-                <w:rFonts w:eastAsia="Verdana"/>
-              </w:rPr>
-              <w:t>szereplő esetekben</w:t>
-            </w:r>
-            <w:proofErr w:type="gramEnd"/>
+              <w:t>egyéb, itt nem szereplő esetekben</w:t>
+            </w:r>
             <w:r>
               <w:rPr>
                 <w:rFonts w:eastAsia="Verdana"/>
@@ -11687,9 +11619,9 @@
       </w:tblPr>
       <w:tblGrid>
         <w:gridCol w:w="1560"/>
-        <w:gridCol w:w="2551"/>
+        <w:gridCol w:w="2693"/>
         <w:gridCol w:w="2835"/>
-        <w:gridCol w:w="3402"/>
+        <w:gridCol w:w="3260"/>
       </w:tblGrid>
       <w:tr>
         <w:trPr>
@@ -11733,7 +11665,7 @@
         </w:tc>
         <w:tc>
           <w:tcPr>
-            <w:tcW w:w="2551" w:type="dxa"/>
+            <w:tcW w:w="2693" w:type="dxa"/>
             <w:tcBorders>
               <w:top w:val="single" w:sz="4" w:space="0" w:color="auto"/>
               <w:left w:val="single" w:sz="4" w:space="0" w:color="auto"/>
@@ -11762,6 +11694,7 @@
                 <w:tab w:val="left" w:pos="13740"/>
                 <w:tab w:val="left" w:pos="14656"/>
               </w:tabs>
+              <w:ind w:left="144"/>
               <w:rPr>
                 <w:rFonts w:ascii="Cascadia Mono" w:hAnsi="Cascadia Mono" w:cs="Courier New"/>
                 <w:color w:val="000000"/>
@@ -11780,7 +11713,6 @@
               </w:rPr>
               <w:t>{{</w:t>
             </w:r>
-            <w:proofErr w:type="spellStart"/>
             <w:r>
               <w:rPr>
                 <w:rFonts w:ascii="Cascadia Mono" w:hAnsi="Cascadia Mono" w:cs="Courier New"/>
@@ -11789,9 +11721,28 @@
                 <w:szCs w:val="18"/>
                 <w:lang w:eastAsia="hu-HU"/>
               </w:rPr>
-              <w:t>jsz_szam</w:t>
-            </w:r>
-            <w:proofErr w:type="spellEnd"/>
+              <w:t>jogszabalyok.</w:t>
+            </w:r>
+            <w:r>
+              <w:rPr>
+                <w:rFonts w:ascii="Cascadia Mono" w:hAnsi="Cascadia Mono" w:cs="Courier New"/>
+                <w:color w:val="000000"/>
+                <w:sz w:val="18"/>
+                <w:szCs w:val="18"/>
+                <w:lang w:eastAsia="hu-HU"/>
+              </w:rPr>
+              <w:t>jsz_</w:t>
+            </w:r>
+            <w:r>
+              <w:rPr>
+                <w:rFonts w:ascii="Cascadia Mono" w:hAnsi="Cascadia Mono" w:cs="Courier New"/>
+                <w:color w:val="000000"/>
+                <w:sz w:val="18"/>
+                <w:szCs w:val="18"/>
+                <w:lang w:eastAsia="hu-HU"/>
+              </w:rPr>
+              <w:t>1</w:t>
+            </w:r>
             <w:r>
               <w:rPr>
                 <w:rFonts w:ascii="Cascadia Mono" w:hAnsi="Cascadia Mono" w:cs="Courier New"/>
@@ -11836,6 +11787,7 @@
                 <w:tab w:val="left" w:pos="13740"/>
                 <w:tab w:val="left" w:pos="14656"/>
               </w:tabs>
+              <w:ind w:left="139"/>
               <w:rPr>
                 <w:rFonts w:ascii="Cascadia Mono" w:hAnsi="Cascadia Mono" w:cs="Courier New"/>
                 <w:color w:val="000000"/>
@@ -11844,11 +11796,61 @@
                 <w:lang w:eastAsia="hu-HU"/>
               </w:rPr>
             </w:pPr>
-          </w:p>
-        </w:tc>
-        <w:tc>
-          <w:tcPr>
-            <w:tcW w:w="3402" w:type="dxa"/>
+            <w:r>
+              <w:rPr>
+                <w:rFonts w:ascii="Cascadia Mono" w:hAnsi="Cascadia Mono" w:cs="Courier New"/>
+                <w:color w:val="000000"/>
+                <w:sz w:val="18"/>
+                <w:szCs w:val="18"/>
+                <w:lang w:eastAsia="hu-HU"/>
+              </w:rPr>
+              <w:t>{{</w:t>
+            </w:r>
+            <w:r>
+              <w:rPr>
+                <w:rFonts w:ascii="Cascadia Mono" w:hAnsi="Cascadia Mono" w:cs="Courier New"/>
+                <w:color w:val="000000"/>
+                <w:sz w:val="18"/>
+                <w:szCs w:val="18"/>
+                <w:lang w:eastAsia="hu-HU"/>
+              </w:rPr>
+              <w:t>jogszabalyok.</w:t>
+            </w:r>
+            <w:r>
+              <w:rPr>
+                <w:rFonts w:ascii="Cascadia Mono" w:hAnsi="Cascadia Mono" w:cs="Courier New"/>
+                <w:color w:val="000000"/>
+                <w:sz w:val="18"/>
+                <w:szCs w:val="18"/>
+                <w:lang w:eastAsia="hu-HU"/>
+              </w:rPr>
+              <w:t>jsz_</w:t>
+            </w:r>
+            <w:r>
+              <w:rPr>
+                <w:rFonts w:ascii="Cascadia Mono" w:hAnsi="Cascadia Mono" w:cs="Courier New"/>
+                <w:color w:val="000000"/>
+                <w:sz w:val="18"/>
+                <w:szCs w:val="18"/>
+                <w:lang w:eastAsia="hu-HU"/>
+              </w:rPr>
+              <w:t>2</w:t>
+            </w:r>
+            <w:r>
+              <w:rPr>
+                <w:rFonts w:ascii="Cascadia Mono" w:hAnsi="Cascadia Mono" w:cs="Courier New"/>
+                <w:color w:val="000000"/>
+                <w:sz w:val="18"/>
+                <w:szCs w:val="18"/>
+                <w:lang w:eastAsia="hu-HU"/>
+              </w:rPr>
+              <w:t>}}</w:t>
+            </w:r>
+          </w:p>
+        </w:tc>
+        <w:tc>
+          <w:tcPr>
+            <w:tcW w:w="3260" w:type="dxa"/>
             <w:tcBorders>
               <w:top w:val="single" w:sz="4" w:space="0" w:color="auto"/>
               <w:bottom w:val="single" w:sz="4" w:space="0" w:color="auto"/>
@@ -11877,12 +11879,63 @@
                 <w:tab w:val="left" w:pos="13740"/>
                 <w:tab w:val="left" w:pos="14656"/>
               </w:tabs>
+              <w:ind w:left="123"/>
               <w:rPr>
                 <w:rFonts w:eastAsia="Verdana"/>
                 <w:i/>
                 <w:sz w:val="20"/>
               </w:rPr>
             </w:pPr>
+            <w:r>
+              <w:rPr>
+                <w:rFonts w:ascii="Cascadia Mono" w:hAnsi="Cascadia Mono" w:cs="Courier New"/>
+                <w:color w:val="000000"/>
+                <w:sz w:val="18"/>
+                <w:szCs w:val="18"/>
+                <w:lang w:eastAsia="hu-HU"/>
+              </w:rPr>
+              <w:t>{{</w:t>
+            </w:r>
+            <w:r>
+              <w:rPr>
+                <w:rFonts w:ascii="Cascadia Mono" w:hAnsi="Cascadia Mono" w:cs="Courier New"/>
+                <w:color w:val="000000"/>
+                <w:sz w:val="18"/>
+                <w:szCs w:val="18"/>
+                <w:lang w:eastAsia="hu-HU"/>
+              </w:rPr>
+              <w:t>jogszabalyok.</w:t>
+            </w:r>
+            <w:r>
+              <w:rPr>
+                <w:rFonts w:ascii="Cascadia Mono" w:hAnsi="Cascadia Mono" w:cs="Courier New"/>
+                <w:color w:val="000000"/>
+                <w:sz w:val="18"/>
+                <w:szCs w:val="18"/>
+                <w:lang w:eastAsia="hu-HU"/>
+              </w:rPr>
+              <w:t>jsz_</w:t>
+            </w:r>
+            <w:r>
+              <w:rPr>
+                <w:rFonts w:ascii="Cascadia Mono" w:hAnsi="Cascadia Mono" w:cs="Courier New"/>
+                <w:color w:val="000000"/>
+                <w:sz w:val="18"/>
+                <w:szCs w:val="18"/>
+                <w:lang w:eastAsia="hu-HU"/>
+              </w:rPr>
+              <w:t>3</w:t>
+            </w:r>
+            <w:r>
+              <w:rPr>
+                <w:rFonts w:ascii="Cascadia Mono" w:hAnsi="Cascadia Mono" w:cs="Courier New"/>
+                <w:color w:val="000000"/>
+                <w:sz w:val="18"/>
+                <w:szCs w:val="18"/>
+                <w:lang w:eastAsia="hu-HU"/>
+              </w:rPr>
+              <w:t>}}</w:t>
+            </w:r>
           </w:p>
         </w:tc>
       </w:tr>
@@ -11926,9 +11979,9 @@
       </w:tblPr>
       <w:tblGrid>
         <w:gridCol w:w="1560"/>
-        <w:gridCol w:w="2551"/>
+        <w:gridCol w:w="2693"/>
         <w:gridCol w:w="2835"/>
-        <w:gridCol w:w="3402"/>
+        <w:gridCol w:w="3260"/>
       </w:tblGrid>
       <w:tr>
         <w:trPr>
@@ -11964,7 +12017,7 @@
         </w:tc>
         <w:tc>
           <w:tcPr>
-            <w:tcW w:w="2551" w:type="dxa"/>
+            <w:tcW w:w="2693" w:type="dxa"/>
             <w:tcBorders>
               <w:top w:val="single" w:sz="4" w:space="0" w:color="auto"/>
               <w:left w:val="single" w:sz="4" w:space="0" w:color="auto"/>
@@ -11993,6 +12046,7 @@
                 <w:tab w:val="left" w:pos="13740"/>
                 <w:tab w:val="left" w:pos="14656"/>
               </w:tabs>
+              <w:ind w:left="144"/>
               <w:rPr>
                 <w:rFonts w:ascii="Cascadia Mono" w:hAnsi="Cascadia Mono" w:cs="Courier New"/>
                 <w:color w:val="000000"/>
@@ -12011,7 +12065,6 @@
               </w:rPr>
               <w:t>{{</w:t>
             </w:r>
-            <w:proofErr w:type="spellStart"/>
             <w:r>
               <w:rPr>
                 <w:rFonts w:ascii="Cascadia Mono" w:hAnsi="Cascadia Mono" w:cs="Courier New"/>
@@ -12020,9 +12073,30 @@
                 <w:szCs w:val="18"/>
                 <w:lang w:eastAsia="hu-HU"/>
               </w:rPr>
-              <w:t>sz_szam</w:t>
-            </w:r>
-            <w:proofErr w:type="spellEnd"/>
+              <w:t>sza</w:t>
+            </w:r>
+            <w:bookmarkStart w:id="0" w:name="_GoBack"/>
+            <w:bookmarkEnd w:id="0"/>
+            <w:r>
+              <w:rPr>
+                <w:rFonts w:ascii="Cascadia Mono" w:hAnsi="Cascadia Mono" w:cs="Courier New"/>
+                <w:color w:val="000000"/>
+                <w:sz w:val="18"/>
+                <w:szCs w:val="18"/>
+                <w:lang w:eastAsia="hu-HU"/>
+              </w:rPr>
+              <w:t>bvanyok.</w:t>
+            </w:r>
+            <w:r>
+              <w:rPr>
+                <w:rFonts w:ascii="Cascadia Mono" w:hAnsi="Cascadia Mono" w:cs="Courier New"/>
+                <w:color w:val="000000"/>
+                <w:sz w:val="18"/>
+                <w:szCs w:val="18"/>
+                <w:lang w:eastAsia="hu-HU"/>
+              </w:rPr>
+              <w:t>sz_1</w:t>
+            </w:r>
             <w:r>
               <w:rPr>
                 <w:rFonts w:ascii="Cascadia Mono" w:hAnsi="Cascadia Mono" w:cs="Courier New"/>
@@ -12067,6 +12141,7 @@
                 <w:tab w:val="left" w:pos="13740"/>
                 <w:tab w:val="left" w:pos="14656"/>
               </w:tabs>
+              <w:ind w:left="139"/>
               <w:rPr>
                 <w:rFonts w:ascii="Cascadia Mono" w:hAnsi="Cascadia Mono" w:cs="Courier New"/>
                 <w:color w:val="000000"/>
@@ -12075,11 +12150,51 @@
                 <w:lang w:eastAsia="hu-HU"/>
               </w:rPr>
             </w:pPr>
-          </w:p>
-        </w:tc>
-        <w:tc>
-          <w:tcPr>
-            <w:tcW w:w="3402" w:type="dxa"/>
+            <w:r>
+              <w:rPr>
+                <w:rFonts w:ascii="Cascadia Mono" w:hAnsi="Cascadia Mono" w:cs="Courier New"/>
+                <w:color w:val="000000"/>
+                <w:sz w:val="18"/>
+                <w:szCs w:val="18"/>
+                <w:lang w:eastAsia="hu-HU"/>
+              </w:rPr>
+              <w:t>{{</w:t>
+            </w:r>
+            <w:r>
+              <w:rPr>
+                <w:rFonts w:ascii="Cascadia Mono" w:hAnsi="Cascadia Mono" w:cs="Courier New"/>
+                <w:color w:val="000000"/>
+                <w:sz w:val="18"/>
+                <w:szCs w:val="18"/>
+                <w:lang w:eastAsia="hu-HU"/>
+              </w:rPr>
+              <w:t>szabvanyok.sz_</w:t>
+            </w:r>
+            <w:r>
+              <w:rPr>
+                <w:rFonts w:ascii="Cascadia Mono" w:hAnsi="Cascadia Mono" w:cs="Courier New"/>
+                <w:color w:val="000000"/>
+                <w:sz w:val="18"/>
+                <w:szCs w:val="18"/>
+                <w:lang w:eastAsia="hu-HU"/>
+              </w:rPr>
+              <w:t>2</w:t>
+            </w:r>
+            <w:r>
+              <w:rPr>
+                <w:rFonts w:ascii="Cascadia Mono" w:hAnsi="Cascadia Mono" w:cs="Courier New"/>
+                <w:color w:val="000000"/>
+                <w:sz w:val="18"/>
+                <w:szCs w:val="18"/>
+                <w:lang w:eastAsia="hu-HU"/>
+              </w:rPr>
+              <w:t>}}</w:t>
+            </w:r>
+          </w:p>
+        </w:tc>
+        <w:tc>
+          <w:tcPr>
+            <w:tcW w:w="3260" w:type="dxa"/>
             <w:tcBorders>
               <w:top w:val="single" w:sz="4" w:space="0" w:color="auto"/>
               <w:bottom w:val="single" w:sz="4" w:space="0" w:color="auto"/>
@@ -12108,12 +12223,53 @@
                 <w:tab w:val="left" w:pos="13740"/>
                 <w:tab w:val="left" w:pos="14656"/>
               </w:tabs>
+              <w:ind w:left="123"/>
               <w:rPr>
                 <w:rFonts w:eastAsia="Verdana"/>
                 <w:i/>
                 <w:sz w:val="20"/>
               </w:rPr>
             </w:pPr>
+            <w:r>
+              <w:rPr>
+                <w:rFonts w:ascii="Cascadia Mono" w:hAnsi="Cascadia Mono" w:cs="Courier New"/>
+                <w:color w:val="000000"/>
+                <w:sz w:val="18"/>
+                <w:szCs w:val="18"/>
+                <w:lang w:eastAsia="hu-HU"/>
+              </w:rPr>
+              <w:t>{{</w:t>
+            </w:r>
+            <w:r>
+              <w:rPr>
+                <w:rFonts w:ascii="Cascadia Mono" w:hAnsi="Cascadia Mono" w:cs="Courier New"/>
+                <w:color w:val="000000"/>
+                <w:sz w:val="18"/>
+                <w:szCs w:val="18"/>
+                <w:lang w:eastAsia="hu-HU"/>
+              </w:rPr>
+              <w:t>szabvanyok.sz_</w:t>
+            </w:r>
+            <w:r>
+              <w:rPr>
+                <w:rFonts w:ascii="Cascadia Mono" w:hAnsi="Cascadia Mono" w:cs="Courier New"/>
+                <w:color w:val="000000"/>
+                <w:sz w:val="18"/>
+                <w:szCs w:val="18"/>
+                <w:lang w:eastAsia="hu-HU"/>
+              </w:rPr>
+              <w:t>3</w:t>
+            </w:r>
+            <w:r>
+              <w:rPr>
+                <w:rFonts w:ascii="Cascadia Mono" w:hAnsi="Cascadia Mono" w:cs="Courier New"/>
+                <w:color w:val="000000"/>
+                <w:sz w:val="18"/>
+                <w:szCs w:val="18"/>
+                <w:lang w:eastAsia="hu-HU"/>
+              </w:rPr>
+              <w:t>}}</w:t>
+            </w:r>
           </w:p>
         </w:tc>
       </w:tr>

--- a/BiztvillCRM.Web/wwwroot/sablonok/VBF_KIF_MINTA.docx
+++ b/BiztvillCRM.Web/wwwroot/sablonok/VBF_KIF_MINTA.docx
@@ -132,7 +132,7 @@
               <w:bottom w:val="nil"/>
               <w:right w:val="nil"/>
             </w:tcBorders>
-            <w:vAlign w:val="bottom"/>
+            <w:vAlign w:val="center"/>
           </w:tcPr>
           <w:p>
             <w:pPr>
@@ -215,7 +215,7 @@
               <w:bottom w:val="nil"/>
               <w:right w:val="nil"/>
             </w:tcBorders>
-            <w:vAlign w:val="bottom"/>
+            <w:vAlign w:val="center"/>
           </w:tcPr>
           <w:p>
             <w:pPr>
@@ -322,7 +322,7 @@
               <w:bottom w:val="nil"/>
               <w:right w:val="nil"/>
             </w:tcBorders>
-            <w:vAlign w:val="bottom"/>
+            <w:vAlign w:val="center"/>
           </w:tcPr>
           <w:p>
             <w:pPr>
@@ -399,7 +399,7 @@
               <w:bottom w:val="nil"/>
               <w:right w:val="nil"/>
             </w:tcBorders>
-            <w:vAlign w:val="bottom"/>
+            <w:vAlign w:val="center"/>
           </w:tcPr>
           <w:p>
             <w:pPr>
@@ -483,7 +483,7 @@
               <w:bottom w:val="nil"/>
               <w:right w:val="nil"/>
             </w:tcBorders>
-            <w:vAlign w:val="bottom"/>
+            <w:vAlign w:val="center"/>
           </w:tcPr>
           <w:p>
             <w:pPr>
@@ -590,7 +590,7 @@
               <w:bottom w:val="nil"/>
               <w:right w:val="nil"/>
             </w:tcBorders>
-            <w:vAlign w:val="bottom"/>
+            <w:vAlign w:val="center"/>
           </w:tcPr>
           <w:p>
             <w:pPr>
@@ -688,7 +688,7 @@
               <w:bottom w:val="nil"/>
               <w:right w:val="nil"/>
             </w:tcBorders>
-            <w:vAlign w:val="bottom"/>
+            <w:vAlign w:val="center"/>
           </w:tcPr>
           <w:p>
             <w:pPr>
@@ -786,7 +786,7 @@
               <w:bottom w:val="nil"/>
               <w:right w:val="nil"/>
             </w:tcBorders>
-            <w:vAlign w:val="bottom"/>
+            <w:vAlign w:val="center"/>
           </w:tcPr>
           <w:p>
             <w:pPr>
@@ -863,7 +863,7 @@
               <w:bottom w:val="nil"/>
               <w:right w:val="nil"/>
             </w:tcBorders>
-            <w:vAlign w:val="bottom"/>
+            <w:vAlign w:val="center"/>
           </w:tcPr>
           <w:p>
             <w:pPr>
@@ -970,7 +970,7 @@
               <w:bottom w:val="nil"/>
               <w:right w:val="nil"/>
             </w:tcBorders>
-            <w:vAlign w:val="bottom"/>
+            <w:vAlign w:val="center"/>
           </w:tcPr>
           <w:p>
             <w:pPr>
@@ -1062,7 +1062,7 @@
               <w:bottom w:val="nil"/>
               <w:right w:val="nil"/>
             </w:tcBorders>
-            <w:vAlign w:val="bottom"/>
+            <w:vAlign w:val="center"/>
           </w:tcPr>
           <w:p>
             <w:pPr>
@@ -2552,12 +2552,12 @@
               <w:bottom w:val="nil"/>
               <w:right w:val="single" w:sz="12" w:space="0" w:color="auto"/>
             </w:tcBorders>
+            <w:vAlign w:val="center"/>
           </w:tcPr>
           <w:p>
             <w:pPr>
               <w:spacing w:line="360" w:lineRule="auto"/>
               <w:ind w:left="411" w:right="563"/>
-              <w:jc w:val="both"/>
               <w:rPr>
                 <w:rFonts w:eastAsia="Arial" w:cs="Segoe UI"/>
                 <w:sz w:val="24"/>
@@ -4050,6 +4050,7 @@
               <w:bottom w:val="nil"/>
               <w:right w:val="single" w:sz="12" w:space="0" w:color="auto"/>
             </w:tcBorders>
+            <w:vAlign w:val="center"/>
           </w:tcPr>
           <w:p>
             <w:pPr>
@@ -4292,6 +4293,7 @@
               <w:bottom w:val="nil"/>
               <w:right w:val="single" w:sz="12" w:space="0" w:color="auto"/>
             </w:tcBorders>
+            <w:vAlign w:val="center"/>
           </w:tcPr>
           <w:p>
             <w:pPr>
@@ -7572,14 +7574,7 @@
           </w:p>
           <w:p>
             <w:pPr>
-              <w:pStyle w:val="Listaszerbekezds"/>
-              <w:numPr>
-                <w:ilvl w:val="0"/>
-                <w:numId w:val="7"/>
-              </w:numPr>
-              <w:spacing w:line="276" w:lineRule="auto"/>
-              <w:ind w:right="550"/>
-              <w:jc w:val="both"/>
+              <w:pStyle w:val="HTML-kntformzott"/>
               <w:rPr>
                 <w:u w:val="single"/>
               </w:rPr>
@@ -7597,15 +7592,28 @@
                 <w:b/>
                 <w:highlight w:val="yellow"/>
               </w:rPr>
-              <w:t>202</w:t>
-            </w:r>
+              <w:t>{{</w:t>
+            </w:r>
+            <w:proofErr w:type="spellStart"/>
+            <w:r>
+              <w:rPr>
+                <w:rFonts w:ascii="Cascadia Mono" w:hAnsi="Cascadia Mono"/>
+                <w:color w:val="0000FF"/>
+                <w:sz w:val="18"/>
+                <w:szCs w:val="18"/>
+              </w:rPr>
+              <w:t>kovetkezo_felulvizsgalat</w:t>
+            </w:r>
+            <w:bookmarkStart w:id="0" w:name="_GoBack"/>
+            <w:bookmarkEnd w:id="0"/>
+            <w:proofErr w:type="spellEnd"/>
             <w:r>
               <w:rPr>
                 <w:rFonts w:eastAsia="Verdana"/>
                 <w:b/>
                 <w:highlight w:val="yellow"/>
               </w:rPr>
-              <w:t>9</w:t>
+              <w:t>}}</w:t>
             </w:r>
             <w:r>
               <w:rPr>
@@ -7613,47 +7621,25 @@
                 <w:b/>
                 <w:highlight w:val="yellow"/>
               </w:rPr>
-              <w:t>.</w:t>
-            </w:r>
+              <w:t>-</w:t>
+            </w:r>
+            <w:proofErr w:type="spellStart"/>
             <w:r>
               <w:rPr>
                 <w:rFonts w:eastAsia="Verdana"/>
                 <w:b/>
                 <w:highlight w:val="yellow"/>
               </w:rPr>
-              <w:t>02</w:t>
-            </w:r>
+              <w:t>ig</w:t>
+            </w:r>
+            <w:proofErr w:type="spellEnd"/>
             <w:r>
               <w:rPr>
                 <w:rFonts w:eastAsia="Verdana"/>
                 <w:b/>
                 <w:highlight w:val="yellow"/>
               </w:rPr>
-              <w:t>.</w:t>
-            </w:r>
-            <w:r>
-              <w:rPr>
-                <w:rFonts w:eastAsia="Verdana"/>
-                <w:b/>
-                <w:highlight w:val="yellow"/>
-              </w:rPr>
-              <w:t>26</w:t>
-            </w:r>
-            <w:r>
-              <w:rPr>
-                <w:rFonts w:eastAsia="Verdana"/>
-                <w:b/>
-                <w:highlight w:val="yellow"/>
-              </w:rPr>
-              <w:t>-</w:t>
-            </w:r>
-            <w:r>
-              <w:rPr>
-                <w:rFonts w:eastAsia="Verdana"/>
-                <w:b/>
-                <w:highlight w:val="yellow"/>
-              </w:rPr>
-              <w:t>ig, vagy a berendezésen történt első</w:t>
+              <w:t>, vagy a berendezésen történt első</w:t>
             </w:r>
             <w:r>
               <w:rPr>
@@ -12073,19 +12059,7 @@
                 <w:szCs w:val="18"/>
                 <w:lang w:eastAsia="hu-HU"/>
               </w:rPr>
-              <w:t>sza</w:t>
-            </w:r>
-            <w:bookmarkStart w:id="0" w:name="_GoBack"/>
-            <w:bookmarkEnd w:id="0"/>
-            <w:r>
-              <w:rPr>
-                <w:rFonts w:ascii="Cascadia Mono" w:hAnsi="Cascadia Mono" w:cs="Courier New"/>
-                <w:color w:val="000000"/>
-                <w:sz w:val="18"/>
-                <w:szCs w:val="18"/>
-                <w:lang w:eastAsia="hu-HU"/>
-              </w:rPr>
-              <w:t>bvanyok.</w:t>
+              <w:t>szabvanyok.</w:t>
             </w:r>
             <w:r>
               <w:rPr>
@@ -12168,17 +12142,7 @@
                 <w:szCs w:val="18"/>
                 <w:lang w:eastAsia="hu-HU"/>
               </w:rPr>
-              <w:t>szabvanyok.sz_</w:t>
-            </w:r>
-            <w:r>
-              <w:rPr>
-                <w:rFonts w:ascii="Cascadia Mono" w:hAnsi="Cascadia Mono" w:cs="Courier New"/>
-                <w:color w:val="000000"/>
-                <w:sz w:val="18"/>
-                <w:szCs w:val="18"/>
-                <w:lang w:eastAsia="hu-HU"/>
-              </w:rPr>
-              <w:t>2</w:t>
+              <w:t>szabvanyok.sz_2</w:t>
             </w:r>
             <w:r>
               <w:rPr>
@@ -12248,17 +12212,7 @@
                 <w:szCs w:val="18"/>
                 <w:lang w:eastAsia="hu-HU"/>
               </w:rPr>
-              <w:t>szabvanyok.sz_</w:t>
-            </w:r>
-            <w:r>
-              <w:rPr>
-                <w:rFonts w:ascii="Cascadia Mono" w:hAnsi="Cascadia Mono" w:cs="Courier New"/>
-                <w:color w:val="000000"/>
-                <w:sz w:val="18"/>
-                <w:szCs w:val="18"/>
-                <w:lang w:eastAsia="hu-HU"/>
-              </w:rPr>
-              <w:t>3</w:t>
+              <w:t>szabvanyok.sz_3</w:t>
             </w:r>
             <w:r>
               <w:rPr>
